--- a/maturitni_prace.docx
+++ b/maturitni_prace.docx
@@ -973,7 +973,7 @@
         <w:rPr>
           <w:noProof/>
         </w:rPr>
-        <w:t>3. ledna 2026</w:t>
+        <w:t>4. ledna 2026</w:t>
       </w:r>
       <w:r>
         <w:fldChar w:fldCharType="end"/>
@@ -1035,7 +1035,7 @@
         <w:rPr>
           <w:noProof/>
         </w:rPr>
-        <w:t>3. ledna 2026</w:t>
+        <w:t>4. ledna 2026</w:t>
       </w:r>
       <w:r>
         <w:fldChar w:fldCharType="end"/>
@@ -5928,7 +5928,36 @@
         <w:rPr>
           <w:color w:val="auto"/>
         </w:rPr>
-        <w:t>[https://www.microsoft.com/en-us/microsoft-365-life-hacks/privacy-and-safety/password-manager]</w:t>
+        <w:fldChar w:fldCharType="begin"/>
+      </w:r>
+      <w:r>
+        <w:rPr>
+          <w:color w:val="auto"/>
+        </w:rPr>
+        <w:instrText xml:space="preserve"> REF _Ref218418999 \r \h </w:instrText>
+      </w:r>
+      <w:r>
+        <w:rPr>
+          <w:color w:val="auto"/>
+        </w:rPr>
+      </w:r>
+      <w:r>
+        <w:rPr>
+          <w:color w:val="auto"/>
+        </w:rPr>
+        <w:fldChar w:fldCharType="separate"/>
+      </w:r>
+      <w:r>
+        <w:rPr>
+          <w:color w:val="auto"/>
+        </w:rPr>
+        <w:t>[1]</w:t>
+      </w:r>
+      <w:r>
+        <w:rPr>
+          <w:color w:val="auto"/>
+        </w:rPr>
+        <w:fldChar w:fldCharType="end"/>
       </w:r>
     </w:p>
     <w:p>
@@ -6012,15 +6041,19 @@
         <w:t>.</w:t>
       </w:r>
       <w:r>
-        <w:t xml:space="preserve"> [</w:t>
-      </w:r>
-      <w:r>
-        <w:t>https://support.microsoft.com/en-us/windows/create-and-use-strong-passwords-c5cebb49-8c53-4f5e-2bc4-fe357ca048eb</w:t>
+        <w:t xml:space="preserve"> </w:t>
+      </w:r>
+      <w:r>
+        <w:rPr>
+          <w:color w:val="EE0000"/>
+        </w:rPr>
+        <w:t>[https://support.microsoft.com/en-us/windows/create-and-use-strong-passwords-c5cebb49-8c53-4f5e-2bc4-fe357ca048eb</w:t>
       </w:r>
       <w:r>
         <w:t>]</w:t>
       </w:r>
     </w:p>
+    <w:p/>
     <w:p>
       <w:r>
         <w:t>Jako alternativa se doporučuje použití </w:t>
@@ -6031,13 +6064,28 @@
       </w:r>
       <w:proofErr w:type="spellEnd"/>
       <w:r>
-        <w:t> – tedy několika náhodných slov spojených dohromady, odporučuje se minimálně 6 slov, která jsou dlouhá, ale lépe zapamatovatelná než krátká složitá hesla [</w:t>
-      </w:r>
-      <w:r>
+        <w:t> – tedy několika náhodných slov spojených dohromady, odporučuje se minimálně 6 slov, která jsou dlouhá, ale lépe zapamatovatelná než krátká složitá hesla</w:t>
+      </w:r>
+      <w:r>
+        <w:t>.</w:t>
+      </w:r>
+      <w:r>
+        <w:t xml:space="preserve"> </w:t>
+      </w:r>
+      <w:r>
+        <w:t>[</w:t>
+      </w:r>
+      <w:r>
+        <w:rPr>
+          <w:color w:val="EE0000"/>
+        </w:rPr>
         <w:t>https://ssd.eff.org/module/</w:t>
       </w:r>
       <w:proofErr w:type="spellStart"/>
       <w:r>
+        <w:rPr>
+          <w:color w:val="EE0000"/>
+        </w:rPr>
         <w:t>creating-strong-passwords</w:t>
       </w:r>
       <w:proofErr w:type="spellEnd"/>
@@ -6045,6 +6093,7 @@
         <w:t>].</w:t>
       </w:r>
     </w:p>
+    <w:p/>
     <w:p>
       <w:r>
         <w:lastRenderedPageBreak/>
@@ -6060,6 +6109,9 @@
         <w:t xml:space="preserve"> [</w:t>
       </w:r>
       <w:r>
+        <w:rPr>
+          <w:color w:val="EE0000"/>
+        </w:rPr>
         <w:t>https://support.microsoft.com/en-us/windows/create-and-use-strong-passwords-c5cebb49-8c53-4f5e-2bc4-fe357ca048eb</w:t>
       </w:r>
       <w:r>
@@ -6114,180 +6166,161 @@
         </w:rPr>
         <w:t xml:space="preserve"> </w:t>
       </w:r>
-      <w:proofErr w:type="gramStart"/>
       <w:r>
         <w:rPr>
           <w:rFonts w:eastAsiaTheme="minorEastAsia"/>
         </w:rPr>
-        <w:t>[</w:t>
-      </w:r>
+        <w:fldChar w:fldCharType="begin"/>
+      </w:r>
+      <w:r>
+        <w:rPr>
+          <w:rFonts w:eastAsiaTheme="minorEastAsia"/>
+        </w:rPr>
+        <w:instrText xml:space="preserve"> REF _Ref218419924 \r \h </w:instrText>
+      </w:r>
+      <w:r>
+        <w:rPr>
+          <w:rFonts w:eastAsiaTheme="minorEastAsia"/>
+        </w:rPr>
+      </w:r>
+      <w:r>
+        <w:rPr>
+          <w:rFonts w:eastAsiaTheme="minorEastAsia"/>
+        </w:rPr>
+        <w:fldChar w:fldCharType="separate"/>
+      </w:r>
+      <w:r>
+        <w:rPr>
+          <w:rFonts w:eastAsiaTheme="minorEastAsia"/>
+        </w:rPr>
+        <w:t>[4]</w:t>
+      </w:r>
+      <w:r>
+        <w:rPr>
+          <w:rFonts w:eastAsiaTheme="minorEastAsia"/>
+        </w:rPr>
+        <w:fldChar w:fldCharType="end"/>
+      </w:r>
+    </w:p>
+    <w:p>
+      <w:pPr>
+        <w:pStyle w:val="Nadpis3"/>
+        <w:rPr>
+          <w:color w:val="auto"/>
+        </w:rPr>
+      </w:pPr>
+      <w:bookmarkStart w:id="24" w:name="_Toc216301960"/>
+      <w:r>
+        <w:rPr>
+          <w:color w:val="auto"/>
+        </w:rPr>
+        <w:t>Platforma .NET</w:t>
+      </w:r>
+      <w:bookmarkEnd w:id="24"/>
+    </w:p>
+    <w:p>
+      <w:pPr>
+        <w:pStyle w:val="Pokraovn"/>
+      </w:pPr>
+      <w:r>
+        <w:t xml:space="preserve">.NET je moderní open-source platforma pro vývoj softwaru, která je zdarma dostupná a funguje napříč různými operačními systémy. Umožňuje vytvářet širokou škálu aplikací, přičemž podporuje více programovacích jazyků – s jazykem C# jako hlavní volbou. </w:t>
+      </w:r>
+      <w:r>
+        <w:fldChar w:fldCharType="begin"/>
+      </w:r>
+      <w:r>
+        <w:instrText xml:space="preserve"> REF _Ref218420050 \r \h </w:instrText>
+      </w:r>
+      <w:r>
+        <w:fldChar w:fldCharType="separate"/>
+      </w:r>
+      <w:r>
+        <w:t>[5]</w:t>
+      </w:r>
+      <w:r>
+        <w:fldChar w:fldCharType="end"/>
+      </w:r>
+    </w:p>
+    <w:p>
+      <w:pPr>
+        <w:pStyle w:val="Pokraovn"/>
+      </w:pPr>
+      <w:r>
+        <w:t>Jádrem jejího návrhu jsou klíčové vlastnosti: vysoká produktivita vývoje, výkon na produkční úrovni, robustní zabezpečení a spolehlivost. Tyto aspekty jsou zajištěny díky pokročilému běhovému prostředí a automatizovaným mechanismům, jako je správa paměti pomocí </w:t>
+      </w:r>
+      <w:proofErr w:type="spellStart"/>
+      <w:r>
+        <w:t>garbage</w:t>
+      </w:r>
+      <w:proofErr w:type="spellEnd"/>
       <w:r>
         <w:t xml:space="preserve"> </w:t>
       </w:r>
-      <w:r>
-        <w:rPr>
-          <w:rFonts w:eastAsiaTheme="minorEastAsia"/>
-        </w:rPr>
-        <w:t>https://learn.microsoft.com/en-us/dotnet/architecture/modern-web-apps-azure/common-web-application-architectures</w:t>
-      </w:r>
-      <w:proofErr w:type="gramEnd"/>
-      <w:r>
-        <w:rPr>
-          <w:rFonts w:eastAsiaTheme="minorEastAsia"/>
-        </w:rPr>
-        <w:t>]</w:t>
-      </w:r>
+      <w:proofErr w:type="spellStart"/>
+      <w:r>
+        <w:t>collectoru</w:t>
+      </w:r>
+      <w:proofErr w:type="spellEnd"/>
+      <w:r>
+        <w:t xml:space="preserve"> (GC), která zajišťuje typovou a paměťovou bezpečnost. </w:t>
+      </w:r>
+      <w:r>
+        <w:fldChar w:fldCharType="begin"/>
+      </w:r>
+      <w:r>
+        <w:instrText xml:space="preserve"> REF _Ref218420050 \r \h </w:instrText>
+      </w:r>
+      <w:r>
+        <w:fldChar w:fldCharType="separate"/>
+      </w:r>
+      <w:r>
+        <w:t>[5]</w:t>
+      </w:r>
+      <w:r>
+        <w:fldChar w:fldCharType="end"/>
+      </w:r>
+    </w:p>
+    <w:p>
+      <w:pPr>
+        <w:pStyle w:val="Pokraovn"/>
+      </w:pPr>
+      <w:r>
+        <w:t>Platforma nabízí obrovskou kolekci optimalizovaných knihoven, usnadňující vývoj a</w:t>
+      </w:r>
+      <w:r>
+        <w:t> </w:t>
+      </w:r>
+      <w:r>
+        <w:t xml:space="preserve">zajišťující vysoký výkon na různých hardwarových architekturách a systémech. Vývoj .NET je společným projektem společnosti Microsoft a aktivní globální komunity. Díky pravidelným a plánovaným aktualizacím mohou vývojáři s jistotou nasazovat bezpečné a stabilní aplikace. </w:t>
+      </w:r>
+      <w:r>
+        <w:fldChar w:fldCharType="begin"/>
+      </w:r>
+      <w:r>
+        <w:instrText xml:space="preserve"> REF _Ref218420050 \r \h </w:instrText>
+      </w:r>
+      <w:r>
+        <w:fldChar w:fldCharType="separate"/>
+      </w:r>
+      <w:r>
+        <w:t>[5]</w:t>
+      </w:r>
+      <w:r>
+        <w:fldChar w:fldCharType="end"/>
+      </w:r>
+    </w:p>
+    <w:p>
+      <w:pPr>
+        <w:pStyle w:val="Pokraovn"/>
+      </w:pPr>
     </w:p>
     <w:p>
       <w:pPr>
         <w:pStyle w:val="Nadpis3"/>
-        <w:rPr>
-          <w:color w:val="auto"/>
-        </w:rPr>
-      </w:pPr>
-      <w:bookmarkStart w:id="24" w:name="_Toc216301960"/>
-      <w:r>
-        <w:rPr>
-          <w:color w:val="auto"/>
-        </w:rPr>
-        <w:t>Platforma .NET</w:t>
-      </w:r>
-      <w:bookmarkEnd w:id="24"/>
-    </w:p>
-    <w:p>
-      <w:pPr>
-        <w:pStyle w:val="Pokraovn"/>
-      </w:pPr>
-      <w:r>
-        <w:t xml:space="preserve">.NET je moderní open-source platforma pro vývoj softwaru, která je zdarma dostupná a funguje napříč různými operačními systémy. Umožňuje vytvářet širokou škálu aplikací, přičemž podporuje více programovacích jazyků – s jazykem C# jako hlavní volbou. </w:t>
-      </w:r>
-      <w:proofErr w:type="gramStart"/>
-      <w:r>
-        <w:t xml:space="preserve">[ </w:t>
-      </w:r>
-      <w:proofErr w:type="gramEnd"/>
-      <w:r>
-        <w:t>https://learn.microsoft.com/en-us/dotnet/core/introduction]</w:t>
-      </w:r>
-    </w:p>
-    <w:p>
-      <w:pPr>
-        <w:pStyle w:val="Pokraovn"/>
-      </w:pPr>
-      <w:r>
-        <w:t>Jádrem jejího návrhu jsou klíčové vlastnosti: vysoká produktivita vývoje, výkon na produkční úrovni, robustní zabezpečení a spolehlivost. Tyto aspekty jsou zajištěny díky pokročilému běhovému prostředí a automatizovaným mechanismům, jako je správa paměti pomocí </w:t>
-      </w:r>
-      <w:proofErr w:type="spellStart"/>
-      <w:r>
-        <w:t>garbage</w:t>
-      </w:r>
-      <w:proofErr w:type="spellEnd"/>
-      <w:r>
-        <w:t xml:space="preserve"> </w:t>
-      </w:r>
-      <w:proofErr w:type="spellStart"/>
-      <w:r>
-        <w:t>collectoru</w:t>
-      </w:r>
-      <w:proofErr w:type="spellEnd"/>
-      <w:r>
-        <w:t xml:space="preserve"> (GC), která zajišťuje typovou a paměťovou bezpečnost. [https://learn.microsoft.com/en-</w:t>
-      </w:r>
-      <w:proofErr w:type="spellStart"/>
-      <w:r>
-        <w:t>us</w:t>
-      </w:r>
-      <w:proofErr w:type="spellEnd"/>
-      <w:r>
-        <w:t>/</w:t>
-      </w:r>
-      <w:proofErr w:type="spellStart"/>
-      <w:r>
-        <w:t>dotnet</w:t>
-      </w:r>
-      <w:proofErr w:type="spellEnd"/>
-      <w:r>
-        <w:t>/</w:t>
-      </w:r>
-      <w:proofErr w:type="spellStart"/>
-      <w:r>
-        <w:t>core</w:t>
-      </w:r>
-      <w:proofErr w:type="spellEnd"/>
-      <w:r>
-        <w:t>/</w:t>
-      </w:r>
-      <w:proofErr w:type="spellStart"/>
-      <w:r>
-        <w:t>introduction</w:t>
-      </w:r>
-      <w:proofErr w:type="spellEnd"/>
-      <w:r>
-        <w:t>]</w:t>
-      </w:r>
-    </w:p>
-    <w:p>
-      <w:pPr>
-        <w:pStyle w:val="Pokraovn"/>
-      </w:pPr>
-      <w:r>
-        <w:t>Platforma nabízí obrovskou kolekci optimalizovaných knihoven, usnadňující vývoj a</w:t>
-      </w:r>
-      <w:r>
-        <w:t> </w:t>
-      </w:r>
-      <w:r>
-        <w:t xml:space="preserve">zajišťující vysoký výkon na různých hardwarových architekturách a systémech. Vývoj .NET je společným projektem společnosti Microsoft a aktivní globální komunity. Díky pravidelným a plánovaným aktualizacím mohou vývojáři s jistotou </w:t>
-      </w:r>
+      </w:pPr>
+      <w:bookmarkStart w:id="25" w:name="_Toc216301961"/>
       <w:r>
         <w:lastRenderedPageBreak/>
-        <w:t>nasazovat bezpečné a stabilní aplikace. [https://learn.microsoft.com/en-</w:t>
-      </w:r>
-      <w:proofErr w:type="spellStart"/>
-      <w:r>
-        <w:t>us</w:t>
-      </w:r>
-      <w:proofErr w:type="spellEnd"/>
-      <w:r>
-        <w:t>/</w:t>
-      </w:r>
-      <w:proofErr w:type="spellStart"/>
-      <w:r>
-        <w:t>dotnet</w:t>
-      </w:r>
-      <w:proofErr w:type="spellEnd"/>
-      <w:r>
-        <w:t>/</w:t>
-      </w:r>
-      <w:proofErr w:type="spellStart"/>
-      <w:r>
-        <w:t>core</w:t>
-      </w:r>
-      <w:proofErr w:type="spellEnd"/>
-      <w:r>
-        <w:t>/</w:t>
-      </w:r>
-      <w:proofErr w:type="spellStart"/>
-      <w:r>
-        <w:t>introduction</w:t>
-      </w:r>
-      <w:proofErr w:type="spellEnd"/>
-      <w:r>
-        <w:t>]</w:t>
-      </w:r>
-    </w:p>
-    <w:p/>
-    <w:p>
-      <w:pPr>
-        <w:pStyle w:val="Pokraovn"/>
-      </w:pPr>
-    </w:p>
-    <w:p>
-      <w:pPr>
-        <w:pStyle w:val="Nadpis3"/>
-      </w:pPr>
-      <w:bookmarkStart w:id="25" w:name="_Toc216301961"/>
-      <w:r>
         <w:t>Desktop vs</w:t>
       </w:r>
       <w:r>
@@ -6316,6 +6349,24 @@
       <w:r>
         <w:t>Základní rozdíl mezi webovými a desktopovými aplikacemi spočívá v způsobu přístupu a interakce. Webové aplikace se používají přímo v prohlížeči a jsou podmíněny funkčním internetovým připojením, což přináší výhody univerzální dostupnosti, ale i riziko závislosti na síti.</w:t>
       </w:r>
+      <w:r>
+        <w:t xml:space="preserve"> </w:t>
+      </w:r>
+      <w:r>
+        <w:fldChar w:fldCharType="begin"/>
+      </w:r>
+      <w:r>
+        <w:instrText xml:space="preserve"> REF _Ref218420319 \r \h </w:instrText>
+      </w:r>
+      <w:r>
+        <w:fldChar w:fldCharType="separate"/>
+      </w:r>
+      <w:r>
+        <w:t>[6]</w:t>
+      </w:r>
+      <w:r>
+        <w:fldChar w:fldCharType="end"/>
+      </w:r>
     </w:p>
     <w:p>
       <w:pPr>
@@ -6332,6 +6383,24 @@
       <w:r>
         <w:t>.</w:t>
       </w:r>
+      <w:r>
+        <w:t xml:space="preserve"> </w:t>
+      </w:r>
+      <w:r>
+        <w:fldChar w:fldCharType="begin"/>
+      </w:r>
+      <w:r>
+        <w:instrText xml:space="preserve"> REF _Ref218420319 \r \h </w:instrText>
+      </w:r>
+      <w:r>
+        <w:fldChar w:fldCharType="separate"/>
+      </w:r>
+      <w:r>
+        <w:t>[6]</w:t>
+      </w:r>
+      <w:r>
+        <w:fldChar w:fldCharType="end"/>
+      </w:r>
     </w:p>
     <w:p>
       <w:pPr>
@@ -6340,6 +6409,21 @@
       <w:r>
         <w:t>Další významný rozdíl se týká aktualizací a údržby. Zatímco desktopové aplikace často vyžadují aktivní instalaci nových verzí od uživatele, webové aplikace lze aktualizovat centrálně na straně serveru, což zajišťuje okamžitou a jednotnou verzi pro všechny koncové uživatele.</w:t>
       </w:r>
+      <w:r>
+        <w:fldChar w:fldCharType="begin"/>
+      </w:r>
+      <w:r>
+        <w:instrText xml:space="preserve"> REF _Ref218420319 \r \h </w:instrText>
+      </w:r>
+      <w:r>
+        <w:fldChar w:fldCharType="separate"/>
+      </w:r>
+      <w:r>
+        <w:t>[6]</w:t>
+      </w:r>
+      <w:r>
+        <w:fldChar w:fldCharType="end"/>
+      </w:r>
     </w:p>
     <w:p>
       <w:pPr>
@@ -6359,15 +6443,147 @@
       <w:r>
         <w:t xml:space="preserve">možnosti. </w:t>
       </w:r>
+      <w:r>
+        <w:fldChar w:fldCharType="begin"/>
+      </w:r>
+      <w:r>
+        <w:instrText xml:space="preserve"> REF _Ref218420319 \r \h </w:instrText>
+      </w:r>
+      <w:r>
+        <w:fldChar w:fldCharType="separate"/>
+      </w:r>
+      <w:r>
+        <w:t>[6]</w:t>
+      </w:r>
+      <w:r>
+        <w:fldChar w:fldCharType="end"/>
+      </w:r>
+    </w:p>
+    <w:p>
+      <w:pPr>
+        <w:pStyle w:val="Nadpis3"/>
+        <w:rPr>
+          <w:color w:val="auto"/>
+        </w:rPr>
+      </w:pPr>
+      <w:bookmarkStart w:id="26" w:name="_Toc216301962"/>
+      <w:r>
+        <w:rPr>
+          <w:color w:val="auto"/>
+        </w:rPr>
+        <w:t>U</w:t>
+      </w:r>
+      <w:r>
+        <w:rPr>
+          <w:color w:val="auto"/>
+        </w:rPr>
+        <w:t>X</w:t>
+      </w:r>
+      <w:r>
+        <w:rPr>
+          <w:color w:val="auto"/>
+        </w:rPr>
+        <w:t xml:space="preserve"> zásady</w:t>
+      </w:r>
+      <w:bookmarkEnd w:id="26"/>
+    </w:p>
+    <w:p>
+      <w:pPr>
+        <w:pStyle w:val="Pokraovn"/>
+      </w:pPr>
+      <w:r>
+        <w:t xml:space="preserve">User </w:t>
+      </w:r>
+      <w:proofErr w:type="spellStart"/>
+      <w:r>
+        <w:t>Experience</w:t>
+      </w:r>
+      <w:proofErr w:type="spellEnd"/>
+      <w:r>
+        <w:t xml:space="preserve"> (UX</w:t>
+      </w:r>
+      <w:r>
+        <w:t>), neboli uživatelská zkušenost, představuje souhrn pocitů a</w:t>
+      </w:r>
+      <w:r>
+        <w:t> </w:t>
+      </w:r>
+      <w:r>
+        <w:t>dojmů, které člověk získá při interakci s digitálním produktem – ať už je to web, mobilní aplikace nebo e-shop. Hlavním úkolem UX designera je vytvořit takovou podobu produktu, která uživatele přirozeně, intuitivně a bez zbytečných překážek dovede k jeho cíli. Tento návrh musí úspěšně spojovat funkčnost a</w:t>
+      </w:r>
+      <w:r>
+        <w:t> </w:t>
+      </w:r>
+      <w:r>
+        <w:t>použitelnost s estetickou hodnotou a užitečností. Celý proces UX designu je založen na hlubokém porozumění cílovému uživateli, jeho potřebám, záměrům a</w:t>
+      </w:r>
+      <w:r>
+        <w:t> </w:t>
+      </w:r>
+      <w:r>
+        <w:t>technologické zběhlosti.</w:t>
+      </w:r>
+      <w:r>
+        <w:t xml:space="preserve"> [</w:t>
+      </w:r>
+      <w:r>
+        <w:rPr>
+          <w:color w:val="EE0000"/>
+        </w:rPr>
+        <w:t>https://www.grappa.sk/blog/co-je-to-ux-a-ui-a-aky-je-medzi-nimi-rozdiel/</w:t>
+      </w:r>
+      <w:r>
+        <w:t>]</w:t>
+      </w:r>
+    </w:p>
+    <w:p>
+      <w:pPr>
+        <w:pStyle w:val="Nadpis3"/>
+      </w:pPr>
+      <w:bookmarkStart w:id="27" w:name="_Toc216301963"/>
+      <w:r>
+        <w:t>UI zásady</w:t>
+      </w:r>
+      <w:bookmarkEnd w:id="27"/>
+    </w:p>
+    <w:p>
+      <w:pPr>
+        <w:pStyle w:val="Pokraovn"/>
+      </w:pPr>
+      <w:r>
+        <w:t>User Interface</w:t>
+      </w:r>
+      <w:r>
+        <w:t xml:space="preserve"> (UI</w:t>
+      </w:r>
+      <w:r>
+        <w:t xml:space="preserve">), neboli uživatelské rozhraní, představuje vizuální a interakční vrstvu digitálního produktu. Definuje podobu a chování prvků, které uživatel vidí a na </w:t>
+      </w:r>
+      <w:r>
+        <w:lastRenderedPageBreak/>
+        <w:t xml:space="preserve">které kliká – ať už na webové stránce, v mobilní aplikaci nebo v softwaru. Ústředním cílem návrhu uživatelského rozhraní je vytvořit prostředí, které je pro koncového uživatele maximálně intuitivní, přehledné a snadno </w:t>
+      </w:r>
       <w:proofErr w:type="gramStart"/>
       <w:r>
+        <w:t>ovladatelné.</w:t>
+      </w:r>
+      <w:r>
         <w:t>[</w:t>
       </w:r>
-      <w:r>
-        <w:t xml:space="preserve"> https://medium.com/theymakedesign/web-app-vs-desktop-app-3841e8cb3996</w:t>
-      </w:r>
       <w:proofErr w:type="gramEnd"/>
       <w:r>
+        <w:rPr>
+          <w:color w:val="EE0000"/>
+        </w:rPr>
+        <w:t xml:space="preserve"> </w:t>
+      </w:r>
+      <w:r>
+        <w:rPr>
+          <w:color w:val="EE0000"/>
+        </w:rPr>
+        <w:t>https://www.grappa.sk/blog/co-je-to-ux-a-ui-a-aky-je-medzi-nimi-rozdiel/</w:t>
+      </w:r>
+      <w:r>
         <w:t>]</w:t>
       </w:r>
     </w:p>
@@ -6375,6 +6591,40 @@
       <w:pPr>
         <w:pStyle w:val="Pokraovn"/>
       </w:pPr>
+      <w:r>
+        <w:t>Klíč k takovému designu spočívá v důsledném uplatňování několika vzájemně propojených zásad. Návrh musí vycházet z přesně definované cílové skupiny a brát v</w:t>
+      </w:r>
+      <w:r>
+        <w:t> </w:t>
+      </w:r>
+      <w:r>
+        <w:t xml:space="preserve">úvahu její technické znalosti a zkušenosti. Rozhraní by mělo prezentovat funkce jednoznačně a jednoduše, umožňovat okamžitou orientaci a navozovat u uživatele pocit jistoty a bezpečí. Nedílnou součástí je i estetická </w:t>
+      </w:r>
+      <w:proofErr w:type="gramStart"/>
+      <w:r>
+        <w:t>působivost</w:t>
+      </w:r>
+      <w:proofErr w:type="gramEnd"/>
+      <w:r>
+        <w:t xml:space="preserve"> a především neustálé ověřování celé koncepce prostřednictvím testování s reálnými </w:t>
+      </w:r>
+      <w:proofErr w:type="gramStart"/>
+      <w:r>
+        <w:t>uživateli.[</w:t>
+      </w:r>
+      <w:proofErr w:type="gramEnd"/>
+      <w:r>
+        <w:t xml:space="preserve"> </w:t>
+      </w:r>
+      <w:r>
+        <w:rPr>
+          <w:color w:val="EE0000"/>
+        </w:rPr>
+        <w:t>https://www.grappa.sk/blog/co-je-to-ux-a-ui-a-aky-je-medzi-nimi-rozdiel/</w:t>
+      </w:r>
+      <w:r>
+        <w:t>]</w:t>
+      </w:r>
     </w:p>
     <w:p>
       <w:pPr>
@@ -6383,312 +6633,244 @@
     </w:p>
     <w:p>
       <w:pPr>
+        <w:pStyle w:val="Nadpis2"/>
+        <w:rPr>
+          <w:color w:val="auto"/>
+        </w:rPr>
+      </w:pPr>
+      <w:bookmarkStart w:id="28" w:name="_Toc216301964"/>
+      <w:r>
+        <w:rPr>
+          <w:color w:val="auto"/>
+        </w:rPr>
+        <w:t>Databáze</w:t>
+      </w:r>
+      <w:bookmarkEnd w:id="28"/>
+    </w:p>
+    <w:p>
+      <w:pPr>
+        <w:pStyle w:val="Pokraovn"/>
+      </w:pPr>
+      <w:r>
+        <w:t>Databáze slouží ke sběru a organizaci informací. Uchovávají data o lidech, produktech, objednávkách či čemkoli jiném. Počítačová databáze je kontejnerem objektů. Jedna databáze může zahrnovat více tabulek. Často vznikají z jednoduchého seznamu v textovém editoru nebo tabulkovém kalkulátoru. Když seznam narůstá, objevují se v datech duplicity a nesrovnalosti. Seznamová data pak ztrácejí přehlednost, stávají se hůře srozumitelnými a možnosti jejich vyhledávání nebo výběru částí ke kontrole jsou omezené. V okamžiku, kdy se tyto potíže projeví, je vhodné data přesunout do databáze vytvořené pomocí systému pro správu databází</w:t>
+      </w:r>
+      <w:r>
+        <w:t xml:space="preserve"> (DBMS)</w:t>
+      </w:r>
+      <w:r>
+        <w:t>.</w:t>
+      </w:r>
+      <w:r>
+        <w:t xml:space="preserve"> [</w:t>
+      </w:r>
+      <w:r>
+        <w:rPr>
+          <w:color w:val="EE0000"/>
+        </w:rPr>
+        <w:t>https://support.microsoft.com/cs-cz/topic/z%C3%A1kladn%C3%AD-informace-o-datab%C3%A1z%C3%ADch-a849ac16-07c7-4a31-9948-3c8c94a7c204</w:t>
+      </w:r>
+      <w:r>
+        <w:t>]</w:t>
+      </w:r>
+    </w:p>
+    <w:p>
+      <w:pPr>
         <w:pStyle w:val="Nadpis3"/>
+      </w:pPr>
+      <w:bookmarkStart w:id="29" w:name="_Toc216301965"/>
+      <w:r>
+        <w:t>Relační model</w:t>
+      </w:r>
+      <w:bookmarkEnd w:id="29"/>
+      <w:r>
+        <w:t xml:space="preserve"> </w:t>
+      </w:r>
+    </w:p>
+    <w:p>
+      <w:pPr>
+        <w:pStyle w:val="Pokraovn"/>
+      </w:pPr>
+      <w:r>
+        <w:t>Relační databáze je databázový systém založený na vztazích mezi daty. Skládá se z</w:t>
+      </w:r>
+      <w:r>
+        <w:t> </w:t>
+      </w:r>
+      <w:r>
+        <w:t>jednotlivých tabulek, které jsou vzájemně propojeny. Každá tabulka uchovává strukturované informace pouze o jedné konkrétní oblasti. Základem tohoto typu databáze je relační model, který tvoří základ většiny současných komerčních databázových systémů.</w:t>
+      </w:r>
+    </w:p>
+    <w:p>
+      <w:pPr>
+        <w:pStyle w:val="Pokraovn"/>
+      </w:pPr>
+      <w:r>
+        <w:t xml:space="preserve"> [</w:t>
+      </w:r>
+      <w:r>
+        <w:rPr>
+          <w:color w:val="EE0000"/>
+        </w:rPr>
+        <w:t>https://wikisofia.cz/wiki/Rela%C4%8Dn%C3%AD_datab%C3%A1ze</w:t>
+      </w:r>
+      <w:r>
+        <w:t>]</w:t>
+      </w:r>
+    </w:p>
+    <w:p>
+      <w:pPr>
+        <w:pStyle w:val="Pokraovn"/>
+      </w:pPr>
+      <w:r>
+        <w:lastRenderedPageBreak/>
+        <w:t>Tabulky, které jsou stavebním kamenem relačních databází, jsou propojeny předem definovanými vazbami. Strukturu tabulky tvoří sloupce neboli atributy a řádky představující záznamy. Atributy určují vlastnosti entit, které jsou do tabulky ukládány</w:t>
+      </w:r>
+      <w:r>
+        <w:t>,</w:t>
+      </w:r>
+      <w:r>
+        <w:t xml:space="preserve"> v jedné tabulce se nacházejí entity stejného typu, přičemž každá je zaznamenána pouze jedinkrát. Relace pak vyjadřuje vazbu mezi prvky jedné či více množin. Lze ji popsat jako dvourozměrnou strukturu složenou z řádků a sloupců.</w:t>
+      </w:r>
+    </w:p>
+    <w:p>
+      <w:r>
+        <w:t>[</w:t>
+      </w:r>
+      <w:r>
+        <w:rPr>
+          <w:color w:val="EE0000"/>
+        </w:rPr>
+        <w:t>https://wikisofia.cz/wiki/Rela%C4%8Dn%C3%AD_datab%C3%A1ze</w:t>
+      </w:r>
+      <w:r>
+        <w:t>]</w:t>
+      </w:r>
+    </w:p>
+    <w:p>
+      <w:pPr>
+        <w:pStyle w:val="Pokraovn"/>
+      </w:pPr>
+    </w:p>
+    <w:p>
+      <w:pPr>
+        <w:pStyle w:val="Nadpis3"/>
         <w:rPr>
           <w:color w:val="auto"/>
         </w:rPr>
       </w:pPr>
-      <w:bookmarkStart w:id="26" w:name="_Toc216301962"/>
+      <w:bookmarkStart w:id="30" w:name="_Toc216301966"/>
       <w:r>
         <w:rPr>
           <w:color w:val="auto"/>
         </w:rPr>
-        <w:t>U</w:t>
-      </w:r>
+        <w:t>SQL příkazy</w:t>
+      </w:r>
+      <w:bookmarkEnd w:id="30"/>
       <w:r>
         <w:rPr>
           <w:color w:val="auto"/>
         </w:rPr>
-        <w:t>X</w:t>
-      </w:r>
-      <w:r>
-        <w:rPr>
-          <w:color w:val="auto"/>
-        </w:rPr>
-        <w:t xml:space="preserve"> zásady</w:t>
-      </w:r>
-      <w:bookmarkEnd w:id="26"/>
+        <w:t xml:space="preserve"> </w:t>
+      </w:r>
     </w:p>
     <w:p>
       <w:pPr>
         <w:pStyle w:val="Pokraovn"/>
       </w:pPr>
       <w:r>
-        <w:t xml:space="preserve">User </w:t>
-      </w:r>
-      <w:proofErr w:type="spellStart"/>
-      <w:r>
-        <w:t>Experience</w:t>
-      </w:r>
-      <w:proofErr w:type="spellEnd"/>
-      <w:r>
-        <w:t xml:space="preserve"> (UX</w:t>
-      </w:r>
-      <w:r>
-        <w:t>), neboli uživatelská zkušenost, představuje souhrn pocitů a</w:t>
+        <w:t>Jazyk SQL využívá pro tvorbu příkazů a dotazů řadu klíčových slov.</w:t>
+      </w:r>
+      <w:r>
+        <w:fldChar w:fldCharType="begin"/>
+      </w:r>
+      <w:r>
+        <w:instrText xml:space="preserve"> REF _Ref218420855 \r \h </w:instrText>
+      </w:r>
+      <w:r>
+        <w:fldChar w:fldCharType="separate"/>
+      </w:r>
+      <w:r>
+        <w:t>[10]</w:t>
+      </w:r>
+      <w:r>
+        <w:fldChar w:fldCharType="end"/>
+      </w:r>
+      <w:r>
+        <w:t xml:space="preserve"> </w:t>
+      </w:r>
+    </w:p>
+    <w:p>
+      <w:pPr>
+        <w:pStyle w:val="Pokraovn"/>
+      </w:pPr>
+      <w:r>
+        <w:t>Příkaz (</w:t>
+      </w:r>
+      <w:proofErr w:type="spellStart"/>
+      <w:r>
+        <w:t>statement</w:t>
+      </w:r>
+      <w:proofErr w:type="spellEnd"/>
+      <w:r>
+        <w:t>) tvoří posloupnost znaků a klíčových slov SQL, která dodržuje pravidla syntaxe a formátování jazyka. Tento příkaz může ovlivňovat data nebo řídit s</w:t>
       </w:r>
       <w:r>
         <w:t> </w:t>
       </w:r>
       <w:r>
-        <w:t xml:space="preserve">dojmů, které člověk získá při interakci s digitálním produktem – ať už je to web, mobilní aplikace nebo e-shop. Hlavním úkolem UX designera je vytvořit takovou podobu produktu, která uživatele přirozeně, intuitivně a bez zbytečných překážek dovede k jeho cíli. Tento návrh musí úspěšně spojovat funkčnost </w:t>
-      </w:r>
-      <w:r>
-        <w:lastRenderedPageBreak/>
-        <w:t>a</w:t>
-      </w:r>
-      <w:r>
-        <w:t> </w:t>
-      </w:r>
-      <w:r>
-        <w:t>použitelnost s estetickou hodnotou a užitečností. Celý proces UX designu je založen na hlubokém porozumění cílovému uživateli, jeho potřebám, záměrům a</w:t>
-      </w:r>
-      <w:r>
-        <w:t> </w:t>
-      </w:r>
-      <w:r>
-        <w:t>technologické zběhlosti.</w:t>
-      </w:r>
-      <w:r>
-        <w:t xml:space="preserve"> [https://www.grappa.sk/blog/co-je-to-ux-a-ui-a-aky-je-medzi-nimi-rozdiel/]</w:t>
-      </w:r>
-    </w:p>
-    <w:p>
-      <w:pPr>
-        <w:pStyle w:val="Nadpis3"/>
-      </w:pPr>
-      <w:bookmarkStart w:id="27" w:name="_Toc216301963"/>
-      <w:r>
-        <w:t>UI zásady</w:t>
-      </w:r>
-      <w:bookmarkEnd w:id="27"/>
+        <w:t>nimi související procesy. Lze si ho představit jako "úplnou větu" v SQL, kterou lze úspěšně předat systému pro správu databáze.</w:t>
+      </w:r>
+      <w:r>
+        <w:t xml:space="preserve"> </w:t>
+      </w:r>
+      <w:r>
+        <w:fldChar w:fldCharType="begin"/>
+      </w:r>
+      <w:r>
+        <w:instrText xml:space="preserve"> REF _Ref218420855 \r \h </w:instrText>
+      </w:r>
+      <w:r>
+        <w:fldChar w:fldCharType="separate"/>
+      </w:r>
+      <w:r>
+        <w:t>[10]</w:t>
+      </w:r>
+      <w:r>
+        <w:fldChar w:fldCharType="end"/>
+      </w:r>
     </w:p>
     <w:p>
       <w:pPr>
         <w:pStyle w:val="Pokraovn"/>
       </w:pPr>
       <w:r>
-        <w:t>User Interface</w:t>
-      </w:r>
-      <w:r>
-        <w:t xml:space="preserve"> (UI</w:t>
-      </w:r>
-      <w:r>
-        <w:t>), neboli uživatelské rozhraní, představuje vizuální a interakční vrstvu digitálního produktu. Definuje podobu a chování prvků, které uživatel vidí a na které kliká – ať už na webové stránce, v mobilní aplikaci nebo v softwaru. Ústředním cílem návrhu uživatelského rozhraní je vytvořit prostředí, které je pro koncového uživatele maximálně intuitivní, přehledné a snadno ovladatelné.</w:t>
-      </w:r>
-    </w:p>
-    <w:p>
-      <w:pPr>
-        <w:pStyle w:val="Pokraovn"/>
-      </w:pPr>
-      <w:r>
-        <w:t>Klíč k takovému designu spočívá v důsledném uplatňování několika vzájemně propojených zásad. Návrh musí vycházet z přesně definované cílové skupiny a brát v</w:t>
-      </w:r>
-      <w:r>
-        <w:t> </w:t>
-      </w:r>
-      <w:r>
-        <w:t xml:space="preserve">úvahu její technické znalosti a zkušenosti. Rozhraní by mělo prezentovat funkce jednoznačně a jednoduše, umožňovat okamžitou orientaci a navozovat u uživatele pocit jistoty a bezpečí. Nedílnou součástí je i estetická </w:t>
-      </w:r>
-      <w:proofErr w:type="gramStart"/>
-      <w:r>
-        <w:t>působivost</w:t>
-      </w:r>
-      <w:proofErr w:type="gramEnd"/>
-      <w:r>
-        <w:t xml:space="preserve"> a především neustálé ověřování celé koncepce prostřednictvím testování s reálnými </w:t>
-      </w:r>
-      <w:proofErr w:type="gramStart"/>
-      <w:r>
-        <w:t>uživateli.[</w:t>
-      </w:r>
-      <w:proofErr w:type="gramEnd"/>
-      <w:r>
-        <w:t xml:space="preserve"> https://www.grappa.sk/blog/co-je-to-ux-a-ui-a-aky-je-medzi-nimi-rozdiel/]</w:t>
-      </w:r>
-    </w:p>
-    <w:p>
-      <w:pPr>
-        <w:pStyle w:val="Pokraovn"/>
-      </w:pPr>
-    </w:p>
-    <w:p>
-      <w:pPr>
-        <w:pStyle w:val="Nadpis2"/>
-        <w:rPr>
-          <w:color w:val="auto"/>
-        </w:rPr>
-      </w:pPr>
-      <w:bookmarkStart w:id="28" w:name="_Toc216301964"/>
-      <w:r>
-        <w:rPr>
-          <w:color w:val="auto"/>
-        </w:rPr>
-        <w:t>Databáze</w:t>
-      </w:r>
-      <w:bookmarkEnd w:id="28"/>
-    </w:p>
-    <w:p>
-      <w:pPr>
-        <w:pStyle w:val="Pokraovn"/>
-      </w:pPr>
-      <w:r>
-        <w:t>Databáze slouží ke sběru a organizaci informací. Uchovávají data o lidech, produktech, objednávkách či čemkoli jiném. Počítačová databáze je kontejnerem objektů. Jedna databáze může zahrnovat více tabulek. Často vznikají z jednoduchého seznamu v textovém editoru nebo tabulkovém kalkulátoru. Když seznam narůstá, objevují se v datech duplicity a nesrovnalosti. Seznamová data pak ztrácejí přehlednost, stávají se hůře srozumitelnými a možnosti jejich vyhledávání nebo výběru částí ke kontrole jsou omezené. V okamžiku, kdy se tyto potíže projeví, je vhodné data přesunout do databáze vytvořené pomocí systému pro správu databází</w:t>
-      </w:r>
-      <w:r>
-        <w:t xml:space="preserve"> (DBMS)</w:t>
-      </w:r>
-      <w:r>
-        <w:t>.</w:t>
-      </w:r>
-      <w:r>
-        <w:t xml:space="preserve"> [https://support.microsoft.com/cs-cz/topic/z%C3%A1kladn%C3%AD-informace-o-datab%C3%A1z%C3%ADch-a849ac16-07c7-4a31-9948-3c8c94a7c204]</w:t>
-      </w:r>
-    </w:p>
-    <w:p>
-      <w:pPr>
-        <w:pStyle w:val="Nadpis3"/>
-      </w:pPr>
-      <w:bookmarkStart w:id="29" w:name="_Toc216301965"/>
-      <w:r>
-        <w:lastRenderedPageBreak/>
-        <w:t>Relační model</w:t>
-      </w:r>
-      <w:bookmarkEnd w:id="29"/>
+        <w:t>Dotaz (</w:t>
+      </w:r>
+      <w:proofErr w:type="spellStart"/>
+      <w:r>
+        <w:t>query</w:t>
+      </w:r>
+      <w:proofErr w:type="spellEnd"/>
+      <w:r>
+        <w:t>) je specifický typ příkazu, jehož účelem je získání dat na základě stanovených kritérií. Výsledkem provedení SQL dotazu je sada dat, která splňují podmínky definované v dotazu. K formulaci těchto kritérií se standardně používají klíčová slova SQL. Základní SQL dotazy</w:t>
+      </w:r>
       <w:r>
         <w:t xml:space="preserve"> </w:t>
       </w:r>
-    </w:p>
-    <w:p>
-      <w:pPr>
-        <w:pStyle w:val="Pokraovn"/>
-      </w:pPr>
-      <w:r>
-        <w:t>Relační databáze je databázový systém založený na vztazích mezi daty. Skládá se z</w:t>
-      </w:r>
-      <w:r>
-        <w:t> </w:t>
-      </w:r>
-      <w:r>
-        <w:t>jednotlivých tabulek, které jsou vzájemně propojeny. Každá tabulka uchovává strukturované informace pouze o jedné konkrétní oblasti. Základem tohoto typu databáze je relační model, který tvoří základ většiny současných komerčních databázových systémů.</w:t>
-      </w:r>
-    </w:p>
-    <w:p>
-      <w:pPr>
-        <w:pStyle w:val="Pokraovn"/>
-      </w:pPr>
-      <w:r>
-        <w:t xml:space="preserve"> [https://wikisofia.cz/wiki/Rela%C4%8Dn%C3%AD_datab%C3%A1ze]</w:t>
-      </w:r>
-    </w:p>
-    <w:p>
-      <w:pPr>
-        <w:pStyle w:val="Pokraovn"/>
-      </w:pPr>
-      <w:r>
-        <w:t>Tabulky, které jsou stavebním kamenem relačních databází, jsou propojeny předem definovanými vazbami. Strukturu tabulky tvoří sloupce neboli atributy a řádky představující záznamy. Atributy určují vlastnosti entit, které jsou do tabulky ukládány</w:t>
-      </w:r>
-      <w:r>
-        <w:t>,</w:t>
-      </w:r>
-      <w:r>
-        <w:t xml:space="preserve"> v jedné tabulce se nacházejí entity stejného typu, přičemž každá je zaznamenána pouze jedinkrát. Relace pak vyjadřuje vazbu mezi prvky jedné či více množin. Lze ji popsat jako dvourozměrnou strukturu složenou z řádků a sloupců.</w:t>
-      </w:r>
-    </w:p>
-    <w:p>
-      <w:r>
-        <w:t>[https://wikisofia.cz/wiki/Rela%C4%8Dn%C3%AD_datab%C3%A1ze]</w:t>
-      </w:r>
-    </w:p>
-    <w:p>
-      <w:pPr>
-        <w:pStyle w:val="Pokraovn"/>
-      </w:pPr>
-    </w:p>
-    <w:p>
-      <w:pPr>
-        <w:pStyle w:val="Nadpis3"/>
-        <w:rPr>
-          <w:color w:val="auto"/>
-        </w:rPr>
-      </w:pPr>
-      <w:bookmarkStart w:id="30" w:name="_Toc216301966"/>
-      <w:r>
-        <w:rPr>
-          <w:color w:val="auto"/>
-        </w:rPr>
-        <w:t>SQL příkazy</w:t>
-      </w:r>
-      <w:bookmarkEnd w:id="30"/>
-      <w:r>
-        <w:rPr>
-          <w:color w:val="auto"/>
-        </w:rPr>
-        <w:t xml:space="preserve"> </w:t>
-      </w:r>
-    </w:p>
-    <w:p>
-      <w:pPr>
-        <w:pStyle w:val="Pokraovn"/>
-      </w:pPr>
-      <w:r>
-        <w:t>Jazyk SQL využívá pro tvorbu příkazů a dotazů řadu klíčových slov.</w:t>
-      </w:r>
-    </w:p>
-    <w:p>
-      <w:pPr>
-        <w:pStyle w:val="Pokraovn"/>
-      </w:pPr>
-      <w:r>
-        <w:t>Příkaz (</w:t>
-      </w:r>
-      <w:proofErr w:type="spellStart"/>
-      <w:r>
-        <w:t>statement</w:t>
-      </w:r>
-      <w:proofErr w:type="spellEnd"/>
-      <w:r>
-        <w:t>) tvoří posloupnost znaků a klíčových slov SQL, která dodržuje pravidla syntaxe a formátování jazyka. Tento příkaz může ovlivňovat data nebo řídit s</w:t>
-      </w:r>
-      <w:r>
-        <w:t> </w:t>
-      </w:r>
-      <w:r>
-        <w:t xml:space="preserve">nimi související procesy. Lze si ho představit jako "úplnou větu" v SQL, kterou lze úspěšně předat systému pro správu </w:t>
-      </w:r>
-      <w:proofErr w:type="gramStart"/>
-      <w:r>
-        <w:t>databáze.</w:t>
-      </w:r>
-      <w:r>
-        <w:t>[</w:t>
-      </w:r>
-      <w:proofErr w:type="gramEnd"/>
-      <w:r>
-        <w:t>]</w:t>
-      </w:r>
-    </w:p>
-    <w:p>
-      <w:pPr>
-        <w:pStyle w:val="Pokraovn"/>
-      </w:pPr>
-      <w:r>
-        <w:t>Dotaz (</w:t>
-      </w:r>
-      <w:proofErr w:type="spellStart"/>
-      <w:r>
-        <w:t>query</w:t>
-      </w:r>
-      <w:proofErr w:type="spellEnd"/>
-      <w:r>
-        <w:t>) je specifický typ příkazu, jehož účelem je získání dat na základě stanovených kritérií. Výsledkem provedení SQL dotazu je sada dat, která splňují podmínky definované v dotazu. K formulaci těchto kritérií se standardně používají klíčová slova SQL. Základní SQL dotazy</w:t>
-      </w:r>
-      <w:r>
-        <w:t xml:space="preserve"> [https://blog.udemy.com/sql-queries/?utm_campaign=Search_Keyword_Alpha_Prof_la.ES_cc.ROW-Spanish&amp;utm_source=google&amp;utm_medium=paid-search&amp;portfolio=ROW-Spanish&amp;utm_audience=mx&amp;utm_tactic=nb&amp;utm_term=sql%20tutorial&amp;utm_content=g&amp;funnel=&amp;test=&amp;gad_source=1&amp;gad_campaignid=21487757262&amp;gbraid=0AAAAADROdO3KIqJqjuqIGvPu99TpKWixi&amp;gclid=Cj0KCQiAuvTJBhCwARIsAL6</w:t>
-      </w:r>
-      <w:r>
-        <w:lastRenderedPageBreak/>
-        <w:t>Demj7FFx05O88KhKAwEFxi8Nswm6mrNGWiUvd_mXgteVHJ9inNJXAP9oaAqHxEALw_wcB]</w:t>
+      <w:r>
+        <w:fldChar w:fldCharType="begin"/>
+      </w:r>
+      <w:r>
+        <w:instrText xml:space="preserve"> REF _Ref218420855 \r \h </w:instrText>
+      </w:r>
+      <w:r>
+        <w:fldChar w:fldCharType="separate"/>
+      </w:r>
+      <w:r>
+        <w:t>[10]</w:t>
+      </w:r>
+      <w:r>
+        <w:fldChar w:fldCharType="end"/>
       </w:r>
       <w:r>
         <w:t>:</w:t>
@@ -6821,8 +7003,10 @@
           <w:ilvl w:val="0"/>
           <w:numId w:val="32"/>
         </w:numPr>
-        <w:rPr>
-          <w:color w:val="auto"/>
+        <w:ind w:left="360"/>
+        <w:rPr>
+          <w:b/>
+          <w:bCs/>
         </w:rPr>
       </w:pPr>
       <w:r>
@@ -6831,6 +7015,7 @@
           <w:bCs/>
           <w:color w:val="auto"/>
         </w:rPr>
+        <w:lastRenderedPageBreak/>
         <w:t xml:space="preserve">Agregace a omezení výstupu (SELECT COUNT) </w:t>
       </w:r>
       <w:r>
@@ -6842,40 +7027,41 @@
     </w:p>
     <w:p>
       <w:pPr>
-        <w:pStyle w:val="Odstavecseseznamem"/>
+        <w:pStyle w:val="Pokraovn"/>
         <w:numPr>
           <w:ilvl w:val="0"/>
           <w:numId w:val="32"/>
         </w:numPr>
-      </w:pPr>
-      <w:r>
+        <w:ind w:left="360"/>
         <w:rPr>
           <w:b/>
           <w:bCs/>
         </w:rPr>
-        <w:t xml:space="preserve">Odstranění dat (DELETE) </w:t>
-      </w:r>
-      <w:r>
-        <w:t>- Příkaz DELETE umožňuje odstranit vybrané záznamy z tabulky. Podmínky pro výběr řádků k smazání se definují klauzulí WHERE.</w:t>
-      </w:r>
-    </w:p>
-    <w:p>
-      <w:pPr>
-        <w:pStyle w:val="Odstavecseseznamem"/>
-        <w:ind w:firstLine="0"/>
+      </w:pPr>
+      <w:r>
         <w:rPr>
           <w:b/>
           <w:bCs/>
         </w:rPr>
-      </w:pPr>
-    </w:p>
-    <w:p>
-      <w:pPr>
-        <w:pStyle w:val="Odstavecseseznamem"/>
+        <w:t xml:space="preserve">Odstranění dat (DELETE) </w:t>
+      </w:r>
+      <w:r>
+        <w:t>- Příkaz DELETE umožňuje odstranit vybrané záznamy z tabulky. Podmínky pro výběr řádků k smazání se definují klauzulí </w:t>
+      </w:r>
+      <w:proofErr w:type="spellStart"/>
+      <w:r>
+        <w:t>WHERE.</w:t>
+      </w:r>
+      <w:proofErr w:type="spellEnd"/>
+    </w:p>
+    <w:p>
+      <w:pPr>
+        <w:pStyle w:val="Pokraovn"/>
         <w:numPr>
           <w:ilvl w:val="0"/>
           <w:numId w:val="32"/>
         </w:numPr>
+        <w:ind w:left="360"/>
         <w:rPr>
           <w:b/>
           <w:bCs/>
@@ -6891,15 +7077,6 @@
       <w:r>
         <w:t>- Klauzule UPDATE se používá k úpravě existujících záznamů. Umožňuje změnit hodnoty v konkrétních sloupcích u řádků, které splňují zadanou podmínku.</w:t>
       </w:r>
-    </w:p>
-    <w:p>
-      <w:pPr>
-        <w:ind w:left="360"/>
-        <w:rPr>
-          <w:b/>
-          <w:bCs/>
-        </w:rPr>
-      </w:pPr>
     </w:p>
     <w:p>
       <w:pPr>
@@ -6993,82 +7170,240 @@
           <w:color w:val="auto"/>
           <w:lang w:eastAsia="sk-SK"/>
         </w:rPr>
-        <w:t xml:space="preserve">. </w:t>
-      </w:r>
-    </w:p>
-    <w:p>
-      <w:pPr>
+        <w:t>.</w:t>
+      </w:r>
+      <w:r>
         <w:rPr>
           <w:color w:val="auto"/>
           <w:lang w:eastAsia="sk-SK"/>
         </w:rPr>
-      </w:pPr>
+        <w:t xml:space="preserve"> </w:t>
+      </w:r>
       <w:r>
         <w:rPr>
           <w:color w:val="auto"/>
           <w:lang w:eastAsia="sk-SK"/>
         </w:rPr>
-        <w:t>[https://learn.microsoft.com/en-us/dotnet/framework/data/adonet/establishing-the-connection]</w:t>
-      </w:r>
-    </w:p>
-    <w:p>
-      <w:pPr>
+        <w:fldChar w:fldCharType="begin"/>
+      </w:r>
+      <w:r>
         <w:rPr>
           <w:color w:val="auto"/>
           <w:lang w:eastAsia="sk-SK"/>
         </w:rPr>
-      </w:pPr>
+        <w:instrText xml:space="preserve"> REF _Ref218421039 \r \h </w:instrText>
+      </w:r>
       <w:r>
         <w:rPr>
           <w:color w:val="auto"/>
           <w:lang w:eastAsia="sk-SK"/>
         </w:rPr>
-        <w:lastRenderedPageBreak/>
-        <w:t>Pro ověřování spojení se doporučuje používat integrované zabezpečení SQL Serveru, někdy označované jako důvěryhodné připojení. Tato metoda zvyšuje bezpečnost, protože se v připojovacím řetězci nepřenáší uživatelské jméno a heslo. Místo toho využívá bezpečnostní identitu (token) aktuálně spuštěného procesu. V případě desktopových aplikací je touto identitou obvykle právě přihlášený uživatel systému.</w:t>
-      </w:r>
-    </w:p>
-    <w:p>
-      <w:pPr>
+      </w:r>
+      <w:r>
         <w:rPr>
           <w:color w:val="auto"/>
           <w:lang w:eastAsia="sk-SK"/>
         </w:rPr>
-      </w:pPr>
+        <w:fldChar w:fldCharType="separate"/>
+      </w:r>
       <w:r>
         <w:rPr>
           <w:color w:val="auto"/>
           <w:lang w:eastAsia="sk-SK"/>
         </w:rPr>
-        <w:t>[https://learn.microsoft.com/en-us/dotnet/framework/data/adonet/establishing-the-connection]</w:t>
-      </w:r>
-    </w:p>
-    <w:p>
-      <w:pPr>
+        <w:t>[11]</w:t>
+      </w:r>
+      <w:r>
+        <w:rPr>
+          <w:color w:val="auto"/>
+          <w:lang w:eastAsia="sk-SK"/>
+        </w:rPr>
+        <w:fldChar w:fldCharType="end"/>
+      </w:r>
+    </w:p>
+    <w:p>
+      <w:pPr>
+        <w:rPr>
+          <w:color w:val="auto"/>
+          <w:lang w:eastAsia="sk-SK"/>
+        </w:rPr>
+      </w:pPr>
+      <w:r>
+        <w:rPr>
+          <w:color w:val="auto"/>
+          <w:lang w:eastAsia="sk-SK"/>
+        </w:rPr>
+        <w:t>Pro ověřování spojení se doporučuje používat integrované zabezpečení SQL Serveru, někdy označované jako důvěryhodné připojení. Tato metoda zvyšuje bezpečnost, protože se v připojovacím řetězci nepřenáší uživatelské jméno a heslo. Místo toho využívá bezpečnostní identitu (token) aktuálně spuštěného procesu. V případě desktopových aplikací je touto identitou obvykle právě přihlášený uživatel systému.</w:t>
+      </w:r>
+      <w:r>
+        <w:rPr>
+          <w:color w:val="auto"/>
+          <w:lang w:eastAsia="sk-SK"/>
+        </w:rPr>
+        <w:fldChar w:fldCharType="begin"/>
+      </w:r>
+      <w:r>
+        <w:rPr>
+          <w:color w:val="auto"/>
+          <w:lang w:eastAsia="sk-SK"/>
+        </w:rPr>
+        <w:instrText xml:space="preserve"> REF _Ref218421039 \r \h </w:instrText>
+      </w:r>
+      <w:r>
+        <w:rPr>
+          <w:color w:val="auto"/>
+          <w:lang w:eastAsia="sk-SK"/>
+        </w:rPr>
+      </w:r>
+      <w:r>
+        <w:rPr>
+          <w:color w:val="auto"/>
+          <w:lang w:eastAsia="sk-SK"/>
+        </w:rPr>
+        <w:fldChar w:fldCharType="separate"/>
+      </w:r>
+      <w:r>
+        <w:rPr>
+          <w:color w:val="auto"/>
+          <w:lang w:eastAsia="sk-SK"/>
+        </w:rPr>
+        <w:t>[11]</w:t>
+      </w:r>
+      <w:r>
+        <w:rPr>
+          <w:color w:val="auto"/>
+          <w:lang w:eastAsia="sk-SK"/>
+        </w:rPr>
+        <w:fldChar w:fldCharType="end"/>
+      </w:r>
+      <w:r>
+        <w:rPr>
+          <w:color w:val="auto"/>
+          <w:lang w:eastAsia="sk-SK"/>
+        </w:rPr>
+        <w:t xml:space="preserve"> </w:t>
+      </w:r>
+    </w:p>
+    <w:p>
+      <w:pPr>
+        <w:pStyle w:val="Nadpis2"/>
+      </w:pPr>
+      <w:bookmarkStart w:id="32" w:name="_Toc216301968"/>
+      <w:r>
+        <w:t>Zabezpečení dat</w:t>
+      </w:r>
+      <w:bookmarkEnd w:id="32"/>
+    </w:p>
+    <w:p>
+      <w:r>
+        <w:t>Zabezpečení aplikací je soubor opatření na ochranu aplikací před útoky, zneužitím nebo nechtěným sledováním. Patří sem například odhalení a odstranění škodlivého softwaru, prevence neautorizovaného přístupu a ochrana uživatelských dat před jejich odcizením nebo zneužitím.</w:t>
+      </w:r>
+      <w:r>
+        <w:fldChar w:fldCharType="begin"/>
+      </w:r>
+      <w:r>
+        <w:instrText xml:space="preserve"> REF _Ref218421602 \r \h </w:instrText>
+      </w:r>
+      <w:r>
+        <w:fldChar w:fldCharType="separate"/>
+      </w:r>
+      <w:r>
+        <w:t>[12]</w:t>
+      </w:r>
+      <w:r>
+        <w:fldChar w:fldCharType="end"/>
+      </w:r>
+    </w:p>
+    <w:p>
+      <w:pPr>
+        <w:pStyle w:val="Nadpis3"/>
+      </w:pPr>
+      <w:bookmarkStart w:id="33" w:name="_Toc216301969"/>
+      <w:proofErr w:type="spellStart"/>
+      <w:r>
+        <w:lastRenderedPageBreak/>
+        <w:t>Hashování</w:t>
+      </w:r>
+      <w:proofErr w:type="spellEnd"/>
+      <w:r>
+        <w:t xml:space="preserve"> hesel</w:t>
+      </w:r>
+      <w:bookmarkEnd w:id="33"/>
+      <w:r>
+        <w:t xml:space="preserve"> </w:t>
+      </w:r>
+    </w:p>
+    <w:p>
+      <w:pPr>
+        <w:pStyle w:val="Pokraovn"/>
+      </w:pPr>
+      <w:proofErr w:type="spellStart"/>
+      <w:r>
+        <w:t>Hashování</w:t>
+      </w:r>
+      <w:proofErr w:type="spellEnd"/>
+      <w:r>
+        <w:t xml:space="preserve"> hesel je metoda, při které se původní heslo převede pomocí speciální (jednosměrné) hashovací funkce na řetězec pevné délky, tzv. </w:t>
+      </w:r>
+      <w:proofErr w:type="spellStart"/>
+      <w:r>
+        <w:t>hash</w:t>
+      </w:r>
+      <w:proofErr w:type="spellEnd"/>
+      <w:r>
+        <w:t xml:space="preserve">. Kdyby se útočník dostal k databázi s těmito </w:t>
+      </w:r>
+      <w:proofErr w:type="spellStart"/>
+      <w:r>
+        <w:t>hashi</w:t>
+      </w:r>
+      <w:proofErr w:type="spellEnd"/>
+      <w:r>
+        <w:t xml:space="preserve">, neuviděl by přímo hesla, ale pouze jejich "otisky". Výstup hashovací funkce je navíc nevratný – jednou vypočítaný </w:t>
+      </w:r>
+      <w:proofErr w:type="spellStart"/>
+      <w:r>
+        <w:t>hash</w:t>
+      </w:r>
+      <w:proofErr w:type="spellEnd"/>
+      <w:r>
+        <w:t xml:space="preserve"> nelze zpětně převést na původní heslo. Například heslo „</w:t>
+      </w:r>
+      <w:r>
+        <w:t>hodnETezkeHeSlo420</w:t>
+      </w:r>
+      <w:r>
+        <w:t xml:space="preserve">“ se po </w:t>
+      </w:r>
+      <w:proofErr w:type="spellStart"/>
+      <w:r>
+        <w:t>zahashování</w:t>
+      </w:r>
+      <w:proofErr w:type="spellEnd"/>
+      <w:r>
+        <w:t xml:space="preserve"> změní na dlouhý "náhodně" vypadající řetězec. Z něj nelze odvodit původní text. Při přihlášení se zadané heslo opět </w:t>
+      </w:r>
+      <w:proofErr w:type="spellStart"/>
+      <w:r>
+        <w:t>zahashuje</w:t>
+      </w:r>
+      <w:proofErr w:type="spellEnd"/>
+      <w:r>
+        <w:t xml:space="preserve"> a porovná s tímto uloženým řetězcem. Princip je podobný otisku prstu. Z otisku nezjistíte celou totožnost člověka, ale podle něj ho můžete identifikovat. </w:t>
+      </w:r>
+      <w:proofErr w:type="spellStart"/>
+      <w:r>
+        <w:t>Hash</w:t>
+      </w:r>
+      <w:proofErr w:type="spellEnd"/>
+      <w:r>
+        <w:t xml:space="preserve"> hesla funguje stejně – systém ověří shodu hesla, ale samotné heslo nikdy nepozná. [</w:t>
+      </w:r>
+      <w:r>
         <w:rPr>
           <w:color w:val="EE0000"/>
-          <w:lang w:eastAsia="sk-SK"/>
-        </w:rPr>
-      </w:pPr>
-    </w:p>
-    <w:p>
-      <w:pPr>
-        <w:pStyle w:val="Nadpis2"/>
-      </w:pPr>
-      <w:bookmarkStart w:id="32" w:name="_Toc216301968"/>
-      <w:r>
-        <w:t>Zabezpečení dat</w:t>
-      </w:r>
-      <w:bookmarkEnd w:id="32"/>
-    </w:p>
-    <w:p>
-      <w:r>
-        <w:t>Zabezpečení aplikací je soubor opatření na ochranu aplikací před útoky, zneužitím nebo nechtěným sledováním. Patří sem například odhalení a odstranění škodlivého softwaru, prevence neautorizovaného přístupu a ochrana uživatelských dat před jejich odcizením nebo zneužitím.</w:t>
-      </w:r>
-      <w:r>
-        <w:t xml:space="preserve"> [</w:t>
-      </w:r>
-      <w:r>
-        <w:t>https://www.solutia.cz/2025/05/07/pruvodce-zabezpeceni-aplikaci-ktery-si-prectete-pred-stazenim/#toc_Co_je_zabezpeceni_aplikaci_a_kdo_ho_potrebuje</w:t>
+        </w:rPr>
+        <w:t>https://www.naplne-do-tlaciarni.sk/blog/hashovane-hesla-co-to-je-ako-funguju-a-preco-ich-pouzivat</w:t>
       </w:r>
       <w:r>
         <w:t>]</w:t>
@@ -7078,16 +7413,14 @@
       <w:pPr>
         <w:pStyle w:val="Nadpis3"/>
       </w:pPr>
-      <w:bookmarkStart w:id="33" w:name="_Toc216301969"/>
-      <w:proofErr w:type="spellStart"/>
-      <w:r>
-        <w:t>Hashování</w:t>
-      </w:r>
-      <w:proofErr w:type="spellEnd"/>
-      <w:r>
-        <w:t xml:space="preserve"> hesel</w:t>
-      </w:r>
-      <w:bookmarkEnd w:id="33"/>
+      <w:bookmarkStart w:id="34" w:name="_Toc216301970"/>
+      <w:r>
+        <w:t>O</w:t>
+      </w:r>
+      <w:r>
+        <w:t>věření uživatele</w:t>
+      </w:r>
+      <w:bookmarkEnd w:id="34"/>
       <w:r>
         <w:t xml:space="preserve"> </w:t>
       </w:r>
@@ -7096,90 +7429,99 @@
       <w:pPr>
         <w:pStyle w:val="Pokraovn"/>
       </w:pPr>
-      <w:proofErr w:type="spellStart"/>
-      <w:r>
-        <w:t>Hashování</w:t>
-      </w:r>
-      <w:proofErr w:type="spellEnd"/>
-      <w:r>
-        <w:t xml:space="preserve"> hesel je metoda, při které se původní heslo převede pomocí speciální (jednosměrné) hashovací funkce na řetězec pevné délky, tzv. </w:t>
-      </w:r>
-      <w:proofErr w:type="spellStart"/>
-      <w:r>
-        <w:t>hash</w:t>
-      </w:r>
-      <w:proofErr w:type="spellEnd"/>
-      <w:r>
-        <w:t xml:space="preserve">. Kdyby se útočník dostal k databázi s těmito </w:t>
-      </w:r>
-      <w:proofErr w:type="spellStart"/>
-      <w:r>
-        <w:t>hashi</w:t>
-      </w:r>
-      <w:proofErr w:type="spellEnd"/>
-      <w:r>
-        <w:t xml:space="preserve">, neuviděl by přímo hesla, ale pouze jejich "otisky". Výstup hashovací funkce je navíc nevratný – jednou vypočítaný </w:t>
-      </w:r>
-      <w:proofErr w:type="spellStart"/>
-      <w:r>
-        <w:t>hash</w:t>
-      </w:r>
-      <w:proofErr w:type="spellEnd"/>
-      <w:r>
-        <w:t xml:space="preserve"> nelze zpětně převést na původní heslo. Například heslo „</w:t>
-      </w:r>
-      <w:r>
-        <w:t>hodnETezkeHeSlo420</w:t>
-      </w:r>
-      <w:r>
-        <w:t xml:space="preserve">“ se po </w:t>
-      </w:r>
-      <w:proofErr w:type="spellStart"/>
-      <w:r>
-        <w:t>zahashování</w:t>
-      </w:r>
-      <w:proofErr w:type="spellEnd"/>
-      <w:r>
-        <w:t xml:space="preserve"> změní na dlouhý "náhodně" vypadající řetězec. Z něj nelze odvodit původní text. Při přihlášení se zadané heslo opět </w:t>
-      </w:r>
-      <w:proofErr w:type="spellStart"/>
-      <w:r>
-        <w:t>zahashuje</w:t>
-      </w:r>
-      <w:proofErr w:type="spellEnd"/>
-      <w:r>
-        <w:t xml:space="preserve"> a porovná s tímto uloženým řetězcem. Princip je podobný otisku prstu. Z otisku nezjistíte celou totožnost člověka, ale podle něj ho můžete identifikovat. </w:t>
-      </w:r>
-      <w:proofErr w:type="spellStart"/>
-      <w:r>
-        <w:t>Hash</w:t>
-      </w:r>
-      <w:proofErr w:type="spellEnd"/>
-      <w:r>
-        <w:t xml:space="preserve"> hesla funguje stejně – systém ověří shodu hesla, ale samotné heslo nikdy nepozná.</w:t>
-      </w:r>
-      <w:r>
-        <w:t xml:space="preserve"> [</w:t>
-      </w:r>
-      <w:r>
-        <w:t>https://www.naplne-do-tlaciarni.sk/blog/hashovane-hesla-co-to-je-ako-funguju-a-preco-ich-pouzivat</w:t>
+      <w:r>
+        <w:t>Ověřování totožnosti uživatele zahrnuje nastavení uživatelského jména, hesla a dalších metod, jako je rozpoznávání obličeje, otisk prstu nebo PIN kód. Z bezpečnostních důvodů se žádná z těchto přihlašovacích údajů neukládá v čitelné podobě do databáze služby.</w:t>
+      </w:r>
+      <w:r>
+        <w:t xml:space="preserve"> Existuje mnoho způsobu ověření totožnosti uživatele jako je h</w:t>
+      </w:r>
+      <w:r>
+        <w:t xml:space="preserve">eslové ověřování, certifikátové ověřování, biometrické ověřování, </w:t>
+      </w:r>
+      <w:proofErr w:type="spellStart"/>
+      <w:r>
+        <w:t>tokenové</w:t>
+      </w:r>
+      <w:proofErr w:type="spellEnd"/>
+      <w:r>
+        <w:t xml:space="preserve"> ověřování, jednorázové heslo, </w:t>
+      </w:r>
+      <w:proofErr w:type="spellStart"/>
+      <w:r>
+        <w:t>push</w:t>
+      </w:r>
+      <w:proofErr w:type="spellEnd"/>
+      <w:r>
+        <w:t xml:space="preserve"> oznámení, hlasové ověřování a </w:t>
+      </w:r>
+      <w:proofErr w:type="spellStart"/>
+      <w:r>
+        <w:t>vícefaktorové</w:t>
+      </w:r>
+      <w:proofErr w:type="spellEnd"/>
+      <w:r>
+        <w:t xml:space="preserve"> ověřování.</w:t>
+      </w:r>
+    </w:p>
+    <w:p>
+      <w:pPr>
+        <w:pStyle w:val="Pokraovn"/>
+      </w:pPr>
+      <w:r>
+        <w:t xml:space="preserve"> </w:t>
+      </w:r>
+      <w:r>
+        <w:rPr>
+          <w:color w:val="EE0000"/>
+        </w:rPr>
+        <w:t>[https://www.microsoft.com/sk-sk/security/business/security-101/what-is-authentication</w:t>
       </w:r>
       <w:r>
         <w:t>]</w:t>
       </w:r>
     </w:p>
     <w:p>
+      <w:r>
+        <w:t>Ověřování (</w:t>
+      </w:r>
+      <w:proofErr w:type="spellStart"/>
+      <w:r>
+        <w:t>AuthN</w:t>
+      </w:r>
+      <w:proofErr w:type="spellEnd"/>
+      <w:r>
+        <w:t>) potvrzuje totožnost uživatele – zda je skutečně tím, za koho se vydává, například pomocí hesla nebo biometrie. Autorizace (</w:t>
+      </w:r>
+      <w:proofErr w:type="spellStart"/>
+      <w:r>
+        <w:t>AuthZ</w:t>
+      </w:r>
+      <w:proofErr w:type="spellEnd"/>
+      <w:r>
+        <w:t>) následně určuje, k jakým zdrojům a akcím má ověřený uživatel právo přistupovat.</w:t>
+      </w:r>
+      <w:r>
+        <w:t xml:space="preserve"> </w:t>
+      </w:r>
+      <w:r>
+        <w:rPr>
+          <w:color w:val="EE0000"/>
+        </w:rPr>
+        <w:t>[https://www.microsoft.com/sk-sk/security/business/security-101/what-is-authentication</w:t>
+      </w:r>
+      <w:r>
+        <w:t>]</w:t>
+      </w:r>
+    </w:p>
+    <w:p>
       <w:pPr>
         <w:pStyle w:val="Nadpis3"/>
       </w:pPr>
-      <w:bookmarkStart w:id="34" w:name="_Toc216301970"/>
-      <w:r>
-        <w:t>O</w:t>
-      </w:r>
-      <w:r>
-        <w:t>věření uživatele</w:t>
-      </w:r>
-      <w:bookmarkEnd w:id="34"/>
+      <w:bookmarkStart w:id="35" w:name="_Toc216301971"/>
+      <w:r>
+        <w:t>CAPTCHA ochrana</w:t>
+      </w:r>
+      <w:bookmarkEnd w:id="35"/>
       <w:r>
         <w:t xml:space="preserve"> </w:t>
       </w:r>
@@ -7189,265 +7531,187 @@
         <w:pStyle w:val="Pokraovn"/>
       </w:pPr>
       <w:r>
-        <w:t xml:space="preserve">Ověřování totožnosti uživatele zahrnuje nastavení uživatelského jména, hesla a dalších metod, jako je rozpoznávání obličeje, otisk prstu nebo PIN kód. Z bezpečnostních </w:t>
+        <w:t>CAPTCHA je bezpečnostní systém určený k rozlišení skutečného člověka od automatizovaného počítačového programu (bota). Tato zkratka znamená "</w:t>
+      </w:r>
+      <w:proofErr w:type="spellStart"/>
+      <w:r>
+        <w:t>Completely</w:t>
+      </w:r>
+      <w:proofErr w:type="spellEnd"/>
+      <w:r>
+        <w:t xml:space="preserve"> </w:t>
+      </w:r>
+      <w:proofErr w:type="spellStart"/>
+      <w:r>
+        <w:t>Automated</w:t>
+      </w:r>
+      <w:proofErr w:type="spellEnd"/>
+      <w:r>
+        <w:t xml:space="preserve"> Public </w:t>
+      </w:r>
+      <w:proofErr w:type="spellStart"/>
+      <w:r>
+        <w:t>Turing</w:t>
+      </w:r>
+      <w:proofErr w:type="spellEnd"/>
+      <w:r>
+        <w:t xml:space="preserve"> test to </w:t>
+      </w:r>
+      <w:proofErr w:type="spellStart"/>
+      <w:r>
+        <w:t>tell</w:t>
+      </w:r>
+      <w:proofErr w:type="spellEnd"/>
+      <w:r>
+        <w:t xml:space="preserve"> </w:t>
+      </w:r>
+      <w:proofErr w:type="spellStart"/>
+      <w:r>
+        <w:t>Computers</w:t>
+      </w:r>
+      <w:proofErr w:type="spellEnd"/>
+      <w:r>
+        <w:t xml:space="preserve"> and </w:t>
+      </w:r>
+      <w:proofErr w:type="spellStart"/>
+      <w:r>
+        <w:t>Humans</w:t>
+      </w:r>
+      <w:proofErr w:type="spellEnd"/>
+      <w:r>
+        <w:t xml:space="preserve"> </w:t>
+      </w:r>
+      <w:proofErr w:type="spellStart"/>
+      <w:r>
+        <w:t>Apart</w:t>
+      </w:r>
+      <w:proofErr w:type="spellEnd"/>
+      <w:r>
+        <w:t xml:space="preserve">", tedy veřejný, </w:t>
       </w:r>
       <w:r>
         <w:lastRenderedPageBreak/>
-        <w:t>důvodů se žádná z těchto přihlašovacích údajů neukládá v čitelné podobě do databáze služby.</w:t>
-      </w:r>
-      <w:r>
-        <w:t xml:space="preserve"> Existuje mnoho způsobu ověření totožnosti uživatele jako je h</w:t>
-      </w:r>
-      <w:r>
-        <w:t xml:space="preserve">eslové ověřování, certifikátové ověřování, biometrické ověřování, </w:t>
-      </w:r>
-      <w:proofErr w:type="spellStart"/>
-      <w:r>
-        <w:t>tokenové</w:t>
-      </w:r>
-      <w:proofErr w:type="spellEnd"/>
-      <w:r>
-        <w:t xml:space="preserve"> ověřování, jednorázové heslo, </w:t>
-      </w:r>
-      <w:proofErr w:type="spellStart"/>
-      <w:r>
-        <w:t>push</w:t>
-      </w:r>
-      <w:proofErr w:type="spellEnd"/>
-      <w:r>
-        <w:t xml:space="preserve"> oznámení, hlasové ověřování a </w:t>
-      </w:r>
-      <w:proofErr w:type="spellStart"/>
-      <w:r>
-        <w:t>vícefaktorové</w:t>
-      </w:r>
-      <w:proofErr w:type="spellEnd"/>
-      <w:r>
-        <w:t xml:space="preserve"> ověřování.</w:t>
-      </w:r>
+        <w:t xml:space="preserve">plně automatizovaný </w:t>
+      </w:r>
+      <w:proofErr w:type="spellStart"/>
+      <w:r>
+        <w:t>Turingův</w:t>
+      </w:r>
+      <w:proofErr w:type="spellEnd"/>
+      <w:r>
+        <w:t xml:space="preserve"> test k rozpoznání počítačů a lidí. Funguje tak, že uživateli předloží úkol, který je pro člověka jednoduchý, ale pro současné počítačové algoritmy obtížný. Typicky jde o přepis zkresleného textu, výběr obrázků podle zadání (např. "klikněte na všechny semafory") nebo vyřešení základní matematické úlohy. Dokud uživatel úkol nevyřeší správně, systém jej považuje za robota. Dnešní situace je však jiná díky pokroku v umělé inteligenci, neuronových sítích a strojovém učení. Tyto technologie se staly natolik vyspělými, že dokážou spolehlivě překonat i moderní typy CAPTCHA. Například již v roce 2016 společnost Google zavedla metodu, kde stačilo kliknout na zaškrtávací políčko "Nejsem robot". Ovšem velmi brzy poté dokázala neuronová síť od stejné společnosti tento mechanismus úspěšně obejít.</w:t>
+      </w:r>
+      <w:r>
+        <w:t xml:space="preserve"> Teď se objevuje spousta různých typů CAPTCHA jako například t</w:t>
+      </w:r>
+      <w:r>
+        <w:t xml:space="preserve">extová, zvuková, obrázková, logická, </w:t>
+      </w:r>
+      <w:proofErr w:type="spellStart"/>
+      <w:r>
+        <w:t>reCAPTCHA</w:t>
+      </w:r>
+      <w:proofErr w:type="spellEnd"/>
+      <w:r>
+        <w:t>, hern</w:t>
+      </w:r>
+      <w:r>
+        <w:t>í</w:t>
+      </w:r>
+      <w:r>
+        <w:t>, tvarová, se skrytým polem a s děleným obrázkem.</w:t>
+      </w:r>
+      <w:r>
+        <w:t xml:space="preserve"> </w:t>
+      </w:r>
+      <w:r>
+        <w:fldChar w:fldCharType="begin"/>
+      </w:r>
+      <w:r>
+        <w:instrText xml:space="preserve"> REF _Ref218422153 \r \h </w:instrText>
+      </w:r>
+      <w:r>
+        <w:fldChar w:fldCharType="separate"/>
+      </w:r>
+      <w:r>
+        <w:t>[15]</w:t>
+      </w:r>
+      <w:r>
+        <w:fldChar w:fldCharType="end"/>
+      </w:r>
+    </w:p>
+    <w:p>
+      <w:pPr>
+        <w:pStyle w:val="Nadpis3"/>
+      </w:pPr>
+      <w:bookmarkStart w:id="36" w:name="_Toc216301972"/>
+      <w:r>
+        <w:t xml:space="preserve">SQL </w:t>
+      </w:r>
+      <w:proofErr w:type="spellStart"/>
+      <w:r>
+        <w:t>injection</w:t>
+      </w:r>
+      <w:proofErr w:type="spellEnd"/>
+      <w:r>
+        <w:t xml:space="preserve"> obrana</w:t>
+      </w:r>
+      <w:bookmarkEnd w:id="36"/>
     </w:p>
     <w:p>
       <w:pPr>
         <w:pStyle w:val="Pokraovn"/>
       </w:pPr>
       <w:r>
-        <w:t xml:space="preserve"> [</w:t>
-      </w:r>
-      <w:r>
-        <w:t>https://www.microsoft.com/sk-sk/security/business/security-101/what-is-authentication</w:t>
+        <w:t xml:space="preserve">SQL </w:t>
+      </w:r>
+      <w:proofErr w:type="spellStart"/>
+      <w:r>
+        <w:t>Injection</w:t>
+      </w:r>
+      <w:proofErr w:type="spellEnd"/>
+      <w:r>
+        <w:t xml:space="preserve"> je typ útoku, který zneužívá chyby zabezpečení ve webových aplikacích. Tento útok umožňuje pachateli vložit a spustit škodlivý kód SQL, čímž získá neoprávněný přístup k databázovému systému. K útoku dochází, když aplikace nedostatečně ověřuje nebo filtruje vstupní data od uživatele. Zneužitím této zranitelnosti může útočník provádět v databázi různé akce s vážnými dopady, jako je manipulace s daty, jejich odstranění nebo dokonce získání administrátorských oprávnění. Závažnost tohoto útoku plyne z jeho potenciálu způsobit vážné škody jednotlivcům i velkým společnostem. Krádež osobních údajů nebo informací o platebních kartách může uživatele vážně poškodit, zatímco společnosti čelí poškození reputace, právním problémům a finančním ztrátám. Útoky typu SQL </w:t>
+      </w:r>
+      <w:proofErr w:type="spellStart"/>
+      <w:r>
+        <w:t>Injection</w:t>
+      </w:r>
+      <w:proofErr w:type="spellEnd"/>
+      <w:r>
+        <w:t xml:space="preserve"> tak jasně ukazují, jak je bezpečnost databází zásadní. Útočníci používají různé metody SQL </w:t>
+      </w:r>
+      <w:proofErr w:type="spellStart"/>
+      <w:r>
+        <w:t>Injection</w:t>
+      </w:r>
+      <w:proofErr w:type="spellEnd"/>
+      <w:r>
+        <w:t xml:space="preserve"> v závislosti na konkrétní chybě v aplikaci a struktuře databázového systému. Mezi hlavní metody patří</w:t>
+      </w:r>
+      <w:r>
+        <w:t xml:space="preserve"> </w:t>
+      </w:r>
+      <w:r>
+        <w:fldChar w:fldCharType="begin"/>
+      </w:r>
+      <w:r>
+        <w:instrText xml:space="preserve"> REF _Ref218422289 \r \h </w:instrText>
+      </w:r>
+      <w:r>
+        <w:fldChar w:fldCharType="separate"/>
+      </w:r>
+      <w:r>
+        <w:t>[1</w:t>
+      </w:r>
+      <w:r>
+        <w:t>6</w:t>
       </w:r>
       <w:r>
         <w:t>]</w:t>
       </w:r>
-    </w:p>
-    <w:p>
-      <w:r>
-        <w:t>Ověřování (</w:t>
-      </w:r>
-      <w:proofErr w:type="spellStart"/>
-      <w:r>
-        <w:t>AuthN</w:t>
-      </w:r>
-      <w:proofErr w:type="spellEnd"/>
-      <w:r>
-        <w:t>) potvrzuje totožnost uživatele – zda je skutečně tím, za koho se vydává, například pomocí hesla nebo biometrie. Autorizace (</w:t>
-      </w:r>
-      <w:proofErr w:type="spellStart"/>
-      <w:r>
-        <w:t>AuthZ</w:t>
-      </w:r>
-      <w:proofErr w:type="spellEnd"/>
-      <w:r>
-        <w:t>) následně určuje, k jakým zdrojům a akcím má ověřený uživatel právo přistupovat.</w:t>
-      </w:r>
-      <w:r>
-        <w:t xml:space="preserve"> [</w:t>
-      </w:r>
-      <w:r>
-        <w:t>https://www.microsoft.com/sk-sk/security/business/security-101/what-is-authentication</w:t>
-      </w:r>
-      <w:r>
-        <w:t>]</w:t>
-      </w:r>
-    </w:p>
-    <w:p>
-      <w:pPr>
-        <w:pStyle w:val="Nadpis3"/>
-      </w:pPr>
-      <w:bookmarkStart w:id="35" w:name="_Toc216301971"/>
-      <w:r>
-        <w:t>CAPTCHA ochrana</w:t>
-      </w:r>
-      <w:bookmarkEnd w:id="35"/>
-      <w:r>
-        <w:t xml:space="preserve"> </w:t>
-      </w:r>
-    </w:p>
-    <w:p>
-      <w:pPr>
-        <w:pStyle w:val="Pokraovn"/>
-      </w:pPr>
-      <w:r>
-        <w:t>CAPTCHA je bezpečnostní systém určený k rozlišení skutečného člověka od automatizovaného počítačového programu (bota). Tato zkratka znamená "</w:t>
-      </w:r>
-      <w:proofErr w:type="spellStart"/>
-      <w:r>
-        <w:t>Completely</w:t>
-      </w:r>
-      <w:proofErr w:type="spellEnd"/>
-      <w:r>
-        <w:t xml:space="preserve"> </w:t>
-      </w:r>
-      <w:proofErr w:type="spellStart"/>
-      <w:r>
-        <w:t>Automated</w:t>
-      </w:r>
-      <w:proofErr w:type="spellEnd"/>
-      <w:r>
-        <w:t xml:space="preserve"> Public </w:t>
-      </w:r>
-      <w:proofErr w:type="spellStart"/>
-      <w:r>
-        <w:t>Turing</w:t>
-      </w:r>
-      <w:proofErr w:type="spellEnd"/>
-      <w:r>
-        <w:t xml:space="preserve"> test to </w:t>
-      </w:r>
-      <w:proofErr w:type="spellStart"/>
-      <w:r>
-        <w:t>tell</w:t>
-      </w:r>
-      <w:proofErr w:type="spellEnd"/>
-      <w:r>
-        <w:t xml:space="preserve"> </w:t>
-      </w:r>
-      <w:proofErr w:type="spellStart"/>
-      <w:r>
-        <w:t>Computers</w:t>
-      </w:r>
-      <w:proofErr w:type="spellEnd"/>
-      <w:r>
-        <w:t xml:space="preserve"> and </w:t>
-      </w:r>
-      <w:proofErr w:type="spellStart"/>
-      <w:r>
-        <w:t>Humans</w:t>
-      </w:r>
-      <w:proofErr w:type="spellEnd"/>
-      <w:r>
-        <w:t xml:space="preserve"> </w:t>
-      </w:r>
-      <w:proofErr w:type="spellStart"/>
-      <w:r>
-        <w:t>Apart</w:t>
-      </w:r>
-      <w:proofErr w:type="spellEnd"/>
-      <w:r>
-        <w:t xml:space="preserve">", tedy veřejný, plně automatizovaný </w:t>
-      </w:r>
-      <w:proofErr w:type="spellStart"/>
-      <w:r>
-        <w:t>Turingův</w:t>
-      </w:r>
-      <w:proofErr w:type="spellEnd"/>
-      <w:r>
-        <w:t xml:space="preserve"> test k rozpoznání počítačů a lidí. Funguje tak, že uživateli předloží úkol, který je pro člověka jednoduchý, ale pro současné počítačové algoritmy obtížný. Typicky jde o přepis zkresleného textu, výběr obrázků podle zadání (např. "klikněte na všechny semafory") nebo vyřešení základní matematické úlohy. Dokud uživatel úkol nevyřeší správně, systém jej považuje za robota. Dnešní situace je však jiná díky pokroku v umělé inteligenci, neuronových sítích a strojovém učení. Tyto technologie se staly natolik vyspělými, že </w:t>
-      </w:r>
-      <w:r>
-        <w:t>dokážou</w:t>
-      </w:r>
-      <w:r>
-        <w:t xml:space="preserve"> spolehlivě překonat i moderní typy CAPTCHA. Například již v roce 2016 společnost Google zavedla metodu, kde stačilo kliknout na zaškrtávací políčko "Nejsem robot". Ovšem velmi brzy poté dokázala neuronová síť od stejné společnosti tento mechanismus úspěšně obejít.</w:t>
-      </w:r>
-      <w:r>
-        <w:t xml:space="preserve"> Teď se objevuje spousta různých typů CAPTCHA jako například t</w:t>
-      </w:r>
-      <w:r>
-        <w:t xml:space="preserve">extová, zvuková, obrázková, logická, </w:t>
-      </w:r>
-      <w:proofErr w:type="spellStart"/>
-      <w:r>
-        <w:t>reCAPTCHA</w:t>
-      </w:r>
-      <w:proofErr w:type="spellEnd"/>
-      <w:r>
-        <w:t>, hern</w:t>
-      </w:r>
-      <w:r>
-        <w:t>í</w:t>
-      </w:r>
-      <w:r>
-        <w:t>, tvarová, se skrytým polem a s děleným obrázkem.</w:t>
-      </w:r>
-      <w:r>
-        <w:t xml:space="preserve"> [</w:t>
-      </w:r>
-      <w:r>
-        <w:t>https://blindrevue.sk/captcha-pokrivene-obrazky-pristupne-ci-nepristupne/</w:t>
-      </w:r>
-      <w:r>
-        <w:t>]</w:t>
-      </w:r>
-    </w:p>
-    <w:p>
-      <w:pPr>
-        <w:pStyle w:val="Nadpis3"/>
-      </w:pPr>
-      <w:bookmarkStart w:id="36" w:name="_Toc216301972"/>
-      <w:r>
-        <w:lastRenderedPageBreak/>
-        <w:t xml:space="preserve">SQL </w:t>
-      </w:r>
-      <w:proofErr w:type="spellStart"/>
-      <w:r>
-        <w:t>injection</w:t>
-      </w:r>
-      <w:proofErr w:type="spellEnd"/>
-      <w:r>
-        <w:t xml:space="preserve"> obrana</w:t>
-      </w:r>
-      <w:bookmarkEnd w:id="36"/>
-    </w:p>
-    <w:p>
-      <w:pPr>
-        <w:pStyle w:val="Pokraovn"/>
-      </w:pPr>
-      <w:r>
-        <w:t xml:space="preserve">SQL </w:t>
-      </w:r>
-      <w:proofErr w:type="spellStart"/>
-      <w:r>
-        <w:t>Injection</w:t>
-      </w:r>
-      <w:proofErr w:type="spellEnd"/>
-      <w:r>
-        <w:t xml:space="preserve"> je typ útoku, který zneužívá chyby zabezpečení ve webových aplikacích. Tento útok umožňuje pachateli vložit a spustit škodlivý kód SQL, čímž získá neoprávněný přístup k databázovému systému. K útoku dochází, když aplikace nedostatečně ověřuje nebo filtruje vstupní data od uživatele. Zneužitím této zranitelnosti může útočník provádět v databázi různé akce s vážnými dopady, jako je manipulace s daty, jejich odstranění nebo dokonce získání administrátorských oprávnění. Závažnost tohoto útoku plyne z jeho potenciálu způsobit vážné škody jednotlivcům i velkým společnostem. Krádež osobních údajů nebo informací o platebních kartách může uživatele vážně poškodit, zatímco společnosti čelí poškození reputace, právním problémům a finančním ztrátám. Útoky typu SQL </w:t>
-      </w:r>
-      <w:proofErr w:type="spellStart"/>
-      <w:r>
-        <w:t>Injection</w:t>
-      </w:r>
-      <w:proofErr w:type="spellEnd"/>
-      <w:r>
-        <w:t xml:space="preserve"> tak jasně ukazují, jak je bezpečnost databází zásadní. Útočníci používají různé metody SQL </w:t>
-      </w:r>
-      <w:proofErr w:type="spellStart"/>
-      <w:r>
-        <w:t>Injection</w:t>
-      </w:r>
-      <w:proofErr w:type="spellEnd"/>
-      <w:r>
-        <w:t xml:space="preserve"> v závislosti na konkrétní chybě v aplikaci a struktuře databázového systému. Mezi hlavní metody patří</w:t>
-      </w:r>
-      <w:r>
-        <w:t xml:space="preserve"> [</w:t>
-      </w:r>
-      <w:r>
-        <w:t>https://www.hostragons.com/sk/blog/utoky-sql-injection-a-metody-ochrany/#SQL_Enjeksiyon_Saldirisinin_Tanimi_ve_Onemi</w:t>
-      </w:r>
-      <w:r>
-        <w:t>]</w:t>
+      <w:r>
+        <w:fldChar w:fldCharType="end"/>
       </w:r>
       <w:r>
         <w:t xml:space="preserve">: </w:t>
@@ -7494,6 +7758,7 @@
         </w:numPr>
       </w:pPr>
       <w:r>
+        <w:lastRenderedPageBreak/>
         <w:t xml:space="preserve">Blind (slepá) injekce: Vyvozování informací analýzou chování aplikace, aniž by databáze přímo vracela data. </w:t>
       </w:r>
     </w:p>
@@ -7524,16 +7789,22 @@
         <w:pStyle w:val="Pokraovn"/>
       </w:pPr>
       <w:r>
-        <w:t xml:space="preserve">Základním principem vývoje je postupně přidávat nové funkce. Pokud se na projekt podíváme s odstupem, každá nově naprogramovaná funkce vlastně vytváří novou verzi celé aplikace. Proto je velmi užitečné mít nástroj, který tyto verze přehledně spravuje. </w:t>
-      </w:r>
-      <w:r>
-        <w:t>[</w:t>
-      </w:r>
-      <w:r>
-        <w:t>https://www.websupport.sk/blog/2013/02/3-dovody-preco-zacat-s-verziovanim/</w:t>
-      </w:r>
-      <w:r>
-        <w:t>]</w:t>
+        <w:t>Základním principem vývoje je postupně přidávat nové funkce. Pokud se na projekt podíváme s odstupem, každá nově naprogramovaná funkce vlastně vytváří novou verzi celé aplikace. Proto je velmi užitečné mít nástroj, který tyto verze přehledně spravuje.</w:t>
+      </w:r>
+      <w:r>
+        <w:fldChar w:fldCharType="begin"/>
+      </w:r>
+      <w:r>
+        <w:instrText xml:space="preserve"> REF _Ref218422443 \r \h </w:instrText>
+      </w:r>
+      <w:r>
+        <w:fldChar w:fldCharType="separate"/>
+      </w:r>
+      <w:r>
+        <w:t>[17]</w:t>
+      </w:r>
+      <w:r>
+        <w:fldChar w:fldCharType="end"/>
       </w:r>
     </w:p>
     <w:p>
@@ -7541,23 +7812,25 @@
         <w:pStyle w:val="Pokraovn"/>
       </w:pPr>
       <w:r>
-        <w:t xml:space="preserve">Díky tomu vidím, kdy a co jsem do projektu přidal, a mohu se snadno vrátit k jeho předchozímu stavu. V případě chyby jsem tak mnohem flexibilnější a dokážu efektivně </w:t>
-      </w:r>
-      <w:r>
-        <w:lastRenderedPageBreak/>
-        <w:t>obnovit funkční verzi projektu.</w:t>
+        <w:t>Díky tomu vidím, kdy a co jsem do projektu přidal, a mohu se snadno vrátit k jeho předchozímu stavu. V případě chyby jsem tak mnohem flexibilnější a dokážu efektivně obnovit funkční verzi projektu.</w:t>
       </w:r>
       <w:r>
         <w:t xml:space="preserve"> </w:t>
       </w:r>
       <w:r>
-        <w:t>[</w:t>
-      </w:r>
-      <w:r>
-        <w:t>https://www.websupport.sk/blog/2013/02/3-dovody-preco-zacat-s-verziovanim/</w:t>
-      </w:r>
-      <w:r>
-        <w:t>]</w:t>
+        <w:fldChar w:fldCharType="begin"/>
+      </w:r>
+      <w:r>
+        <w:instrText xml:space="preserve"> REF _Ref218422443 \r \h </w:instrText>
+      </w:r>
+      <w:r>
+        <w:fldChar w:fldCharType="separate"/>
+      </w:r>
+      <w:r>
+        <w:t>[17]</w:t>
+      </w:r>
+      <w:r>
+        <w:fldChar w:fldCharType="end"/>
       </w:r>
     </w:p>
     <w:p>
@@ -7586,52 +7859,70 @@
         <w:t xml:space="preserve"> v roce 2005 a od té doby se stal standardem v softwarovém inženýrství. Git je rychlý, efektivní a přizpůsobený potřebám vývojářů. Jeho distribuovaná povaha umožňuje práci i bez trvalého připojení k centrálnímu serveru, což poskytuje vysokou úroveň bezpečnosti a flexibility.</w:t>
       </w:r>
       <w:r>
-        <w:t>[</w:t>
+        <w:fldChar w:fldCharType="begin"/>
+      </w:r>
+      <w:r>
+        <w:instrText xml:space="preserve"> REF _Ref218422583 \r \h </w:instrText>
+      </w:r>
+      <w:r>
+        <w:fldChar w:fldCharType="separate"/>
+      </w:r>
+      <w:r>
+        <w:t>[18]</w:t>
+      </w:r>
+      <w:r>
+        <w:fldChar w:fldCharType="end"/>
+      </w:r>
+    </w:p>
+    <w:p>
+      <w:r>
+        <w:t xml:space="preserve">Ovládnutí základních příkazů je klíčové pro efektivní práci s </w:t>
+      </w:r>
+      <w:proofErr w:type="spellStart"/>
+      <w:r>
+        <w:t>Gitem</w:t>
+      </w:r>
+      <w:proofErr w:type="spellEnd"/>
+      <w:r>
+        <w:t xml:space="preserve">. Tyto příkazy umožňují inicializovat </w:t>
+      </w:r>
+      <w:proofErr w:type="spellStart"/>
+      <w:r>
+        <w:t>repozitář</w:t>
+      </w:r>
+      <w:proofErr w:type="spellEnd"/>
+      <w:r>
+        <w:t>, sledovat stav projektu, ukládat změny a synchronizovat práci s</w:t>
+      </w:r>
+      <w:r>
+        <w:t> </w:t>
+      </w:r>
+      <w:r>
+        <w:t>týmem</w:t>
+      </w:r>
+      <w:r>
+        <w:t>, jako jsou</w:t>
       </w:r>
       <w:r>
         <w:t xml:space="preserve"> </w:t>
       </w:r>
       <w:r>
-        <w:t>https://www.invelity.com/blog/git-preco-je-dobry-a-na-co-sa-pouziva/?jelco=CjwKCAiAmePKBhAfEiwAU3Ko3NeWTvfHbas8tAHDytTMr77ps02QHVcZnkiGeD9HW1n5PCDS2FirhhoC60oQAvD_BwE&amp;utm_source=google&amp;utm_medium=cpc&amp;utm_campaign=S-DSA-Blog&amp;utm_id=10323504166&amp;gad_source=1&amp;gad_campaignid=10323504166&amp;gbraid=0AAAAADKA0cNTbtYgf0zPYii6okMuIpAss&amp;gclid=CjwKCAiAmePKBhAfEiwAU3Ko3NeWTvfHbas8tAHDytTMr77ps02QHVcZnkiGeD9HW1n5PCDS2FirhhoC60oQAvD_BwE</w:t>
-      </w:r>
-      <w:r>
-        <w:t>]</w:t>
-      </w:r>
-    </w:p>
-    <w:p>
-      <w:r>
-        <w:t xml:space="preserve">Ovládnutí základních příkazů je klíčové pro efektivní práci s </w:t>
-      </w:r>
-      <w:proofErr w:type="spellStart"/>
-      <w:r>
-        <w:t>Gitem</w:t>
-      </w:r>
-      <w:proofErr w:type="spellEnd"/>
-      <w:r>
-        <w:t xml:space="preserve">. Tyto příkazy umožňují inicializovat </w:t>
-      </w:r>
-      <w:proofErr w:type="spellStart"/>
-      <w:r>
-        <w:t>repozitář</w:t>
-      </w:r>
-      <w:proofErr w:type="spellEnd"/>
-      <w:r>
-        <w:t>, sledovat stav projektu, ukládat změny a synchronizovat práci s</w:t>
-      </w:r>
-      <w:r>
-        <w:t> </w:t>
-      </w:r>
-      <w:r>
-        <w:t>týmem</w:t>
-      </w:r>
-      <w:r>
-        <w:t>, jako jsou [</w:t>
-      </w:r>
-      <w:r>
-        <w:t>https://www.invelity.com/blog/git-preco-je-dobry-a-na-co-sa-pouziva/?jelco=CjwKCAiAmePKBhAfEiwAU3Ko3NeWTvfHbas8tAHDytTMr77ps02QHVcZnkiGeD9HW1n5PCDS2FirhhoC60oQAvD_BwE&amp;utm_source=google&amp;utm_medium=cpc&amp;utm_campaign=S-DSA-Blog&amp;utm_id=10323504166&amp;gad_source=1&amp;gad_campaignid=10323504166&amp;gbraid=0AAAAADKA0cNTbtYgf0zPYii6okMuIpAss&amp;gclid=CjwKCAiAmePKBhAfEiwAU3Ko3NeWTvfHbas8tAHDytTMr77ps02QHVcZnkiGeD9HW1n5PCDS2FirhhoC60oQAvD_BwE</w:t>
-      </w:r>
-      <w:r>
-        <w:t>]:</w:t>
+        <w:fldChar w:fldCharType="begin"/>
+      </w:r>
+      <w:r>
+        <w:instrText xml:space="preserve"> REF _Ref218422583 \r \h </w:instrText>
+      </w:r>
+      <w:r>
+        <w:fldChar w:fldCharType="separate"/>
+      </w:r>
+      <w:r>
+        <w:t>[18]</w:t>
+      </w:r>
+      <w:r>
+        <w:fldChar w:fldCharType="end"/>
+      </w:r>
+      <w:r>
+        <w:t>:</w:t>
       </w:r>
     </w:p>
     <w:p>
@@ -7642,8 +7933,13 @@
           <w:numId w:val="34"/>
         </w:numPr>
       </w:pPr>
-      <w:r>
-        <w:t xml:space="preserve">git </w:t>
+      <w:proofErr w:type="spellStart"/>
+      <w:r>
+        <w:t>git</w:t>
+      </w:r>
+      <w:proofErr w:type="spellEnd"/>
+      <w:r>
+        <w:t xml:space="preserve"> </w:t>
       </w:r>
       <w:proofErr w:type="spellStart"/>
       <w:r>
@@ -7651,15 +7947,7 @@
       </w:r>
       <w:proofErr w:type="spellEnd"/>
       <w:r>
-        <w:t xml:space="preserve"> – </w:t>
-      </w:r>
-      <w:proofErr w:type="spellStart"/>
-      <w:r>
-        <w:t>Vytvoří</w:t>
-      </w:r>
-      <w:proofErr w:type="spellEnd"/>
-      <w:r>
-        <w:t xml:space="preserve"> nový Git </w:t>
+        <w:t xml:space="preserve"> – Vytvoří nový Git </w:t>
       </w:r>
       <w:proofErr w:type="spellStart"/>
       <w:r>
@@ -7667,26 +7955,7 @@
       </w:r>
       <w:proofErr w:type="spellEnd"/>
       <w:r>
-        <w:t xml:space="preserve"> v </w:t>
-      </w:r>
-      <w:proofErr w:type="spellStart"/>
-      <w:r>
-        <w:t>aktuální</w:t>
-      </w:r>
-      <w:proofErr w:type="spellEnd"/>
-      <w:r>
-        <w:t xml:space="preserve"> </w:t>
-      </w:r>
-      <w:proofErr w:type="spellStart"/>
-      <w:r>
-        <w:t>složce</w:t>
-      </w:r>
-      <w:proofErr w:type="spellEnd"/>
-      <w:r>
-        <w:t>.</w:t>
-      </w:r>
-      <w:r>
-        <w:t xml:space="preserve"> </w:t>
+        <w:t xml:space="preserve"> v aktuální složce. </w:t>
       </w:r>
     </w:p>
     <w:p>
@@ -7697,8 +7966,21 @@
           <w:numId w:val="34"/>
         </w:numPr>
       </w:pPr>
-      <w:r>
-        <w:t>git clone &lt;</w:t>
+      <w:proofErr w:type="spellStart"/>
+      <w:r>
+        <w:t>git</w:t>
+      </w:r>
+      <w:proofErr w:type="spellEnd"/>
+      <w:r>
+        <w:t xml:space="preserve"> </w:t>
+      </w:r>
+      <w:proofErr w:type="spellStart"/>
+      <w:r>
+        <w:t>clone</w:t>
+      </w:r>
+      <w:proofErr w:type="spellEnd"/>
+      <w:r>
+        <w:t xml:space="preserve"> &lt;</w:t>
       </w:r>
       <w:proofErr w:type="spellStart"/>
       <w:r>
@@ -7706,23 +7988,7 @@
       </w:r>
       <w:proofErr w:type="spellEnd"/>
       <w:r>
-        <w:t xml:space="preserve">&gt; – </w:t>
-      </w:r>
-      <w:proofErr w:type="spellStart"/>
-      <w:r>
-        <w:t>Zkopíruje</w:t>
-      </w:r>
-      <w:proofErr w:type="spellEnd"/>
-      <w:r>
-        <w:t xml:space="preserve"> celý </w:t>
-      </w:r>
-      <w:proofErr w:type="spellStart"/>
-      <w:r>
-        <w:t>vzdálený</w:t>
-      </w:r>
-      <w:proofErr w:type="spellEnd"/>
-      <w:r>
-        <w:t xml:space="preserve"> </w:t>
+        <w:t xml:space="preserve">&gt; – Zkopíruje celý vzdálený </w:t>
       </w:r>
       <w:proofErr w:type="spellStart"/>
       <w:r>
@@ -7730,26 +7996,7 @@
       </w:r>
       <w:proofErr w:type="spellEnd"/>
       <w:r>
-        <w:t xml:space="preserve"> (</w:t>
-      </w:r>
-      <w:proofErr w:type="spellStart"/>
-      <w:r>
-        <w:t>např</w:t>
-      </w:r>
-      <w:proofErr w:type="spellEnd"/>
-      <w:r>
-        <w:t xml:space="preserve">. z </w:t>
-      </w:r>
-      <w:proofErr w:type="spellStart"/>
-      <w:r>
-        <w:t>GitHubu</w:t>
-      </w:r>
-      <w:proofErr w:type="spellEnd"/>
-      <w:r>
-        <w:t>) na váš počítač.</w:t>
-      </w:r>
-      <w:r>
-        <w:t xml:space="preserve"> </w:t>
+        <w:t xml:space="preserve"> (např. z GitHubu) na váš počítač. </w:t>
       </w:r>
     </w:p>
     <w:p>
@@ -7762,31 +8009,11 @@
       </w:pPr>
       <w:proofErr w:type="spellStart"/>
       <w:r>
-        <w:lastRenderedPageBreak/>
         <w:t>git</w:t>
       </w:r>
       <w:proofErr w:type="spellEnd"/>
       <w:r>
-        <w:t xml:space="preserve"> status – Zobrazí stav souborů (</w:t>
-      </w:r>
-      <w:proofErr w:type="spellStart"/>
-      <w:r>
-        <w:t>změněné</w:t>
-      </w:r>
-      <w:proofErr w:type="spellEnd"/>
-      <w:r>
-        <w:t xml:space="preserve">, </w:t>
-      </w:r>
-      <w:proofErr w:type="spellStart"/>
-      <w:r>
-        <w:t>připravené</w:t>
-      </w:r>
-      <w:proofErr w:type="spellEnd"/>
-      <w:r>
-        <w:t xml:space="preserve"> k uložení, nové).</w:t>
-      </w:r>
-      <w:r>
-        <w:t xml:space="preserve"> </w:t>
+        <w:t xml:space="preserve"> status – Zobrazí stav souborů (změněné, připravené k uložení, nové). </w:t>
       </w:r>
     </w:p>
     <w:p>
@@ -7819,34 +8046,7 @@
       </w:r>
       <w:proofErr w:type="spellEnd"/>
       <w:r>
-        <w:t xml:space="preserve"> </w:t>
-      </w:r>
-      <w:proofErr w:type="spellStart"/>
-      <w:r>
-        <w:t>area</w:t>
-      </w:r>
-      <w:proofErr w:type="spellEnd"/>
-      <w:r>
-        <w:t xml:space="preserve">, aby </w:t>
-      </w:r>
-      <w:proofErr w:type="spellStart"/>
-      <w:r>
-        <w:t>byly</w:t>
-      </w:r>
-      <w:proofErr w:type="spellEnd"/>
-      <w:r>
-        <w:t xml:space="preserve"> </w:t>
-      </w:r>
-      <w:proofErr w:type="spellStart"/>
-      <w:r>
-        <w:t>připraveny</w:t>
-      </w:r>
-      <w:proofErr w:type="spellEnd"/>
-      <w:r>
-        <w:t xml:space="preserve"> k uložení.</w:t>
-      </w:r>
-      <w:r>
-        <w:t xml:space="preserve"> </w:t>
+        <w:t xml:space="preserve"> area, aby byly připraveny k uložení. </w:t>
       </w:r>
     </w:p>
     <w:p>
@@ -7859,6 +8059,7 @@
       </w:pPr>
       <w:proofErr w:type="spellStart"/>
       <w:r>
+        <w:lastRenderedPageBreak/>
         <w:t>git</w:t>
       </w:r>
       <w:proofErr w:type="spellEnd"/>
@@ -7876,42 +8077,7 @@
       </w:r>
       <w:proofErr w:type="gramEnd"/>
       <w:r>
-        <w:t xml:space="preserve"> "zpráva" – Trvale uloží </w:t>
-      </w:r>
-      <w:proofErr w:type="spellStart"/>
-      <w:r>
-        <w:t>připravené</w:t>
-      </w:r>
-      <w:proofErr w:type="spellEnd"/>
-      <w:r>
-        <w:t xml:space="preserve"> </w:t>
-      </w:r>
-      <w:proofErr w:type="spellStart"/>
-      <w:r>
-        <w:t>změny</w:t>
-      </w:r>
-      <w:proofErr w:type="spellEnd"/>
-      <w:r>
-        <w:t xml:space="preserve"> do </w:t>
-      </w:r>
-      <w:proofErr w:type="spellStart"/>
-      <w:r>
-        <w:t>historie</w:t>
-      </w:r>
-      <w:proofErr w:type="spellEnd"/>
-      <w:r>
-        <w:t xml:space="preserve"> s popisnou </w:t>
-      </w:r>
-      <w:proofErr w:type="spellStart"/>
-      <w:r>
-        <w:t>zprávou</w:t>
-      </w:r>
-      <w:proofErr w:type="spellEnd"/>
-      <w:r>
-        <w:t>.</w:t>
-      </w:r>
-      <w:r>
-        <w:t xml:space="preserve"> </w:t>
+        <w:t xml:space="preserve"> "zpráva" – Trvale uloží připravené změny do historie s popisnou zprávou. </w:t>
       </w:r>
     </w:p>
     <w:p>
@@ -7944,15 +8110,7 @@
       </w:r>
       <w:proofErr w:type="spellEnd"/>
       <w:r>
-        <w:t xml:space="preserve">) do </w:t>
-      </w:r>
-      <w:proofErr w:type="spellStart"/>
-      <w:r>
-        <w:t>vzdáleného</w:t>
-      </w:r>
-      <w:proofErr w:type="spellEnd"/>
-      <w:r>
-        <w:t xml:space="preserve"> </w:t>
+        <w:t xml:space="preserve">) do vzdáleného </w:t>
       </w:r>
       <w:proofErr w:type="spellStart"/>
       <w:r>
@@ -7960,10 +8118,7 @@
       </w:r>
       <w:proofErr w:type="spellEnd"/>
       <w:r>
-        <w:t>.</w:t>
-      </w:r>
-      <w:r>
-        <w:t xml:space="preserve"> </w:t>
+        <w:t xml:space="preserve">. </w:t>
       </w:r>
     </w:p>
     <w:p>
@@ -7988,23 +8143,7 @@
       </w:r>
       <w:proofErr w:type="spellEnd"/>
       <w:r>
-        <w:t xml:space="preserve"> – Stáhne nejnovější změny </w:t>
-      </w:r>
-      <w:proofErr w:type="spellStart"/>
-      <w:r>
-        <w:t>ze</w:t>
-      </w:r>
-      <w:proofErr w:type="spellEnd"/>
-      <w:r>
-        <w:t xml:space="preserve"> </w:t>
-      </w:r>
-      <w:proofErr w:type="spellStart"/>
-      <w:r>
-        <w:t>vzdáleného</w:t>
-      </w:r>
-      <w:proofErr w:type="spellEnd"/>
-      <w:r>
-        <w:t xml:space="preserve"> </w:t>
+        <w:t xml:space="preserve"> – Stáhne nejnovější změny ze vzdáleného </w:t>
       </w:r>
       <w:proofErr w:type="spellStart"/>
       <w:r>
@@ -8012,34 +8151,7 @@
       </w:r>
       <w:proofErr w:type="spellEnd"/>
       <w:r>
-        <w:t xml:space="preserve"> a </w:t>
-      </w:r>
-      <w:proofErr w:type="spellStart"/>
-      <w:r>
-        <w:t>sloučí</w:t>
-      </w:r>
-      <w:proofErr w:type="spellEnd"/>
-      <w:r>
-        <w:t xml:space="preserve"> je s </w:t>
-      </w:r>
-      <w:proofErr w:type="spellStart"/>
-      <w:r>
-        <w:t>vaší</w:t>
-      </w:r>
-      <w:proofErr w:type="spellEnd"/>
-      <w:r>
-        <w:t xml:space="preserve"> pracovní </w:t>
-      </w:r>
-      <w:proofErr w:type="spellStart"/>
-      <w:r>
-        <w:t>verzí</w:t>
-      </w:r>
-      <w:proofErr w:type="spellEnd"/>
-      <w:r>
-        <w:t>.</w:t>
-      </w:r>
-      <w:r>
-        <w:t xml:space="preserve"> </w:t>
+        <w:t xml:space="preserve"> a sloučí je s vaší pracovní verzí. </w:t>
       </w:r>
     </w:p>
     <w:p>
@@ -8064,19 +8176,11 @@
       </w:r>
       <w:proofErr w:type="spellEnd"/>
       <w:r>
-        <w:t xml:space="preserve"> &lt;název&gt; – Vytvoří novou </w:t>
-      </w:r>
-      <w:proofErr w:type="spellStart"/>
-      <w:r>
-        <w:t>větev</w:t>
-      </w:r>
-      <w:proofErr w:type="spellEnd"/>
-      <w:r>
-        <w:t xml:space="preserve"> projektu nebo zobrazí </w:t>
-      </w:r>
-      <w:proofErr w:type="spellStart"/>
-      <w:r>
-        <w:t>seznam</w:t>
+        <w:t xml:space="preserve"> &lt;název&gt; – Vytvoří novou větev projektu nebo zobrazí seznam větví. </w:t>
+      </w:r>
+      <w:proofErr w:type="spellStart"/>
+      <w:r>
+        <w:t>git</w:t>
       </w:r>
       <w:proofErr w:type="spellEnd"/>
       <w:r>
@@ -8084,52 +8188,11 @@
       </w:r>
       <w:proofErr w:type="spellStart"/>
       <w:r>
-        <w:t>větví</w:t>
-      </w:r>
-      <w:proofErr w:type="spellEnd"/>
-      <w:r>
-        <w:t>.</w:t>
-      </w:r>
-      <w:r>
-        <w:t xml:space="preserve"> </w:t>
-      </w:r>
-      <w:r>
-        <w:t>git c</w:t>
-      </w:r>
-      <w:proofErr w:type="spellStart"/>
-      <w:r>
-        <w:t>heckout</w:t>
-      </w:r>
-      <w:proofErr w:type="spellEnd"/>
-      <w:r>
-        <w:t xml:space="preserve"> &lt;</w:t>
-      </w:r>
-      <w:proofErr w:type="spellStart"/>
-      <w:r>
-        <w:t>větev</w:t>
-      </w:r>
-      <w:proofErr w:type="spellEnd"/>
-      <w:r>
-        <w:t xml:space="preserve">&gt; – </w:t>
-      </w:r>
-      <w:proofErr w:type="spellStart"/>
-      <w:r>
-        <w:t>Přepne</w:t>
-      </w:r>
-      <w:proofErr w:type="spellEnd"/>
-      <w:r>
-        <w:t xml:space="preserve"> vás do zvolené </w:t>
-      </w:r>
-      <w:proofErr w:type="spellStart"/>
-      <w:r>
-        <w:t>větve</w:t>
-      </w:r>
-      <w:proofErr w:type="spellEnd"/>
-      <w:r>
-        <w:t>.</w:t>
-      </w:r>
-      <w:r>
-        <w:t xml:space="preserve"> </w:t>
+        <w:t>checkout</w:t>
+      </w:r>
+      <w:proofErr w:type="spellEnd"/>
+      <w:r>
+        <w:t xml:space="preserve"> &lt;větev&gt; – Přepne vás do zvolené větve. </w:t>
       </w:r>
     </w:p>
     <w:p>
@@ -8154,47 +8217,7 @@
       </w:r>
       <w:proofErr w:type="spellEnd"/>
       <w:r>
-        <w:t xml:space="preserve"> &lt;větev&gt; – Sloučí změny z </w:t>
-      </w:r>
-      <w:proofErr w:type="spellStart"/>
-      <w:r>
-        <w:t>jedné</w:t>
-      </w:r>
-      <w:proofErr w:type="spellEnd"/>
-      <w:r>
-        <w:t xml:space="preserve"> </w:t>
-      </w:r>
-      <w:proofErr w:type="spellStart"/>
-      <w:r>
-        <w:t>větve</w:t>
-      </w:r>
-      <w:proofErr w:type="spellEnd"/>
-      <w:r>
-        <w:t xml:space="preserve"> do </w:t>
-      </w:r>
-      <w:proofErr w:type="spellStart"/>
-      <w:r>
-        <w:t>vaší</w:t>
-      </w:r>
-      <w:proofErr w:type="spellEnd"/>
-      <w:r>
-        <w:t xml:space="preserve"> </w:t>
-      </w:r>
-      <w:proofErr w:type="spellStart"/>
-      <w:r>
-        <w:t>aktuální</w:t>
-      </w:r>
-      <w:proofErr w:type="spellEnd"/>
-      <w:r>
-        <w:t xml:space="preserve"> </w:t>
-      </w:r>
-      <w:proofErr w:type="spellStart"/>
-      <w:r>
-        <w:t>větve</w:t>
-      </w:r>
-      <w:proofErr w:type="spellEnd"/>
-      <w:r>
-        <w:t>.</w:t>
+        <w:t xml:space="preserve"> &lt;větev&gt; – Sloučí změny z jedné větve do vaší aktuální větve.</w:t>
       </w:r>
     </w:p>
     <w:p>
@@ -8288,6 +8311,7 @@
       <w:r>
         <w:rPr>
           <w:rFonts w:eastAsiaTheme="minorEastAsia"/>
+          <w:color w:val="EE0000"/>
         </w:rPr>
         <w:t>https://www.eea.sk/</w:t>
       </w:r>
@@ -8295,6 +8319,7 @@
       <w:r>
         <w:rPr>
           <w:rFonts w:eastAsiaTheme="minorEastAsia"/>
+          <w:color w:val="EE0000"/>
         </w:rPr>
         <w:t>slovnik</w:t>
       </w:r>
@@ -8302,6 +8327,7 @@
       <w:r>
         <w:rPr>
           <w:rFonts w:eastAsiaTheme="minorEastAsia"/>
+          <w:color w:val="EE0000"/>
         </w:rPr>
         <w:t>/</w:t>
       </w:r>
@@ -8309,6 +8335,7 @@
       <w:r>
         <w:rPr>
           <w:rFonts w:eastAsiaTheme="minorEastAsia"/>
+          <w:color w:val="EE0000"/>
         </w:rPr>
         <w:t>backlog</w:t>
       </w:r>
@@ -8316,14 +8343,9 @@
       <w:r>
         <w:rPr>
           <w:rFonts w:eastAsiaTheme="minorEastAsia"/>
-        </w:rPr>
-        <w:t>/</w:t>
-      </w:r>
-      <w:r>
-        <w:rPr>
-          <w:rFonts w:eastAsiaTheme="minorEastAsia"/>
-        </w:rPr>
-        <w:t>]</w:t>
+          <w:color w:val="EE0000"/>
+        </w:rPr>
+        <w:t>/]</w:t>
       </w:r>
     </w:p>
     <w:p>
@@ -8352,20 +8374,22 @@
       </w:r>
       <w:proofErr w:type="spellEnd"/>
       <w:r>
-        <w:t xml:space="preserve">, zvyšuje přehlednost celého procesu, zefektivňuje práci a zkracuje celkovou dobu zpracování. Jde o flexibilní metodu, kterou lze uplatnit v </w:t>
-      </w:r>
-      <w:r>
-        <w:lastRenderedPageBreak/>
-        <w:t>různých oblastech s cílem optimalizovat pracovní postupy.</w:t>
-      </w:r>
-      <w:r>
-        <w:t xml:space="preserve"> [</w:t>
-      </w:r>
-      <w:r>
-        <w:t>https://www.beewatec.com/sk/blog/kanban-defin%C3%ADcia-met%C3%B3da-princ%C3%ADpy-pr%C3%ADklady-a-kanban-tabula</w:t>
-      </w:r>
-      <w:r>
-        <w:t>]</w:t>
+        <w:t>, zvyšuje přehlednost celého procesu, zefektivňuje práci a zkracuje celkovou dobu zpracování. Jde o flexibilní metodu, kterou lze uplatnit v různých oblastech s cílem optimalizovat pracovní postupy.</w:t>
+      </w:r>
+      <w:r>
+        <w:fldChar w:fldCharType="begin"/>
+      </w:r>
+      <w:r>
+        <w:instrText xml:space="preserve"> REF _Ref218422885 \r \h </w:instrText>
+      </w:r>
+      <w:r>
+        <w:fldChar w:fldCharType="separate"/>
+      </w:r>
+      <w:r>
+        <w:t>[20]</w:t>
+      </w:r>
+      <w:r>
+        <w:fldChar w:fldCharType="end"/>
       </w:r>
     </w:p>
     <w:p>
@@ -8698,198 +8722,506 @@
     <w:p>
       <w:pPr>
         <w:pStyle w:val="Seznampouitliteratury"/>
-      </w:pPr>
-      <w:bookmarkStart w:id="81" w:name="_Ref213417921"/>
-      <w:bookmarkStart w:id="82" w:name="_Ref147318297"/>
-      <w:r>
-        <w:rPr>
-          <w:caps/>
-        </w:rPr>
-        <w:t>SailPoint Technologies.</w:t>
-      </w:r>
+        <w:numPr>
+          <w:ilvl w:val="0"/>
+          <w:numId w:val="38"/>
+        </w:numPr>
+      </w:pPr>
+      <w:bookmarkStart w:id="81" w:name="_Ref218418999"/>
+      <w:r>
+        <w:t>MICROSOFT. </w:t>
+      </w:r>
+      <w:proofErr w:type="spellStart"/>
       <w:r>
         <w:rPr>
           <w:i/>
           <w:iCs/>
-          <w:caps/>
-        </w:rPr>
-        <w:t xml:space="preserve"> Password Management Best Practices</w:t>
-      </w:r>
-      <w:r>
-        <w:t xml:space="preserve"> [online]. 2024 [cit. 2025-11-07]. Dostupné z: </w:t>
-      </w:r>
-      <w:hyperlink r:id="rId10" w:tgtFrame="_new" w:history="1">
+        </w:rPr>
+        <w:t>The</w:t>
+      </w:r>
+      <w:proofErr w:type="spellEnd"/>
+      <w:r>
+        <w:rPr>
+          <w:i/>
+          <w:iCs/>
+        </w:rPr>
+        <w:t xml:space="preserve"> </w:t>
+      </w:r>
+      <w:proofErr w:type="spellStart"/>
+      <w:r>
+        <w:rPr>
+          <w:i/>
+          <w:iCs/>
+        </w:rPr>
+        <w:t>benefits</w:t>
+      </w:r>
+      <w:proofErr w:type="spellEnd"/>
+      <w:r>
+        <w:rPr>
+          <w:i/>
+          <w:iCs/>
+        </w:rPr>
+        <w:t xml:space="preserve"> </w:t>
+      </w:r>
+      <w:proofErr w:type="spellStart"/>
+      <w:r>
+        <w:rPr>
+          <w:i/>
+          <w:iCs/>
+        </w:rPr>
+        <w:t>of</w:t>
+      </w:r>
+      <w:proofErr w:type="spellEnd"/>
+      <w:r>
+        <w:rPr>
+          <w:i/>
+          <w:iCs/>
+        </w:rPr>
+        <w:t xml:space="preserve"> </w:t>
+      </w:r>
+      <w:proofErr w:type="spellStart"/>
+      <w:r>
+        <w:rPr>
+          <w:i/>
+          <w:iCs/>
+        </w:rPr>
+        <w:t>using</w:t>
+      </w:r>
+      <w:proofErr w:type="spellEnd"/>
+      <w:r>
+        <w:rPr>
+          <w:i/>
+          <w:iCs/>
+        </w:rPr>
+        <w:t xml:space="preserve"> a </w:t>
+      </w:r>
+      <w:proofErr w:type="spellStart"/>
+      <w:r>
+        <w:rPr>
+          <w:i/>
+          <w:iCs/>
+        </w:rPr>
+        <w:t>password</w:t>
+      </w:r>
+      <w:proofErr w:type="spellEnd"/>
+      <w:r>
+        <w:rPr>
+          <w:i/>
+          <w:iCs/>
+        </w:rPr>
+        <w:t xml:space="preserve"> manager</w:t>
+      </w:r>
+      <w:r>
+        <w:t>. Online. 2022, 27.8.2024. Dostupné z: </w:t>
+      </w:r>
+      <w:hyperlink r:id="rId10" w:history="1">
         <w:r>
           <w:rPr>
             <w:rStyle w:val="Hypertextovodkaz"/>
           </w:rPr>
-          <w:t>https://www.sailpoint.com/identity-library/password-management-best-practices</w:t>
+          <w:t>https://www.micro</w:t>
         </w:r>
-      </w:hyperlink>
-      <w:bookmarkEnd w:id="81"/>
-    </w:p>
-    <w:p>
-      <w:pPr>
-        <w:pStyle w:val="Seznampouitliteratury"/>
-      </w:pPr>
-      <w:bookmarkStart w:id="83" w:name="_Ref213417963"/>
-      <w:r>
-        <w:rPr>
-          <w:caps/>
-        </w:rPr>
-        <w:t>Cybersecurity and Infrastructure Security Agency (CISA).</w:t>
-      </w:r>
-      <w:r>
-        <w:rPr>
-          <w:b/>
-          <w:bCs/>
-          <w:i/>
-          <w:iCs/>
-          <w:caps/>
-        </w:rPr>
-        <w:t xml:space="preserve"> </w:t>
-      </w:r>
-      <w:r>
-        <w:rPr>
-          <w:i/>
-          <w:iCs/>
-          <w:caps/>
-        </w:rPr>
-        <w:t xml:space="preserve">Use Strong Passwords </w:t>
-      </w:r>
-      <w:r>
-        <w:t>[online]. 2024 [cit. 2025-11-07].</w:t>
-      </w:r>
-      <w:r>
-        <w:br/>
-        <w:t xml:space="preserve">Dostupné z: </w:t>
-      </w:r>
-      <w:hyperlink r:id="rId11" w:tgtFrame="_new" w:history="1">
         <w:r>
           <w:rPr>
             <w:rStyle w:val="Hypertextovodkaz"/>
           </w:rPr>
-          <w:t>https://www.cisa.gov/secure-our-world/use-strong-passwords</w:t>
+          <w:t>s</w:t>
         </w:r>
-      </w:hyperlink>
-      <w:bookmarkEnd w:id="83"/>
-    </w:p>
-    <w:p>
-      <w:pPr>
-        <w:pStyle w:val="Seznampouitliteratury"/>
-      </w:pPr>
-      <w:bookmarkStart w:id="84" w:name="_Ref213419691"/>
-      <w:r>
-        <w:t xml:space="preserve">MICROSOFT. </w:t>
-      </w:r>
-      <w:r>
-        <w:rPr>
-          <w:i/>
-          <w:iCs/>
-        </w:rPr>
-        <w:t>OVERVIEW OF .NET FRAMEWORK</w:t>
-      </w:r>
-      <w:r>
-        <w:t xml:space="preserve"> [online]. [cit. 2025-11-07]. Dostupné z: </w:t>
-      </w:r>
-      <w:hyperlink r:id="rId12" w:tgtFrame="_new" w:history="1">
         <w:r>
           <w:rPr>
             <w:rStyle w:val="Hypertextovodkaz"/>
           </w:rPr>
-          <w:t>https://learn.microsoft.com/en-us/dotnet/framework/get-started/overview</w:t>
+          <w:t>oft.com/en-us/microsoft-365-life-hacks/privacy-and-safety/password-manager</w:t>
         </w:r>
       </w:hyperlink>
-      <w:bookmarkEnd w:id="84"/>
+      <w:r>
+        <w:t>. [cit. 2026-01-04].</w:t>
+      </w:r>
+      <w:bookmarkEnd w:id="81"/>
     </w:p>
     <w:p>
       <w:pPr>
         <w:pStyle w:val="Seznampouitliteratury"/>
-      </w:pPr>
-      <w:bookmarkStart w:id="85" w:name="_Ref213419703"/>
-      <w:r>
-        <w:t xml:space="preserve">VAIVAL TECHNOLOGIES. </w:t>
-      </w:r>
+        <w:numPr>
+          <w:ilvl w:val="0"/>
+          <w:numId w:val="38"/>
+        </w:numPr>
+        <w:rPr>
+          <w:color w:val="EE0000"/>
+        </w:rPr>
+      </w:pPr>
+      <w:r>
+        <w:rPr>
+          <w:color w:val="EE0000"/>
+        </w:rPr>
+        <w:t>[https://support.microsoft.com/en-us/windows/create-and-use-strong-passwords-c5cebb49-8c53-4f5e-2bc4-fe357ca048eb]</w:t>
+      </w:r>
+    </w:p>
+    <w:p>
+      <w:pPr>
+        <w:pStyle w:val="Seznampouitliteratury"/>
+        <w:numPr>
+          <w:ilvl w:val="0"/>
+          <w:numId w:val="38"/>
+        </w:numPr>
+        <w:rPr>
+          <w:color w:val="EE0000"/>
+        </w:rPr>
+      </w:pPr>
+      <w:r>
+        <w:rPr>
+          <w:color w:val="EE0000"/>
+        </w:rPr>
+        <w:t>[https://ssd.eff.org/module/</w:t>
+      </w:r>
+      <w:proofErr w:type="spellStart"/>
+      <w:r>
+        <w:rPr>
+          <w:color w:val="EE0000"/>
+        </w:rPr>
+        <w:t>creating-strong-passwords</w:t>
+      </w:r>
+      <w:proofErr w:type="spellEnd"/>
+      <w:r>
+        <w:rPr>
+          <w:color w:val="EE0000"/>
+        </w:rPr>
+        <w:t>].</w:t>
+      </w:r>
+    </w:p>
+    <w:p>
+      <w:pPr>
+        <w:pStyle w:val="Seznampouitliteratury"/>
+        <w:numPr>
+          <w:ilvl w:val="0"/>
+          <w:numId w:val="38"/>
+        </w:numPr>
+      </w:pPr>
+      <w:bookmarkStart w:id="82" w:name="_Ref218419924"/>
+      <w:r>
+        <w:t>MICROSOFT. </w:t>
+      </w:r>
+      <w:proofErr w:type="spellStart"/>
       <w:r>
         <w:rPr>
           <w:i/>
           <w:iCs/>
         </w:rPr>
-        <w:t>DESKTOP APPLICATION VS WEB APPLICATION: COMPARISON</w:t>
-      </w:r>
-      <w:r>
-        <w:t xml:space="preserve"> [online]. 2025 [cit. 2025-11-07]. Dostupné z: </w:t>
-      </w:r>
-      <w:hyperlink r:id="rId13" w:tgtFrame="_new" w:history="1">
+        <w:t>Common</w:t>
+      </w:r>
+      <w:proofErr w:type="spellEnd"/>
+      <w:r>
+        <w:rPr>
+          <w:i/>
+          <w:iCs/>
+        </w:rPr>
+        <w:t xml:space="preserve"> web </w:t>
+      </w:r>
+      <w:proofErr w:type="spellStart"/>
+      <w:r>
+        <w:rPr>
+          <w:i/>
+          <w:iCs/>
+        </w:rPr>
+        <w:t>application</w:t>
+      </w:r>
+      <w:proofErr w:type="spellEnd"/>
+      <w:r>
+        <w:rPr>
+          <w:i/>
+          <w:iCs/>
+        </w:rPr>
+        <w:t xml:space="preserve"> </w:t>
+      </w:r>
+      <w:proofErr w:type="spellStart"/>
+      <w:r>
+        <w:rPr>
+          <w:i/>
+          <w:iCs/>
+        </w:rPr>
+        <w:t>architectures</w:t>
+      </w:r>
+      <w:proofErr w:type="spellEnd"/>
+      <w:r>
+        <w:t>. Online. 2023, 0</w:t>
+      </w:r>
+      <w:r>
+        <w:t>7</w:t>
+      </w:r>
+      <w:r>
+        <w:t>.0</w:t>
+      </w:r>
+      <w:r>
+        <w:t>3</w:t>
+      </w:r>
+      <w:r>
+        <w:t>.2023. Dostupné z: </w:t>
+      </w:r>
+      <w:hyperlink r:id="rId11" w:history="1">
         <w:r>
           <w:rPr>
             <w:rStyle w:val="Hypertextovodkaz"/>
           </w:rPr>
-          <w:t>https://www.vaival.com/blog/desktop-application-vs-web-application</w:t>
+          <w:t>https</w:t>
+        </w:r>
+        <w:r>
+          <w:rPr>
+            <w:rStyle w:val="Hypertextovodkaz"/>
+          </w:rPr>
+          <w:t>:</w:t>
+        </w:r>
+        <w:r>
+          <w:rPr>
+            <w:rStyle w:val="Hypertextovodkaz"/>
+          </w:rPr>
+          <w:t>//learn.microsoft.com/en-us/dotnet/architecture/modern-web-apps-azure/common-web-application-architectures</w:t>
         </w:r>
       </w:hyperlink>
-      <w:bookmarkEnd w:id="85"/>
+      <w:r>
+        <w:t>. [cit. 2026-01-04].</w:t>
+      </w:r>
+      <w:bookmarkEnd w:id="82"/>
     </w:p>
     <w:p>
       <w:pPr>
         <w:pStyle w:val="Seznampouitliteratury"/>
-      </w:pPr>
-      <w:bookmarkStart w:id="86" w:name="_Ref213419718"/>
-      <w:r>
-        <w:t xml:space="preserve">UX DESIGN. </w:t>
-      </w:r>
+        <w:numPr>
+          <w:ilvl w:val="0"/>
+          <w:numId w:val="38"/>
+        </w:numPr>
+      </w:pPr>
+      <w:bookmarkStart w:id="83" w:name="_Ref218420050"/>
+      <w:r>
+        <w:t>MICROSOFT. </w:t>
+      </w:r>
+      <w:proofErr w:type="spellStart"/>
       <w:r>
         <w:rPr>
           <w:i/>
           <w:iCs/>
         </w:rPr>
-        <w:t>THE 7 USER EXPERIENCE DESIGN PRINCIPLES</w:t>
-      </w:r>
-      <w:r>
-        <w:t xml:space="preserve"> [online]. [cit. 2025-11-07]. Dostupné z: </w:t>
-      </w:r>
+        <w:t>Introduction</w:t>
+      </w:r>
+      <w:proofErr w:type="spellEnd"/>
+      <w:r>
+        <w:rPr>
+          <w:i/>
+          <w:iCs/>
+        </w:rPr>
+        <w:t xml:space="preserve"> to .NET</w:t>
+      </w:r>
+      <w:r>
+        <w:t>. Online. 2024, 1</w:t>
+      </w:r>
+      <w:r>
+        <w:t>0</w:t>
+      </w:r>
+      <w:r>
+        <w:t>.1.2024. Dostupné z: </w:t>
+      </w:r>
+      <w:hyperlink r:id="rId12" w:history="1">
+        <w:r>
+          <w:rPr>
+            <w:rStyle w:val="Hypertextovodkaz"/>
+          </w:rPr>
+          <w:t>https://learn.microsoft.co</w:t>
+        </w:r>
+        <w:r>
+          <w:rPr>
+            <w:rStyle w:val="Hypertextovodkaz"/>
+          </w:rPr>
+          <w:t>m</w:t>
+        </w:r>
+        <w:r>
+          <w:rPr>
+            <w:rStyle w:val="Hypertextovodkaz"/>
+          </w:rPr>
+          <w:t>/en-</w:t>
+        </w:r>
+        <w:proofErr w:type="spellStart"/>
+        <w:r>
+          <w:rPr>
+            <w:rStyle w:val="Hypertextovodkaz"/>
+          </w:rPr>
+          <w:t>us</w:t>
+        </w:r>
+        <w:proofErr w:type="spellEnd"/>
+        <w:r>
+          <w:rPr>
+            <w:rStyle w:val="Hypertextovodkaz"/>
+          </w:rPr>
+          <w:t>/dotnet/core/introduction</w:t>
+        </w:r>
+      </w:hyperlink>
+      <w:r>
+        <w:t>. [cit. 2026-01-04].</w:t>
+      </w:r>
+      <w:bookmarkEnd w:id="83"/>
+    </w:p>
+    <w:p>
+      <w:pPr>
+        <w:pStyle w:val="Seznampouitliteratury"/>
+        <w:numPr>
+          <w:ilvl w:val="0"/>
+          <w:numId w:val="38"/>
+        </w:numPr>
+      </w:pPr>
+      <w:bookmarkStart w:id="84" w:name="_Ref218420319"/>
+      <w:r>
+        <w:t>THE MAKE DESIGN. </w:t>
+      </w:r>
+      <w:r>
+        <w:rPr>
+          <w:i/>
+          <w:iCs/>
+        </w:rPr>
+        <w:t xml:space="preserve">Web vs Desktop </w:t>
+      </w:r>
+      <w:proofErr w:type="spellStart"/>
+      <w:r>
+        <w:rPr>
+          <w:i/>
+          <w:iCs/>
+        </w:rPr>
+        <w:t>Applications</w:t>
+      </w:r>
+      <w:proofErr w:type="spellEnd"/>
+      <w:r>
+        <w:rPr>
+          <w:i/>
+          <w:iCs/>
+        </w:rPr>
+        <w:t xml:space="preserve">: </w:t>
+      </w:r>
+      <w:proofErr w:type="spellStart"/>
+      <w:r>
+        <w:rPr>
+          <w:i/>
+          <w:iCs/>
+        </w:rPr>
+        <w:t>Key</w:t>
+      </w:r>
+      <w:proofErr w:type="spellEnd"/>
+      <w:r>
+        <w:rPr>
+          <w:i/>
+          <w:iCs/>
+        </w:rPr>
+        <w:t xml:space="preserve"> </w:t>
+      </w:r>
+      <w:proofErr w:type="spellStart"/>
+      <w:r>
+        <w:rPr>
+          <w:i/>
+          <w:iCs/>
+        </w:rPr>
+        <w:t>Differences</w:t>
+      </w:r>
+      <w:proofErr w:type="spellEnd"/>
+      <w:r>
+        <w:rPr>
+          <w:i/>
+          <w:iCs/>
+        </w:rPr>
+        <w:t xml:space="preserve"> </w:t>
+      </w:r>
+      <w:proofErr w:type="spellStart"/>
+      <w:r>
+        <w:rPr>
+          <w:i/>
+          <w:iCs/>
+        </w:rPr>
+        <w:t>Explained</w:t>
+      </w:r>
+      <w:proofErr w:type="spellEnd"/>
+      <w:r>
+        <w:t>. Online. 2024. Dostupné z: </w:t>
+      </w:r>
+      <w:hyperlink r:id="rId13" w:history="1">
+        <w:r>
+          <w:rPr>
+            <w:rStyle w:val="Hypertextovodkaz"/>
+          </w:rPr>
+          <w:t>https://medium.com/theymakedesign/web-app-vs-desktop-app-3841e8cb3996</w:t>
+        </w:r>
+      </w:hyperlink>
+      <w:r>
+        <w:t>. [cit. 2026-01-04].</w:t>
+      </w:r>
+      <w:bookmarkEnd w:id="84"/>
+    </w:p>
+    <w:p>
+      <w:pPr>
+        <w:pStyle w:val="Seznampouitliteratury"/>
+        <w:numPr>
+          <w:ilvl w:val="0"/>
+          <w:numId w:val="38"/>
+        </w:numPr>
+        <w:rPr>
+          <w:color w:val="EE0000"/>
+        </w:rPr>
+      </w:pPr>
       <w:hyperlink r:id="rId14" w:history="1">
         <w:r>
           <w:rPr>
             <w:rStyle w:val="Hypertextovodkaz"/>
+            <w:color w:val="EE0000"/>
           </w:rPr>
-          <w:t>https://www.uxdesigninstitute.com/blog/ux-design-principles/</w:t>
+          <w:t>https://www.grappa.sk/blog/co-je-to-ux-a-ui-a-aky-je-medzi-nimi-rozdiel/</w:t>
         </w:r>
       </w:hyperlink>
-      <w:bookmarkEnd w:id="86"/>
     </w:p>
     <w:p>
       <w:pPr>
         <w:pStyle w:val="Seznampouitliteratury"/>
-      </w:pPr>
-      <w:bookmarkStart w:id="87" w:name="_Ref213420097"/>
-      <w:bookmarkStart w:id="88" w:name="_Ref147317991"/>
-      <w:bookmarkEnd w:id="82"/>
-      <w:r>
-        <w:t xml:space="preserve">ELMASRI, </w:t>
-      </w:r>
-      <w:proofErr w:type="spellStart"/>
-      <w:r>
-        <w:t>Ramez</w:t>
-      </w:r>
-      <w:proofErr w:type="spellEnd"/>
-      <w:r>
-        <w:t xml:space="preserve"> a NAVATHE, </w:t>
-      </w:r>
-      <w:proofErr w:type="spellStart"/>
-      <w:r>
-        <w:t>Sham</w:t>
-      </w:r>
-      <w:proofErr w:type="spellEnd"/>
-      <w:r>
-        <w:t>. </w:t>
+        <w:numPr>
+          <w:ilvl w:val="0"/>
+          <w:numId w:val="38"/>
+        </w:numPr>
+      </w:pPr>
+      <w:r>
+        <w:t>[</w:t>
+      </w:r>
+      <w:r>
+        <w:rPr>
+          <w:color w:val="EE0000"/>
+        </w:rPr>
+        <w:t>https://support.microsoft.com/cs-cz/topic/z%C3%A1kladn%C3%AD-informace-o-datab%C3%A1z%C3%ADch-a849ac16-07c7-4a31-9948-3c8c94a7c204</w:t>
+      </w:r>
+    </w:p>
+    <w:p>
+      <w:pPr>
+        <w:pStyle w:val="Seznampouitliteratury"/>
+        <w:numPr>
+          <w:ilvl w:val="0"/>
+          <w:numId w:val="38"/>
+        </w:numPr>
+      </w:pPr>
+      <w:r>
+        <w:rPr>
+          <w:color w:val="EE0000"/>
+        </w:rPr>
+        <w:t>https://wikisofia.cz/wiki/Rela%C4%8Dn%C3%AD_datab%C3%A1ze</w:t>
+      </w:r>
+    </w:p>
+    <w:p>
+      <w:pPr>
+        <w:pStyle w:val="Seznampouitliteratury"/>
+        <w:numPr>
+          <w:ilvl w:val="0"/>
+          <w:numId w:val="38"/>
+        </w:numPr>
+      </w:pPr>
+      <w:bookmarkStart w:id="85" w:name="_Ref218420855"/>
+      <w:r>
+        <w:t>UDEMY. </w:t>
       </w:r>
       <w:r>
         <w:rPr>
           <w:i/>
           <w:iCs/>
         </w:rPr>
-        <w:t xml:space="preserve">Fundamentals </w:t>
+        <w:t xml:space="preserve">13 </w:t>
       </w:r>
       <w:proofErr w:type="spellStart"/>
       <w:r>
@@ -8897,7 +9229,7 @@
           <w:i/>
           <w:iCs/>
         </w:rPr>
-        <w:t>of</w:t>
+        <w:t>Common</w:t>
       </w:r>
       <w:proofErr w:type="spellEnd"/>
       <w:r>
@@ -8905,139 +9237,644 @@
           <w:i/>
           <w:iCs/>
         </w:rPr>
-        <w:t xml:space="preserve"> Database Systems</w:t>
-      </w:r>
-      <w:r>
-        <w:t>. 2016.</w:t>
-      </w:r>
-      <w:bookmarkEnd w:id="87"/>
-    </w:p>
-    <w:p>
-      <w:pPr>
-        <w:pStyle w:val="Seznampouitliteratury"/>
-      </w:pPr>
-      <w:bookmarkStart w:id="89" w:name="_Ref213420302"/>
-      <w:r>
-        <w:t xml:space="preserve">W3SCHOOLS. </w:t>
-      </w:r>
+        <w:t xml:space="preserve"> SQL </w:t>
+      </w:r>
+      <w:proofErr w:type="spellStart"/>
       <w:r>
         <w:rPr>
           <w:i/>
           <w:iCs/>
         </w:rPr>
-        <w:t>SQL TUTORIAL</w:t>
-      </w:r>
-      <w:r>
-        <w:t xml:space="preserve"> [online]. [cit. 2025-11-07]. Dostupné z: </w:t>
-      </w:r>
-      <w:hyperlink r:id="rId15" w:tgtFrame="_new" w:history="1">
+        <w:t>Queries</w:t>
+      </w:r>
+      <w:proofErr w:type="spellEnd"/>
+      <w:r>
+        <w:rPr>
+          <w:i/>
+          <w:iCs/>
+        </w:rPr>
+        <w:t xml:space="preserve"> </w:t>
+      </w:r>
+      <w:proofErr w:type="spellStart"/>
+      <w:r>
+        <w:rPr>
+          <w:i/>
+          <w:iCs/>
+        </w:rPr>
+        <w:t>for</w:t>
+      </w:r>
+      <w:proofErr w:type="spellEnd"/>
+      <w:r>
+        <w:rPr>
+          <w:i/>
+          <w:iCs/>
+        </w:rPr>
+        <w:t xml:space="preserve"> </w:t>
+      </w:r>
+      <w:proofErr w:type="spellStart"/>
+      <w:r>
+        <w:rPr>
+          <w:i/>
+          <w:iCs/>
+        </w:rPr>
+        <w:t>Managing</w:t>
+      </w:r>
+      <w:proofErr w:type="spellEnd"/>
+      <w:r>
+        <w:rPr>
+          <w:i/>
+          <w:iCs/>
+        </w:rPr>
+        <w:t xml:space="preserve"> Data</w:t>
+      </w:r>
+      <w:r>
+        <w:t>. Online. 2022. Dostupné z: </w:t>
+      </w:r>
+      <w:hyperlink r:id="rId15" w:history="1">
         <w:r>
           <w:rPr>
             <w:rStyle w:val="Hypertextovodkaz"/>
           </w:rPr>
-          <w:t>https://www.w3schools.com/sql/</w:t>
+          <w:t>https://blog.udemy.com/sql-queries/?utm_campaign=Search_Keyword_Alpha_Prof_la.ES_cc.ROW-Spanish&amp;utm_source=google&amp;utm_medium=paid-search&amp;portfolio=ROW-Spanish&amp;utm_audience=mx&amp;utm_tactic=nb&amp;utm_term=sql%20tutorial</w:t>
         </w:r>
-      </w:hyperlink>
-      <w:bookmarkEnd w:id="89"/>
-    </w:p>
-    <w:p>
-      <w:pPr>
-        <w:pStyle w:val="Seznampouitliteratury"/>
-      </w:pPr>
-      <w:bookmarkStart w:id="90" w:name="_Ref213420320"/>
-      <w:r>
-        <w:t xml:space="preserve">ORACLE. </w:t>
-      </w:r>
-      <w:r>
-        <w:rPr>
-          <w:i/>
-          <w:iCs/>
-        </w:rPr>
-        <w:t>MYSQL CONNECTOR/NET DEVELOPER GUIDE</w:t>
-      </w:r>
-      <w:r>
-        <w:t xml:space="preserve"> [online]. 2024 [cit. 2025-11-07]. Dostupné z: </w:t>
-      </w:r>
-      <w:hyperlink r:id="rId16" w:tgtFrame="_new" w:history="1">
         <w:r>
           <w:rPr>
             <w:rStyle w:val="Hypertextovodkaz"/>
           </w:rPr>
-          <w:t>https://dev.mysql.com/doc/connector-net/en/</w:t>
+          <w:lastRenderedPageBreak/>
+          <w:t>&amp;utm_content=g&amp;funnel=&amp;test=&amp;gad_source=1&amp;gad_campaignid=21487757262&amp;gbraid=0AAAAADROdO3KIqJqjuqIGvPu99TpKWixi&amp;gclid=Cj0KCQiAuvTJBhCwARIsAL6Demj7FFx05O88KhKAwEFxi8Nswm6mrNGWiUvd_mXgteVHJ9inNJXAP9oaAqHxEALw_wcB</w:t>
         </w:r>
       </w:hyperlink>
-      <w:bookmarkEnd w:id="90"/>
+      <w:r>
+        <w:t>. [cit. 2026-01-04].</w:t>
+      </w:r>
+      <w:bookmarkEnd w:id="85"/>
     </w:p>
     <w:p>
       <w:pPr>
         <w:pStyle w:val="Seznampouitliteratury"/>
-      </w:pPr>
-      <w:r>
-        <w:rPr>
-          <w:caps/>
-        </w:rPr>
-        <w:t>Ústav pro jazyk český</w:t>
-      </w:r>
-      <w:r>
-        <w:rPr>
-          <w:caps/>
-        </w:rPr>
-        <w:t xml:space="preserve"> AV ČR. </w:t>
-      </w:r>
-      <w:r>
-        <w:t xml:space="preserve"> </w:t>
-      </w:r>
+        <w:numPr>
+          <w:ilvl w:val="0"/>
+          <w:numId w:val="38"/>
+        </w:numPr>
+      </w:pPr>
+      <w:bookmarkStart w:id="86" w:name="_Ref218421039"/>
+      <w:r>
+        <w:t>MICROSOFT. </w:t>
+      </w:r>
+      <w:proofErr w:type="spellStart"/>
       <w:r>
         <w:rPr>
           <w:i/>
-        </w:rPr>
-        <w:t>Tečka.</w:t>
-      </w:r>
-      <w:r>
-        <w:t xml:space="preserve"> Online. </w:t>
-      </w:r>
-      <w:r>
-        <w:t xml:space="preserve">Internetová jazyková příručka. </w:t>
-      </w:r>
-      <w:r>
-        <w:t>Praha: Ústav pro jazyk český AV ČR</w:t>
-      </w:r>
-      <w:r>
-        <w:t>,</w:t>
-      </w:r>
-      <w:r>
-        <w:t> </w:t>
-      </w:r>
-      <w:r>
-        <w:t xml:space="preserve">2008-2023. </w:t>
-      </w:r>
-      <w:r>
-        <w:t xml:space="preserve">Dostupné z: </w:t>
+          <w:iCs/>
+        </w:rPr>
+        <w:t>Establish</w:t>
+      </w:r>
+      <w:proofErr w:type="spellEnd"/>
+      <w:r>
+        <w:rPr>
+          <w:i/>
+          <w:iCs/>
+        </w:rPr>
+        <w:t xml:space="preserve"> a </w:t>
+      </w:r>
+      <w:proofErr w:type="spellStart"/>
+      <w:r>
+        <w:rPr>
+          <w:i/>
+          <w:iCs/>
+        </w:rPr>
+        <w:t>connection</w:t>
+      </w:r>
+      <w:proofErr w:type="spellEnd"/>
+      <w:r>
+        <w:t>. Online. 2023, 14.3.2023. Dostupné z: </w:t>
+      </w:r>
+      <w:hyperlink r:id="rId16" w:history="1">
+        <w:r>
+          <w:rPr>
+            <w:rStyle w:val="Hypertextovodkaz"/>
+          </w:rPr>
+          <w:t>https://learn.microsoft.com/en-us/dotnet/framework/data/adonet/establishing-the-connection</w:t>
+        </w:r>
+      </w:hyperlink>
+      <w:r>
+        <w:t>. [cit. 2026-01-04].</w:t>
+      </w:r>
+      <w:bookmarkEnd w:id="86"/>
+    </w:p>
+    <w:p>
+      <w:pPr>
+        <w:pStyle w:val="Seznampouitliteratury"/>
+        <w:numPr>
+          <w:ilvl w:val="0"/>
+          <w:numId w:val="38"/>
+        </w:numPr>
+      </w:pPr>
+      <w:bookmarkStart w:id="87" w:name="_Ref218421602"/>
+      <w:r>
+        <w:t>SOLUTA. </w:t>
+      </w:r>
+      <w:r>
+        <w:rPr>
+          <w:i/>
+          <w:iCs/>
+        </w:rPr>
+        <w:t>Průvodce „Zabezpečení aplikací“, který si přečtěte před stažením</w:t>
+      </w:r>
+      <w:r>
+        <w:t>. Online. 2025. Dostupné z: </w:t>
       </w:r>
       <w:hyperlink r:id="rId17" w:history="1">
         <w:r>
           <w:rPr>
             <w:rStyle w:val="Hypertextovodkaz"/>
-            <w:color w:val="auto"/>
-            <w:u w:val="none"/>
           </w:rPr>
-          <w:t>https://prirucka.ujc.cas.cz/</w:t>
+          <w:t>https://www.solutia.cz/2025/05/07/pruvodce-zabezpeceni-aplikaci-ktery-si-prectete-pred-stazenim/#</w:t>
         </w:r>
       </w:hyperlink>
       <w:r>
-        <w:t>. [cit. 2023-10-04].</w:t>
-      </w:r>
-      <w:bookmarkEnd w:id="88"/>
+        <w:t>. [cit. 2026-01-04].</w:t>
+      </w:r>
+      <w:bookmarkEnd w:id="87"/>
     </w:p>
     <w:p>
       <w:pPr>
         <w:pStyle w:val="Seznampouitliteratury"/>
         <w:numPr>
           <w:ilvl w:val="0"/>
-          <w:numId w:val="0"/>
+          <w:numId w:val="38"/>
         </w:numPr>
-        <w:ind w:left="567"/>
-      </w:pPr>
+        <w:rPr>
+          <w:color w:val="EE0000"/>
+        </w:rPr>
+      </w:pPr>
+      <w:hyperlink r:id="rId18" w:history="1">
+        <w:r>
+          <w:rPr>
+            <w:rStyle w:val="Hypertextovodkaz"/>
+            <w:color w:val="EE0000"/>
+          </w:rPr>
+          <w:t>https://www.naplne-do-tlaciarni.sk/blog/hashovane-hesla-co-to-je-ako-funguju-a-preco-ich-pouzivat</w:t>
+        </w:r>
+      </w:hyperlink>
+    </w:p>
+    <w:p>
+      <w:pPr>
+        <w:pStyle w:val="Seznampouitliteratury"/>
+        <w:numPr>
+          <w:ilvl w:val="0"/>
+          <w:numId w:val="38"/>
+        </w:numPr>
+      </w:pPr>
+      <w:r>
+        <w:rPr>
+          <w:color w:val="EE0000"/>
+        </w:rPr>
+        <w:t>[https://www.microsoft.com/sk-sk/security/business/security-101/what-is-authentication</w:t>
+      </w:r>
+    </w:p>
+    <w:p>
+      <w:pPr>
+        <w:pStyle w:val="Seznampouitliteratury"/>
+        <w:numPr>
+          <w:ilvl w:val="0"/>
+          <w:numId w:val="38"/>
+        </w:numPr>
+      </w:pPr>
+      <w:bookmarkStart w:id="88" w:name="_Ref218422153"/>
+      <w:r>
+        <w:t>PODOLINSKÝ, Ján. </w:t>
+      </w:r>
+      <w:r>
+        <w:rPr>
+          <w:i/>
+          <w:iCs/>
+        </w:rPr>
+        <w:t>Průvodce „Zabezpečení aplikací“, který si přečtěte před stažením</w:t>
+      </w:r>
+      <w:r>
+        <w:t>. Online. 2016. Dostupné z: </w:t>
+      </w:r>
+      <w:hyperlink r:id="rId19" w:history="1">
+        <w:r>
+          <w:rPr>
+            <w:rStyle w:val="Hypertextovodkaz"/>
+          </w:rPr>
+          <w:t>https://blindrevue.sk/captcha-pokrivene-obrazky-pristupne-ci-nepristupne/</w:t>
+        </w:r>
+      </w:hyperlink>
+      <w:r>
+        <w:t>. [cit. 2026-01-04].</w:t>
+      </w:r>
+      <w:bookmarkEnd w:id="88"/>
+    </w:p>
+    <w:p>
+      <w:pPr>
+        <w:pStyle w:val="Seznampouitliteratury"/>
+        <w:numPr>
+          <w:ilvl w:val="0"/>
+          <w:numId w:val="38"/>
+        </w:numPr>
+      </w:pPr>
+      <w:bookmarkStart w:id="89" w:name="_Ref218422289"/>
+      <w:r>
+        <w:t>HOSTRAGONS GLOBAL LIMITED. </w:t>
+      </w:r>
+      <w:r>
+        <w:rPr>
+          <w:i/>
+          <w:iCs/>
+        </w:rPr>
+        <w:t xml:space="preserve">Útoky SQL </w:t>
+      </w:r>
+      <w:proofErr w:type="spellStart"/>
+      <w:r>
+        <w:rPr>
+          <w:i/>
+          <w:iCs/>
+        </w:rPr>
+        <w:t>Injection</w:t>
+      </w:r>
+      <w:proofErr w:type="spellEnd"/>
+      <w:r>
+        <w:rPr>
+          <w:i/>
+          <w:iCs/>
+        </w:rPr>
+        <w:t xml:space="preserve"> a </w:t>
+      </w:r>
+      <w:proofErr w:type="spellStart"/>
+      <w:r>
+        <w:rPr>
+          <w:i/>
+          <w:iCs/>
+        </w:rPr>
+        <w:t>metódy</w:t>
+      </w:r>
+      <w:proofErr w:type="spellEnd"/>
+      <w:r>
+        <w:rPr>
+          <w:i/>
+          <w:iCs/>
+        </w:rPr>
+        <w:t xml:space="preserve"> ochrany</w:t>
+      </w:r>
+      <w:r>
+        <w:t>. Online. 2025. Dostupné z: </w:t>
+      </w:r>
+      <w:hyperlink r:id="rId20" w:anchor="SQL_Enjeksiyon_Saldirisinin_Tanimi_ve_Onemi" w:history="1">
+        <w:r>
+          <w:rPr>
+            <w:rStyle w:val="Hypertextovodkaz"/>
+          </w:rPr>
+          <w:t>https://www.hostragons.com/sk/blog/utoky-sql-injection-a-metody-ochrany/#SQL_Enjeksiyon_Saldirisinin_Tanimi_ve_Onemi</w:t>
+        </w:r>
+      </w:hyperlink>
+      <w:r>
+        <w:t>. [cit. 2026-01-04].</w:t>
+      </w:r>
+      <w:bookmarkEnd w:id="89"/>
+    </w:p>
+    <w:p>
+      <w:pPr>
+        <w:pStyle w:val="Seznampouitliteratury"/>
+        <w:numPr>
+          <w:ilvl w:val="0"/>
+          <w:numId w:val="38"/>
+        </w:numPr>
+      </w:pPr>
+      <w:bookmarkStart w:id="90" w:name="_Ref218422443"/>
+      <w:r>
+        <w:t>WEBSUPPORT. </w:t>
+      </w:r>
+      <w:r>
+        <w:rPr>
+          <w:i/>
+          <w:iCs/>
+        </w:rPr>
+        <w:t xml:space="preserve">3 </w:t>
+      </w:r>
+      <w:proofErr w:type="spellStart"/>
+      <w:r>
+        <w:rPr>
+          <w:i/>
+          <w:iCs/>
+        </w:rPr>
+        <w:t>dôvody</w:t>
+      </w:r>
+      <w:proofErr w:type="spellEnd"/>
+      <w:r>
+        <w:rPr>
+          <w:i/>
+          <w:iCs/>
+        </w:rPr>
+        <w:t xml:space="preserve">, </w:t>
+      </w:r>
+      <w:proofErr w:type="spellStart"/>
+      <w:r>
+        <w:rPr>
+          <w:i/>
+          <w:iCs/>
+        </w:rPr>
+        <w:t>prečo</w:t>
+      </w:r>
+      <w:proofErr w:type="spellEnd"/>
+      <w:r>
+        <w:rPr>
+          <w:i/>
+          <w:iCs/>
+        </w:rPr>
+        <w:t xml:space="preserve"> </w:t>
+      </w:r>
+      <w:proofErr w:type="spellStart"/>
+      <w:r>
+        <w:rPr>
+          <w:i/>
+          <w:iCs/>
+        </w:rPr>
+        <w:t>začať</w:t>
+      </w:r>
+      <w:proofErr w:type="spellEnd"/>
+      <w:r>
+        <w:rPr>
+          <w:i/>
+          <w:iCs/>
+        </w:rPr>
+        <w:t xml:space="preserve"> s </w:t>
+      </w:r>
+      <w:proofErr w:type="spellStart"/>
+      <w:r>
+        <w:rPr>
+          <w:i/>
+          <w:iCs/>
+        </w:rPr>
+        <w:t>verziovaním</w:t>
+      </w:r>
+      <w:proofErr w:type="spellEnd"/>
+      <w:r>
+        <w:t>. Online. 2013. Dostupné z: </w:t>
+      </w:r>
+      <w:hyperlink r:id="rId21" w:history="1">
+        <w:r>
+          <w:rPr>
+            <w:rStyle w:val="Hypertextovodkaz"/>
+          </w:rPr>
+          <w:t>https://www.websupport.sk/blog/2013/02/3-dovody-preco-zacat-s-verziovanim/</w:t>
+        </w:r>
+      </w:hyperlink>
+      <w:r>
+        <w:t>. [cit. 2026-01-04].</w:t>
+      </w:r>
+      <w:bookmarkEnd w:id="90"/>
+    </w:p>
+    <w:p>
+      <w:pPr>
+        <w:pStyle w:val="Seznampouitliteratury"/>
+        <w:numPr>
+          <w:ilvl w:val="0"/>
+          <w:numId w:val="38"/>
+        </w:numPr>
+      </w:pPr>
+      <w:bookmarkStart w:id="91" w:name="_Ref218422583"/>
+      <w:r>
+        <w:t>INVELITY. </w:t>
+      </w:r>
+      <w:r>
+        <w:rPr>
+          <w:i/>
+          <w:iCs/>
+        </w:rPr>
+        <w:t xml:space="preserve">Git: </w:t>
+      </w:r>
+      <w:proofErr w:type="spellStart"/>
+      <w:r>
+        <w:rPr>
+          <w:i/>
+          <w:iCs/>
+        </w:rPr>
+        <w:t>Prečo</w:t>
+      </w:r>
+      <w:proofErr w:type="spellEnd"/>
+      <w:r>
+        <w:rPr>
+          <w:i/>
+          <w:iCs/>
+        </w:rPr>
+        <w:t xml:space="preserve"> je dobrý a na </w:t>
+      </w:r>
+      <w:proofErr w:type="spellStart"/>
+      <w:r>
+        <w:rPr>
+          <w:i/>
+          <w:iCs/>
+        </w:rPr>
+        <w:t>čo</w:t>
+      </w:r>
+      <w:proofErr w:type="spellEnd"/>
+      <w:r>
+        <w:rPr>
+          <w:i/>
+          <w:iCs/>
+        </w:rPr>
+        <w:t xml:space="preserve"> </w:t>
+      </w:r>
+      <w:proofErr w:type="spellStart"/>
+      <w:r>
+        <w:rPr>
+          <w:i/>
+          <w:iCs/>
+        </w:rPr>
+        <w:t>sa</w:t>
+      </w:r>
+      <w:proofErr w:type="spellEnd"/>
+      <w:r>
+        <w:rPr>
+          <w:i/>
+          <w:iCs/>
+        </w:rPr>
+        <w:t xml:space="preserve"> </w:t>
+      </w:r>
+      <w:proofErr w:type="spellStart"/>
+      <w:r>
+        <w:rPr>
+          <w:i/>
+          <w:iCs/>
+        </w:rPr>
+        <w:t>používa</w:t>
+      </w:r>
+      <w:proofErr w:type="spellEnd"/>
+      <w:r>
+        <w:rPr>
+          <w:i/>
+          <w:iCs/>
+        </w:rPr>
+        <w:t>?</w:t>
+      </w:r>
+      <w:r>
+        <w:t xml:space="preserve"> Online. 2025, </w:t>
+      </w:r>
+      <w:r>
+        <w:lastRenderedPageBreak/>
+        <w:t>18.3.2025. Dostupné z: </w:t>
+      </w:r>
+      <w:hyperlink r:id="rId22" w:history="1">
+        <w:r>
+          <w:rPr>
+            <w:rStyle w:val="Hypertextovodkaz"/>
+          </w:rPr>
+          <w:t>https://www.invelity.com/blog/git-preco-je-dobry-a-na-co-sa-pouziva/?jelco=CjwKCAiAmePKBhAfEiwAU3Ko3NeWTvfHbas8tAHDytTMr77ps02QHVcZnkiGeD9HW1n5PCDS2FirhhoC60oQAvD_BwE&amp;utm_source=google&amp;utm_medium=cpc&amp;utm_campaign=S-DSA-Blog&amp;utm_id=10323504166&amp;gad_source=1&amp;gad_campaignid=10323504166&amp;gbraid=0AAAAADKA0cNTbtYgf0zPYii6okMuIpAss&amp;gclid=CjwKCAiAmePKBhAfEiwAU3Ko3NeWTvfHbas8tAHDytTMr77ps02QHVcZnkiGeD9HW1n5PCDS2FirhhoC60oQAvD_BwE</w:t>
+        </w:r>
+      </w:hyperlink>
+      <w:r>
+        <w:t>. [cit. 2026-01-04].</w:t>
+      </w:r>
+      <w:bookmarkEnd w:id="91"/>
+    </w:p>
+    <w:p>
+      <w:pPr>
+        <w:pStyle w:val="Seznampouitliteratury"/>
+        <w:numPr>
+          <w:ilvl w:val="0"/>
+          <w:numId w:val="38"/>
+        </w:numPr>
+        <w:rPr>
+          <w:color w:val="EE0000"/>
+        </w:rPr>
+      </w:pPr>
+      <w:hyperlink r:id="rId23" w:history="1">
+        <w:r>
+          <w:rPr>
+            <w:rStyle w:val="Hypertextovodkaz"/>
+            <w:rFonts w:eastAsiaTheme="minorEastAsia"/>
+            <w:color w:val="EE0000"/>
+          </w:rPr>
+          <w:t>https://www.eea.sk/slovnik/backlog/</w:t>
+        </w:r>
+      </w:hyperlink>
+      <w:r>
+        <w:rPr>
+          <w:rFonts w:eastAsiaTheme="minorEastAsia"/>
+          <w:color w:val="EE0000"/>
+        </w:rPr>
+        <w:t>]</w:t>
+      </w:r>
+    </w:p>
+    <w:p>
+      <w:pPr>
+        <w:pStyle w:val="Seznampouitliteratury"/>
+        <w:numPr>
+          <w:ilvl w:val="0"/>
+          <w:numId w:val="38"/>
+        </w:numPr>
+      </w:pPr>
+      <w:bookmarkStart w:id="92" w:name="_Ref218422885"/>
+      <w:r>
+        <w:t xml:space="preserve">WALTER, </w:t>
+      </w:r>
+      <w:proofErr w:type="spellStart"/>
+      <w:r>
+        <w:t>Jens</w:t>
+      </w:r>
+      <w:proofErr w:type="spellEnd"/>
+      <w:r>
+        <w:t>. </w:t>
+      </w:r>
+      <w:r>
+        <w:rPr>
+          <w:i/>
+          <w:iCs/>
+        </w:rPr>
+        <w:t xml:space="preserve">Kanban: </w:t>
+      </w:r>
+      <w:proofErr w:type="spellStart"/>
+      <w:r>
+        <w:rPr>
+          <w:i/>
+          <w:iCs/>
+        </w:rPr>
+        <w:t>Definícia</w:t>
+      </w:r>
+      <w:proofErr w:type="spellEnd"/>
+      <w:r>
+        <w:rPr>
+          <w:i/>
+          <w:iCs/>
+        </w:rPr>
+        <w:t xml:space="preserve">, </w:t>
+      </w:r>
+      <w:proofErr w:type="spellStart"/>
+      <w:r>
+        <w:rPr>
+          <w:i/>
+          <w:iCs/>
+        </w:rPr>
+        <w:t>metóda</w:t>
+      </w:r>
+      <w:proofErr w:type="spellEnd"/>
+      <w:r>
+        <w:rPr>
+          <w:i/>
+          <w:iCs/>
+        </w:rPr>
+        <w:t xml:space="preserve">, </w:t>
+      </w:r>
+      <w:proofErr w:type="spellStart"/>
+      <w:r>
+        <w:rPr>
+          <w:i/>
+          <w:iCs/>
+        </w:rPr>
+        <w:t>princípy</w:t>
+      </w:r>
+      <w:proofErr w:type="spellEnd"/>
+      <w:r>
+        <w:rPr>
+          <w:i/>
+          <w:iCs/>
+        </w:rPr>
+        <w:t xml:space="preserve">, </w:t>
+      </w:r>
+      <w:proofErr w:type="spellStart"/>
+      <w:r>
+        <w:rPr>
+          <w:i/>
+          <w:iCs/>
+        </w:rPr>
+        <w:t>príklady</w:t>
+      </w:r>
+      <w:proofErr w:type="spellEnd"/>
+      <w:r>
+        <w:rPr>
+          <w:i/>
+          <w:iCs/>
+        </w:rPr>
+        <w:t xml:space="preserve"> a Kanban </w:t>
+      </w:r>
+      <w:proofErr w:type="spellStart"/>
+      <w:r>
+        <w:rPr>
+          <w:i/>
+          <w:iCs/>
+        </w:rPr>
+        <w:t>tabuľa</w:t>
+      </w:r>
+      <w:proofErr w:type="spellEnd"/>
+      <w:r>
+        <w:t>. Online. 2025, 1.4.2025. Dostupné z: </w:t>
+      </w:r>
+      <w:hyperlink r:id="rId24" w:history="1">
+        <w:r>
+          <w:rPr>
+            <w:rStyle w:val="Hypertextovodkaz"/>
+          </w:rPr>
+          <w:t>https://www.beewatec.com/sk/blog/kanban-defin%C3%ADcia-met%C3%B3da-princ%C3%ADpy-pr%C3%ADklady-a-kanban-tabula</w:t>
+        </w:r>
+      </w:hyperlink>
+      <w:r>
+        <w:t>. [cit. 2026-01-04].</w:t>
+      </w:r>
+      <w:bookmarkEnd w:id="92"/>
     </w:p>
     <w:p>
       <w:pPr>
@@ -9053,21 +9890,21 @@
       <w:pPr>
         <w:pStyle w:val="uvodzaver"/>
       </w:pPr>
-      <w:bookmarkStart w:id="91" w:name="_Toc144753411"/>
-      <w:bookmarkStart w:id="92" w:name="_Toc144746942"/>
-      <w:bookmarkStart w:id="93" w:name="_Toc515880904"/>
-      <w:bookmarkStart w:id="94" w:name="_Toc216302000"/>
+      <w:bookmarkStart w:id="93" w:name="_Toc144753411"/>
+      <w:bookmarkStart w:id="94" w:name="_Toc144746942"/>
+      <w:bookmarkStart w:id="95" w:name="_Toc515880904"/>
+      <w:bookmarkStart w:id="96" w:name="_Toc216302000"/>
       <w:r>
         <w:lastRenderedPageBreak/>
         <w:t>S</w:t>
       </w:r>
-      <w:bookmarkEnd w:id="91"/>
-      <w:bookmarkEnd w:id="92"/>
       <w:bookmarkEnd w:id="93"/>
+      <w:bookmarkEnd w:id="94"/>
+      <w:bookmarkEnd w:id="95"/>
       <w:r>
         <w:t>eznam použitých symbolů a zkratek</w:t>
       </w:r>
-      <w:bookmarkEnd w:id="94"/>
+      <w:bookmarkEnd w:id="96"/>
     </w:p>
     <w:tbl>
       <w:tblPr>
@@ -9453,21 +10290,21 @@
       <w:pPr>
         <w:pStyle w:val="uvodzaver"/>
       </w:pPr>
-      <w:bookmarkStart w:id="95" w:name="_Toc144753412"/>
-      <w:bookmarkStart w:id="96" w:name="_Toc144746943"/>
-      <w:bookmarkStart w:id="97" w:name="_Toc515880905"/>
-      <w:bookmarkStart w:id="98" w:name="_Toc216302001"/>
+      <w:bookmarkStart w:id="97" w:name="_Toc144753412"/>
+      <w:bookmarkStart w:id="98" w:name="_Toc144746943"/>
+      <w:bookmarkStart w:id="99" w:name="_Toc515880905"/>
+      <w:bookmarkStart w:id="100" w:name="_Toc216302001"/>
       <w:r>
         <w:lastRenderedPageBreak/>
         <w:t>S</w:t>
       </w:r>
-      <w:bookmarkEnd w:id="95"/>
-      <w:bookmarkEnd w:id="96"/>
       <w:bookmarkEnd w:id="97"/>
+      <w:bookmarkEnd w:id="98"/>
+      <w:bookmarkEnd w:id="99"/>
       <w:r>
         <w:t>eznam obrázků</w:t>
       </w:r>
-      <w:bookmarkEnd w:id="98"/>
+      <w:bookmarkEnd w:id="100"/>
     </w:p>
     <w:p>
       <w:pPr>
@@ -9615,12 +10452,12 @@
       <w:pPr>
         <w:pStyle w:val="uvodzaver"/>
       </w:pPr>
-      <w:bookmarkStart w:id="99" w:name="_Toc216302002"/>
+      <w:bookmarkStart w:id="101" w:name="_Toc216302002"/>
       <w:r>
         <w:lastRenderedPageBreak/>
         <w:t>Seznam tabulek</w:t>
       </w:r>
-      <w:bookmarkEnd w:id="99"/>
+      <w:bookmarkEnd w:id="101"/>
     </w:p>
     <w:p>
       <w:pPr>
@@ -9721,32 +10558,32 @@
       <w:pPr>
         <w:pStyle w:val="uvodzaver"/>
       </w:pPr>
-      <w:bookmarkStart w:id="100" w:name="_Toc144753414"/>
-      <w:bookmarkStart w:id="101" w:name="_Toc144746945"/>
-      <w:bookmarkStart w:id="102" w:name="_Toc515880907"/>
-      <w:bookmarkStart w:id="103" w:name="_Toc216302003"/>
+      <w:bookmarkStart w:id="102" w:name="_Toc144753414"/>
+      <w:bookmarkStart w:id="103" w:name="_Toc144746945"/>
+      <w:bookmarkStart w:id="104" w:name="_Toc515880907"/>
+      <w:bookmarkStart w:id="105" w:name="_Toc216302003"/>
       <w:r>
         <w:lastRenderedPageBreak/>
         <w:t>S</w:t>
       </w:r>
-      <w:bookmarkEnd w:id="100"/>
-      <w:bookmarkEnd w:id="101"/>
       <w:bookmarkEnd w:id="102"/>
+      <w:bookmarkEnd w:id="103"/>
+      <w:bookmarkEnd w:id="104"/>
       <w:r>
         <w:t>eznam příloh</w:t>
       </w:r>
-      <w:bookmarkEnd w:id="103"/>
+      <w:bookmarkEnd w:id="105"/>
     </w:p>
     <w:p>
       <w:r>
         <w:t>Prázdná šablona maturitní práce</w:t>
       </w:r>
-      <w:bookmarkStart w:id="104" w:name="_Toc144746946"/>
+      <w:bookmarkStart w:id="106" w:name="_Toc144746946"/>
       <w:bookmarkEnd w:id="1"/>
-      <w:bookmarkEnd w:id="104"/>
+      <w:bookmarkEnd w:id="106"/>
     </w:p>
     <w:sectPr>
-      <w:footerReference w:type="default" r:id="rId18"/>
+      <w:footerReference w:type="default" r:id="rId25"/>
       <w:pgSz w:w="11906" w:h="16838"/>
       <w:pgMar w:top="1701" w:right="1418" w:bottom="1701" w:left="2268" w:header="709" w:footer="709" w:gutter="0"/>
       <w:cols w:space="708"/>
@@ -12005,6 +12842,95 @@
     </w:lvl>
   </w:abstractNum>
   <w:abstractNum w:abstractNumId="21" w15:restartNumberingAfterBreak="0">
+    <w:nsid w:val="489426C1"/>
+    <w:multiLevelType w:val="hybridMultilevel"/>
+    <w:tmpl w:val="02F60CD0"/>
+    <w:lvl w:ilvl="0" w:tplc="B8E6FD9E">
+      <w:start w:val="1"/>
+      <w:numFmt w:val="decimal"/>
+      <w:lvlText w:val="[%1]"/>
+      <w:lvlJc w:val="left"/>
+      <w:pPr>
+        <w:ind w:left="1287" w:hanging="360"/>
+      </w:pPr>
+      <w:rPr>
+        <w:rFonts w:hint="default"/>
+      </w:rPr>
+    </w:lvl>
+    <w:lvl w:ilvl="1" w:tplc="041B0019" w:tentative="1">
+      <w:start w:val="1"/>
+      <w:numFmt w:val="lowerLetter"/>
+      <w:lvlText w:val="%2."/>
+      <w:lvlJc w:val="left"/>
+      <w:pPr>
+        <w:ind w:left="2007" w:hanging="360"/>
+      </w:pPr>
+    </w:lvl>
+    <w:lvl w:ilvl="2" w:tplc="041B001B" w:tentative="1">
+      <w:start w:val="1"/>
+      <w:numFmt w:val="lowerRoman"/>
+      <w:lvlText w:val="%3."/>
+      <w:lvlJc w:val="right"/>
+      <w:pPr>
+        <w:ind w:left="2727" w:hanging="180"/>
+      </w:pPr>
+    </w:lvl>
+    <w:lvl w:ilvl="3" w:tplc="041B000F" w:tentative="1">
+      <w:start w:val="1"/>
+      <w:numFmt w:val="decimal"/>
+      <w:lvlText w:val="%4."/>
+      <w:lvlJc w:val="left"/>
+      <w:pPr>
+        <w:ind w:left="3447" w:hanging="360"/>
+      </w:pPr>
+    </w:lvl>
+    <w:lvl w:ilvl="4" w:tplc="041B0019" w:tentative="1">
+      <w:start w:val="1"/>
+      <w:numFmt w:val="lowerLetter"/>
+      <w:lvlText w:val="%5."/>
+      <w:lvlJc w:val="left"/>
+      <w:pPr>
+        <w:ind w:left="4167" w:hanging="360"/>
+      </w:pPr>
+    </w:lvl>
+    <w:lvl w:ilvl="5" w:tplc="041B001B" w:tentative="1">
+      <w:start w:val="1"/>
+      <w:numFmt w:val="lowerRoman"/>
+      <w:lvlText w:val="%6."/>
+      <w:lvlJc w:val="right"/>
+      <w:pPr>
+        <w:ind w:left="4887" w:hanging="180"/>
+      </w:pPr>
+    </w:lvl>
+    <w:lvl w:ilvl="6" w:tplc="041B000F" w:tentative="1">
+      <w:start w:val="1"/>
+      <w:numFmt w:val="decimal"/>
+      <w:lvlText w:val="%7."/>
+      <w:lvlJc w:val="left"/>
+      <w:pPr>
+        <w:ind w:left="5607" w:hanging="360"/>
+      </w:pPr>
+    </w:lvl>
+    <w:lvl w:ilvl="7" w:tplc="041B0019" w:tentative="1">
+      <w:start w:val="1"/>
+      <w:numFmt w:val="lowerLetter"/>
+      <w:lvlText w:val="%8."/>
+      <w:lvlJc w:val="left"/>
+      <w:pPr>
+        <w:ind w:left="6327" w:hanging="360"/>
+      </w:pPr>
+    </w:lvl>
+    <w:lvl w:ilvl="8" w:tplc="041B001B" w:tentative="1">
+      <w:start w:val="1"/>
+      <w:numFmt w:val="lowerRoman"/>
+      <w:lvlText w:val="%9."/>
+      <w:lvlJc w:val="right"/>
+      <w:pPr>
+        <w:ind w:left="7047" w:hanging="180"/>
+      </w:pPr>
+    </w:lvl>
+  </w:abstractNum>
+  <w:abstractNum w:abstractNumId="22" w15:restartNumberingAfterBreak="0">
     <w:nsid w:val="585218DE"/>
     <w:multiLevelType w:val="hybridMultilevel"/>
     <w:tmpl w:val="771E21C8"/>
@@ -12094,7 +13020,7 @@
       </w:pPr>
     </w:lvl>
   </w:abstractNum>
-  <w:abstractNum w:abstractNumId="22" w15:restartNumberingAfterBreak="0">
+  <w:abstractNum w:abstractNumId="23" w15:restartNumberingAfterBreak="0">
     <w:nsid w:val="5C3C31AD"/>
     <w:multiLevelType w:val="multilevel"/>
     <w:tmpl w:val="0405001D"/>
@@ -12207,7 +13133,7 @@
       </w:pPr>
     </w:lvl>
   </w:abstractNum>
-  <w:abstractNum w:abstractNumId="23" w15:restartNumberingAfterBreak="0">
+  <w:abstractNum w:abstractNumId="24" w15:restartNumberingAfterBreak="0">
     <w:nsid w:val="6A3D7283"/>
     <w:multiLevelType w:val="hybridMultilevel"/>
     <w:tmpl w:val="D37829CE"/>
@@ -12320,7 +13246,7 @@
       </w:rPr>
     </w:lvl>
   </w:abstractNum>
-  <w:abstractNum w:abstractNumId="24" w15:restartNumberingAfterBreak="0">
+  <w:abstractNum w:abstractNumId="25" w15:restartNumberingAfterBreak="0">
     <w:nsid w:val="6C8911A1"/>
     <w:multiLevelType w:val="hybridMultilevel"/>
     <w:tmpl w:val="105CDC72"/>
@@ -12409,7 +13335,7 @@
       </w:pPr>
     </w:lvl>
   </w:abstractNum>
-  <w:abstractNum w:abstractNumId="25" w15:restartNumberingAfterBreak="0">
+  <w:abstractNum w:abstractNumId="26" w15:restartNumberingAfterBreak="0">
     <w:nsid w:val="719E0C15"/>
     <w:multiLevelType w:val="multilevel"/>
     <w:tmpl w:val="1D769FDC"/>
@@ -12549,7 +13475,7 @@
       </w:rPr>
     </w:lvl>
   </w:abstractNum>
-  <w:abstractNum w:abstractNumId="26" w15:restartNumberingAfterBreak="0">
+  <w:abstractNum w:abstractNumId="27" w15:restartNumberingAfterBreak="0">
     <w:nsid w:val="72784433"/>
     <w:multiLevelType w:val="multilevel"/>
     <w:tmpl w:val="3F0AB2BE"/>
@@ -12635,7 +13561,7 @@
       </w:pPr>
     </w:lvl>
   </w:abstractNum>
-  <w:abstractNum w:abstractNumId="27" w15:restartNumberingAfterBreak="0">
+  <w:abstractNum w:abstractNumId="28" w15:restartNumberingAfterBreak="0">
     <w:nsid w:val="776E7B0E"/>
     <w:multiLevelType w:val="multilevel"/>
     <w:tmpl w:val="17C2F014"/>
@@ -12784,7 +13710,7 @@
       </w:rPr>
     </w:lvl>
   </w:abstractNum>
-  <w:abstractNum w:abstractNumId="28" w15:restartNumberingAfterBreak="0">
+  <w:abstractNum w:abstractNumId="29" w15:restartNumberingAfterBreak="0">
     <w:nsid w:val="7E973A09"/>
     <w:multiLevelType w:val="multilevel"/>
     <w:tmpl w:val="2BAE0280"/>
@@ -12883,13 +13809,13 @@
     <w:abstractNumId w:val="3"/>
   </w:num>
   <w:num w:numId="2" w16cid:durableId="520974642">
-    <w:abstractNumId w:val="25"/>
+    <w:abstractNumId w:val="26"/>
   </w:num>
   <w:num w:numId="3" w16cid:durableId="326370754">
     <w:abstractNumId w:val="19"/>
   </w:num>
   <w:num w:numId="4" w16cid:durableId="100339936">
-    <w:abstractNumId w:val="22"/>
+    <w:abstractNumId w:val="23"/>
   </w:num>
   <w:num w:numId="5" w16cid:durableId="614946590">
     <w:abstractNumId w:val="13"/>
@@ -12913,7 +13839,7 @@
     <w:abstractNumId w:val="0"/>
   </w:num>
   <w:num w:numId="12" w16cid:durableId="493296944">
-    <w:abstractNumId w:val="26"/>
+    <w:abstractNumId w:val="27"/>
   </w:num>
   <w:num w:numId="13" w16cid:durableId="1568027428">
     <w:abstractNumId w:val="16"/>
@@ -12931,19 +13857,19 @@
     <w:abstractNumId w:val="15"/>
   </w:num>
   <w:num w:numId="18" w16cid:durableId="485704504">
-    <w:abstractNumId w:val="23"/>
+    <w:abstractNumId w:val="24"/>
   </w:num>
   <w:num w:numId="19" w16cid:durableId="191921740">
     <w:abstractNumId w:val="11"/>
   </w:num>
   <w:num w:numId="20" w16cid:durableId="834222126">
-    <w:abstractNumId w:val="28"/>
+    <w:abstractNumId w:val="29"/>
   </w:num>
   <w:num w:numId="21" w16cid:durableId="2017688568">
     <w:abstractNumId w:val="9"/>
   </w:num>
   <w:num w:numId="22" w16cid:durableId="1224637428">
-    <w:abstractNumId w:val="28"/>
+    <w:abstractNumId w:val="29"/>
     <w:lvlOverride w:ilvl="0">
       <w:startOverride w:val="1"/>
     </w:lvlOverride>
@@ -12979,28 +13905,28 @@
     <w:abstractNumId w:val="5"/>
   </w:num>
   <w:num w:numId="25" w16cid:durableId="1763641936">
-    <w:abstractNumId w:val="28"/>
+    <w:abstractNumId w:val="29"/>
   </w:num>
   <w:num w:numId="26" w16cid:durableId="1230768284">
     <w:abstractNumId w:val="17"/>
   </w:num>
   <w:num w:numId="27" w16cid:durableId="1773821673">
-    <w:abstractNumId w:val="28"/>
+    <w:abstractNumId w:val="29"/>
   </w:num>
   <w:num w:numId="28" w16cid:durableId="1779790332">
-    <w:abstractNumId w:val="28"/>
+    <w:abstractNumId w:val="29"/>
   </w:num>
   <w:num w:numId="29" w16cid:durableId="756485270">
-    <w:abstractNumId w:val="28"/>
+    <w:abstractNumId w:val="29"/>
   </w:num>
   <w:num w:numId="30" w16cid:durableId="1100953857">
-    <w:abstractNumId w:val="24"/>
+    <w:abstractNumId w:val="25"/>
   </w:num>
   <w:num w:numId="31" w16cid:durableId="253973714">
-    <w:abstractNumId w:val="21"/>
+    <w:abstractNumId w:val="22"/>
   </w:num>
   <w:num w:numId="32" w16cid:durableId="1822694616">
-    <w:abstractNumId w:val="27"/>
+    <w:abstractNumId w:val="28"/>
   </w:num>
   <w:num w:numId="33" w16cid:durableId="276106859">
     <w:abstractNumId w:val="20"/>
@@ -13016,6 +13942,12 @@
   </w:num>
   <w:num w:numId="37" w16cid:durableId="1370454972">
     <w:abstractNumId w:val="14"/>
+  </w:num>
+  <w:num w:numId="38" w16cid:durableId="436563056">
+    <w:abstractNumId w:val="21"/>
+  </w:num>
+  <w:num w:numId="39" w16cid:durableId="55864349">
+    <w:abstractNumId w:val="22"/>
   </w:num>
 </w:numbering>
 </file>
@@ -14296,7 +15228,7 @@
         <w:numId w:val="31"/>
       </w:numPr>
       <w:spacing w:after="120" w:line="360" w:lineRule="auto"/>
-      <w:ind w:left="567" w:right="-185" w:hanging="567"/>
+      <w:ind w:right="-185"/>
       <w:contextualSpacing w:val="0"/>
       <w:jc w:val="left"/>
     </w:pPr>

--- a/maturitni_prace.docx
+++ b/maturitni_prace.docx
@@ -973,7 +973,7 @@
         <w:rPr>
           <w:noProof/>
         </w:rPr>
-        <w:t>4. ledna 2026</w:t>
+        <w:t>8. ledna 2026</w:t>
       </w:r>
       <w:r>
         <w:fldChar w:fldCharType="end"/>
@@ -1035,7 +1035,7 @@
         <w:rPr>
           <w:noProof/>
         </w:rPr>
-        <w:t>4. ledna 2026</w:t>
+        <w:t>8. ledna 2026</w:t>
       </w:r>
       <w:r>
         <w:fldChar w:fldCharType="end"/>
@@ -5934,7 +5934,7 @@
         <w:rPr>
           <w:color w:val="auto"/>
         </w:rPr>
-        <w:instrText xml:space="preserve"> REF _Ref218418999 \r \h </w:instrText>
+        <w:instrText xml:space="preserve"> REF _Ref218865465 \r \h </w:instrText>
       </w:r>
       <w:r>
         <w:rPr>
@@ -5951,12 +5951,24 @@
         <w:rPr>
           <w:color w:val="auto"/>
         </w:rPr>
-        <w:t>[1]</w:t>
+        <w:t>[</w:t>
       </w:r>
       <w:r>
         <w:rPr>
           <w:color w:val="auto"/>
         </w:rPr>
+        <w:t>1</w:t>
+      </w:r>
+      <w:r>
+        <w:rPr>
+          <w:color w:val="auto"/>
+        </w:rPr>
+        <w:t>]</w:t>
+      </w:r>
+      <w:r>
+        <w:rPr>
+          <w:color w:val="auto"/>
+        </w:rPr>
         <w:fldChar w:fldCharType="end"/>
       </w:r>
     </w:p>
@@ -6038,289 +6050,291 @@
         <w:t xml:space="preserve"> by mělo splňovat předcházející zásady, proto když si nepamatujete heslo je dobré použít správce hesel</w:t>
       </w:r>
       <w:r>
+        <w:t xml:space="preserve">. </w:t>
+      </w:r>
+      <w:r>
+        <w:fldChar w:fldCharType="begin"/>
+      </w:r>
+      <w:r>
+        <w:instrText xml:space="preserve"> REF _Ref218865356 \r \h </w:instrText>
+      </w:r>
+      <w:r>
+        <w:fldChar w:fldCharType="separate"/>
+      </w:r>
+      <w:r>
+        <w:t>[2]</w:t>
+      </w:r>
+      <w:r>
+        <w:fldChar w:fldCharType="end"/>
+      </w:r>
+    </w:p>
+    <w:p/>
+    <w:p>
+      <w:r>
+        <w:t>Jako alternativa se doporučuje použití </w:t>
+      </w:r>
+      <w:proofErr w:type="spellStart"/>
+      <w:r>
+        <w:t>passphrase</w:t>
+      </w:r>
+      <w:proofErr w:type="spellEnd"/>
+      <w:r>
+        <w:t> – tedy několika náhodných slov spojených dohromady, odporučuje se minimálně 6 slov, která jsou dlouhá, ale lépe zapamatovatelná než krátká složitá hesla</w:t>
+      </w:r>
+      <w:r>
         <w:t>.</w:t>
       </w:r>
       <w:r>
         <w:t xml:space="preserve"> </w:t>
       </w:r>
       <w:r>
-        <w:rPr>
-          <w:color w:val="EE0000"/>
-        </w:rPr>
-        <w:t>[https://support.microsoft.com/en-us/windows/create-and-use-strong-passwords-c5cebb49-8c53-4f5e-2bc4-fe357ca048eb</w:t>
-      </w:r>
-      <w:r>
-        <w:t>]</w:t>
+        <w:fldChar w:fldCharType="begin"/>
+      </w:r>
+      <w:r>
+        <w:instrText xml:space="preserve"> REF _Ref218865370 \r \h </w:instrText>
+      </w:r>
+      <w:r>
+        <w:fldChar w:fldCharType="separate"/>
+      </w:r>
+      <w:r>
+        <w:t>[3]</w:t>
+      </w:r>
+      <w:r>
+        <w:fldChar w:fldCharType="end"/>
       </w:r>
     </w:p>
     <w:p/>
     <w:p>
       <w:r>
-        <w:t>Jako alternativa se doporučuje použití </w:t>
-      </w:r>
-      <w:proofErr w:type="spellStart"/>
-      <w:r>
-        <w:t>passphrase</w:t>
-      </w:r>
-      <w:proofErr w:type="spellEnd"/>
-      <w:r>
-        <w:t> – tedy několika náhodných slov spojených dohromady, odporučuje se minimálně 6 slov, která jsou dlouhá, ale lépe zapamatovatelná než krátká složitá hesla</w:t>
-      </w:r>
-      <w:r>
-        <w:t>.</w:t>
+        <w:t>Je dobré taky používat více faktorové ověřování (MFA), pokud je to možné. MFA při přihlašování k účtu vyžaduje více druhů ověření. Jako například je klasické jméno a</w:t>
+      </w:r>
+      <w:r>
+        <w:t> </w:t>
+      </w:r>
+      <w:r>
+        <w:t>heslo a pak následně vám ještě pošle jednorázový vygenerovaný kód.</w:t>
       </w:r>
       <w:r>
         <w:t xml:space="preserve"> </w:t>
       </w:r>
       <w:r>
-        <w:t>[</w:t>
-      </w:r>
-      <w:r>
-        <w:rPr>
-          <w:color w:val="EE0000"/>
-        </w:rPr>
-        <w:t>https://ssd.eff.org/module/</w:t>
-      </w:r>
-      <w:proofErr w:type="spellStart"/>
-      <w:r>
-        <w:rPr>
-          <w:color w:val="EE0000"/>
-        </w:rPr>
-        <w:t>creating-strong-passwords</w:t>
-      </w:r>
-      <w:proofErr w:type="spellEnd"/>
-      <w:r>
-        <w:t>].</w:t>
+        <w:fldChar w:fldCharType="begin"/>
+      </w:r>
+      <w:r>
+        <w:instrText xml:space="preserve"> REF _Ref218865356 \r \h </w:instrText>
+      </w:r>
+      <w:r>
+        <w:fldChar w:fldCharType="separate"/>
+      </w:r>
+      <w:r>
+        <w:t>[2]</w:t>
+      </w:r>
+      <w:r>
+        <w:fldChar w:fldCharType="end"/>
       </w:r>
     </w:p>
     <w:p/>
     <w:p>
-      <w:r>
-        <w:lastRenderedPageBreak/>
-        <w:t>Je dobré taky používat více faktorové ověřování (MFA), pokud je to možné. MFA při přihlašování k účtu vyžaduje více druhů ověření. Jako například je klasické jméno a</w:t>
+      <w:pPr>
+        <w:pStyle w:val="Nadpis2"/>
+        <w:rPr>
+          <w:rFonts w:eastAsiaTheme="minorEastAsia"/>
+        </w:rPr>
+      </w:pPr>
+      <w:bookmarkStart w:id="23" w:name="_Toc216301959"/>
+      <w:r>
+        <w:rPr>
+          <w:rFonts w:eastAsiaTheme="minorEastAsia"/>
+        </w:rPr>
+        <w:t>Architektura aplikací</w:t>
+      </w:r>
+      <w:bookmarkEnd w:id="23"/>
+    </w:p>
+    <w:p>
+      <w:pPr>
+        <w:pStyle w:val="Pokraovn"/>
+        <w:rPr>
+          <w:rFonts w:eastAsiaTheme="minorEastAsia"/>
+        </w:rPr>
+      </w:pPr>
+      <w:r>
+        <w:rPr>
+          <w:rFonts w:eastAsiaTheme="minorEastAsia"/>
+        </w:rPr>
+        <w:t>Převážná část klasických aplikací na platformě .NET funguje jako samostatné celky</w:t>
+      </w:r>
+      <w:r>
+        <w:rPr>
+          <w:rFonts w:eastAsiaTheme="minorEastAsia"/>
+        </w:rPr>
+        <w:t xml:space="preserve">, </w:t>
+      </w:r>
+      <w:r>
+        <w:rPr>
+          <w:rFonts w:eastAsiaTheme="minorEastAsia"/>
+        </w:rPr>
+        <w:t>buď jako spustitelný program, nebo jako jedna webová aplikace v rámci jedné domény IIS. Tento přístup představuje nejpřímočařejší způsob nasazení a je plně dostačující pro řadu interních i menších veřejných projektů. I když je aplikace nasazena jako jeden celek, složitější podnikové systémy obvykle vyžadují logické členění do více vrstev, které zlepšuje strukturu a udržovatelnost kódu.</w:t>
+      </w:r>
+      <w:r>
+        <w:rPr>
+          <w:rFonts w:eastAsiaTheme="minorEastAsia"/>
+        </w:rPr>
+        <w:t xml:space="preserve"> </w:t>
+      </w:r>
+      <w:r>
+        <w:rPr>
+          <w:rFonts w:eastAsiaTheme="minorEastAsia"/>
+        </w:rPr>
+        <w:fldChar w:fldCharType="begin"/>
+      </w:r>
+      <w:r>
+        <w:rPr>
+          <w:rFonts w:eastAsiaTheme="minorEastAsia"/>
+        </w:rPr>
+        <w:instrText xml:space="preserve"> REF _Ref218419924 \r \h </w:instrText>
+      </w:r>
+      <w:r>
+        <w:rPr>
+          <w:rFonts w:eastAsiaTheme="minorEastAsia"/>
+        </w:rPr>
+      </w:r>
+      <w:r>
+        <w:rPr>
+          <w:rFonts w:eastAsiaTheme="minorEastAsia"/>
+        </w:rPr>
+        <w:fldChar w:fldCharType="separate"/>
+      </w:r>
+      <w:r>
+        <w:rPr>
+          <w:rFonts w:eastAsiaTheme="minorEastAsia"/>
+        </w:rPr>
+        <w:t>[4]</w:t>
+      </w:r>
+      <w:r>
+        <w:rPr>
+          <w:rFonts w:eastAsiaTheme="minorEastAsia"/>
+        </w:rPr>
+        <w:fldChar w:fldCharType="end"/>
+      </w:r>
+    </w:p>
+    <w:p>
+      <w:pPr>
+        <w:pStyle w:val="Nadpis3"/>
+        <w:rPr>
+          <w:color w:val="auto"/>
+        </w:rPr>
+      </w:pPr>
+      <w:bookmarkStart w:id="24" w:name="_Toc216301960"/>
+      <w:r>
+        <w:rPr>
+          <w:color w:val="auto"/>
+        </w:rPr>
+        <w:t>Platforma .NET</w:t>
+      </w:r>
+      <w:bookmarkEnd w:id="24"/>
+    </w:p>
+    <w:p>
+      <w:pPr>
+        <w:pStyle w:val="Pokraovn"/>
+      </w:pPr>
+      <w:r>
+        <w:t xml:space="preserve">.NET je moderní open-source platforma pro vývoj softwaru, která je zdarma dostupná a funguje napříč různými operačními systémy. Umožňuje vytvářet širokou škálu aplikací, přičemž podporuje více programovacích jazyků – s jazykem C# jako hlavní volbou. </w:t>
+      </w:r>
+      <w:r>
+        <w:fldChar w:fldCharType="begin"/>
+      </w:r>
+      <w:r>
+        <w:instrText xml:space="preserve"> REF _Ref218420050 \r \h </w:instrText>
+      </w:r>
+      <w:r>
+        <w:fldChar w:fldCharType="separate"/>
+      </w:r>
+      <w:r>
+        <w:t>[5]</w:t>
+      </w:r>
+      <w:r>
+        <w:fldChar w:fldCharType="end"/>
+      </w:r>
+    </w:p>
+    <w:p>
+      <w:pPr>
+        <w:pStyle w:val="Pokraovn"/>
+      </w:pPr>
+      <w:r>
+        <w:t>Jádrem jejího návrhu jsou klíčové vlastnosti: vysoká produktivita vývoje, výkon na produkční úrovni, robustní zabezpečení a spolehlivost. Tyto aspekty jsou zajištěny díky pokročilému běhovému prostředí a automatizovaným mechanismům, jako je správa paměti pomocí </w:t>
+      </w:r>
+      <w:proofErr w:type="spellStart"/>
+      <w:r>
+        <w:t>garbage</w:t>
+      </w:r>
+      <w:proofErr w:type="spellEnd"/>
+      <w:r>
+        <w:t xml:space="preserve"> </w:t>
+      </w:r>
+      <w:proofErr w:type="spellStart"/>
+      <w:r>
+        <w:t>collectoru</w:t>
+      </w:r>
+      <w:proofErr w:type="spellEnd"/>
+      <w:r>
+        <w:t xml:space="preserve"> (GC), která zajišťuje typovou a paměťovou bezpečnost. </w:t>
+      </w:r>
+      <w:r>
+        <w:fldChar w:fldCharType="begin"/>
+      </w:r>
+      <w:r>
+        <w:instrText xml:space="preserve"> REF _Ref218420050 \r \h </w:instrText>
+      </w:r>
+      <w:r>
+        <w:fldChar w:fldCharType="separate"/>
+      </w:r>
+      <w:r>
+        <w:t>[5]</w:t>
+      </w:r>
+      <w:r>
+        <w:fldChar w:fldCharType="end"/>
+      </w:r>
+    </w:p>
+    <w:p>
+      <w:pPr>
+        <w:pStyle w:val="Pokraovn"/>
+      </w:pPr>
+      <w:r>
+        <w:t>Platforma nabízí obrovskou kolekci optimalizovaných knihoven, usnadňující vývoj a</w:t>
       </w:r>
       <w:r>
         <w:t> </w:t>
       </w:r>
       <w:r>
-        <w:t>heslo a pak následně vám ještě pošle jednorázový vygenerovaný kód.</w:t>
-      </w:r>
-      <w:r>
-        <w:t xml:space="preserve"> [</w:t>
-      </w:r>
-      <w:r>
-        <w:rPr>
-          <w:color w:val="EE0000"/>
-        </w:rPr>
-        <w:t>https://support.microsoft.com/en-us/windows/create-and-use-strong-passwords-c5cebb49-8c53-4f5e-2bc4-fe357ca048eb</w:t>
-      </w:r>
-      <w:r>
-        <w:t>]</w:t>
-      </w:r>
-    </w:p>
-    <w:p/>
-    <w:p>
-      <w:pPr>
-        <w:pStyle w:val="Nadpis2"/>
-        <w:rPr>
-          <w:rFonts w:eastAsiaTheme="minorEastAsia"/>
-        </w:rPr>
-      </w:pPr>
-      <w:bookmarkStart w:id="23" w:name="_Toc216301959"/>
-      <w:r>
-        <w:rPr>
-          <w:rFonts w:eastAsiaTheme="minorEastAsia"/>
-        </w:rPr>
-        <w:t>Architektura aplikací</w:t>
-      </w:r>
-      <w:bookmarkEnd w:id="23"/>
+        <w:t xml:space="preserve">zajišťující vysoký výkon na různých hardwarových architekturách a systémech. Vývoj .NET je společným projektem společnosti Microsoft a aktivní globální komunity. Díky pravidelným a plánovaným aktualizacím mohou vývojáři s jistotou nasazovat bezpečné a stabilní aplikace. </w:t>
+      </w:r>
+      <w:r>
+        <w:fldChar w:fldCharType="begin"/>
+      </w:r>
+      <w:r>
+        <w:instrText xml:space="preserve"> REF _Ref218420050 \r \h </w:instrText>
+      </w:r>
+      <w:r>
+        <w:fldChar w:fldCharType="separate"/>
+      </w:r>
+      <w:r>
+        <w:t>[5]</w:t>
+      </w:r>
+      <w:r>
+        <w:fldChar w:fldCharType="end"/>
+      </w:r>
     </w:p>
     <w:p>
       <w:pPr>
         <w:pStyle w:val="Pokraovn"/>
-        <w:rPr>
-          <w:rFonts w:eastAsiaTheme="minorEastAsia"/>
-        </w:rPr>
-      </w:pPr>
-      <w:r>
-        <w:rPr>
-          <w:rFonts w:eastAsiaTheme="minorEastAsia"/>
-        </w:rPr>
-        <w:t>Převážná část klasických aplikací na platformě .NET funguje jako samostatné celky</w:t>
-      </w:r>
-      <w:r>
-        <w:rPr>
-          <w:rFonts w:eastAsiaTheme="minorEastAsia"/>
-        </w:rPr>
-        <w:t xml:space="preserve">, </w:t>
-      </w:r>
-      <w:r>
-        <w:rPr>
-          <w:rFonts w:eastAsiaTheme="minorEastAsia"/>
-        </w:rPr>
-        <w:t>buď jako spustitelný program, nebo jako jedna webová aplikace v rámci jedné domény IIS. Tento přístup představuje nejpřímočařejší způsob nasazení a je plně dostačující pro řadu interních i menších veřejných projektů. I když je aplikace nasazena jako jeden celek, složitější podnikové systémy obvykle vyžadují logické členění do více vrstev, které zlepšuje strukturu a udržovatelnost kódu.</w:t>
-      </w:r>
-      <w:r>
-        <w:rPr>
-          <w:rFonts w:eastAsiaTheme="minorEastAsia"/>
-        </w:rPr>
-        <w:t xml:space="preserve"> </w:t>
-      </w:r>
-      <w:r>
-        <w:rPr>
-          <w:rFonts w:eastAsiaTheme="minorEastAsia"/>
-        </w:rPr>
-        <w:fldChar w:fldCharType="begin"/>
-      </w:r>
-      <w:r>
-        <w:rPr>
-          <w:rFonts w:eastAsiaTheme="minorEastAsia"/>
-        </w:rPr>
-        <w:instrText xml:space="preserve"> REF _Ref218419924 \r \h </w:instrText>
-      </w:r>
-      <w:r>
-        <w:rPr>
-          <w:rFonts w:eastAsiaTheme="minorEastAsia"/>
-        </w:rPr>
-      </w:r>
-      <w:r>
-        <w:rPr>
-          <w:rFonts w:eastAsiaTheme="minorEastAsia"/>
-        </w:rPr>
-        <w:fldChar w:fldCharType="separate"/>
-      </w:r>
-      <w:r>
-        <w:rPr>
-          <w:rFonts w:eastAsiaTheme="minorEastAsia"/>
-        </w:rPr>
-        <w:t>[4]</w:t>
-      </w:r>
-      <w:r>
-        <w:rPr>
-          <w:rFonts w:eastAsiaTheme="minorEastAsia"/>
-        </w:rPr>
-        <w:fldChar w:fldCharType="end"/>
-      </w:r>
+      </w:pPr>
     </w:p>
     <w:p>
       <w:pPr>
         <w:pStyle w:val="Nadpis3"/>
-        <w:rPr>
-          <w:color w:val="auto"/>
-        </w:rPr>
-      </w:pPr>
-      <w:bookmarkStart w:id="24" w:name="_Toc216301960"/>
-      <w:r>
-        <w:rPr>
-          <w:color w:val="auto"/>
-        </w:rPr>
-        <w:t>Platforma .NET</w:t>
-      </w:r>
-      <w:bookmarkEnd w:id="24"/>
-    </w:p>
-    <w:p>
-      <w:pPr>
-        <w:pStyle w:val="Pokraovn"/>
-      </w:pPr>
-      <w:r>
-        <w:t xml:space="preserve">.NET je moderní open-source platforma pro vývoj softwaru, která je zdarma dostupná a funguje napříč různými operačními systémy. Umožňuje vytvářet širokou škálu aplikací, přičemž podporuje více programovacích jazyků – s jazykem C# jako hlavní volbou. </w:t>
-      </w:r>
-      <w:r>
-        <w:fldChar w:fldCharType="begin"/>
-      </w:r>
-      <w:r>
-        <w:instrText xml:space="preserve"> REF _Ref218420050 \r \h </w:instrText>
-      </w:r>
-      <w:r>
-        <w:fldChar w:fldCharType="separate"/>
-      </w:r>
-      <w:r>
-        <w:t>[5]</w:t>
-      </w:r>
-      <w:r>
-        <w:fldChar w:fldCharType="end"/>
-      </w:r>
-    </w:p>
-    <w:p>
-      <w:pPr>
-        <w:pStyle w:val="Pokraovn"/>
-      </w:pPr>
-      <w:r>
-        <w:t>Jádrem jejího návrhu jsou klíčové vlastnosti: vysoká produktivita vývoje, výkon na produkční úrovni, robustní zabezpečení a spolehlivost. Tyto aspekty jsou zajištěny díky pokročilému běhovému prostředí a automatizovaným mechanismům, jako je správa paměti pomocí </w:t>
-      </w:r>
-      <w:proofErr w:type="spellStart"/>
-      <w:r>
-        <w:t>garbage</w:t>
-      </w:r>
-      <w:proofErr w:type="spellEnd"/>
-      <w:r>
-        <w:t xml:space="preserve"> </w:t>
-      </w:r>
-      <w:proofErr w:type="spellStart"/>
-      <w:r>
-        <w:t>collectoru</w:t>
-      </w:r>
-      <w:proofErr w:type="spellEnd"/>
-      <w:r>
-        <w:t xml:space="preserve"> (GC), která zajišťuje typovou a paměťovou bezpečnost. </w:t>
-      </w:r>
-      <w:r>
-        <w:fldChar w:fldCharType="begin"/>
-      </w:r>
-      <w:r>
-        <w:instrText xml:space="preserve"> REF _Ref218420050 \r \h </w:instrText>
-      </w:r>
-      <w:r>
-        <w:fldChar w:fldCharType="separate"/>
-      </w:r>
-      <w:r>
-        <w:t>[5]</w:t>
-      </w:r>
-      <w:r>
-        <w:fldChar w:fldCharType="end"/>
-      </w:r>
-    </w:p>
-    <w:p>
-      <w:pPr>
-        <w:pStyle w:val="Pokraovn"/>
-      </w:pPr>
-      <w:r>
-        <w:t>Platforma nabízí obrovskou kolekci optimalizovaných knihoven, usnadňující vývoj a</w:t>
-      </w:r>
-      <w:r>
-        <w:t> </w:t>
-      </w:r>
-      <w:r>
-        <w:t xml:space="preserve">zajišťující vysoký výkon na různých hardwarových architekturách a systémech. Vývoj .NET je společným projektem společnosti Microsoft a aktivní globální komunity. Díky pravidelným a plánovaným aktualizacím mohou vývojáři s jistotou nasazovat bezpečné a stabilní aplikace. </w:t>
-      </w:r>
-      <w:r>
-        <w:fldChar w:fldCharType="begin"/>
-      </w:r>
-      <w:r>
-        <w:instrText xml:space="preserve"> REF _Ref218420050 \r \h </w:instrText>
-      </w:r>
-      <w:r>
-        <w:fldChar w:fldCharType="separate"/>
-      </w:r>
-      <w:r>
-        <w:t>[5]</w:t>
-      </w:r>
-      <w:r>
-        <w:fldChar w:fldCharType="end"/>
-      </w:r>
-    </w:p>
-    <w:p>
-      <w:pPr>
-        <w:pStyle w:val="Pokraovn"/>
-      </w:pPr>
-    </w:p>
-    <w:p>
-      <w:pPr>
-        <w:pStyle w:val="Nadpis3"/>
       </w:pPr>
       <w:bookmarkStart w:id="25" w:name="_Toc216301961"/>
       <w:r>
-        <w:lastRenderedPageBreak/>
         <w:t>Desktop vs</w:t>
       </w:r>
       <w:r>
@@ -6373,6 +6387,7 @@
         <w:pStyle w:val="Pokraovn"/>
       </w:pPr>
       <w:r>
+        <w:lastRenderedPageBreak/>
         <w:t xml:space="preserve">V oblasti výkonu a využití systémových prostředků mají desktopové aplikace výhodu díky přímému přístupu k hardwaru počítače. To jim umožňuje efektivněji zvládat výpočetně náročné operace, jako je složité zpracování dat nebo grafické </w:t>
       </w:r>
       <w:proofErr w:type="spellStart"/>
@@ -6524,16 +6539,22 @@
         <w:t>technologické zběhlosti.</w:t>
       </w:r>
       <w:r>
-        <w:t xml:space="preserve"> [</w:t>
-      </w:r>
-      <w:r>
-        <w:rPr>
-          <w:color w:val="EE0000"/>
-        </w:rPr>
-        <w:t>https://www.grappa.sk/blog/co-je-to-ux-a-ui-a-aky-je-medzi-nimi-rozdiel/</w:t>
-      </w:r>
-      <w:r>
-        <w:t>]</w:t>
+        <w:t xml:space="preserve"> </w:t>
+      </w:r>
+      <w:r>
+        <w:fldChar w:fldCharType="begin"/>
+      </w:r>
+      <w:r>
+        <w:instrText xml:space="preserve"> REF _Ref218865285 \r \h </w:instrText>
+      </w:r>
+      <w:r>
+        <w:fldChar w:fldCharType="separate"/>
+      </w:r>
+      <w:r>
+        <w:t>[7]</w:t>
+      </w:r>
+      <w:r>
+        <w:fldChar w:fldCharType="end"/>
       </w:r>
     </w:p>
     <w:p>
@@ -6557,131 +6578,248 @@
         <w:t xml:space="preserve"> (UI</w:t>
       </w:r>
       <w:r>
-        <w:t xml:space="preserve">), neboli uživatelské rozhraní, představuje vizuální a interakční vrstvu digitálního produktu. Definuje podobu a chování prvků, které uživatel vidí a na </w:t>
+        <w:t>), neboli uživatelské rozhraní, představuje vizuální a interakční vrstvu digitálního produktu. Definuje podobu a chování prvků, které uživatel vidí a na které kliká – ať už na webové stránce, v mobilní aplikaci nebo v softwaru. Ústředním cílem návrhu uživatelského rozhraní je vytvořit prostředí, které je pro koncového uživatele maximálně intuitivní, přehledné a snadno ovladatelné.</w:t>
+      </w:r>
+      <w:r>
+        <w:t xml:space="preserve"> </w:t>
+      </w:r>
+      <w:r>
+        <w:fldChar w:fldCharType="begin"/>
+      </w:r>
+      <w:r>
+        <w:instrText xml:space="preserve"> REF _Ref218865285 \r \h </w:instrText>
+      </w:r>
+      <w:r>
+        <w:fldChar w:fldCharType="separate"/>
+      </w:r>
+      <w:r>
+        <w:t>[7]</w:t>
+      </w:r>
+      <w:r>
+        <w:fldChar w:fldCharType="end"/>
+      </w:r>
+    </w:p>
+    <w:p>
+      <w:pPr>
+        <w:pStyle w:val="Pokraovn"/>
+      </w:pPr>
+      <w:r>
+        <w:t>Klíč k takovému designu spočívá v důsledném uplatňování několika vzájemně propojených zásad. Návrh musí vycházet z přesně definované cílové skupiny a brát v</w:t>
+      </w:r>
+      <w:r>
+        <w:t> </w:t>
+      </w:r>
+      <w:r>
+        <w:t xml:space="preserve">úvahu její technické znalosti a zkušenosti. Rozhraní by mělo prezentovat funkce </w:t>
       </w:r>
       <w:r>
         <w:lastRenderedPageBreak/>
-        <w:t xml:space="preserve">které kliká – ať už na webové stránce, v mobilní aplikaci nebo v softwaru. Ústředním cílem návrhu uživatelského rozhraní je vytvořit prostředí, které je pro koncového uživatele maximálně intuitivní, přehledné a snadno </w:t>
-      </w:r>
-      <w:proofErr w:type="gramStart"/>
-      <w:r>
-        <w:t>ovladatelné.</w:t>
-      </w:r>
-      <w:r>
-        <w:t>[</w:t>
-      </w:r>
-      <w:proofErr w:type="gramEnd"/>
-      <w:r>
-        <w:rPr>
-          <w:color w:val="EE0000"/>
-        </w:rPr>
+        <w:t xml:space="preserve">jednoznačně a jednoduše, umožňovat okamžitou orientaci a navozovat u uživatele pocit jistoty a bezpečí. Nedílnou součástí je i estetická </w:t>
+      </w:r>
+      <w:r>
+        <w:t>působivost,</w:t>
+      </w:r>
+      <w:r>
+        <w:t xml:space="preserve"> a především neustálé ověřování celé koncepce prostřednictvím testování s reálnými uživateli.</w:t>
+      </w:r>
+      <w:r>
         <w:t xml:space="preserve"> </w:t>
       </w:r>
       <w:r>
-        <w:rPr>
-          <w:color w:val="EE0000"/>
-        </w:rPr>
-        <w:t>https://www.grappa.sk/blog/co-je-to-ux-a-ui-a-aky-je-medzi-nimi-rozdiel/</w:t>
-      </w:r>
-      <w:r>
-        <w:t>]</w:t>
+        <w:fldChar w:fldCharType="begin"/>
+      </w:r>
+      <w:r>
+        <w:instrText xml:space="preserve"> REF _Ref218865285 \r \h </w:instrText>
+      </w:r>
+      <w:r>
+        <w:fldChar w:fldCharType="separate"/>
+      </w:r>
+      <w:r>
+        <w:t>[7]</w:t>
+      </w:r>
+      <w:r>
+        <w:fldChar w:fldCharType="end"/>
       </w:r>
     </w:p>
     <w:p>
       <w:pPr>
         <w:pStyle w:val="Pokraovn"/>
       </w:pPr>
-      <w:r>
-        <w:t>Klíč k takovému designu spočívá v důsledném uplatňování několika vzájemně propojených zásad. Návrh musí vycházet z přesně definované cílové skupiny a brát v</w:t>
+    </w:p>
+    <w:p>
+      <w:pPr>
+        <w:pStyle w:val="Nadpis2"/>
+        <w:rPr>
+          <w:color w:val="auto"/>
+        </w:rPr>
+      </w:pPr>
+      <w:bookmarkStart w:id="28" w:name="_Toc216301964"/>
+      <w:r>
+        <w:rPr>
+          <w:color w:val="auto"/>
+        </w:rPr>
+        <w:t>Databáze</w:t>
+      </w:r>
+      <w:bookmarkEnd w:id="28"/>
+    </w:p>
+    <w:p>
+      <w:pPr>
+        <w:pStyle w:val="Pokraovn"/>
+      </w:pPr>
+      <w:r>
+        <w:t>Databáze slouží ke sběru a organizaci informací. Uchovávají data o lidech, produktech, objednávkách či čemkoli jiném. Počítačová databáze je kontejnerem objektů. Jedna databáze může zahrnovat více tabulek. Často vznikají z jednoduchého seznamu v textovém editoru nebo tabulkovém kalkulátoru. Když seznam narůstá, objevují se v datech duplicity a nesrovnalosti. Seznamová data pak ztrácejí přehlednost, stávají se hůře srozumitelnými a možnosti jejich vyhledávání nebo výběru částí ke kontrole jsou omezené. V okamžiku, kdy se tyto potíže projeví, je vhodné data přesunout do databáze vytvořené pomocí systému pro správu databází</w:t>
+      </w:r>
+      <w:r>
+        <w:t xml:space="preserve"> (DBMS)</w:t>
+      </w:r>
+      <w:r>
+        <w:t>.</w:t>
+      </w:r>
+      <w:r>
+        <w:t xml:space="preserve"> </w:t>
+      </w:r>
+      <w:r>
+        <w:fldChar w:fldCharType="begin"/>
+      </w:r>
+      <w:r>
+        <w:instrText xml:space="preserve"> REF _Ref218865257 \r \h </w:instrText>
+      </w:r>
+      <w:r>
+        <w:fldChar w:fldCharType="separate"/>
+      </w:r>
+      <w:r>
+        <w:t>[8]</w:t>
+      </w:r>
+      <w:r>
+        <w:fldChar w:fldCharType="end"/>
+      </w:r>
+    </w:p>
+    <w:p>
+      <w:pPr>
+        <w:pStyle w:val="Nadpis3"/>
+      </w:pPr>
+      <w:bookmarkStart w:id="29" w:name="_Toc216301965"/>
+      <w:r>
+        <w:t>Relační model</w:t>
+      </w:r>
+      <w:bookmarkEnd w:id="29"/>
+      <w:r>
+        <w:t xml:space="preserve"> </w:t>
+      </w:r>
+    </w:p>
+    <w:p>
+      <w:pPr>
+        <w:pStyle w:val="Pokraovn"/>
+      </w:pPr>
+      <w:r>
+        <w:t>Relační databáze je databázový systém založený na vztazích mezi daty. Skládá se z</w:t>
       </w:r>
       <w:r>
         <w:t> </w:t>
       </w:r>
       <w:r>
-        <w:t xml:space="preserve">úvahu její technické znalosti a zkušenosti. Rozhraní by mělo prezentovat funkce jednoznačně a jednoduše, umožňovat okamžitou orientaci a navozovat u uživatele pocit jistoty a bezpečí. Nedílnou součástí je i estetická </w:t>
-      </w:r>
-      <w:proofErr w:type="gramStart"/>
-      <w:r>
-        <w:t>působivost</w:t>
-      </w:r>
-      <w:proofErr w:type="gramEnd"/>
-      <w:r>
-        <w:t xml:space="preserve"> a především neustálé ověřování celé koncepce prostřednictvím testování s reálnými </w:t>
-      </w:r>
-      <w:proofErr w:type="gramStart"/>
-      <w:r>
-        <w:t>uživateli.[</w:t>
-      </w:r>
-      <w:proofErr w:type="gramEnd"/>
+        <w:t>jednotlivých tabulek, které jsou vzájemně propojeny. Každá tabulka uchovává strukturované informace pouze o jedné konkrétní oblasti. Základem tohoto typu databáze je relační model, který tvoří základ většiny současných komerčních databázových systémů.</w:t>
+      </w:r>
       <w:r>
         <w:t xml:space="preserve"> </w:t>
       </w:r>
       <w:r>
-        <w:rPr>
-          <w:color w:val="EE0000"/>
-        </w:rPr>
-        <w:t>https://www.grappa.sk/blog/co-je-to-ux-a-ui-a-aky-je-medzi-nimi-rozdiel/</w:t>
-      </w:r>
-      <w:r>
-        <w:t>]</w:t>
+        <w:fldChar w:fldCharType="begin"/>
+      </w:r>
+      <w:r>
+        <w:instrText xml:space="preserve"> REF _Ref218865222 \r \h </w:instrText>
+      </w:r>
+      <w:r>
+        <w:fldChar w:fldCharType="separate"/>
+      </w:r>
+      <w:r>
+        <w:t>[9]</w:t>
+      </w:r>
+      <w:r>
+        <w:fldChar w:fldCharType="end"/>
       </w:r>
     </w:p>
     <w:p>
       <w:pPr>
         <w:pStyle w:val="Pokraovn"/>
       </w:pPr>
-    </w:p>
-    <w:p>
-      <w:pPr>
-        <w:pStyle w:val="Nadpis2"/>
+      <w:r>
+        <w:t>Tabulky, které jsou stavebním kamenem relačních databází, jsou propojeny předem definovanými vazbami. Strukturu tabulky tvoří sloupce neboli atributy a řádky představující záznamy. Atributy určují vlastnosti entit, které jsou do tabulky ukládány</w:t>
+      </w:r>
+      <w:r>
+        <w:t>,</w:t>
+      </w:r>
+      <w:r>
+        <w:t xml:space="preserve"> v jedné tabulce se nacházejí entity stejného typu, přičemž každá je zaznamenána pouze jedinkrát. Relace pak vyjadřuje vazbu mezi prvky jedné či více množin. Lze ji popsat jako dvourozměrnou strukturu složenou z řádků a sloupců.</w:t>
+      </w:r>
+      <w:r>
+        <w:t xml:space="preserve"> </w:t>
+      </w:r>
+      <w:r>
+        <w:fldChar w:fldCharType="begin"/>
+      </w:r>
+      <w:r>
+        <w:instrText xml:space="preserve"> REF _Ref218865222 \r \h </w:instrText>
+      </w:r>
+      <w:r>
+        <w:fldChar w:fldCharType="separate"/>
+      </w:r>
+      <w:r>
+        <w:t>[9]</w:t>
+      </w:r>
+      <w:r>
+        <w:fldChar w:fldCharType="end"/>
+      </w:r>
+    </w:p>
+    <w:p>
+      <w:pPr>
+        <w:pStyle w:val="Pokraovn"/>
+      </w:pPr>
+    </w:p>
+    <w:p>
+      <w:pPr>
+        <w:pStyle w:val="Nadpis3"/>
         <w:rPr>
           <w:color w:val="auto"/>
         </w:rPr>
       </w:pPr>
-      <w:bookmarkStart w:id="28" w:name="_Toc216301964"/>
+      <w:bookmarkStart w:id="30" w:name="_Toc216301966"/>
       <w:r>
         <w:rPr>
           <w:color w:val="auto"/>
         </w:rPr>
-        <w:t>Databáze</w:t>
-      </w:r>
-      <w:bookmarkEnd w:id="28"/>
+        <w:t>SQL příkazy</w:t>
+      </w:r>
+      <w:bookmarkEnd w:id="30"/>
+      <w:r>
+        <w:rPr>
+          <w:color w:val="auto"/>
+        </w:rPr>
+        <w:t xml:space="preserve"> </w:t>
+      </w:r>
     </w:p>
     <w:p>
       <w:pPr>
         <w:pStyle w:val="Pokraovn"/>
       </w:pPr>
       <w:r>
-        <w:t>Databáze slouží ke sběru a organizaci informací. Uchovávají data o lidech, produktech, objednávkách či čemkoli jiném. Počítačová databáze je kontejnerem objektů. Jedna databáze může zahrnovat více tabulek. Často vznikají z jednoduchého seznamu v textovém editoru nebo tabulkovém kalkulátoru. Když seznam narůstá, objevují se v datech duplicity a nesrovnalosti. Seznamová data pak ztrácejí přehlednost, stávají se hůře srozumitelnými a možnosti jejich vyhledávání nebo výběru částí ke kontrole jsou omezené. V okamžiku, kdy se tyto potíže projeví, je vhodné data přesunout do databáze vytvořené pomocí systému pro správu databází</w:t>
-      </w:r>
-      <w:r>
-        <w:t xml:space="preserve"> (DBMS)</w:t>
-      </w:r>
-      <w:r>
-        <w:t>.</w:t>
-      </w:r>
-      <w:r>
-        <w:t xml:space="preserve"> [</w:t>
-      </w:r>
-      <w:r>
-        <w:rPr>
-          <w:color w:val="EE0000"/>
-        </w:rPr>
-        <w:t>https://support.microsoft.com/cs-cz/topic/z%C3%A1kladn%C3%AD-informace-o-datab%C3%A1z%C3%ADch-a849ac16-07c7-4a31-9948-3c8c94a7c204</w:t>
-      </w:r>
-      <w:r>
-        <w:t>]</w:t>
-      </w:r>
-    </w:p>
-    <w:p>
-      <w:pPr>
-        <w:pStyle w:val="Nadpis3"/>
-      </w:pPr>
-      <w:bookmarkStart w:id="29" w:name="_Toc216301965"/>
-      <w:r>
-        <w:t>Relační model</w:t>
-      </w:r>
-      <w:bookmarkEnd w:id="29"/>
+        <w:t>Jazyk SQL využívá pro tvorbu příkazů a dotazů řadu klíčových slov.</w:t>
+      </w:r>
+      <w:r>
+        <w:fldChar w:fldCharType="begin"/>
+      </w:r>
+      <w:r>
+        <w:instrText xml:space="preserve"> REF _Ref218420855 \r \h </w:instrText>
+      </w:r>
+      <w:r>
+        <w:fldChar w:fldCharType="separate"/>
+      </w:r>
+      <w:r>
+        <w:t>[10]</w:t>
+      </w:r>
+      <w:r>
+        <w:fldChar w:fldCharType="end"/>
+      </w:r>
       <w:r>
         <w:t xml:space="preserve"> </w:t>
       </w:r>
@@ -6691,119 +6829,7 @@
         <w:pStyle w:val="Pokraovn"/>
       </w:pPr>
       <w:r>
-        <w:t>Relační databáze je databázový systém založený na vztazích mezi daty. Skládá se z</w:t>
-      </w:r>
-      <w:r>
-        <w:t> </w:t>
-      </w:r>
-      <w:r>
-        <w:t>jednotlivých tabulek, které jsou vzájemně propojeny. Každá tabulka uchovává strukturované informace pouze o jedné konkrétní oblasti. Základem tohoto typu databáze je relační model, který tvoří základ většiny současných komerčních databázových systémů.</w:t>
-      </w:r>
-    </w:p>
-    <w:p>
-      <w:pPr>
-        <w:pStyle w:val="Pokraovn"/>
-      </w:pPr>
-      <w:r>
-        <w:t xml:space="preserve"> [</w:t>
-      </w:r>
-      <w:r>
-        <w:rPr>
-          <w:color w:val="EE0000"/>
-        </w:rPr>
-        <w:t>https://wikisofia.cz/wiki/Rela%C4%8Dn%C3%AD_datab%C3%A1ze</w:t>
-      </w:r>
-      <w:r>
-        <w:t>]</w:t>
-      </w:r>
-    </w:p>
-    <w:p>
-      <w:pPr>
-        <w:pStyle w:val="Pokraovn"/>
-      </w:pPr>
-      <w:r>
         <w:lastRenderedPageBreak/>
-        <w:t>Tabulky, které jsou stavebním kamenem relačních databází, jsou propojeny předem definovanými vazbami. Strukturu tabulky tvoří sloupce neboli atributy a řádky představující záznamy. Atributy určují vlastnosti entit, které jsou do tabulky ukládány</w:t>
-      </w:r>
-      <w:r>
-        <w:t>,</w:t>
-      </w:r>
-      <w:r>
-        <w:t xml:space="preserve"> v jedné tabulce se nacházejí entity stejného typu, přičemž každá je zaznamenána pouze jedinkrát. Relace pak vyjadřuje vazbu mezi prvky jedné či více množin. Lze ji popsat jako dvourozměrnou strukturu složenou z řádků a sloupců.</w:t>
-      </w:r>
-    </w:p>
-    <w:p>
-      <w:r>
-        <w:t>[</w:t>
-      </w:r>
-      <w:r>
-        <w:rPr>
-          <w:color w:val="EE0000"/>
-        </w:rPr>
-        <w:t>https://wikisofia.cz/wiki/Rela%C4%8Dn%C3%AD_datab%C3%A1ze</w:t>
-      </w:r>
-      <w:r>
-        <w:t>]</w:t>
-      </w:r>
-    </w:p>
-    <w:p>
-      <w:pPr>
-        <w:pStyle w:val="Pokraovn"/>
-      </w:pPr>
-    </w:p>
-    <w:p>
-      <w:pPr>
-        <w:pStyle w:val="Nadpis3"/>
-        <w:rPr>
-          <w:color w:val="auto"/>
-        </w:rPr>
-      </w:pPr>
-      <w:bookmarkStart w:id="30" w:name="_Toc216301966"/>
-      <w:r>
-        <w:rPr>
-          <w:color w:val="auto"/>
-        </w:rPr>
-        <w:t>SQL příkazy</w:t>
-      </w:r>
-      <w:bookmarkEnd w:id="30"/>
-      <w:r>
-        <w:rPr>
-          <w:color w:val="auto"/>
-        </w:rPr>
-        <w:t xml:space="preserve"> </w:t>
-      </w:r>
-    </w:p>
-    <w:p>
-      <w:pPr>
-        <w:pStyle w:val="Pokraovn"/>
-      </w:pPr>
-      <w:r>
-        <w:t>Jazyk SQL využívá pro tvorbu příkazů a dotazů řadu klíčových slov.</w:t>
-      </w:r>
-      <w:r>
-        <w:fldChar w:fldCharType="begin"/>
-      </w:r>
-      <w:r>
-        <w:instrText xml:space="preserve"> REF _Ref218420855 \r \h </w:instrText>
-      </w:r>
-      <w:r>
-        <w:fldChar w:fldCharType="separate"/>
-      </w:r>
-      <w:r>
-        <w:t>[10]</w:t>
-      </w:r>
-      <w:r>
-        <w:fldChar w:fldCharType="end"/>
-      </w:r>
-      <w:r>
-        <w:t xml:space="preserve"> </w:t>
-      </w:r>
-    </w:p>
-    <w:p>
-      <w:pPr>
-        <w:pStyle w:val="Pokraovn"/>
-      </w:pPr>
-      <w:r>
         <w:t>Příkaz (</w:t>
       </w:r>
       <w:proofErr w:type="spellStart"/>
@@ -7015,7 +7041,6 @@
           <w:bCs/>
           <w:color w:val="auto"/>
         </w:rPr>
-        <w:lastRenderedPageBreak/>
         <w:t xml:space="preserve">Agregace a omezení výstupu (SELECT COUNT) </w:t>
       </w:r>
       <w:r>
@@ -7046,13 +7071,8 @@
         <w:t xml:space="preserve">Odstranění dat (DELETE) </w:t>
       </w:r>
       <w:r>
-        <w:t>- Příkaz DELETE umožňuje odstranit vybrané záznamy z tabulky. Podmínky pro výběr řádků k smazání se definují klauzulí </w:t>
-      </w:r>
-      <w:proofErr w:type="spellStart"/>
-      <w:r>
-        <w:t>WHERE.</w:t>
-      </w:r>
-      <w:proofErr w:type="spellEnd"/>
+        <w:t>- Příkaz DELETE umožňuje odstranit vybrané záznamy z tabulky. Podmínky pro výběr řádků k smazání se definují klauzulí WHERE.</w:t>
+      </w:r>
     </w:p>
     <w:p>
       <w:pPr>
@@ -7122,165 +7142,173 @@
           <w:color w:val="auto"/>
           <w:lang w:eastAsia="sk-SK"/>
         </w:rPr>
-        <w:t>V prostředí .NET Framework je pro práci se SQL Server k dispozici datový poskytovatel, který využívá formát připojovacího řetězce podobný standardu OLE DB (ADO). Konkrétní povolené parametry a jejich hodnoty pro toto spojení jsou definovány ve vlastnosti </w:t>
-      </w:r>
-      <w:proofErr w:type="spellStart"/>
+        <w:t xml:space="preserve">V prostředí .NET Framework je pro práci se SQL Server k dispozici datový poskytovatel, který využívá formát připojovacího řetězce podobný standardu OLE DB </w:t>
+      </w:r>
       <w:r>
         <w:rPr>
           <w:color w:val="auto"/>
           <w:lang w:eastAsia="sk-SK"/>
         </w:rPr>
-        <w:t>ConnectionString</w:t>
-      </w:r>
-      <w:proofErr w:type="spellEnd"/>
+        <w:lastRenderedPageBreak/>
+        <w:t>(ADO). Konkrétní povolené parametry a jejich hodnoty pro toto spojení jsou definovány ve vlastnosti </w:t>
+      </w:r>
+      <w:proofErr w:type="spellStart"/>
       <w:r>
         <w:rPr>
           <w:color w:val="auto"/>
           <w:lang w:eastAsia="sk-SK"/>
         </w:rPr>
-        <w:t> třídy </w:t>
-      </w:r>
-      <w:proofErr w:type="spellStart"/>
+        <w:t>ConnectionString</w:t>
+      </w:r>
+      <w:proofErr w:type="spellEnd"/>
       <w:r>
         <w:rPr>
           <w:color w:val="auto"/>
           <w:lang w:eastAsia="sk-SK"/>
         </w:rPr>
-        <w:t>SqlConnection</w:t>
-      </w:r>
-      <w:proofErr w:type="spellEnd"/>
+        <w:t> třídy </w:t>
+      </w:r>
+      <w:proofErr w:type="spellStart"/>
       <w:r>
         <w:rPr>
           <w:color w:val="auto"/>
           <w:lang w:eastAsia="sk-SK"/>
         </w:rPr>
-        <w:t>. Pro dynamické sestavování správně formátovaných připojovacích řetězců během běhu programu lze využít třídu </w:t>
-      </w:r>
-      <w:proofErr w:type="spellStart"/>
+        <w:t>SqlConnection</w:t>
+      </w:r>
+      <w:proofErr w:type="spellEnd"/>
       <w:r>
         <w:rPr>
           <w:color w:val="auto"/>
           <w:lang w:eastAsia="sk-SK"/>
         </w:rPr>
-        <w:t>SqlConnectionStringBuilder</w:t>
-      </w:r>
-      <w:proofErr w:type="spellEnd"/>
+        <w:t>. Pro dynamické sestavování správně formátovaných připojovacích řetězců během běhu programu lze využít třídu </w:t>
+      </w:r>
+      <w:proofErr w:type="spellStart"/>
       <w:r>
         <w:rPr>
           <w:color w:val="auto"/>
           <w:lang w:eastAsia="sk-SK"/>
         </w:rPr>
-        <w:t>.</w:t>
-      </w:r>
+        <w:t>SqlConnectionStringBuilder</w:t>
+      </w:r>
+      <w:proofErr w:type="spellEnd"/>
       <w:r>
         <w:rPr>
           <w:color w:val="auto"/>
           <w:lang w:eastAsia="sk-SK"/>
         </w:rPr>
-        <w:t xml:space="preserve"> </w:t>
+        <w:t>.</w:t>
       </w:r>
       <w:r>
         <w:rPr>
           <w:color w:val="auto"/>
           <w:lang w:eastAsia="sk-SK"/>
         </w:rPr>
-        <w:fldChar w:fldCharType="begin"/>
+        <w:t xml:space="preserve"> </w:t>
       </w:r>
       <w:r>
         <w:rPr>
           <w:color w:val="auto"/>
           <w:lang w:eastAsia="sk-SK"/>
         </w:rPr>
-        <w:instrText xml:space="preserve"> REF _Ref218421039 \r \h </w:instrText>
+        <w:fldChar w:fldCharType="begin"/>
       </w:r>
       <w:r>
         <w:rPr>
           <w:color w:val="auto"/>
           <w:lang w:eastAsia="sk-SK"/>
         </w:rPr>
+        <w:instrText xml:space="preserve"> REF _Ref218421039 \r \h </w:instrText>
       </w:r>
       <w:r>
         <w:rPr>
           <w:color w:val="auto"/>
           <w:lang w:eastAsia="sk-SK"/>
         </w:rPr>
-        <w:fldChar w:fldCharType="separate"/>
       </w:r>
       <w:r>
         <w:rPr>
           <w:color w:val="auto"/>
           <w:lang w:eastAsia="sk-SK"/>
         </w:rPr>
-        <w:t>[11]</w:t>
+        <w:fldChar w:fldCharType="separate"/>
       </w:r>
       <w:r>
         <w:rPr>
           <w:color w:val="auto"/>
           <w:lang w:eastAsia="sk-SK"/>
         </w:rPr>
-        <w:fldChar w:fldCharType="end"/>
-      </w:r>
-    </w:p>
-    <w:p>
-      <w:pPr>
+        <w:t>[11]</w:t>
+      </w:r>
+      <w:r>
         <w:rPr>
           <w:color w:val="auto"/>
           <w:lang w:eastAsia="sk-SK"/>
         </w:rPr>
-      </w:pPr>
-      <w:r>
+        <w:fldChar w:fldCharType="end"/>
+      </w:r>
+    </w:p>
+    <w:p>
+      <w:pPr>
         <w:rPr>
           <w:color w:val="auto"/>
           <w:lang w:eastAsia="sk-SK"/>
         </w:rPr>
-        <w:t>Pro ověřování spojení se doporučuje používat integrované zabezpečení SQL Serveru, někdy označované jako důvěryhodné připojení. Tato metoda zvyšuje bezpečnost, protože se v připojovacím řetězci nepřenáší uživatelské jméno a heslo. Místo toho využívá bezpečnostní identitu (token) aktuálně spuštěného procesu. V případě desktopových aplikací je touto identitou obvykle právě přihlášený uživatel systému.</w:t>
-      </w:r>
+      </w:pPr>
       <w:r>
         <w:rPr>
           <w:color w:val="auto"/>
           <w:lang w:eastAsia="sk-SK"/>
         </w:rPr>
-        <w:fldChar w:fldCharType="begin"/>
+        <w:t>Pro ověřování spojení se doporučuje používat integrované zabezpečení SQL Serveru, někdy označované jako důvěryhodné připojení. Tato metoda zvyšuje bezpečnost, protože se v připojovacím řetězci nepřenáší uživatelské jméno a heslo. Místo toho využívá bezpečnostní identitu (token) aktuálně spuštěného procesu. V případě desktopových aplikací je touto identitou obvykle právě přihlášený uživatel systému.</w:t>
       </w:r>
       <w:r>
         <w:rPr>
           <w:color w:val="auto"/>
           <w:lang w:eastAsia="sk-SK"/>
         </w:rPr>
-        <w:instrText xml:space="preserve"> REF _Ref218421039 \r \h </w:instrText>
+        <w:fldChar w:fldCharType="begin"/>
       </w:r>
       <w:r>
         <w:rPr>
           <w:color w:val="auto"/>
           <w:lang w:eastAsia="sk-SK"/>
         </w:rPr>
+        <w:instrText xml:space="preserve"> REF _Ref218421039 \r \h </w:instrText>
       </w:r>
       <w:r>
         <w:rPr>
           <w:color w:val="auto"/>
           <w:lang w:eastAsia="sk-SK"/>
         </w:rPr>
-        <w:fldChar w:fldCharType="separate"/>
       </w:r>
       <w:r>
         <w:rPr>
           <w:color w:val="auto"/>
           <w:lang w:eastAsia="sk-SK"/>
         </w:rPr>
-        <w:t>[11]</w:t>
+        <w:fldChar w:fldCharType="separate"/>
       </w:r>
       <w:r>
         <w:rPr>
           <w:color w:val="auto"/>
           <w:lang w:eastAsia="sk-SK"/>
         </w:rPr>
-        <w:fldChar w:fldCharType="end"/>
+        <w:t>[11]</w:t>
       </w:r>
       <w:r>
         <w:rPr>
           <w:color w:val="auto"/>
           <w:lang w:eastAsia="sk-SK"/>
         </w:rPr>
+        <w:fldChar w:fldCharType="end"/>
+      </w:r>
+      <w:r>
+        <w:rPr>
+          <w:color w:val="auto"/>
+          <w:lang w:eastAsia="sk-SK"/>
+        </w:rPr>
         <w:t xml:space="preserve"> </w:t>
       </w:r>
     </w:p>
@@ -7321,394 +7349,412 @@
       <w:bookmarkStart w:id="33" w:name="_Toc216301969"/>
       <w:proofErr w:type="spellStart"/>
       <w:r>
+        <w:t>Hashování</w:t>
+      </w:r>
+      <w:proofErr w:type="spellEnd"/>
+      <w:r>
+        <w:t xml:space="preserve"> hesel</w:t>
+      </w:r>
+      <w:bookmarkEnd w:id="33"/>
+      <w:r>
+        <w:t xml:space="preserve"> </w:t>
+      </w:r>
+    </w:p>
+    <w:p>
+      <w:pPr>
+        <w:pStyle w:val="Pokraovn"/>
+      </w:pPr>
+      <w:proofErr w:type="spellStart"/>
+      <w:r>
+        <w:t>Hashování</w:t>
+      </w:r>
+      <w:proofErr w:type="spellEnd"/>
+      <w:r>
+        <w:t xml:space="preserve"> hesel je metoda, při které se původní heslo převede pomocí speciální (jednosměrné) hashovací funkce na řetězec pevné délky, tzv. </w:t>
+      </w:r>
+      <w:proofErr w:type="spellStart"/>
+      <w:r>
+        <w:t>hash</w:t>
+      </w:r>
+      <w:proofErr w:type="spellEnd"/>
+      <w:r>
+        <w:t xml:space="preserve">. Kdyby se útočník dostal k databázi s těmito </w:t>
+      </w:r>
+      <w:proofErr w:type="spellStart"/>
+      <w:r>
+        <w:t>hashi</w:t>
+      </w:r>
+      <w:proofErr w:type="spellEnd"/>
+      <w:r>
+        <w:t xml:space="preserve">, neuviděl by přímo hesla, ale pouze jejich "otisky". Výstup hashovací funkce je navíc nevratný – jednou vypočítaný </w:t>
+      </w:r>
+      <w:proofErr w:type="spellStart"/>
+      <w:r>
+        <w:t>hash</w:t>
+      </w:r>
+      <w:proofErr w:type="spellEnd"/>
+      <w:r>
+        <w:t xml:space="preserve"> nelze zpětně převést na původní heslo. Například heslo „</w:t>
+      </w:r>
+      <w:r>
+        <w:t>hodnETezkeHeSlo420</w:t>
+      </w:r>
+      <w:r>
+        <w:t xml:space="preserve">“ se po </w:t>
+      </w:r>
+      <w:proofErr w:type="spellStart"/>
+      <w:r>
+        <w:t>zahashování</w:t>
+      </w:r>
+      <w:proofErr w:type="spellEnd"/>
+      <w:r>
+        <w:t xml:space="preserve"> změní na dlouhý "náhodně" vypadající řetězec. Z něj nelze odvodit původní text. Při přihlášení se zadané heslo opět </w:t>
+      </w:r>
+      <w:proofErr w:type="spellStart"/>
+      <w:r>
+        <w:t>zahashuje</w:t>
+      </w:r>
+      <w:proofErr w:type="spellEnd"/>
+      <w:r>
+        <w:t xml:space="preserve"> a porovná s tímto uloženým řetězcem. Princip je podobný otisku prstu. Z otisku nezjistíte celou totožnost člověka, ale podle něj ho můžete identifikovat. </w:t>
+      </w:r>
+      <w:proofErr w:type="spellStart"/>
+      <w:r>
+        <w:t>Hash</w:t>
+      </w:r>
+      <w:proofErr w:type="spellEnd"/>
+      <w:r>
+        <w:t xml:space="preserve"> hesla funguje stejně – systém ověří shodu hesla, ale samotné heslo nikdy nepozná. [</w:t>
+      </w:r>
+      <w:r>
+        <w:rPr>
+          <w:color w:val="EE0000"/>
+        </w:rPr>
+        <w:t>https://www.naplne-do-tlaciarni.sk/blog/hashovane-hesla-co-to-je-ako-funguju-a-preco-ich-pouzivat</w:t>
+      </w:r>
+      <w:r>
+        <w:t>]</w:t>
+      </w:r>
+    </w:p>
+    <w:p>
+      <w:pPr>
+        <w:pStyle w:val="Nadpis3"/>
+      </w:pPr>
+      <w:bookmarkStart w:id="34" w:name="_Toc216301970"/>
+      <w:r>
+        <w:t>O</w:t>
+      </w:r>
+      <w:r>
+        <w:t>věření uživatele</w:t>
+      </w:r>
+      <w:bookmarkEnd w:id="34"/>
+      <w:r>
+        <w:t xml:space="preserve"> </w:t>
+      </w:r>
+    </w:p>
+    <w:p>
+      <w:pPr>
+        <w:pStyle w:val="Pokraovn"/>
+      </w:pPr>
+      <w:r>
+        <w:t xml:space="preserve">Ověřování totožnosti uživatele zahrnuje nastavení uživatelského jména, hesla a dalších metod, jako je rozpoznávání obličeje, otisk prstu nebo PIN kód. Z bezpečnostních </w:t>
+      </w:r>
+      <w:r>
         <w:lastRenderedPageBreak/>
-        <w:t>Hashování</w:t>
-      </w:r>
-      <w:proofErr w:type="spellEnd"/>
-      <w:r>
-        <w:t xml:space="preserve"> hesel</w:t>
-      </w:r>
-      <w:bookmarkEnd w:id="33"/>
+        <w:t>důvodů se žádná z těchto přihlašovacích údajů neukládá v čitelné podobě do databáze služby.</w:t>
+      </w:r>
+      <w:r>
+        <w:t xml:space="preserve"> Existuje mnoho způsobu ověření totožnosti uživatele jako je h</w:t>
+      </w:r>
+      <w:r>
+        <w:t xml:space="preserve">eslové ověřování, certifikátové ověřování, biometrické ověřování, </w:t>
+      </w:r>
+      <w:proofErr w:type="spellStart"/>
+      <w:r>
+        <w:t>tokenové</w:t>
+      </w:r>
+      <w:proofErr w:type="spellEnd"/>
+      <w:r>
+        <w:t xml:space="preserve"> ověřování, jednorázové heslo, </w:t>
+      </w:r>
+      <w:proofErr w:type="spellStart"/>
+      <w:r>
+        <w:t>push</w:t>
+      </w:r>
+      <w:proofErr w:type="spellEnd"/>
+      <w:r>
+        <w:t xml:space="preserve"> oznámení, hlasové ověřování a </w:t>
+      </w:r>
+      <w:proofErr w:type="spellStart"/>
+      <w:r>
+        <w:t>vícefaktorové</w:t>
+      </w:r>
+      <w:proofErr w:type="spellEnd"/>
+      <w:r>
+        <w:t xml:space="preserve"> ověřování.</w:t>
+      </w:r>
       <w:r>
         <w:t xml:space="preserve"> </w:t>
       </w:r>
+      <w:r>
+        <w:fldChar w:fldCharType="begin"/>
+      </w:r>
+      <w:r>
+        <w:instrText xml:space="preserve"> REF _Ref218865124 \r \h </w:instrText>
+      </w:r>
+      <w:r>
+        <w:fldChar w:fldCharType="separate"/>
+      </w:r>
+      <w:r>
+        <w:t>[14]</w:t>
+      </w:r>
+      <w:r>
+        <w:fldChar w:fldCharType="end"/>
+      </w:r>
+    </w:p>
+    <w:p>
+      <w:r>
+        <w:t>Ověřování (</w:t>
+      </w:r>
+      <w:proofErr w:type="spellStart"/>
+      <w:r>
+        <w:t>AuthN</w:t>
+      </w:r>
+      <w:proofErr w:type="spellEnd"/>
+      <w:r>
+        <w:t>) potvrzuje totožnost uživatele – zda je skutečně tím, za koho se vydává, například pomocí hesla nebo biometrie. Autorizace (</w:t>
+      </w:r>
+      <w:proofErr w:type="spellStart"/>
+      <w:r>
+        <w:t>AuthZ</w:t>
+      </w:r>
+      <w:proofErr w:type="spellEnd"/>
+      <w:r>
+        <w:t>) následně určuje, k jakým zdrojům a akcím má ověřený uživatel právo přistupovat.</w:t>
+      </w:r>
+      <w:r>
+        <w:t xml:space="preserve"> </w:t>
+      </w:r>
+      <w:r>
+        <w:rPr>
+          <w:color w:val="EE0000"/>
+        </w:rPr>
+        <w:fldChar w:fldCharType="begin"/>
+      </w:r>
+      <w:r>
+        <w:instrText xml:space="preserve"> REF _Ref218865124 \r \h </w:instrText>
+      </w:r>
+      <w:r>
+        <w:rPr>
+          <w:color w:val="EE0000"/>
+        </w:rPr>
+      </w:r>
+      <w:r>
+        <w:rPr>
+          <w:color w:val="EE0000"/>
+        </w:rPr>
+        <w:fldChar w:fldCharType="separate"/>
+      </w:r>
+      <w:r>
+        <w:t>[14]</w:t>
+      </w:r>
+      <w:r>
+        <w:rPr>
+          <w:color w:val="EE0000"/>
+        </w:rPr>
+        <w:fldChar w:fldCharType="end"/>
+      </w:r>
+    </w:p>
+    <w:p>
+      <w:pPr>
+        <w:pStyle w:val="Nadpis3"/>
+      </w:pPr>
+      <w:bookmarkStart w:id="35" w:name="_Toc216301971"/>
+      <w:r>
+        <w:t>CAPTCHA ochrana</w:t>
+      </w:r>
+      <w:bookmarkEnd w:id="35"/>
+      <w:r>
+        <w:t xml:space="preserve"> </w:t>
+      </w:r>
     </w:p>
     <w:p>
       <w:pPr>
         <w:pStyle w:val="Pokraovn"/>
       </w:pPr>
-      <w:proofErr w:type="spellStart"/>
-      <w:r>
-        <w:t>Hashování</w:t>
-      </w:r>
-      <w:proofErr w:type="spellEnd"/>
-      <w:r>
-        <w:t xml:space="preserve"> hesel je metoda, při které se původní heslo převede pomocí speciální (jednosměrné) hashovací funkce na řetězec pevné délky, tzv. </w:t>
-      </w:r>
-      <w:proofErr w:type="spellStart"/>
-      <w:r>
-        <w:t>hash</w:t>
-      </w:r>
-      <w:proofErr w:type="spellEnd"/>
-      <w:r>
-        <w:t xml:space="preserve">. Kdyby se útočník dostal k databázi s těmito </w:t>
-      </w:r>
-      <w:proofErr w:type="spellStart"/>
-      <w:r>
-        <w:t>hashi</w:t>
-      </w:r>
-      <w:proofErr w:type="spellEnd"/>
-      <w:r>
-        <w:t xml:space="preserve">, neuviděl by přímo hesla, ale pouze jejich "otisky". Výstup hashovací funkce je navíc nevratný – jednou vypočítaný </w:t>
-      </w:r>
-      <w:proofErr w:type="spellStart"/>
-      <w:r>
-        <w:t>hash</w:t>
-      </w:r>
-      <w:proofErr w:type="spellEnd"/>
-      <w:r>
-        <w:t xml:space="preserve"> nelze zpětně převést na původní heslo. Například heslo „</w:t>
-      </w:r>
-      <w:r>
-        <w:t>hodnETezkeHeSlo420</w:t>
-      </w:r>
-      <w:r>
-        <w:t xml:space="preserve">“ se po </w:t>
-      </w:r>
-      <w:proofErr w:type="spellStart"/>
-      <w:r>
-        <w:t>zahashování</w:t>
-      </w:r>
-      <w:proofErr w:type="spellEnd"/>
-      <w:r>
-        <w:t xml:space="preserve"> změní na dlouhý "náhodně" vypadající řetězec. Z něj nelze odvodit původní text. Při přihlášení se zadané heslo opět </w:t>
-      </w:r>
-      <w:proofErr w:type="spellStart"/>
-      <w:r>
-        <w:t>zahashuje</w:t>
-      </w:r>
-      <w:proofErr w:type="spellEnd"/>
-      <w:r>
-        <w:t xml:space="preserve"> a porovná s tímto uloženým řetězcem. Princip je podobný otisku prstu. Z otisku nezjistíte celou totožnost člověka, ale podle něj ho můžete identifikovat. </w:t>
-      </w:r>
-      <w:proofErr w:type="spellStart"/>
-      <w:r>
-        <w:t>Hash</w:t>
-      </w:r>
-      <w:proofErr w:type="spellEnd"/>
-      <w:r>
-        <w:t xml:space="preserve"> hesla funguje stejně – systém ověří shodu hesla, ale samotné heslo nikdy nepozná. [</w:t>
-      </w:r>
-      <w:r>
-        <w:rPr>
-          <w:color w:val="EE0000"/>
-        </w:rPr>
-        <w:t>https://www.naplne-do-tlaciarni.sk/blog/hashovane-hesla-co-to-je-ako-funguju-a-preco-ich-pouzivat</w:t>
-      </w:r>
-      <w:r>
-        <w:t>]</w:t>
+      <w:r>
+        <w:t>CAPTCHA je bezpečnostní systém určený k rozlišení skutečného člověka od automatizovaného počítačového programu (bota). Tato zkratka znamená "</w:t>
+      </w:r>
+      <w:proofErr w:type="spellStart"/>
+      <w:r>
+        <w:t>Completely</w:t>
+      </w:r>
+      <w:proofErr w:type="spellEnd"/>
+      <w:r>
+        <w:t xml:space="preserve"> </w:t>
+      </w:r>
+      <w:proofErr w:type="spellStart"/>
+      <w:r>
+        <w:t>Automated</w:t>
+      </w:r>
+      <w:proofErr w:type="spellEnd"/>
+      <w:r>
+        <w:t xml:space="preserve"> Public </w:t>
+      </w:r>
+      <w:proofErr w:type="spellStart"/>
+      <w:r>
+        <w:t>Turing</w:t>
+      </w:r>
+      <w:proofErr w:type="spellEnd"/>
+      <w:r>
+        <w:t xml:space="preserve"> test to </w:t>
+      </w:r>
+      <w:proofErr w:type="spellStart"/>
+      <w:r>
+        <w:t>tell</w:t>
+      </w:r>
+      <w:proofErr w:type="spellEnd"/>
+      <w:r>
+        <w:t xml:space="preserve"> </w:t>
+      </w:r>
+      <w:proofErr w:type="spellStart"/>
+      <w:r>
+        <w:t>Computers</w:t>
+      </w:r>
+      <w:proofErr w:type="spellEnd"/>
+      <w:r>
+        <w:t xml:space="preserve"> and </w:t>
+      </w:r>
+      <w:proofErr w:type="spellStart"/>
+      <w:r>
+        <w:t>Humans</w:t>
+      </w:r>
+      <w:proofErr w:type="spellEnd"/>
+      <w:r>
+        <w:t xml:space="preserve"> </w:t>
+      </w:r>
+      <w:proofErr w:type="spellStart"/>
+      <w:r>
+        <w:t>Apart</w:t>
+      </w:r>
+      <w:proofErr w:type="spellEnd"/>
+      <w:r>
+        <w:t xml:space="preserve">", tedy veřejný, plně automatizovaný </w:t>
+      </w:r>
+      <w:proofErr w:type="spellStart"/>
+      <w:r>
+        <w:t>Turingův</w:t>
+      </w:r>
+      <w:proofErr w:type="spellEnd"/>
+      <w:r>
+        <w:t xml:space="preserve"> test k rozpoznání počítačů a lidí. Funguje tak, že uživateli předloží úkol, který je pro člověka jednoduchý, ale pro současné počítačové algoritmy obtížný. Typicky jde o přepis zkresleného textu, výběr obrázků podle zadání (např. "klikněte na všechny semafory") nebo vyřešení základní matematické úlohy. Dokud uživatel úkol nevyřeší správně, systém jej považuje za robota. Dnešní situace je však jiná díky pokroku v umělé inteligenci, neuronových sítích a strojovém učení. Tyto technologie se staly natolik vyspělými, že dokážou spolehlivě překonat i moderní typy CAPTCHA. Například již v roce 2016 společnost Google zavedla metodu, kde stačilo kliknout na zaškrtávací políčko "Nejsem robot". Ovšem velmi brzy poté dokázala neuronová síť od stejné společnosti tento mechanismus úspěšně obejít.</w:t>
+      </w:r>
+      <w:r>
+        <w:t xml:space="preserve"> Teď se objevuje spousta různých typů CAPTCHA jako například t</w:t>
+      </w:r>
+      <w:r>
+        <w:t xml:space="preserve">extová, zvuková, obrázková, logická, </w:t>
+      </w:r>
+      <w:proofErr w:type="spellStart"/>
+      <w:r>
+        <w:t>reCAPTCHA</w:t>
+      </w:r>
+      <w:proofErr w:type="spellEnd"/>
+      <w:r>
+        <w:t>, hern</w:t>
+      </w:r>
+      <w:r>
+        <w:t>í</w:t>
+      </w:r>
+      <w:r>
+        <w:t>, tvarová, se skrytým polem a s děleným obrázkem.</w:t>
+      </w:r>
+      <w:r>
+        <w:t xml:space="preserve"> </w:t>
+      </w:r>
+      <w:r>
+        <w:fldChar w:fldCharType="begin"/>
+      </w:r>
+      <w:r>
+        <w:instrText xml:space="preserve"> REF _Ref218422153 \r \h </w:instrText>
+      </w:r>
+      <w:r>
+        <w:fldChar w:fldCharType="separate"/>
+      </w:r>
+      <w:r>
+        <w:t>[15]</w:t>
+      </w:r>
+      <w:r>
+        <w:fldChar w:fldCharType="end"/>
       </w:r>
     </w:p>
     <w:p>
       <w:pPr>
         <w:pStyle w:val="Nadpis3"/>
       </w:pPr>
-      <w:bookmarkStart w:id="34" w:name="_Toc216301970"/>
-      <w:r>
-        <w:t>O</w:t>
-      </w:r>
-      <w:r>
-        <w:t>věření uživatele</w:t>
-      </w:r>
-      <w:bookmarkEnd w:id="34"/>
+      <w:bookmarkStart w:id="36" w:name="_Toc216301972"/>
+      <w:r>
+        <w:t xml:space="preserve">SQL </w:t>
+      </w:r>
+      <w:proofErr w:type="spellStart"/>
+      <w:r>
+        <w:t>injection</w:t>
+      </w:r>
+      <w:proofErr w:type="spellEnd"/>
+      <w:r>
+        <w:t xml:space="preserve"> obrana</w:t>
+      </w:r>
+      <w:bookmarkEnd w:id="36"/>
+    </w:p>
+    <w:p>
+      <w:pPr>
+        <w:pStyle w:val="Pokraovn"/>
+      </w:pPr>
+      <w:r>
+        <w:t xml:space="preserve">SQL </w:t>
+      </w:r>
+      <w:proofErr w:type="spellStart"/>
+      <w:r>
+        <w:t>Injection</w:t>
+      </w:r>
+      <w:proofErr w:type="spellEnd"/>
+      <w:r>
+        <w:t xml:space="preserve"> je typ útoku, který zneužívá chyby zabezpečení ve webových aplikacích. Tento útok umožňuje pachateli vložit a spustit škodlivý kód SQL, čímž získá neoprávněný přístup k databázovému systému. K útoku dochází, když aplikace nedostatečně ověřuje nebo filtruje vstupní data od uživatele. Zneužitím této zranitelnosti může útočník provádět v databázi různé akce s vážnými dopady, jako je manipulace s daty, jejich odstranění nebo dokonce získání administrátorských </w:t>
+      </w:r>
+      <w:r>
+        <w:lastRenderedPageBreak/>
+        <w:t xml:space="preserve">oprávnění. Závažnost tohoto útoku plyne z jeho potenciálu způsobit vážné škody jednotlivcům i velkým společnostem. Krádež osobních údajů nebo informací o platebních kartách může uživatele vážně poškodit, zatímco společnosti čelí poškození reputace, právním problémům a finančním ztrátám. Útoky typu SQL </w:t>
+      </w:r>
+      <w:proofErr w:type="spellStart"/>
+      <w:r>
+        <w:t>Injection</w:t>
+      </w:r>
+      <w:proofErr w:type="spellEnd"/>
+      <w:r>
+        <w:t xml:space="preserve"> tak jasně ukazují, jak je bezpečnost databází zásadní. Útočníci používají různé metody SQL </w:t>
+      </w:r>
+      <w:proofErr w:type="spellStart"/>
+      <w:r>
+        <w:t>Injection</w:t>
+      </w:r>
+      <w:proofErr w:type="spellEnd"/>
+      <w:r>
+        <w:t xml:space="preserve"> v závislosti na konkrétní chybě v aplikaci a struktuře databázového systému. Mezi hlavní metody patří</w:t>
+      </w:r>
       <w:r>
         <w:t xml:space="preserve"> </w:t>
       </w:r>
-    </w:p>
-    <w:p>
-      <w:pPr>
-        <w:pStyle w:val="Pokraovn"/>
-      </w:pPr>
-      <w:r>
-        <w:t>Ověřování totožnosti uživatele zahrnuje nastavení uživatelského jména, hesla a dalších metod, jako je rozpoznávání obličeje, otisk prstu nebo PIN kód. Z bezpečnostních důvodů se žádná z těchto přihlašovacích údajů neukládá v čitelné podobě do databáze služby.</w:t>
-      </w:r>
-      <w:r>
-        <w:t xml:space="preserve"> Existuje mnoho způsobu ověření totožnosti uživatele jako je h</w:t>
-      </w:r>
-      <w:r>
-        <w:t xml:space="preserve">eslové ověřování, certifikátové ověřování, biometrické ověřování, </w:t>
-      </w:r>
-      <w:proofErr w:type="spellStart"/>
-      <w:r>
-        <w:t>tokenové</w:t>
-      </w:r>
-      <w:proofErr w:type="spellEnd"/>
-      <w:r>
-        <w:t xml:space="preserve"> ověřování, jednorázové heslo, </w:t>
-      </w:r>
-      <w:proofErr w:type="spellStart"/>
-      <w:r>
-        <w:t>push</w:t>
-      </w:r>
-      <w:proofErr w:type="spellEnd"/>
-      <w:r>
-        <w:t xml:space="preserve"> oznámení, hlasové ověřování a </w:t>
-      </w:r>
-      <w:proofErr w:type="spellStart"/>
-      <w:r>
-        <w:t>vícefaktorové</w:t>
-      </w:r>
-      <w:proofErr w:type="spellEnd"/>
-      <w:r>
-        <w:t xml:space="preserve"> ověřování.</w:t>
-      </w:r>
-    </w:p>
-    <w:p>
-      <w:pPr>
-        <w:pStyle w:val="Pokraovn"/>
-      </w:pPr>
-      <w:r>
-        <w:t xml:space="preserve"> </w:t>
-      </w:r>
-      <w:r>
-        <w:rPr>
-          <w:color w:val="EE0000"/>
-        </w:rPr>
-        <w:t>[https://www.microsoft.com/sk-sk/security/business/security-101/what-is-authentication</w:t>
-      </w:r>
-      <w:r>
-        <w:t>]</w:t>
-      </w:r>
-    </w:p>
-    <w:p>
-      <w:r>
-        <w:t>Ověřování (</w:t>
-      </w:r>
-      <w:proofErr w:type="spellStart"/>
-      <w:r>
-        <w:t>AuthN</w:t>
-      </w:r>
-      <w:proofErr w:type="spellEnd"/>
-      <w:r>
-        <w:t>) potvrzuje totožnost uživatele – zda je skutečně tím, za koho se vydává, například pomocí hesla nebo biometrie. Autorizace (</w:t>
-      </w:r>
-      <w:proofErr w:type="spellStart"/>
-      <w:r>
-        <w:t>AuthZ</w:t>
-      </w:r>
-      <w:proofErr w:type="spellEnd"/>
-      <w:r>
-        <w:t>) následně určuje, k jakým zdrojům a akcím má ověřený uživatel právo přistupovat.</w:t>
-      </w:r>
-      <w:r>
-        <w:t xml:space="preserve"> </w:t>
-      </w:r>
-      <w:r>
-        <w:rPr>
-          <w:color w:val="EE0000"/>
-        </w:rPr>
-        <w:t>[https://www.microsoft.com/sk-sk/security/business/security-101/what-is-authentication</w:t>
-      </w:r>
-      <w:r>
-        <w:t>]</w:t>
-      </w:r>
-    </w:p>
-    <w:p>
-      <w:pPr>
-        <w:pStyle w:val="Nadpis3"/>
-      </w:pPr>
-      <w:bookmarkStart w:id="35" w:name="_Toc216301971"/>
-      <w:r>
-        <w:t>CAPTCHA ochrana</w:t>
-      </w:r>
-      <w:bookmarkEnd w:id="35"/>
-      <w:r>
-        <w:t xml:space="preserve"> </w:t>
-      </w:r>
-    </w:p>
-    <w:p>
-      <w:pPr>
-        <w:pStyle w:val="Pokraovn"/>
-      </w:pPr>
-      <w:r>
-        <w:t>CAPTCHA je bezpečnostní systém určený k rozlišení skutečného člověka od automatizovaného počítačového programu (bota). Tato zkratka znamená "</w:t>
-      </w:r>
-      <w:proofErr w:type="spellStart"/>
-      <w:r>
-        <w:t>Completely</w:t>
-      </w:r>
-      <w:proofErr w:type="spellEnd"/>
-      <w:r>
-        <w:t xml:space="preserve"> </w:t>
-      </w:r>
-      <w:proofErr w:type="spellStart"/>
-      <w:r>
-        <w:t>Automated</w:t>
-      </w:r>
-      <w:proofErr w:type="spellEnd"/>
-      <w:r>
-        <w:t xml:space="preserve"> Public </w:t>
-      </w:r>
-      <w:proofErr w:type="spellStart"/>
-      <w:r>
-        <w:t>Turing</w:t>
-      </w:r>
-      <w:proofErr w:type="spellEnd"/>
-      <w:r>
-        <w:t xml:space="preserve"> test to </w:t>
-      </w:r>
-      <w:proofErr w:type="spellStart"/>
-      <w:r>
-        <w:t>tell</w:t>
-      </w:r>
-      <w:proofErr w:type="spellEnd"/>
-      <w:r>
-        <w:t xml:space="preserve"> </w:t>
-      </w:r>
-      <w:proofErr w:type="spellStart"/>
-      <w:r>
-        <w:t>Computers</w:t>
-      </w:r>
-      <w:proofErr w:type="spellEnd"/>
-      <w:r>
-        <w:t xml:space="preserve"> and </w:t>
-      </w:r>
-      <w:proofErr w:type="spellStart"/>
-      <w:r>
-        <w:t>Humans</w:t>
-      </w:r>
-      <w:proofErr w:type="spellEnd"/>
-      <w:r>
-        <w:t xml:space="preserve"> </w:t>
-      </w:r>
-      <w:proofErr w:type="spellStart"/>
-      <w:r>
-        <w:t>Apart</w:t>
-      </w:r>
-      <w:proofErr w:type="spellEnd"/>
-      <w:r>
-        <w:t xml:space="preserve">", tedy veřejný, </w:t>
-      </w:r>
-      <w:r>
-        <w:lastRenderedPageBreak/>
-        <w:t xml:space="preserve">plně automatizovaný </w:t>
-      </w:r>
-      <w:proofErr w:type="spellStart"/>
-      <w:r>
-        <w:t>Turingův</w:t>
-      </w:r>
-      <w:proofErr w:type="spellEnd"/>
-      <w:r>
-        <w:t xml:space="preserve"> test k rozpoznání počítačů a lidí. Funguje tak, že uživateli předloží úkol, který je pro člověka jednoduchý, ale pro současné počítačové algoritmy obtížný. Typicky jde o přepis zkresleného textu, výběr obrázků podle zadání (např. "klikněte na všechny semafory") nebo vyřešení základní matematické úlohy. Dokud uživatel úkol nevyřeší správně, systém jej považuje za robota. Dnešní situace je však jiná díky pokroku v umělé inteligenci, neuronových sítích a strojovém učení. Tyto technologie se staly natolik vyspělými, že dokážou spolehlivě překonat i moderní typy CAPTCHA. Například již v roce 2016 společnost Google zavedla metodu, kde stačilo kliknout na zaškrtávací políčko "Nejsem robot". Ovšem velmi brzy poté dokázala neuronová síť od stejné společnosti tento mechanismus úspěšně obejít.</w:t>
-      </w:r>
-      <w:r>
-        <w:t xml:space="preserve"> Teď se objevuje spousta různých typů CAPTCHA jako například t</w:t>
-      </w:r>
-      <w:r>
-        <w:t xml:space="preserve">extová, zvuková, obrázková, logická, </w:t>
-      </w:r>
-      <w:proofErr w:type="spellStart"/>
-      <w:r>
-        <w:t>reCAPTCHA</w:t>
-      </w:r>
-      <w:proofErr w:type="spellEnd"/>
-      <w:r>
-        <w:t>, hern</w:t>
-      </w:r>
-      <w:r>
-        <w:t>í</w:t>
-      </w:r>
-      <w:r>
-        <w:t>, tvarová, se skrytým polem a s děleným obrázkem.</w:t>
-      </w:r>
-      <w:r>
-        <w:t xml:space="preserve"> </w:t>
-      </w:r>
       <w:r>
         <w:fldChar w:fldCharType="begin"/>
       </w:r>
       <w:r>
-        <w:instrText xml:space="preserve"> REF _Ref218422153 \r \h </w:instrText>
+        <w:instrText xml:space="preserve"> REF _Ref218422289 \r \h </w:instrText>
       </w:r>
       <w:r>
         <w:fldChar w:fldCharType="separate"/>
       </w:r>
       <w:r>
-        <w:t>[15]</w:t>
-      </w:r>
-      <w:r>
-        <w:fldChar w:fldCharType="end"/>
-      </w:r>
-    </w:p>
-    <w:p>
-      <w:pPr>
-        <w:pStyle w:val="Nadpis3"/>
-      </w:pPr>
-      <w:bookmarkStart w:id="36" w:name="_Toc216301972"/>
-      <w:r>
-        <w:t xml:space="preserve">SQL </w:t>
-      </w:r>
-      <w:proofErr w:type="spellStart"/>
-      <w:r>
-        <w:t>injection</w:t>
-      </w:r>
-      <w:proofErr w:type="spellEnd"/>
-      <w:r>
-        <w:t xml:space="preserve"> obrana</w:t>
-      </w:r>
-      <w:bookmarkEnd w:id="36"/>
-    </w:p>
-    <w:p>
-      <w:pPr>
-        <w:pStyle w:val="Pokraovn"/>
-      </w:pPr>
-      <w:r>
-        <w:t xml:space="preserve">SQL </w:t>
-      </w:r>
-      <w:proofErr w:type="spellStart"/>
-      <w:r>
-        <w:t>Injection</w:t>
-      </w:r>
-      <w:proofErr w:type="spellEnd"/>
-      <w:r>
-        <w:t xml:space="preserve"> je typ útoku, který zneužívá chyby zabezpečení ve webových aplikacích. Tento útok umožňuje pachateli vložit a spustit škodlivý kód SQL, čímž získá neoprávněný přístup k databázovému systému. K útoku dochází, když aplikace nedostatečně ověřuje nebo filtruje vstupní data od uživatele. Zneužitím této zranitelnosti může útočník provádět v databázi různé akce s vážnými dopady, jako je manipulace s daty, jejich odstranění nebo dokonce získání administrátorských oprávnění. Závažnost tohoto útoku plyne z jeho potenciálu způsobit vážné škody jednotlivcům i velkým společnostem. Krádež osobních údajů nebo informací o platebních kartách může uživatele vážně poškodit, zatímco společnosti čelí poškození reputace, právním problémům a finančním ztrátám. Útoky typu SQL </w:t>
-      </w:r>
-      <w:proofErr w:type="spellStart"/>
-      <w:r>
-        <w:t>Injection</w:t>
-      </w:r>
-      <w:proofErr w:type="spellEnd"/>
-      <w:r>
-        <w:t xml:space="preserve"> tak jasně ukazují, jak je bezpečnost databází zásadní. Útočníci používají různé metody SQL </w:t>
-      </w:r>
-      <w:proofErr w:type="spellStart"/>
-      <w:r>
-        <w:t>Injection</w:t>
-      </w:r>
-      <w:proofErr w:type="spellEnd"/>
-      <w:r>
-        <w:t xml:space="preserve"> v závislosti na konkrétní chybě v aplikaci a struktuře databázového systému. Mezi hlavní metody patří</w:t>
-      </w:r>
-      <w:r>
-        <w:t xml:space="preserve"> </w:t>
-      </w:r>
-      <w:r>
-        <w:fldChar w:fldCharType="begin"/>
-      </w:r>
-      <w:r>
-        <w:instrText xml:space="preserve"> REF _Ref218422289 \r \h </w:instrText>
-      </w:r>
-      <w:r>
-        <w:fldChar w:fldCharType="separate"/>
-      </w:r>
-      <w:r>
-        <w:t>[1</w:t>
-      </w:r>
-      <w:r>
-        <w:t>6</w:t>
-      </w:r>
-      <w:r>
-        <w:t>]</w:t>
+        <w:t>[16]</w:t>
       </w:r>
       <w:r>
         <w:fldChar w:fldCharType="end"/>
@@ -7758,7 +7804,6 @@
         </w:numPr>
       </w:pPr>
       <w:r>
-        <w:lastRenderedPageBreak/>
         <w:t xml:space="preserve">Blind (slepá) injekce: Vyvozování informací analýzou chování aplikace, aniž by databáze přímo vracela data. </w:t>
       </w:r>
     </w:p>
@@ -7856,7 +7901,11 @@
       </w:r>
       <w:proofErr w:type="spellEnd"/>
       <w:r>
-        <w:t xml:space="preserve"> v roce 2005 a od té doby se stal standardem v softwarovém inženýrství. Git je rychlý, efektivní a přizpůsobený potřebám vývojářů. Jeho distribuovaná povaha umožňuje práci i bez trvalého připojení k centrálnímu serveru, což poskytuje vysokou úroveň bezpečnosti a flexibility.</w:t>
+        <w:t xml:space="preserve"> v roce 2005 a od té doby se stal standardem v softwarovém inženýrství. Git je rychlý, efektivní a přizpůsobený potřebám vývojářů. </w:t>
+      </w:r>
+      <w:r>
+        <w:lastRenderedPageBreak/>
+        <w:t>Jeho distribuovaná povaha umožňuje práci i bez trvalého připojení k centrálnímu serveru, což poskytuje vysokou úroveň bezpečnosti a flexibility.</w:t>
       </w:r>
       <w:r>
         <w:fldChar w:fldCharType="begin"/>
@@ -8059,7 +8108,6 @@
       </w:pPr>
       <w:proofErr w:type="spellStart"/>
       <w:r>
-        <w:lastRenderedPageBreak/>
         <w:t>git</w:t>
       </w:r>
       <w:proofErr w:type="spellEnd"/>
@@ -8293,59 +8341,55 @@
         <w:rPr>
           <w:rFonts w:eastAsiaTheme="minorEastAsia"/>
         </w:rPr>
-        <w:t xml:space="preserve"> využívá jako klíčový zdroj informací. Poskytuje jim přehled o tom, co je potřeba udělat, a slouží jako podklad pro plánování a rozdělování práce.</w:t>
-      </w:r>
-    </w:p>
-    <w:p>
-      <w:pPr>
+        <w:t xml:space="preserve"> využívá jako klíčový zdroj informací. Poskytuje jim přehled </w:t>
+      </w:r>
+      <w:r>
         <w:rPr>
           <w:rFonts w:eastAsiaTheme="minorEastAsia"/>
         </w:rPr>
-      </w:pPr>
+        <w:lastRenderedPageBreak/>
+        <w:t>o tom, co je potřeba udělat, a slouží jako podklad pro plánování a rozdělování práce.</w:t>
+      </w:r>
       <w:r>
         <w:rPr>
           <w:rFonts w:eastAsiaTheme="minorEastAsia"/>
         </w:rPr>
-        <w:t>[</w:t>
+        <w:t xml:space="preserve"> </w:t>
       </w:r>
       <w:r>
         <w:rPr>
           <w:rFonts w:eastAsiaTheme="minorEastAsia"/>
-          <w:color w:val="EE0000"/>
-        </w:rPr>
-        <w:t>https://www.eea.sk/</w:t>
-      </w:r>
-      <w:proofErr w:type="spellStart"/>
+        </w:rPr>
+        <w:fldChar w:fldCharType="begin"/>
+      </w:r>
       <w:r>
         <w:rPr>
           <w:rFonts w:eastAsiaTheme="minorEastAsia"/>
-          <w:color w:val="EE0000"/>
-        </w:rPr>
-        <w:t>slovnik</w:t>
-      </w:r>
-      <w:proofErr w:type="spellEnd"/>
+        </w:rPr>
+        <w:instrText xml:space="preserve"> REF _Ref218865168 \r \h </w:instrText>
+      </w:r>
       <w:r>
         <w:rPr>
           <w:rFonts w:eastAsiaTheme="minorEastAsia"/>
-          <w:color w:val="EE0000"/>
-        </w:rPr>
-        <w:t>/</w:t>
-      </w:r>
-      <w:proofErr w:type="spellStart"/>
+        </w:rPr>
+      </w:r>
       <w:r>
         <w:rPr>
           <w:rFonts w:eastAsiaTheme="minorEastAsia"/>
-          <w:color w:val="EE0000"/>
-        </w:rPr>
-        <w:t>backlog</w:t>
-      </w:r>
-      <w:proofErr w:type="spellEnd"/>
+        </w:rPr>
+        <w:fldChar w:fldCharType="separate"/>
+      </w:r>
       <w:r>
         <w:rPr>
           <w:rFonts w:eastAsiaTheme="minorEastAsia"/>
-          <w:color w:val="EE0000"/>
-        </w:rPr>
-        <w:t>/]</w:t>
+        </w:rPr>
+        <w:t>[19]</w:t>
+      </w:r>
+      <w:r>
+        <w:rPr>
+          <w:rFonts w:eastAsiaTheme="minorEastAsia"/>
+        </w:rPr>
+        <w:fldChar w:fldCharType="end"/>
       </w:r>
     </w:p>
     <w:p>
@@ -8727,10 +8771,7 @@
           <w:numId w:val="38"/>
         </w:numPr>
       </w:pPr>
-      <w:bookmarkStart w:id="81" w:name="_Ref218418999"/>
-      <w:r>
-        <w:t>MICROSOFT. </w:t>
-      </w:r>
+      <w:bookmarkStart w:id="81" w:name="_Ref218865465"/>
       <w:proofErr w:type="spellStart"/>
       <w:r>
         <w:rPr>
@@ -8809,33 +8850,21 @@
           <w:i/>
           <w:iCs/>
         </w:rPr>
-        <w:t xml:space="preserve"> manager</w:t>
-      </w:r>
-      <w:r>
-        <w:t>. Online. 2022, 27.8.2024. Dostupné z: </w:t>
-      </w:r>
-      <w:hyperlink r:id="rId10" w:history="1">
+        <w:t xml:space="preserve"> manager.</w:t>
+      </w:r>
+      <w:r>
+        <w:t xml:space="preserve"> Online. Microsoft. 2022. Dostupné z: </w:t>
+      </w:r>
+      <w:hyperlink r:id="rId10" w:tgtFrame="_blank" w:history="1">
         <w:r>
           <w:rPr>
             <w:rStyle w:val="Hypertextovodkaz"/>
           </w:rPr>
-          <w:t>https://www.micro</w:t>
-        </w:r>
-        <w:r>
-          <w:rPr>
-            <w:rStyle w:val="Hypertextovodkaz"/>
-          </w:rPr>
-          <w:t>s</w:t>
-        </w:r>
-        <w:r>
-          <w:rPr>
-            <w:rStyle w:val="Hypertextovodkaz"/>
-          </w:rPr>
-          <w:t>oft.com/en-us/microsoft-365-life-hacks/privacy-and-safety/password-manager</w:t>
+          <w:t>https://www.microsoft.com/en-us/microsoft-365-life-hacks/privacy-and-safety/password-manager</w:t>
         </w:r>
       </w:hyperlink>
       <w:r>
-        <w:t>. [cit. 2026-01-04].</w:t>
+        <w:t>. [cit. 2026-01-09].</w:t>
       </w:r>
       <w:bookmarkEnd w:id="81"/>
     </w:p>
@@ -8846,16 +8875,64 @@
           <w:ilvl w:val="0"/>
           <w:numId w:val="38"/>
         </w:numPr>
-        <w:rPr>
-          <w:color w:val="EE0000"/>
-        </w:rPr>
-      </w:pPr>
-      <w:r>
-        <w:rPr>
-          <w:color w:val="EE0000"/>
-        </w:rPr>
-        <w:t>[https://support.microsoft.com/en-us/windows/create-and-use-strong-passwords-c5cebb49-8c53-4f5e-2bc4-fe357ca048eb]</w:t>
-      </w:r>
+      </w:pPr>
+      <w:bookmarkStart w:id="82" w:name="_Ref218865356"/>
+      <w:proofErr w:type="spellStart"/>
+      <w:r>
+        <w:rPr>
+          <w:i/>
+          <w:iCs/>
+        </w:rPr>
+        <w:t>Create</w:t>
+      </w:r>
+      <w:proofErr w:type="spellEnd"/>
+      <w:r>
+        <w:rPr>
+          <w:i/>
+          <w:iCs/>
+        </w:rPr>
+        <w:t xml:space="preserve"> and use </w:t>
+      </w:r>
+      <w:proofErr w:type="spellStart"/>
+      <w:r>
+        <w:rPr>
+          <w:i/>
+          <w:iCs/>
+        </w:rPr>
+        <w:t>strong</w:t>
+      </w:r>
+      <w:proofErr w:type="spellEnd"/>
+      <w:r>
+        <w:rPr>
+          <w:i/>
+          <w:iCs/>
+        </w:rPr>
+        <w:t xml:space="preserve"> </w:t>
+      </w:r>
+      <w:proofErr w:type="spellStart"/>
+      <w:r>
+        <w:rPr>
+          <w:i/>
+          <w:iCs/>
+        </w:rPr>
+        <w:t>passwords</w:t>
+      </w:r>
+      <w:proofErr w:type="spellEnd"/>
+      <w:r>
+        <w:t>. Online. Microsoft. 2020. Dostupné z: </w:t>
+      </w:r>
+      <w:hyperlink r:id="rId11" w:history="1">
+        <w:r>
+          <w:rPr>
+            <w:rStyle w:val="Hypertextovodkaz"/>
+          </w:rPr>
+          <w:t>https://support.microsoft.com/en-us/windows/create-and-use-strong-passwords-c5cebb49-8c53-4f5e-2bc4-fe357ca048eb</w:t>
+        </w:r>
+      </w:hyperlink>
+      <w:r>
+        <w:t>. [cit. 2026-01-09].</w:t>
+      </w:r>
+      <w:bookmarkEnd w:id="82"/>
     </w:p>
     <w:p>
       <w:pPr>
@@ -8864,30 +8941,91 @@
           <w:ilvl w:val="0"/>
           <w:numId w:val="38"/>
         </w:numPr>
-        <w:rPr>
-          <w:color w:val="EE0000"/>
-        </w:rPr>
-      </w:pPr>
-      <w:r>
-        <w:rPr>
-          <w:color w:val="EE0000"/>
-        </w:rPr>
-        <w:t>[https://ssd.eff.org/module/</w:t>
-      </w:r>
-      <w:proofErr w:type="spellStart"/>
-      <w:r>
-        <w:rPr>
-          <w:color w:val="EE0000"/>
-        </w:rPr>
-        <w:t>creating-strong-passwords</w:t>
-      </w:r>
-      <w:proofErr w:type="spellEnd"/>
-      <w:r>
-        <w:rPr>
-          <w:color w:val="EE0000"/>
-        </w:rPr>
-        <w:t>].</w:t>
-      </w:r>
+      </w:pPr>
+      <w:bookmarkStart w:id="83" w:name="_Ref218865370"/>
+      <w:proofErr w:type="spellStart"/>
+      <w:r>
+        <w:rPr>
+          <w:i/>
+          <w:iCs/>
+        </w:rPr>
+        <w:t>Creating</w:t>
+      </w:r>
+      <w:proofErr w:type="spellEnd"/>
+      <w:r>
+        <w:rPr>
+          <w:i/>
+          <w:iCs/>
+        </w:rPr>
+        <w:t xml:space="preserve"> </w:t>
+      </w:r>
+      <w:proofErr w:type="spellStart"/>
+      <w:r>
+        <w:rPr>
+          <w:i/>
+          <w:iCs/>
+        </w:rPr>
+        <w:t>Strong</w:t>
+      </w:r>
+      <w:proofErr w:type="spellEnd"/>
+      <w:r>
+        <w:rPr>
+          <w:i/>
+          <w:iCs/>
+        </w:rPr>
+        <w:t xml:space="preserve"> </w:t>
+      </w:r>
+      <w:proofErr w:type="spellStart"/>
+      <w:r>
+        <w:rPr>
+          <w:i/>
+          <w:iCs/>
+        </w:rPr>
+        <w:t>Passwords</w:t>
+      </w:r>
+      <w:proofErr w:type="spellEnd"/>
+      <w:r>
+        <w:t xml:space="preserve">. Online. </w:t>
+      </w:r>
+      <w:proofErr w:type="spellStart"/>
+      <w:r>
+        <w:t>Surveillance</w:t>
+      </w:r>
+      <w:proofErr w:type="spellEnd"/>
+      <w:r>
+        <w:t xml:space="preserve"> </w:t>
+      </w:r>
+      <w:proofErr w:type="spellStart"/>
+      <w:r>
+        <w:t>Self</w:t>
+      </w:r>
+      <w:proofErr w:type="spellEnd"/>
+      <w:r>
+        <w:t>-Defense.</w:t>
+      </w:r>
+      <w:r>
+        <w:t xml:space="preserve"> 2023, 18.8.2023. Dostupné z: </w:t>
+      </w:r>
+      <w:hyperlink r:id="rId12" w:history="1">
+        <w:r>
+          <w:rPr>
+            <w:rStyle w:val="Hypertextovodkaz"/>
+          </w:rPr>
+          <w:t>https://ssd.eff.org/module/</w:t>
+        </w:r>
+        <w:proofErr w:type="spellStart"/>
+        <w:r>
+          <w:rPr>
+            <w:rStyle w:val="Hypertextovodkaz"/>
+          </w:rPr>
+          <w:t>creating-strong-passwords</w:t>
+        </w:r>
+        <w:proofErr w:type="spellEnd"/>
+      </w:hyperlink>
+      <w:r>
+        <w:t>. [cit. 2026-01-09].</w:t>
+      </w:r>
+      <w:bookmarkEnd w:id="83"/>
     </w:p>
     <w:p>
       <w:pPr>
@@ -8897,10 +9035,7 @@
           <w:numId w:val="38"/>
         </w:numPr>
       </w:pPr>
-      <w:bookmarkStart w:id="82" w:name="_Ref218419924"/>
-      <w:r>
-        <w:t>MICROSOFT. </w:t>
-      </w:r>
+      <w:bookmarkStart w:id="84" w:name="_Ref218420050"/>
       <w:proofErr w:type="spellStart"/>
       <w:r>
         <w:rPr>
@@ -8943,45 +9078,21 @@
       </w:r>
       <w:proofErr w:type="spellEnd"/>
       <w:r>
-        <w:t>. Online. 2023, 0</w:t>
-      </w:r>
-      <w:r>
-        <w:t>7</w:t>
-      </w:r>
-      <w:r>
-        <w:t>.0</w:t>
-      </w:r>
-      <w:r>
-        <w:t>3</w:t>
-      </w:r>
-      <w:r>
-        <w:t>.2023. Dostupné z: </w:t>
-      </w:r>
-      <w:hyperlink r:id="rId11" w:history="1">
+        <w:t>. Online. Microsoft. 2023. Dostupné z: </w:t>
+      </w:r>
+      <w:hyperlink r:id="rId13" w:history="1">
         <w:r>
           <w:rPr>
             <w:rStyle w:val="Hypertextovodkaz"/>
           </w:rPr>
-          <w:t>https</w:t>
-        </w:r>
-        <w:r>
-          <w:rPr>
-            <w:rStyle w:val="Hypertextovodkaz"/>
-          </w:rPr>
-          <w:t>:</w:t>
-        </w:r>
-        <w:r>
-          <w:rPr>
-            <w:rStyle w:val="Hypertextovodkaz"/>
-          </w:rPr>
-          <w:t>//learn.microsoft.com/en-us/dotnet/architecture/modern-web-apps-azure/common-web-application-architectures</w:t>
+          <w:t>https://learn.microsoft.com/en-us/dotnet/architecture/modern-web-apps-azure/common-web-application-architectures</w:t>
         </w:r>
       </w:hyperlink>
       <w:r>
-        <w:t>. [cit. 2026-01-04].</w:t>
-      </w:r>
-      <w:bookmarkEnd w:id="82"/>
-    </w:p>
+        <w:t>. [cit. 2026-01-09].</w:t>
+      </w:r>
+    </w:p>
+    <w:bookmarkEnd w:id="84"/>
     <w:p>
       <w:pPr>
         <w:pStyle w:val="Seznampouitliteratury"/>
@@ -8990,10 +9101,6 @@
           <w:numId w:val="38"/>
         </w:numPr>
       </w:pPr>
-      <w:bookmarkStart w:id="83" w:name="_Ref218420050"/>
-      <w:r>
-        <w:t>MICROSOFT. </w:t>
-      </w:r>
       <w:proofErr w:type="spellStart"/>
       <w:r>
         <w:rPr>
@@ -9011,32 +9118,14 @@
         <w:t xml:space="preserve"> to .NET</w:t>
       </w:r>
       <w:r>
-        <w:t>. Online. 2024, 1</w:t>
-      </w:r>
-      <w:r>
-        <w:t>0</w:t>
-      </w:r>
-      <w:r>
-        <w:t>.1.2024. Dostupné z: </w:t>
-      </w:r>
-      <w:hyperlink r:id="rId12" w:history="1">
+        <w:t>. Online. Microsoft. 2024, 10.1.2024. Dostupné z: </w:t>
+      </w:r>
+      <w:hyperlink r:id="rId14" w:history="1">
         <w:r>
           <w:rPr>
             <w:rStyle w:val="Hypertextovodkaz"/>
           </w:rPr>
-          <w:t>https://learn.microsoft.co</w:t>
-        </w:r>
-        <w:r>
-          <w:rPr>
-            <w:rStyle w:val="Hypertextovodkaz"/>
-          </w:rPr>
-          <w:t>m</w:t>
-        </w:r>
-        <w:r>
-          <w:rPr>
-            <w:rStyle w:val="Hypertextovodkaz"/>
-          </w:rPr>
-          <w:t>/en-</w:t>
+          <w:t>https://learn.microsoft.com/en-</w:t>
         </w:r>
         <w:proofErr w:type="spellStart"/>
         <w:r>
@@ -9054,9 +9143,8 @@
         </w:r>
       </w:hyperlink>
       <w:r>
-        <w:t>. [cit. 2026-01-04].</w:t>
-      </w:r>
-      <w:bookmarkEnd w:id="83"/>
+        <w:t>. [cit. 2026-01-09].</w:t>
+      </w:r>
     </w:p>
     <w:p>
       <w:pPr>
@@ -9066,10 +9154,6 @@
           <w:numId w:val="38"/>
         </w:numPr>
       </w:pPr>
-      <w:bookmarkStart w:id="84" w:name="_Ref218420319"/>
-      <w:r>
-        <w:t>THE MAKE DESIGN. </w:t>
-      </w:r>
       <w:r>
         <w:rPr>
           <w:i/>
@@ -9135,9 +9219,9 @@
       </w:r>
       <w:proofErr w:type="spellEnd"/>
       <w:r>
-        <w:t>. Online. 2024. Dostupné z: </w:t>
-      </w:r>
-      <w:hyperlink r:id="rId13" w:history="1">
+        <w:t>. Online. Medium. 2024. Dostupné z: </w:t>
+      </w:r>
+      <w:hyperlink r:id="rId15" w:history="1">
         <w:r>
           <w:rPr>
             <w:rStyle w:val="Hypertextovodkaz"/>
@@ -9146,9 +9230,14 @@
         </w:r>
       </w:hyperlink>
       <w:r>
-        <w:t>. [cit. 2026-01-04].</w:t>
-      </w:r>
-      <w:bookmarkEnd w:id="84"/>
+        <w:t>. [cit. 2026-01-09</w:t>
+      </w:r>
+      <w:r>
+        <w:t>]</w:t>
+      </w:r>
+      <w:r>
+        <w:t xml:space="preserve"> </w:t>
+      </w:r>
     </w:p>
     <w:p>
       <w:pPr>
@@ -9157,19 +9246,56 @@
           <w:ilvl w:val="0"/>
           <w:numId w:val="38"/>
         </w:numPr>
-        <w:rPr>
-          <w:color w:val="EE0000"/>
-        </w:rPr>
-      </w:pPr>
-      <w:hyperlink r:id="rId14" w:history="1">
+      </w:pPr>
+      <w:bookmarkStart w:id="85" w:name="_Ref218865285"/>
+      <w:proofErr w:type="spellStart"/>
+      <w:r>
+        <w:rPr>
+          <w:i/>
+          <w:iCs/>
+        </w:rPr>
+        <w:t>Čo</w:t>
+      </w:r>
+      <w:proofErr w:type="spellEnd"/>
+      <w:r>
+        <w:rPr>
+          <w:i/>
+          <w:iCs/>
+        </w:rPr>
+        <w:t xml:space="preserve"> je to UX a UI</w:t>
+      </w:r>
+      <w:r>
+        <w:t>?</w:t>
+      </w:r>
+      <w:r>
+        <w:t xml:space="preserve"> Online. </w:t>
+      </w:r>
+      <w:proofErr w:type="spellStart"/>
+      <w:r>
+        <w:t>Grappa</w:t>
+      </w:r>
+      <w:proofErr w:type="spellEnd"/>
+      <w:r>
+        <w:t xml:space="preserve"> Studio</w:t>
+      </w:r>
+      <w:r>
+        <w:t xml:space="preserve">. </w:t>
+      </w:r>
+      <w:r>
+        <w:t xml:space="preserve"> 2014. Dostupné z: </w:t>
+      </w:r>
+      <w:hyperlink r:id="rId16" w:history="1">
         <w:r>
           <w:rPr>
             <w:rStyle w:val="Hypertextovodkaz"/>
-            <w:color w:val="EE0000"/>
           </w:rPr>
           <w:t>https://www.grappa.sk/blog/co-je-to-ux-a-ui-a-aky-je-medzi-nimi-rozdiel/</w:t>
         </w:r>
       </w:hyperlink>
+      <w:r>
+        <w:t>. [cit. 2026-01-09].</w:t>
+      </w:r>
+      <w:bookmarkEnd w:id="85"/>
     </w:p>
     <w:p>
       <w:pPr>
@@ -9180,13 +9306,80 @@
         </w:numPr>
       </w:pPr>
       <w:r>
-        <w:t>[</w:t>
-      </w:r>
-      <w:r>
-        <w:rPr>
-          <w:color w:val="EE0000"/>
-        </w:rPr>
-        <w:t>https://support.microsoft.com/cs-cz/topic/z%C3%A1kladn%C3%AD-informace-o-datab%C3%A1z%C3%ADch-a849ac16-07c7-4a31-9948-3c8c94a7c204</w:t>
+        <w:t xml:space="preserve"> </w:t>
+      </w:r>
+      <w:bookmarkStart w:id="86" w:name="_Ref218865257"/>
+      <w:r>
+        <w:rPr>
+          <w:i/>
+          <w:iCs/>
+        </w:rPr>
+        <w:t>Základní informace o databázích</w:t>
+      </w:r>
+      <w:r>
+        <w:t xml:space="preserve">. Online. </w:t>
+      </w:r>
+      <w:r>
+        <w:t>Microsoft</w:t>
+      </w:r>
+      <w:r>
+        <w:t>. 2014. Dostupné z: </w:t>
+      </w:r>
+      <w:hyperlink r:id="rId17" w:history="1">
+        <w:r>
+          <w:rPr>
+            <w:rStyle w:val="Hypertextovodkaz"/>
+            <w:color w:val="auto"/>
+          </w:rPr>
+          <w:t>https://support.microsoft.com/cs-cz/topic/z%C3%A1kladn%C3%AD-informace-o-da</w:t>
+        </w:r>
+        <w:r>
+          <w:rPr>
+            <w:rStyle w:val="Hypertextovodkaz"/>
+            <w:color w:val="auto"/>
+          </w:rPr>
+          <w:t>t</w:t>
+        </w:r>
+        <w:r>
+          <w:rPr>
+            <w:rStyle w:val="Hypertextovodkaz"/>
+            <w:color w:val="auto"/>
+          </w:rPr>
+          <w:t>ab%C3%A1z%C3%ADch-a849ac16-07c7-4a31-9948-3c8c94a7c2</w:t>
+        </w:r>
+        <w:r>
+          <w:rPr>
+            <w:rStyle w:val="Hypertextovodkaz"/>
+            <w:color w:val="auto"/>
+          </w:rPr>
+          <w:t>0</w:t>
+        </w:r>
+        <w:r>
+          <w:rPr>
+            <w:rStyle w:val="Hypertextovodkaz"/>
+            <w:color w:val="auto"/>
+          </w:rPr>
+          <w:t>4</w:t>
+        </w:r>
+      </w:hyperlink>
+      <w:r>
+        <w:t>. [cit. 2026-01-09].</w:t>
+      </w:r>
+      <w:bookmarkEnd w:id="86"/>
+    </w:p>
+    <w:p>
+      <w:pPr>
+        <w:spacing w:before="0" w:after="160" w:line="259" w:lineRule="auto"/>
+        <w:jc w:val="left"/>
+        <w:rPr>
+          <w:rFonts w:eastAsiaTheme="minorHAnsi"/>
+          <w:color w:val="auto"/>
+          <w:szCs w:val="22"/>
+          <w:lang w:eastAsia="en-US"/>
+        </w:rPr>
+      </w:pPr>
+      <w:r>
+        <w:br w:type="page"/>
       </w:r>
     </w:p>
     <w:p>
@@ -9197,12 +9390,42 @@
           <w:numId w:val="38"/>
         </w:numPr>
       </w:pPr>
-      <w:r>
-        <w:rPr>
-          <w:color w:val="EE0000"/>
-        </w:rPr>
-        <w:t>https://wikisofia.cz/wiki/Rela%C4%8Dn%C3%AD_datab%C3%A1ze</w:t>
-      </w:r>
+      <w:bookmarkStart w:id="87" w:name="_Ref218420855"/>
+      <w:bookmarkStart w:id="88" w:name="_Ref218865222"/>
+      <w:r>
+        <w:rPr>
+          <w:i/>
+          <w:iCs/>
+        </w:rPr>
+        <w:lastRenderedPageBreak/>
+        <w:t>Relační databáze</w:t>
+      </w:r>
+      <w:r>
+        <w:t xml:space="preserve">. Online. </w:t>
+      </w:r>
+      <w:proofErr w:type="spellStart"/>
+      <w:r>
+        <w:t>Wikisofia</w:t>
+      </w:r>
+      <w:proofErr w:type="spellEnd"/>
+      <w:r>
+        <w:t xml:space="preserve">. </w:t>
+      </w:r>
+      <w:r>
+        <w:t>2013. Dostupné z: </w:t>
+      </w:r>
+      <w:hyperlink r:id="rId18" w:history="1">
+        <w:r>
+          <w:rPr>
+            <w:rStyle w:val="Hypertextovodkaz"/>
+          </w:rPr>
+          <w:t>https://wikisofia.cz/wiki/Rela%C4%8Dn%C3%AD_datab%C3%A1ze</w:t>
+        </w:r>
+      </w:hyperlink>
+      <w:r>
+        <w:t>. [cit. 2026-01-09]</w:t>
+      </w:r>
+      <w:bookmarkEnd w:id="88"/>
     </w:p>
     <w:p>
       <w:pPr>
@@ -9212,10 +9435,6 @@
           <w:numId w:val="38"/>
         </w:numPr>
       </w:pPr>
-      <w:bookmarkStart w:id="85" w:name="_Ref218420855"/>
-      <w:r>
-        <w:t>UDEMY. </w:t>
-      </w:r>
       <w:r>
         <w:rPr>
           <w:i/>
@@ -9288,27 +9507,59 @@
         <w:t xml:space="preserve"> Data</w:t>
       </w:r>
       <w:r>
-        <w:t>. Online. 2022. Dostupné z: </w:t>
-      </w:r>
-      <w:hyperlink r:id="rId15" w:history="1">
+        <w:t>. Online.</w:t>
+      </w:r>
+      <w:r>
+        <w:t xml:space="preserve"> </w:t>
+      </w:r>
+      <w:proofErr w:type="spellStart"/>
+      <w:r>
+        <w:t>Udemy</w:t>
+      </w:r>
+      <w:proofErr w:type="spellEnd"/>
+      <w:r>
+        <w:t>.</w:t>
+      </w:r>
+      <w:r>
+        <w:t xml:space="preserve"> 2022. Dostupné z: </w:t>
+      </w:r>
+      <w:hyperlink r:id="rId19" w:history="1">
         <w:r>
           <w:rPr>
             <w:rStyle w:val="Hypertextovodkaz"/>
           </w:rPr>
-          <w:t>https://blog.udemy.com/sql-queries/?utm_campaign=Search_Keyword_Alpha_Prof_la.ES_cc.ROW-Spanish&amp;utm_source=google&amp;utm_medium=paid-search&amp;portfolio=ROW-Spanish&amp;utm_audience=mx&amp;utm_tactic=nb&amp;utm_term=sql%20tutorial</w:t>
+          <w:t>https://blog.udemy.com/sql-queries/?utm_campaign=Search_Keyword_Alpha_Prof_la.ES_cc.ROW-Spanish&amp;utm_source=google&amp;utm_medium=paid-search&amp;portfolio=RO</w:t>
         </w:r>
         <w:r>
           <w:rPr>
             <w:rStyle w:val="Hypertextovodkaz"/>
           </w:rPr>
-          <w:lastRenderedPageBreak/>
-          <w:t>&amp;utm_content=g&amp;funnel=&amp;test=&amp;gad_source=1&amp;gad_campaignid=21487757262&amp;gbraid=0AAAAADROdO3KIqJqjuqIGvPu99TpKWixi&amp;gclid=Cj0KCQiAuvTJBhCwARIsAL6Demj7FFx05O88KhKAwEFxi8Nswm6mrNGWiUvd_mXgteVHJ9inNJXAP9oaAqHxEALw_wcB</w:t>
+          <w:t>W</w:t>
+        </w:r>
+        <w:r>
+          <w:rPr>
+            <w:rStyle w:val="Hypertextovodkaz"/>
+          </w:rPr>
+          <w:t>-Spanish&amp;utm_audience=mx&amp;utm_tactic=nb&amp;utm_term=sql%20tutorial&amp;utm_content=g&amp;funnel=&amp;test=&amp;gad_source=1&amp;gad_campaignid=21487757262&amp;gbraid=0AAAAADROdO3KIqJqjuqIGvPu99TpKWixi&amp;gclid=Cj0KCQiAu</w:t>
+        </w:r>
+        <w:r>
+          <w:rPr>
+            <w:rStyle w:val="Hypertextovodkaz"/>
+          </w:rPr>
+          <w:t>v</w:t>
+        </w:r>
+        <w:r>
+          <w:rPr>
+            <w:rStyle w:val="Hypertextovodkaz"/>
+          </w:rPr>
+          <w:t>TJBhCwARIsAL6Demj7FFx05O88KhKAwEFxi8Nswm6mrNGWiUvd_mXgteVHJ9inNJXAP9oaAqHxEALw_wcB</w:t>
         </w:r>
       </w:hyperlink>
       <w:r>
         <w:t>. [cit. 2026-01-04].</w:t>
       </w:r>
-      <w:bookmarkEnd w:id="85"/>
+      <w:bookmarkStart w:id="89" w:name="_Ref218421039"/>
+      <w:bookmarkEnd w:id="87"/>
     </w:p>
     <w:p>
       <w:pPr>
@@ -9318,10 +9569,6 @@
           <w:numId w:val="38"/>
         </w:numPr>
       </w:pPr>
-      <w:bookmarkStart w:id="86" w:name="_Ref218421039"/>
-      <w:r>
-        <w:t>MICROSOFT. </w:t>
-      </w:r>
       <w:proofErr w:type="spellStart"/>
       <w:r>
         <w:rPr>
@@ -9348,9 +9595,15 @@
       </w:r>
       <w:proofErr w:type="spellEnd"/>
       <w:r>
-        <w:t>. Online. 2023, 14.3.2023. Dostupné z: </w:t>
-      </w:r>
-      <w:hyperlink r:id="rId16" w:history="1">
+        <w:t xml:space="preserve">. Online. </w:t>
+      </w:r>
+      <w:r>
+        <w:t xml:space="preserve">Microsoft. </w:t>
+      </w:r>
+      <w:r>
+        <w:t>2023, 14.3.2023. Dostupné z: </w:t>
+      </w:r>
+      <w:hyperlink r:id="rId20" w:history="1">
         <w:r>
           <w:rPr>
             <w:rStyle w:val="Hypertextovodkaz"/>
@@ -9361,7 +9614,7 @@
       <w:r>
         <w:t>. [cit. 2026-01-04].</w:t>
       </w:r>
-      <w:bookmarkEnd w:id="86"/>
+      <w:bookmarkEnd w:id="89"/>
     </w:p>
     <w:p>
       <w:pPr>
@@ -9371,10 +9624,7 @@
           <w:numId w:val="38"/>
         </w:numPr>
       </w:pPr>
-      <w:bookmarkStart w:id="87" w:name="_Ref218421602"/>
-      <w:r>
-        <w:t>SOLUTA. </w:t>
-      </w:r>
+      <w:bookmarkStart w:id="90" w:name="_Ref218421602"/>
       <w:r>
         <w:rPr>
           <w:i/>
@@ -9383,20 +9633,55 @@
         <w:t>Průvodce „Zabezpečení aplikací“, který si přečtěte před stažením</w:t>
       </w:r>
       <w:r>
-        <w:t>. Online. 2025. Dostupné z: </w:t>
-      </w:r>
-      <w:hyperlink r:id="rId17" w:history="1">
+        <w:t xml:space="preserve">. </w:t>
+      </w:r>
+      <w:proofErr w:type="spellStart"/>
+      <w:r>
+        <w:t>Soluta</w:t>
+      </w:r>
+      <w:proofErr w:type="spellEnd"/>
+      <w:r>
+        <w:t xml:space="preserve">. </w:t>
+      </w:r>
+      <w:r>
+        <w:t>Online. 2025. Dostupné z: </w:t>
+      </w:r>
+      <w:hyperlink r:id="rId21" w:history="1">
         <w:r>
           <w:rPr>
             <w:rStyle w:val="Hypertextovodkaz"/>
           </w:rPr>
-          <w:t>https://www.solutia.cz/2025/05/07/pruvodce-zabezpeceni-aplikaci-ktery-si-prectete-pred-stazenim/#</w:t>
+          <w:t>https://www.solutia.cz/2025/05/07/pruvodce-zabezpeceni-aplikaci-ktery-si-prectete-</w:t>
+        </w:r>
+        <w:r>
+          <w:rPr>
+            <w:rStyle w:val="Hypertextovodkaz"/>
+          </w:rPr>
+          <w:t>p</w:t>
+        </w:r>
+        <w:r>
+          <w:rPr>
+            <w:rStyle w:val="Hypertextovodkaz"/>
+          </w:rPr>
+          <w:t>red-staz</w:t>
+        </w:r>
+        <w:r>
+          <w:rPr>
+            <w:rStyle w:val="Hypertextovodkaz"/>
+          </w:rPr>
+          <w:t>e</w:t>
+        </w:r>
+        <w:r>
+          <w:rPr>
+            <w:rStyle w:val="Hypertextovodkaz"/>
+          </w:rPr>
+          <w:t>nim/#</w:t>
         </w:r>
       </w:hyperlink>
       <w:r>
         <w:t>. [cit. 2026-01-04].</w:t>
       </w:r>
-      <w:bookmarkEnd w:id="87"/>
+      <w:bookmarkEnd w:id="90"/>
     </w:p>
     <w:p>
       <w:pPr>
@@ -9406,16 +9691,30 @@
           <w:numId w:val="38"/>
         </w:numPr>
         <w:rPr>
-          <w:color w:val="EE0000"/>
-        </w:rPr>
-      </w:pPr>
-      <w:hyperlink r:id="rId18" w:history="1">
+          <w:color w:val="C00000"/>
+        </w:rPr>
+      </w:pPr>
+      <w:hyperlink r:id="rId22" w:history="1">
         <w:r>
           <w:rPr>
             <w:rStyle w:val="Hypertextovodkaz"/>
-            <w:color w:val="EE0000"/>
+            <w:color w:val="C00000"/>
           </w:rPr>
-          <w:t>https://www.naplne-do-tlaciarni.sk/blog/hashovane-hesla-co-to-je-ako-funguju-a-preco-ich-pouzivat</w:t>
+          <w:t>https://www.naplne-do</w:t>
+        </w:r>
+        <w:r>
+          <w:rPr>
+            <w:rStyle w:val="Hypertextovodkaz"/>
+            <w:color w:val="C00000"/>
+          </w:rPr>
+          <w:t>-</w:t>
+        </w:r>
+        <w:r>
+          <w:rPr>
+            <w:rStyle w:val="Hypertextovodkaz"/>
+            <w:color w:val="C00000"/>
+          </w:rPr>
+          <w:t>tlaciarni.sk/blog/hashovane-hesla-co-to-je-ako-funguju-a-preco-ich-pouzivat</w:t>
         </w:r>
       </w:hyperlink>
     </w:p>
@@ -9427,12 +9726,55 @@
           <w:numId w:val="38"/>
         </w:numPr>
       </w:pPr>
-      <w:r>
-        <w:rPr>
-          <w:color w:val="EE0000"/>
-        </w:rPr>
-        <w:t>[https://www.microsoft.com/sk-sk/security/business/security-101/what-is-authentication</w:t>
-      </w:r>
+      <w:bookmarkStart w:id="91" w:name="_Ref218422289"/>
+      <w:bookmarkStart w:id="92" w:name="_Ref218865124"/>
+      <w:proofErr w:type="spellStart"/>
+      <w:r>
+        <w:rPr>
+          <w:i/>
+          <w:iCs/>
+        </w:rPr>
+        <w:t>Čo</w:t>
+      </w:r>
+      <w:proofErr w:type="spellEnd"/>
+      <w:r>
+        <w:rPr>
+          <w:i/>
+          <w:iCs/>
+        </w:rPr>
+        <w:t xml:space="preserve"> je </w:t>
+      </w:r>
+      <w:proofErr w:type="spellStart"/>
+      <w:r>
+        <w:rPr>
+          <w:i/>
+          <w:iCs/>
+        </w:rPr>
+        <w:t>overovanie</w:t>
+      </w:r>
+      <w:proofErr w:type="spellEnd"/>
+      <w:r>
+        <w:rPr>
+          <w:i/>
+          <w:iCs/>
+        </w:rPr>
+        <w:t>?</w:t>
+      </w:r>
+      <w:r>
+        <w:t> Online. Microsoft. 2026. Dostupné z: </w:t>
+      </w:r>
+      <w:hyperlink r:id="rId23" w:history="1">
+        <w:r>
+          <w:rPr>
+            <w:rStyle w:val="Hypertextovodkaz"/>
+          </w:rPr>
+          <w:t>https://www.microsoft.com/sk-sk/security/business/security-101/what-is-authentication</w:t>
+        </w:r>
+      </w:hyperlink>
+      <w:r>
+        <w:t>. [cit. 2026-01-09].</w:t>
+      </w:r>
+      <w:bookmarkEnd w:id="92"/>
     </w:p>
     <w:p>
       <w:pPr>
@@ -9442,7 +9784,6 @@
           <w:numId w:val="38"/>
         </w:numPr>
       </w:pPr>
-      <w:bookmarkStart w:id="88" w:name="_Ref218422153"/>
       <w:r>
         <w:t>PODOLINSKÝ, Ján. </w:t>
       </w:r>
@@ -9451,12 +9792,93 @@
           <w:i/>
           <w:iCs/>
         </w:rPr>
-        <w:t>Průvodce „Zabezpečení aplikací“, který si přečtěte před stažením</w:t>
-      </w:r>
-      <w:r>
-        <w:t>. Online. 2016. Dostupné z: </w:t>
-      </w:r>
-      <w:hyperlink r:id="rId19" w:history="1">
+        <w:t xml:space="preserve">CAPTCHA – </w:t>
+      </w:r>
+      <w:proofErr w:type="spellStart"/>
+      <w:r>
+        <w:rPr>
+          <w:i/>
+          <w:iCs/>
+        </w:rPr>
+        <w:t>čo</w:t>
+      </w:r>
+      <w:proofErr w:type="spellEnd"/>
+      <w:r>
+        <w:rPr>
+          <w:i/>
+          <w:iCs/>
+        </w:rPr>
+        <w:t xml:space="preserve"> to je a </w:t>
+      </w:r>
+      <w:proofErr w:type="spellStart"/>
+      <w:r>
+        <w:rPr>
+          <w:i/>
+          <w:iCs/>
+        </w:rPr>
+        <w:t>ako</w:t>
+      </w:r>
+      <w:proofErr w:type="spellEnd"/>
+      <w:r>
+        <w:rPr>
+          <w:i/>
+          <w:iCs/>
+        </w:rPr>
+        <w:t xml:space="preserve"> </w:t>
+      </w:r>
+      <w:proofErr w:type="spellStart"/>
+      <w:r>
+        <w:rPr>
+          <w:i/>
+          <w:iCs/>
+        </w:rPr>
+        <w:t>sa</w:t>
+      </w:r>
+      <w:proofErr w:type="spellEnd"/>
+      <w:r>
+        <w:rPr>
+          <w:i/>
+          <w:iCs/>
+        </w:rPr>
+        <w:t xml:space="preserve"> s </w:t>
+      </w:r>
+      <w:proofErr w:type="spellStart"/>
+      <w:r>
+        <w:rPr>
+          <w:i/>
+          <w:iCs/>
+        </w:rPr>
+        <w:t>ňou</w:t>
+      </w:r>
+      <w:proofErr w:type="spellEnd"/>
+      <w:r>
+        <w:rPr>
+          <w:i/>
+          <w:iCs/>
+        </w:rPr>
+        <w:t xml:space="preserve"> </w:t>
+      </w:r>
+      <w:proofErr w:type="spellStart"/>
+      <w:r>
+        <w:rPr>
+          <w:i/>
+          <w:iCs/>
+        </w:rPr>
+        <w:t>vysporiadať</w:t>
+      </w:r>
+      <w:proofErr w:type="spellEnd"/>
+      <w:r>
+        <w:t xml:space="preserve">. Online. </w:t>
+      </w:r>
+      <w:proofErr w:type="spellStart"/>
+      <w:r>
+        <w:t>BlindRevue</w:t>
+      </w:r>
+      <w:proofErr w:type="spellEnd"/>
+      <w:r>
+        <w:t>. 2016. Dostupné z: </w:t>
+      </w:r>
+      <w:hyperlink r:id="rId24" w:history="1">
         <w:r>
           <w:rPr>
             <w:rStyle w:val="Hypertextovodkaz"/>
@@ -9465,9 +9887,18 @@
         </w:r>
       </w:hyperlink>
       <w:r>
-        <w:t>. [cit. 2026-01-04].</w:t>
-      </w:r>
-      <w:bookmarkEnd w:id="88"/>
+        <w:t>. [cit. 2026-01-09].</w:t>
+      </w:r>
+    </w:p>
+    <w:p>
+      <w:pPr>
+        <w:pStyle w:val="Seznampouitliteratury"/>
+        <w:numPr>
+          <w:ilvl w:val="0"/>
+          <w:numId w:val="0"/>
+        </w:numPr>
+        <w:ind w:left="1287"/>
+      </w:pPr>
     </w:p>
     <w:p>
       <w:pPr>
@@ -9477,10 +9908,6 @@
           <w:numId w:val="38"/>
         </w:numPr>
       </w:pPr>
-      <w:bookmarkStart w:id="89" w:name="_Ref218422289"/>
-      <w:r>
-        <w:t>HOSTRAGONS GLOBAL LIMITED. </w:t>
-      </w:r>
       <w:r>
         <w:rPr>
           <w:i/>
@@ -9521,20 +9948,46 @@
         <w:t xml:space="preserve"> ochrany</w:t>
       </w:r>
       <w:r>
-        <w:t>. Online. 2025. Dostupné z: </w:t>
-      </w:r>
-      <w:hyperlink r:id="rId20" w:anchor="SQL_Enjeksiyon_Saldirisinin_Tanimi_ve_Onemi" w:history="1">
+        <w:t>. Online.</w:t>
+      </w:r>
+      <w:r>
+        <w:t xml:space="preserve"> </w:t>
+      </w:r>
+      <w:proofErr w:type="spellStart"/>
+      <w:r>
+        <w:t>Hostragons</w:t>
+      </w:r>
+      <w:proofErr w:type="spellEnd"/>
+      <w:r>
+        <w:t>.</w:t>
+      </w:r>
+      <w:r>
+        <w:t xml:space="preserve"> 2025. Dostupné z: </w:t>
+      </w:r>
+      <w:hyperlink r:id="rId25" w:anchor="SQL_Enjeksiyon_Saldirisinin_Tanimi_ve_Onemi" w:history="1">
         <w:r>
           <w:rPr>
             <w:rStyle w:val="Hypertextovodkaz"/>
           </w:rPr>
-          <w:t>https://www.hostragons.com/sk/blog/utoky-sql-injection-a-metody-ochrany/#SQL_Enjeksiyon_Saldirisinin_Tanimi_ve_Onemi</w:t>
+          <w:t>https://www.hostragons.com/sk/blog/</w:t>
+        </w:r>
+        <w:r>
+          <w:rPr>
+            <w:rStyle w:val="Hypertextovodkaz"/>
+          </w:rPr>
+          <w:t>u</w:t>
+        </w:r>
+        <w:r>
+          <w:rPr>
+            <w:rStyle w:val="Hypertextovodkaz"/>
+          </w:rPr>
+          <w:t>toky-sql-injection-a-metody-ochrany/#SQL_Enjeksiyon_Saldirisinin_Tanimi_ve_Onemi</w:t>
         </w:r>
       </w:hyperlink>
       <w:r>
         <w:t>. [cit. 2026-01-04].</w:t>
       </w:r>
-      <w:bookmarkEnd w:id="89"/>
+      <w:bookmarkEnd w:id="91"/>
     </w:p>
     <w:p>
       <w:pPr>
@@ -9544,10 +9997,7 @@
           <w:numId w:val="38"/>
         </w:numPr>
       </w:pPr>
-      <w:bookmarkStart w:id="90" w:name="_Ref218422443"/>
-      <w:r>
-        <w:t>WEBSUPPORT. </w:t>
-      </w:r>
+      <w:bookmarkStart w:id="93" w:name="_Ref218422443"/>
       <w:r>
         <w:rPr>
           <w:i/>
@@ -9613,9 +10063,20 @@
       </w:r>
       <w:proofErr w:type="spellEnd"/>
       <w:r>
-        <w:t>. Online. 2013. Dostupné z: </w:t>
-      </w:r>
-      <w:hyperlink r:id="rId21" w:history="1">
+        <w:t xml:space="preserve">. Online. </w:t>
+      </w:r>
+      <w:proofErr w:type="spellStart"/>
+      <w:r>
+        <w:t>Websupport</w:t>
+      </w:r>
+      <w:proofErr w:type="spellEnd"/>
+      <w:r>
+        <w:t xml:space="preserve">. </w:t>
+      </w:r>
+      <w:r>
+        <w:t>2013. Dostupné z: </w:t>
+      </w:r>
+      <w:hyperlink r:id="rId26" w:history="1">
         <w:r>
           <w:rPr>
             <w:rStyle w:val="Hypertextovodkaz"/>
@@ -9626,7 +10087,7 @@
       <w:r>
         <w:t>. [cit. 2026-01-04].</w:t>
       </w:r>
-      <w:bookmarkEnd w:id="90"/>
+      <w:bookmarkEnd w:id="93"/>
     </w:p>
     <w:p>
       <w:pPr>
@@ -9636,10 +10097,7 @@
           <w:numId w:val="38"/>
         </w:numPr>
       </w:pPr>
-      <w:bookmarkStart w:id="91" w:name="_Ref218422583"/>
-      <w:r>
-        <w:t>INVELITY. </w:t>
-      </w:r>
+      <w:bookmarkStart w:id="94" w:name="_Ref218422583"/>
       <w:r>
         <w:rPr>
           <w:i/>
@@ -9712,13 +10170,23 @@
         <w:t>?</w:t>
       </w:r>
       <w:r>
-        <w:t xml:space="preserve"> Online. 2025, </w:t>
-      </w:r>
-      <w:r>
-        <w:lastRenderedPageBreak/>
-        <w:t>18.3.2025. Dostupné z: </w:t>
-      </w:r>
-      <w:hyperlink r:id="rId22" w:history="1">
+        <w:t> Online.</w:t>
+      </w:r>
+      <w:r>
+        <w:t xml:space="preserve"> </w:t>
+      </w:r>
+      <w:proofErr w:type="spellStart"/>
+      <w:r>
+        <w:t>Invelity</w:t>
+      </w:r>
+      <w:proofErr w:type="spellEnd"/>
+      <w:r>
+        <w:t>.</w:t>
+      </w:r>
+      <w:r>
+        <w:t xml:space="preserve"> 2025, 18.3.2025. Dostupné z: </w:t>
+      </w:r>
+      <w:hyperlink r:id="rId27" w:history="1">
         <w:r>
           <w:rPr>
             <w:rStyle w:val="Hypertextovodkaz"/>
@@ -9729,7 +10197,7 @@
       <w:r>
         <w:t>. [cit. 2026-01-04].</w:t>
       </w:r>
-      <w:bookmarkEnd w:id="91"/>
+      <w:bookmarkEnd w:id="94"/>
     </w:p>
     <w:p>
       <w:pPr>
@@ -9738,27 +10206,54 @@
           <w:ilvl w:val="0"/>
           <w:numId w:val="38"/>
         </w:numPr>
-        <w:rPr>
-          <w:color w:val="EE0000"/>
-        </w:rPr>
-      </w:pPr>
-      <w:hyperlink r:id="rId23" w:history="1">
+      </w:pPr>
+      <w:bookmarkStart w:id="95" w:name="_Ref218865168"/>
+      <w:proofErr w:type="spellStart"/>
+      <w:r>
+        <w:rPr>
+          <w:i/>
+          <w:iCs/>
+        </w:rPr>
+        <w:t>Backlog</w:t>
+      </w:r>
+      <w:proofErr w:type="spellEnd"/>
+      <w:r>
+        <w:t xml:space="preserve">. Online. </w:t>
+      </w:r>
+      <w:proofErr w:type="spellStart"/>
+      <w:r>
+        <w:t>Eea</w:t>
+      </w:r>
+      <w:proofErr w:type="spellEnd"/>
+      <w:r>
+        <w:t>. 2024. Dostupné z: </w:t>
+      </w:r>
+      <w:hyperlink r:id="rId28" w:history="1">
         <w:r>
           <w:rPr>
             <w:rStyle w:val="Hypertextovodkaz"/>
-            <w:rFonts w:eastAsiaTheme="minorEastAsia"/>
-            <w:color w:val="EE0000"/>
           </w:rPr>
-          <w:t>https://www.eea.sk/slovnik/backlog/</w:t>
+          <w:t>https://www.eea.sk/</w:t>
+        </w:r>
+        <w:proofErr w:type="spellStart"/>
+        <w:r>
+          <w:rPr>
+            <w:rStyle w:val="Hypertextovodkaz"/>
+          </w:rPr>
+          <w:t>slovnik</w:t>
+        </w:r>
+        <w:proofErr w:type="spellEnd"/>
+        <w:r>
+          <w:rPr>
+            <w:rStyle w:val="Hypertextovodkaz"/>
+          </w:rPr>
+          <w:t>/backlog/</w:t>
         </w:r>
       </w:hyperlink>
       <w:r>
-        <w:rPr>
-          <w:rFonts w:eastAsiaTheme="minorEastAsia"/>
-          <w:color w:val="EE0000"/>
-        </w:rPr>
-        <w:t>]</w:t>
-      </w:r>
+        <w:t>. [cit. 2026-01-09].</w:t>
+      </w:r>
+      <w:bookmarkEnd w:id="95"/>
     </w:p>
     <w:p>
       <w:pPr>
@@ -9768,7 +10263,7 @@
           <w:numId w:val="38"/>
         </w:numPr>
       </w:pPr>
-      <w:bookmarkStart w:id="92" w:name="_Ref218422885"/>
+      <w:bookmarkStart w:id="96" w:name="_Ref218422885"/>
       <w:r>
         <w:t xml:space="preserve">WALTER, </w:t>
       </w:r>
@@ -9861,20 +10356,41 @@
       </w:r>
       <w:proofErr w:type="spellEnd"/>
       <w:r>
-        <w:t>. Online. 2025, 1.4.2025. Dostupné z: </w:t>
-      </w:r>
-      <w:hyperlink r:id="rId24" w:history="1">
-        <w:r>
-          <w:rPr>
-            <w:rStyle w:val="Hypertextovodkaz"/>
-          </w:rPr>
-          <w:t>https://www.beewatec.com/sk/blog/kanban-defin%C3%ADcia-met%C3%B3da-princ%C3%ADpy-pr%C3%ADklady-a-kanban-tabula</w:t>
-        </w:r>
-      </w:hyperlink>
+        <w:t xml:space="preserve">. Online. </w:t>
+      </w:r>
+      <w:proofErr w:type="spellStart"/>
+      <w:r>
+        <w:t>Beewatec</w:t>
+      </w:r>
+      <w:proofErr w:type="spellEnd"/>
+      <w:r>
+        <w:t xml:space="preserve">. </w:t>
+      </w:r>
+      <w:r>
+        <w:t>2025, 1.4.2025. Dostupné z: </w:t>
+      </w:r>
+      <w:r>
+        <w:t>https://www.beew</w:t>
+      </w:r>
+      <w:r>
+        <w:tab/>
+      </w:r>
+      <w:r>
+        <w:t>a</w:t>
+      </w:r>
+      <w:r>
+        <w:t>tec.com/sk/blog/</w:t>
+      </w:r>
+      <w:r>
+        <w:t>k</w:t>
+      </w:r>
+      <w:r>
+        <w:t>anban-defin%C3%ADcia-met%C3%B3da-princ%C3%ADpy-pr%C3%ADklady-a-kanban-tabula</w:t>
+      </w:r>
       <w:r>
         <w:t>. [cit. 2026-01-04].</w:t>
       </w:r>
-      <w:bookmarkEnd w:id="92"/>
+      <w:bookmarkEnd w:id="96"/>
     </w:p>
     <w:p>
       <w:pPr>
@@ -9890,21 +10406,21 @@
       <w:pPr>
         <w:pStyle w:val="uvodzaver"/>
       </w:pPr>
-      <w:bookmarkStart w:id="93" w:name="_Toc144753411"/>
-      <w:bookmarkStart w:id="94" w:name="_Toc144746942"/>
-      <w:bookmarkStart w:id="95" w:name="_Toc515880904"/>
-      <w:bookmarkStart w:id="96" w:name="_Toc216302000"/>
+      <w:bookmarkStart w:id="97" w:name="_Toc144753411"/>
+      <w:bookmarkStart w:id="98" w:name="_Toc144746942"/>
+      <w:bookmarkStart w:id="99" w:name="_Toc515880904"/>
+      <w:bookmarkStart w:id="100" w:name="_Toc216302000"/>
       <w:r>
         <w:lastRenderedPageBreak/>
         <w:t>S</w:t>
       </w:r>
-      <w:bookmarkEnd w:id="93"/>
-      <w:bookmarkEnd w:id="94"/>
-      <w:bookmarkEnd w:id="95"/>
+      <w:bookmarkEnd w:id="97"/>
+      <w:bookmarkEnd w:id="98"/>
+      <w:bookmarkEnd w:id="99"/>
       <w:r>
         <w:t>eznam použitých symbolů a zkratek</w:t>
       </w:r>
-      <w:bookmarkEnd w:id="96"/>
+      <w:bookmarkEnd w:id="100"/>
     </w:p>
     <w:tbl>
       <w:tblPr>
@@ -10290,21 +10806,21 @@
       <w:pPr>
         <w:pStyle w:val="uvodzaver"/>
       </w:pPr>
-      <w:bookmarkStart w:id="97" w:name="_Toc144753412"/>
-      <w:bookmarkStart w:id="98" w:name="_Toc144746943"/>
-      <w:bookmarkStart w:id="99" w:name="_Toc515880905"/>
-      <w:bookmarkStart w:id="100" w:name="_Toc216302001"/>
+      <w:bookmarkStart w:id="101" w:name="_Toc144753412"/>
+      <w:bookmarkStart w:id="102" w:name="_Toc144746943"/>
+      <w:bookmarkStart w:id="103" w:name="_Toc515880905"/>
+      <w:bookmarkStart w:id="104" w:name="_Toc216302001"/>
       <w:r>
         <w:lastRenderedPageBreak/>
         <w:t>S</w:t>
       </w:r>
-      <w:bookmarkEnd w:id="97"/>
-      <w:bookmarkEnd w:id="98"/>
-      <w:bookmarkEnd w:id="99"/>
+      <w:bookmarkEnd w:id="101"/>
+      <w:bookmarkEnd w:id="102"/>
+      <w:bookmarkEnd w:id="103"/>
       <w:r>
         <w:t>eznam obrázků</w:t>
       </w:r>
-      <w:bookmarkEnd w:id="100"/>
+      <w:bookmarkEnd w:id="104"/>
     </w:p>
     <w:p>
       <w:pPr>
@@ -10452,12 +10968,12 @@
       <w:pPr>
         <w:pStyle w:val="uvodzaver"/>
       </w:pPr>
-      <w:bookmarkStart w:id="101" w:name="_Toc216302002"/>
+      <w:bookmarkStart w:id="105" w:name="_Toc216302002"/>
       <w:r>
         <w:lastRenderedPageBreak/>
         <w:t>Seznam tabulek</w:t>
       </w:r>
-      <w:bookmarkEnd w:id="101"/>
+      <w:bookmarkEnd w:id="105"/>
     </w:p>
     <w:p>
       <w:pPr>
@@ -10558,32 +11074,32 @@
       <w:pPr>
         <w:pStyle w:val="uvodzaver"/>
       </w:pPr>
-      <w:bookmarkStart w:id="102" w:name="_Toc144753414"/>
-      <w:bookmarkStart w:id="103" w:name="_Toc144746945"/>
-      <w:bookmarkStart w:id="104" w:name="_Toc515880907"/>
-      <w:bookmarkStart w:id="105" w:name="_Toc216302003"/>
+      <w:bookmarkStart w:id="106" w:name="_Toc144753414"/>
+      <w:bookmarkStart w:id="107" w:name="_Toc144746945"/>
+      <w:bookmarkStart w:id="108" w:name="_Toc515880907"/>
+      <w:bookmarkStart w:id="109" w:name="_Toc216302003"/>
       <w:r>
         <w:lastRenderedPageBreak/>
         <w:t>S</w:t>
       </w:r>
-      <w:bookmarkEnd w:id="102"/>
-      <w:bookmarkEnd w:id="103"/>
-      <w:bookmarkEnd w:id="104"/>
+      <w:bookmarkEnd w:id="106"/>
+      <w:bookmarkEnd w:id="107"/>
+      <w:bookmarkEnd w:id="108"/>
       <w:r>
         <w:t>eznam příloh</w:t>
       </w:r>
-      <w:bookmarkEnd w:id="105"/>
+      <w:bookmarkEnd w:id="109"/>
     </w:p>
     <w:p>
       <w:r>
         <w:t>Prázdná šablona maturitní práce</w:t>
       </w:r>
-      <w:bookmarkStart w:id="106" w:name="_Toc144746946"/>
+      <w:bookmarkStart w:id="110" w:name="_Toc144746946"/>
       <w:bookmarkEnd w:id="1"/>
-      <w:bookmarkEnd w:id="106"/>
+      <w:bookmarkEnd w:id="110"/>
     </w:p>
     <w:sectPr>
-      <w:footerReference w:type="default" r:id="rId25"/>
+      <w:footerReference w:type="default" r:id="rId29"/>
       <w:pgSz w:w="11906" w:h="16838"/>
       <w:pgMar w:top="1701" w:right="1418" w:bottom="1701" w:left="2268" w:header="709" w:footer="709" w:gutter="0"/>
       <w:cols w:space="708"/>

--- a/maturitni_prace.docx
+++ b/maturitni_prace.docx
@@ -973,7 +973,7 @@
         <w:rPr>
           <w:noProof/>
         </w:rPr>
-        <w:t>8. ledna 2026</w:t>
+        <w:t>17. ledna 2026</w:t>
       </w:r>
       <w:r>
         <w:fldChar w:fldCharType="end"/>
@@ -1035,7 +1035,7 @@
         <w:rPr>
           <w:noProof/>
         </w:rPr>
-        <w:t>8. ledna 2026</w:t>
+        <w:t>17. ledna 2026</w:t>
       </w:r>
       <w:r>
         <w:fldChar w:fldCharType="end"/>
@@ -1768,7 +1768,7 @@
                 <w:noProof/>
                 <w:webHidden/>
               </w:rPr>
-              <w:t>10</w:t>
+              <w:t>9</w:t>
             </w:r>
             <w:r>
               <w:rPr>
@@ -1960,7 +1960,7 @@
                 <w:noProof/>
                 <w:webHidden/>
               </w:rPr>
-              <w:t>11</w:t>
+              <w:t>10</w:t>
             </w:r>
             <w:r>
               <w:rPr>
@@ -2156,7 +2156,7 @@
                 <w:noProof/>
                 <w:webHidden/>
               </w:rPr>
-              <w:t>12</w:t>
+              <w:t>11</w:t>
             </w:r>
             <w:r>
               <w:rPr>
@@ -2252,7 +2252,7 @@
                 <w:noProof/>
                 <w:webHidden/>
               </w:rPr>
-              <w:t>12</w:t>
+              <w:t>11</w:t>
             </w:r>
             <w:r>
               <w:rPr>
@@ -2736,7 +2736,7 @@
                 <w:noProof/>
                 <w:webHidden/>
               </w:rPr>
-              <w:t>13</w:t>
+              <w:t>14</w:t>
             </w:r>
             <w:r>
               <w:rPr>
@@ -2832,7 +2832,7 @@
                 <w:noProof/>
                 <w:webHidden/>
               </w:rPr>
-              <w:t>13</w:t>
+              <w:t>14</w:t>
             </w:r>
             <w:r>
               <w:rPr>
@@ -2932,7 +2932,7 @@
                 <w:noProof/>
                 <w:webHidden/>
               </w:rPr>
-              <w:t>13</w:t>
+              <w:t>15</w:t>
             </w:r>
             <w:r>
               <w:rPr>
@@ -3028,7 +3028,7 @@
                 <w:noProof/>
                 <w:webHidden/>
               </w:rPr>
-              <w:t>13</w:t>
+              <w:t>15</w:t>
             </w:r>
             <w:r>
               <w:rPr>
@@ -3128,7 +3128,7 @@
                 <w:noProof/>
                 <w:webHidden/>
               </w:rPr>
-              <w:t>13</w:t>
+              <w:t>16</w:t>
             </w:r>
             <w:r>
               <w:rPr>
@@ -3224,7 +3224,7 @@
                 <w:noProof/>
                 <w:webHidden/>
               </w:rPr>
-              <w:t>13</w:t>
+              <w:t>17</w:t>
             </w:r>
             <w:r>
               <w:rPr>
@@ -3324,7 +3324,7 @@
                 <w:noProof/>
                 <w:webHidden/>
               </w:rPr>
-              <w:t>14</w:t>
+              <w:t>18</w:t>
             </w:r>
             <w:r>
               <w:rPr>
@@ -3424,7 +3424,7 @@
                 <w:noProof/>
                 <w:webHidden/>
               </w:rPr>
-              <w:t>14</w:t>
+              <w:t>18</w:t>
             </w:r>
             <w:r>
               <w:rPr>
@@ -3520,7 +3520,7 @@
                 <w:noProof/>
                 <w:webHidden/>
               </w:rPr>
-              <w:t>14</w:t>
+              <w:t>18</w:t>
             </w:r>
             <w:r>
               <w:rPr>
@@ -3616,7 +3616,7 @@
                 <w:noProof/>
                 <w:webHidden/>
               </w:rPr>
-              <w:t>14</w:t>
+              <w:t>18</w:t>
             </w:r>
             <w:r>
               <w:rPr>
@@ -3712,7 +3712,7 @@
                 <w:noProof/>
                 <w:webHidden/>
               </w:rPr>
-              <w:t>14</w:t>
+              <w:t>18</w:t>
             </w:r>
             <w:r>
               <w:rPr>
@@ -3812,7 +3812,7 @@
                 <w:noProof/>
                 <w:webHidden/>
               </w:rPr>
-              <w:t>14</w:t>
+              <w:t>18</w:t>
             </w:r>
             <w:r>
               <w:rPr>
@@ -3908,7 +3908,7 @@
                 <w:noProof/>
                 <w:webHidden/>
               </w:rPr>
-              <w:t>14</w:t>
+              <w:t>18</w:t>
             </w:r>
             <w:r>
               <w:rPr>
@@ -4004,7 +4004,7 @@
                 <w:noProof/>
                 <w:webHidden/>
               </w:rPr>
-              <w:t>14</w:t>
+              <w:t>18</w:t>
             </w:r>
             <w:r>
               <w:rPr>
@@ -4100,7 +4100,7 @@
                 <w:noProof/>
                 <w:webHidden/>
               </w:rPr>
-              <w:t>14</w:t>
+              <w:t>18</w:t>
             </w:r>
             <w:r>
               <w:rPr>
@@ -4196,7 +4196,7 @@
                 <w:noProof/>
                 <w:webHidden/>
               </w:rPr>
-              <w:t>14</w:t>
+              <w:t>18</w:t>
             </w:r>
             <w:r>
               <w:rPr>
@@ -4292,7 +4292,7 @@
                 <w:noProof/>
                 <w:webHidden/>
               </w:rPr>
-              <w:t>14</w:t>
+              <w:t>18</w:t>
             </w:r>
             <w:r>
               <w:rPr>
@@ -4388,7 +4388,7 @@
                 <w:noProof/>
                 <w:webHidden/>
               </w:rPr>
-              <w:t>14</w:t>
+              <w:t>18</w:t>
             </w:r>
             <w:r>
               <w:rPr>
@@ -4484,7 +4484,7 @@
                 <w:noProof/>
                 <w:webHidden/>
               </w:rPr>
-              <w:t>14</w:t>
+              <w:t>18</w:t>
             </w:r>
             <w:r>
               <w:rPr>
@@ -4580,7 +4580,7 @@
                 <w:noProof/>
                 <w:webHidden/>
               </w:rPr>
-              <w:t>14</w:t>
+              <w:t>18</w:t>
             </w:r>
             <w:r>
               <w:rPr>
@@ -4680,7 +4680,7 @@
                 <w:noProof/>
                 <w:webHidden/>
               </w:rPr>
-              <w:t>14</w:t>
+              <w:t>18</w:t>
             </w:r>
             <w:r>
               <w:rPr>
@@ -4776,7 +4776,7 @@
                 <w:noProof/>
                 <w:webHidden/>
               </w:rPr>
-              <w:t>14</w:t>
+              <w:t>18</w:t>
             </w:r>
             <w:r>
               <w:rPr>
@@ -4872,7 +4872,7 @@
                 <w:noProof/>
                 <w:webHidden/>
               </w:rPr>
-              <w:t>14</w:t>
+              <w:t>18</w:t>
             </w:r>
             <w:r>
               <w:rPr>
@@ -4972,7 +4972,7 @@
                 <w:noProof/>
                 <w:webHidden/>
               </w:rPr>
-              <w:t>14</w:t>
+              <w:t>18</w:t>
             </w:r>
             <w:r>
               <w:rPr>
@@ -5068,7 +5068,7 @@
                 <w:noProof/>
                 <w:webHidden/>
               </w:rPr>
-              <w:t>14</w:t>
+              <w:t>18</w:t>
             </w:r>
             <w:r>
               <w:rPr>
@@ -5164,7 +5164,7 @@
                 <w:noProof/>
                 <w:webHidden/>
               </w:rPr>
-              <w:t>14</w:t>
+              <w:t>18</w:t>
             </w:r>
             <w:r>
               <w:rPr>
@@ -5264,7 +5264,7 @@
                 <w:noProof/>
                 <w:webHidden/>
               </w:rPr>
-              <w:t>14</w:t>
+              <w:t>18</w:t>
             </w:r>
             <w:r>
               <w:rPr>
@@ -5341,7 +5341,7 @@
                 <w:noProof/>
                 <w:webHidden/>
               </w:rPr>
-              <w:t>15</w:t>
+              <w:t>19</w:t>
             </w:r>
             <w:r>
               <w:rPr>
@@ -5418,7 +5418,7 @@
                 <w:noProof/>
                 <w:webHidden/>
               </w:rPr>
-              <w:t>16</w:t>
+              <w:t>20</w:t>
             </w:r>
             <w:r>
               <w:rPr>
@@ -5495,7 +5495,7 @@
                 <w:noProof/>
                 <w:webHidden/>
               </w:rPr>
-              <w:t>17</w:t>
+              <w:t>23</w:t>
             </w:r>
             <w:r>
               <w:rPr>
@@ -5572,7 +5572,7 @@
                 <w:noProof/>
                 <w:webHidden/>
               </w:rPr>
-              <w:t>18</w:t>
+              <w:t>24</w:t>
             </w:r>
             <w:r>
               <w:rPr>
@@ -5649,7 +5649,7 @@
                 <w:noProof/>
                 <w:webHidden/>
               </w:rPr>
-              <w:t>19</w:t>
+              <w:t>25</w:t>
             </w:r>
             <w:r>
               <w:rPr>
@@ -5726,7 +5726,7 @@
                 <w:noProof/>
                 <w:webHidden/>
               </w:rPr>
-              <w:t>20</w:t>
+              <w:t>26</w:t>
             </w:r>
             <w:r>
               <w:rPr>
@@ -5951,19 +5951,7 @@
         <w:rPr>
           <w:color w:val="auto"/>
         </w:rPr>
-        <w:t>[</w:t>
-      </w:r>
-      <w:r>
-        <w:rPr>
-          <w:color w:val="auto"/>
-        </w:rPr>
-        <w:t>1</w:t>
-      </w:r>
-      <w:r>
-        <w:rPr>
-          <w:color w:val="auto"/>
-        </w:rPr>
-        <w:t>]</w:t>
+        <w:t>[1]</w:t>
       </w:r>
       <w:r>
         <w:rPr>
@@ -8488,254 +8476,4363 @@
     </w:p>
     <w:p>
       <w:pPr>
+        <w:pStyle w:val="Pokraovn"/>
+        <w:rPr>
+          <w:rFonts w:eastAsiaTheme="minorEastAsia"/>
+        </w:rPr>
+      </w:pPr>
+      <w:r>
+        <w:rPr>
+          <w:rFonts w:eastAsiaTheme="minorEastAsia"/>
+        </w:rPr>
+        <w:t xml:space="preserve">Praktická část opisuje zvolený postup při tvorbě desktopové aplikace </w:t>
+      </w:r>
+      <w:proofErr w:type="spellStart"/>
+      <w:r>
+        <w:rPr>
+          <w:rFonts w:eastAsiaTheme="minorEastAsia"/>
+        </w:rPr>
+        <w:t>Password</w:t>
+      </w:r>
+      <w:proofErr w:type="spellEnd"/>
+      <w:r>
+        <w:rPr>
+          <w:rFonts w:eastAsiaTheme="minorEastAsia"/>
+        </w:rPr>
+        <w:t xml:space="preserve"> Manager. Obsahuje</w:t>
+      </w:r>
+      <w:r>
+        <w:rPr>
+          <w:rFonts w:eastAsiaTheme="minorEastAsia"/>
+        </w:rPr>
+        <w:t xml:space="preserve"> detailní</w:t>
+      </w:r>
+      <w:r>
+        <w:rPr>
+          <w:rFonts w:eastAsiaTheme="minorEastAsia"/>
+        </w:rPr>
+        <w:t xml:space="preserve"> popis a vysvětlení zvoleného kódu </w:t>
+      </w:r>
+      <w:r>
+        <w:rPr>
+          <w:rFonts w:eastAsiaTheme="minorEastAsia"/>
+        </w:rPr>
+        <w:t>a funkcí použitých v aplikaci.</w:t>
+      </w:r>
+    </w:p>
+    <w:p>
+      <w:pPr>
         <w:pStyle w:val="Nadpis2"/>
+      </w:pPr>
+      <w:bookmarkStart w:id="53" w:name="_Toc216301979"/>
+      <w:r>
+        <w:t>Struktura projektu</w:t>
+      </w:r>
+      <w:bookmarkEnd w:id="53"/>
+    </w:p>
+    <w:p>
+      <w:pPr>
+        <w:pStyle w:val="Pokraovn"/>
+      </w:pPr>
+      <w:r>
+        <w:t xml:space="preserve">Projekt </w:t>
+      </w:r>
+      <w:proofErr w:type="spellStart"/>
+      <w:r>
+        <w:t>Password</w:t>
+      </w:r>
+      <w:proofErr w:type="spellEnd"/>
+      <w:r>
+        <w:t xml:space="preserve"> Manager je desktopová Windows </w:t>
+      </w:r>
+      <w:proofErr w:type="spellStart"/>
+      <w:r>
+        <w:t>Forms</w:t>
+      </w:r>
+      <w:proofErr w:type="spellEnd"/>
+      <w:r>
+        <w:t xml:space="preserve"> aplikace v .NET Frameworku</w:t>
+      </w:r>
+      <w:r>
+        <w:t>, přičemž aplikace využívá architekturu založenou na formulářích a službách. Struktura aplikace se skládá z jednoho velkého celku, kde jsou všechny formuláře a třídy.</w:t>
+      </w:r>
+    </w:p>
+    <w:p>
+      <w:pPr>
+        <w:pStyle w:val="Pokraovn"/>
+      </w:pPr>
+      <w:r>
+        <w:t>V aplikaci se nacházejí tyto formuláře:</w:t>
+      </w:r>
+    </w:p>
+    <w:p>
+      <w:pPr>
+        <w:pStyle w:val="Odstavecseseznamem"/>
         <w:numPr>
-          <w:ilvl w:val="1"/>
-          <w:numId w:val="22"/>
+          <w:ilvl w:val="0"/>
+          <w:numId w:val="40"/>
         </w:numPr>
       </w:pPr>
-      <w:bookmarkStart w:id="53" w:name="_Toc216301978"/>
-      <w:r>
-        <w:t>Návrh aplikace</w:t>
-      </w:r>
-      <w:bookmarkEnd w:id="53"/>
+      <w:proofErr w:type="spellStart"/>
+      <w:r>
+        <w:t>Main.cs</w:t>
+      </w:r>
+      <w:proofErr w:type="spellEnd"/>
+      <w:r>
+        <w:t xml:space="preserve"> – </w:t>
+      </w:r>
+      <w:r>
+        <w:t>Vstupní bod aplikace. Tento formulář zajišťuje základní autentizaci, tedy přihlášení existujících uživatelů a registraci nových účtů.</w:t>
+      </w:r>
+    </w:p>
+    <w:p>
+      <w:pPr>
+        <w:pStyle w:val="Odstavecseseznamem"/>
+        <w:numPr>
+          <w:ilvl w:val="0"/>
+          <w:numId w:val="40"/>
+        </w:numPr>
+      </w:pPr>
+      <w:proofErr w:type="spellStart"/>
+      <w:r>
+        <w:t>Credentia</w:t>
+      </w:r>
+      <w:r>
+        <w:t>l</w:t>
+      </w:r>
+      <w:r>
+        <w:t>s.cs</w:t>
+      </w:r>
+      <w:proofErr w:type="spellEnd"/>
+      <w:r>
+        <w:t xml:space="preserve"> –</w:t>
+      </w:r>
+      <w:r>
+        <w:t xml:space="preserve"> </w:t>
+      </w:r>
+      <w:r>
+        <w:t xml:space="preserve">Centrální dashboard aplikace. </w:t>
+      </w:r>
+      <w:r>
+        <w:t>Slouží ke správě uložených přihlašovacích údajů, jejich přehlednému zobrazení, filtrování a základním operacím</w:t>
+      </w:r>
+      <w:r>
+        <w:t xml:space="preserve"> </w:t>
+      </w:r>
+    </w:p>
+    <w:p>
+      <w:pPr>
+        <w:pStyle w:val="Odstavecseseznamem"/>
+        <w:numPr>
+          <w:ilvl w:val="0"/>
+          <w:numId w:val="40"/>
+        </w:numPr>
+      </w:pPr>
+      <w:proofErr w:type="spellStart"/>
+      <w:r>
+        <w:t>Credentials_add.cs</w:t>
+      </w:r>
+      <w:proofErr w:type="spellEnd"/>
+      <w:r>
+        <w:t xml:space="preserve"> – </w:t>
+      </w:r>
+      <w:r>
+        <w:t>Formulář pro tvorbu nového záznamu. Umožňuje zadat přihlašovací jméno, heslo</w:t>
+      </w:r>
+      <w:r>
+        <w:t xml:space="preserve"> a</w:t>
+      </w:r>
+      <w:r>
+        <w:t xml:space="preserve"> URL</w:t>
+      </w:r>
+      <w:r>
+        <w:t>.</w:t>
+      </w:r>
+    </w:p>
+    <w:p>
+      <w:pPr>
+        <w:pStyle w:val="Odstavecseseznamem"/>
+        <w:numPr>
+          <w:ilvl w:val="0"/>
+          <w:numId w:val="40"/>
+        </w:numPr>
+      </w:pPr>
+      <w:proofErr w:type="spellStart"/>
+      <w:r>
+        <w:t>Credentials_groups.cs</w:t>
+      </w:r>
+      <w:proofErr w:type="spellEnd"/>
+      <w:r>
+        <w:t xml:space="preserve"> – </w:t>
+      </w:r>
+      <w:r>
+        <w:t>Modul pro organizaci hesel. Umožňuje vytvářet a spravovat kategorie (skupiny), do kterých lze následně přiřazovat jednotlivé záznamy pro lepší přehlednost.</w:t>
+      </w:r>
+    </w:p>
+    <w:p>
+      <w:pPr>
+        <w:pStyle w:val="Odstavecseseznamem"/>
+        <w:numPr>
+          <w:ilvl w:val="0"/>
+          <w:numId w:val="40"/>
+        </w:numPr>
+      </w:pPr>
+      <w:proofErr w:type="spellStart"/>
+      <w:r>
+        <w:t>Share.cs</w:t>
+      </w:r>
+      <w:proofErr w:type="spellEnd"/>
+      <w:r>
+        <w:t xml:space="preserve"> – </w:t>
+      </w:r>
+      <w:r>
+        <w:t>Formulář implementující funkci sdílení. Uživatel zde může vybrané heslo nebo celou kategorii hesel zabezpečeně zpřístupnit jinému registrovanému uživateli aplikace.</w:t>
+      </w:r>
+    </w:p>
+    <w:p>
+      <w:pPr>
+        <w:pStyle w:val="Odstavecseseznamem"/>
+        <w:numPr>
+          <w:ilvl w:val="0"/>
+          <w:numId w:val="40"/>
+        </w:numPr>
+      </w:pPr>
+      <w:proofErr w:type="spellStart"/>
+      <w:r>
+        <w:t>Shared.cs</w:t>
+      </w:r>
+      <w:proofErr w:type="spellEnd"/>
+      <w:r>
+        <w:t xml:space="preserve"> </w:t>
+      </w:r>
+      <w:r>
+        <w:t xml:space="preserve">– </w:t>
+      </w:r>
+      <w:r>
+        <w:t>Přijatá sdílení. Tento formulář zobrazuje kompletní přehled všech hesel, která uživateli sdílí ostatní, včetně informace o původním vlastníkovi.</w:t>
+      </w:r>
+    </w:p>
+    <w:p>
+      <w:pPr>
+        <w:pStyle w:val="Odstavecseseznamem"/>
+        <w:numPr>
+          <w:ilvl w:val="0"/>
+          <w:numId w:val="40"/>
+        </w:numPr>
+      </w:pPr>
+      <w:proofErr w:type="spellStart"/>
+      <w:r>
+        <w:t>User.cs</w:t>
+      </w:r>
+      <w:proofErr w:type="spellEnd"/>
+      <w:r>
+        <w:t xml:space="preserve"> – </w:t>
+      </w:r>
+      <w:r>
+        <w:t>Administrační panel dostupný pouze uživatelům s rolí administrátora.</w:t>
+      </w:r>
+      <w:r>
+        <w:t xml:space="preserve"> Zobrazuje přehled všech uživatelských účtů a centrální místo pro správu jejich žádostí o změnu údajů.</w:t>
+      </w:r>
+    </w:p>
+    <w:p>
+      <w:pPr>
+        <w:pStyle w:val="Odstavecseseznamem"/>
+        <w:numPr>
+          <w:ilvl w:val="0"/>
+          <w:numId w:val="40"/>
+        </w:numPr>
+      </w:pPr>
+      <w:proofErr w:type="spellStart"/>
+      <w:r>
+        <w:t>New_password.cs</w:t>
+      </w:r>
+      <w:proofErr w:type="spellEnd"/>
+      <w:r>
+        <w:t xml:space="preserve"> – </w:t>
+      </w:r>
+      <w:r>
+        <w:t>Detail správy uživatele. Admin zde může přímo měnit přihlašovací údaje (jméno, heslo) nebo roli vybraného uživatele.</w:t>
+      </w:r>
+    </w:p>
+    <w:p>
+      <w:pPr>
+        <w:pStyle w:val="Odstavecseseznamem"/>
+        <w:numPr>
+          <w:ilvl w:val="0"/>
+          <w:numId w:val="40"/>
+        </w:numPr>
+      </w:pPr>
+      <w:proofErr w:type="spellStart"/>
+      <w:r>
+        <w:t>CAPTCHA.cs</w:t>
+      </w:r>
+      <w:proofErr w:type="spellEnd"/>
+      <w:r>
+        <w:t xml:space="preserve"> – </w:t>
+      </w:r>
+      <w:r>
+        <w:t>Bezpečnostní modul proti automatizaci. Při registraci nového účtu je uživatel vyzván k opsání deformovaného textového kódu, čímž se ověří, že se jedná o reálnou osobu a nikoli o robota.</w:t>
+      </w:r>
+    </w:p>
+    <w:p>
+      <w:pPr>
+        <w:pStyle w:val="Odstavecseseznamem"/>
+        <w:numPr>
+          <w:ilvl w:val="0"/>
+          <w:numId w:val="40"/>
+        </w:numPr>
+      </w:pPr>
+      <w:proofErr w:type="spellStart"/>
+      <w:r>
+        <w:t>MyMessageBox.cs</w:t>
+      </w:r>
+      <w:proofErr w:type="spellEnd"/>
+      <w:r>
+        <w:t xml:space="preserve"> – </w:t>
+      </w:r>
+      <w:r>
+        <w:t>Vlastní implementace dialogového okna. Nahrazuje standardní systémový</w:t>
+      </w:r>
+      <w:r>
+        <w:t xml:space="preserve"> </w:t>
+      </w:r>
+      <w:proofErr w:type="spellStart"/>
+      <w:r>
+        <w:t>MessageBox</w:t>
+      </w:r>
+      <w:proofErr w:type="spellEnd"/>
+      <w:r>
+        <w:t xml:space="preserve"> </w:t>
+      </w:r>
+      <w:r>
+        <w:t>a poskytuje jednotný vizuální styl aplikace pro všechny druhy oznámení, potvrzení a chybových hlášek.</w:t>
+      </w:r>
+    </w:p>
+    <w:p>
+      <w:r>
+        <w:t xml:space="preserve">Aplikace se také skládá z třídy </w:t>
+      </w:r>
+      <w:proofErr w:type="spellStart"/>
+      <w:r>
+        <w:t>Encryptor.cs</w:t>
+      </w:r>
+      <w:proofErr w:type="spellEnd"/>
+      <w:r>
+        <w:t>, která</w:t>
+      </w:r>
+      <w:r>
+        <w:t xml:space="preserve"> představuje klíčovou komponentu zajišťující kryptografickou bezpečnost aplikace</w:t>
+      </w:r>
+      <w:r>
+        <w:t xml:space="preserve"> </w:t>
+      </w:r>
+      <w:proofErr w:type="spellStart"/>
+      <w:r>
+        <w:t>Password</w:t>
+      </w:r>
+      <w:proofErr w:type="spellEnd"/>
+      <w:r>
+        <w:t xml:space="preserve"> Manager. Implementuje </w:t>
+      </w:r>
+      <w:r>
+        <w:lastRenderedPageBreak/>
+        <w:t>šifrování pomocí algoritmu</w:t>
+      </w:r>
+      <w:r>
+        <w:t xml:space="preserve"> </w:t>
+      </w:r>
+      <w:r>
+        <w:t>AES (</w:t>
+      </w:r>
+      <w:proofErr w:type="spellStart"/>
+      <w:r>
+        <w:t>Advanced</w:t>
+      </w:r>
+      <w:proofErr w:type="spellEnd"/>
+      <w:r>
+        <w:t xml:space="preserve"> </w:t>
+      </w:r>
+      <w:proofErr w:type="spellStart"/>
+      <w:r>
+        <w:t>Encryption</w:t>
+      </w:r>
+      <w:proofErr w:type="spellEnd"/>
+      <w:r>
+        <w:t xml:space="preserve"> Standard)</w:t>
+      </w:r>
+      <w:r>
+        <w:t xml:space="preserve"> </w:t>
+      </w:r>
+      <w:r>
+        <w:t xml:space="preserve">s </w:t>
+      </w:r>
+      <w:r>
+        <w:t>256bitovým</w:t>
+      </w:r>
+      <w:r>
+        <w:t xml:space="preserve"> klíčem, který patří mezi současné kryptografické standardy doporučené pro citlivá data</w:t>
+      </w:r>
+      <w:r>
+        <w:t xml:space="preserve"> [</w:t>
+      </w:r>
+      <w:r>
+        <w:t>https://www.geeksforgeeks.org/computer-networks/advanced-encryption-standard-aes/</w:t>
+      </w:r>
+      <w:r>
+        <w:t>]</w:t>
+      </w:r>
+      <w:r>
+        <w:t>.</w:t>
+      </w:r>
+    </w:p>
+    <w:p>
+      <w:r>
+        <w:t xml:space="preserve">Pro komunikaci s databází je využit konfigurační soubor </w:t>
+      </w:r>
+      <w:proofErr w:type="spellStart"/>
+      <w:r>
+        <w:t>App.config</w:t>
+      </w:r>
+      <w:proofErr w:type="spellEnd"/>
+      <w:r>
+        <w:t>, který obsahuje nastavení připojení k relační databázi.</w:t>
+      </w:r>
+      <w:r>
+        <w:t xml:space="preserve"> V tomto</w:t>
+      </w:r>
+      <w:r>
+        <w:t xml:space="preserve"> soubor</w:t>
+      </w:r>
+      <w:r>
+        <w:t>u je</w:t>
+      </w:r>
+      <w:r>
+        <w:t xml:space="preserve"> připojovací řetězec (</w:t>
+      </w:r>
+      <w:proofErr w:type="spellStart"/>
+      <w:r>
+        <w:t>connectionString</w:t>
+      </w:r>
+      <w:proofErr w:type="spellEnd"/>
+      <w:r>
+        <w:t xml:space="preserve">) pro </w:t>
+      </w:r>
+      <w:proofErr w:type="spellStart"/>
+      <w:r>
+        <w:t>MySQL</w:t>
+      </w:r>
+      <w:proofErr w:type="spellEnd"/>
+      <w:r>
+        <w:t xml:space="preserve"> databázi hostovanou na externím serveru, což umožňuje centralizované ukládání dat a jejich dostupnost z</w:t>
+      </w:r>
+      <w:r>
+        <w:t> </w:t>
+      </w:r>
+      <w:r>
+        <w:t>různých</w:t>
+      </w:r>
+      <w:r>
+        <w:t xml:space="preserve"> částí</w:t>
+      </w:r>
+      <w:r>
+        <w:t xml:space="preserve"> aplikace.</w:t>
+      </w:r>
+    </w:p>
+    <w:p>
+      <w:r>
+        <w:t>V projektu se dále nachází složka</w:t>
+      </w:r>
+      <w:r>
+        <w:t xml:space="preserve"> </w:t>
+      </w:r>
+      <w:proofErr w:type="spellStart"/>
+      <w:r>
+        <w:t>Resources</w:t>
+      </w:r>
+      <w:proofErr w:type="spellEnd"/>
+      <w:r>
+        <w:t xml:space="preserve">, která </w:t>
+      </w:r>
+      <w:r>
+        <w:t>slouží jako úložiště grafických prostředků aplikace používaných v uživatelském rozhraní</w:t>
+      </w:r>
+      <w:r>
+        <w:t>.</w:t>
+      </w:r>
+      <w:r>
+        <w:t xml:space="preserve"> Konkrétně obsahuje ikonové soubory ve formátu PNG, které vizualizují akci zavření okna – modrý křížek (</w:t>
+      </w:r>
+      <w:r>
+        <w:t>Blue</w:t>
+      </w:r>
+      <w:r>
+        <w:t>.png) pro standardní stav a červený křížek (Red.png)</w:t>
+      </w:r>
+      <w:r>
+        <w:t xml:space="preserve"> pro </w:t>
+      </w:r>
+      <w:r>
+        <w:t>varovný stav.</w:t>
+      </w:r>
+    </w:p>
+    <w:p>
+      <w:pPr>
+        <w:pStyle w:val="Nadpis2"/>
+      </w:pPr>
+      <w:bookmarkStart w:id="54" w:name="_Toc216301980"/>
+      <w:r>
+        <w:t>Návrh databáze</w:t>
+      </w:r>
+      <w:bookmarkEnd w:id="54"/>
+    </w:p>
+    <w:p>
+      <w:pPr>
+        <w:pStyle w:val="Pokraovn"/>
+      </w:pPr>
+      <w:r>
+        <w:t xml:space="preserve">Databázový model byl navržen pro </w:t>
+      </w:r>
+      <w:proofErr w:type="spellStart"/>
+      <w:r>
+        <w:t>MySQL</w:t>
+      </w:r>
+      <w:proofErr w:type="spellEnd"/>
+      <w:r>
+        <w:t xml:space="preserve"> databázi hostovanou na platformě Endora.cz v rámci jejich free hostingového plánu. Pro komunikaci s databází je použita knihovna </w:t>
+      </w:r>
+      <w:proofErr w:type="spellStart"/>
+      <w:proofErr w:type="gramStart"/>
+      <w:r>
+        <w:t>MySql.Data.MySqlClient</w:t>
+      </w:r>
+      <w:proofErr w:type="spellEnd"/>
+      <w:proofErr w:type="gramEnd"/>
+      <w:r>
+        <w:t>, která umožňuje přímé provádění SQL dotazů z C# kódu.</w:t>
+      </w:r>
+    </w:p>
+    <w:p>
+      <w:r>
+        <w:t xml:space="preserve">V databázi pro aplikaci </w:t>
+      </w:r>
+      <w:proofErr w:type="spellStart"/>
+      <w:r>
+        <w:t>Password</w:t>
+      </w:r>
+      <w:proofErr w:type="spellEnd"/>
+      <w:r>
+        <w:t xml:space="preserve"> Manager se neházejí</w:t>
+      </w:r>
+      <w:r>
+        <w:t xml:space="preserve"> tabulky </w:t>
+      </w:r>
+      <w:proofErr w:type="spellStart"/>
+      <w:r>
+        <w:t>users</w:t>
+      </w:r>
+      <w:proofErr w:type="spellEnd"/>
+      <w:r>
+        <w:t xml:space="preserve">, </w:t>
+      </w:r>
+      <w:proofErr w:type="spellStart"/>
+      <w:r>
+        <w:t>credentials</w:t>
+      </w:r>
+      <w:proofErr w:type="spellEnd"/>
+      <w:r>
+        <w:t xml:space="preserve">, </w:t>
+      </w:r>
+      <w:proofErr w:type="spellStart"/>
+      <w:r>
+        <w:t>credentials_groups</w:t>
+      </w:r>
+      <w:proofErr w:type="spellEnd"/>
+      <w:r>
+        <w:t xml:space="preserve">, </w:t>
+      </w:r>
+      <w:proofErr w:type="spellStart"/>
+      <w:r>
+        <w:t>shared_groups</w:t>
+      </w:r>
+      <w:proofErr w:type="spellEnd"/>
+      <w:r>
+        <w:t xml:space="preserve"> a </w:t>
+      </w:r>
+      <w:proofErr w:type="spellStart"/>
+      <w:r>
+        <w:t>users_roles</w:t>
+      </w:r>
+      <w:proofErr w:type="spellEnd"/>
+      <w:r>
+        <w:t xml:space="preserve">. </w:t>
+      </w:r>
     </w:p>
     <w:p>
       <w:pPr>
         <w:pStyle w:val="Nadpis3"/>
       </w:pPr>
-      <w:bookmarkStart w:id="54" w:name="_Toc216301979"/>
-      <w:r>
-        <w:t>Struktura projektu</w:t>
-      </w:r>
-      <w:bookmarkEnd w:id="54"/>
+      <w:r>
+        <w:t xml:space="preserve">Tabulka </w:t>
+      </w:r>
+      <w:proofErr w:type="spellStart"/>
+      <w:r>
+        <w:t>users</w:t>
+      </w:r>
+      <w:proofErr w:type="spellEnd"/>
+    </w:p>
+    <w:p>
+      <w:pPr>
+        <w:pStyle w:val="Pokraovn"/>
+      </w:pPr>
+      <w:r>
+        <w:t xml:space="preserve">V této tabulce se nacházejí údaje o </w:t>
+      </w:r>
+      <w:r>
+        <w:t>uživatelích</w:t>
+      </w:r>
+      <w:r>
+        <w:t xml:space="preserve"> aplikace </w:t>
+      </w:r>
+      <w:proofErr w:type="spellStart"/>
+      <w:r>
+        <w:t>Password</w:t>
+      </w:r>
+      <w:proofErr w:type="spellEnd"/>
+      <w:r>
+        <w:t xml:space="preserve"> Manager</w:t>
+      </w:r>
+      <w:r>
+        <w:t xml:space="preserve">. Tabulka obsahuje pole id </w:t>
+      </w:r>
+      <w:r>
+        <w:t xml:space="preserve">datového </w:t>
+      </w:r>
+      <w:r>
+        <w:t xml:space="preserve">typu </w:t>
+      </w:r>
+      <w:proofErr w:type="spellStart"/>
+      <w:r>
+        <w:t>big</w:t>
+      </w:r>
+      <w:r>
+        <w:t>int</w:t>
+      </w:r>
+      <w:proofErr w:type="spellEnd"/>
+      <w:r>
+        <w:t xml:space="preserve"> (20)</w:t>
+      </w:r>
+      <w:r>
+        <w:t xml:space="preserve">, které je nastaveno jako </w:t>
+      </w:r>
+      <w:proofErr w:type="spellStart"/>
+      <w:r>
+        <w:t>autoincrement</w:t>
+      </w:r>
+      <w:proofErr w:type="spellEnd"/>
+      <w:r>
+        <w:t xml:space="preserve"> čili při každém novém zápisu se nastaví automaticky id o 1 hodnotu větší a </w:t>
+      </w:r>
+      <w:r>
+        <w:t>primární klíč</w:t>
+      </w:r>
+      <w:r>
+        <w:t>. Dále jsou tam uloženy údaje o uživatelích jako uživatelské jméno (</w:t>
+      </w:r>
+      <w:proofErr w:type="spellStart"/>
+      <w:r>
+        <w:t>username</w:t>
+      </w:r>
+      <w:proofErr w:type="spellEnd"/>
+      <w:r>
+        <w:t>)</w:t>
+      </w:r>
+      <w:r>
+        <w:t xml:space="preserve"> datového</w:t>
+      </w:r>
+      <w:r>
+        <w:t xml:space="preserve"> typu </w:t>
+      </w:r>
+      <w:proofErr w:type="spellStart"/>
+      <w:r>
+        <w:t>varchar</w:t>
+      </w:r>
+      <w:proofErr w:type="spellEnd"/>
+      <w:r>
+        <w:t xml:space="preserve"> (100) a heslo (</w:t>
+      </w:r>
+      <w:proofErr w:type="spellStart"/>
+      <w:r>
+        <w:t>password</w:t>
+      </w:r>
+      <w:proofErr w:type="spellEnd"/>
+      <w:r>
+        <w:t>)</w:t>
+      </w:r>
+      <w:r>
+        <w:t xml:space="preserve"> datového</w:t>
+      </w:r>
+      <w:r>
+        <w:t xml:space="preserve"> typu </w:t>
+      </w:r>
+      <w:proofErr w:type="spellStart"/>
+      <w:r>
+        <w:t>varchar</w:t>
+      </w:r>
+      <w:proofErr w:type="spellEnd"/>
+      <w:r>
+        <w:t xml:space="preserve"> (255).</w:t>
+      </w:r>
+      <w:r>
+        <w:t xml:space="preserve"> </w:t>
+      </w:r>
+      <w:r>
+        <w:t xml:space="preserve">Heslo se do databáze ukládá </w:t>
+      </w:r>
+      <w:proofErr w:type="spellStart"/>
+      <w:r>
+        <w:t>zaheshované</w:t>
+      </w:r>
+      <w:proofErr w:type="spellEnd"/>
+      <w:r>
+        <w:t xml:space="preserve"> pomocí </w:t>
+      </w:r>
+      <w:r>
+        <w:t>algoritmu </w:t>
+      </w:r>
+      <w:proofErr w:type="spellStart"/>
+      <w:r>
+        <w:t>BCrypt</w:t>
+      </w:r>
+      <w:proofErr w:type="spellEnd"/>
+      <w:r>
+        <w:t> s pracovním faktorem 13</w:t>
+      </w:r>
+      <w:r>
+        <w:t>.</w:t>
+      </w:r>
+      <w:r>
+        <w:t xml:space="preserve"> Pak se v tabulce ještě nachází pole </w:t>
+      </w:r>
+      <w:proofErr w:type="spellStart"/>
+      <w:r>
+        <w:t>role_id</w:t>
+      </w:r>
+      <w:proofErr w:type="spellEnd"/>
+      <w:r>
+        <w:t xml:space="preserve"> </w:t>
+      </w:r>
+      <w:r>
+        <w:t xml:space="preserve">datového </w:t>
+      </w:r>
+      <w:r>
+        <w:t xml:space="preserve">typu </w:t>
+      </w:r>
+      <w:proofErr w:type="spellStart"/>
+      <w:r>
+        <w:t>big</w:t>
+      </w:r>
+      <w:r>
+        <w:t>int</w:t>
+      </w:r>
+      <w:proofErr w:type="spellEnd"/>
+      <w:r>
+        <w:t xml:space="preserve"> (20)</w:t>
+      </w:r>
+      <w:r>
+        <w:t xml:space="preserve">, které je připojeno cizím klíčem k tabulce </w:t>
+      </w:r>
+      <w:proofErr w:type="spellStart"/>
+      <w:r>
+        <w:t>users_roles</w:t>
+      </w:r>
+      <w:proofErr w:type="spellEnd"/>
+      <w:r>
+        <w:t xml:space="preserve"> k</w:t>
+      </w:r>
+      <w:r>
+        <w:t> </w:t>
+      </w:r>
+      <w:proofErr w:type="spellStart"/>
+      <w:r>
+        <w:t>hodnote</w:t>
+      </w:r>
+      <w:proofErr w:type="spellEnd"/>
+      <w:r>
+        <w:t xml:space="preserve"> v poli </w:t>
+      </w:r>
+      <w:r>
+        <w:t>id.</w:t>
+      </w:r>
+      <w:r>
+        <w:t xml:space="preserve"> V tabulce se eště nachází pole </w:t>
+      </w:r>
+      <w:proofErr w:type="spellStart"/>
+      <w:r>
+        <w:t>user_salt</w:t>
+      </w:r>
+      <w:proofErr w:type="spellEnd"/>
+      <w:r>
+        <w:t xml:space="preserve"> datového typu </w:t>
+      </w:r>
+      <w:proofErr w:type="spellStart"/>
+      <w:r>
+        <w:t>varbinary</w:t>
+      </w:r>
+      <w:proofErr w:type="spellEnd"/>
+      <w:r>
+        <w:t xml:space="preserve"> </w:t>
+      </w:r>
+      <w:r>
+        <w:t>(32)</w:t>
+      </w:r>
+      <w:r>
+        <w:t>, s</w:t>
+      </w:r>
+      <w:r>
+        <w:t xml:space="preserve">louží k uložení náhodně vygenerované soli (salt) pro bezpečnější </w:t>
+      </w:r>
+      <w:proofErr w:type="spellStart"/>
+      <w:r>
+        <w:t>hashování</w:t>
+      </w:r>
+      <w:proofErr w:type="spellEnd"/>
+      <w:r>
+        <w:t xml:space="preserve"> hesla uživatele.</w:t>
+      </w:r>
+    </w:p>
+    <w:tbl>
+      <w:tblPr>
+        <w:tblStyle w:val="Mkatabulky"/>
+        <w:tblW w:w="0" w:type="auto"/>
+        <w:tblInd w:w="0" w:type="dxa"/>
+        <w:tblLook w:val="04A0" w:firstRow="1" w:lastRow="0" w:firstColumn="1" w:lastColumn="0" w:noHBand="0" w:noVBand="1"/>
+      </w:tblPr>
+      <w:tblGrid>
+        <w:gridCol w:w="4105"/>
+        <w:gridCol w:w="4105"/>
+      </w:tblGrid>
+      <w:tr>
+        <w:tc>
+          <w:tcPr>
+            <w:tcW w:w="4105" w:type="dxa"/>
+            <w:vAlign w:val="center"/>
+          </w:tcPr>
+          <w:p>
+            <w:pPr>
+              <w:pStyle w:val="Pokraovn"/>
+              <w:ind w:firstLine="0"/>
+              <w:jc w:val="center"/>
+              <w:rPr>
+                <w:b/>
+                <w:bCs/>
+              </w:rPr>
+            </w:pPr>
+            <w:r>
+              <w:rPr>
+                <w:b/>
+                <w:bCs/>
+              </w:rPr>
+              <w:lastRenderedPageBreak/>
+              <w:t>Název sloupce</w:t>
+            </w:r>
+          </w:p>
+        </w:tc>
+        <w:tc>
+          <w:tcPr>
+            <w:tcW w:w="4105" w:type="dxa"/>
+            <w:vAlign w:val="center"/>
+          </w:tcPr>
+          <w:p>
+            <w:pPr>
+              <w:pStyle w:val="Pokraovn"/>
+              <w:ind w:firstLine="0"/>
+              <w:jc w:val="center"/>
+              <w:rPr>
+                <w:b/>
+                <w:bCs/>
+              </w:rPr>
+            </w:pPr>
+            <w:r>
+              <w:rPr>
+                <w:b/>
+                <w:bCs/>
+              </w:rPr>
+              <w:t>Typ</w:t>
+            </w:r>
+          </w:p>
+        </w:tc>
+      </w:tr>
+      <w:tr>
+        <w:tc>
+          <w:tcPr>
+            <w:tcW w:w="4105" w:type="dxa"/>
+            <w:vAlign w:val="center"/>
+          </w:tcPr>
+          <w:p>
+            <w:pPr>
+              <w:pStyle w:val="Pokraovn"/>
+              <w:ind w:firstLine="32"/>
+              <w:jc w:val="center"/>
+            </w:pPr>
+            <w:r>
+              <w:t>id</w:t>
+            </w:r>
+          </w:p>
+        </w:tc>
+        <w:tc>
+          <w:tcPr>
+            <w:tcW w:w="4105" w:type="dxa"/>
+            <w:vAlign w:val="center"/>
+          </w:tcPr>
+          <w:p>
+            <w:pPr>
+              <w:pStyle w:val="Pokraovn"/>
+              <w:ind w:firstLine="32"/>
+              <w:jc w:val="center"/>
+            </w:pPr>
+            <w:proofErr w:type="spellStart"/>
+            <w:r>
+              <w:t>b</w:t>
+            </w:r>
+            <w:r>
+              <w:t>igint</w:t>
+            </w:r>
+            <w:proofErr w:type="spellEnd"/>
+            <w:r>
+              <w:t xml:space="preserve"> </w:t>
+            </w:r>
+            <w:r>
+              <w:t xml:space="preserve">(20) </w:t>
+            </w:r>
+            <w:proofErr w:type="spellStart"/>
+            <w:r>
+              <w:t>unsigned</w:t>
+            </w:r>
+            <w:proofErr w:type="spellEnd"/>
+            <w:r>
+              <w:t xml:space="preserve"> </w:t>
+            </w:r>
+            <w:r>
+              <w:rPr>
+                <w:i/>
+                <w:iCs/>
+              </w:rPr>
+              <w:t xml:space="preserve">Auto </w:t>
+            </w:r>
+            <w:proofErr w:type="spellStart"/>
+            <w:r>
+              <w:rPr>
+                <w:i/>
+                <w:iCs/>
+              </w:rPr>
+              <w:t>Increment</w:t>
+            </w:r>
+            <w:proofErr w:type="spellEnd"/>
+            <w:r>
+              <w:rPr>
+                <w:i/>
+                <w:iCs/>
+              </w:rPr>
+              <w:t xml:space="preserve">, </w:t>
+            </w:r>
+            <w:proofErr w:type="spellStart"/>
+            <w:r>
+              <w:t>primary</w:t>
+            </w:r>
+            <w:proofErr w:type="spellEnd"/>
+            <w:r>
+              <w:t xml:space="preserve"> </w:t>
+            </w:r>
+            <w:proofErr w:type="spellStart"/>
+            <w:r>
+              <w:t>key</w:t>
+            </w:r>
+            <w:proofErr w:type="spellEnd"/>
+          </w:p>
+        </w:tc>
+      </w:tr>
+      <w:tr>
+        <w:tc>
+          <w:tcPr>
+            <w:tcW w:w="4105" w:type="dxa"/>
+            <w:vAlign w:val="center"/>
+          </w:tcPr>
+          <w:p>
+            <w:pPr>
+              <w:pStyle w:val="Pokraovn"/>
+              <w:ind w:firstLine="32"/>
+              <w:jc w:val="center"/>
+            </w:pPr>
+            <w:proofErr w:type="spellStart"/>
+            <w:r>
+              <w:t>username</w:t>
+            </w:r>
+            <w:proofErr w:type="spellEnd"/>
+          </w:p>
+        </w:tc>
+        <w:tc>
+          <w:tcPr>
+            <w:tcW w:w="4105" w:type="dxa"/>
+            <w:vAlign w:val="center"/>
+          </w:tcPr>
+          <w:p>
+            <w:pPr>
+              <w:pStyle w:val="Pokraovn"/>
+              <w:ind w:firstLine="32"/>
+              <w:jc w:val="center"/>
+            </w:pPr>
+            <w:proofErr w:type="spellStart"/>
+            <w:r>
+              <w:t>v</w:t>
+            </w:r>
+            <w:r>
+              <w:t>archar</w:t>
+            </w:r>
+            <w:proofErr w:type="spellEnd"/>
+            <w:r>
+              <w:t xml:space="preserve"> </w:t>
+            </w:r>
+            <w:r>
+              <w:t xml:space="preserve">(100) </w:t>
+            </w:r>
+            <w:r>
+              <w:rPr>
+                <w:i/>
+                <w:iCs/>
+              </w:rPr>
+              <w:t>NULL</w:t>
+            </w:r>
+          </w:p>
+        </w:tc>
+      </w:tr>
+      <w:tr>
+        <w:tc>
+          <w:tcPr>
+            <w:tcW w:w="4105" w:type="dxa"/>
+            <w:vAlign w:val="center"/>
+          </w:tcPr>
+          <w:p>
+            <w:pPr>
+              <w:pStyle w:val="Pokraovn"/>
+              <w:ind w:firstLine="32"/>
+              <w:jc w:val="center"/>
+            </w:pPr>
+            <w:proofErr w:type="spellStart"/>
+            <w:r>
+              <w:t>password</w:t>
+            </w:r>
+            <w:proofErr w:type="spellEnd"/>
+          </w:p>
+        </w:tc>
+        <w:tc>
+          <w:tcPr>
+            <w:tcW w:w="4105" w:type="dxa"/>
+            <w:vAlign w:val="center"/>
+          </w:tcPr>
+          <w:p>
+            <w:pPr>
+              <w:pStyle w:val="Pokraovn"/>
+              <w:ind w:firstLine="32"/>
+              <w:jc w:val="center"/>
+            </w:pPr>
+            <w:proofErr w:type="spellStart"/>
+            <w:r>
+              <w:t>v</w:t>
+            </w:r>
+            <w:r>
+              <w:t>archar</w:t>
+            </w:r>
+            <w:proofErr w:type="spellEnd"/>
+            <w:r>
+              <w:t xml:space="preserve"> </w:t>
+            </w:r>
+            <w:r>
+              <w:t xml:space="preserve">(255) </w:t>
+            </w:r>
+            <w:r>
+              <w:rPr>
+                <w:i/>
+                <w:iCs/>
+              </w:rPr>
+              <w:t>NULL</w:t>
+            </w:r>
+          </w:p>
+        </w:tc>
+      </w:tr>
+      <w:tr>
+        <w:tc>
+          <w:tcPr>
+            <w:tcW w:w="4105" w:type="dxa"/>
+            <w:vAlign w:val="center"/>
+          </w:tcPr>
+          <w:p>
+            <w:pPr>
+              <w:pStyle w:val="Pokraovn"/>
+              <w:ind w:firstLine="32"/>
+              <w:jc w:val="center"/>
+            </w:pPr>
+            <w:proofErr w:type="spellStart"/>
+            <w:r>
+              <w:t>role_id</w:t>
+            </w:r>
+            <w:proofErr w:type="spellEnd"/>
+          </w:p>
+        </w:tc>
+        <w:tc>
+          <w:tcPr>
+            <w:tcW w:w="4105" w:type="dxa"/>
+            <w:vAlign w:val="center"/>
+          </w:tcPr>
+          <w:p>
+            <w:pPr>
+              <w:pStyle w:val="Pokraovn"/>
+              <w:keepNext/>
+              <w:ind w:firstLine="32"/>
+              <w:jc w:val="center"/>
+            </w:pPr>
+            <w:proofErr w:type="spellStart"/>
+            <w:r>
+              <w:t>b</w:t>
+            </w:r>
+            <w:r>
+              <w:t>igint</w:t>
+            </w:r>
+            <w:proofErr w:type="spellEnd"/>
+            <w:r>
+              <w:t xml:space="preserve"> </w:t>
+            </w:r>
+            <w:r>
+              <w:t xml:space="preserve">(20) </w:t>
+            </w:r>
+            <w:proofErr w:type="spellStart"/>
+            <w:r>
+              <w:t>unsigned</w:t>
+            </w:r>
+            <w:proofErr w:type="spellEnd"/>
+            <w:r>
+              <w:t xml:space="preserve"> </w:t>
+            </w:r>
+            <w:r>
+              <w:rPr>
+                <w:i/>
+                <w:iCs/>
+              </w:rPr>
+              <w:t>NULL</w:t>
+            </w:r>
+            <w:r>
+              <w:rPr>
+                <w:i/>
+                <w:iCs/>
+              </w:rPr>
+              <w:t xml:space="preserve">, </w:t>
+            </w:r>
+            <w:proofErr w:type="spellStart"/>
+            <w:r>
+              <w:t>foreign</w:t>
+            </w:r>
+            <w:proofErr w:type="spellEnd"/>
+            <w:r>
+              <w:t> </w:t>
+            </w:r>
+            <w:proofErr w:type="spellStart"/>
+            <w:r>
+              <w:t>key</w:t>
+            </w:r>
+            <w:proofErr w:type="spellEnd"/>
+            <w:r>
+              <w:t> (</w:t>
+            </w:r>
+            <w:proofErr w:type="spellStart"/>
+            <w:r>
+              <w:t>users_roles</w:t>
+            </w:r>
+            <w:proofErr w:type="spellEnd"/>
+            <w:r>
+              <w:t xml:space="preserve"> (id))</w:t>
+            </w:r>
+          </w:p>
+        </w:tc>
+      </w:tr>
+    </w:tbl>
+    <w:p>
+      <w:pPr>
+        <w:pStyle w:val="Titulek"/>
+      </w:pPr>
+      <w:r>
+        <w:t xml:space="preserve">Tabulka </w:t>
+      </w:r>
+      <w:r>
+        <w:fldChar w:fldCharType="begin"/>
+      </w:r>
+      <w:r>
+        <w:instrText xml:space="preserve"> SEQ Tabulka \* ARABIC </w:instrText>
+      </w:r>
+      <w:r>
+        <w:fldChar w:fldCharType="separate"/>
+      </w:r>
+      <w:r>
+        <w:rPr>
+          <w:noProof/>
+        </w:rPr>
+        <w:t>1</w:t>
+      </w:r>
+      <w:r>
+        <w:fldChar w:fldCharType="end"/>
+      </w:r>
+      <w:r>
+        <w:t xml:space="preserve"> </w:t>
+      </w:r>
+      <w:proofErr w:type="spellStart"/>
+      <w:r>
+        <w:t>Users</w:t>
+      </w:r>
+      <w:proofErr w:type="spellEnd"/>
     </w:p>
     <w:p>
       <w:pPr>
         <w:pStyle w:val="Nadpis3"/>
       </w:pPr>
-      <w:bookmarkStart w:id="55" w:name="_Toc216301980"/>
-      <w:r>
-        <w:t>Návrh databáze</w:t>
+      <w:r>
+        <w:t xml:space="preserve">Tabulka </w:t>
+      </w:r>
+      <w:proofErr w:type="spellStart"/>
+      <w:r>
+        <w:t>credentials</w:t>
+      </w:r>
+      <w:proofErr w:type="spellEnd"/>
+    </w:p>
+    <w:p>
+      <w:pPr>
+        <w:pStyle w:val="Pokraovn"/>
+      </w:pPr>
+      <w:r>
+        <w:t xml:space="preserve">Tato tabulka slouží pro uklidní údajů uložených stránek uživateli. Jako primární klíč je tady pole id typu </w:t>
+      </w:r>
+      <w:proofErr w:type="spellStart"/>
+      <w:r>
+        <w:t>big</w:t>
+      </w:r>
+      <w:r>
+        <w:t>int</w:t>
+      </w:r>
+      <w:proofErr w:type="spellEnd"/>
+      <w:r>
+        <w:t xml:space="preserve"> (20)</w:t>
+      </w:r>
+      <w:r>
+        <w:t xml:space="preserve">, nastaveno jako </w:t>
+      </w:r>
+      <w:proofErr w:type="spellStart"/>
+      <w:r>
+        <w:t>autoincrement</w:t>
+      </w:r>
+      <w:proofErr w:type="spellEnd"/>
+      <w:r>
+        <w:t xml:space="preserve">. Další údaje jsou uživatelské </w:t>
+      </w:r>
+      <w:proofErr w:type="spellStart"/>
+      <w:r>
+        <w:t>jmnéno</w:t>
+      </w:r>
+      <w:proofErr w:type="spellEnd"/>
+      <w:r>
+        <w:t xml:space="preserve"> (</w:t>
+      </w:r>
+      <w:proofErr w:type="spellStart"/>
+      <w:r>
+        <w:t>username</w:t>
+      </w:r>
+      <w:proofErr w:type="spellEnd"/>
+      <w:r>
+        <w:t xml:space="preserve">) typu </w:t>
+      </w:r>
+      <w:proofErr w:type="spellStart"/>
+      <w:r>
+        <w:t>varchar</w:t>
+      </w:r>
+      <w:proofErr w:type="spellEnd"/>
+      <w:r>
+        <w:t xml:space="preserve"> (100), </w:t>
+      </w:r>
+      <w:proofErr w:type="spellStart"/>
+      <w:r>
+        <w:t>hselo</w:t>
+      </w:r>
+      <w:proofErr w:type="spellEnd"/>
+      <w:r>
+        <w:t xml:space="preserve"> (</w:t>
+      </w:r>
+      <w:proofErr w:type="spellStart"/>
+      <w:r>
+        <w:t>password</w:t>
+      </w:r>
+      <w:proofErr w:type="spellEnd"/>
+      <w:r>
+        <w:t xml:space="preserve">) </w:t>
+      </w:r>
+      <w:r>
+        <w:t xml:space="preserve">je </w:t>
+      </w:r>
+      <w:r>
+        <w:t xml:space="preserve">typu </w:t>
+      </w:r>
+      <w:proofErr w:type="spellStart"/>
+      <w:r>
+        <w:t>blop</w:t>
+      </w:r>
+      <w:proofErr w:type="spellEnd"/>
+      <w:r>
+        <w:t>, protože obsahuje zašifrovaná data binárního formátu, která mohou být delší a obsahovat speciální znaky nevhodné pro textové datové typy.</w:t>
+      </w:r>
+      <w:r>
+        <w:t xml:space="preserve"> Dále se nachází pole </w:t>
+      </w:r>
+      <w:proofErr w:type="spellStart"/>
+      <w:r>
+        <w:t>url</w:t>
+      </w:r>
+      <w:proofErr w:type="spellEnd"/>
+      <w:r>
+        <w:t xml:space="preserve"> s datovým typem </w:t>
+      </w:r>
+      <w:proofErr w:type="spellStart"/>
+      <w:r>
+        <w:t>varchar</w:t>
+      </w:r>
+      <w:proofErr w:type="spellEnd"/>
+      <w:r>
+        <w:t xml:space="preserve"> (255), </w:t>
+      </w:r>
+      <w:proofErr w:type="spellStart"/>
+      <w:r>
+        <w:t>user_id</w:t>
+      </w:r>
+      <w:proofErr w:type="spellEnd"/>
+      <w:r>
+        <w:t xml:space="preserve"> pole datového typu </w:t>
+      </w:r>
+      <w:proofErr w:type="spellStart"/>
+      <w:r>
+        <w:t>big</w:t>
+      </w:r>
+      <w:r>
+        <w:t>int</w:t>
+      </w:r>
+      <w:proofErr w:type="spellEnd"/>
+      <w:r>
+        <w:t xml:space="preserve"> (</w:t>
+      </w:r>
+      <w:r>
+        <w:t>2</w:t>
+      </w:r>
+      <w:r>
+        <w:t xml:space="preserve">0) </w:t>
+      </w:r>
+      <w:proofErr w:type="spellStart"/>
+      <w:r>
+        <w:t>propojné</w:t>
+      </w:r>
+      <w:proofErr w:type="spellEnd"/>
+      <w:r>
+        <w:t xml:space="preserve"> cizím klíčem na id uživatele, kterému tyto data patří v tabulce </w:t>
+      </w:r>
+      <w:proofErr w:type="spellStart"/>
+      <w:r>
+        <w:t>users</w:t>
+      </w:r>
+      <w:proofErr w:type="spellEnd"/>
+      <w:r>
+        <w:t xml:space="preserve">, </w:t>
+      </w:r>
+      <w:proofErr w:type="spellStart"/>
+      <w:r>
+        <w:t>group_id</w:t>
+      </w:r>
+      <w:proofErr w:type="spellEnd"/>
+      <w:r>
+        <w:t xml:space="preserve"> pole datového </w:t>
+      </w:r>
+      <w:r>
+        <w:t xml:space="preserve">typu </w:t>
+      </w:r>
+      <w:proofErr w:type="spellStart"/>
+      <w:r>
+        <w:t>big</w:t>
+      </w:r>
+      <w:r>
+        <w:t>int</w:t>
+      </w:r>
+      <w:proofErr w:type="spellEnd"/>
+      <w:r>
+        <w:t xml:space="preserve"> (</w:t>
+      </w:r>
+      <w:r>
+        <w:t>20</w:t>
+      </w:r>
+      <w:r>
+        <w:t xml:space="preserve">) </w:t>
+      </w:r>
+      <w:proofErr w:type="spellStart"/>
+      <w:r>
+        <w:t>propojné</w:t>
+      </w:r>
+      <w:proofErr w:type="spellEnd"/>
+      <w:r>
+        <w:t xml:space="preserve"> cizím klíčem na id</w:t>
+      </w:r>
+      <w:r>
+        <w:t xml:space="preserve"> skupiny, do</w:t>
+      </w:r>
+      <w:r>
+        <w:t xml:space="preserve"> kter</w:t>
+      </w:r>
+      <w:r>
+        <w:t>é</w:t>
+      </w:r>
+      <w:r>
+        <w:t xml:space="preserve"> </w:t>
+      </w:r>
+      <w:r>
+        <w:t xml:space="preserve">jsou tyto data přiděleny a pole </w:t>
+      </w:r>
+      <w:proofErr w:type="spellStart"/>
+      <w:r>
+        <w:t>iv</w:t>
+      </w:r>
+      <w:proofErr w:type="spellEnd"/>
+      <w:r>
+        <w:t xml:space="preserve"> datového typu </w:t>
+      </w:r>
+      <w:proofErr w:type="spellStart"/>
+      <w:r>
+        <w:t>varbinary</w:t>
+      </w:r>
+      <w:proofErr w:type="spellEnd"/>
+      <w:r>
+        <w:t xml:space="preserve"> </w:t>
+      </w:r>
+      <w:r>
+        <w:t>(16)</w:t>
+      </w:r>
+      <w:r>
+        <w:t xml:space="preserve"> je to </w:t>
+      </w:r>
+      <w:proofErr w:type="spellStart"/>
+      <w:r>
+        <w:t>inicializačný</w:t>
+      </w:r>
+      <w:proofErr w:type="spellEnd"/>
+      <w:r>
+        <w:t xml:space="preserve"> vektor, který se používá při šifrování hesla.</w:t>
+      </w:r>
+    </w:p>
+    <w:tbl>
+      <w:tblPr>
+        <w:tblStyle w:val="Mkatabulky"/>
+        <w:tblW w:w="0" w:type="auto"/>
+        <w:tblInd w:w="0" w:type="dxa"/>
+        <w:tblLook w:val="04A0" w:firstRow="1" w:lastRow="0" w:firstColumn="1" w:lastColumn="0" w:noHBand="0" w:noVBand="1"/>
+      </w:tblPr>
+      <w:tblGrid>
+        <w:gridCol w:w="4105"/>
+        <w:gridCol w:w="4105"/>
+      </w:tblGrid>
+      <w:tr>
+        <w:tc>
+          <w:tcPr>
+            <w:tcW w:w="4105" w:type="dxa"/>
+            <w:vAlign w:val="center"/>
+          </w:tcPr>
+          <w:p>
+            <w:pPr>
+              <w:ind w:firstLine="0"/>
+              <w:jc w:val="center"/>
+            </w:pPr>
+            <w:r>
+              <w:rPr>
+                <w:b/>
+                <w:bCs/>
+              </w:rPr>
+              <w:t>Název sloupce</w:t>
+            </w:r>
+          </w:p>
+        </w:tc>
+        <w:tc>
+          <w:tcPr>
+            <w:tcW w:w="4105" w:type="dxa"/>
+            <w:vAlign w:val="center"/>
+          </w:tcPr>
+          <w:p>
+            <w:pPr>
+              <w:ind w:firstLine="0"/>
+              <w:jc w:val="center"/>
+            </w:pPr>
+            <w:r>
+              <w:rPr>
+                <w:b/>
+                <w:bCs/>
+              </w:rPr>
+              <w:t>Typ</w:t>
+            </w:r>
+          </w:p>
+        </w:tc>
+      </w:tr>
+      <w:tr>
+        <w:tc>
+          <w:tcPr>
+            <w:tcW w:w="4105" w:type="dxa"/>
+            <w:vAlign w:val="center"/>
+          </w:tcPr>
+          <w:p>
+            <w:pPr>
+              <w:ind w:firstLine="0"/>
+              <w:jc w:val="center"/>
+            </w:pPr>
+            <w:r>
+              <w:t>id</w:t>
+            </w:r>
+          </w:p>
+        </w:tc>
+        <w:tc>
+          <w:tcPr>
+            <w:tcW w:w="4105" w:type="dxa"/>
+            <w:vAlign w:val="center"/>
+          </w:tcPr>
+          <w:p>
+            <w:pPr>
+              <w:ind w:firstLine="0"/>
+              <w:jc w:val="center"/>
+            </w:pPr>
+            <w:proofErr w:type="spellStart"/>
+            <w:r>
+              <w:t>b</w:t>
+            </w:r>
+            <w:r>
+              <w:t>igint</w:t>
+            </w:r>
+            <w:proofErr w:type="spellEnd"/>
+            <w:r>
+              <w:t xml:space="preserve"> </w:t>
+            </w:r>
+            <w:r>
+              <w:t xml:space="preserve">(20) </w:t>
+            </w:r>
+            <w:proofErr w:type="spellStart"/>
+            <w:r>
+              <w:t>unsigned</w:t>
+            </w:r>
+            <w:proofErr w:type="spellEnd"/>
+            <w:r>
+              <w:t xml:space="preserve"> </w:t>
+            </w:r>
+            <w:r>
+              <w:rPr>
+                <w:i/>
+                <w:iCs/>
+              </w:rPr>
+              <w:t xml:space="preserve">Auto </w:t>
+            </w:r>
+            <w:proofErr w:type="spellStart"/>
+            <w:r>
+              <w:rPr>
+                <w:i/>
+                <w:iCs/>
+              </w:rPr>
+              <w:t>Increment</w:t>
+            </w:r>
+            <w:proofErr w:type="spellEnd"/>
+            <w:r>
+              <w:t>,</w:t>
+            </w:r>
+            <w:r>
+              <w:rPr>
+                <w:i/>
+                <w:iCs/>
+              </w:rPr>
+              <w:t xml:space="preserve"> </w:t>
+            </w:r>
+            <w:proofErr w:type="spellStart"/>
+            <w:r>
+              <w:t>Primary</w:t>
+            </w:r>
+            <w:proofErr w:type="spellEnd"/>
+            <w:r>
+              <w:t xml:space="preserve"> </w:t>
+            </w:r>
+            <w:proofErr w:type="spellStart"/>
+            <w:r>
+              <w:t>key</w:t>
+            </w:r>
+            <w:proofErr w:type="spellEnd"/>
+          </w:p>
+        </w:tc>
+      </w:tr>
+      <w:tr>
+        <w:tc>
+          <w:tcPr>
+            <w:tcW w:w="4105" w:type="dxa"/>
+            <w:vAlign w:val="center"/>
+          </w:tcPr>
+          <w:p>
+            <w:pPr>
+              <w:ind w:firstLine="0"/>
+              <w:jc w:val="center"/>
+            </w:pPr>
+            <w:proofErr w:type="spellStart"/>
+            <w:r>
+              <w:t>username</w:t>
+            </w:r>
+            <w:proofErr w:type="spellEnd"/>
+          </w:p>
+        </w:tc>
+        <w:tc>
+          <w:tcPr>
+            <w:tcW w:w="4105" w:type="dxa"/>
+            <w:vAlign w:val="center"/>
+          </w:tcPr>
+          <w:p>
+            <w:pPr>
+              <w:ind w:firstLine="0"/>
+              <w:jc w:val="center"/>
+            </w:pPr>
+            <w:proofErr w:type="spellStart"/>
+            <w:r>
+              <w:t>v</w:t>
+            </w:r>
+            <w:r>
+              <w:t>archar</w:t>
+            </w:r>
+            <w:proofErr w:type="spellEnd"/>
+            <w:r>
+              <w:t xml:space="preserve"> </w:t>
+            </w:r>
+            <w:r>
+              <w:t xml:space="preserve">(100) </w:t>
+            </w:r>
+            <w:r>
+              <w:rPr>
+                <w:i/>
+                <w:iCs/>
+              </w:rPr>
+              <w:t>NULL</w:t>
+            </w:r>
+          </w:p>
+        </w:tc>
+      </w:tr>
+      <w:tr>
+        <w:tc>
+          <w:tcPr>
+            <w:tcW w:w="4105" w:type="dxa"/>
+            <w:vAlign w:val="center"/>
+          </w:tcPr>
+          <w:p>
+            <w:pPr>
+              <w:ind w:firstLine="0"/>
+              <w:jc w:val="center"/>
+            </w:pPr>
+            <w:proofErr w:type="spellStart"/>
+            <w:r>
+              <w:t>password</w:t>
+            </w:r>
+            <w:proofErr w:type="spellEnd"/>
+          </w:p>
+        </w:tc>
+        <w:tc>
+          <w:tcPr>
+            <w:tcW w:w="4105" w:type="dxa"/>
+            <w:vAlign w:val="center"/>
+          </w:tcPr>
+          <w:p>
+            <w:pPr>
+              <w:ind w:firstLine="0"/>
+              <w:jc w:val="center"/>
+            </w:pPr>
+            <w:proofErr w:type="spellStart"/>
+            <w:r>
+              <w:t>b</w:t>
+            </w:r>
+            <w:r>
+              <w:t>lob</w:t>
+            </w:r>
+            <w:proofErr w:type="spellEnd"/>
+            <w:r>
+              <w:t xml:space="preserve"> </w:t>
+            </w:r>
+            <w:r>
+              <w:rPr>
+                <w:i/>
+                <w:iCs/>
+              </w:rPr>
+              <w:t>NULL</w:t>
+            </w:r>
+          </w:p>
+        </w:tc>
+      </w:tr>
+      <w:tr>
+        <w:tc>
+          <w:tcPr>
+            <w:tcW w:w="4105" w:type="dxa"/>
+            <w:vAlign w:val="center"/>
+          </w:tcPr>
+          <w:p>
+            <w:pPr>
+              <w:ind w:firstLine="0"/>
+              <w:jc w:val="center"/>
+            </w:pPr>
+            <w:proofErr w:type="spellStart"/>
+            <w:r>
+              <w:lastRenderedPageBreak/>
+              <w:t>url</w:t>
+            </w:r>
+            <w:proofErr w:type="spellEnd"/>
+          </w:p>
+        </w:tc>
+        <w:tc>
+          <w:tcPr>
+            <w:tcW w:w="4105" w:type="dxa"/>
+            <w:vAlign w:val="center"/>
+          </w:tcPr>
+          <w:p>
+            <w:pPr>
+              <w:ind w:firstLine="0"/>
+              <w:jc w:val="center"/>
+            </w:pPr>
+            <w:proofErr w:type="spellStart"/>
+            <w:r>
+              <w:t>v</w:t>
+            </w:r>
+            <w:r>
+              <w:t>archar</w:t>
+            </w:r>
+            <w:proofErr w:type="spellEnd"/>
+            <w:r>
+              <w:t xml:space="preserve"> </w:t>
+            </w:r>
+            <w:r>
+              <w:t xml:space="preserve">(255) </w:t>
+            </w:r>
+            <w:r>
+              <w:rPr>
+                <w:i/>
+                <w:iCs/>
+              </w:rPr>
+              <w:t>NULL</w:t>
+            </w:r>
+          </w:p>
+        </w:tc>
+      </w:tr>
+      <w:tr>
+        <w:tc>
+          <w:tcPr>
+            <w:tcW w:w="4105" w:type="dxa"/>
+            <w:vAlign w:val="center"/>
+          </w:tcPr>
+          <w:p>
+            <w:pPr>
+              <w:ind w:firstLine="0"/>
+              <w:jc w:val="center"/>
+            </w:pPr>
+            <w:proofErr w:type="spellStart"/>
+            <w:r>
+              <w:t>user_id</w:t>
+            </w:r>
+            <w:proofErr w:type="spellEnd"/>
+          </w:p>
+        </w:tc>
+        <w:tc>
+          <w:tcPr>
+            <w:tcW w:w="4105" w:type="dxa"/>
+            <w:vAlign w:val="center"/>
+          </w:tcPr>
+          <w:p>
+            <w:pPr>
+              <w:ind w:firstLine="0"/>
+              <w:jc w:val="center"/>
+            </w:pPr>
+            <w:proofErr w:type="spellStart"/>
+            <w:r>
+              <w:t>b</w:t>
+            </w:r>
+            <w:r>
+              <w:t>igint</w:t>
+            </w:r>
+            <w:proofErr w:type="spellEnd"/>
+            <w:r>
+              <w:t xml:space="preserve"> </w:t>
+            </w:r>
+            <w:r>
+              <w:t xml:space="preserve">(20) </w:t>
+            </w:r>
+            <w:proofErr w:type="spellStart"/>
+            <w:r>
+              <w:t>unsigned</w:t>
+            </w:r>
+            <w:proofErr w:type="spellEnd"/>
+            <w:r>
+              <w:t xml:space="preserve"> </w:t>
+            </w:r>
+            <w:r>
+              <w:rPr>
+                <w:i/>
+                <w:iCs/>
+              </w:rPr>
+              <w:t>NULL</w:t>
+            </w:r>
+            <w:r>
+              <w:t xml:space="preserve">, </w:t>
+            </w:r>
+            <w:proofErr w:type="spellStart"/>
+            <w:r>
+              <w:t>foreign</w:t>
+            </w:r>
+            <w:proofErr w:type="spellEnd"/>
+            <w:r>
+              <w:t> </w:t>
+            </w:r>
+            <w:proofErr w:type="spellStart"/>
+            <w:r>
+              <w:t>key</w:t>
+            </w:r>
+            <w:proofErr w:type="spellEnd"/>
+            <w:r>
+              <w:t> (</w:t>
+            </w:r>
+            <w:proofErr w:type="spellStart"/>
+            <w:r>
+              <w:t>users</w:t>
+            </w:r>
+            <w:proofErr w:type="spellEnd"/>
+            <w:r>
+              <w:t xml:space="preserve"> (id))</w:t>
+            </w:r>
+          </w:p>
+        </w:tc>
+      </w:tr>
+      <w:tr>
+        <w:tc>
+          <w:tcPr>
+            <w:tcW w:w="4105" w:type="dxa"/>
+            <w:vAlign w:val="center"/>
+          </w:tcPr>
+          <w:p>
+            <w:pPr>
+              <w:ind w:firstLine="0"/>
+              <w:jc w:val="center"/>
+            </w:pPr>
+            <w:proofErr w:type="spellStart"/>
+            <w:r>
+              <w:t>group_id</w:t>
+            </w:r>
+            <w:proofErr w:type="spellEnd"/>
+          </w:p>
+        </w:tc>
+        <w:tc>
+          <w:tcPr>
+            <w:tcW w:w="4105" w:type="dxa"/>
+            <w:vAlign w:val="center"/>
+          </w:tcPr>
+          <w:p>
+            <w:pPr>
+              <w:ind w:firstLine="0"/>
+              <w:jc w:val="center"/>
+            </w:pPr>
+            <w:proofErr w:type="spellStart"/>
+            <w:r>
+              <w:t>b</w:t>
+            </w:r>
+            <w:r>
+              <w:t>igint</w:t>
+            </w:r>
+            <w:proofErr w:type="spellEnd"/>
+            <w:r>
+              <w:t xml:space="preserve"> </w:t>
+            </w:r>
+            <w:r>
+              <w:t xml:space="preserve">(20) </w:t>
+            </w:r>
+            <w:proofErr w:type="spellStart"/>
+            <w:r>
+              <w:t>unsigned</w:t>
+            </w:r>
+            <w:proofErr w:type="spellEnd"/>
+            <w:r>
+              <w:t xml:space="preserve"> </w:t>
+            </w:r>
+            <w:r>
+              <w:rPr>
+                <w:i/>
+                <w:iCs/>
+              </w:rPr>
+              <w:t>NULL</w:t>
+            </w:r>
+            <w:r>
+              <w:t xml:space="preserve">, </w:t>
+            </w:r>
+            <w:proofErr w:type="spellStart"/>
+            <w:r>
+              <w:t>foreign</w:t>
+            </w:r>
+            <w:proofErr w:type="spellEnd"/>
+            <w:r>
+              <w:t> </w:t>
+            </w:r>
+            <w:proofErr w:type="spellStart"/>
+            <w:r>
+              <w:t>key</w:t>
+            </w:r>
+            <w:proofErr w:type="spellEnd"/>
+            <w:r>
+              <w:t> (</w:t>
+            </w:r>
+            <w:proofErr w:type="spellStart"/>
+            <w:r>
+              <w:t>credentials_groups</w:t>
+            </w:r>
+            <w:proofErr w:type="spellEnd"/>
+            <w:r>
+              <w:t xml:space="preserve"> (id))</w:t>
+            </w:r>
+          </w:p>
+        </w:tc>
+      </w:tr>
+      <w:tr>
+        <w:tc>
+          <w:tcPr>
+            <w:tcW w:w="4105" w:type="dxa"/>
+            <w:vAlign w:val="center"/>
+          </w:tcPr>
+          <w:p>
+            <w:pPr>
+              <w:ind w:firstLine="0"/>
+              <w:jc w:val="center"/>
+            </w:pPr>
+            <w:proofErr w:type="spellStart"/>
+            <w:r>
+              <w:t>iv</w:t>
+            </w:r>
+            <w:proofErr w:type="spellEnd"/>
+          </w:p>
+        </w:tc>
+        <w:tc>
+          <w:tcPr>
+            <w:tcW w:w="4105" w:type="dxa"/>
+            <w:vAlign w:val="center"/>
+          </w:tcPr>
+          <w:p>
+            <w:pPr>
+              <w:keepNext/>
+              <w:ind w:firstLine="0"/>
+              <w:jc w:val="center"/>
+            </w:pPr>
+            <w:proofErr w:type="spellStart"/>
+            <w:r>
+              <w:t>v</w:t>
+            </w:r>
+            <w:r>
+              <w:t>arbinary</w:t>
+            </w:r>
+            <w:proofErr w:type="spellEnd"/>
+            <w:r>
+              <w:t xml:space="preserve"> </w:t>
+            </w:r>
+            <w:r>
+              <w:t>(16)</w:t>
+            </w:r>
+          </w:p>
+        </w:tc>
+      </w:tr>
+    </w:tbl>
+    <w:p>
+      <w:pPr>
+        <w:pStyle w:val="Titulek"/>
+      </w:pPr>
+      <w:r>
+        <w:t xml:space="preserve">Tabulka </w:t>
+      </w:r>
+      <w:r>
+        <w:fldChar w:fldCharType="begin"/>
+      </w:r>
+      <w:r>
+        <w:instrText xml:space="preserve"> SEQ Tabulka \* ARABIC </w:instrText>
+      </w:r>
+      <w:r>
+        <w:fldChar w:fldCharType="separate"/>
+      </w:r>
+      <w:r>
+        <w:rPr>
+          <w:noProof/>
+        </w:rPr>
+        <w:t>2</w:t>
+      </w:r>
+      <w:r>
+        <w:fldChar w:fldCharType="end"/>
+      </w:r>
+      <w:r>
+        <w:t xml:space="preserve"> </w:t>
+      </w:r>
+      <w:proofErr w:type="spellStart"/>
+      <w:r>
+        <w:t>Credentials</w:t>
+      </w:r>
+      <w:proofErr w:type="spellEnd"/>
+    </w:p>
+    <w:p>
+      <w:pPr>
+        <w:pStyle w:val="Nadpis3"/>
+      </w:pPr>
+      <w:r>
+        <w:t>Tabulka</w:t>
+      </w:r>
+      <w:r>
+        <w:t xml:space="preserve"> </w:t>
+      </w:r>
+      <w:proofErr w:type="spellStart"/>
+      <w:r>
+        <w:t>Credentials_group</w:t>
+      </w:r>
+      <w:r>
+        <w:t>s</w:t>
+      </w:r>
+      <w:proofErr w:type="spellEnd"/>
+    </w:p>
+    <w:p>
+      <w:pPr>
+        <w:pStyle w:val="Pokraovn"/>
+      </w:pPr>
+      <w:r>
+        <w:t xml:space="preserve">Táto tabulka slouží k ukládání kategorií. Primární klíč je nastavený na </w:t>
+      </w:r>
+      <w:r>
+        <w:t xml:space="preserve">pole id, který je datový typ </w:t>
+      </w:r>
+      <w:proofErr w:type="spellStart"/>
+      <w:r>
+        <w:t>bigint</w:t>
+      </w:r>
+      <w:proofErr w:type="spellEnd"/>
+      <w:r>
+        <w:t xml:space="preserve"> (20) a má nastaveno </w:t>
+      </w:r>
+      <w:proofErr w:type="spellStart"/>
+      <w:r>
+        <w:t>aoutoincrement</w:t>
+      </w:r>
+      <w:proofErr w:type="spellEnd"/>
+      <w:r>
+        <w:t>. Další hodnoty v tabulce jsou jméno skupiny (</w:t>
+      </w:r>
+      <w:proofErr w:type="spellStart"/>
+      <w:r>
+        <w:t>name</w:t>
+      </w:r>
+      <w:proofErr w:type="spellEnd"/>
+      <w:r>
+        <w:t xml:space="preserve">) datového typu </w:t>
+      </w:r>
+      <w:proofErr w:type="spellStart"/>
+      <w:r>
+        <w:t>varchar</w:t>
+      </w:r>
+      <w:proofErr w:type="spellEnd"/>
+      <w:r>
+        <w:t xml:space="preserve"> (255) a </w:t>
+      </w:r>
+      <w:proofErr w:type="spellStart"/>
+      <w:r>
+        <w:t>user_id</w:t>
+      </w:r>
+      <w:proofErr w:type="spellEnd"/>
+      <w:r>
+        <w:t xml:space="preserve"> datového typu </w:t>
+      </w:r>
+      <w:proofErr w:type="spellStart"/>
+      <w:r>
+        <w:t>bigint</w:t>
+      </w:r>
+      <w:proofErr w:type="spellEnd"/>
+      <w:r>
+        <w:t xml:space="preserve"> (20), která je propojena cizím klíčem s uživatelem, co vytvořil tuto skupinu v tabulce </w:t>
+      </w:r>
+      <w:proofErr w:type="spellStart"/>
+      <w:r>
+        <w:t>users</w:t>
+      </w:r>
+      <w:proofErr w:type="spellEnd"/>
+      <w:r>
+        <w:t xml:space="preserve"> spojena s hodnotou v poli id.</w:t>
+      </w:r>
+    </w:p>
+    <w:tbl>
+      <w:tblPr>
+        <w:tblStyle w:val="Mkatabulky"/>
+        <w:tblW w:w="0" w:type="auto"/>
+        <w:tblInd w:w="0" w:type="dxa"/>
+        <w:tblLook w:val="04A0" w:firstRow="1" w:lastRow="0" w:firstColumn="1" w:lastColumn="0" w:noHBand="0" w:noVBand="1"/>
+      </w:tblPr>
+      <w:tblGrid>
+        <w:gridCol w:w="4105"/>
+        <w:gridCol w:w="4105"/>
+      </w:tblGrid>
+      <w:tr>
+        <w:tc>
+          <w:tcPr>
+            <w:tcW w:w="4105" w:type="dxa"/>
+            <w:vAlign w:val="center"/>
+          </w:tcPr>
+          <w:p>
+            <w:pPr>
+              <w:pStyle w:val="Pokraovn"/>
+              <w:ind w:firstLine="0"/>
+              <w:jc w:val="center"/>
+            </w:pPr>
+            <w:r>
+              <w:rPr>
+                <w:b/>
+                <w:bCs/>
+              </w:rPr>
+              <w:t>Název sloupce</w:t>
+            </w:r>
+          </w:p>
+        </w:tc>
+        <w:tc>
+          <w:tcPr>
+            <w:tcW w:w="4105" w:type="dxa"/>
+            <w:vAlign w:val="center"/>
+          </w:tcPr>
+          <w:p>
+            <w:pPr>
+              <w:pStyle w:val="Pokraovn"/>
+              <w:ind w:firstLine="0"/>
+              <w:jc w:val="center"/>
+            </w:pPr>
+            <w:r>
+              <w:rPr>
+                <w:b/>
+                <w:bCs/>
+              </w:rPr>
+              <w:t>Typ</w:t>
+            </w:r>
+          </w:p>
+        </w:tc>
+      </w:tr>
+      <w:tr>
+        <w:tc>
+          <w:tcPr>
+            <w:tcW w:w="4105" w:type="dxa"/>
+            <w:vAlign w:val="center"/>
+          </w:tcPr>
+          <w:p>
+            <w:pPr>
+              <w:pStyle w:val="Pokraovn"/>
+              <w:ind w:firstLine="0"/>
+              <w:jc w:val="center"/>
+            </w:pPr>
+            <w:r>
+              <w:t>id</w:t>
+            </w:r>
+          </w:p>
+        </w:tc>
+        <w:tc>
+          <w:tcPr>
+            <w:tcW w:w="4105" w:type="dxa"/>
+            <w:vAlign w:val="center"/>
+          </w:tcPr>
+          <w:p>
+            <w:pPr>
+              <w:pStyle w:val="Pokraovn"/>
+              <w:ind w:firstLine="0"/>
+              <w:jc w:val="center"/>
+            </w:pPr>
+            <w:proofErr w:type="spellStart"/>
+            <w:r>
+              <w:t>b</w:t>
+            </w:r>
+            <w:r>
+              <w:t>igint</w:t>
+            </w:r>
+            <w:proofErr w:type="spellEnd"/>
+            <w:r>
+              <w:t xml:space="preserve"> </w:t>
+            </w:r>
+            <w:r>
+              <w:t xml:space="preserve">(20) </w:t>
+            </w:r>
+            <w:proofErr w:type="spellStart"/>
+            <w:r>
+              <w:t>unsigned</w:t>
+            </w:r>
+            <w:proofErr w:type="spellEnd"/>
+            <w:r>
+              <w:t xml:space="preserve"> </w:t>
+            </w:r>
+            <w:r>
+              <w:rPr>
+                <w:i/>
+                <w:iCs/>
+              </w:rPr>
+              <w:t xml:space="preserve">Auto </w:t>
+            </w:r>
+            <w:proofErr w:type="spellStart"/>
+            <w:r>
+              <w:rPr>
+                <w:i/>
+                <w:iCs/>
+              </w:rPr>
+              <w:t>Increment</w:t>
+            </w:r>
+            <w:proofErr w:type="spellEnd"/>
+            <w:r>
+              <w:t>,</w:t>
+            </w:r>
+            <w:r>
+              <w:rPr>
+                <w:i/>
+                <w:iCs/>
+              </w:rPr>
+              <w:t xml:space="preserve"> </w:t>
+            </w:r>
+            <w:proofErr w:type="spellStart"/>
+            <w:r>
+              <w:t>Primary</w:t>
+            </w:r>
+            <w:proofErr w:type="spellEnd"/>
+            <w:r>
+              <w:t xml:space="preserve"> </w:t>
+            </w:r>
+            <w:proofErr w:type="spellStart"/>
+            <w:r>
+              <w:t>key</w:t>
+            </w:r>
+            <w:proofErr w:type="spellEnd"/>
+          </w:p>
+        </w:tc>
+      </w:tr>
+      <w:tr>
+        <w:tc>
+          <w:tcPr>
+            <w:tcW w:w="4105" w:type="dxa"/>
+            <w:vAlign w:val="center"/>
+          </w:tcPr>
+          <w:p>
+            <w:pPr>
+              <w:pStyle w:val="Pokraovn"/>
+              <w:ind w:firstLine="0"/>
+              <w:jc w:val="center"/>
+            </w:pPr>
+            <w:proofErr w:type="spellStart"/>
+            <w:r>
+              <w:t>name</w:t>
+            </w:r>
+            <w:proofErr w:type="spellEnd"/>
+          </w:p>
+        </w:tc>
+        <w:tc>
+          <w:tcPr>
+            <w:tcW w:w="4105" w:type="dxa"/>
+            <w:vAlign w:val="center"/>
+          </w:tcPr>
+          <w:p>
+            <w:pPr>
+              <w:pStyle w:val="Pokraovn"/>
+              <w:ind w:firstLine="0"/>
+              <w:jc w:val="center"/>
+            </w:pPr>
+            <w:proofErr w:type="spellStart"/>
+            <w:r>
+              <w:t>v</w:t>
+            </w:r>
+            <w:r>
+              <w:t>archar</w:t>
+            </w:r>
+            <w:proofErr w:type="spellEnd"/>
+            <w:r>
+              <w:t xml:space="preserve"> </w:t>
+            </w:r>
+            <w:r>
+              <w:t xml:space="preserve">(255) </w:t>
+            </w:r>
+            <w:r>
+              <w:rPr>
+                <w:i/>
+                <w:iCs/>
+              </w:rPr>
+              <w:t>NULL</w:t>
+            </w:r>
+          </w:p>
+        </w:tc>
+      </w:tr>
+      <w:tr>
+        <w:tc>
+          <w:tcPr>
+            <w:tcW w:w="4105" w:type="dxa"/>
+            <w:vAlign w:val="center"/>
+          </w:tcPr>
+          <w:p>
+            <w:pPr>
+              <w:pStyle w:val="Pokraovn"/>
+              <w:ind w:firstLine="0"/>
+              <w:jc w:val="center"/>
+            </w:pPr>
+            <w:proofErr w:type="spellStart"/>
+            <w:r>
+              <w:t>user_id</w:t>
+            </w:r>
+            <w:proofErr w:type="spellEnd"/>
+          </w:p>
+        </w:tc>
+        <w:tc>
+          <w:tcPr>
+            <w:tcW w:w="4105" w:type="dxa"/>
+            <w:vAlign w:val="center"/>
+          </w:tcPr>
+          <w:p>
+            <w:pPr>
+              <w:pStyle w:val="Pokraovn"/>
+              <w:keepNext/>
+              <w:ind w:firstLine="0"/>
+              <w:jc w:val="center"/>
+            </w:pPr>
+            <w:proofErr w:type="spellStart"/>
+            <w:r>
+              <w:t>b</w:t>
+            </w:r>
+            <w:r>
+              <w:t>igint</w:t>
+            </w:r>
+            <w:proofErr w:type="spellEnd"/>
+            <w:r>
+              <w:t xml:space="preserve"> </w:t>
+            </w:r>
+            <w:r>
+              <w:t xml:space="preserve">(20) </w:t>
+            </w:r>
+            <w:proofErr w:type="spellStart"/>
+            <w:r>
+              <w:t>unsigned</w:t>
+            </w:r>
+            <w:proofErr w:type="spellEnd"/>
+            <w:r>
+              <w:t xml:space="preserve"> </w:t>
+            </w:r>
+            <w:r>
+              <w:rPr>
+                <w:i/>
+                <w:iCs/>
+              </w:rPr>
+              <w:t>NULL</w:t>
+            </w:r>
+            <w:r>
+              <w:t xml:space="preserve">, </w:t>
+            </w:r>
+            <w:proofErr w:type="spellStart"/>
+            <w:r>
+              <w:t>foreign</w:t>
+            </w:r>
+            <w:proofErr w:type="spellEnd"/>
+            <w:r>
+              <w:t> </w:t>
+            </w:r>
+            <w:proofErr w:type="spellStart"/>
+            <w:r>
+              <w:t>key</w:t>
+            </w:r>
+            <w:proofErr w:type="spellEnd"/>
+            <w:r>
+              <w:t> (</w:t>
+            </w:r>
+            <w:proofErr w:type="spellStart"/>
+            <w:r>
+              <w:t>users</w:t>
+            </w:r>
+            <w:proofErr w:type="spellEnd"/>
+            <w:r>
+              <w:t xml:space="preserve"> (id))</w:t>
+            </w:r>
+          </w:p>
+        </w:tc>
+      </w:tr>
+    </w:tbl>
+    <w:p>
+      <w:pPr>
+        <w:pStyle w:val="Titulek"/>
+      </w:pPr>
+      <w:r>
+        <w:t xml:space="preserve">Tabulka </w:t>
+      </w:r>
+      <w:r>
+        <w:fldChar w:fldCharType="begin"/>
+      </w:r>
+      <w:r>
+        <w:instrText xml:space="preserve"> SEQ Tabulka \* ARABIC </w:instrText>
+      </w:r>
+      <w:r>
+        <w:fldChar w:fldCharType="separate"/>
+      </w:r>
+      <w:r>
+        <w:rPr>
+          <w:noProof/>
+        </w:rPr>
+        <w:t>3</w:t>
+      </w:r>
+      <w:r>
+        <w:fldChar w:fldCharType="end"/>
+      </w:r>
+      <w:r>
+        <w:t xml:space="preserve"> </w:t>
+      </w:r>
+      <w:proofErr w:type="spellStart"/>
+      <w:r>
+        <w:t>Credentials_groups</w:t>
+      </w:r>
+      <w:proofErr w:type="spellEnd"/>
+    </w:p>
+    <w:p>
+      <w:pPr>
+        <w:pStyle w:val="Nadpis2"/>
+      </w:pPr>
+      <w:r>
+        <w:t xml:space="preserve">Tabulka </w:t>
+      </w:r>
+      <w:proofErr w:type="spellStart"/>
+      <w:r>
+        <w:t>Users_roles</w:t>
+      </w:r>
+      <w:proofErr w:type="spellEnd"/>
+    </w:p>
+    <w:p>
+      <w:pPr>
+        <w:pStyle w:val="Pokraovn"/>
+      </w:pPr>
+      <w:r>
+        <w:t xml:space="preserve">Tabulka </w:t>
+      </w:r>
+      <w:proofErr w:type="spellStart"/>
+      <w:r>
+        <w:t>users_roles</w:t>
+      </w:r>
+      <w:proofErr w:type="spellEnd"/>
+      <w:r>
+        <w:t xml:space="preserve"> obsahuje </w:t>
+      </w:r>
+      <w:r>
+        <w:t xml:space="preserve">role pouze dvě hodnoty, a to jsou role admina a role uživatele. Její struktura je složená z id pole datového typu </w:t>
+      </w:r>
+      <w:proofErr w:type="spellStart"/>
+      <w:r>
+        <w:t>bigint</w:t>
+      </w:r>
+      <w:proofErr w:type="spellEnd"/>
+      <w:r>
+        <w:t xml:space="preserve"> (20), který je primární klíč pro tuto tabulku, má nastaveno </w:t>
+      </w:r>
+      <w:proofErr w:type="spellStart"/>
+      <w:r>
+        <w:t>autoincrement</w:t>
+      </w:r>
+      <w:proofErr w:type="spellEnd"/>
+      <w:r>
+        <w:t xml:space="preserve"> a pole název role (</w:t>
+      </w:r>
+      <w:proofErr w:type="spellStart"/>
+      <w:r>
+        <w:t>role_name</w:t>
+      </w:r>
+      <w:proofErr w:type="spellEnd"/>
+      <w:r>
+        <w:t xml:space="preserve">) datového typu </w:t>
+      </w:r>
+      <w:proofErr w:type="spellStart"/>
+      <w:r>
+        <w:t>varchar</w:t>
+      </w:r>
+      <w:proofErr w:type="spellEnd"/>
+      <w:r>
+        <w:t xml:space="preserve"> (100).</w:t>
+      </w:r>
+    </w:p>
+    <w:tbl>
+      <w:tblPr>
+        <w:tblStyle w:val="Mkatabulky"/>
+        <w:tblW w:w="0" w:type="auto"/>
+        <w:tblInd w:w="0" w:type="dxa"/>
+        <w:tblLook w:val="04A0" w:firstRow="1" w:lastRow="0" w:firstColumn="1" w:lastColumn="0" w:noHBand="0" w:noVBand="1"/>
+      </w:tblPr>
+      <w:tblGrid>
+        <w:gridCol w:w="4105"/>
+        <w:gridCol w:w="4105"/>
+      </w:tblGrid>
+      <w:tr>
+        <w:tc>
+          <w:tcPr>
+            <w:tcW w:w="4105" w:type="dxa"/>
+            <w:vAlign w:val="center"/>
+          </w:tcPr>
+          <w:p>
+            <w:pPr>
+              <w:ind w:hanging="109"/>
+              <w:jc w:val="center"/>
+            </w:pPr>
+            <w:r>
+              <w:rPr>
+                <w:b/>
+                <w:bCs/>
+              </w:rPr>
+              <w:lastRenderedPageBreak/>
+              <w:t>Název sloupce</w:t>
+            </w:r>
+          </w:p>
+        </w:tc>
+        <w:tc>
+          <w:tcPr>
+            <w:tcW w:w="4105" w:type="dxa"/>
+            <w:vAlign w:val="center"/>
+          </w:tcPr>
+          <w:p>
+            <w:pPr>
+              <w:ind w:hanging="109"/>
+              <w:jc w:val="center"/>
+            </w:pPr>
+            <w:r>
+              <w:rPr>
+                <w:b/>
+                <w:bCs/>
+              </w:rPr>
+              <w:t>Typ</w:t>
+            </w:r>
+          </w:p>
+        </w:tc>
+      </w:tr>
+      <w:tr>
+        <w:tc>
+          <w:tcPr>
+            <w:tcW w:w="4105" w:type="dxa"/>
+            <w:vAlign w:val="center"/>
+          </w:tcPr>
+          <w:p>
+            <w:pPr>
+              <w:ind w:hanging="109"/>
+              <w:jc w:val="center"/>
+            </w:pPr>
+            <w:r>
+              <w:t>id</w:t>
+            </w:r>
+          </w:p>
+        </w:tc>
+        <w:tc>
+          <w:tcPr>
+            <w:tcW w:w="4105" w:type="dxa"/>
+            <w:vAlign w:val="center"/>
+          </w:tcPr>
+          <w:p>
+            <w:pPr>
+              <w:ind w:hanging="109"/>
+              <w:jc w:val="center"/>
+            </w:pPr>
+            <w:proofErr w:type="spellStart"/>
+            <w:r>
+              <w:t>b</w:t>
+            </w:r>
+            <w:r>
+              <w:t>igint</w:t>
+            </w:r>
+            <w:proofErr w:type="spellEnd"/>
+            <w:r>
+              <w:t xml:space="preserve"> </w:t>
+            </w:r>
+            <w:r>
+              <w:t xml:space="preserve">(20) </w:t>
+            </w:r>
+            <w:proofErr w:type="spellStart"/>
+            <w:r>
+              <w:t>unsigned</w:t>
+            </w:r>
+            <w:proofErr w:type="spellEnd"/>
+            <w:r>
+              <w:t xml:space="preserve"> </w:t>
+            </w:r>
+            <w:r>
+              <w:rPr>
+                <w:i/>
+                <w:iCs/>
+              </w:rPr>
+              <w:t xml:space="preserve">Auto </w:t>
+            </w:r>
+            <w:proofErr w:type="spellStart"/>
+            <w:r>
+              <w:rPr>
+                <w:i/>
+                <w:iCs/>
+              </w:rPr>
+              <w:t>Increment</w:t>
+            </w:r>
+            <w:proofErr w:type="spellEnd"/>
+            <w:r>
+              <w:t>,</w:t>
+            </w:r>
+            <w:r>
+              <w:rPr>
+                <w:i/>
+                <w:iCs/>
+              </w:rPr>
+              <w:t xml:space="preserve"> </w:t>
+            </w:r>
+            <w:proofErr w:type="spellStart"/>
+            <w:r>
+              <w:t>Primary</w:t>
+            </w:r>
+            <w:proofErr w:type="spellEnd"/>
+            <w:r>
+              <w:t xml:space="preserve"> </w:t>
+            </w:r>
+            <w:proofErr w:type="spellStart"/>
+            <w:r>
+              <w:t>key</w:t>
+            </w:r>
+            <w:proofErr w:type="spellEnd"/>
+          </w:p>
+        </w:tc>
+      </w:tr>
+      <w:tr>
+        <w:tc>
+          <w:tcPr>
+            <w:tcW w:w="4105" w:type="dxa"/>
+            <w:vAlign w:val="center"/>
+          </w:tcPr>
+          <w:p>
+            <w:pPr>
+              <w:ind w:hanging="109"/>
+              <w:jc w:val="center"/>
+            </w:pPr>
+            <w:proofErr w:type="spellStart"/>
+            <w:r>
+              <w:t>role_name</w:t>
+            </w:r>
+            <w:proofErr w:type="spellEnd"/>
+          </w:p>
+        </w:tc>
+        <w:tc>
+          <w:tcPr>
+            <w:tcW w:w="4105" w:type="dxa"/>
+            <w:vAlign w:val="center"/>
+          </w:tcPr>
+          <w:p>
+            <w:pPr>
+              <w:keepNext/>
+              <w:ind w:hanging="109"/>
+              <w:jc w:val="center"/>
+            </w:pPr>
+            <w:proofErr w:type="spellStart"/>
+            <w:r>
+              <w:t>v</w:t>
+            </w:r>
+            <w:r>
+              <w:t>archar</w:t>
+            </w:r>
+            <w:proofErr w:type="spellEnd"/>
+            <w:r>
+              <w:t xml:space="preserve"> </w:t>
+            </w:r>
+            <w:r>
+              <w:t xml:space="preserve">(100) </w:t>
+            </w:r>
+            <w:r>
+              <w:rPr>
+                <w:i/>
+                <w:iCs/>
+              </w:rPr>
+              <w:t>NULL</w:t>
+            </w:r>
+          </w:p>
+        </w:tc>
+      </w:tr>
+    </w:tbl>
+    <w:p>
+      <w:pPr>
+        <w:pStyle w:val="Titulek"/>
+      </w:pPr>
+      <w:r>
+        <w:t xml:space="preserve">Tabulka </w:t>
+      </w:r>
+      <w:r>
+        <w:fldChar w:fldCharType="begin"/>
+      </w:r>
+      <w:r>
+        <w:instrText xml:space="preserve"> SEQ Tabulka \* ARABIC </w:instrText>
+      </w:r>
+      <w:r>
+        <w:fldChar w:fldCharType="separate"/>
+      </w:r>
+      <w:r>
+        <w:rPr>
+          <w:noProof/>
+        </w:rPr>
+        <w:t>4</w:t>
+      </w:r>
+      <w:r>
+        <w:fldChar w:fldCharType="end"/>
+      </w:r>
+      <w:r>
+        <w:t xml:space="preserve"> </w:t>
+      </w:r>
+      <w:proofErr w:type="spellStart"/>
+      <w:r>
+        <w:t>Users_roles</w:t>
+      </w:r>
+      <w:proofErr w:type="spellEnd"/>
+    </w:p>
+    <w:p>
+      <w:pPr>
+        <w:pStyle w:val="Nadpis2"/>
+      </w:pPr>
+      <w:r>
+        <w:t xml:space="preserve">Tabulka </w:t>
+      </w:r>
+      <w:proofErr w:type="spellStart"/>
+      <w:r>
+        <w:t>shared_groups</w:t>
+      </w:r>
+      <w:proofErr w:type="spellEnd"/>
+    </w:p>
+    <w:p>
+      <w:pPr>
+        <w:pStyle w:val="Pokraovn"/>
+      </w:pPr>
+      <w:r>
+        <w:t xml:space="preserve">Tabulka </w:t>
+      </w:r>
+      <w:proofErr w:type="spellStart"/>
+      <w:r>
+        <w:t>shared_groups</w:t>
+      </w:r>
+      <w:proofErr w:type="spellEnd"/>
+      <w:r>
+        <w:t xml:space="preserve"> obsahuje data o odesláni kategorie jinému uživateli. Primární klíč je nastavený na id pole datového typu </w:t>
+      </w:r>
+      <w:proofErr w:type="spellStart"/>
+      <w:r>
+        <w:t>bigint</w:t>
+      </w:r>
+      <w:proofErr w:type="spellEnd"/>
+      <w:r>
+        <w:t xml:space="preserve"> (20), který má nastaveno </w:t>
+      </w:r>
+      <w:proofErr w:type="spellStart"/>
+      <w:r>
+        <w:t>autoincrement</w:t>
+      </w:r>
+      <w:proofErr w:type="spellEnd"/>
+      <w:r>
+        <w:t xml:space="preserve">. V tabulce se dále nachází pole </w:t>
+      </w:r>
+      <w:proofErr w:type="spellStart"/>
+      <w:r>
+        <w:t>user_id</w:t>
+      </w:r>
+      <w:proofErr w:type="spellEnd"/>
+      <w:r>
+        <w:t xml:space="preserve"> datového typu </w:t>
+      </w:r>
+      <w:proofErr w:type="spellStart"/>
+      <w:r>
+        <w:t>bigint</w:t>
+      </w:r>
+      <w:proofErr w:type="spellEnd"/>
+      <w:r>
+        <w:t xml:space="preserve"> (20), které je propojeno s cizím klíčem s hodnotou uživatele, kterému je posílána kategorie s tabulkou </w:t>
+      </w:r>
+      <w:proofErr w:type="spellStart"/>
+      <w:r>
+        <w:t>users</w:t>
+      </w:r>
+      <w:proofErr w:type="spellEnd"/>
+      <w:r>
+        <w:t xml:space="preserve"> s uživatelovým id a pole </w:t>
+      </w:r>
+      <w:proofErr w:type="spellStart"/>
+      <w:r>
+        <w:t>group_id</w:t>
+      </w:r>
+      <w:proofErr w:type="spellEnd"/>
+      <w:r>
+        <w:t xml:space="preserve"> </w:t>
+      </w:r>
+      <w:r>
+        <w:t xml:space="preserve">datového typu </w:t>
+      </w:r>
+      <w:proofErr w:type="spellStart"/>
+      <w:r>
+        <w:t>bigint</w:t>
+      </w:r>
+      <w:proofErr w:type="spellEnd"/>
+      <w:r>
+        <w:t xml:space="preserve"> (20), které je propojeno s cizím klíčem s hodnotou</w:t>
+      </w:r>
+      <w:r>
+        <w:t xml:space="preserve"> z tabulky </w:t>
+      </w:r>
+      <w:proofErr w:type="spellStart"/>
+      <w:r>
+        <w:t>credentilas_groups</w:t>
+      </w:r>
+      <w:proofErr w:type="spellEnd"/>
+      <w:r>
+        <w:t>, která se posílá uživateli.</w:t>
+      </w:r>
+    </w:p>
+    <w:tbl>
+      <w:tblPr>
+        <w:tblStyle w:val="Mkatabulky"/>
+        <w:tblW w:w="0" w:type="auto"/>
+        <w:tblInd w:w="0" w:type="dxa"/>
+        <w:tblLook w:val="04A0" w:firstRow="1" w:lastRow="0" w:firstColumn="1" w:lastColumn="0" w:noHBand="0" w:noVBand="1"/>
+      </w:tblPr>
+      <w:tblGrid>
+        <w:gridCol w:w="4105"/>
+        <w:gridCol w:w="4105"/>
+      </w:tblGrid>
+      <w:tr>
+        <w:tc>
+          <w:tcPr>
+            <w:tcW w:w="4105" w:type="dxa"/>
+            <w:vAlign w:val="center"/>
+          </w:tcPr>
+          <w:p>
+            <w:pPr>
+              <w:ind w:firstLine="0"/>
+              <w:jc w:val="center"/>
+            </w:pPr>
+            <w:r>
+              <w:rPr>
+                <w:b/>
+                <w:bCs/>
+              </w:rPr>
+              <w:t>Název sloupce</w:t>
+            </w:r>
+          </w:p>
+        </w:tc>
+        <w:tc>
+          <w:tcPr>
+            <w:tcW w:w="4105" w:type="dxa"/>
+            <w:vAlign w:val="center"/>
+          </w:tcPr>
+          <w:p>
+            <w:pPr>
+              <w:ind w:firstLine="0"/>
+              <w:jc w:val="center"/>
+            </w:pPr>
+            <w:r>
+              <w:rPr>
+                <w:b/>
+                <w:bCs/>
+              </w:rPr>
+              <w:t>Typ</w:t>
+            </w:r>
+          </w:p>
+        </w:tc>
+      </w:tr>
+      <w:tr>
+        <w:tc>
+          <w:tcPr>
+            <w:tcW w:w="4105" w:type="dxa"/>
+            <w:vAlign w:val="center"/>
+          </w:tcPr>
+          <w:p>
+            <w:pPr>
+              <w:ind w:firstLine="0"/>
+              <w:jc w:val="center"/>
+            </w:pPr>
+            <w:r>
+              <w:t>id</w:t>
+            </w:r>
+          </w:p>
+        </w:tc>
+        <w:tc>
+          <w:tcPr>
+            <w:tcW w:w="4105" w:type="dxa"/>
+            <w:vAlign w:val="center"/>
+          </w:tcPr>
+          <w:p>
+            <w:pPr>
+              <w:ind w:firstLine="0"/>
+              <w:jc w:val="center"/>
+            </w:pPr>
+            <w:proofErr w:type="spellStart"/>
+            <w:r>
+              <w:t>b</w:t>
+            </w:r>
+            <w:r>
+              <w:t>igint</w:t>
+            </w:r>
+            <w:proofErr w:type="spellEnd"/>
+            <w:r>
+              <w:t xml:space="preserve"> </w:t>
+            </w:r>
+            <w:r>
+              <w:t xml:space="preserve">(20) </w:t>
+            </w:r>
+            <w:proofErr w:type="spellStart"/>
+            <w:r>
+              <w:t>unsigned</w:t>
+            </w:r>
+            <w:proofErr w:type="spellEnd"/>
+            <w:r>
+              <w:t xml:space="preserve"> </w:t>
+            </w:r>
+            <w:r>
+              <w:rPr>
+                <w:i/>
+                <w:iCs/>
+              </w:rPr>
+              <w:t xml:space="preserve">Auto </w:t>
+            </w:r>
+            <w:proofErr w:type="spellStart"/>
+            <w:r>
+              <w:rPr>
+                <w:i/>
+                <w:iCs/>
+              </w:rPr>
+              <w:t>Increment</w:t>
+            </w:r>
+            <w:proofErr w:type="spellEnd"/>
+            <w:r>
+              <w:t>,</w:t>
+            </w:r>
+            <w:r>
+              <w:rPr>
+                <w:i/>
+                <w:iCs/>
+              </w:rPr>
+              <w:t xml:space="preserve"> </w:t>
+            </w:r>
+            <w:proofErr w:type="spellStart"/>
+            <w:r>
+              <w:t>Primary</w:t>
+            </w:r>
+            <w:proofErr w:type="spellEnd"/>
+            <w:r>
+              <w:t xml:space="preserve"> </w:t>
+            </w:r>
+            <w:proofErr w:type="spellStart"/>
+            <w:r>
+              <w:t>key</w:t>
+            </w:r>
+            <w:proofErr w:type="spellEnd"/>
+          </w:p>
+        </w:tc>
+      </w:tr>
+      <w:tr>
+        <w:tc>
+          <w:tcPr>
+            <w:tcW w:w="4105" w:type="dxa"/>
+            <w:vAlign w:val="center"/>
+          </w:tcPr>
+          <w:p>
+            <w:pPr>
+              <w:ind w:firstLine="0"/>
+              <w:jc w:val="center"/>
+            </w:pPr>
+            <w:proofErr w:type="spellStart"/>
+            <w:r>
+              <w:t>user_id</w:t>
+            </w:r>
+            <w:proofErr w:type="spellEnd"/>
+          </w:p>
+        </w:tc>
+        <w:tc>
+          <w:tcPr>
+            <w:tcW w:w="4105" w:type="dxa"/>
+            <w:vAlign w:val="center"/>
+          </w:tcPr>
+          <w:p>
+            <w:pPr>
+              <w:ind w:firstLine="0"/>
+              <w:jc w:val="center"/>
+            </w:pPr>
+            <w:proofErr w:type="spellStart"/>
+            <w:r>
+              <w:t>b</w:t>
+            </w:r>
+            <w:r>
+              <w:t>igint</w:t>
+            </w:r>
+            <w:proofErr w:type="spellEnd"/>
+            <w:r>
+              <w:t xml:space="preserve"> </w:t>
+            </w:r>
+            <w:r>
+              <w:t xml:space="preserve">(20) </w:t>
+            </w:r>
+            <w:proofErr w:type="spellStart"/>
+            <w:r>
+              <w:t>unsigned</w:t>
+            </w:r>
+            <w:proofErr w:type="spellEnd"/>
+            <w:r>
+              <w:t xml:space="preserve"> </w:t>
+            </w:r>
+            <w:r>
+              <w:rPr>
+                <w:i/>
+                <w:iCs/>
+              </w:rPr>
+              <w:t>NULL</w:t>
+            </w:r>
+            <w:r>
+              <w:t xml:space="preserve">, </w:t>
+            </w:r>
+            <w:proofErr w:type="spellStart"/>
+            <w:r>
+              <w:t>foreign</w:t>
+            </w:r>
+            <w:proofErr w:type="spellEnd"/>
+            <w:r>
+              <w:t> </w:t>
+            </w:r>
+            <w:proofErr w:type="spellStart"/>
+            <w:r>
+              <w:t>key</w:t>
+            </w:r>
+            <w:proofErr w:type="spellEnd"/>
+            <w:r>
+              <w:t> (</w:t>
+            </w:r>
+            <w:proofErr w:type="spellStart"/>
+            <w:r>
+              <w:t>users</w:t>
+            </w:r>
+            <w:proofErr w:type="spellEnd"/>
+            <w:r>
+              <w:t xml:space="preserve"> (id))</w:t>
+            </w:r>
+          </w:p>
+        </w:tc>
+      </w:tr>
+      <w:tr>
+        <w:tc>
+          <w:tcPr>
+            <w:tcW w:w="4105" w:type="dxa"/>
+            <w:vAlign w:val="center"/>
+          </w:tcPr>
+          <w:p>
+            <w:pPr>
+              <w:ind w:firstLine="0"/>
+              <w:jc w:val="center"/>
+            </w:pPr>
+            <w:proofErr w:type="spellStart"/>
+            <w:r>
+              <w:t>group_id</w:t>
+            </w:r>
+            <w:proofErr w:type="spellEnd"/>
+          </w:p>
+        </w:tc>
+        <w:tc>
+          <w:tcPr>
+            <w:tcW w:w="4105" w:type="dxa"/>
+            <w:vAlign w:val="center"/>
+          </w:tcPr>
+          <w:p>
+            <w:pPr>
+              <w:keepNext/>
+              <w:ind w:firstLine="0"/>
+              <w:jc w:val="center"/>
+            </w:pPr>
+            <w:proofErr w:type="spellStart"/>
+            <w:r>
+              <w:t>b</w:t>
+            </w:r>
+            <w:r>
+              <w:t>igint</w:t>
+            </w:r>
+            <w:proofErr w:type="spellEnd"/>
+            <w:r>
+              <w:t xml:space="preserve"> </w:t>
+            </w:r>
+            <w:r>
+              <w:t xml:space="preserve">(20) </w:t>
+            </w:r>
+            <w:proofErr w:type="spellStart"/>
+            <w:r>
+              <w:t>unsigned</w:t>
+            </w:r>
+            <w:proofErr w:type="spellEnd"/>
+            <w:r>
+              <w:t xml:space="preserve"> </w:t>
+            </w:r>
+            <w:r>
+              <w:rPr>
+                <w:i/>
+                <w:iCs/>
+              </w:rPr>
+              <w:t>NULL</w:t>
+            </w:r>
+            <w:r>
+              <w:t xml:space="preserve">, </w:t>
+            </w:r>
+            <w:proofErr w:type="spellStart"/>
+            <w:r>
+              <w:t>foreign</w:t>
+            </w:r>
+            <w:proofErr w:type="spellEnd"/>
+            <w:r>
+              <w:t> </w:t>
+            </w:r>
+            <w:proofErr w:type="spellStart"/>
+            <w:r>
+              <w:t>key</w:t>
+            </w:r>
+            <w:proofErr w:type="spellEnd"/>
+            <w:r>
+              <w:t> (</w:t>
+            </w:r>
+            <w:proofErr w:type="spellStart"/>
+            <w:r>
+              <w:t>credentials_groups</w:t>
+            </w:r>
+            <w:proofErr w:type="spellEnd"/>
+            <w:r>
+              <w:t xml:space="preserve"> (id))</w:t>
+            </w:r>
+          </w:p>
+        </w:tc>
+      </w:tr>
+    </w:tbl>
+    <w:p>
+      <w:pPr>
+        <w:pStyle w:val="Titulek"/>
+      </w:pPr>
+      <w:r>
+        <w:t xml:space="preserve">Tabulka </w:t>
+      </w:r>
+      <w:r>
+        <w:fldChar w:fldCharType="begin"/>
+      </w:r>
+      <w:r>
+        <w:instrText xml:space="preserve"> SEQ Tabulka \* ARABIC </w:instrText>
+      </w:r>
+      <w:r>
+        <w:fldChar w:fldCharType="separate"/>
+      </w:r>
+      <w:r>
+        <w:rPr>
+          <w:noProof/>
+        </w:rPr>
+        <w:t>5</w:t>
+      </w:r>
+      <w:r>
+        <w:fldChar w:fldCharType="end"/>
+      </w:r>
+      <w:r>
+        <w:t xml:space="preserve"> </w:t>
+      </w:r>
+      <w:proofErr w:type="spellStart"/>
+      <w:r>
+        <w:t>Shared_groups</w:t>
+      </w:r>
+      <w:proofErr w:type="spellEnd"/>
+    </w:p>
+    <w:p>
+      <w:pPr>
+        <w:spacing w:before="0" w:after="160" w:line="259" w:lineRule="auto"/>
+        <w:jc w:val="left"/>
+        <w:rPr>
+          <w:bCs/>
+          <w:i/>
+          <w:sz w:val="22"/>
+          <w:szCs w:val="22"/>
+        </w:rPr>
+      </w:pPr>
+      <w:r>
+        <w:br w:type="page"/>
+      </w:r>
+    </w:p>
+    <w:p>
+      <w:pPr>
+        <w:pStyle w:val="Titulek"/>
+      </w:pPr>
+    </w:p>
+    <w:p>
+      <w:pPr>
+        <w:pStyle w:val="Nadpis3"/>
+      </w:pPr>
+      <w:bookmarkStart w:id="55" w:name="_Toc216301981"/>
+      <w:r>
+        <w:t>ER diagram</w:t>
       </w:r>
       <w:bookmarkEnd w:id="55"/>
     </w:p>
     <w:p>
       <w:pPr>
+        <w:pStyle w:val="Pokraovn"/>
+      </w:pPr>
+      <w:r>
+        <w:t>ER diagram znázorňuje vztahy mezi tabulkami v databázi.</w:t>
+      </w:r>
+    </w:p>
+    <w:p>
+      <w:r>
+        <w:drawing>
+          <wp:inline distT="0" distB="0" distL="0" distR="0" wp14:anchorId="4A2C074E" wp14:editId="16A343DE">
+            <wp:extent cx="5219700" cy="3816985"/>
+            <wp:effectExtent l="0" t="0" r="0" b="0"/>
+            <wp:docPr id="269620830" name="Obrázek 1" descr="Obsah obrázku text, číslo, Písmo, snímek obrazovky&#10;&#10;Obsah generovaný pomocí AI může být nesprávný."/>
+            <wp:cNvGraphicFramePr>
+              <a:graphicFrameLocks xmlns:a="http://schemas.openxmlformats.org/drawingml/2006/main" noChangeAspect="1"/>
+            </wp:cNvGraphicFramePr>
+            <a:graphic xmlns:a="http://schemas.openxmlformats.org/drawingml/2006/main">
+              <a:graphicData uri="http://schemas.openxmlformats.org/drawingml/2006/picture">
+                <pic:pic xmlns:pic="http://schemas.openxmlformats.org/drawingml/2006/picture">
+                  <pic:nvPicPr>
+                    <pic:cNvPr id="269620830" name="Obrázek 1" descr="Obsah obrázku text, číslo, Písmo, snímek obrazovky&#10;&#10;Obsah generovaný pomocí AI může být nesprávný."/>
+                    <pic:cNvPicPr/>
+                  </pic:nvPicPr>
+                  <pic:blipFill>
+                    <a:blip r:embed="rId10"/>
+                    <a:stretch>
+                      <a:fillRect/>
+                    </a:stretch>
+                  </pic:blipFill>
+                  <pic:spPr>
+                    <a:xfrm>
+                      <a:off x="0" y="0"/>
+                      <a:ext cx="5219700" cy="3816985"/>
+                    </a:xfrm>
+                    <a:prstGeom prst="rect">
+                      <a:avLst/>
+                    </a:prstGeom>
+                  </pic:spPr>
+                </pic:pic>
+              </a:graphicData>
+            </a:graphic>
+          </wp:inline>
+        </w:drawing>
+      </w:r>
+    </w:p>
+    <w:p/>
+    <w:p>
+      <w:pPr>
         <w:pStyle w:val="Nadpis3"/>
       </w:pPr>
-      <w:bookmarkStart w:id="56" w:name="_Toc216301981"/>
-      <w:r>
-        <w:t>ER diagram</w:t>
+      <w:r>
+        <w:t xml:space="preserve">Vztah mezi </w:t>
+      </w:r>
+      <w:proofErr w:type="spellStart"/>
+      <w:r>
+        <w:t>users</w:t>
+      </w:r>
+      <w:proofErr w:type="spellEnd"/>
+      <w:r>
+        <w:t xml:space="preserve"> a </w:t>
+      </w:r>
+      <w:proofErr w:type="spellStart"/>
+      <w:r>
+        <w:t>credentials</w:t>
+      </w:r>
+      <w:proofErr w:type="spellEnd"/>
+      <w:r>
+        <w:t xml:space="preserve"> (1: N)</w:t>
+      </w:r>
+    </w:p>
+    <w:p>
+      <w:pPr>
+        <w:pStyle w:val="Pokraovn"/>
+      </w:pPr>
+      <w:r>
+        <w:t xml:space="preserve">Jeden uživatel může vlastnit více uložených hesel. Tento vztah je implementován pomocí cizího klíče </w:t>
+      </w:r>
+      <w:proofErr w:type="spellStart"/>
+      <w:r>
+        <w:t>user_id</w:t>
+      </w:r>
+      <w:proofErr w:type="spellEnd"/>
+      <w:r>
+        <w:t xml:space="preserve"> v tabulce </w:t>
+      </w:r>
+      <w:proofErr w:type="spellStart"/>
+      <w:r>
+        <w:t>credentials</w:t>
+      </w:r>
+      <w:proofErr w:type="spellEnd"/>
+      <w:r>
+        <w:t xml:space="preserve">, který odkazuje na primární klíč id v tabulce </w:t>
+      </w:r>
+      <w:proofErr w:type="spellStart"/>
+      <w:r>
+        <w:t>users</w:t>
+      </w:r>
+      <w:proofErr w:type="spellEnd"/>
+      <w:r>
+        <w:t>. Vztah je definován s omezením ON DELETE CASCADE, což zajišťuje automatické smazání všech hesel při odstranění uživatelského účtu.</w:t>
+      </w:r>
+    </w:p>
+    <w:p>
+      <w:pPr>
+        <w:pStyle w:val="Nadpis3"/>
+      </w:pPr>
+      <w:r>
+        <w:t xml:space="preserve">Vztah mezi </w:t>
+      </w:r>
+      <w:proofErr w:type="spellStart"/>
+      <w:r>
+        <w:t>users</w:t>
+      </w:r>
+      <w:proofErr w:type="spellEnd"/>
+      <w:r>
+        <w:t xml:space="preserve"> a </w:t>
+      </w:r>
+      <w:proofErr w:type="spellStart"/>
+      <w:r>
+        <w:t>credentials_groups</w:t>
+      </w:r>
+      <w:proofErr w:type="spellEnd"/>
+      <w:r>
+        <w:t xml:space="preserve"> (1: N)</w:t>
+      </w:r>
+    </w:p>
+    <w:p>
+      <w:pPr>
+        <w:pStyle w:val="Pokraovn"/>
+      </w:pPr>
+      <w:r>
+        <w:t>Každý uživatel může vytvořit libovolný počet skupin pro organizaci hesel. Skupiny jsou vázány na konkrétního uživatele prostřednictvím cizího klíče </w:t>
+      </w:r>
+      <w:proofErr w:type="spellStart"/>
+      <w:r>
+        <w:t>user_id</w:t>
+      </w:r>
+      <w:proofErr w:type="spellEnd"/>
+      <w:r>
+        <w:t>.</w:t>
+      </w:r>
+    </w:p>
+    <w:p>
+      <w:pPr>
+        <w:pStyle w:val="Nadpis3"/>
+      </w:pPr>
+      <w:r>
+        <w:lastRenderedPageBreak/>
+        <w:t xml:space="preserve">Vztah mezi </w:t>
+      </w:r>
+      <w:proofErr w:type="spellStart"/>
+      <w:r>
+        <w:t>credential_groups</w:t>
+      </w:r>
+      <w:proofErr w:type="spellEnd"/>
+      <w:r>
+        <w:t xml:space="preserve"> a </w:t>
+      </w:r>
+      <w:proofErr w:type="spellStart"/>
+      <w:r>
+        <w:t>credentials</w:t>
+      </w:r>
+      <w:proofErr w:type="spellEnd"/>
+      <w:r>
+        <w:t xml:space="preserve"> (1:</w:t>
+      </w:r>
+      <w:r>
+        <w:t xml:space="preserve"> </w:t>
+      </w:r>
+      <w:r>
+        <w:t>N)</w:t>
+      </w:r>
+    </w:p>
+    <w:p>
+      <w:pPr>
+        <w:pStyle w:val="Pokraovn"/>
+      </w:pPr>
+      <w:r>
+        <w:t>Jedna skupina může obsahovat více hesel. Hesla mohou být volitelně přiřazena k existující skupině pomocí cizího klíče </w:t>
+      </w:r>
+      <w:proofErr w:type="spellStart"/>
+      <w:r>
+        <w:t>group_id</w:t>
+      </w:r>
+      <w:proofErr w:type="spellEnd"/>
+      <w:r>
+        <w:t>.</w:t>
+      </w:r>
+    </w:p>
+    <w:p>
+      <w:pPr>
+        <w:pStyle w:val="Nadpis3"/>
+      </w:pPr>
+      <w:r>
+        <w:t>Vztahy pro sdílení</w:t>
+      </w:r>
+      <w:r>
+        <w:t xml:space="preserve"> skupin</w:t>
+      </w:r>
+      <w:r>
+        <w:t xml:space="preserve"> (N:M)</w:t>
+      </w:r>
+    </w:p>
+    <w:p>
+      <w:pPr>
+        <w:pStyle w:val="Pokraovn"/>
+      </w:pPr>
+      <w:r>
+        <w:t xml:space="preserve">Sdílení hesel mezi uživateli je realizováno přes spojovací </w:t>
+      </w:r>
+      <w:r>
+        <w:t>tabulku</w:t>
+      </w:r>
+      <w:r>
+        <w:t> </w:t>
+      </w:r>
+      <w:proofErr w:type="spellStart"/>
+      <w:r>
+        <w:t>shared_credentials</w:t>
+      </w:r>
+      <w:proofErr w:type="spellEnd"/>
+      <w:r>
+        <w:t>, která implementuje vztah mnoho k mnoha (N:M).</w:t>
+      </w:r>
+      <w:r>
+        <w:t xml:space="preserve"> Tabulka</w:t>
+      </w:r>
+      <w:r>
+        <w:t xml:space="preserve"> obsahuje reference na</w:t>
+      </w:r>
+      <w:r>
+        <w:t xml:space="preserve"> příjemce</w:t>
+      </w:r>
+      <w:r>
+        <w:t xml:space="preserve"> (</w:t>
+      </w:r>
+      <w:proofErr w:type="spellStart"/>
+      <w:r>
+        <w:t>user</w:t>
+      </w:r>
+      <w:r>
+        <w:t>_id</w:t>
+      </w:r>
+      <w:proofErr w:type="spellEnd"/>
+      <w:r>
+        <w:t>), a</w:t>
+      </w:r>
+      <w:r>
+        <w:t xml:space="preserve"> sdílenou skupinu</w:t>
+      </w:r>
+      <w:r>
+        <w:t xml:space="preserve"> (</w:t>
+      </w:r>
+      <w:proofErr w:type="spellStart"/>
+      <w:r>
+        <w:t>group</w:t>
+      </w:r>
+      <w:r>
+        <w:t>_id</w:t>
+      </w:r>
+      <w:proofErr w:type="spellEnd"/>
+      <w:r>
+        <w:t>).</w:t>
+      </w:r>
+    </w:p>
+    <w:p>
+      <w:pPr>
+        <w:pStyle w:val="Nadpis2"/>
+      </w:pPr>
+      <w:bookmarkStart w:id="56" w:name="_Toc216301982"/>
+      <w:r>
+        <w:t>Implementace</w:t>
       </w:r>
       <w:bookmarkEnd w:id="56"/>
     </w:p>
     <w:p>
       <w:pPr>
+        <w:pStyle w:val="Pokraovn"/>
+      </w:pPr>
+      <w:r>
+        <w:t xml:space="preserve">Implementační část popisuje praktické řešení jednotlivých funkcionalit aplikace </w:t>
+      </w:r>
+      <w:proofErr w:type="spellStart"/>
+      <w:r>
+        <w:t>Password</w:t>
+      </w:r>
+      <w:proofErr w:type="spellEnd"/>
+      <w:r>
+        <w:t xml:space="preserve"> Manager. Zaměřuje se na konkrétní programátorské výzvy, integraci komponent a realizaci bezpečnostních mechanismů.</w:t>
+      </w:r>
+    </w:p>
+    <w:p>
+      <w:pPr>
+        <w:pStyle w:val="Nadpis3"/>
+      </w:pPr>
+      <w:bookmarkStart w:id="57" w:name="_Toc216301983"/>
+      <w:r>
+        <w:t>Připojení databáze</w:t>
+      </w:r>
+      <w:bookmarkEnd w:id="57"/>
+    </w:p>
+    <w:p>
+      <w:pPr>
+        <w:pStyle w:val="Pokraovn"/>
+      </w:pPr>
+      <w:r>
+        <w:t xml:space="preserve">V rámci vývoje aplikace jsem </w:t>
+      </w:r>
+      <w:r>
+        <w:t>z</w:t>
+      </w:r>
+      <w:r>
+        <w:t>kou</w:t>
+      </w:r>
+      <w:r>
+        <w:t>š</w:t>
+      </w:r>
+      <w:r>
+        <w:t xml:space="preserve">el </w:t>
+      </w:r>
+      <w:r>
+        <w:t xml:space="preserve">několik poskytovatelů free hostingu pro </w:t>
+      </w:r>
+      <w:proofErr w:type="spellStart"/>
+      <w:r>
+        <w:t>MySQL</w:t>
+      </w:r>
+      <w:proofErr w:type="spellEnd"/>
+      <w:r>
+        <w:t xml:space="preserve"> databázi jako je Aiven.io, kde jsem moc nepochopil, jak se ta aplikace používá nebo Freehosting.com, který po vytvoření databáze a tabulek oznámil, že není kompatibilní s .Net frameworkem. Nakonec jsem našel českou web stránku Endora.cz, která ponouká free hosting </w:t>
+      </w:r>
+      <w:proofErr w:type="spellStart"/>
+      <w:r>
+        <w:t>MySQL</w:t>
+      </w:r>
+      <w:proofErr w:type="spellEnd"/>
+      <w:r>
+        <w:t xml:space="preserve"> a všechno fungovalo.</w:t>
+      </w:r>
+    </w:p>
+    <w:p>
+      <w:pPr>
+        <w:pStyle w:val="Pokraovn"/>
+        <w:rPr>
+          <w:lang w:val="sk-SK"/>
+        </w:rPr>
+      </w:pPr>
+      <w:r>
+        <w:t xml:space="preserve">K připojování do databáze jsem musel nainstalovat </w:t>
+      </w:r>
+      <w:proofErr w:type="spellStart"/>
+      <w:r>
+        <w:t>MySQL.Data</w:t>
+      </w:r>
+      <w:proofErr w:type="spellEnd"/>
+      <w:r>
+        <w:t xml:space="preserve"> </w:t>
+      </w:r>
+      <w:proofErr w:type="spellStart"/>
+      <w:r>
+        <w:t>NuGet</w:t>
+      </w:r>
+      <w:proofErr w:type="spellEnd"/>
+      <w:r>
+        <w:t xml:space="preserve"> </w:t>
+      </w:r>
+      <w:proofErr w:type="spellStart"/>
+      <w:r>
+        <w:t>Package</w:t>
+      </w:r>
+      <w:proofErr w:type="spellEnd"/>
+      <w:r>
+        <w:t xml:space="preserve"> balíček, co jsem nečekal, že bude fungovat, protože jsem tokové něco dělal poprvé.</w:t>
+      </w:r>
+      <w:r>
+        <w:t xml:space="preserve"> Pak jsem ho přidal na začátek formulářů, kde používám data z databáze </w:t>
+      </w:r>
+      <w:proofErr w:type="spellStart"/>
+      <w:r>
+        <w:rPr>
+          <w:lang w:val="sk-SK"/>
+        </w:rPr>
+        <w:t>using</w:t>
+      </w:r>
+      <w:proofErr w:type="spellEnd"/>
+      <w:r>
+        <w:rPr>
+          <w:lang w:val="sk-SK"/>
+        </w:rPr>
+        <w:t xml:space="preserve"> </w:t>
+      </w:r>
+      <w:proofErr w:type="spellStart"/>
+      <w:proofErr w:type="gramStart"/>
+      <w:r>
+        <w:rPr>
+          <w:lang w:val="sk-SK"/>
+        </w:rPr>
+        <w:t>MySql.Data.MySqlClient</w:t>
+      </w:r>
+      <w:proofErr w:type="spellEnd"/>
+      <w:r>
+        <w:rPr>
+          <w:lang w:val="sk-SK"/>
+        </w:rPr>
+        <w:t>;.</w:t>
+      </w:r>
+      <w:proofErr w:type="gramEnd"/>
+    </w:p>
+    <w:p>
+      <w:pPr>
+        <w:rPr>
+          <w:lang w:val="sk-SK"/>
+        </w:rPr>
+      </w:pPr>
+      <w:r>
+        <w:rPr>
+          <w:lang w:val="sk-SK"/>
+        </w:rPr>
+        <w:drawing>
+          <wp:inline distT="0" distB="0" distL="0" distR="0" wp14:anchorId="1FB22E37" wp14:editId="28A834E6">
+            <wp:extent cx="3629025" cy="714375"/>
+            <wp:effectExtent l="0" t="0" r="9525" b="9525"/>
+            <wp:docPr id="244332822" name="Obrázek 1" descr="Obsah obrázku text, Písmo, snímek obrazovky, Grafika&#10;&#10;Obsah generovaný pomocí AI může být nesprávný."/>
+            <wp:cNvGraphicFramePr>
+              <a:graphicFrameLocks xmlns:a="http://schemas.openxmlformats.org/drawingml/2006/main" noChangeAspect="1"/>
+            </wp:cNvGraphicFramePr>
+            <a:graphic xmlns:a="http://schemas.openxmlformats.org/drawingml/2006/main">
+              <a:graphicData uri="http://schemas.openxmlformats.org/drawingml/2006/picture">
+                <pic:pic xmlns:pic="http://schemas.openxmlformats.org/drawingml/2006/picture">
+                  <pic:nvPicPr>
+                    <pic:cNvPr id="244332822" name="Obrázek 1" descr="Obsah obrázku text, Písmo, snímek obrazovky, Grafika&#10;&#10;Obsah generovaný pomocí AI může být nesprávný."/>
+                    <pic:cNvPicPr/>
+                  </pic:nvPicPr>
+                  <pic:blipFill>
+                    <a:blip r:embed="rId11">
+                      <a:extLst>
+                        <a:ext uri="{28A0092B-C50C-407E-A947-70E740481C1C}">
+                          <a14:useLocalDpi xmlns:a14="http://schemas.microsoft.com/office/drawing/2010/main" val="0"/>
+                        </a:ext>
+                      </a:extLst>
+                    </a:blip>
+                    <a:stretch>
+                      <a:fillRect/>
+                    </a:stretch>
+                  </pic:blipFill>
+                  <pic:spPr>
+                    <a:xfrm>
+                      <a:off x="0" y="0"/>
+                      <a:ext cx="3629025" cy="714375"/>
+                    </a:xfrm>
+                    <a:prstGeom prst="rect">
+                      <a:avLst/>
+                    </a:prstGeom>
+                  </pic:spPr>
+                </pic:pic>
+              </a:graphicData>
+            </a:graphic>
+          </wp:inline>
+        </w:drawing>
+      </w:r>
+    </w:p>
+    <w:p>
+      <w:r>
+        <w:t>Ve formulářích, kde se připojuji do databáze</w:t>
+      </w:r>
+      <w:r>
+        <w:t xml:space="preserve"> jsem si na začátku formuláře</w:t>
+      </w:r>
+      <w:r>
+        <w:t xml:space="preserve"> </w:t>
+      </w:r>
+      <w:proofErr w:type="spellStart"/>
+      <w:r>
+        <w:t>inizailizoval</w:t>
+      </w:r>
+      <w:proofErr w:type="spellEnd"/>
+      <w:r>
+        <w:t xml:space="preserve"> proměnné </w:t>
+      </w:r>
+      <w:proofErr w:type="spellStart"/>
+      <w:r>
+        <w:t>conn</w:t>
+      </w:r>
+      <w:proofErr w:type="spellEnd"/>
+      <w:r>
+        <w:t xml:space="preserve"> </w:t>
+      </w:r>
+      <w:r>
+        <w:t xml:space="preserve">datového </w:t>
+      </w:r>
+      <w:r>
+        <w:t xml:space="preserve">typu </w:t>
+      </w:r>
+      <w:proofErr w:type="spellStart"/>
+      <w:r>
+        <w:t>MySqlConnection</w:t>
+      </w:r>
+      <w:proofErr w:type="spellEnd"/>
+      <w:r>
+        <w:t xml:space="preserve">, co je datový typ z balíčku </w:t>
+      </w:r>
+      <w:proofErr w:type="spellStart"/>
+      <w:r>
+        <w:t>MySQL.data</w:t>
+      </w:r>
+      <w:proofErr w:type="spellEnd"/>
+      <w:r>
+        <w:t xml:space="preserve"> a </w:t>
+      </w:r>
+      <w:proofErr w:type="spellStart"/>
+      <w:r>
+        <w:t>connectionString</w:t>
+      </w:r>
+      <w:proofErr w:type="spellEnd"/>
+      <w:r>
+        <w:t xml:space="preserve"> datového typu </w:t>
+      </w:r>
+      <w:proofErr w:type="spellStart"/>
+      <w:r>
+        <w:t>string</w:t>
+      </w:r>
+      <w:proofErr w:type="spellEnd"/>
+      <w:r>
+        <w:t xml:space="preserve"> a pak v</w:t>
+      </w:r>
+      <w:r>
+        <w:t xml:space="preserve"> konstruktoru</w:t>
+      </w:r>
+      <w:r>
+        <w:t xml:space="preserve"> formuláře jsem použil kód pro propojení aplikaci s</w:t>
+      </w:r>
+      <w:r>
+        <w:t> </w:t>
+      </w:r>
+      <w:r>
+        <w:t>databází</w:t>
+      </w:r>
+      <w:r>
+        <w:t xml:space="preserve">. Nejdřív jsem přidal hodnotu do </w:t>
+      </w:r>
+      <w:proofErr w:type="spellStart"/>
+      <w:r>
+        <w:lastRenderedPageBreak/>
+        <w:t>connectionString</w:t>
+      </w:r>
+      <w:proofErr w:type="spellEnd"/>
+      <w:r>
+        <w:t xml:space="preserve"> uloženou v konfiguračním souboru </w:t>
+      </w:r>
+      <w:proofErr w:type="spellStart"/>
+      <w:r>
+        <w:t>App.config</w:t>
+      </w:r>
+      <w:proofErr w:type="spellEnd"/>
+      <w:r>
+        <w:t>. Pak jsem vytvořil spojení s databází.</w:t>
+      </w:r>
+    </w:p>
+    <w:p>
+      <w:r>
+        <w:drawing>
+          <wp:inline distT="0" distB="0" distL="0" distR="0" wp14:anchorId="7F476815" wp14:editId="7170F8B1">
+            <wp:extent cx="2638793" cy="409632"/>
+            <wp:effectExtent l="0" t="0" r="9525" b="9525"/>
+            <wp:docPr id="87409592" name="Obrázek 1"/>
+            <wp:cNvGraphicFramePr>
+              <a:graphicFrameLocks xmlns:a="http://schemas.openxmlformats.org/drawingml/2006/main" noChangeAspect="1"/>
+            </wp:cNvGraphicFramePr>
+            <a:graphic xmlns:a="http://schemas.openxmlformats.org/drawingml/2006/main">
+              <a:graphicData uri="http://schemas.openxmlformats.org/drawingml/2006/picture">
+                <pic:pic xmlns:pic="http://schemas.openxmlformats.org/drawingml/2006/picture">
+                  <pic:nvPicPr>
+                    <pic:cNvPr id="87409592" name=""/>
+                    <pic:cNvPicPr/>
+                  </pic:nvPicPr>
+                  <pic:blipFill>
+                    <a:blip r:embed="rId12"/>
+                    <a:stretch>
+                      <a:fillRect/>
+                    </a:stretch>
+                  </pic:blipFill>
+                  <pic:spPr>
+                    <a:xfrm>
+                      <a:off x="0" y="0"/>
+                      <a:ext cx="2638793" cy="409632"/>
+                    </a:xfrm>
+                    <a:prstGeom prst="rect">
+                      <a:avLst/>
+                    </a:prstGeom>
+                  </pic:spPr>
+                </pic:pic>
+              </a:graphicData>
+            </a:graphic>
+          </wp:inline>
+        </w:drawing>
+      </w:r>
+    </w:p>
+    <w:p>
+      <w:r>
+        <w:drawing>
+          <wp:inline distT="0" distB="0" distL="0" distR="0" wp14:anchorId="3CDC2F44" wp14:editId="211E29A5">
+            <wp:extent cx="5219700" cy="438150"/>
+            <wp:effectExtent l="0" t="0" r="0" b="0"/>
+            <wp:docPr id="1209525063" name="Obrázek 1"/>
+            <wp:cNvGraphicFramePr>
+              <a:graphicFrameLocks xmlns:a="http://schemas.openxmlformats.org/drawingml/2006/main" noChangeAspect="1"/>
+            </wp:cNvGraphicFramePr>
+            <a:graphic xmlns:a="http://schemas.openxmlformats.org/drawingml/2006/main">
+              <a:graphicData uri="http://schemas.openxmlformats.org/drawingml/2006/picture">
+                <pic:pic xmlns:pic="http://schemas.openxmlformats.org/drawingml/2006/picture">
+                  <pic:nvPicPr>
+                    <pic:cNvPr id="1209525063" name=""/>
+                    <pic:cNvPicPr/>
+                  </pic:nvPicPr>
+                  <pic:blipFill>
+                    <a:blip r:embed="rId13"/>
+                    <a:stretch>
+                      <a:fillRect/>
+                    </a:stretch>
+                  </pic:blipFill>
+                  <pic:spPr>
+                    <a:xfrm>
+                      <a:off x="0" y="0"/>
+                      <a:ext cx="5219700" cy="438150"/>
+                    </a:xfrm>
+                    <a:prstGeom prst="rect">
+                      <a:avLst/>
+                    </a:prstGeom>
+                  </pic:spPr>
+                </pic:pic>
+              </a:graphicData>
+            </a:graphic>
+          </wp:inline>
+        </w:drawing>
+      </w:r>
+    </w:p>
+    <w:p>
+      <w:r>
+        <w:t xml:space="preserve">V konfiguračním souboru </w:t>
+      </w:r>
+      <w:proofErr w:type="spellStart"/>
+      <w:r>
+        <w:t>App.config</w:t>
+      </w:r>
+      <w:proofErr w:type="spellEnd"/>
+      <w:r>
+        <w:t xml:space="preserve"> jsou uložený klíčové parametry k připojení k databáze:</w:t>
+      </w:r>
+    </w:p>
+    <w:p>
+      <w:pPr>
+        <w:numPr>
+          <w:ilvl w:val="0"/>
+          <w:numId w:val="41"/>
+        </w:numPr>
+        <w:rPr>
+          <w:lang w:val="sk-SK"/>
+        </w:rPr>
+      </w:pPr>
+      <w:r>
+        <w:rPr>
+          <w:lang w:val="sk-SK"/>
+        </w:rPr>
+        <w:t>A</w:t>
+      </w:r>
+      <w:r>
+        <w:rPr>
+          <w:lang w:val="sk-SK"/>
+        </w:rPr>
+        <w:t>dresa databázového serveru</w:t>
+      </w:r>
+      <w:r>
+        <w:rPr>
+          <w:lang w:val="sk-SK"/>
+        </w:rPr>
+        <w:t xml:space="preserve"> </w:t>
+      </w:r>
+      <w:r>
+        <w:rPr>
+          <w:lang w:val="sk-SK"/>
+        </w:rPr>
+        <w:t>–</w:t>
+      </w:r>
+      <w:r>
+        <w:rPr>
+          <w:lang w:val="sk-SK"/>
+        </w:rPr>
+        <w:t xml:space="preserve"> </w:t>
+      </w:r>
+      <w:r>
+        <w:rPr>
+          <w:lang w:val="sk-SK"/>
+        </w:rPr>
+        <w:t>db.dw322.enodra.cz</w:t>
+      </w:r>
+    </w:p>
+    <w:p>
+      <w:pPr>
+        <w:numPr>
+          <w:ilvl w:val="0"/>
+          <w:numId w:val="41"/>
+        </w:numPr>
+        <w:rPr>
+          <w:lang w:val="sk-SK"/>
+        </w:rPr>
+      </w:pPr>
+      <w:proofErr w:type="spellStart"/>
+      <w:r>
+        <w:rPr>
+          <w:lang w:val="sk-SK"/>
+        </w:rPr>
+        <w:t>N</w:t>
+      </w:r>
+      <w:r>
+        <w:rPr>
+          <w:lang w:val="sk-SK"/>
+        </w:rPr>
+        <w:t>ázev</w:t>
+      </w:r>
+      <w:proofErr w:type="spellEnd"/>
+      <w:r>
+        <w:rPr>
+          <w:lang w:val="sk-SK"/>
+        </w:rPr>
+        <w:t xml:space="preserve"> databázové schémy</w:t>
+      </w:r>
+      <w:r>
+        <w:rPr>
+          <w:lang w:val="sk-SK"/>
+        </w:rPr>
+        <w:t xml:space="preserve"> – </w:t>
+      </w:r>
+      <w:proofErr w:type="spellStart"/>
+      <w:r>
+        <w:rPr>
+          <w:lang w:val="sk-SK"/>
+        </w:rPr>
+        <w:t>password_manager</w:t>
+      </w:r>
+      <w:proofErr w:type="spellEnd"/>
+    </w:p>
+    <w:p>
+      <w:pPr>
+        <w:numPr>
+          <w:ilvl w:val="0"/>
+          <w:numId w:val="41"/>
+        </w:numPr>
+        <w:rPr>
+          <w:lang w:val="sk-SK"/>
+        </w:rPr>
+      </w:pPr>
+      <w:proofErr w:type="spellStart"/>
+      <w:r>
+        <w:rPr>
+          <w:lang w:val="sk-SK"/>
+        </w:rPr>
+        <w:t>P</w:t>
+      </w:r>
+      <w:r>
+        <w:rPr>
+          <w:lang w:val="sk-SK"/>
+        </w:rPr>
+        <w:t>řihlašovací</w:t>
+      </w:r>
+      <w:proofErr w:type="spellEnd"/>
+      <w:r>
+        <w:rPr>
+          <w:lang w:val="sk-SK"/>
+        </w:rPr>
+        <w:t xml:space="preserve"> údaje </w:t>
+      </w:r>
+      <w:proofErr w:type="spellStart"/>
+      <w:r>
+        <w:rPr>
+          <w:lang w:val="sk-SK"/>
+        </w:rPr>
+        <w:t>specifické</w:t>
+      </w:r>
+      <w:proofErr w:type="spellEnd"/>
+      <w:r>
+        <w:rPr>
+          <w:lang w:val="sk-SK"/>
+        </w:rPr>
+        <w:t xml:space="preserve"> pro </w:t>
+      </w:r>
+      <w:proofErr w:type="spellStart"/>
+      <w:r>
+        <w:rPr>
+          <w:lang w:val="sk-SK"/>
+        </w:rPr>
+        <w:t>databázi</w:t>
+      </w:r>
+      <w:proofErr w:type="spellEnd"/>
+      <w:r>
+        <w:rPr>
+          <w:lang w:val="sk-SK"/>
+        </w:rPr>
+        <w:t xml:space="preserve"> - heslo</w:t>
+      </w:r>
+    </w:p>
+    <w:p>
+      <w:pPr>
+        <w:numPr>
+          <w:ilvl w:val="0"/>
+          <w:numId w:val="41"/>
+        </w:numPr>
+        <w:rPr>
+          <w:lang w:val="sk-SK"/>
+        </w:rPr>
+      </w:pPr>
+      <w:r>
+        <w:rPr>
+          <w:lang w:val="sk-SK"/>
+        </w:rPr>
+        <w:t>Port</w:t>
+      </w:r>
+      <w:r>
+        <w:rPr>
+          <w:lang w:val="sk-SK"/>
+        </w:rPr>
+        <w:t xml:space="preserve"> -</w:t>
+      </w:r>
+      <w:r>
+        <w:rPr>
+          <w:lang w:val="sk-SK"/>
+        </w:rPr>
+        <w:t xml:space="preserve"> 3306</w:t>
+      </w:r>
+    </w:p>
+    <w:p>
+      <w:pPr>
+        <w:numPr>
+          <w:ilvl w:val="0"/>
+          <w:numId w:val="41"/>
+        </w:numPr>
+        <w:rPr>
+          <w:lang w:val="sk-SK"/>
+        </w:rPr>
+      </w:pPr>
+      <w:proofErr w:type="spellStart"/>
+      <w:r>
+        <w:rPr>
+          <w:lang w:val="sk-SK"/>
+        </w:rPr>
+        <w:t>CharSet</w:t>
+      </w:r>
+      <w:proofErr w:type="spellEnd"/>
+      <w:r>
+        <w:rPr>
+          <w:lang w:val="sk-SK"/>
+        </w:rPr>
+        <w:t xml:space="preserve"> - </w:t>
+      </w:r>
+      <w:r>
+        <w:rPr>
+          <w:lang w:val="sk-SK"/>
+        </w:rPr>
+        <w:t xml:space="preserve">UTF-8 – podpora českých a </w:t>
+      </w:r>
+      <w:proofErr w:type="spellStart"/>
+      <w:r>
+        <w:rPr>
+          <w:lang w:val="sk-SK"/>
+        </w:rPr>
+        <w:t>speciálních</w:t>
+      </w:r>
+      <w:proofErr w:type="spellEnd"/>
+      <w:r>
+        <w:rPr>
+          <w:lang w:val="sk-SK"/>
+        </w:rPr>
+        <w:t xml:space="preserve"> </w:t>
+      </w:r>
+      <w:proofErr w:type="spellStart"/>
+      <w:r>
+        <w:rPr>
+          <w:lang w:val="sk-SK"/>
+        </w:rPr>
+        <w:t>znaků</w:t>
+      </w:r>
+      <w:proofErr w:type="spellEnd"/>
+    </w:p>
+    <w:p>
+      <w:pPr>
+        <w:numPr>
+          <w:ilvl w:val="0"/>
+          <w:numId w:val="41"/>
+        </w:numPr>
+        <w:rPr>
+          <w:lang w:val="sk-SK"/>
+        </w:rPr>
+      </w:pPr>
+      <w:r>
+        <w:rPr>
+          <w:lang w:val="sk-SK"/>
+        </w:rPr>
+        <w:t>O</w:t>
+      </w:r>
+      <w:r>
+        <w:rPr>
+          <w:lang w:val="sk-SK"/>
+        </w:rPr>
+        <w:t xml:space="preserve">chrana proti </w:t>
+      </w:r>
+      <w:proofErr w:type="spellStart"/>
+      <w:r>
+        <w:rPr>
+          <w:lang w:val="sk-SK"/>
+        </w:rPr>
+        <w:t>zablokování</w:t>
+      </w:r>
+      <w:proofErr w:type="spellEnd"/>
+      <w:r>
+        <w:rPr>
+          <w:lang w:val="sk-SK"/>
+        </w:rPr>
+        <w:t xml:space="preserve"> UI</w:t>
+      </w:r>
+      <w:r>
+        <w:rPr>
+          <w:lang w:val="sk-SK"/>
+        </w:rPr>
+        <w:t xml:space="preserve"> – </w:t>
+      </w:r>
+      <w:proofErr w:type="spellStart"/>
+      <w:r>
+        <w:rPr>
+          <w:lang w:val="sk-SK"/>
+        </w:rPr>
+        <w:t>ConnectionTimeout</w:t>
+      </w:r>
+      <w:proofErr w:type="spellEnd"/>
+      <w:r>
+        <w:rPr>
+          <w:lang w:val="sk-SK"/>
+        </w:rPr>
+        <w:t xml:space="preserve"> 30 </w:t>
+      </w:r>
+      <w:proofErr w:type="spellStart"/>
+      <w:r>
+        <w:rPr>
+          <w:lang w:val="sk-SK"/>
+        </w:rPr>
+        <w:t>sekund</w:t>
+      </w:r>
+      <w:proofErr w:type="spellEnd"/>
+    </w:p>
+    <w:p>
+      <w:r>
+        <w:drawing>
+          <wp:inline distT="0" distB="0" distL="0" distR="0" wp14:anchorId="7503D7D5" wp14:editId="0104A818">
+            <wp:extent cx="5219700" cy="2615565"/>
+            <wp:effectExtent l="0" t="0" r="0" b="0"/>
+            <wp:docPr id="531396281" name="Obrázek 1" descr="Obsah obrázku text, snímek obrazovky, Písmo&#10;&#10;Obsah generovaný pomocí AI může být nesprávný."/>
+            <wp:cNvGraphicFramePr>
+              <a:graphicFrameLocks xmlns:a="http://schemas.openxmlformats.org/drawingml/2006/main" noChangeAspect="1"/>
+            </wp:cNvGraphicFramePr>
+            <a:graphic xmlns:a="http://schemas.openxmlformats.org/drawingml/2006/main">
+              <a:graphicData uri="http://schemas.openxmlformats.org/drawingml/2006/picture">
+                <pic:pic xmlns:pic="http://schemas.openxmlformats.org/drawingml/2006/picture">
+                  <pic:nvPicPr>
+                    <pic:cNvPr id="531396281" name="Obrázek 1" descr="Obsah obrázku text, snímek obrazovky, Písmo&#10;&#10;Obsah generovaný pomocí AI může být nesprávný."/>
+                    <pic:cNvPicPr/>
+                  </pic:nvPicPr>
+                  <pic:blipFill>
+                    <a:blip r:embed="rId14"/>
+                    <a:stretch>
+                      <a:fillRect/>
+                    </a:stretch>
+                  </pic:blipFill>
+                  <pic:spPr>
+                    <a:xfrm>
+                      <a:off x="0" y="0"/>
+                      <a:ext cx="5219700" cy="2615565"/>
+                    </a:xfrm>
+                    <a:prstGeom prst="rect">
+                      <a:avLst/>
+                    </a:prstGeom>
+                  </pic:spPr>
+                </pic:pic>
+              </a:graphicData>
+            </a:graphic>
+          </wp:inline>
+        </w:drawing>
+      </w:r>
+    </w:p>
+    <w:p>
+      <w:pPr>
+        <w:pStyle w:val="Nadpis3"/>
+      </w:pPr>
+      <w:bookmarkStart w:id="58" w:name="_Toc216301984"/>
+      <w:r>
+        <w:lastRenderedPageBreak/>
+        <w:t>Registrace uživatele</w:t>
+      </w:r>
+      <w:bookmarkEnd w:id="58"/>
+      <w:r>
+        <w:t xml:space="preserve"> </w:t>
+      </w:r>
+    </w:p>
+    <w:p>
+      <w:pPr>
+        <w:pStyle w:val="Nadpis3"/>
+      </w:pPr>
+      <w:bookmarkStart w:id="59" w:name="_Toc216301985"/>
+      <w:r>
+        <w:t>Přihlášení uživatele</w:t>
+      </w:r>
+      <w:bookmarkEnd w:id="59"/>
+      <w:r>
+        <w:t xml:space="preserve"> </w:t>
+      </w:r>
+    </w:p>
+    <w:p>
+      <w:pPr>
+        <w:pStyle w:val="Nadpis3"/>
+      </w:pPr>
+      <w:bookmarkStart w:id="60" w:name="_Toc216301986"/>
+      <w:r>
+        <w:t>Správa hesel</w:t>
+      </w:r>
+      <w:bookmarkEnd w:id="60"/>
+      <w:r>
+        <w:t xml:space="preserve"> </w:t>
+      </w:r>
+    </w:p>
+    <w:p>
+      <w:pPr>
+        <w:pStyle w:val="Nadpis3"/>
+      </w:pPr>
+      <w:bookmarkStart w:id="61" w:name="_Toc216301987"/>
+      <w:r>
+        <w:t>Kategorie hesel</w:t>
+      </w:r>
+      <w:bookmarkEnd w:id="61"/>
+      <w:r>
+        <w:t xml:space="preserve"> </w:t>
+      </w:r>
+    </w:p>
+    <w:p>
+      <w:pPr>
+        <w:pStyle w:val="Nadpis3"/>
+      </w:pPr>
+      <w:bookmarkStart w:id="62" w:name="_Toc216301988"/>
+      <w:r>
+        <w:t>Kontrola duplicit</w:t>
+      </w:r>
+      <w:bookmarkEnd w:id="62"/>
+      <w:r>
+        <w:t xml:space="preserve"> </w:t>
+      </w:r>
+    </w:p>
+    <w:p>
+      <w:pPr>
+        <w:pStyle w:val="Nadpis3"/>
+      </w:pPr>
+      <w:bookmarkStart w:id="63" w:name="_Toc216301989"/>
+      <w:r>
+        <w:t>CAPTCHA validace</w:t>
+      </w:r>
+      <w:bookmarkEnd w:id="63"/>
+      <w:r>
+        <w:t xml:space="preserve"> </w:t>
+      </w:r>
+    </w:p>
+    <w:p>
+      <w:pPr>
+        <w:pStyle w:val="Nadpis3"/>
+      </w:pPr>
+      <w:bookmarkStart w:id="64" w:name="_Toc216301990"/>
+      <w:r>
+        <w:t>Automatické odhlášení</w:t>
+      </w:r>
+      <w:bookmarkEnd w:id="64"/>
+    </w:p>
+    <w:p>
+      <w:pPr>
         <w:pStyle w:val="Nadpis2"/>
       </w:pPr>
-      <w:bookmarkStart w:id="57" w:name="_Toc216301982"/>
-      <w:r>
-        <w:t>Implementace</w:t>
-      </w:r>
-      <w:bookmarkEnd w:id="57"/>
+      <w:bookmarkStart w:id="65" w:name="_Toc216301991"/>
+      <w:r>
+        <w:t>Uživatelské rozhraní</w:t>
+      </w:r>
+      <w:bookmarkEnd w:id="65"/>
     </w:p>
     <w:p>
       <w:pPr>
         <w:pStyle w:val="Nadpis3"/>
       </w:pPr>
-      <w:bookmarkStart w:id="58" w:name="_Toc216301983"/>
-      <w:r>
-        <w:t>Připojení databáze</w:t>
-      </w:r>
-      <w:bookmarkEnd w:id="58"/>
-      <w:r>
-        <w:t xml:space="preserve"> </w:t>
-      </w:r>
+      <w:bookmarkStart w:id="66" w:name="_Toc216301992"/>
+      <w:r>
+        <w:t>Ovládací prvky</w:t>
+      </w:r>
+      <w:bookmarkEnd w:id="66"/>
     </w:p>
     <w:p>
       <w:pPr>
         <w:pStyle w:val="Nadpis3"/>
       </w:pPr>
-      <w:bookmarkStart w:id="59" w:name="_Toc216301984"/>
-      <w:r>
-        <w:t>Registrace uživatele</w:t>
-      </w:r>
-      <w:bookmarkEnd w:id="59"/>
-      <w:r>
-        <w:t xml:space="preserve"> </w:t>
-      </w:r>
+      <w:bookmarkStart w:id="67" w:name="_Toc216301993"/>
+      <w:r>
+        <w:t>Chybová hlášení</w:t>
+      </w:r>
+      <w:bookmarkEnd w:id="67"/>
+    </w:p>
+    <w:p>
+      <w:pPr>
+        <w:pStyle w:val="Nadpis2"/>
+        <w:rPr>
+          <w:rFonts w:eastAsiaTheme="minorEastAsia"/>
+        </w:rPr>
+      </w:pPr>
+      <w:bookmarkStart w:id="68" w:name="_Toc216301994"/>
+      <w:r>
+        <w:rPr>
+          <w:rFonts w:eastAsiaTheme="minorEastAsia"/>
+        </w:rPr>
+        <w:t>Admin funkce</w:t>
+      </w:r>
+      <w:bookmarkEnd w:id="68"/>
     </w:p>
     <w:p>
       <w:pPr>
         <w:pStyle w:val="Nadpis3"/>
       </w:pPr>
-      <w:bookmarkStart w:id="60" w:name="_Toc216301985"/>
-      <w:r>
-        <w:t>Přihlášení uživatele</w:t>
-      </w:r>
-      <w:bookmarkEnd w:id="60"/>
-      <w:r>
-        <w:t xml:space="preserve"> </w:t>
-      </w:r>
+      <w:bookmarkStart w:id="69" w:name="_Toc216301995"/>
+      <w:r>
+        <w:t>Admin box</w:t>
+      </w:r>
+      <w:bookmarkEnd w:id="69"/>
     </w:p>
     <w:p>
       <w:pPr>
         <w:pStyle w:val="Nadpis3"/>
       </w:pPr>
-      <w:bookmarkStart w:id="61" w:name="_Toc216301986"/>
-      <w:r>
-        <w:t>Správa hesel</w:t>
-      </w:r>
-      <w:bookmarkEnd w:id="61"/>
-      <w:r>
-        <w:t xml:space="preserve"> </w:t>
-      </w:r>
-    </w:p>
-    <w:p>
-      <w:pPr>
-        <w:pStyle w:val="Nadpis3"/>
-      </w:pPr>
-      <w:bookmarkStart w:id="62" w:name="_Toc216301987"/>
-      <w:r>
-        <w:t>Kategorie hesel</w:t>
-      </w:r>
-      <w:bookmarkEnd w:id="62"/>
-      <w:r>
-        <w:t xml:space="preserve"> </w:t>
-      </w:r>
-    </w:p>
-    <w:p>
-      <w:pPr>
-        <w:pStyle w:val="Nadpis3"/>
-      </w:pPr>
-      <w:bookmarkStart w:id="63" w:name="_Toc216301988"/>
-      <w:r>
-        <w:t>Kontrola duplicit</w:t>
-      </w:r>
-      <w:bookmarkEnd w:id="63"/>
-      <w:r>
-        <w:t xml:space="preserve"> </w:t>
-      </w:r>
-    </w:p>
-    <w:p>
-      <w:pPr>
-        <w:pStyle w:val="Nadpis3"/>
-      </w:pPr>
-      <w:bookmarkStart w:id="64" w:name="_Toc216301989"/>
-      <w:r>
-        <w:t>CAPTCHA validace</w:t>
-      </w:r>
-      <w:bookmarkEnd w:id="64"/>
-      <w:r>
-        <w:t xml:space="preserve"> </w:t>
-      </w:r>
-    </w:p>
-    <w:p>
-      <w:pPr>
-        <w:pStyle w:val="Nadpis3"/>
-      </w:pPr>
-      <w:bookmarkStart w:id="65" w:name="_Toc216301990"/>
-      <w:r>
-        <w:t>Automatické odhlášení</w:t>
-      </w:r>
-      <w:bookmarkEnd w:id="65"/>
+      <w:bookmarkStart w:id="70" w:name="_Toc216301996"/>
+      <w:r>
+        <w:t>Správa uživatelů</w:t>
+      </w:r>
+      <w:bookmarkEnd w:id="70"/>
     </w:p>
     <w:p>
       <w:pPr>
         <w:pStyle w:val="Nadpis2"/>
       </w:pPr>
-      <w:bookmarkStart w:id="66" w:name="_Toc216301991"/>
-      <w:r>
-        <w:t>Uživatelské rozhraní</w:t>
-      </w:r>
-      <w:bookmarkEnd w:id="66"/>
-    </w:p>
-    <w:p>
-      <w:pPr>
-        <w:pStyle w:val="Nadpis3"/>
-      </w:pPr>
-      <w:bookmarkStart w:id="67" w:name="_Toc216301992"/>
-      <w:r>
-        <w:t>Ovládací prvky</w:t>
-      </w:r>
-      <w:bookmarkEnd w:id="67"/>
-    </w:p>
-    <w:p>
-      <w:pPr>
-        <w:pStyle w:val="Nadpis3"/>
-      </w:pPr>
-      <w:bookmarkStart w:id="68" w:name="_Toc216301993"/>
-      <w:r>
-        <w:t>Chybová hlášení</w:t>
-      </w:r>
-      <w:bookmarkEnd w:id="68"/>
-    </w:p>
-    <w:p>
-      <w:pPr>
-        <w:pStyle w:val="Nadpis2"/>
-        <w:rPr>
-          <w:rFonts w:eastAsiaTheme="minorEastAsia"/>
-        </w:rPr>
-      </w:pPr>
-      <w:bookmarkStart w:id="69" w:name="_Toc216301994"/>
-      <w:r>
-        <w:rPr>
-          <w:rFonts w:eastAsiaTheme="minorEastAsia"/>
-        </w:rPr>
-        <w:t>Admin funkce</w:t>
-      </w:r>
-      <w:bookmarkEnd w:id="69"/>
-    </w:p>
-    <w:p>
-      <w:pPr>
-        <w:pStyle w:val="Nadpis3"/>
-      </w:pPr>
-      <w:bookmarkStart w:id="70" w:name="_Toc216301995"/>
-      <w:r>
-        <w:t>Admin box</w:t>
-      </w:r>
-      <w:bookmarkEnd w:id="70"/>
-    </w:p>
-    <w:p>
-      <w:pPr>
-        <w:pStyle w:val="Nadpis3"/>
-      </w:pPr>
-      <w:bookmarkStart w:id="71" w:name="_Toc216301996"/>
-      <w:r>
-        <w:t>Správa uživatelů</w:t>
+      <w:bookmarkStart w:id="71" w:name="_Toc216301997"/>
+      <w:r>
+        <w:t>Výsledná aplikace</w:t>
       </w:r>
       <w:bookmarkEnd w:id="71"/>
     </w:p>
     <w:p>
       <w:pPr>
-        <w:pStyle w:val="Nadpis2"/>
-      </w:pPr>
-      <w:bookmarkStart w:id="72" w:name="_Toc216301997"/>
-      <w:r>
-        <w:t>Výsledná aplikace</w:t>
-      </w:r>
-      <w:bookmarkEnd w:id="72"/>
-    </w:p>
-    <w:p>
-      <w:pPr>
         <w:pStyle w:val="uvodzaver"/>
       </w:pPr>
-      <w:bookmarkStart w:id="73" w:name="_Toc144753409"/>
-      <w:bookmarkStart w:id="74" w:name="_Toc144746940"/>
-      <w:bookmarkStart w:id="75" w:name="_Toc515880902"/>
-      <w:bookmarkStart w:id="76" w:name="_Toc216301998"/>
+      <w:bookmarkStart w:id="72" w:name="_Toc144753409"/>
+      <w:bookmarkStart w:id="73" w:name="_Toc144746940"/>
+      <w:bookmarkStart w:id="74" w:name="_Toc515880902"/>
+      <w:bookmarkStart w:id="75" w:name="_Toc216301998"/>
       <w:r>
         <w:lastRenderedPageBreak/>
         <w:t>Z</w:t>
       </w:r>
+      <w:bookmarkEnd w:id="72"/>
       <w:bookmarkEnd w:id="73"/>
       <w:bookmarkEnd w:id="74"/>
+      <w:r>
+        <w:t>ávěr</w:t>
+      </w:r>
       <w:bookmarkEnd w:id="75"/>
-      <w:r>
-        <w:t>ávěr</w:t>
-      </w:r>
-      <w:bookmarkEnd w:id="76"/>
     </w:p>
     <w:p>
       <w:r>
@@ -8747,21 +12844,21 @@
       <w:pPr>
         <w:pStyle w:val="uvodzaver"/>
       </w:pPr>
-      <w:bookmarkStart w:id="77" w:name="_Toc144753410"/>
-      <w:bookmarkStart w:id="78" w:name="_Toc144746941"/>
-      <w:bookmarkStart w:id="79" w:name="_Toc515880903"/>
-      <w:bookmarkStart w:id="80" w:name="_Toc216301999"/>
+      <w:bookmarkStart w:id="76" w:name="_Toc144753410"/>
+      <w:bookmarkStart w:id="77" w:name="_Toc144746941"/>
+      <w:bookmarkStart w:id="78" w:name="_Toc515880903"/>
+      <w:bookmarkStart w:id="79" w:name="_Toc216301999"/>
       <w:r>
         <w:lastRenderedPageBreak/>
         <w:t>S</w:t>
       </w:r>
+      <w:bookmarkEnd w:id="76"/>
       <w:bookmarkEnd w:id="77"/>
       <w:bookmarkEnd w:id="78"/>
+      <w:r>
+        <w:t>eznam použitých zdrojů</w:t>
+      </w:r>
       <w:bookmarkEnd w:id="79"/>
-      <w:r>
-        <w:t>eznam použitých zdrojů</w:t>
-      </w:r>
-      <w:bookmarkEnd w:id="80"/>
     </w:p>
     <w:p>
       <w:pPr>
@@ -8771,7 +12868,7 @@
           <w:numId w:val="38"/>
         </w:numPr>
       </w:pPr>
-      <w:bookmarkStart w:id="81" w:name="_Ref218865465"/>
+      <w:bookmarkStart w:id="80" w:name="_Ref218865465"/>
       <w:proofErr w:type="spellStart"/>
       <w:r>
         <w:rPr>
@@ -8855,7 +12952,7 @@
       <w:r>
         <w:t xml:space="preserve"> Online. Microsoft. 2022. Dostupné z: </w:t>
       </w:r>
-      <w:hyperlink r:id="rId10" w:tgtFrame="_blank" w:history="1">
+      <w:hyperlink r:id="rId15" w:tgtFrame="_blank" w:history="1">
         <w:r>
           <w:rPr>
             <w:rStyle w:val="Hypertextovodkaz"/>
@@ -8866,7 +12963,7 @@
       <w:r>
         <w:t>. [cit. 2026-01-09].</w:t>
       </w:r>
-      <w:bookmarkEnd w:id="81"/>
+      <w:bookmarkEnd w:id="80"/>
     </w:p>
     <w:p>
       <w:pPr>
@@ -8876,7 +12973,7 @@
           <w:numId w:val="38"/>
         </w:numPr>
       </w:pPr>
-      <w:bookmarkStart w:id="82" w:name="_Ref218865356"/>
+      <w:bookmarkStart w:id="81" w:name="_Ref218865356"/>
       <w:proofErr w:type="spellStart"/>
       <w:r>
         <w:rPr>
@@ -8921,7 +13018,7 @@
       <w:r>
         <w:t>. Online. Microsoft. 2020. Dostupné z: </w:t>
       </w:r>
-      <w:hyperlink r:id="rId11" w:history="1">
+      <w:hyperlink r:id="rId16" w:history="1">
         <w:r>
           <w:rPr>
             <w:rStyle w:val="Hypertextovodkaz"/>
@@ -8932,7 +13029,7 @@
       <w:r>
         <w:t>. [cit. 2026-01-09].</w:t>
       </w:r>
-      <w:bookmarkEnd w:id="82"/>
+      <w:bookmarkEnd w:id="81"/>
     </w:p>
     <w:p>
       <w:pPr>
@@ -8942,7 +13039,7 @@
           <w:numId w:val="38"/>
         </w:numPr>
       </w:pPr>
-      <w:bookmarkStart w:id="83" w:name="_Ref218865370"/>
+      <w:bookmarkStart w:id="82" w:name="_Ref218865370"/>
       <w:proofErr w:type="spellStart"/>
       <w:r>
         <w:rPr>
@@ -9006,26 +13103,18 @@
       <w:r>
         <w:t xml:space="preserve"> 2023, 18.8.2023. Dostupné z: </w:t>
       </w:r>
-      <w:hyperlink r:id="rId12" w:history="1">
+      <w:hyperlink r:id="rId17" w:history="1">
         <w:r>
           <w:rPr>
             <w:rStyle w:val="Hypertextovodkaz"/>
           </w:rPr>
-          <w:t>https://ssd.eff.org/module/</w:t>
+          <w:t>https://ssd.eff.org/module/creating-strong-passwords</w:t>
         </w:r>
-        <w:proofErr w:type="spellStart"/>
-        <w:r>
-          <w:rPr>
-            <w:rStyle w:val="Hypertextovodkaz"/>
-          </w:rPr>
-          <w:t>creating-strong-passwords</w:t>
-        </w:r>
-        <w:proofErr w:type="spellEnd"/>
       </w:hyperlink>
       <w:r>
         <w:t>. [cit. 2026-01-09].</w:t>
       </w:r>
-      <w:bookmarkEnd w:id="83"/>
+      <w:bookmarkEnd w:id="82"/>
     </w:p>
     <w:p>
       <w:pPr>
@@ -9035,7 +13124,7 @@
           <w:numId w:val="38"/>
         </w:numPr>
       </w:pPr>
-      <w:bookmarkStart w:id="84" w:name="_Ref218420050"/>
+      <w:bookmarkStart w:id="83" w:name="_Ref218420050"/>
       <w:proofErr w:type="spellStart"/>
       <w:r>
         <w:rPr>
@@ -9080,7 +13169,7 @@
       <w:r>
         <w:t>. Online. Microsoft. 2023. Dostupné z: </w:t>
       </w:r>
-      <w:hyperlink r:id="rId13" w:history="1">
+      <w:hyperlink r:id="rId18" w:history="1">
         <w:r>
           <w:rPr>
             <w:rStyle w:val="Hypertextovodkaz"/>
@@ -9092,7 +13181,7 @@
         <w:t>. [cit. 2026-01-09].</w:t>
       </w:r>
     </w:p>
-    <w:bookmarkEnd w:id="84"/>
+    <w:bookmarkEnd w:id="83"/>
     <w:p>
       <w:pPr>
         <w:pStyle w:val="Seznampouitliteratury"/>
@@ -9120,26 +13209,12 @@
       <w:r>
         <w:t>. Online. Microsoft. 2024, 10.1.2024. Dostupné z: </w:t>
       </w:r>
-      <w:hyperlink r:id="rId14" w:history="1">
+      <w:hyperlink r:id="rId19" w:history="1">
         <w:r>
           <w:rPr>
             <w:rStyle w:val="Hypertextovodkaz"/>
           </w:rPr>
-          <w:t>https://learn.microsoft.com/en-</w:t>
-        </w:r>
-        <w:proofErr w:type="spellStart"/>
-        <w:r>
-          <w:rPr>
-            <w:rStyle w:val="Hypertextovodkaz"/>
-          </w:rPr>
-          <w:t>us</w:t>
-        </w:r>
-        <w:proofErr w:type="spellEnd"/>
-        <w:r>
-          <w:rPr>
-            <w:rStyle w:val="Hypertextovodkaz"/>
-          </w:rPr>
-          <w:t>/dotnet/core/introduction</w:t>
+          <w:t>https://learn.microsoft.com/en-us/dotnet/core/introduction</w:t>
         </w:r>
       </w:hyperlink>
       <w:r>
@@ -9221,7 +13296,7 @@
       <w:r>
         <w:t>. Online. Medium. 2024. Dostupné z: </w:t>
       </w:r>
-      <w:hyperlink r:id="rId15" w:history="1">
+      <w:hyperlink r:id="rId20" w:history="1">
         <w:r>
           <w:rPr>
             <w:rStyle w:val="Hypertextovodkaz"/>
@@ -9247,7 +13322,7 @@
           <w:numId w:val="38"/>
         </w:numPr>
       </w:pPr>
-      <w:bookmarkStart w:id="85" w:name="_Ref218865285"/>
+      <w:bookmarkStart w:id="84" w:name="_Ref218865285"/>
       <w:proofErr w:type="spellStart"/>
       <w:r>
         <w:rPr>
@@ -9284,7 +13359,7 @@
       <w:r>
         <w:t xml:space="preserve"> 2014. Dostupné z: </w:t>
       </w:r>
-      <w:hyperlink r:id="rId16" w:history="1">
+      <w:hyperlink r:id="rId21" w:history="1">
         <w:r>
           <w:rPr>
             <w:rStyle w:val="Hypertextovodkaz"/>
@@ -9295,7 +13370,7 @@
       <w:r>
         <w:t>. [cit. 2026-01-09].</w:t>
       </w:r>
-      <w:bookmarkEnd w:id="85"/>
+      <w:bookmarkEnd w:id="84"/>
     </w:p>
     <w:p>
       <w:pPr>
@@ -9308,7 +13383,7 @@
       <w:r>
         <w:t xml:space="preserve"> </w:t>
       </w:r>
-      <w:bookmarkStart w:id="86" w:name="_Ref218865257"/>
+      <w:bookmarkStart w:id="85" w:name="_Ref218865257"/>
       <w:r>
         <w:rPr>
           <w:i/>
@@ -9325,47 +13400,19 @@
       <w:r>
         <w:t>. 2014. Dostupné z: </w:t>
       </w:r>
-      <w:hyperlink r:id="rId17" w:history="1">
+      <w:hyperlink r:id="rId22" w:history="1">
         <w:r>
           <w:rPr>
             <w:rStyle w:val="Hypertextovodkaz"/>
             <w:color w:val="auto"/>
           </w:rPr>
-          <w:t>https://support.microsoft.com/cs-cz/topic/z%C3%A1kladn%C3%AD-informace-o-da</w:t>
-        </w:r>
-        <w:r>
-          <w:rPr>
-            <w:rStyle w:val="Hypertextovodkaz"/>
-            <w:color w:val="auto"/>
-          </w:rPr>
-          <w:t>t</w:t>
-        </w:r>
-        <w:r>
-          <w:rPr>
-            <w:rStyle w:val="Hypertextovodkaz"/>
-            <w:color w:val="auto"/>
-          </w:rPr>
-          <w:t>ab%C3%A1z%C3%ADch-a849ac16-07c7-4a31-9948-3c8c94a7c2</w:t>
-        </w:r>
-        <w:r>
-          <w:rPr>
-            <w:rStyle w:val="Hypertextovodkaz"/>
-            <w:color w:val="auto"/>
-          </w:rPr>
-          <w:t>0</w:t>
-        </w:r>
-        <w:r>
-          <w:rPr>
-            <w:rStyle w:val="Hypertextovodkaz"/>
-            <w:color w:val="auto"/>
-          </w:rPr>
-          <w:t>4</w:t>
+          <w:t>https://support.microsoft.com/cs-cz/topic/z%C3%A1kladn%C3%AD-informace-o-datab%C3%A1z%C3%ADch-a849ac16-07c7-4a31-9948-3c8c94a7c204</w:t>
         </w:r>
       </w:hyperlink>
       <w:r>
         <w:t>. [cit. 2026-01-09].</w:t>
       </w:r>
-      <w:bookmarkEnd w:id="86"/>
+      <w:bookmarkEnd w:id="85"/>
     </w:p>
     <w:p>
       <w:pPr>
@@ -9390,8 +13437,8 @@
           <w:numId w:val="38"/>
         </w:numPr>
       </w:pPr>
+      <w:bookmarkStart w:id="86" w:name="_Ref218865222"/>
       <w:bookmarkStart w:id="87" w:name="_Ref218420855"/>
-      <w:bookmarkStart w:id="88" w:name="_Ref218865222"/>
       <w:r>
         <w:rPr>
           <w:i/>
@@ -9414,7 +13461,7 @@
       <w:r>
         <w:t>2013. Dostupné z: </w:t>
       </w:r>
-      <w:hyperlink r:id="rId18" w:history="1">
+      <w:hyperlink r:id="rId23" w:history="1">
         <w:r>
           <w:rPr>
             <w:rStyle w:val="Hypertextovodkaz"/>
@@ -9425,7 +13472,7 @@
       <w:r>
         <w:t>. [cit. 2026-01-09]</w:t>
       </w:r>
-      <w:bookmarkEnd w:id="88"/>
+      <w:bookmarkEnd w:id="86"/>
     </w:p>
     <w:p>
       <w:pPr>
@@ -9523,42 +13570,18 @@
       <w:r>
         <w:t xml:space="preserve"> 2022. Dostupné z: </w:t>
       </w:r>
-      <w:hyperlink r:id="rId19" w:history="1">
+      <w:hyperlink r:id="rId24" w:history="1">
         <w:r>
           <w:rPr>
             <w:rStyle w:val="Hypertextovodkaz"/>
           </w:rPr>
-          <w:t>https://blog.udemy.com/sql-queries/?utm_campaign=Search_Keyword_Alpha_Prof_la.ES_cc.ROW-Spanish&amp;utm_source=google&amp;utm_medium=paid-search&amp;portfolio=RO</w:t>
-        </w:r>
-        <w:r>
-          <w:rPr>
-            <w:rStyle w:val="Hypertextovodkaz"/>
-          </w:rPr>
-          <w:t>W</w:t>
-        </w:r>
-        <w:r>
-          <w:rPr>
-            <w:rStyle w:val="Hypertextovodkaz"/>
-          </w:rPr>
-          <w:t>-Spanish&amp;utm_audience=mx&amp;utm_tactic=nb&amp;utm_term=sql%20tutorial&amp;utm_content=g&amp;funnel=&amp;test=&amp;gad_source=1&amp;gad_campaignid=21487757262&amp;gbraid=0AAAAADROdO3KIqJqjuqIGvPu99TpKWixi&amp;gclid=Cj0KCQiAu</w:t>
-        </w:r>
-        <w:r>
-          <w:rPr>
-            <w:rStyle w:val="Hypertextovodkaz"/>
-          </w:rPr>
-          <w:t>v</w:t>
-        </w:r>
-        <w:r>
-          <w:rPr>
-            <w:rStyle w:val="Hypertextovodkaz"/>
-          </w:rPr>
-          <w:t>TJBhCwARIsAL6Demj7FFx05O88KhKAwEFxi8Nswm6mrNGWiUvd_mXgteVHJ9inNJXAP9oaAqHxEALw_wcB</w:t>
+          <w:t>https://blog.udemy.com/sql-queries/?utm_campaign=Search_Keyword_Alpha_Prof_la.ES_cc.ROW-Spanish&amp;utm_source=google&amp;utm_medium=paid-search&amp;portfolio=ROW-Spanish&amp;utm_audience=mx&amp;utm_tactic=nb&amp;utm_term=sql%20tutorial&amp;utm_content=g&amp;funnel=&amp;test=&amp;gad_source=1&amp;gad_campaignid=21487757262&amp;gbraid=0AAAAADROdO3KIqJqjuqIGvPu99TpKWixi&amp;gclid=Cj0KCQiAuvTJBhCwARIsAL6Demj7FFx05O88KhKAwEFxi8Nswm6mrNGWiUvd_mXgteVHJ9inNJXAP9oaAqHxEALw_wcB</w:t>
         </w:r>
       </w:hyperlink>
       <w:r>
         <w:t>. [cit. 2026-01-04].</w:t>
       </w:r>
-      <w:bookmarkStart w:id="89" w:name="_Ref218421039"/>
+      <w:bookmarkStart w:id="88" w:name="_Ref218421039"/>
       <w:bookmarkEnd w:id="87"/>
     </w:p>
     <w:p>
@@ -9603,7 +13626,7 @@
       <w:r>
         <w:t>2023, 14.3.2023. Dostupné z: </w:t>
       </w:r>
-      <w:hyperlink r:id="rId20" w:history="1">
+      <w:hyperlink r:id="rId25" w:history="1">
         <w:r>
           <w:rPr>
             <w:rStyle w:val="Hypertextovodkaz"/>
@@ -9614,7 +13637,7 @@
       <w:r>
         <w:t>. [cit. 2026-01-04].</w:t>
       </w:r>
-      <w:bookmarkEnd w:id="89"/>
+      <w:bookmarkEnd w:id="88"/>
     </w:p>
     <w:p>
       <w:pPr>
@@ -9624,7 +13647,7 @@
           <w:numId w:val="38"/>
         </w:numPr>
       </w:pPr>
-      <w:bookmarkStart w:id="90" w:name="_Ref218421602"/>
+      <w:bookmarkStart w:id="89" w:name="_Ref218421602"/>
       <w:r>
         <w:rPr>
           <w:i/>
@@ -9646,42 +13669,18 @@
       <w:r>
         <w:t>Online. 2025. Dostupné z: </w:t>
       </w:r>
-      <w:hyperlink r:id="rId21" w:history="1">
+      <w:hyperlink r:id="rId26" w:history="1">
         <w:r>
           <w:rPr>
             <w:rStyle w:val="Hypertextovodkaz"/>
           </w:rPr>
-          <w:t>https://www.solutia.cz/2025/05/07/pruvodce-zabezpeceni-aplikaci-ktery-si-prectete-</w:t>
-        </w:r>
-        <w:r>
-          <w:rPr>
-            <w:rStyle w:val="Hypertextovodkaz"/>
-          </w:rPr>
-          <w:t>p</w:t>
-        </w:r>
-        <w:r>
-          <w:rPr>
-            <w:rStyle w:val="Hypertextovodkaz"/>
-          </w:rPr>
-          <w:t>red-staz</w:t>
-        </w:r>
-        <w:r>
-          <w:rPr>
-            <w:rStyle w:val="Hypertextovodkaz"/>
-          </w:rPr>
-          <w:t>e</w:t>
-        </w:r>
-        <w:r>
-          <w:rPr>
-            <w:rStyle w:val="Hypertextovodkaz"/>
-          </w:rPr>
-          <w:t>nim/#</w:t>
+          <w:t>https://www.solutia.cz/2025/05/07/pruvodce-zabezpeceni-aplikaci-ktery-si-prectete-pred-stazenim/#</w:t>
         </w:r>
       </w:hyperlink>
       <w:r>
         <w:t>. [cit. 2026-01-04].</w:t>
       </w:r>
-      <w:bookmarkEnd w:id="90"/>
+      <w:bookmarkEnd w:id="89"/>
     </w:p>
     <w:p>
       <w:pPr>
@@ -9694,27 +13693,13 @@
           <w:color w:val="C00000"/>
         </w:rPr>
       </w:pPr>
-      <w:hyperlink r:id="rId22" w:history="1">
+      <w:hyperlink r:id="rId27" w:history="1">
         <w:r>
           <w:rPr>
             <w:rStyle w:val="Hypertextovodkaz"/>
             <w:color w:val="C00000"/>
           </w:rPr>
-          <w:t>https://www.naplne-do</w:t>
-        </w:r>
-        <w:r>
-          <w:rPr>
-            <w:rStyle w:val="Hypertextovodkaz"/>
-            <w:color w:val="C00000"/>
-          </w:rPr>
-          <w:t>-</w:t>
-        </w:r>
-        <w:r>
-          <w:rPr>
-            <w:rStyle w:val="Hypertextovodkaz"/>
-            <w:color w:val="C00000"/>
-          </w:rPr>
-          <w:t>tlaciarni.sk/blog/hashovane-hesla-co-to-je-ako-funguju-a-preco-ich-pouzivat</w:t>
+          <w:t>https://www.naplne-do-tlaciarni.sk/blog/hashovane-hesla-co-to-je-ako-funguju-a-preco-ich-pouzivat</w:t>
         </w:r>
       </w:hyperlink>
     </w:p>
@@ -9726,8 +13711,8 @@
           <w:numId w:val="38"/>
         </w:numPr>
       </w:pPr>
+      <w:bookmarkStart w:id="90" w:name="_Ref218865124"/>
       <w:bookmarkStart w:id="91" w:name="_Ref218422289"/>
-      <w:bookmarkStart w:id="92" w:name="_Ref218865124"/>
       <w:proofErr w:type="spellStart"/>
       <w:r>
         <w:rPr>
@@ -9763,7 +13748,7 @@
       <w:r>
         <w:t> Online. Microsoft. 2026. Dostupné z: </w:t>
       </w:r>
-      <w:hyperlink r:id="rId23" w:history="1">
+      <w:hyperlink r:id="rId28" w:history="1">
         <w:r>
           <w:rPr>
             <w:rStyle w:val="Hypertextovodkaz"/>
@@ -9774,7 +13759,7 @@
       <w:r>
         <w:t>. [cit. 2026-01-09].</w:t>
       </w:r>
-      <w:bookmarkEnd w:id="92"/>
+      <w:bookmarkEnd w:id="90"/>
     </w:p>
     <w:p>
       <w:pPr>
@@ -9878,7 +13863,7 @@
       <w:r>
         <w:t>. 2016. Dostupné z: </w:t>
       </w:r>
-      <w:hyperlink r:id="rId24" w:history="1">
+      <w:hyperlink r:id="rId29" w:history="1">
         <w:r>
           <w:rPr>
             <w:rStyle w:val="Hypertextovodkaz"/>
@@ -9964,24 +13949,12 @@
       <w:r>
         <w:t xml:space="preserve"> 2025. Dostupné z: </w:t>
       </w:r>
-      <w:hyperlink r:id="rId25" w:anchor="SQL_Enjeksiyon_Saldirisinin_Tanimi_ve_Onemi" w:history="1">
+      <w:hyperlink r:id="rId30" w:anchor="SQL_Enjeksiyon_Saldirisinin_Tanimi_ve_Onemi" w:history="1">
         <w:r>
           <w:rPr>
             <w:rStyle w:val="Hypertextovodkaz"/>
           </w:rPr>
-          <w:t>https://www.hostragons.com/sk/blog/</w:t>
-        </w:r>
-        <w:r>
-          <w:rPr>
-            <w:rStyle w:val="Hypertextovodkaz"/>
-          </w:rPr>
-          <w:t>u</w:t>
-        </w:r>
-        <w:r>
-          <w:rPr>
-            <w:rStyle w:val="Hypertextovodkaz"/>
-          </w:rPr>
-          <w:t>toky-sql-injection-a-metody-ochrany/#SQL_Enjeksiyon_Saldirisinin_Tanimi_ve_Onemi</w:t>
+          <w:t>https://www.hostragons.com/sk/blog/utoky-sql-injection-a-metody-ochrany/#SQL_Enjeksiyon_Saldirisinin_Tanimi_ve_Onemi</w:t>
         </w:r>
       </w:hyperlink>
       <w:r>
@@ -9997,7 +13970,7 @@
           <w:numId w:val="38"/>
         </w:numPr>
       </w:pPr>
-      <w:bookmarkStart w:id="93" w:name="_Ref218422443"/>
+      <w:bookmarkStart w:id="92" w:name="_Ref218422443"/>
       <w:r>
         <w:rPr>
           <w:i/>
@@ -10076,7 +14049,7 @@
       <w:r>
         <w:t>2013. Dostupné z: </w:t>
       </w:r>
-      <w:hyperlink r:id="rId26" w:history="1">
+      <w:hyperlink r:id="rId31" w:history="1">
         <w:r>
           <w:rPr>
             <w:rStyle w:val="Hypertextovodkaz"/>
@@ -10087,7 +14060,7 @@
       <w:r>
         <w:t>. [cit. 2026-01-04].</w:t>
       </w:r>
-      <w:bookmarkEnd w:id="93"/>
+      <w:bookmarkEnd w:id="92"/>
     </w:p>
     <w:p>
       <w:pPr>
@@ -10097,7 +14070,7 @@
           <w:numId w:val="38"/>
         </w:numPr>
       </w:pPr>
-      <w:bookmarkStart w:id="94" w:name="_Ref218422583"/>
+      <w:bookmarkStart w:id="93" w:name="_Ref218422583"/>
       <w:r>
         <w:rPr>
           <w:i/>
@@ -10186,7 +14159,7 @@
       <w:r>
         <w:t xml:space="preserve"> 2025, 18.3.2025. Dostupné z: </w:t>
       </w:r>
-      <w:hyperlink r:id="rId27" w:history="1">
+      <w:hyperlink r:id="rId32" w:history="1">
         <w:r>
           <w:rPr>
             <w:rStyle w:val="Hypertextovodkaz"/>
@@ -10197,7 +14170,7 @@
       <w:r>
         <w:t>. [cit. 2026-01-04].</w:t>
       </w:r>
-      <w:bookmarkEnd w:id="94"/>
+      <w:bookmarkEnd w:id="93"/>
     </w:p>
     <w:p>
       <w:pPr>
@@ -10207,7 +14180,7 @@
           <w:numId w:val="38"/>
         </w:numPr>
       </w:pPr>
-      <w:bookmarkStart w:id="95" w:name="_Ref218865168"/>
+      <w:bookmarkStart w:id="94" w:name="_Ref218865168"/>
       <w:proofErr w:type="spellStart"/>
       <w:r>
         <w:rPr>
@@ -10228,32 +14201,18 @@
       <w:r>
         <w:t>. 2024. Dostupné z: </w:t>
       </w:r>
-      <w:hyperlink r:id="rId28" w:history="1">
+      <w:hyperlink r:id="rId33" w:history="1">
         <w:r>
           <w:rPr>
             <w:rStyle w:val="Hypertextovodkaz"/>
           </w:rPr>
-          <w:t>https://www.eea.sk/</w:t>
-        </w:r>
-        <w:proofErr w:type="spellStart"/>
-        <w:r>
-          <w:rPr>
-            <w:rStyle w:val="Hypertextovodkaz"/>
-          </w:rPr>
-          <w:t>slovnik</w:t>
-        </w:r>
-        <w:proofErr w:type="spellEnd"/>
-        <w:r>
-          <w:rPr>
-            <w:rStyle w:val="Hypertextovodkaz"/>
-          </w:rPr>
-          <w:t>/backlog/</w:t>
+          <w:t>https://www.eea.sk/slovnik/backlog/</w:t>
         </w:r>
       </w:hyperlink>
       <w:r>
         <w:t>. [cit. 2026-01-09].</w:t>
       </w:r>
-      <w:bookmarkEnd w:id="95"/>
+      <w:bookmarkEnd w:id="94"/>
     </w:p>
     <w:p>
       <w:pPr>
@@ -10263,7 +14222,7 @@
           <w:numId w:val="38"/>
         </w:numPr>
       </w:pPr>
-      <w:bookmarkStart w:id="96" w:name="_Ref218422885"/>
+      <w:bookmarkStart w:id="95" w:name="_Ref218422885"/>
       <w:r>
         <w:t xml:space="preserve">WALTER, </w:t>
       </w:r>
@@ -10376,21 +14335,12 @@
         <w:tab/>
       </w:r>
       <w:r>
-        <w:t>a</w:t>
-      </w:r>
-      <w:r>
-        <w:t>tec.com/sk/blog/</w:t>
-      </w:r>
-      <w:r>
-        <w:t>k</w:t>
-      </w:r>
-      <w:r>
-        <w:t>anban-defin%C3%ADcia-met%C3%B3da-princ%C3%ADpy-pr%C3%ADklady-a-kanban-tabula</w:t>
+        <w:t>atec.com/sk/blog/kanban-defin%C3%ADcia-met%C3%B3da-princ%C3%ADpy-pr%C3%ADklady-a-kanban-tabula</w:t>
       </w:r>
       <w:r>
         <w:t>. [cit. 2026-01-04].</w:t>
       </w:r>
-      <w:bookmarkEnd w:id="96"/>
+      <w:bookmarkEnd w:id="95"/>
     </w:p>
     <w:p>
       <w:pPr>
@@ -10406,21 +14356,21 @@
       <w:pPr>
         <w:pStyle w:val="uvodzaver"/>
       </w:pPr>
-      <w:bookmarkStart w:id="97" w:name="_Toc144753411"/>
-      <w:bookmarkStart w:id="98" w:name="_Toc144746942"/>
-      <w:bookmarkStart w:id="99" w:name="_Toc515880904"/>
-      <w:bookmarkStart w:id="100" w:name="_Toc216302000"/>
+      <w:bookmarkStart w:id="96" w:name="_Toc144753411"/>
+      <w:bookmarkStart w:id="97" w:name="_Toc144746942"/>
+      <w:bookmarkStart w:id="98" w:name="_Toc515880904"/>
+      <w:bookmarkStart w:id="99" w:name="_Toc216302000"/>
       <w:r>
         <w:lastRenderedPageBreak/>
         <w:t>S</w:t>
       </w:r>
+      <w:bookmarkEnd w:id="96"/>
       <w:bookmarkEnd w:id="97"/>
       <w:bookmarkEnd w:id="98"/>
+      <w:r>
+        <w:t>eznam použitých symbolů a zkratek</w:t>
+      </w:r>
       <w:bookmarkEnd w:id="99"/>
-      <w:r>
-        <w:t>eznam použitých symbolů a zkratek</w:t>
-      </w:r>
-      <w:bookmarkEnd w:id="100"/>
     </w:p>
     <w:tbl>
       <w:tblPr>
@@ -10806,21 +14756,21 @@
       <w:pPr>
         <w:pStyle w:val="uvodzaver"/>
       </w:pPr>
-      <w:bookmarkStart w:id="101" w:name="_Toc144753412"/>
-      <w:bookmarkStart w:id="102" w:name="_Toc144746943"/>
-      <w:bookmarkStart w:id="103" w:name="_Toc515880905"/>
-      <w:bookmarkStart w:id="104" w:name="_Toc216302001"/>
+      <w:bookmarkStart w:id="100" w:name="_Toc144753412"/>
+      <w:bookmarkStart w:id="101" w:name="_Toc144746943"/>
+      <w:bookmarkStart w:id="102" w:name="_Toc515880905"/>
+      <w:bookmarkStart w:id="103" w:name="_Toc216302001"/>
       <w:r>
         <w:lastRenderedPageBreak/>
         <w:t>S</w:t>
       </w:r>
+      <w:bookmarkEnd w:id="100"/>
       <w:bookmarkEnd w:id="101"/>
       <w:bookmarkEnd w:id="102"/>
+      <w:r>
+        <w:t>eznam obrázků</w:t>
+      </w:r>
       <w:bookmarkEnd w:id="103"/>
-      <w:r>
-        <w:t>eznam obrázků</w:t>
-      </w:r>
-      <w:bookmarkEnd w:id="104"/>
     </w:p>
     <w:p>
       <w:pPr>
@@ -10968,12 +14918,12 @@
       <w:pPr>
         <w:pStyle w:val="uvodzaver"/>
       </w:pPr>
-      <w:bookmarkStart w:id="105" w:name="_Toc216302002"/>
+      <w:bookmarkStart w:id="104" w:name="_Toc216302002"/>
       <w:r>
         <w:lastRenderedPageBreak/>
         <w:t>Seznam tabulek</w:t>
       </w:r>
-      <w:bookmarkEnd w:id="105"/>
+      <w:bookmarkEnd w:id="104"/>
     </w:p>
     <w:p>
       <w:pPr>
@@ -11074,32 +15024,32 @@
       <w:pPr>
         <w:pStyle w:val="uvodzaver"/>
       </w:pPr>
-      <w:bookmarkStart w:id="106" w:name="_Toc144753414"/>
-      <w:bookmarkStart w:id="107" w:name="_Toc144746945"/>
-      <w:bookmarkStart w:id="108" w:name="_Toc515880907"/>
-      <w:bookmarkStart w:id="109" w:name="_Toc216302003"/>
+      <w:bookmarkStart w:id="105" w:name="_Toc144753414"/>
+      <w:bookmarkStart w:id="106" w:name="_Toc144746945"/>
+      <w:bookmarkStart w:id="107" w:name="_Toc515880907"/>
+      <w:bookmarkStart w:id="108" w:name="_Toc216302003"/>
       <w:r>
         <w:lastRenderedPageBreak/>
         <w:t>S</w:t>
       </w:r>
+      <w:bookmarkEnd w:id="105"/>
       <w:bookmarkEnd w:id="106"/>
       <w:bookmarkEnd w:id="107"/>
+      <w:r>
+        <w:t>eznam příloh</w:t>
+      </w:r>
       <w:bookmarkEnd w:id="108"/>
-      <w:r>
-        <w:t>eznam příloh</w:t>
-      </w:r>
+    </w:p>
+    <w:p>
+      <w:r>
+        <w:t>Prázdná šablona maturitní práce</w:t>
+      </w:r>
+      <w:bookmarkStart w:id="109" w:name="_Toc144746946"/>
+      <w:bookmarkEnd w:id="1"/>
       <w:bookmarkEnd w:id="109"/>
     </w:p>
-    <w:p>
-      <w:r>
-        <w:t>Prázdná šablona maturitní práce</w:t>
-      </w:r>
-      <w:bookmarkStart w:id="110" w:name="_Toc144746946"/>
-      <w:bookmarkEnd w:id="1"/>
-      <w:bookmarkEnd w:id="110"/>
-    </w:p>
     <w:sectPr>
-      <w:footerReference w:type="default" r:id="rId29"/>
+      <w:footerReference w:type="default" r:id="rId34"/>
       <w:pgSz w:w="11906" w:h="16838"/>
       <w:pgMar w:top="1701" w:right="1418" w:bottom="1701" w:left="2268" w:header="709" w:footer="709" w:gutter="0"/>
       <w:cols w:space="708"/>
@@ -13159,6 +17109,155 @@
     </w:lvl>
   </w:abstractNum>
   <w:abstractNum w:abstractNumId="19" w15:restartNumberingAfterBreak="0">
+    <w:nsid w:val="3F8627CF"/>
+    <w:multiLevelType w:val="multilevel"/>
+    <w:tmpl w:val="DB086932"/>
+    <w:lvl w:ilvl="0">
+      <w:start w:val="1"/>
+      <w:numFmt w:val="bullet"/>
+      <w:lvlText w:val=""/>
+      <w:lvlJc w:val="left"/>
+      <w:pPr>
+        <w:tabs>
+          <w:tab w:val="num" w:pos="720"/>
+        </w:tabs>
+        <w:ind w:left="720" w:hanging="360"/>
+      </w:pPr>
+      <w:rPr>
+        <w:rFonts w:ascii="Symbol" w:hAnsi="Symbol" w:hint="default"/>
+        <w:sz w:val="20"/>
+      </w:rPr>
+    </w:lvl>
+    <w:lvl w:ilvl="1" w:tentative="1">
+      <w:start w:val="1"/>
+      <w:numFmt w:val="bullet"/>
+      <w:lvlText w:val="o"/>
+      <w:lvlJc w:val="left"/>
+      <w:pPr>
+        <w:tabs>
+          <w:tab w:val="num" w:pos="1440"/>
+        </w:tabs>
+        <w:ind w:left="1440" w:hanging="360"/>
+      </w:pPr>
+      <w:rPr>
+        <w:rFonts w:ascii="Courier New" w:hAnsi="Courier New" w:hint="default"/>
+        <w:sz w:val="20"/>
+      </w:rPr>
+    </w:lvl>
+    <w:lvl w:ilvl="2" w:tentative="1">
+      <w:start w:val="1"/>
+      <w:numFmt w:val="bullet"/>
+      <w:lvlText w:val=""/>
+      <w:lvlJc w:val="left"/>
+      <w:pPr>
+        <w:tabs>
+          <w:tab w:val="num" w:pos="2160"/>
+        </w:tabs>
+        <w:ind w:left="2160" w:hanging="360"/>
+      </w:pPr>
+      <w:rPr>
+        <w:rFonts w:ascii="Wingdings" w:hAnsi="Wingdings" w:hint="default"/>
+        <w:sz w:val="20"/>
+      </w:rPr>
+    </w:lvl>
+    <w:lvl w:ilvl="3" w:tentative="1">
+      <w:start w:val="1"/>
+      <w:numFmt w:val="bullet"/>
+      <w:lvlText w:val=""/>
+      <w:lvlJc w:val="left"/>
+      <w:pPr>
+        <w:tabs>
+          <w:tab w:val="num" w:pos="2880"/>
+        </w:tabs>
+        <w:ind w:left="2880" w:hanging="360"/>
+      </w:pPr>
+      <w:rPr>
+        <w:rFonts w:ascii="Wingdings" w:hAnsi="Wingdings" w:hint="default"/>
+        <w:sz w:val="20"/>
+      </w:rPr>
+    </w:lvl>
+    <w:lvl w:ilvl="4" w:tentative="1">
+      <w:start w:val="1"/>
+      <w:numFmt w:val="bullet"/>
+      <w:lvlText w:val=""/>
+      <w:lvlJc w:val="left"/>
+      <w:pPr>
+        <w:tabs>
+          <w:tab w:val="num" w:pos="3600"/>
+        </w:tabs>
+        <w:ind w:left="3600" w:hanging="360"/>
+      </w:pPr>
+      <w:rPr>
+        <w:rFonts w:ascii="Wingdings" w:hAnsi="Wingdings" w:hint="default"/>
+        <w:sz w:val="20"/>
+      </w:rPr>
+    </w:lvl>
+    <w:lvl w:ilvl="5" w:tentative="1">
+      <w:start w:val="1"/>
+      <w:numFmt w:val="bullet"/>
+      <w:lvlText w:val=""/>
+      <w:lvlJc w:val="left"/>
+      <w:pPr>
+        <w:tabs>
+          <w:tab w:val="num" w:pos="4320"/>
+        </w:tabs>
+        <w:ind w:left="4320" w:hanging="360"/>
+      </w:pPr>
+      <w:rPr>
+        <w:rFonts w:ascii="Wingdings" w:hAnsi="Wingdings" w:hint="default"/>
+        <w:sz w:val="20"/>
+      </w:rPr>
+    </w:lvl>
+    <w:lvl w:ilvl="6" w:tentative="1">
+      <w:start w:val="1"/>
+      <w:numFmt w:val="bullet"/>
+      <w:lvlText w:val=""/>
+      <w:lvlJc w:val="left"/>
+      <w:pPr>
+        <w:tabs>
+          <w:tab w:val="num" w:pos="5040"/>
+        </w:tabs>
+        <w:ind w:left="5040" w:hanging="360"/>
+      </w:pPr>
+      <w:rPr>
+        <w:rFonts w:ascii="Wingdings" w:hAnsi="Wingdings" w:hint="default"/>
+        <w:sz w:val="20"/>
+      </w:rPr>
+    </w:lvl>
+    <w:lvl w:ilvl="7" w:tentative="1">
+      <w:start w:val="1"/>
+      <w:numFmt w:val="bullet"/>
+      <w:lvlText w:val=""/>
+      <w:lvlJc w:val="left"/>
+      <w:pPr>
+        <w:tabs>
+          <w:tab w:val="num" w:pos="5760"/>
+        </w:tabs>
+        <w:ind w:left="5760" w:hanging="360"/>
+      </w:pPr>
+      <w:rPr>
+        <w:rFonts w:ascii="Wingdings" w:hAnsi="Wingdings" w:hint="default"/>
+        <w:sz w:val="20"/>
+      </w:rPr>
+    </w:lvl>
+    <w:lvl w:ilvl="8" w:tentative="1">
+      <w:start w:val="1"/>
+      <w:numFmt w:val="bullet"/>
+      <w:lvlText w:val=""/>
+      <w:lvlJc w:val="left"/>
+      <w:pPr>
+        <w:tabs>
+          <w:tab w:val="num" w:pos="6480"/>
+        </w:tabs>
+        <w:ind w:left="6480" w:hanging="360"/>
+      </w:pPr>
+      <w:rPr>
+        <w:rFonts w:ascii="Wingdings" w:hAnsi="Wingdings" w:hint="default"/>
+        <w:sz w:val="20"/>
+      </w:rPr>
+    </w:lvl>
+  </w:abstractNum>
+  <w:abstractNum w:abstractNumId="20" w15:restartNumberingAfterBreak="0">
     <w:nsid w:val="3F8E6498"/>
     <w:multiLevelType w:val="multilevel"/>
     <w:tmpl w:val="0405001D"/>
@@ -13271,7 +17370,7 @@
       </w:pPr>
     </w:lvl>
   </w:abstractNum>
-  <w:abstractNum w:abstractNumId="20" w15:restartNumberingAfterBreak="0">
+  <w:abstractNum w:abstractNumId="21" w15:restartNumberingAfterBreak="0">
     <w:nsid w:val="4132576C"/>
     <w:multiLevelType w:val="hybridMultilevel"/>
     <w:tmpl w:val="25E66190"/>
@@ -13357,7 +17456,7 @@
       </w:pPr>
     </w:lvl>
   </w:abstractNum>
-  <w:abstractNum w:abstractNumId="21" w15:restartNumberingAfterBreak="0">
+  <w:abstractNum w:abstractNumId="22" w15:restartNumberingAfterBreak="0">
     <w:nsid w:val="489426C1"/>
     <w:multiLevelType w:val="hybridMultilevel"/>
     <w:tmpl w:val="02F60CD0"/>
@@ -13446,7 +17545,120 @@
       </w:pPr>
     </w:lvl>
   </w:abstractNum>
-  <w:abstractNum w:abstractNumId="22" w15:restartNumberingAfterBreak="0">
+  <w:abstractNum w:abstractNumId="23" w15:restartNumberingAfterBreak="0">
+    <w:nsid w:val="4D9B72E3"/>
+    <w:multiLevelType w:val="hybridMultilevel"/>
+    <w:tmpl w:val="6C9AC49E"/>
+    <w:lvl w:ilvl="0" w:tplc="041B0001">
+      <w:start w:val="1"/>
+      <w:numFmt w:val="bullet"/>
+      <w:lvlText w:val=""/>
+      <w:lvlJc w:val="left"/>
+      <w:pPr>
+        <w:ind w:left="720" w:hanging="360"/>
+      </w:pPr>
+      <w:rPr>
+        <w:rFonts w:ascii="Symbol" w:hAnsi="Symbol" w:hint="default"/>
+      </w:rPr>
+    </w:lvl>
+    <w:lvl w:ilvl="1" w:tplc="041B0003" w:tentative="1">
+      <w:start w:val="1"/>
+      <w:numFmt w:val="bullet"/>
+      <w:lvlText w:val="o"/>
+      <w:lvlJc w:val="left"/>
+      <w:pPr>
+        <w:ind w:left="1440" w:hanging="360"/>
+      </w:pPr>
+      <w:rPr>
+        <w:rFonts w:ascii="Courier New" w:hAnsi="Courier New" w:cs="Courier New" w:hint="default"/>
+      </w:rPr>
+    </w:lvl>
+    <w:lvl w:ilvl="2" w:tplc="041B0005" w:tentative="1">
+      <w:start w:val="1"/>
+      <w:numFmt w:val="bullet"/>
+      <w:lvlText w:val=""/>
+      <w:lvlJc w:val="left"/>
+      <w:pPr>
+        <w:ind w:left="2160" w:hanging="360"/>
+      </w:pPr>
+      <w:rPr>
+        <w:rFonts w:ascii="Wingdings" w:hAnsi="Wingdings" w:hint="default"/>
+      </w:rPr>
+    </w:lvl>
+    <w:lvl w:ilvl="3" w:tplc="041B0001" w:tentative="1">
+      <w:start w:val="1"/>
+      <w:numFmt w:val="bullet"/>
+      <w:lvlText w:val=""/>
+      <w:lvlJc w:val="left"/>
+      <w:pPr>
+        <w:ind w:left="2880" w:hanging="360"/>
+      </w:pPr>
+      <w:rPr>
+        <w:rFonts w:ascii="Symbol" w:hAnsi="Symbol" w:hint="default"/>
+      </w:rPr>
+    </w:lvl>
+    <w:lvl w:ilvl="4" w:tplc="041B0003" w:tentative="1">
+      <w:start w:val="1"/>
+      <w:numFmt w:val="bullet"/>
+      <w:lvlText w:val="o"/>
+      <w:lvlJc w:val="left"/>
+      <w:pPr>
+        <w:ind w:left="3600" w:hanging="360"/>
+      </w:pPr>
+      <w:rPr>
+        <w:rFonts w:ascii="Courier New" w:hAnsi="Courier New" w:cs="Courier New" w:hint="default"/>
+      </w:rPr>
+    </w:lvl>
+    <w:lvl w:ilvl="5" w:tplc="041B0005" w:tentative="1">
+      <w:start w:val="1"/>
+      <w:numFmt w:val="bullet"/>
+      <w:lvlText w:val=""/>
+      <w:lvlJc w:val="left"/>
+      <w:pPr>
+        <w:ind w:left="4320" w:hanging="360"/>
+      </w:pPr>
+      <w:rPr>
+        <w:rFonts w:ascii="Wingdings" w:hAnsi="Wingdings" w:hint="default"/>
+      </w:rPr>
+    </w:lvl>
+    <w:lvl w:ilvl="6" w:tplc="041B0001" w:tentative="1">
+      <w:start w:val="1"/>
+      <w:numFmt w:val="bullet"/>
+      <w:lvlText w:val=""/>
+      <w:lvlJc w:val="left"/>
+      <w:pPr>
+        <w:ind w:left="5040" w:hanging="360"/>
+      </w:pPr>
+      <w:rPr>
+        <w:rFonts w:ascii="Symbol" w:hAnsi="Symbol" w:hint="default"/>
+      </w:rPr>
+    </w:lvl>
+    <w:lvl w:ilvl="7" w:tplc="041B0003" w:tentative="1">
+      <w:start w:val="1"/>
+      <w:numFmt w:val="bullet"/>
+      <w:lvlText w:val="o"/>
+      <w:lvlJc w:val="left"/>
+      <w:pPr>
+        <w:ind w:left="5760" w:hanging="360"/>
+      </w:pPr>
+      <w:rPr>
+        <w:rFonts w:ascii="Courier New" w:hAnsi="Courier New" w:cs="Courier New" w:hint="default"/>
+      </w:rPr>
+    </w:lvl>
+    <w:lvl w:ilvl="8" w:tplc="041B0005" w:tentative="1">
+      <w:start w:val="1"/>
+      <w:numFmt w:val="bullet"/>
+      <w:lvlText w:val=""/>
+      <w:lvlJc w:val="left"/>
+      <w:pPr>
+        <w:ind w:left="6480" w:hanging="360"/>
+      </w:pPr>
+      <w:rPr>
+        <w:rFonts w:ascii="Wingdings" w:hAnsi="Wingdings" w:hint="default"/>
+      </w:rPr>
+    </w:lvl>
+  </w:abstractNum>
+  <w:abstractNum w:abstractNumId="24" w15:restartNumberingAfterBreak="0">
     <w:nsid w:val="585218DE"/>
     <w:multiLevelType w:val="hybridMultilevel"/>
     <w:tmpl w:val="771E21C8"/>
@@ -13536,7 +17748,7 @@
       </w:pPr>
     </w:lvl>
   </w:abstractNum>
-  <w:abstractNum w:abstractNumId="23" w15:restartNumberingAfterBreak="0">
+  <w:abstractNum w:abstractNumId="25" w15:restartNumberingAfterBreak="0">
     <w:nsid w:val="5C3C31AD"/>
     <w:multiLevelType w:val="multilevel"/>
     <w:tmpl w:val="0405001D"/>
@@ -13649,7 +17861,7 @@
       </w:pPr>
     </w:lvl>
   </w:abstractNum>
-  <w:abstractNum w:abstractNumId="24" w15:restartNumberingAfterBreak="0">
+  <w:abstractNum w:abstractNumId="26" w15:restartNumberingAfterBreak="0">
     <w:nsid w:val="6A3D7283"/>
     <w:multiLevelType w:val="hybridMultilevel"/>
     <w:tmpl w:val="D37829CE"/>
@@ -13762,7 +17974,7 @@
       </w:rPr>
     </w:lvl>
   </w:abstractNum>
-  <w:abstractNum w:abstractNumId="25" w15:restartNumberingAfterBreak="0">
+  <w:abstractNum w:abstractNumId="27" w15:restartNumberingAfterBreak="0">
     <w:nsid w:val="6C8911A1"/>
     <w:multiLevelType w:val="hybridMultilevel"/>
     <w:tmpl w:val="105CDC72"/>
@@ -13851,7 +18063,7 @@
       </w:pPr>
     </w:lvl>
   </w:abstractNum>
-  <w:abstractNum w:abstractNumId="26" w15:restartNumberingAfterBreak="0">
+  <w:abstractNum w:abstractNumId="28" w15:restartNumberingAfterBreak="0">
     <w:nsid w:val="719E0C15"/>
     <w:multiLevelType w:val="multilevel"/>
     <w:tmpl w:val="1D769FDC"/>
@@ -13991,7 +18203,7 @@
       </w:rPr>
     </w:lvl>
   </w:abstractNum>
-  <w:abstractNum w:abstractNumId="27" w15:restartNumberingAfterBreak="0">
+  <w:abstractNum w:abstractNumId="29" w15:restartNumberingAfterBreak="0">
     <w:nsid w:val="72784433"/>
     <w:multiLevelType w:val="multilevel"/>
     <w:tmpl w:val="3F0AB2BE"/>
@@ -14077,7 +18289,7 @@
       </w:pPr>
     </w:lvl>
   </w:abstractNum>
-  <w:abstractNum w:abstractNumId="28" w15:restartNumberingAfterBreak="0">
+  <w:abstractNum w:abstractNumId="30" w15:restartNumberingAfterBreak="0">
     <w:nsid w:val="776E7B0E"/>
     <w:multiLevelType w:val="multilevel"/>
     <w:tmpl w:val="17C2F014"/>
@@ -14226,7 +18438,7 @@
       </w:rPr>
     </w:lvl>
   </w:abstractNum>
-  <w:abstractNum w:abstractNumId="29" w15:restartNumberingAfterBreak="0">
+  <w:abstractNum w:abstractNumId="31" w15:restartNumberingAfterBreak="0">
     <w:nsid w:val="7E973A09"/>
     <w:multiLevelType w:val="multilevel"/>
     <w:tmpl w:val="2BAE0280"/>
@@ -14325,13 +18537,13 @@
     <w:abstractNumId w:val="3"/>
   </w:num>
   <w:num w:numId="2" w16cid:durableId="520974642">
-    <w:abstractNumId w:val="26"/>
+    <w:abstractNumId w:val="28"/>
   </w:num>
   <w:num w:numId="3" w16cid:durableId="326370754">
-    <w:abstractNumId w:val="19"/>
+    <w:abstractNumId w:val="20"/>
   </w:num>
   <w:num w:numId="4" w16cid:durableId="100339936">
-    <w:abstractNumId w:val="23"/>
+    <w:abstractNumId w:val="25"/>
   </w:num>
   <w:num w:numId="5" w16cid:durableId="614946590">
     <w:abstractNumId w:val="13"/>
@@ -14355,7 +18567,7 @@
     <w:abstractNumId w:val="0"/>
   </w:num>
   <w:num w:numId="12" w16cid:durableId="493296944">
-    <w:abstractNumId w:val="27"/>
+    <w:abstractNumId w:val="29"/>
   </w:num>
   <w:num w:numId="13" w16cid:durableId="1568027428">
     <w:abstractNumId w:val="16"/>
@@ -14373,19 +18585,19 @@
     <w:abstractNumId w:val="15"/>
   </w:num>
   <w:num w:numId="18" w16cid:durableId="485704504">
-    <w:abstractNumId w:val="24"/>
+    <w:abstractNumId w:val="26"/>
   </w:num>
   <w:num w:numId="19" w16cid:durableId="191921740">
     <w:abstractNumId w:val="11"/>
   </w:num>
   <w:num w:numId="20" w16cid:durableId="834222126">
-    <w:abstractNumId w:val="29"/>
+    <w:abstractNumId w:val="31"/>
   </w:num>
   <w:num w:numId="21" w16cid:durableId="2017688568">
     <w:abstractNumId w:val="9"/>
   </w:num>
   <w:num w:numId="22" w16cid:durableId="1224637428">
-    <w:abstractNumId w:val="29"/>
+    <w:abstractNumId w:val="31"/>
     <w:lvlOverride w:ilvl="0">
       <w:startOverride w:val="1"/>
     </w:lvlOverride>
@@ -14421,31 +18633,31 @@
     <w:abstractNumId w:val="5"/>
   </w:num>
   <w:num w:numId="25" w16cid:durableId="1763641936">
-    <w:abstractNumId w:val="29"/>
+    <w:abstractNumId w:val="31"/>
   </w:num>
   <w:num w:numId="26" w16cid:durableId="1230768284">
     <w:abstractNumId w:val="17"/>
   </w:num>
   <w:num w:numId="27" w16cid:durableId="1773821673">
-    <w:abstractNumId w:val="29"/>
+    <w:abstractNumId w:val="31"/>
   </w:num>
   <w:num w:numId="28" w16cid:durableId="1779790332">
-    <w:abstractNumId w:val="29"/>
+    <w:abstractNumId w:val="31"/>
   </w:num>
   <w:num w:numId="29" w16cid:durableId="756485270">
-    <w:abstractNumId w:val="29"/>
+    <w:abstractNumId w:val="31"/>
   </w:num>
   <w:num w:numId="30" w16cid:durableId="1100953857">
-    <w:abstractNumId w:val="25"/>
+    <w:abstractNumId w:val="27"/>
   </w:num>
   <w:num w:numId="31" w16cid:durableId="253973714">
-    <w:abstractNumId w:val="22"/>
+    <w:abstractNumId w:val="24"/>
   </w:num>
   <w:num w:numId="32" w16cid:durableId="1822694616">
-    <w:abstractNumId w:val="28"/>
+    <w:abstractNumId w:val="30"/>
   </w:num>
   <w:num w:numId="33" w16cid:durableId="276106859">
-    <w:abstractNumId w:val="20"/>
+    <w:abstractNumId w:val="21"/>
   </w:num>
   <w:num w:numId="34" w16cid:durableId="593166979">
     <w:abstractNumId w:val="8"/>
@@ -14460,10 +18672,16 @@
     <w:abstractNumId w:val="14"/>
   </w:num>
   <w:num w:numId="38" w16cid:durableId="436563056">
-    <w:abstractNumId w:val="21"/>
+    <w:abstractNumId w:val="22"/>
   </w:num>
   <w:num w:numId="39" w16cid:durableId="55864349">
-    <w:abstractNumId w:val="22"/>
+    <w:abstractNumId w:val="24"/>
+  </w:num>
+  <w:num w:numId="40" w16cid:durableId="1768189107">
+    <w:abstractNumId w:val="23"/>
+  </w:num>
+  <w:num w:numId="41" w16cid:durableId="84158679">
+    <w:abstractNumId w:val="19"/>
   </w:num>
 </w:numbering>
 </file>

--- a/maturitni_prace.docx
+++ b/maturitni_prace.docx
@@ -973,7 +973,7 @@
         <w:rPr>
           <w:noProof/>
         </w:rPr>
-        <w:t>17. ledna 2026</w:t>
+        <w:t>21. ledna 2026</w:t>
       </w:r>
       <w:r>
         <w:fldChar w:fldCharType="end"/>
@@ -1035,7 +1035,7 @@
         <w:rPr>
           <w:noProof/>
         </w:rPr>
-        <w:t>17. ledna 2026</w:t>
+        <w:t>21. ledna 2026</w:t>
       </w:r>
       <w:r>
         <w:fldChar w:fldCharType="end"/>
@@ -1115,7 +1115,6 @@
               <w:rFonts w:asciiTheme="minorHAnsi" w:eastAsiaTheme="minorEastAsia" w:hAnsiTheme="minorHAnsi" w:cstheme="minorBidi"/>
               <w:b w:val="0"/>
               <w:bCs w:val="0"/>
-              <w:noProof/>
               <w:color w:val="auto"/>
               <w:kern w:val="2"/>
               <w:szCs w:val="24"/>
@@ -1137,54 +1136,46 @@
               <w:rPr>
                 <w:rStyle w:val="Hypertextovodkaz"/>
                 <w:rFonts w:eastAsiaTheme="majorEastAsia"/>
-                <w:noProof/>
               </w:rPr>
               <w:t>Úvod</w:t>
             </w:r>
             <w:r>
               <w:rPr>
-                <w:noProof/>
                 <w:webHidden/>
               </w:rPr>
               <w:tab/>
             </w:r>
             <w:r>
               <w:rPr>
-                <w:noProof/>
                 <w:webHidden/>
               </w:rPr>
               <w:fldChar w:fldCharType="begin"/>
             </w:r>
             <w:r>
               <w:rPr>
-                <w:noProof/>
                 <w:webHidden/>
               </w:rPr>
               <w:instrText xml:space="preserve"> PAGEREF _Toc216301955 \h </w:instrText>
             </w:r>
             <w:r>
               <w:rPr>
-                <w:noProof/>
-                <w:webHidden/>
-              </w:rPr>
-            </w:r>
-            <w:r>
-              <w:rPr>
-                <w:noProof/>
+                <w:webHidden/>
+              </w:rPr>
+            </w:r>
+            <w:r>
+              <w:rPr>
                 <w:webHidden/>
               </w:rPr>
               <w:fldChar w:fldCharType="separate"/>
             </w:r>
             <w:r>
               <w:rPr>
-                <w:noProof/>
                 <w:webHidden/>
               </w:rPr>
               <w:t>7</w:t>
             </w:r>
             <w:r>
               <w:rPr>
-                <w:noProof/>
                 <w:webHidden/>
               </w:rPr>
               <w:fldChar w:fldCharType="end"/>
@@ -1202,7 +1193,6 @@
               <w:rFonts w:asciiTheme="minorHAnsi" w:eastAsiaTheme="minorEastAsia" w:hAnsiTheme="minorHAnsi" w:cstheme="minorBidi"/>
               <w:b w:val="0"/>
               <w:bCs w:val="0"/>
-              <w:noProof/>
               <w:color w:val="auto"/>
               <w:kern w:val="2"/>
               <w:szCs w:val="24"/>
@@ -1215,7 +1205,6 @@
               <w:rPr>
                 <w:rStyle w:val="Hypertextovodkaz"/>
                 <w:rFonts w:eastAsiaTheme="majorEastAsia"/>
-                <w:noProof/>
               </w:rPr>
               <w:t>1</w:t>
             </w:r>
@@ -1224,7 +1213,6 @@
                 <w:rFonts w:asciiTheme="minorHAnsi" w:eastAsiaTheme="minorEastAsia" w:hAnsiTheme="minorHAnsi" w:cstheme="minorBidi"/>
                 <w:b w:val="0"/>
                 <w:bCs w:val="0"/>
-                <w:noProof/>
                 <w:color w:val="auto"/>
                 <w:kern w:val="2"/>
                 <w:szCs w:val="24"/>
@@ -1237,54 +1225,46 @@
               <w:rPr>
                 <w:rStyle w:val="Hypertextovodkaz"/>
                 <w:rFonts w:eastAsiaTheme="majorEastAsia"/>
-                <w:noProof/>
               </w:rPr>
               <w:t>Teoretická část</w:t>
             </w:r>
             <w:r>
               <w:rPr>
-                <w:noProof/>
                 <w:webHidden/>
               </w:rPr>
               <w:tab/>
             </w:r>
             <w:r>
               <w:rPr>
-                <w:noProof/>
                 <w:webHidden/>
               </w:rPr>
               <w:fldChar w:fldCharType="begin"/>
             </w:r>
             <w:r>
               <w:rPr>
-                <w:noProof/>
                 <w:webHidden/>
               </w:rPr>
               <w:instrText xml:space="preserve"> PAGEREF _Toc216301956 \h </w:instrText>
             </w:r>
             <w:r>
               <w:rPr>
-                <w:noProof/>
-                <w:webHidden/>
-              </w:rPr>
-            </w:r>
-            <w:r>
-              <w:rPr>
-                <w:noProof/>
+                <w:webHidden/>
+              </w:rPr>
+            </w:r>
+            <w:r>
+              <w:rPr>
                 <w:webHidden/>
               </w:rPr>
               <w:fldChar w:fldCharType="separate"/>
             </w:r>
             <w:r>
               <w:rPr>
-                <w:noProof/>
                 <w:webHidden/>
               </w:rPr>
               <w:t>8</w:t>
             </w:r>
             <w:r>
               <w:rPr>
-                <w:noProof/>
                 <w:webHidden/>
               </w:rPr>
               <w:fldChar w:fldCharType="end"/>
@@ -1302,7 +1282,6 @@
               <w:rFonts w:asciiTheme="minorHAnsi" w:eastAsiaTheme="minorEastAsia" w:hAnsiTheme="minorHAnsi" w:cstheme="minorBidi"/>
               <w:b w:val="0"/>
               <w:iCs w:val="0"/>
-              <w:noProof/>
               <w:color w:val="auto"/>
               <w:kern w:val="2"/>
               <w:szCs w:val="24"/>
@@ -1315,7 +1294,6 @@
               <w:rPr>
                 <w:rStyle w:val="Hypertextovodkaz"/>
                 <w:rFonts w:eastAsiaTheme="majorEastAsia"/>
-                <w:noProof/>
               </w:rPr>
               <w:t>1.1</w:t>
             </w:r>
@@ -1324,7 +1302,6 @@
                 <w:rFonts w:asciiTheme="minorHAnsi" w:eastAsiaTheme="minorEastAsia" w:hAnsiTheme="minorHAnsi" w:cstheme="minorBidi"/>
                 <w:b w:val="0"/>
                 <w:iCs w:val="0"/>
-                <w:noProof/>
                 <w:color w:val="auto"/>
                 <w:kern w:val="2"/>
                 <w:szCs w:val="24"/>
@@ -1337,54 +1314,46 @@
               <w:rPr>
                 <w:rStyle w:val="Hypertextovodkaz"/>
                 <w:rFonts w:eastAsiaTheme="majorEastAsia"/>
-                <w:noProof/>
               </w:rPr>
               <w:t>Správce hesel</w:t>
             </w:r>
             <w:r>
               <w:rPr>
-                <w:noProof/>
                 <w:webHidden/>
               </w:rPr>
               <w:tab/>
             </w:r>
             <w:r>
               <w:rPr>
-                <w:noProof/>
                 <w:webHidden/>
               </w:rPr>
               <w:fldChar w:fldCharType="begin"/>
             </w:r>
             <w:r>
               <w:rPr>
-                <w:noProof/>
                 <w:webHidden/>
               </w:rPr>
               <w:instrText xml:space="preserve"> PAGEREF _Toc216301957 \h </w:instrText>
             </w:r>
             <w:r>
               <w:rPr>
-                <w:noProof/>
-                <w:webHidden/>
-              </w:rPr>
-            </w:r>
-            <w:r>
-              <w:rPr>
-                <w:noProof/>
+                <w:webHidden/>
+              </w:rPr>
+            </w:r>
+            <w:r>
+              <w:rPr>
                 <w:webHidden/>
               </w:rPr>
               <w:fldChar w:fldCharType="separate"/>
             </w:r>
             <w:r>
               <w:rPr>
-                <w:noProof/>
                 <w:webHidden/>
               </w:rPr>
               <w:t>8</w:t>
             </w:r>
             <w:r>
               <w:rPr>
-                <w:noProof/>
                 <w:webHidden/>
               </w:rPr>
               <w:fldChar w:fldCharType="end"/>
@@ -1400,7 +1369,6 @@
             </w:tabs>
             <w:rPr>
               <w:rFonts w:asciiTheme="minorHAnsi" w:eastAsiaTheme="minorEastAsia" w:hAnsiTheme="minorHAnsi" w:cstheme="minorBidi"/>
-              <w:noProof/>
               <w:color w:val="auto"/>
               <w:kern w:val="2"/>
               <w:szCs w:val="24"/>
@@ -1413,14 +1381,12 @@
               <w:rPr>
                 <w:rStyle w:val="Hypertextovodkaz"/>
                 <w:rFonts w:eastAsiaTheme="majorEastAsia"/>
-                <w:noProof/>
               </w:rPr>
               <w:t>1.1.1</w:t>
             </w:r>
             <w:r>
               <w:rPr>
                 <w:rFonts w:asciiTheme="minorHAnsi" w:eastAsiaTheme="minorEastAsia" w:hAnsiTheme="minorHAnsi" w:cstheme="minorBidi"/>
-                <w:noProof/>
                 <w:color w:val="auto"/>
                 <w:kern w:val="2"/>
                 <w:szCs w:val="24"/>
@@ -1433,54 +1399,46 @@
               <w:rPr>
                 <w:rStyle w:val="Hypertextovodkaz"/>
                 <w:rFonts w:eastAsiaTheme="majorEastAsia"/>
-                <w:noProof/>
               </w:rPr>
               <w:t>Zásady tvorby silného hesla</w:t>
             </w:r>
             <w:r>
               <w:rPr>
-                <w:noProof/>
                 <w:webHidden/>
               </w:rPr>
               <w:tab/>
             </w:r>
             <w:r>
               <w:rPr>
-                <w:noProof/>
                 <w:webHidden/>
               </w:rPr>
               <w:fldChar w:fldCharType="begin"/>
             </w:r>
             <w:r>
               <w:rPr>
-                <w:noProof/>
                 <w:webHidden/>
               </w:rPr>
               <w:instrText xml:space="preserve"> PAGEREF _Toc216301958 \h </w:instrText>
             </w:r>
             <w:r>
               <w:rPr>
-                <w:noProof/>
-                <w:webHidden/>
-              </w:rPr>
-            </w:r>
-            <w:r>
-              <w:rPr>
-                <w:noProof/>
+                <w:webHidden/>
+              </w:rPr>
+            </w:r>
+            <w:r>
+              <w:rPr>
                 <w:webHidden/>
               </w:rPr>
               <w:fldChar w:fldCharType="separate"/>
             </w:r>
             <w:r>
               <w:rPr>
-                <w:noProof/>
                 <w:webHidden/>
               </w:rPr>
               <w:t>8</w:t>
             </w:r>
             <w:r>
               <w:rPr>
-                <w:noProof/>
                 <w:webHidden/>
               </w:rPr>
               <w:fldChar w:fldCharType="end"/>
@@ -1498,7 +1456,6 @@
               <w:rFonts w:asciiTheme="minorHAnsi" w:eastAsiaTheme="minorEastAsia" w:hAnsiTheme="minorHAnsi" w:cstheme="minorBidi"/>
               <w:b w:val="0"/>
               <w:iCs w:val="0"/>
-              <w:noProof/>
               <w:color w:val="auto"/>
               <w:kern w:val="2"/>
               <w:szCs w:val="24"/>
@@ -1511,7 +1468,6 @@
               <w:rPr>
                 <w:rStyle w:val="Hypertextovodkaz"/>
                 <w:rFonts w:eastAsiaTheme="majorEastAsia"/>
-                <w:noProof/>
               </w:rPr>
               <w:t>1.2</w:t>
             </w:r>
@@ -1520,7 +1476,6 @@
                 <w:rFonts w:asciiTheme="minorHAnsi" w:eastAsiaTheme="minorEastAsia" w:hAnsiTheme="minorHAnsi" w:cstheme="minorBidi"/>
                 <w:b w:val="0"/>
                 <w:iCs w:val="0"/>
-                <w:noProof/>
                 <w:color w:val="auto"/>
                 <w:kern w:val="2"/>
                 <w:szCs w:val="24"/>
@@ -1533,54 +1488,46 @@
               <w:rPr>
                 <w:rStyle w:val="Hypertextovodkaz"/>
                 <w:rFonts w:eastAsiaTheme="majorEastAsia"/>
-                <w:noProof/>
               </w:rPr>
               <w:t>Architektura aplikací</w:t>
             </w:r>
             <w:r>
               <w:rPr>
-                <w:noProof/>
                 <w:webHidden/>
               </w:rPr>
               <w:tab/>
             </w:r>
             <w:r>
               <w:rPr>
-                <w:noProof/>
                 <w:webHidden/>
               </w:rPr>
               <w:fldChar w:fldCharType="begin"/>
             </w:r>
             <w:r>
               <w:rPr>
-                <w:noProof/>
                 <w:webHidden/>
               </w:rPr>
               <w:instrText xml:space="preserve"> PAGEREF _Toc216301959 \h </w:instrText>
             </w:r>
             <w:r>
               <w:rPr>
-                <w:noProof/>
-                <w:webHidden/>
-              </w:rPr>
-            </w:r>
-            <w:r>
-              <w:rPr>
-                <w:noProof/>
+                <w:webHidden/>
+              </w:rPr>
+            </w:r>
+            <w:r>
+              <w:rPr>
                 <w:webHidden/>
               </w:rPr>
               <w:fldChar w:fldCharType="separate"/>
             </w:r>
             <w:r>
               <w:rPr>
-                <w:noProof/>
                 <w:webHidden/>
               </w:rPr>
               <w:t>9</w:t>
             </w:r>
             <w:r>
               <w:rPr>
-                <w:noProof/>
                 <w:webHidden/>
               </w:rPr>
               <w:fldChar w:fldCharType="end"/>
@@ -1596,7 +1543,6 @@
             </w:tabs>
             <w:rPr>
               <w:rFonts w:asciiTheme="minorHAnsi" w:eastAsiaTheme="minorEastAsia" w:hAnsiTheme="minorHAnsi" w:cstheme="minorBidi"/>
-              <w:noProof/>
               <w:color w:val="auto"/>
               <w:kern w:val="2"/>
               <w:szCs w:val="24"/>
@@ -1609,14 +1555,12 @@
               <w:rPr>
                 <w:rStyle w:val="Hypertextovodkaz"/>
                 <w:rFonts w:eastAsiaTheme="majorEastAsia"/>
-                <w:noProof/>
               </w:rPr>
               <w:t>1.2.1</w:t>
             </w:r>
             <w:r>
               <w:rPr>
                 <w:rFonts w:asciiTheme="minorHAnsi" w:eastAsiaTheme="minorEastAsia" w:hAnsiTheme="minorHAnsi" w:cstheme="minorBidi"/>
-                <w:noProof/>
                 <w:color w:val="auto"/>
                 <w:kern w:val="2"/>
                 <w:szCs w:val="24"/>
@@ -1629,54 +1573,46 @@
               <w:rPr>
                 <w:rStyle w:val="Hypertextovodkaz"/>
                 <w:rFonts w:eastAsiaTheme="majorEastAsia"/>
-                <w:noProof/>
               </w:rPr>
               <w:t>Platforma .NET</w:t>
             </w:r>
             <w:r>
               <w:rPr>
-                <w:noProof/>
                 <w:webHidden/>
               </w:rPr>
               <w:tab/>
             </w:r>
             <w:r>
               <w:rPr>
-                <w:noProof/>
                 <w:webHidden/>
               </w:rPr>
               <w:fldChar w:fldCharType="begin"/>
             </w:r>
             <w:r>
               <w:rPr>
-                <w:noProof/>
                 <w:webHidden/>
               </w:rPr>
               <w:instrText xml:space="preserve"> PAGEREF _Toc216301960 \h </w:instrText>
             </w:r>
             <w:r>
               <w:rPr>
-                <w:noProof/>
-                <w:webHidden/>
-              </w:rPr>
-            </w:r>
-            <w:r>
-              <w:rPr>
-                <w:noProof/>
+                <w:webHidden/>
+              </w:rPr>
+            </w:r>
+            <w:r>
+              <w:rPr>
                 <w:webHidden/>
               </w:rPr>
               <w:fldChar w:fldCharType="separate"/>
             </w:r>
             <w:r>
               <w:rPr>
-                <w:noProof/>
                 <w:webHidden/>
               </w:rPr>
               <w:t>9</w:t>
             </w:r>
             <w:r>
               <w:rPr>
-                <w:noProof/>
                 <w:webHidden/>
               </w:rPr>
               <w:fldChar w:fldCharType="end"/>
@@ -1692,7 +1628,6 @@
             </w:tabs>
             <w:rPr>
               <w:rFonts w:asciiTheme="minorHAnsi" w:eastAsiaTheme="minorEastAsia" w:hAnsiTheme="minorHAnsi" w:cstheme="minorBidi"/>
-              <w:noProof/>
               <w:color w:val="auto"/>
               <w:kern w:val="2"/>
               <w:szCs w:val="24"/>
@@ -1705,14 +1640,12 @@
               <w:rPr>
                 <w:rStyle w:val="Hypertextovodkaz"/>
                 <w:rFonts w:eastAsiaTheme="majorEastAsia"/>
-                <w:noProof/>
               </w:rPr>
               <w:t>1.2.2</w:t>
             </w:r>
             <w:r>
               <w:rPr>
                 <w:rFonts w:asciiTheme="minorHAnsi" w:eastAsiaTheme="minorEastAsia" w:hAnsiTheme="minorHAnsi" w:cstheme="minorBidi"/>
-                <w:noProof/>
                 <w:color w:val="auto"/>
                 <w:kern w:val="2"/>
                 <w:szCs w:val="24"/>
@@ -1725,54 +1658,46 @@
               <w:rPr>
                 <w:rStyle w:val="Hypertextovodkaz"/>
                 <w:rFonts w:eastAsiaTheme="majorEastAsia"/>
-                <w:noProof/>
               </w:rPr>
               <w:t>Desktop vs. Web</w:t>
             </w:r>
             <w:r>
               <w:rPr>
-                <w:noProof/>
                 <w:webHidden/>
               </w:rPr>
               <w:tab/>
             </w:r>
             <w:r>
               <w:rPr>
-                <w:noProof/>
                 <w:webHidden/>
               </w:rPr>
               <w:fldChar w:fldCharType="begin"/>
             </w:r>
             <w:r>
               <w:rPr>
-                <w:noProof/>
                 <w:webHidden/>
               </w:rPr>
               <w:instrText xml:space="preserve"> PAGEREF _Toc216301961 \h </w:instrText>
             </w:r>
             <w:r>
               <w:rPr>
-                <w:noProof/>
-                <w:webHidden/>
-              </w:rPr>
-            </w:r>
-            <w:r>
-              <w:rPr>
-                <w:noProof/>
+                <w:webHidden/>
+              </w:rPr>
+            </w:r>
+            <w:r>
+              <w:rPr>
                 <w:webHidden/>
               </w:rPr>
               <w:fldChar w:fldCharType="separate"/>
             </w:r>
             <w:r>
               <w:rPr>
-                <w:noProof/>
                 <w:webHidden/>
               </w:rPr>
               <w:t>9</w:t>
             </w:r>
             <w:r>
               <w:rPr>
-                <w:noProof/>
                 <w:webHidden/>
               </w:rPr>
               <w:fldChar w:fldCharType="end"/>
@@ -1788,7 +1713,6 @@
             </w:tabs>
             <w:rPr>
               <w:rFonts w:asciiTheme="minorHAnsi" w:eastAsiaTheme="minorEastAsia" w:hAnsiTheme="minorHAnsi" w:cstheme="minorBidi"/>
-              <w:noProof/>
               <w:color w:val="auto"/>
               <w:kern w:val="2"/>
               <w:szCs w:val="24"/>
@@ -1801,14 +1725,12 @@
               <w:rPr>
                 <w:rStyle w:val="Hypertextovodkaz"/>
                 <w:rFonts w:eastAsiaTheme="majorEastAsia"/>
-                <w:noProof/>
               </w:rPr>
               <w:t>1.2.3</w:t>
             </w:r>
             <w:r>
               <w:rPr>
                 <w:rFonts w:asciiTheme="minorHAnsi" w:eastAsiaTheme="minorEastAsia" w:hAnsiTheme="minorHAnsi" w:cstheme="minorBidi"/>
-                <w:noProof/>
                 <w:color w:val="auto"/>
                 <w:kern w:val="2"/>
                 <w:szCs w:val="24"/>
@@ -1821,54 +1743,46 @@
               <w:rPr>
                 <w:rStyle w:val="Hypertextovodkaz"/>
                 <w:rFonts w:eastAsiaTheme="majorEastAsia"/>
-                <w:noProof/>
               </w:rPr>
               <w:t>UX zásady</w:t>
             </w:r>
             <w:r>
               <w:rPr>
-                <w:noProof/>
                 <w:webHidden/>
               </w:rPr>
               <w:tab/>
             </w:r>
             <w:r>
               <w:rPr>
-                <w:noProof/>
                 <w:webHidden/>
               </w:rPr>
               <w:fldChar w:fldCharType="begin"/>
             </w:r>
             <w:r>
               <w:rPr>
-                <w:noProof/>
                 <w:webHidden/>
               </w:rPr>
               <w:instrText xml:space="preserve"> PAGEREF _Toc216301962 \h </w:instrText>
             </w:r>
             <w:r>
               <w:rPr>
-                <w:noProof/>
-                <w:webHidden/>
-              </w:rPr>
-            </w:r>
-            <w:r>
-              <w:rPr>
-                <w:noProof/>
+                <w:webHidden/>
+              </w:rPr>
+            </w:r>
+            <w:r>
+              <w:rPr>
                 <w:webHidden/>
               </w:rPr>
               <w:fldChar w:fldCharType="separate"/>
             </w:r>
             <w:r>
               <w:rPr>
-                <w:noProof/>
                 <w:webHidden/>
               </w:rPr>
               <w:t>10</w:t>
             </w:r>
             <w:r>
               <w:rPr>
-                <w:noProof/>
                 <w:webHidden/>
               </w:rPr>
               <w:fldChar w:fldCharType="end"/>
@@ -1884,7 +1798,6 @@
             </w:tabs>
             <w:rPr>
               <w:rFonts w:asciiTheme="minorHAnsi" w:eastAsiaTheme="minorEastAsia" w:hAnsiTheme="minorHAnsi" w:cstheme="minorBidi"/>
-              <w:noProof/>
               <w:color w:val="auto"/>
               <w:kern w:val="2"/>
               <w:szCs w:val="24"/>
@@ -1897,14 +1810,12 @@
               <w:rPr>
                 <w:rStyle w:val="Hypertextovodkaz"/>
                 <w:rFonts w:eastAsiaTheme="majorEastAsia"/>
-                <w:noProof/>
               </w:rPr>
               <w:t>1.2.4</w:t>
             </w:r>
             <w:r>
               <w:rPr>
                 <w:rFonts w:asciiTheme="minorHAnsi" w:eastAsiaTheme="minorEastAsia" w:hAnsiTheme="minorHAnsi" w:cstheme="minorBidi"/>
-                <w:noProof/>
                 <w:color w:val="auto"/>
                 <w:kern w:val="2"/>
                 <w:szCs w:val="24"/>
@@ -1917,54 +1828,46 @@
               <w:rPr>
                 <w:rStyle w:val="Hypertextovodkaz"/>
                 <w:rFonts w:eastAsiaTheme="majorEastAsia"/>
-                <w:noProof/>
               </w:rPr>
               <w:t>UI zásady</w:t>
             </w:r>
             <w:r>
               <w:rPr>
-                <w:noProof/>
                 <w:webHidden/>
               </w:rPr>
               <w:tab/>
             </w:r>
             <w:r>
               <w:rPr>
-                <w:noProof/>
                 <w:webHidden/>
               </w:rPr>
               <w:fldChar w:fldCharType="begin"/>
             </w:r>
             <w:r>
               <w:rPr>
-                <w:noProof/>
                 <w:webHidden/>
               </w:rPr>
               <w:instrText xml:space="preserve"> PAGEREF _Toc216301963 \h </w:instrText>
             </w:r>
             <w:r>
               <w:rPr>
-                <w:noProof/>
-                <w:webHidden/>
-              </w:rPr>
-            </w:r>
-            <w:r>
-              <w:rPr>
-                <w:noProof/>
+                <w:webHidden/>
+              </w:rPr>
+            </w:r>
+            <w:r>
+              <w:rPr>
                 <w:webHidden/>
               </w:rPr>
               <w:fldChar w:fldCharType="separate"/>
             </w:r>
             <w:r>
               <w:rPr>
-                <w:noProof/>
                 <w:webHidden/>
               </w:rPr>
               <w:t>10</w:t>
             </w:r>
             <w:r>
               <w:rPr>
-                <w:noProof/>
                 <w:webHidden/>
               </w:rPr>
               <w:fldChar w:fldCharType="end"/>
@@ -1982,7 +1885,6 @@
               <w:rFonts w:asciiTheme="minorHAnsi" w:eastAsiaTheme="minorEastAsia" w:hAnsiTheme="minorHAnsi" w:cstheme="minorBidi"/>
               <w:b w:val="0"/>
               <w:iCs w:val="0"/>
-              <w:noProof/>
               <w:color w:val="auto"/>
               <w:kern w:val="2"/>
               <w:szCs w:val="24"/>
@@ -1995,7 +1897,6 @@
               <w:rPr>
                 <w:rStyle w:val="Hypertextovodkaz"/>
                 <w:rFonts w:eastAsiaTheme="majorEastAsia"/>
-                <w:noProof/>
               </w:rPr>
               <w:t>1.3</w:t>
             </w:r>
@@ -2004,7 +1905,6 @@
                 <w:rFonts w:asciiTheme="minorHAnsi" w:eastAsiaTheme="minorEastAsia" w:hAnsiTheme="minorHAnsi" w:cstheme="minorBidi"/>
                 <w:b w:val="0"/>
                 <w:iCs w:val="0"/>
-                <w:noProof/>
                 <w:color w:val="auto"/>
                 <w:kern w:val="2"/>
                 <w:szCs w:val="24"/>
@@ -2017,54 +1917,46 @@
               <w:rPr>
                 <w:rStyle w:val="Hypertextovodkaz"/>
                 <w:rFonts w:eastAsiaTheme="majorEastAsia"/>
-                <w:noProof/>
               </w:rPr>
               <w:t>Databáze</w:t>
             </w:r>
             <w:r>
               <w:rPr>
-                <w:noProof/>
                 <w:webHidden/>
               </w:rPr>
               <w:tab/>
             </w:r>
             <w:r>
               <w:rPr>
-                <w:noProof/>
                 <w:webHidden/>
               </w:rPr>
               <w:fldChar w:fldCharType="begin"/>
             </w:r>
             <w:r>
               <w:rPr>
-                <w:noProof/>
                 <w:webHidden/>
               </w:rPr>
               <w:instrText xml:space="preserve"> PAGEREF _Toc216301964 \h </w:instrText>
             </w:r>
             <w:r>
               <w:rPr>
-                <w:noProof/>
-                <w:webHidden/>
-              </w:rPr>
-            </w:r>
-            <w:r>
-              <w:rPr>
-                <w:noProof/>
+                <w:webHidden/>
+              </w:rPr>
+            </w:r>
+            <w:r>
+              <w:rPr>
                 <w:webHidden/>
               </w:rPr>
               <w:fldChar w:fldCharType="separate"/>
             </w:r>
             <w:r>
               <w:rPr>
-                <w:noProof/>
                 <w:webHidden/>
               </w:rPr>
               <w:t>11</w:t>
             </w:r>
             <w:r>
               <w:rPr>
-                <w:noProof/>
                 <w:webHidden/>
               </w:rPr>
               <w:fldChar w:fldCharType="end"/>
@@ -2080,7 +1972,6 @@
             </w:tabs>
             <w:rPr>
               <w:rFonts w:asciiTheme="minorHAnsi" w:eastAsiaTheme="minorEastAsia" w:hAnsiTheme="minorHAnsi" w:cstheme="minorBidi"/>
-              <w:noProof/>
               <w:color w:val="auto"/>
               <w:kern w:val="2"/>
               <w:szCs w:val="24"/>
@@ -2093,14 +1984,12 @@
               <w:rPr>
                 <w:rStyle w:val="Hypertextovodkaz"/>
                 <w:rFonts w:eastAsiaTheme="majorEastAsia"/>
-                <w:noProof/>
               </w:rPr>
               <w:t>1.3.1</w:t>
             </w:r>
             <w:r>
               <w:rPr>
                 <w:rFonts w:asciiTheme="minorHAnsi" w:eastAsiaTheme="minorEastAsia" w:hAnsiTheme="minorHAnsi" w:cstheme="minorBidi"/>
-                <w:noProof/>
                 <w:color w:val="auto"/>
                 <w:kern w:val="2"/>
                 <w:szCs w:val="24"/>
@@ -2113,54 +2002,46 @@
               <w:rPr>
                 <w:rStyle w:val="Hypertextovodkaz"/>
                 <w:rFonts w:eastAsiaTheme="majorEastAsia"/>
-                <w:noProof/>
               </w:rPr>
               <w:t>Relační model</w:t>
             </w:r>
             <w:r>
               <w:rPr>
-                <w:noProof/>
                 <w:webHidden/>
               </w:rPr>
               <w:tab/>
             </w:r>
             <w:r>
               <w:rPr>
-                <w:noProof/>
                 <w:webHidden/>
               </w:rPr>
               <w:fldChar w:fldCharType="begin"/>
             </w:r>
             <w:r>
               <w:rPr>
-                <w:noProof/>
                 <w:webHidden/>
               </w:rPr>
               <w:instrText xml:space="preserve"> PAGEREF _Toc216301965 \h </w:instrText>
             </w:r>
             <w:r>
               <w:rPr>
-                <w:noProof/>
-                <w:webHidden/>
-              </w:rPr>
-            </w:r>
-            <w:r>
-              <w:rPr>
-                <w:noProof/>
+                <w:webHidden/>
+              </w:rPr>
+            </w:r>
+            <w:r>
+              <w:rPr>
                 <w:webHidden/>
               </w:rPr>
               <w:fldChar w:fldCharType="separate"/>
             </w:r>
             <w:r>
               <w:rPr>
-                <w:noProof/>
                 <w:webHidden/>
               </w:rPr>
               <w:t>11</w:t>
             </w:r>
             <w:r>
               <w:rPr>
-                <w:noProof/>
                 <w:webHidden/>
               </w:rPr>
               <w:fldChar w:fldCharType="end"/>
@@ -2176,7 +2057,6 @@
             </w:tabs>
             <w:rPr>
               <w:rFonts w:asciiTheme="minorHAnsi" w:eastAsiaTheme="minorEastAsia" w:hAnsiTheme="minorHAnsi" w:cstheme="minorBidi"/>
-              <w:noProof/>
               <w:color w:val="auto"/>
               <w:kern w:val="2"/>
               <w:szCs w:val="24"/>
@@ -2189,14 +2069,12 @@
               <w:rPr>
                 <w:rStyle w:val="Hypertextovodkaz"/>
                 <w:rFonts w:eastAsiaTheme="majorEastAsia"/>
-                <w:noProof/>
               </w:rPr>
               <w:t>1.3.2</w:t>
             </w:r>
             <w:r>
               <w:rPr>
                 <w:rFonts w:asciiTheme="minorHAnsi" w:eastAsiaTheme="minorEastAsia" w:hAnsiTheme="minorHAnsi" w:cstheme="minorBidi"/>
-                <w:noProof/>
                 <w:color w:val="auto"/>
                 <w:kern w:val="2"/>
                 <w:szCs w:val="24"/>
@@ -2209,54 +2087,46 @@
               <w:rPr>
                 <w:rStyle w:val="Hypertextovodkaz"/>
                 <w:rFonts w:eastAsiaTheme="majorEastAsia"/>
-                <w:noProof/>
               </w:rPr>
               <w:t>SQL příkazy</w:t>
             </w:r>
             <w:r>
               <w:rPr>
-                <w:noProof/>
                 <w:webHidden/>
               </w:rPr>
               <w:tab/>
             </w:r>
             <w:r>
               <w:rPr>
-                <w:noProof/>
                 <w:webHidden/>
               </w:rPr>
               <w:fldChar w:fldCharType="begin"/>
             </w:r>
             <w:r>
               <w:rPr>
-                <w:noProof/>
                 <w:webHidden/>
               </w:rPr>
               <w:instrText xml:space="preserve"> PAGEREF _Toc216301966 \h </w:instrText>
             </w:r>
             <w:r>
               <w:rPr>
-                <w:noProof/>
-                <w:webHidden/>
-              </w:rPr>
-            </w:r>
-            <w:r>
-              <w:rPr>
-                <w:noProof/>
+                <w:webHidden/>
+              </w:rPr>
+            </w:r>
+            <w:r>
+              <w:rPr>
                 <w:webHidden/>
               </w:rPr>
               <w:fldChar w:fldCharType="separate"/>
             </w:r>
             <w:r>
               <w:rPr>
-                <w:noProof/>
                 <w:webHidden/>
               </w:rPr>
               <w:t>11</w:t>
             </w:r>
             <w:r>
               <w:rPr>
-                <w:noProof/>
                 <w:webHidden/>
               </w:rPr>
               <w:fldChar w:fldCharType="end"/>
@@ -2272,7 +2142,6 @@
             </w:tabs>
             <w:rPr>
               <w:rFonts w:asciiTheme="minorHAnsi" w:eastAsiaTheme="minorEastAsia" w:hAnsiTheme="minorHAnsi" w:cstheme="minorBidi"/>
-              <w:noProof/>
               <w:color w:val="auto"/>
               <w:kern w:val="2"/>
               <w:szCs w:val="24"/>
@@ -2285,14 +2154,12 @@
               <w:rPr>
                 <w:rStyle w:val="Hypertextovodkaz"/>
                 <w:rFonts w:eastAsiaTheme="majorEastAsia"/>
-                <w:noProof/>
               </w:rPr>
               <w:t>1.3.3</w:t>
             </w:r>
             <w:r>
               <w:rPr>
                 <w:rFonts w:asciiTheme="minorHAnsi" w:eastAsiaTheme="minorEastAsia" w:hAnsiTheme="minorHAnsi" w:cstheme="minorBidi"/>
-                <w:noProof/>
                 <w:color w:val="auto"/>
                 <w:kern w:val="2"/>
                 <w:szCs w:val="24"/>
@@ -2305,54 +2172,46 @@
               <w:rPr>
                 <w:rStyle w:val="Hypertextovodkaz"/>
                 <w:rFonts w:eastAsiaTheme="majorEastAsia"/>
-                <w:noProof/>
               </w:rPr>
               <w:t>Připojení databáze</w:t>
             </w:r>
             <w:r>
               <w:rPr>
-                <w:noProof/>
                 <w:webHidden/>
               </w:rPr>
               <w:tab/>
             </w:r>
             <w:r>
               <w:rPr>
-                <w:noProof/>
                 <w:webHidden/>
               </w:rPr>
               <w:fldChar w:fldCharType="begin"/>
             </w:r>
             <w:r>
               <w:rPr>
-                <w:noProof/>
                 <w:webHidden/>
               </w:rPr>
               <w:instrText xml:space="preserve"> PAGEREF _Toc216301967 \h </w:instrText>
             </w:r>
             <w:r>
               <w:rPr>
-                <w:noProof/>
-                <w:webHidden/>
-              </w:rPr>
-            </w:r>
-            <w:r>
-              <w:rPr>
-                <w:noProof/>
+                <w:webHidden/>
+              </w:rPr>
+            </w:r>
+            <w:r>
+              <w:rPr>
                 <w:webHidden/>
               </w:rPr>
               <w:fldChar w:fldCharType="separate"/>
             </w:r>
             <w:r>
               <w:rPr>
-                <w:noProof/>
                 <w:webHidden/>
               </w:rPr>
               <w:t>12</w:t>
             </w:r>
             <w:r>
               <w:rPr>
-                <w:noProof/>
                 <w:webHidden/>
               </w:rPr>
               <w:fldChar w:fldCharType="end"/>
@@ -2370,7 +2229,6 @@
               <w:rFonts w:asciiTheme="minorHAnsi" w:eastAsiaTheme="minorEastAsia" w:hAnsiTheme="minorHAnsi" w:cstheme="minorBidi"/>
               <w:b w:val="0"/>
               <w:iCs w:val="0"/>
-              <w:noProof/>
               <w:color w:val="auto"/>
               <w:kern w:val="2"/>
               <w:szCs w:val="24"/>
@@ -2383,7 +2241,6 @@
               <w:rPr>
                 <w:rStyle w:val="Hypertextovodkaz"/>
                 <w:rFonts w:eastAsiaTheme="majorEastAsia"/>
-                <w:noProof/>
               </w:rPr>
               <w:t>1.4</w:t>
             </w:r>
@@ -2392,7 +2249,6 @@
                 <w:rFonts w:asciiTheme="minorHAnsi" w:eastAsiaTheme="minorEastAsia" w:hAnsiTheme="minorHAnsi" w:cstheme="minorBidi"/>
                 <w:b w:val="0"/>
                 <w:iCs w:val="0"/>
-                <w:noProof/>
                 <w:color w:val="auto"/>
                 <w:kern w:val="2"/>
                 <w:szCs w:val="24"/>
@@ -2405,54 +2261,46 @@
               <w:rPr>
                 <w:rStyle w:val="Hypertextovodkaz"/>
                 <w:rFonts w:eastAsiaTheme="majorEastAsia"/>
-                <w:noProof/>
               </w:rPr>
               <w:t>Zabezpečení dat</w:t>
             </w:r>
             <w:r>
               <w:rPr>
-                <w:noProof/>
                 <w:webHidden/>
               </w:rPr>
               <w:tab/>
             </w:r>
             <w:r>
               <w:rPr>
-                <w:noProof/>
                 <w:webHidden/>
               </w:rPr>
               <w:fldChar w:fldCharType="begin"/>
             </w:r>
             <w:r>
               <w:rPr>
-                <w:noProof/>
                 <w:webHidden/>
               </w:rPr>
               <w:instrText xml:space="preserve"> PAGEREF _Toc216301968 \h </w:instrText>
             </w:r>
             <w:r>
               <w:rPr>
-                <w:noProof/>
-                <w:webHidden/>
-              </w:rPr>
-            </w:r>
-            <w:r>
-              <w:rPr>
-                <w:noProof/>
+                <w:webHidden/>
+              </w:rPr>
+            </w:r>
+            <w:r>
+              <w:rPr>
                 <w:webHidden/>
               </w:rPr>
               <w:fldChar w:fldCharType="separate"/>
             </w:r>
             <w:r>
               <w:rPr>
-                <w:noProof/>
                 <w:webHidden/>
               </w:rPr>
               <w:t>13</w:t>
             </w:r>
             <w:r>
               <w:rPr>
-                <w:noProof/>
                 <w:webHidden/>
               </w:rPr>
               <w:fldChar w:fldCharType="end"/>
@@ -2468,7 +2316,6 @@
             </w:tabs>
             <w:rPr>
               <w:rFonts w:asciiTheme="minorHAnsi" w:eastAsiaTheme="minorEastAsia" w:hAnsiTheme="minorHAnsi" w:cstheme="minorBidi"/>
-              <w:noProof/>
               <w:color w:val="auto"/>
               <w:kern w:val="2"/>
               <w:szCs w:val="24"/>
@@ -2481,14 +2328,12 @@
               <w:rPr>
                 <w:rStyle w:val="Hypertextovodkaz"/>
                 <w:rFonts w:eastAsiaTheme="majorEastAsia"/>
-                <w:noProof/>
               </w:rPr>
               <w:t>1.4.1</w:t>
             </w:r>
             <w:r>
               <w:rPr>
                 <w:rFonts w:asciiTheme="minorHAnsi" w:eastAsiaTheme="minorEastAsia" w:hAnsiTheme="minorHAnsi" w:cstheme="minorBidi"/>
-                <w:noProof/>
                 <w:color w:val="auto"/>
                 <w:kern w:val="2"/>
                 <w:szCs w:val="24"/>
@@ -2501,54 +2346,46 @@
               <w:rPr>
                 <w:rStyle w:val="Hypertextovodkaz"/>
                 <w:rFonts w:eastAsiaTheme="majorEastAsia"/>
-                <w:noProof/>
               </w:rPr>
               <w:t>Hashování hesel</w:t>
             </w:r>
             <w:r>
               <w:rPr>
-                <w:noProof/>
                 <w:webHidden/>
               </w:rPr>
               <w:tab/>
             </w:r>
             <w:r>
               <w:rPr>
-                <w:noProof/>
                 <w:webHidden/>
               </w:rPr>
               <w:fldChar w:fldCharType="begin"/>
             </w:r>
             <w:r>
               <w:rPr>
-                <w:noProof/>
                 <w:webHidden/>
               </w:rPr>
               <w:instrText xml:space="preserve"> PAGEREF _Toc216301969 \h </w:instrText>
             </w:r>
             <w:r>
               <w:rPr>
-                <w:noProof/>
-                <w:webHidden/>
-              </w:rPr>
-            </w:r>
-            <w:r>
-              <w:rPr>
-                <w:noProof/>
+                <w:webHidden/>
+              </w:rPr>
+            </w:r>
+            <w:r>
+              <w:rPr>
                 <w:webHidden/>
               </w:rPr>
               <w:fldChar w:fldCharType="separate"/>
             </w:r>
             <w:r>
               <w:rPr>
-                <w:noProof/>
                 <w:webHidden/>
               </w:rPr>
               <w:t>13</w:t>
             </w:r>
             <w:r>
               <w:rPr>
-                <w:noProof/>
                 <w:webHidden/>
               </w:rPr>
               <w:fldChar w:fldCharType="end"/>
@@ -2564,7 +2401,6 @@
             </w:tabs>
             <w:rPr>
               <w:rFonts w:asciiTheme="minorHAnsi" w:eastAsiaTheme="minorEastAsia" w:hAnsiTheme="minorHAnsi" w:cstheme="minorBidi"/>
-              <w:noProof/>
               <w:color w:val="auto"/>
               <w:kern w:val="2"/>
               <w:szCs w:val="24"/>
@@ -2577,14 +2413,12 @@
               <w:rPr>
                 <w:rStyle w:val="Hypertextovodkaz"/>
                 <w:rFonts w:eastAsiaTheme="majorEastAsia"/>
-                <w:noProof/>
               </w:rPr>
               <w:t>1.4.2</w:t>
             </w:r>
             <w:r>
               <w:rPr>
                 <w:rFonts w:asciiTheme="minorHAnsi" w:eastAsiaTheme="minorEastAsia" w:hAnsiTheme="minorHAnsi" w:cstheme="minorBidi"/>
-                <w:noProof/>
                 <w:color w:val="auto"/>
                 <w:kern w:val="2"/>
                 <w:szCs w:val="24"/>
@@ -2597,54 +2431,46 @@
               <w:rPr>
                 <w:rStyle w:val="Hypertextovodkaz"/>
                 <w:rFonts w:eastAsiaTheme="majorEastAsia"/>
-                <w:noProof/>
               </w:rPr>
               <w:t>Ověření uživatele</w:t>
             </w:r>
             <w:r>
               <w:rPr>
-                <w:noProof/>
                 <w:webHidden/>
               </w:rPr>
               <w:tab/>
             </w:r>
             <w:r>
               <w:rPr>
-                <w:noProof/>
                 <w:webHidden/>
               </w:rPr>
               <w:fldChar w:fldCharType="begin"/>
             </w:r>
             <w:r>
               <w:rPr>
-                <w:noProof/>
                 <w:webHidden/>
               </w:rPr>
               <w:instrText xml:space="preserve"> PAGEREF _Toc216301970 \h </w:instrText>
             </w:r>
             <w:r>
               <w:rPr>
-                <w:noProof/>
-                <w:webHidden/>
-              </w:rPr>
-            </w:r>
-            <w:r>
-              <w:rPr>
-                <w:noProof/>
+                <w:webHidden/>
+              </w:rPr>
+            </w:r>
+            <w:r>
+              <w:rPr>
                 <w:webHidden/>
               </w:rPr>
               <w:fldChar w:fldCharType="separate"/>
             </w:r>
             <w:r>
               <w:rPr>
-                <w:noProof/>
                 <w:webHidden/>
               </w:rPr>
               <w:t>13</w:t>
             </w:r>
             <w:r>
               <w:rPr>
-                <w:noProof/>
                 <w:webHidden/>
               </w:rPr>
               <w:fldChar w:fldCharType="end"/>
@@ -2660,7 +2486,6 @@
             </w:tabs>
             <w:rPr>
               <w:rFonts w:asciiTheme="minorHAnsi" w:eastAsiaTheme="minorEastAsia" w:hAnsiTheme="minorHAnsi" w:cstheme="minorBidi"/>
-              <w:noProof/>
               <w:color w:val="auto"/>
               <w:kern w:val="2"/>
               <w:szCs w:val="24"/>
@@ -2673,14 +2498,12 @@
               <w:rPr>
                 <w:rStyle w:val="Hypertextovodkaz"/>
                 <w:rFonts w:eastAsiaTheme="majorEastAsia"/>
-                <w:noProof/>
               </w:rPr>
               <w:t>1.4.3</w:t>
             </w:r>
             <w:r>
               <w:rPr>
                 <w:rFonts w:asciiTheme="minorHAnsi" w:eastAsiaTheme="minorEastAsia" w:hAnsiTheme="minorHAnsi" w:cstheme="minorBidi"/>
-                <w:noProof/>
                 <w:color w:val="auto"/>
                 <w:kern w:val="2"/>
                 <w:szCs w:val="24"/>
@@ -2693,54 +2516,46 @@
               <w:rPr>
                 <w:rStyle w:val="Hypertextovodkaz"/>
                 <w:rFonts w:eastAsiaTheme="majorEastAsia"/>
-                <w:noProof/>
               </w:rPr>
               <w:t>CAPTCHA ochrana</w:t>
             </w:r>
             <w:r>
               <w:rPr>
-                <w:noProof/>
                 <w:webHidden/>
               </w:rPr>
               <w:tab/>
             </w:r>
             <w:r>
               <w:rPr>
-                <w:noProof/>
                 <w:webHidden/>
               </w:rPr>
               <w:fldChar w:fldCharType="begin"/>
             </w:r>
             <w:r>
               <w:rPr>
-                <w:noProof/>
                 <w:webHidden/>
               </w:rPr>
               <w:instrText xml:space="preserve"> PAGEREF _Toc216301971 \h </w:instrText>
             </w:r>
             <w:r>
               <w:rPr>
-                <w:noProof/>
-                <w:webHidden/>
-              </w:rPr>
-            </w:r>
-            <w:r>
-              <w:rPr>
-                <w:noProof/>
+                <w:webHidden/>
+              </w:rPr>
+            </w:r>
+            <w:r>
+              <w:rPr>
                 <w:webHidden/>
               </w:rPr>
               <w:fldChar w:fldCharType="separate"/>
             </w:r>
             <w:r>
               <w:rPr>
-                <w:noProof/>
                 <w:webHidden/>
               </w:rPr>
               <w:t>14</w:t>
             </w:r>
             <w:r>
               <w:rPr>
-                <w:noProof/>
                 <w:webHidden/>
               </w:rPr>
               <w:fldChar w:fldCharType="end"/>
@@ -2756,7 +2571,6 @@
             </w:tabs>
             <w:rPr>
               <w:rFonts w:asciiTheme="minorHAnsi" w:eastAsiaTheme="minorEastAsia" w:hAnsiTheme="minorHAnsi" w:cstheme="minorBidi"/>
-              <w:noProof/>
               <w:color w:val="auto"/>
               <w:kern w:val="2"/>
               <w:szCs w:val="24"/>
@@ -2769,14 +2583,12 @@
               <w:rPr>
                 <w:rStyle w:val="Hypertextovodkaz"/>
                 <w:rFonts w:eastAsiaTheme="majorEastAsia"/>
-                <w:noProof/>
               </w:rPr>
               <w:t>1.4.4</w:t>
             </w:r>
             <w:r>
               <w:rPr>
                 <w:rFonts w:asciiTheme="minorHAnsi" w:eastAsiaTheme="minorEastAsia" w:hAnsiTheme="minorHAnsi" w:cstheme="minorBidi"/>
-                <w:noProof/>
                 <w:color w:val="auto"/>
                 <w:kern w:val="2"/>
                 <w:szCs w:val="24"/>
@@ -2789,54 +2601,46 @@
               <w:rPr>
                 <w:rStyle w:val="Hypertextovodkaz"/>
                 <w:rFonts w:eastAsiaTheme="majorEastAsia"/>
-                <w:noProof/>
               </w:rPr>
               <w:t>SQL injection obrana</w:t>
             </w:r>
             <w:r>
               <w:rPr>
-                <w:noProof/>
                 <w:webHidden/>
               </w:rPr>
               <w:tab/>
             </w:r>
             <w:r>
               <w:rPr>
-                <w:noProof/>
                 <w:webHidden/>
               </w:rPr>
               <w:fldChar w:fldCharType="begin"/>
             </w:r>
             <w:r>
               <w:rPr>
-                <w:noProof/>
                 <w:webHidden/>
               </w:rPr>
               <w:instrText xml:space="preserve"> PAGEREF _Toc216301972 \h </w:instrText>
             </w:r>
             <w:r>
               <w:rPr>
-                <w:noProof/>
-                <w:webHidden/>
-              </w:rPr>
-            </w:r>
-            <w:r>
-              <w:rPr>
-                <w:noProof/>
+                <w:webHidden/>
+              </w:rPr>
+            </w:r>
+            <w:r>
+              <w:rPr>
                 <w:webHidden/>
               </w:rPr>
               <w:fldChar w:fldCharType="separate"/>
             </w:r>
             <w:r>
               <w:rPr>
-                <w:noProof/>
                 <w:webHidden/>
               </w:rPr>
               <w:t>14</w:t>
             </w:r>
             <w:r>
               <w:rPr>
-                <w:noProof/>
                 <w:webHidden/>
               </w:rPr>
               <w:fldChar w:fldCharType="end"/>
@@ -2854,7 +2658,6 @@
               <w:rFonts w:asciiTheme="minorHAnsi" w:eastAsiaTheme="minorEastAsia" w:hAnsiTheme="minorHAnsi" w:cstheme="minorBidi"/>
               <w:b w:val="0"/>
               <w:iCs w:val="0"/>
-              <w:noProof/>
               <w:color w:val="auto"/>
               <w:kern w:val="2"/>
               <w:szCs w:val="24"/>
@@ -2867,7 +2670,6 @@
               <w:rPr>
                 <w:rStyle w:val="Hypertextovodkaz"/>
                 <w:rFonts w:eastAsiaTheme="majorEastAsia"/>
-                <w:noProof/>
               </w:rPr>
               <w:t>1.5</w:t>
             </w:r>
@@ -2876,7 +2678,6 @@
                 <w:rFonts w:asciiTheme="minorHAnsi" w:eastAsiaTheme="minorEastAsia" w:hAnsiTheme="minorHAnsi" w:cstheme="minorBidi"/>
                 <w:b w:val="0"/>
                 <w:iCs w:val="0"/>
-                <w:noProof/>
                 <w:color w:val="auto"/>
                 <w:kern w:val="2"/>
                 <w:szCs w:val="24"/>
@@ -2889,54 +2690,46 @@
               <w:rPr>
                 <w:rStyle w:val="Hypertextovodkaz"/>
                 <w:rFonts w:eastAsiaTheme="majorEastAsia"/>
-                <w:noProof/>
               </w:rPr>
               <w:t>Verzování kódu</w:t>
             </w:r>
             <w:r>
               <w:rPr>
-                <w:noProof/>
                 <w:webHidden/>
               </w:rPr>
               <w:tab/>
             </w:r>
             <w:r>
               <w:rPr>
-                <w:noProof/>
                 <w:webHidden/>
               </w:rPr>
               <w:fldChar w:fldCharType="begin"/>
             </w:r>
             <w:r>
               <w:rPr>
-                <w:noProof/>
                 <w:webHidden/>
               </w:rPr>
               <w:instrText xml:space="preserve"> PAGEREF _Toc216301973 \h </w:instrText>
             </w:r>
             <w:r>
               <w:rPr>
-                <w:noProof/>
-                <w:webHidden/>
-              </w:rPr>
-            </w:r>
-            <w:r>
-              <w:rPr>
-                <w:noProof/>
+                <w:webHidden/>
+              </w:rPr>
+            </w:r>
+            <w:r>
+              <w:rPr>
                 <w:webHidden/>
               </w:rPr>
               <w:fldChar w:fldCharType="separate"/>
             </w:r>
             <w:r>
               <w:rPr>
-                <w:noProof/>
                 <w:webHidden/>
               </w:rPr>
               <w:t>15</w:t>
             </w:r>
             <w:r>
               <w:rPr>
-                <w:noProof/>
                 <w:webHidden/>
               </w:rPr>
               <w:fldChar w:fldCharType="end"/>
@@ -2952,7 +2745,6 @@
             </w:tabs>
             <w:rPr>
               <w:rFonts w:asciiTheme="minorHAnsi" w:eastAsiaTheme="minorEastAsia" w:hAnsiTheme="minorHAnsi" w:cstheme="minorBidi"/>
-              <w:noProof/>
               <w:color w:val="auto"/>
               <w:kern w:val="2"/>
               <w:szCs w:val="24"/>
@@ -2965,14 +2757,12 @@
               <w:rPr>
                 <w:rStyle w:val="Hypertextovodkaz"/>
                 <w:rFonts w:eastAsiaTheme="majorEastAsia"/>
-                <w:noProof/>
               </w:rPr>
               <w:t>1.5.1</w:t>
             </w:r>
             <w:r>
               <w:rPr>
                 <w:rFonts w:asciiTheme="minorHAnsi" w:eastAsiaTheme="minorEastAsia" w:hAnsiTheme="minorHAnsi" w:cstheme="minorBidi"/>
-                <w:noProof/>
                 <w:color w:val="auto"/>
                 <w:kern w:val="2"/>
                 <w:szCs w:val="24"/>
@@ -2985,54 +2775,46 @@
               <w:rPr>
                 <w:rStyle w:val="Hypertextovodkaz"/>
                 <w:rFonts w:eastAsiaTheme="majorEastAsia"/>
-                <w:noProof/>
               </w:rPr>
               <w:t>Git základy</w:t>
             </w:r>
             <w:r>
               <w:rPr>
-                <w:noProof/>
                 <w:webHidden/>
               </w:rPr>
               <w:tab/>
             </w:r>
             <w:r>
               <w:rPr>
-                <w:noProof/>
                 <w:webHidden/>
               </w:rPr>
               <w:fldChar w:fldCharType="begin"/>
             </w:r>
             <w:r>
               <w:rPr>
-                <w:noProof/>
                 <w:webHidden/>
               </w:rPr>
               <w:instrText xml:space="preserve"> PAGEREF _Toc216301974 \h </w:instrText>
             </w:r>
             <w:r>
               <w:rPr>
-                <w:noProof/>
-                <w:webHidden/>
-              </w:rPr>
-            </w:r>
-            <w:r>
-              <w:rPr>
-                <w:noProof/>
+                <w:webHidden/>
+              </w:rPr>
+            </w:r>
+            <w:r>
+              <w:rPr>
                 <w:webHidden/>
               </w:rPr>
               <w:fldChar w:fldCharType="separate"/>
             </w:r>
             <w:r>
               <w:rPr>
-                <w:noProof/>
                 <w:webHidden/>
               </w:rPr>
               <w:t>15</w:t>
             </w:r>
             <w:r>
               <w:rPr>
-                <w:noProof/>
                 <w:webHidden/>
               </w:rPr>
               <w:fldChar w:fldCharType="end"/>
@@ -3050,7 +2832,6 @@
               <w:rFonts w:asciiTheme="minorHAnsi" w:eastAsiaTheme="minorEastAsia" w:hAnsiTheme="minorHAnsi" w:cstheme="minorBidi"/>
               <w:b w:val="0"/>
               <w:iCs w:val="0"/>
-              <w:noProof/>
               <w:color w:val="auto"/>
               <w:kern w:val="2"/>
               <w:szCs w:val="24"/>
@@ -3063,7 +2844,6 @@
               <w:rPr>
                 <w:rStyle w:val="Hypertextovodkaz"/>
                 <w:rFonts w:eastAsiaTheme="majorEastAsia"/>
-                <w:noProof/>
               </w:rPr>
               <w:t>1.6</w:t>
             </w:r>
@@ -3072,7 +2852,6 @@
                 <w:rFonts w:asciiTheme="minorHAnsi" w:eastAsiaTheme="minorEastAsia" w:hAnsiTheme="minorHAnsi" w:cstheme="minorBidi"/>
                 <w:b w:val="0"/>
                 <w:iCs w:val="0"/>
-                <w:noProof/>
                 <w:color w:val="auto"/>
                 <w:kern w:val="2"/>
                 <w:szCs w:val="24"/>
@@ -3085,54 +2864,46 @@
               <w:rPr>
                 <w:rStyle w:val="Hypertextovodkaz"/>
                 <w:rFonts w:eastAsiaTheme="majorEastAsia"/>
-                <w:noProof/>
               </w:rPr>
               <w:t>Backlog</w:t>
             </w:r>
             <w:r>
               <w:rPr>
-                <w:noProof/>
                 <w:webHidden/>
               </w:rPr>
               <w:tab/>
             </w:r>
             <w:r>
               <w:rPr>
-                <w:noProof/>
                 <w:webHidden/>
               </w:rPr>
               <w:fldChar w:fldCharType="begin"/>
             </w:r>
             <w:r>
               <w:rPr>
-                <w:noProof/>
                 <w:webHidden/>
               </w:rPr>
               <w:instrText xml:space="preserve"> PAGEREF _Toc216301975 \h </w:instrText>
             </w:r>
             <w:r>
               <w:rPr>
-                <w:noProof/>
-                <w:webHidden/>
-              </w:rPr>
-            </w:r>
-            <w:r>
-              <w:rPr>
-                <w:noProof/>
+                <w:webHidden/>
+              </w:rPr>
+            </w:r>
+            <w:r>
+              <w:rPr>
                 <w:webHidden/>
               </w:rPr>
               <w:fldChar w:fldCharType="separate"/>
             </w:r>
             <w:r>
               <w:rPr>
-                <w:noProof/>
                 <w:webHidden/>
               </w:rPr>
               <w:t>16</w:t>
             </w:r>
             <w:r>
               <w:rPr>
-                <w:noProof/>
                 <w:webHidden/>
               </w:rPr>
               <w:fldChar w:fldCharType="end"/>
@@ -3148,7 +2919,6 @@
             </w:tabs>
             <w:rPr>
               <w:rFonts w:asciiTheme="minorHAnsi" w:eastAsiaTheme="minorEastAsia" w:hAnsiTheme="minorHAnsi" w:cstheme="minorBidi"/>
-              <w:noProof/>
               <w:color w:val="auto"/>
               <w:kern w:val="2"/>
               <w:szCs w:val="24"/>
@@ -3161,14 +2931,12 @@
               <w:rPr>
                 <w:rStyle w:val="Hypertextovodkaz"/>
                 <w:rFonts w:eastAsiaTheme="majorEastAsia"/>
-                <w:noProof/>
               </w:rPr>
               <w:t>1.6.1</w:t>
             </w:r>
             <w:r>
               <w:rPr>
                 <w:rFonts w:asciiTheme="minorHAnsi" w:eastAsiaTheme="minorEastAsia" w:hAnsiTheme="minorHAnsi" w:cstheme="minorBidi"/>
-                <w:noProof/>
                 <w:color w:val="auto"/>
                 <w:kern w:val="2"/>
                 <w:szCs w:val="24"/>
@@ -3181,54 +2949,46 @@
               <w:rPr>
                 <w:rStyle w:val="Hypertextovodkaz"/>
                 <w:rFonts w:eastAsiaTheme="majorEastAsia"/>
-                <w:noProof/>
               </w:rPr>
               <w:t>Git Kanban</w:t>
             </w:r>
             <w:r>
               <w:rPr>
-                <w:noProof/>
                 <w:webHidden/>
               </w:rPr>
               <w:tab/>
             </w:r>
             <w:r>
               <w:rPr>
-                <w:noProof/>
                 <w:webHidden/>
               </w:rPr>
               <w:fldChar w:fldCharType="begin"/>
             </w:r>
             <w:r>
               <w:rPr>
-                <w:noProof/>
                 <w:webHidden/>
               </w:rPr>
               <w:instrText xml:space="preserve"> PAGEREF _Toc216301976 \h </w:instrText>
             </w:r>
             <w:r>
               <w:rPr>
-                <w:noProof/>
-                <w:webHidden/>
-              </w:rPr>
-            </w:r>
-            <w:r>
-              <w:rPr>
-                <w:noProof/>
+                <w:webHidden/>
+              </w:rPr>
+            </w:r>
+            <w:r>
+              <w:rPr>
                 <w:webHidden/>
               </w:rPr>
               <w:fldChar w:fldCharType="separate"/>
             </w:r>
             <w:r>
               <w:rPr>
-                <w:noProof/>
                 <w:webHidden/>
               </w:rPr>
               <w:t>17</w:t>
             </w:r>
             <w:r>
               <w:rPr>
-                <w:noProof/>
                 <w:webHidden/>
               </w:rPr>
               <w:fldChar w:fldCharType="end"/>
@@ -3246,7 +3006,6 @@
               <w:rFonts w:asciiTheme="minorHAnsi" w:eastAsiaTheme="minorEastAsia" w:hAnsiTheme="minorHAnsi" w:cstheme="minorBidi"/>
               <w:b w:val="0"/>
               <w:bCs w:val="0"/>
-              <w:noProof/>
               <w:color w:val="auto"/>
               <w:kern w:val="2"/>
               <w:szCs w:val="24"/>
@@ -3259,7 +3018,6 @@
               <w:rPr>
                 <w:rStyle w:val="Hypertextovodkaz"/>
                 <w:rFonts w:eastAsiaTheme="majorEastAsia"/>
-                <w:noProof/>
               </w:rPr>
               <w:t>2</w:t>
             </w:r>
@@ -3268,7 +3026,6 @@
                 <w:rFonts w:asciiTheme="minorHAnsi" w:eastAsiaTheme="minorEastAsia" w:hAnsiTheme="minorHAnsi" w:cstheme="minorBidi"/>
                 <w:b w:val="0"/>
                 <w:bCs w:val="0"/>
-                <w:noProof/>
                 <w:color w:val="auto"/>
                 <w:kern w:val="2"/>
                 <w:szCs w:val="24"/>
@@ -3281,54 +3038,46 @@
               <w:rPr>
                 <w:rStyle w:val="Hypertextovodkaz"/>
                 <w:rFonts w:eastAsiaTheme="majorEastAsia"/>
-                <w:noProof/>
               </w:rPr>
               <w:t>Praktická část</w:t>
             </w:r>
             <w:r>
               <w:rPr>
-                <w:noProof/>
                 <w:webHidden/>
               </w:rPr>
               <w:tab/>
             </w:r>
             <w:r>
               <w:rPr>
-                <w:noProof/>
                 <w:webHidden/>
               </w:rPr>
               <w:fldChar w:fldCharType="begin"/>
             </w:r>
             <w:r>
               <w:rPr>
-                <w:noProof/>
                 <w:webHidden/>
               </w:rPr>
               <w:instrText xml:space="preserve"> PAGEREF _Toc216301977 \h </w:instrText>
             </w:r>
             <w:r>
               <w:rPr>
-                <w:noProof/>
-                <w:webHidden/>
-              </w:rPr>
-            </w:r>
-            <w:r>
-              <w:rPr>
-                <w:noProof/>
+                <w:webHidden/>
+              </w:rPr>
+            </w:r>
+            <w:r>
+              <w:rPr>
                 <w:webHidden/>
               </w:rPr>
               <w:fldChar w:fldCharType="separate"/>
             </w:r>
             <w:r>
               <w:rPr>
-                <w:noProof/>
                 <w:webHidden/>
               </w:rPr>
               <w:t>18</w:t>
             </w:r>
             <w:r>
               <w:rPr>
-                <w:noProof/>
                 <w:webHidden/>
               </w:rPr>
               <w:fldChar w:fldCharType="end"/>
@@ -3346,7 +3095,6 @@
               <w:rFonts w:asciiTheme="minorHAnsi" w:eastAsiaTheme="minorEastAsia" w:hAnsiTheme="minorHAnsi" w:cstheme="minorBidi"/>
               <w:b w:val="0"/>
               <w:iCs w:val="0"/>
-              <w:noProof/>
               <w:color w:val="auto"/>
               <w:kern w:val="2"/>
               <w:szCs w:val="24"/>
@@ -3359,7 +3107,6 @@
               <w:rPr>
                 <w:rStyle w:val="Hypertextovodkaz"/>
                 <w:rFonts w:eastAsiaTheme="majorEastAsia"/>
-                <w:noProof/>
               </w:rPr>
               <w:t>2.1</w:t>
             </w:r>
@@ -3368,7 +3115,6 @@
                 <w:rFonts w:asciiTheme="minorHAnsi" w:eastAsiaTheme="minorEastAsia" w:hAnsiTheme="minorHAnsi" w:cstheme="minorBidi"/>
                 <w:b w:val="0"/>
                 <w:iCs w:val="0"/>
-                <w:noProof/>
                 <w:color w:val="auto"/>
                 <w:kern w:val="2"/>
                 <w:szCs w:val="24"/>
@@ -3381,54 +3127,46 @@
               <w:rPr>
                 <w:rStyle w:val="Hypertextovodkaz"/>
                 <w:rFonts w:eastAsiaTheme="majorEastAsia"/>
-                <w:noProof/>
               </w:rPr>
               <w:t>Návrh aplikace</w:t>
             </w:r>
             <w:r>
               <w:rPr>
-                <w:noProof/>
                 <w:webHidden/>
               </w:rPr>
               <w:tab/>
             </w:r>
             <w:r>
               <w:rPr>
-                <w:noProof/>
                 <w:webHidden/>
               </w:rPr>
               <w:fldChar w:fldCharType="begin"/>
             </w:r>
             <w:r>
               <w:rPr>
-                <w:noProof/>
                 <w:webHidden/>
               </w:rPr>
               <w:instrText xml:space="preserve"> PAGEREF _Toc216301978 \h </w:instrText>
             </w:r>
             <w:r>
               <w:rPr>
-                <w:noProof/>
-                <w:webHidden/>
-              </w:rPr>
-            </w:r>
-            <w:r>
-              <w:rPr>
-                <w:noProof/>
+                <w:webHidden/>
+              </w:rPr>
+            </w:r>
+            <w:r>
+              <w:rPr>
                 <w:webHidden/>
               </w:rPr>
               <w:fldChar w:fldCharType="separate"/>
             </w:r>
             <w:r>
               <w:rPr>
-                <w:noProof/>
                 <w:webHidden/>
               </w:rPr>
               <w:t>18</w:t>
             </w:r>
             <w:r>
               <w:rPr>
-                <w:noProof/>
                 <w:webHidden/>
               </w:rPr>
               <w:fldChar w:fldCharType="end"/>
@@ -3444,7 +3182,6 @@
             </w:tabs>
             <w:rPr>
               <w:rFonts w:asciiTheme="minorHAnsi" w:eastAsiaTheme="minorEastAsia" w:hAnsiTheme="minorHAnsi" w:cstheme="minorBidi"/>
-              <w:noProof/>
               <w:color w:val="auto"/>
               <w:kern w:val="2"/>
               <w:szCs w:val="24"/>
@@ -3457,14 +3194,12 @@
               <w:rPr>
                 <w:rStyle w:val="Hypertextovodkaz"/>
                 <w:rFonts w:eastAsiaTheme="majorEastAsia"/>
-                <w:noProof/>
               </w:rPr>
               <w:t>2.1.1</w:t>
             </w:r>
             <w:r>
               <w:rPr>
                 <w:rFonts w:asciiTheme="minorHAnsi" w:eastAsiaTheme="minorEastAsia" w:hAnsiTheme="minorHAnsi" w:cstheme="minorBidi"/>
-                <w:noProof/>
                 <w:color w:val="auto"/>
                 <w:kern w:val="2"/>
                 <w:szCs w:val="24"/>
@@ -3477,54 +3212,46 @@
               <w:rPr>
                 <w:rStyle w:val="Hypertextovodkaz"/>
                 <w:rFonts w:eastAsiaTheme="majorEastAsia"/>
-                <w:noProof/>
               </w:rPr>
               <w:t>Struktura projektu</w:t>
             </w:r>
             <w:r>
               <w:rPr>
-                <w:noProof/>
                 <w:webHidden/>
               </w:rPr>
               <w:tab/>
             </w:r>
             <w:r>
               <w:rPr>
-                <w:noProof/>
                 <w:webHidden/>
               </w:rPr>
               <w:fldChar w:fldCharType="begin"/>
             </w:r>
             <w:r>
               <w:rPr>
-                <w:noProof/>
                 <w:webHidden/>
               </w:rPr>
               <w:instrText xml:space="preserve"> PAGEREF _Toc216301979 \h </w:instrText>
             </w:r>
             <w:r>
               <w:rPr>
-                <w:noProof/>
-                <w:webHidden/>
-              </w:rPr>
-            </w:r>
-            <w:r>
-              <w:rPr>
-                <w:noProof/>
+                <w:webHidden/>
+              </w:rPr>
+            </w:r>
+            <w:r>
+              <w:rPr>
                 <w:webHidden/>
               </w:rPr>
               <w:fldChar w:fldCharType="separate"/>
             </w:r>
             <w:r>
               <w:rPr>
-                <w:noProof/>
                 <w:webHidden/>
               </w:rPr>
               <w:t>18</w:t>
             </w:r>
             <w:r>
               <w:rPr>
-                <w:noProof/>
                 <w:webHidden/>
               </w:rPr>
               <w:fldChar w:fldCharType="end"/>
@@ -3540,7 +3267,6 @@
             </w:tabs>
             <w:rPr>
               <w:rFonts w:asciiTheme="minorHAnsi" w:eastAsiaTheme="minorEastAsia" w:hAnsiTheme="minorHAnsi" w:cstheme="minorBidi"/>
-              <w:noProof/>
               <w:color w:val="auto"/>
               <w:kern w:val="2"/>
               <w:szCs w:val="24"/>
@@ -3553,14 +3279,12 @@
               <w:rPr>
                 <w:rStyle w:val="Hypertextovodkaz"/>
                 <w:rFonts w:eastAsiaTheme="majorEastAsia"/>
-                <w:noProof/>
               </w:rPr>
               <w:t>2.1.2</w:t>
             </w:r>
             <w:r>
               <w:rPr>
                 <w:rFonts w:asciiTheme="minorHAnsi" w:eastAsiaTheme="minorEastAsia" w:hAnsiTheme="minorHAnsi" w:cstheme="minorBidi"/>
-                <w:noProof/>
                 <w:color w:val="auto"/>
                 <w:kern w:val="2"/>
                 <w:szCs w:val="24"/>
@@ -3573,54 +3297,46 @@
               <w:rPr>
                 <w:rStyle w:val="Hypertextovodkaz"/>
                 <w:rFonts w:eastAsiaTheme="majorEastAsia"/>
-                <w:noProof/>
               </w:rPr>
               <w:t>Návrh databáze</w:t>
             </w:r>
             <w:r>
               <w:rPr>
-                <w:noProof/>
                 <w:webHidden/>
               </w:rPr>
               <w:tab/>
             </w:r>
             <w:r>
               <w:rPr>
-                <w:noProof/>
                 <w:webHidden/>
               </w:rPr>
               <w:fldChar w:fldCharType="begin"/>
             </w:r>
             <w:r>
               <w:rPr>
-                <w:noProof/>
                 <w:webHidden/>
               </w:rPr>
               <w:instrText xml:space="preserve"> PAGEREF _Toc216301980 \h </w:instrText>
             </w:r>
             <w:r>
               <w:rPr>
-                <w:noProof/>
-                <w:webHidden/>
-              </w:rPr>
-            </w:r>
-            <w:r>
-              <w:rPr>
-                <w:noProof/>
+                <w:webHidden/>
+              </w:rPr>
+            </w:r>
+            <w:r>
+              <w:rPr>
                 <w:webHidden/>
               </w:rPr>
               <w:fldChar w:fldCharType="separate"/>
             </w:r>
             <w:r>
               <w:rPr>
-                <w:noProof/>
                 <w:webHidden/>
               </w:rPr>
               <w:t>18</w:t>
             </w:r>
             <w:r>
               <w:rPr>
-                <w:noProof/>
                 <w:webHidden/>
               </w:rPr>
               <w:fldChar w:fldCharType="end"/>
@@ -3636,7 +3352,6 @@
             </w:tabs>
             <w:rPr>
               <w:rFonts w:asciiTheme="minorHAnsi" w:eastAsiaTheme="minorEastAsia" w:hAnsiTheme="minorHAnsi" w:cstheme="minorBidi"/>
-              <w:noProof/>
               <w:color w:val="auto"/>
               <w:kern w:val="2"/>
               <w:szCs w:val="24"/>
@@ -3649,14 +3364,12 @@
               <w:rPr>
                 <w:rStyle w:val="Hypertextovodkaz"/>
                 <w:rFonts w:eastAsiaTheme="majorEastAsia"/>
-                <w:noProof/>
               </w:rPr>
               <w:t>2.1.3</w:t>
             </w:r>
             <w:r>
               <w:rPr>
                 <w:rFonts w:asciiTheme="minorHAnsi" w:eastAsiaTheme="minorEastAsia" w:hAnsiTheme="minorHAnsi" w:cstheme="minorBidi"/>
-                <w:noProof/>
                 <w:color w:val="auto"/>
                 <w:kern w:val="2"/>
                 <w:szCs w:val="24"/>
@@ -3669,54 +3382,46 @@
               <w:rPr>
                 <w:rStyle w:val="Hypertextovodkaz"/>
                 <w:rFonts w:eastAsiaTheme="majorEastAsia"/>
-                <w:noProof/>
               </w:rPr>
               <w:t>ER diagram</w:t>
             </w:r>
             <w:r>
               <w:rPr>
-                <w:noProof/>
                 <w:webHidden/>
               </w:rPr>
               <w:tab/>
             </w:r>
             <w:r>
               <w:rPr>
-                <w:noProof/>
                 <w:webHidden/>
               </w:rPr>
               <w:fldChar w:fldCharType="begin"/>
             </w:r>
             <w:r>
               <w:rPr>
-                <w:noProof/>
                 <w:webHidden/>
               </w:rPr>
               <w:instrText xml:space="preserve"> PAGEREF _Toc216301981 \h </w:instrText>
             </w:r>
             <w:r>
               <w:rPr>
-                <w:noProof/>
-                <w:webHidden/>
-              </w:rPr>
-            </w:r>
-            <w:r>
-              <w:rPr>
-                <w:noProof/>
+                <w:webHidden/>
+              </w:rPr>
+            </w:r>
+            <w:r>
+              <w:rPr>
                 <w:webHidden/>
               </w:rPr>
               <w:fldChar w:fldCharType="separate"/>
             </w:r>
             <w:r>
               <w:rPr>
-                <w:noProof/>
                 <w:webHidden/>
               </w:rPr>
               <w:t>18</w:t>
             </w:r>
             <w:r>
               <w:rPr>
-                <w:noProof/>
                 <w:webHidden/>
               </w:rPr>
               <w:fldChar w:fldCharType="end"/>
@@ -3734,7 +3439,6 @@
               <w:rFonts w:asciiTheme="minorHAnsi" w:eastAsiaTheme="minorEastAsia" w:hAnsiTheme="minorHAnsi" w:cstheme="minorBidi"/>
               <w:b w:val="0"/>
               <w:iCs w:val="0"/>
-              <w:noProof/>
               <w:color w:val="auto"/>
               <w:kern w:val="2"/>
               <w:szCs w:val="24"/>
@@ -3747,7 +3451,6 @@
               <w:rPr>
                 <w:rStyle w:val="Hypertextovodkaz"/>
                 <w:rFonts w:eastAsiaTheme="majorEastAsia"/>
-                <w:noProof/>
               </w:rPr>
               <w:t>2.2</w:t>
             </w:r>
@@ -3756,7 +3459,6 @@
                 <w:rFonts w:asciiTheme="minorHAnsi" w:eastAsiaTheme="minorEastAsia" w:hAnsiTheme="minorHAnsi" w:cstheme="minorBidi"/>
                 <w:b w:val="0"/>
                 <w:iCs w:val="0"/>
-                <w:noProof/>
                 <w:color w:val="auto"/>
                 <w:kern w:val="2"/>
                 <w:szCs w:val="24"/>
@@ -3769,54 +3471,46 @@
               <w:rPr>
                 <w:rStyle w:val="Hypertextovodkaz"/>
                 <w:rFonts w:eastAsiaTheme="majorEastAsia"/>
-                <w:noProof/>
               </w:rPr>
               <w:t>Implementace</w:t>
             </w:r>
             <w:r>
               <w:rPr>
-                <w:noProof/>
                 <w:webHidden/>
               </w:rPr>
               <w:tab/>
             </w:r>
             <w:r>
               <w:rPr>
-                <w:noProof/>
                 <w:webHidden/>
               </w:rPr>
               <w:fldChar w:fldCharType="begin"/>
             </w:r>
             <w:r>
               <w:rPr>
-                <w:noProof/>
                 <w:webHidden/>
               </w:rPr>
               <w:instrText xml:space="preserve"> PAGEREF _Toc216301982 \h </w:instrText>
             </w:r>
             <w:r>
               <w:rPr>
-                <w:noProof/>
-                <w:webHidden/>
-              </w:rPr>
-            </w:r>
-            <w:r>
-              <w:rPr>
-                <w:noProof/>
+                <w:webHidden/>
+              </w:rPr>
+            </w:r>
+            <w:r>
+              <w:rPr>
                 <w:webHidden/>
               </w:rPr>
               <w:fldChar w:fldCharType="separate"/>
             </w:r>
             <w:r>
               <w:rPr>
-                <w:noProof/>
                 <w:webHidden/>
               </w:rPr>
               <w:t>18</w:t>
             </w:r>
             <w:r>
               <w:rPr>
-                <w:noProof/>
                 <w:webHidden/>
               </w:rPr>
               <w:fldChar w:fldCharType="end"/>
@@ -3832,7 +3526,6 @@
             </w:tabs>
             <w:rPr>
               <w:rFonts w:asciiTheme="minorHAnsi" w:eastAsiaTheme="minorEastAsia" w:hAnsiTheme="minorHAnsi" w:cstheme="minorBidi"/>
-              <w:noProof/>
               <w:color w:val="auto"/>
               <w:kern w:val="2"/>
               <w:szCs w:val="24"/>
@@ -3845,14 +3538,12 @@
               <w:rPr>
                 <w:rStyle w:val="Hypertextovodkaz"/>
                 <w:rFonts w:eastAsiaTheme="majorEastAsia"/>
-                <w:noProof/>
               </w:rPr>
               <w:t>2.2.1</w:t>
             </w:r>
             <w:r>
               <w:rPr>
                 <w:rFonts w:asciiTheme="minorHAnsi" w:eastAsiaTheme="minorEastAsia" w:hAnsiTheme="minorHAnsi" w:cstheme="minorBidi"/>
-                <w:noProof/>
                 <w:color w:val="auto"/>
                 <w:kern w:val="2"/>
                 <w:szCs w:val="24"/>
@@ -3865,54 +3556,46 @@
               <w:rPr>
                 <w:rStyle w:val="Hypertextovodkaz"/>
                 <w:rFonts w:eastAsiaTheme="majorEastAsia"/>
-                <w:noProof/>
               </w:rPr>
               <w:t>Připojení databáze</w:t>
             </w:r>
             <w:r>
               <w:rPr>
-                <w:noProof/>
                 <w:webHidden/>
               </w:rPr>
               <w:tab/>
             </w:r>
             <w:r>
               <w:rPr>
-                <w:noProof/>
                 <w:webHidden/>
               </w:rPr>
               <w:fldChar w:fldCharType="begin"/>
             </w:r>
             <w:r>
               <w:rPr>
-                <w:noProof/>
                 <w:webHidden/>
               </w:rPr>
               <w:instrText xml:space="preserve"> PAGEREF _Toc216301983 \h </w:instrText>
             </w:r>
             <w:r>
               <w:rPr>
-                <w:noProof/>
-                <w:webHidden/>
-              </w:rPr>
-            </w:r>
-            <w:r>
-              <w:rPr>
-                <w:noProof/>
+                <w:webHidden/>
+              </w:rPr>
+            </w:r>
+            <w:r>
+              <w:rPr>
                 <w:webHidden/>
               </w:rPr>
               <w:fldChar w:fldCharType="separate"/>
             </w:r>
             <w:r>
               <w:rPr>
-                <w:noProof/>
                 <w:webHidden/>
               </w:rPr>
               <w:t>18</w:t>
             </w:r>
             <w:r>
               <w:rPr>
-                <w:noProof/>
                 <w:webHidden/>
               </w:rPr>
               <w:fldChar w:fldCharType="end"/>
@@ -3928,7 +3611,6 @@
             </w:tabs>
             <w:rPr>
               <w:rFonts w:asciiTheme="minorHAnsi" w:eastAsiaTheme="minorEastAsia" w:hAnsiTheme="minorHAnsi" w:cstheme="minorBidi"/>
-              <w:noProof/>
               <w:color w:val="auto"/>
               <w:kern w:val="2"/>
               <w:szCs w:val="24"/>
@@ -3941,14 +3623,12 @@
               <w:rPr>
                 <w:rStyle w:val="Hypertextovodkaz"/>
                 <w:rFonts w:eastAsiaTheme="majorEastAsia"/>
-                <w:noProof/>
               </w:rPr>
               <w:t>2.2.2</w:t>
             </w:r>
             <w:r>
               <w:rPr>
                 <w:rFonts w:asciiTheme="minorHAnsi" w:eastAsiaTheme="minorEastAsia" w:hAnsiTheme="minorHAnsi" w:cstheme="minorBidi"/>
-                <w:noProof/>
                 <w:color w:val="auto"/>
                 <w:kern w:val="2"/>
                 <w:szCs w:val="24"/>
@@ -3961,54 +3641,46 @@
               <w:rPr>
                 <w:rStyle w:val="Hypertextovodkaz"/>
                 <w:rFonts w:eastAsiaTheme="majorEastAsia"/>
-                <w:noProof/>
               </w:rPr>
               <w:t>Registrace uživatele</w:t>
             </w:r>
             <w:r>
               <w:rPr>
-                <w:noProof/>
                 <w:webHidden/>
               </w:rPr>
               <w:tab/>
             </w:r>
             <w:r>
               <w:rPr>
-                <w:noProof/>
                 <w:webHidden/>
               </w:rPr>
               <w:fldChar w:fldCharType="begin"/>
             </w:r>
             <w:r>
               <w:rPr>
-                <w:noProof/>
                 <w:webHidden/>
               </w:rPr>
               <w:instrText xml:space="preserve"> PAGEREF _Toc216301984 \h </w:instrText>
             </w:r>
             <w:r>
               <w:rPr>
-                <w:noProof/>
-                <w:webHidden/>
-              </w:rPr>
-            </w:r>
-            <w:r>
-              <w:rPr>
-                <w:noProof/>
+                <w:webHidden/>
+              </w:rPr>
+            </w:r>
+            <w:r>
+              <w:rPr>
                 <w:webHidden/>
               </w:rPr>
               <w:fldChar w:fldCharType="separate"/>
             </w:r>
             <w:r>
               <w:rPr>
-                <w:noProof/>
                 <w:webHidden/>
               </w:rPr>
               <w:t>18</w:t>
             </w:r>
             <w:r>
               <w:rPr>
-                <w:noProof/>
                 <w:webHidden/>
               </w:rPr>
               <w:fldChar w:fldCharType="end"/>
@@ -4024,7 +3696,6 @@
             </w:tabs>
             <w:rPr>
               <w:rFonts w:asciiTheme="minorHAnsi" w:eastAsiaTheme="minorEastAsia" w:hAnsiTheme="minorHAnsi" w:cstheme="minorBidi"/>
-              <w:noProof/>
               <w:color w:val="auto"/>
               <w:kern w:val="2"/>
               <w:szCs w:val="24"/>
@@ -4037,14 +3708,12 @@
               <w:rPr>
                 <w:rStyle w:val="Hypertextovodkaz"/>
                 <w:rFonts w:eastAsiaTheme="majorEastAsia"/>
-                <w:noProof/>
               </w:rPr>
               <w:t>2.2.3</w:t>
             </w:r>
             <w:r>
               <w:rPr>
                 <w:rFonts w:asciiTheme="minorHAnsi" w:eastAsiaTheme="minorEastAsia" w:hAnsiTheme="minorHAnsi" w:cstheme="minorBidi"/>
-                <w:noProof/>
                 <w:color w:val="auto"/>
                 <w:kern w:val="2"/>
                 <w:szCs w:val="24"/>
@@ -4057,54 +3726,46 @@
               <w:rPr>
                 <w:rStyle w:val="Hypertextovodkaz"/>
                 <w:rFonts w:eastAsiaTheme="majorEastAsia"/>
-                <w:noProof/>
               </w:rPr>
               <w:t>Přihlášení uživatele</w:t>
             </w:r>
             <w:r>
               <w:rPr>
-                <w:noProof/>
                 <w:webHidden/>
               </w:rPr>
               <w:tab/>
             </w:r>
             <w:r>
               <w:rPr>
-                <w:noProof/>
                 <w:webHidden/>
               </w:rPr>
               <w:fldChar w:fldCharType="begin"/>
             </w:r>
             <w:r>
               <w:rPr>
-                <w:noProof/>
                 <w:webHidden/>
               </w:rPr>
               <w:instrText xml:space="preserve"> PAGEREF _Toc216301985 \h </w:instrText>
             </w:r>
             <w:r>
               <w:rPr>
-                <w:noProof/>
-                <w:webHidden/>
-              </w:rPr>
-            </w:r>
-            <w:r>
-              <w:rPr>
-                <w:noProof/>
+                <w:webHidden/>
+              </w:rPr>
+            </w:r>
+            <w:r>
+              <w:rPr>
                 <w:webHidden/>
               </w:rPr>
               <w:fldChar w:fldCharType="separate"/>
             </w:r>
             <w:r>
               <w:rPr>
-                <w:noProof/>
                 <w:webHidden/>
               </w:rPr>
               <w:t>18</w:t>
             </w:r>
             <w:r>
               <w:rPr>
-                <w:noProof/>
                 <w:webHidden/>
               </w:rPr>
               <w:fldChar w:fldCharType="end"/>
@@ -4120,7 +3781,6 @@
             </w:tabs>
             <w:rPr>
               <w:rFonts w:asciiTheme="minorHAnsi" w:eastAsiaTheme="minorEastAsia" w:hAnsiTheme="minorHAnsi" w:cstheme="minorBidi"/>
-              <w:noProof/>
               <w:color w:val="auto"/>
               <w:kern w:val="2"/>
               <w:szCs w:val="24"/>
@@ -4133,14 +3793,12 @@
               <w:rPr>
                 <w:rStyle w:val="Hypertextovodkaz"/>
                 <w:rFonts w:eastAsiaTheme="majorEastAsia"/>
-                <w:noProof/>
               </w:rPr>
               <w:t>2.2.4</w:t>
             </w:r>
             <w:r>
               <w:rPr>
                 <w:rFonts w:asciiTheme="minorHAnsi" w:eastAsiaTheme="minorEastAsia" w:hAnsiTheme="minorHAnsi" w:cstheme="minorBidi"/>
-                <w:noProof/>
                 <w:color w:val="auto"/>
                 <w:kern w:val="2"/>
                 <w:szCs w:val="24"/>
@@ -4153,54 +3811,46 @@
               <w:rPr>
                 <w:rStyle w:val="Hypertextovodkaz"/>
                 <w:rFonts w:eastAsiaTheme="majorEastAsia"/>
-                <w:noProof/>
               </w:rPr>
               <w:t>Správa hesel</w:t>
             </w:r>
             <w:r>
               <w:rPr>
-                <w:noProof/>
                 <w:webHidden/>
               </w:rPr>
               <w:tab/>
             </w:r>
             <w:r>
               <w:rPr>
-                <w:noProof/>
                 <w:webHidden/>
               </w:rPr>
               <w:fldChar w:fldCharType="begin"/>
             </w:r>
             <w:r>
               <w:rPr>
-                <w:noProof/>
                 <w:webHidden/>
               </w:rPr>
               <w:instrText xml:space="preserve"> PAGEREF _Toc216301986 \h </w:instrText>
             </w:r>
             <w:r>
               <w:rPr>
-                <w:noProof/>
-                <w:webHidden/>
-              </w:rPr>
-            </w:r>
-            <w:r>
-              <w:rPr>
-                <w:noProof/>
+                <w:webHidden/>
+              </w:rPr>
+            </w:r>
+            <w:r>
+              <w:rPr>
                 <w:webHidden/>
               </w:rPr>
               <w:fldChar w:fldCharType="separate"/>
             </w:r>
             <w:r>
               <w:rPr>
-                <w:noProof/>
                 <w:webHidden/>
               </w:rPr>
               <w:t>18</w:t>
             </w:r>
             <w:r>
               <w:rPr>
-                <w:noProof/>
                 <w:webHidden/>
               </w:rPr>
               <w:fldChar w:fldCharType="end"/>
@@ -4216,7 +3866,6 @@
             </w:tabs>
             <w:rPr>
               <w:rFonts w:asciiTheme="minorHAnsi" w:eastAsiaTheme="minorEastAsia" w:hAnsiTheme="minorHAnsi" w:cstheme="minorBidi"/>
-              <w:noProof/>
               <w:color w:val="auto"/>
               <w:kern w:val="2"/>
               <w:szCs w:val="24"/>
@@ -4229,14 +3878,12 @@
               <w:rPr>
                 <w:rStyle w:val="Hypertextovodkaz"/>
                 <w:rFonts w:eastAsiaTheme="majorEastAsia"/>
-                <w:noProof/>
               </w:rPr>
               <w:t>2.2.5</w:t>
             </w:r>
             <w:r>
               <w:rPr>
                 <w:rFonts w:asciiTheme="minorHAnsi" w:eastAsiaTheme="minorEastAsia" w:hAnsiTheme="minorHAnsi" w:cstheme="minorBidi"/>
-                <w:noProof/>
                 <w:color w:val="auto"/>
                 <w:kern w:val="2"/>
                 <w:szCs w:val="24"/>
@@ -4249,54 +3896,46 @@
               <w:rPr>
                 <w:rStyle w:val="Hypertextovodkaz"/>
                 <w:rFonts w:eastAsiaTheme="majorEastAsia"/>
-                <w:noProof/>
               </w:rPr>
               <w:t>Kategorie hesel</w:t>
             </w:r>
             <w:r>
               <w:rPr>
-                <w:noProof/>
                 <w:webHidden/>
               </w:rPr>
               <w:tab/>
             </w:r>
             <w:r>
               <w:rPr>
-                <w:noProof/>
                 <w:webHidden/>
               </w:rPr>
               <w:fldChar w:fldCharType="begin"/>
             </w:r>
             <w:r>
               <w:rPr>
-                <w:noProof/>
                 <w:webHidden/>
               </w:rPr>
               <w:instrText xml:space="preserve"> PAGEREF _Toc216301987 \h </w:instrText>
             </w:r>
             <w:r>
               <w:rPr>
-                <w:noProof/>
-                <w:webHidden/>
-              </w:rPr>
-            </w:r>
-            <w:r>
-              <w:rPr>
-                <w:noProof/>
+                <w:webHidden/>
+              </w:rPr>
+            </w:r>
+            <w:r>
+              <w:rPr>
                 <w:webHidden/>
               </w:rPr>
               <w:fldChar w:fldCharType="separate"/>
             </w:r>
             <w:r>
               <w:rPr>
-                <w:noProof/>
                 <w:webHidden/>
               </w:rPr>
               <w:t>18</w:t>
             </w:r>
             <w:r>
               <w:rPr>
-                <w:noProof/>
                 <w:webHidden/>
               </w:rPr>
               <w:fldChar w:fldCharType="end"/>
@@ -4312,7 +3951,6 @@
             </w:tabs>
             <w:rPr>
               <w:rFonts w:asciiTheme="minorHAnsi" w:eastAsiaTheme="minorEastAsia" w:hAnsiTheme="minorHAnsi" w:cstheme="minorBidi"/>
-              <w:noProof/>
               <w:color w:val="auto"/>
               <w:kern w:val="2"/>
               <w:szCs w:val="24"/>
@@ -4325,14 +3963,12 @@
               <w:rPr>
                 <w:rStyle w:val="Hypertextovodkaz"/>
                 <w:rFonts w:eastAsiaTheme="majorEastAsia"/>
-                <w:noProof/>
               </w:rPr>
               <w:t>2.2.6</w:t>
             </w:r>
             <w:r>
               <w:rPr>
                 <w:rFonts w:asciiTheme="minorHAnsi" w:eastAsiaTheme="minorEastAsia" w:hAnsiTheme="minorHAnsi" w:cstheme="minorBidi"/>
-                <w:noProof/>
                 <w:color w:val="auto"/>
                 <w:kern w:val="2"/>
                 <w:szCs w:val="24"/>
@@ -4345,54 +3981,46 @@
               <w:rPr>
                 <w:rStyle w:val="Hypertextovodkaz"/>
                 <w:rFonts w:eastAsiaTheme="majorEastAsia"/>
-                <w:noProof/>
               </w:rPr>
               <w:t>Kontrola duplicit</w:t>
             </w:r>
             <w:r>
               <w:rPr>
-                <w:noProof/>
                 <w:webHidden/>
               </w:rPr>
               <w:tab/>
             </w:r>
             <w:r>
               <w:rPr>
-                <w:noProof/>
                 <w:webHidden/>
               </w:rPr>
               <w:fldChar w:fldCharType="begin"/>
             </w:r>
             <w:r>
               <w:rPr>
-                <w:noProof/>
                 <w:webHidden/>
               </w:rPr>
               <w:instrText xml:space="preserve"> PAGEREF _Toc216301988 \h </w:instrText>
             </w:r>
             <w:r>
               <w:rPr>
-                <w:noProof/>
-                <w:webHidden/>
-              </w:rPr>
-            </w:r>
-            <w:r>
-              <w:rPr>
-                <w:noProof/>
+                <w:webHidden/>
+              </w:rPr>
+            </w:r>
+            <w:r>
+              <w:rPr>
                 <w:webHidden/>
               </w:rPr>
               <w:fldChar w:fldCharType="separate"/>
             </w:r>
             <w:r>
               <w:rPr>
-                <w:noProof/>
                 <w:webHidden/>
               </w:rPr>
               <w:t>18</w:t>
             </w:r>
             <w:r>
               <w:rPr>
-                <w:noProof/>
                 <w:webHidden/>
               </w:rPr>
               <w:fldChar w:fldCharType="end"/>
@@ -4408,7 +4036,6 @@
             </w:tabs>
             <w:rPr>
               <w:rFonts w:asciiTheme="minorHAnsi" w:eastAsiaTheme="minorEastAsia" w:hAnsiTheme="minorHAnsi" w:cstheme="minorBidi"/>
-              <w:noProof/>
               <w:color w:val="auto"/>
               <w:kern w:val="2"/>
               <w:szCs w:val="24"/>
@@ -4421,14 +4048,12 @@
               <w:rPr>
                 <w:rStyle w:val="Hypertextovodkaz"/>
                 <w:rFonts w:eastAsiaTheme="majorEastAsia"/>
-                <w:noProof/>
               </w:rPr>
               <w:t>2.2.7</w:t>
             </w:r>
             <w:r>
               <w:rPr>
                 <w:rFonts w:asciiTheme="minorHAnsi" w:eastAsiaTheme="minorEastAsia" w:hAnsiTheme="minorHAnsi" w:cstheme="minorBidi"/>
-                <w:noProof/>
                 <w:color w:val="auto"/>
                 <w:kern w:val="2"/>
                 <w:szCs w:val="24"/>
@@ -4441,54 +4066,46 @@
               <w:rPr>
                 <w:rStyle w:val="Hypertextovodkaz"/>
                 <w:rFonts w:eastAsiaTheme="majorEastAsia"/>
-                <w:noProof/>
               </w:rPr>
               <w:t>CAPTCHA validace</w:t>
             </w:r>
             <w:r>
               <w:rPr>
-                <w:noProof/>
                 <w:webHidden/>
               </w:rPr>
               <w:tab/>
             </w:r>
             <w:r>
               <w:rPr>
-                <w:noProof/>
                 <w:webHidden/>
               </w:rPr>
               <w:fldChar w:fldCharType="begin"/>
             </w:r>
             <w:r>
               <w:rPr>
-                <w:noProof/>
                 <w:webHidden/>
               </w:rPr>
               <w:instrText xml:space="preserve"> PAGEREF _Toc216301989 \h </w:instrText>
             </w:r>
             <w:r>
               <w:rPr>
-                <w:noProof/>
-                <w:webHidden/>
-              </w:rPr>
-            </w:r>
-            <w:r>
-              <w:rPr>
-                <w:noProof/>
+                <w:webHidden/>
+              </w:rPr>
+            </w:r>
+            <w:r>
+              <w:rPr>
                 <w:webHidden/>
               </w:rPr>
               <w:fldChar w:fldCharType="separate"/>
             </w:r>
             <w:r>
               <w:rPr>
-                <w:noProof/>
                 <w:webHidden/>
               </w:rPr>
               <w:t>18</w:t>
             </w:r>
             <w:r>
               <w:rPr>
-                <w:noProof/>
                 <w:webHidden/>
               </w:rPr>
               <w:fldChar w:fldCharType="end"/>
@@ -4504,7 +4121,6 @@
             </w:tabs>
             <w:rPr>
               <w:rFonts w:asciiTheme="minorHAnsi" w:eastAsiaTheme="minorEastAsia" w:hAnsiTheme="minorHAnsi" w:cstheme="minorBidi"/>
-              <w:noProof/>
               <w:color w:val="auto"/>
               <w:kern w:val="2"/>
               <w:szCs w:val="24"/>
@@ -4517,14 +4133,12 @@
               <w:rPr>
                 <w:rStyle w:val="Hypertextovodkaz"/>
                 <w:rFonts w:eastAsiaTheme="majorEastAsia"/>
-                <w:noProof/>
               </w:rPr>
               <w:t>2.2.8</w:t>
             </w:r>
             <w:r>
               <w:rPr>
                 <w:rFonts w:asciiTheme="minorHAnsi" w:eastAsiaTheme="minorEastAsia" w:hAnsiTheme="minorHAnsi" w:cstheme="minorBidi"/>
-                <w:noProof/>
                 <w:color w:val="auto"/>
                 <w:kern w:val="2"/>
                 <w:szCs w:val="24"/>
@@ -4537,54 +4151,46 @@
               <w:rPr>
                 <w:rStyle w:val="Hypertextovodkaz"/>
                 <w:rFonts w:eastAsiaTheme="majorEastAsia"/>
-                <w:noProof/>
               </w:rPr>
               <w:t>Automatické odhlášení</w:t>
             </w:r>
             <w:r>
               <w:rPr>
-                <w:noProof/>
                 <w:webHidden/>
               </w:rPr>
               <w:tab/>
             </w:r>
             <w:r>
               <w:rPr>
-                <w:noProof/>
                 <w:webHidden/>
               </w:rPr>
               <w:fldChar w:fldCharType="begin"/>
             </w:r>
             <w:r>
               <w:rPr>
-                <w:noProof/>
                 <w:webHidden/>
               </w:rPr>
               <w:instrText xml:space="preserve"> PAGEREF _Toc216301990 \h </w:instrText>
             </w:r>
             <w:r>
               <w:rPr>
-                <w:noProof/>
-                <w:webHidden/>
-              </w:rPr>
-            </w:r>
-            <w:r>
-              <w:rPr>
-                <w:noProof/>
+                <w:webHidden/>
+              </w:rPr>
+            </w:r>
+            <w:r>
+              <w:rPr>
                 <w:webHidden/>
               </w:rPr>
               <w:fldChar w:fldCharType="separate"/>
             </w:r>
             <w:r>
               <w:rPr>
-                <w:noProof/>
                 <w:webHidden/>
               </w:rPr>
               <w:t>18</w:t>
             </w:r>
             <w:r>
               <w:rPr>
-                <w:noProof/>
                 <w:webHidden/>
               </w:rPr>
               <w:fldChar w:fldCharType="end"/>
@@ -4602,7 +4208,6 @@
               <w:rFonts w:asciiTheme="minorHAnsi" w:eastAsiaTheme="minorEastAsia" w:hAnsiTheme="minorHAnsi" w:cstheme="minorBidi"/>
               <w:b w:val="0"/>
               <w:iCs w:val="0"/>
-              <w:noProof/>
               <w:color w:val="auto"/>
               <w:kern w:val="2"/>
               <w:szCs w:val="24"/>
@@ -4615,7 +4220,6 @@
               <w:rPr>
                 <w:rStyle w:val="Hypertextovodkaz"/>
                 <w:rFonts w:eastAsiaTheme="majorEastAsia"/>
-                <w:noProof/>
               </w:rPr>
               <w:t>2.3</w:t>
             </w:r>
@@ -4624,7 +4228,6 @@
                 <w:rFonts w:asciiTheme="minorHAnsi" w:eastAsiaTheme="minorEastAsia" w:hAnsiTheme="minorHAnsi" w:cstheme="minorBidi"/>
                 <w:b w:val="0"/>
                 <w:iCs w:val="0"/>
-                <w:noProof/>
                 <w:color w:val="auto"/>
                 <w:kern w:val="2"/>
                 <w:szCs w:val="24"/>
@@ -4637,54 +4240,46 @@
               <w:rPr>
                 <w:rStyle w:val="Hypertextovodkaz"/>
                 <w:rFonts w:eastAsiaTheme="majorEastAsia"/>
-                <w:noProof/>
               </w:rPr>
               <w:t>Uživatelské rozhraní</w:t>
             </w:r>
             <w:r>
               <w:rPr>
-                <w:noProof/>
                 <w:webHidden/>
               </w:rPr>
               <w:tab/>
             </w:r>
             <w:r>
               <w:rPr>
-                <w:noProof/>
                 <w:webHidden/>
               </w:rPr>
               <w:fldChar w:fldCharType="begin"/>
             </w:r>
             <w:r>
               <w:rPr>
-                <w:noProof/>
                 <w:webHidden/>
               </w:rPr>
               <w:instrText xml:space="preserve"> PAGEREF _Toc216301991 \h </w:instrText>
             </w:r>
             <w:r>
               <w:rPr>
-                <w:noProof/>
-                <w:webHidden/>
-              </w:rPr>
-            </w:r>
-            <w:r>
-              <w:rPr>
-                <w:noProof/>
+                <w:webHidden/>
+              </w:rPr>
+            </w:r>
+            <w:r>
+              <w:rPr>
                 <w:webHidden/>
               </w:rPr>
               <w:fldChar w:fldCharType="separate"/>
             </w:r>
             <w:r>
               <w:rPr>
-                <w:noProof/>
                 <w:webHidden/>
               </w:rPr>
               <w:t>18</w:t>
             </w:r>
             <w:r>
               <w:rPr>
-                <w:noProof/>
                 <w:webHidden/>
               </w:rPr>
               <w:fldChar w:fldCharType="end"/>
@@ -4700,7 +4295,6 @@
             </w:tabs>
             <w:rPr>
               <w:rFonts w:asciiTheme="minorHAnsi" w:eastAsiaTheme="minorEastAsia" w:hAnsiTheme="minorHAnsi" w:cstheme="minorBidi"/>
-              <w:noProof/>
               <w:color w:val="auto"/>
               <w:kern w:val="2"/>
               <w:szCs w:val="24"/>
@@ -4713,14 +4307,12 @@
               <w:rPr>
                 <w:rStyle w:val="Hypertextovodkaz"/>
                 <w:rFonts w:eastAsiaTheme="majorEastAsia"/>
-                <w:noProof/>
               </w:rPr>
               <w:t>2.3.1</w:t>
             </w:r>
             <w:r>
               <w:rPr>
                 <w:rFonts w:asciiTheme="minorHAnsi" w:eastAsiaTheme="minorEastAsia" w:hAnsiTheme="minorHAnsi" w:cstheme="minorBidi"/>
-                <w:noProof/>
                 <w:color w:val="auto"/>
                 <w:kern w:val="2"/>
                 <w:szCs w:val="24"/>
@@ -4733,54 +4325,46 @@
               <w:rPr>
                 <w:rStyle w:val="Hypertextovodkaz"/>
                 <w:rFonts w:eastAsiaTheme="majorEastAsia"/>
-                <w:noProof/>
               </w:rPr>
               <w:t>Ovládací prvky</w:t>
             </w:r>
             <w:r>
               <w:rPr>
-                <w:noProof/>
                 <w:webHidden/>
               </w:rPr>
               <w:tab/>
             </w:r>
             <w:r>
               <w:rPr>
-                <w:noProof/>
                 <w:webHidden/>
               </w:rPr>
               <w:fldChar w:fldCharType="begin"/>
             </w:r>
             <w:r>
               <w:rPr>
-                <w:noProof/>
                 <w:webHidden/>
               </w:rPr>
               <w:instrText xml:space="preserve"> PAGEREF _Toc216301992 \h </w:instrText>
             </w:r>
             <w:r>
               <w:rPr>
-                <w:noProof/>
-                <w:webHidden/>
-              </w:rPr>
-            </w:r>
-            <w:r>
-              <w:rPr>
-                <w:noProof/>
+                <w:webHidden/>
+              </w:rPr>
+            </w:r>
+            <w:r>
+              <w:rPr>
                 <w:webHidden/>
               </w:rPr>
               <w:fldChar w:fldCharType="separate"/>
             </w:r>
             <w:r>
               <w:rPr>
-                <w:noProof/>
                 <w:webHidden/>
               </w:rPr>
               <w:t>18</w:t>
             </w:r>
             <w:r>
               <w:rPr>
-                <w:noProof/>
                 <w:webHidden/>
               </w:rPr>
               <w:fldChar w:fldCharType="end"/>
@@ -4796,7 +4380,6 @@
             </w:tabs>
             <w:rPr>
               <w:rFonts w:asciiTheme="minorHAnsi" w:eastAsiaTheme="minorEastAsia" w:hAnsiTheme="minorHAnsi" w:cstheme="minorBidi"/>
-              <w:noProof/>
               <w:color w:val="auto"/>
               <w:kern w:val="2"/>
               <w:szCs w:val="24"/>
@@ -4809,14 +4392,12 @@
               <w:rPr>
                 <w:rStyle w:val="Hypertextovodkaz"/>
                 <w:rFonts w:eastAsiaTheme="majorEastAsia"/>
-                <w:noProof/>
               </w:rPr>
               <w:t>2.3.2</w:t>
             </w:r>
             <w:r>
               <w:rPr>
                 <w:rFonts w:asciiTheme="minorHAnsi" w:eastAsiaTheme="minorEastAsia" w:hAnsiTheme="minorHAnsi" w:cstheme="minorBidi"/>
-                <w:noProof/>
                 <w:color w:val="auto"/>
                 <w:kern w:val="2"/>
                 <w:szCs w:val="24"/>
@@ -4829,54 +4410,46 @@
               <w:rPr>
                 <w:rStyle w:val="Hypertextovodkaz"/>
                 <w:rFonts w:eastAsiaTheme="majorEastAsia"/>
-                <w:noProof/>
               </w:rPr>
               <w:t>Chybová hlášení</w:t>
             </w:r>
             <w:r>
               <w:rPr>
-                <w:noProof/>
                 <w:webHidden/>
               </w:rPr>
               <w:tab/>
             </w:r>
             <w:r>
               <w:rPr>
-                <w:noProof/>
                 <w:webHidden/>
               </w:rPr>
               <w:fldChar w:fldCharType="begin"/>
             </w:r>
             <w:r>
               <w:rPr>
-                <w:noProof/>
                 <w:webHidden/>
               </w:rPr>
               <w:instrText xml:space="preserve"> PAGEREF _Toc216301993 \h </w:instrText>
             </w:r>
             <w:r>
               <w:rPr>
-                <w:noProof/>
-                <w:webHidden/>
-              </w:rPr>
-            </w:r>
-            <w:r>
-              <w:rPr>
-                <w:noProof/>
+                <w:webHidden/>
+              </w:rPr>
+            </w:r>
+            <w:r>
+              <w:rPr>
                 <w:webHidden/>
               </w:rPr>
               <w:fldChar w:fldCharType="separate"/>
             </w:r>
             <w:r>
               <w:rPr>
-                <w:noProof/>
                 <w:webHidden/>
               </w:rPr>
               <w:t>18</w:t>
             </w:r>
             <w:r>
               <w:rPr>
-                <w:noProof/>
                 <w:webHidden/>
               </w:rPr>
               <w:fldChar w:fldCharType="end"/>
@@ -4894,7 +4467,6 @@
               <w:rFonts w:asciiTheme="minorHAnsi" w:eastAsiaTheme="minorEastAsia" w:hAnsiTheme="minorHAnsi" w:cstheme="minorBidi"/>
               <w:b w:val="0"/>
               <w:iCs w:val="0"/>
-              <w:noProof/>
               <w:color w:val="auto"/>
               <w:kern w:val="2"/>
               <w:szCs w:val="24"/>
@@ -4907,7 +4479,6 @@
               <w:rPr>
                 <w:rStyle w:val="Hypertextovodkaz"/>
                 <w:rFonts w:eastAsiaTheme="majorEastAsia"/>
-                <w:noProof/>
               </w:rPr>
               <w:t>2.4</w:t>
             </w:r>
@@ -4916,7 +4487,6 @@
                 <w:rFonts w:asciiTheme="minorHAnsi" w:eastAsiaTheme="minorEastAsia" w:hAnsiTheme="minorHAnsi" w:cstheme="minorBidi"/>
                 <w:b w:val="0"/>
                 <w:iCs w:val="0"/>
-                <w:noProof/>
                 <w:color w:val="auto"/>
                 <w:kern w:val="2"/>
                 <w:szCs w:val="24"/>
@@ -4929,54 +4499,46 @@
               <w:rPr>
                 <w:rStyle w:val="Hypertextovodkaz"/>
                 <w:rFonts w:eastAsiaTheme="majorEastAsia"/>
-                <w:noProof/>
               </w:rPr>
               <w:t>Admin funkce</w:t>
             </w:r>
             <w:r>
               <w:rPr>
-                <w:noProof/>
                 <w:webHidden/>
               </w:rPr>
               <w:tab/>
             </w:r>
             <w:r>
               <w:rPr>
-                <w:noProof/>
                 <w:webHidden/>
               </w:rPr>
               <w:fldChar w:fldCharType="begin"/>
             </w:r>
             <w:r>
               <w:rPr>
-                <w:noProof/>
                 <w:webHidden/>
               </w:rPr>
               <w:instrText xml:space="preserve"> PAGEREF _Toc216301994 \h </w:instrText>
             </w:r>
             <w:r>
               <w:rPr>
-                <w:noProof/>
-                <w:webHidden/>
-              </w:rPr>
-            </w:r>
-            <w:r>
-              <w:rPr>
-                <w:noProof/>
+                <w:webHidden/>
+              </w:rPr>
+            </w:r>
+            <w:r>
+              <w:rPr>
                 <w:webHidden/>
               </w:rPr>
               <w:fldChar w:fldCharType="separate"/>
             </w:r>
             <w:r>
               <w:rPr>
-                <w:noProof/>
                 <w:webHidden/>
               </w:rPr>
               <w:t>18</w:t>
             </w:r>
             <w:r>
               <w:rPr>
-                <w:noProof/>
                 <w:webHidden/>
               </w:rPr>
               <w:fldChar w:fldCharType="end"/>
@@ -4992,7 +4554,6 @@
             </w:tabs>
             <w:rPr>
               <w:rFonts w:asciiTheme="minorHAnsi" w:eastAsiaTheme="minorEastAsia" w:hAnsiTheme="minorHAnsi" w:cstheme="minorBidi"/>
-              <w:noProof/>
               <w:color w:val="auto"/>
               <w:kern w:val="2"/>
               <w:szCs w:val="24"/>
@@ -5005,14 +4566,12 @@
               <w:rPr>
                 <w:rStyle w:val="Hypertextovodkaz"/>
                 <w:rFonts w:eastAsiaTheme="majorEastAsia"/>
-                <w:noProof/>
               </w:rPr>
               <w:t>2.4.1</w:t>
             </w:r>
             <w:r>
               <w:rPr>
                 <w:rFonts w:asciiTheme="minorHAnsi" w:eastAsiaTheme="minorEastAsia" w:hAnsiTheme="minorHAnsi" w:cstheme="minorBidi"/>
-                <w:noProof/>
                 <w:color w:val="auto"/>
                 <w:kern w:val="2"/>
                 <w:szCs w:val="24"/>
@@ -5025,54 +4584,46 @@
               <w:rPr>
                 <w:rStyle w:val="Hypertextovodkaz"/>
                 <w:rFonts w:eastAsiaTheme="majorEastAsia"/>
-                <w:noProof/>
               </w:rPr>
               <w:t>Admin box</w:t>
             </w:r>
             <w:r>
               <w:rPr>
-                <w:noProof/>
                 <w:webHidden/>
               </w:rPr>
               <w:tab/>
             </w:r>
             <w:r>
               <w:rPr>
-                <w:noProof/>
                 <w:webHidden/>
               </w:rPr>
               <w:fldChar w:fldCharType="begin"/>
             </w:r>
             <w:r>
               <w:rPr>
-                <w:noProof/>
                 <w:webHidden/>
               </w:rPr>
               <w:instrText xml:space="preserve"> PAGEREF _Toc216301995 \h </w:instrText>
             </w:r>
             <w:r>
               <w:rPr>
-                <w:noProof/>
-                <w:webHidden/>
-              </w:rPr>
-            </w:r>
-            <w:r>
-              <w:rPr>
-                <w:noProof/>
+                <w:webHidden/>
+              </w:rPr>
+            </w:r>
+            <w:r>
+              <w:rPr>
                 <w:webHidden/>
               </w:rPr>
               <w:fldChar w:fldCharType="separate"/>
             </w:r>
             <w:r>
               <w:rPr>
-                <w:noProof/>
                 <w:webHidden/>
               </w:rPr>
               <w:t>18</w:t>
             </w:r>
             <w:r>
               <w:rPr>
-                <w:noProof/>
                 <w:webHidden/>
               </w:rPr>
               <w:fldChar w:fldCharType="end"/>
@@ -5088,7 +4639,6 @@
             </w:tabs>
             <w:rPr>
               <w:rFonts w:asciiTheme="minorHAnsi" w:eastAsiaTheme="minorEastAsia" w:hAnsiTheme="minorHAnsi" w:cstheme="minorBidi"/>
-              <w:noProof/>
               <w:color w:val="auto"/>
               <w:kern w:val="2"/>
               <w:szCs w:val="24"/>
@@ -5101,14 +4651,12 @@
               <w:rPr>
                 <w:rStyle w:val="Hypertextovodkaz"/>
                 <w:rFonts w:eastAsiaTheme="majorEastAsia"/>
-                <w:noProof/>
               </w:rPr>
               <w:t>2.4.2</w:t>
             </w:r>
             <w:r>
               <w:rPr>
                 <w:rFonts w:asciiTheme="minorHAnsi" w:eastAsiaTheme="minorEastAsia" w:hAnsiTheme="minorHAnsi" w:cstheme="minorBidi"/>
-                <w:noProof/>
                 <w:color w:val="auto"/>
                 <w:kern w:val="2"/>
                 <w:szCs w:val="24"/>
@@ -5121,54 +4669,46 @@
               <w:rPr>
                 <w:rStyle w:val="Hypertextovodkaz"/>
                 <w:rFonts w:eastAsiaTheme="majorEastAsia"/>
-                <w:noProof/>
               </w:rPr>
               <w:t>Správa uživatelů</w:t>
             </w:r>
             <w:r>
               <w:rPr>
-                <w:noProof/>
                 <w:webHidden/>
               </w:rPr>
               <w:tab/>
             </w:r>
             <w:r>
               <w:rPr>
-                <w:noProof/>
                 <w:webHidden/>
               </w:rPr>
               <w:fldChar w:fldCharType="begin"/>
             </w:r>
             <w:r>
               <w:rPr>
-                <w:noProof/>
                 <w:webHidden/>
               </w:rPr>
               <w:instrText xml:space="preserve"> PAGEREF _Toc216301996 \h </w:instrText>
             </w:r>
             <w:r>
               <w:rPr>
-                <w:noProof/>
-                <w:webHidden/>
-              </w:rPr>
-            </w:r>
-            <w:r>
-              <w:rPr>
-                <w:noProof/>
+                <w:webHidden/>
+              </w:rPr>
+            </w:r>
+            <w:r>
+              <w:rPr>
                 <w:webHidden/>
               </w:rPr>
               <w:fldChar w:fldCharType="separate"/>
             </w:r>
             <w:r>
               <w:rPr>
-                <w:noProof/>
                 <w:webHidden/>
               </w:rPr>
               <w:t>18</w:t>
             </w:r>
             <w:r>
               <w:rPr>
-                <w:noProof/>
                 <w:webHidden/>
               </w:rPr>
               <w:fldChar w:fldCharType="end"/>
@@ -5186,7 +4726,6 @@
               <w:rFonts w:asciiTheme="minorHAnsi" w:eastAsiaTheme="minorEastAsia" w:hAnsiTheme="minorHAnsi" w:cstheme="minorBidi"/>
               <w:b w:val="0"/>
               <w:iCs w:val="0"/>
-              <w:noProof/>
               <w:color w:val="auto"/>
               <w:kern w:val="2"/>
               <w:szCs w:val="24"/>
@@ -5199,7 +4738,6 @@
               <w:rPr>
                 <w:rStyle w:val="Hypertextovodkaz"/>
                 <w:rFonts w:eastAsiaTheme="majorEastAsia"/>
-                <w:noProof/>
               </w:rPr>
               <w:t>2.5</w:t>
             </w:r>
@@ -5208,7 +4746,6 @@
                 <w:rFonts w:asciiTheme="minorHAnsi" w:eastAsiaTheme="minorEastAsia" w:hAnsiTheme="minorHAnsi" w:cstheme="minorBidi"/>
                 <w:b w:val="0"/>
                 <w:iCs w:val="0"/>
-                <w:noProof/>
                 <w:color w:val="auto"/>
                 <w:kern w:val="2"/>
                 <w:szCs w:val="24"/>
@@ -5221,54 +4758,46 @@
               <w:rPr>
                 <w:rStyle w:val="Hypertextovodkaz"/>
                 <w:rFonts w:eastAsiaTheme="majorEastAsia"/>
-                <w:noProof/>
               </w:rPr>
               <w:t>Výsledná aplikace</w:t>
             </w:r>
             <w:r>
               <w:rPr>
-                <w:noProof/>
                 <w:webHidden/>
               </w:rPr>
               <w:tab/>
             </w:r>
             <w:r>
               <w:rPr>
-                <w:noProof/>
                 <w:webHidden/>
               </w:rPr>
               <w:fldChar w:fldCharType="begin"/>
             </w:r>
             <w:r>
               <w:rPr>
-                <w:noProof/>
                 <w:webHidden/>
               </w:rPr>
               <w:instrText xml:space="preserve"> PAGEREF _Toc216301997 \h </w:instrText>
             </w:r>
             <w:r>
               <w:rPr>
-                <w:noProof/>
-                <w:webHidden/>
-              </w:rPr>
-            </w:r>
-            <w:r>
-              <w:rPr>
-                <w:noProof/>
+                <w:webHidden/>
+              </w:rPr>
+            </w:r>
+            <w:r>
+              <w:rPr>
                 <w:webHidden/>
               </w:rPr>
               <w:fldChar w:fldCharType="separate"/>
             </w:r>
             <w:r>
               <w:rPr>
-                <w:noProof/>
                 <w:webHidden/>
               </w:rPr>
               <w:t>18</w:t>
             </w:r>
             <w:r>
               <w:rPr>
-                <w:noProof/>
                 <w:webHidden/>
               </w:rPr>
               <w:fldChar w:fldCharType="end"/>
@@ -5285,7 +4814,6 @@
               <w:rFonts w:asciiTheme="minorHAnsi" w:eastAsiaTheme="minorEastAsia" w:hAnsiTheme="minorHAnsi" w:cstheme="minorBidi"/>
               <w:b w:val="0"/>
               <w:bCs w:val="0"/>
-              <w:noProof/>
               <w:color w:val="auto"/>
               <w:kern w:val="2"/>
               <w:szCs w:val="24"/>
@@ -5298,54 +4826,46 @@
               <w:rPr>
                 <w:rStyle w:val="Hypertextovodkaz"/>
                 <w:rFonts w:eastAsiaTheme="majorEastAsia"/>
-                <w:noProof/>
               </w:rPr>
               <w:t>Závěr</w:t>
             </w:r>
             <w:r>
               <w:rPr>
-                <w:noProof/>
                 <w:webHidden/>
               </w:rPr>
               <w:tab/>
             </w:r>
             <w:r>
               <w:rPr>
-                <w:noProof/>
                 <w:webHidden/>
               </w:rPr>
               <w:fldChar w:fldCharType="begin"/>
             </w:r>
             <w:r>
               <w:rPr>
-                <w:noProof/>
                 <w:webHidden/>
               </w:rPr>
               <w:instrText xml:space="preserve"> PAGEREF _Toc216301998 \h </w:instrText>
             </w:r>
             <w:r>
               <w:rPr>
-                <w:noProof/>
-                <w:webHidden/>
-              </w:rPr>
-            </w:r>
-            <w:r>
-              <w:rPr>
-                <w:noProof/>
+                <w:webHidden/>
+              </w:rPr>
+            </w:r>
+            <w:r>
+              <w:rPr>
                 <w:webHidden/>
               </w:rPr>
               <w:fldChar w:fldCharType="separate"/>
             </w:r>
             <w:r>
               <w:rPr>
-                <w:noProof/>
                 <w:webHidden/>
               </w:rPr>
               <w:t>19</w:t>
             </w:r>
             <w:r>
               <w:rPr>
-                <w:noProof/>
                 <w:webHidden/>
               </w:rPr>
               <w:fldChar w:fldCharType="end"/>
@@ -5362,7 +4882,6 @@
               <w:rFonts w:asciiTheme="minorHAnsi" w:eastAsiaTheme="minorEastAsia" w:hAnsiTheme="minorHAnsi" w:cstheme="minorBidi"/>
               <w:b w:val="0"/>
               <w:bCs w:val="0"/>
-              <w:noProof/>
               <w:color w:val="auto"/>
               <w:kern w:val="2"/>
               <w:szCs w:val="24"/>
@@ -5375,54 +4894,46 @@
               <w:rPr>
                 <w:rStyle w:val="Hypertextovodkaz"/>
                 <w:rFonts w:eastAsiaTheme="majorEastAsia"/>
-                <w:noProof/>
               </w:rPr>
               <w:t>Seznam použitých zdrojů</w:t>
             </w:r>
             <w:r>
               <w:rPr>
-                <w:noProof/>
                 <w:webHidden/>
               </w:rPr>
               <w:tab/>
             </w:r>
             <w:r>
               <w:rPr>
-                <w:noProof/>
                 <w:webHidden/>
               </w:rPr>
               <w:fldChar w:fldCharType="begin"/>
             </w:r>
             <w:r>
               <w:rPr>
-                <w:noProof/>
                 <w:webHidden/>
               </w:rPr>
               <w:instrText xml:space="preserve"> PAGEREF _Toc216301999 \h </w:instrText>
             </w:r>
             <w:r>
               <w:rPr>
-                <w:noProof/>
-                <w:webHidden/>
-              </w:rPr>
-            </w:r>
-            <w:r>
-              <w:rPr>
-                <w:noProof/>
+                <w:webHidden/>
+              </w:rPr>
+            </w:r>
+            <w:r>
+              <w:rPr>
                 <w:webHidden/>
               </w:rPr>
               <w:fldChar w:fldCharType="separate"/>
             </w:r>
             <w:r>
               <w:rPr>
-                <w:noProof/>
                 <w:webHidden/>
               </w:rPr>
               <w:t>20</w:t>
             </w:r>
             <w:r>
               <w:rPr>
-                <w:noProof/>
                 <w:webHidden/>
               </w:rPr>
               <w:fldChar w:fldCharType="end"/>
@@ -5439,7 +4950,6 @@
               <w:rFonts w:asciiTheme="minorHAnsi" w:eastAsiaTheme="minorEastAsia" w:hAnsiTheme="minorHAnsi" w:cstheme="minorBidi"/>
               <w:b w:val="0"/>
               <w:bCs w:val="0"/>
-              <w:noProof/>
               <w:color w:val="auto"/>
               <w:kern w:val="2"/>
               <w:szCs w:val="24"/>
@@ -5452,54 +4962,46 @@
               <w:rPr>
                 <w:rStyle w:val="Hypertextovodkaz"/>
                 <w:rFonts w:eastAsiaTheme="majorEastAsia"/>
-                <w:noProof/>
               </w:rPr>
               <w:t>Seznam použitých symbolů a zkratek</w:t>
             </w:r>
             <w:r>
               <w:rPr>
-                <w:noProof/>
                 <w:webHidden/>
               </w:rPr>
               <w:tab/>
             </w:r>
             <w:r>
               <w:rPr>
-                <w:noProof/>
                 <w:webHidden/>
               </w:rPr>
               <w:fldChar w:fldCharType="begin"/>
             </w:r>
             <w:r>
               <w:rPr>
-                <w:noProof/>
                 <w:webHidden/>
               </w:rPr>
               <w:instrText xml:space="preserve"> PAGEREF _Toc216302000 \h </w:instrText>
             </w:r>
             <w:r>
               <w:rPr>
-                <w:noProof/>
-                <w:webHidden/>
-              </w:rPr>
-            </w:r>
-            <w:r>
-              <w:rPr>
-                <w:noProof/>
+                <w:webHidden/>
+              </w:rPr>
+            </w:r>
+            <w:r>
+              <w:rPr>
                 <w:webHidden/>
               </w:rPr>
               <w:fldChar w:fldCharType="separate"/>
             </w:r>
             <w:r>
               <w:rPr>
-                <w:noProof/>
                 <w:webHidden/>
               </w:rPr>
               <w:t>23</w:t>
             </w:r>
             <w:r>
               <w:rPr>
-                <w:noProof/>
                 <w:webHidden/>
               </w:rPr>
               <w:fldChar w:fldCharType="end"/>
@@ -5516,7 +5018,6 @@
               <w:rFonts w:asciiTheme="minorHAnsi" w:eastAsiaTheme="minorEastAsia" w:hAnsiTheme="minorHAnsi" w:cstheme="minorBidi"/>
               <w:b w:val="0"/>
               <w:bCs w:val="0"/>
-              <w:noProof/>
               <w:color w:val="auto"/>
               <w:kern w:val="2"/>
               <w:szCs w:val="24"/>
@@ -5529,54 +5030,46 @@
               <w:rPr>
                 <w:rStyle w:val="Hypertextovodkaz"/>
                 <w:rFonts w:eastAsiaTheme="majorEastAsia"/>
-                <w:noProof/>
               </w:rPr>
               <w:t>Seznam obrázků</w:t>
             </w:r>
             <w:r>
               <w:rPr>
-                <w:noProof/>
                 <w:webHidden/>
               </w:rPr>
               <w:tab/>
             </w:r>
             <w:r>
               <w:rPr>
-                <w:noProof/>
                 <w:webHidden/>
               </w:rPr>
               <w:fldChar w:fldCharType="begin"/>
             </w:r>
             <w:r>
               <w:rPr>
-                <w:noProof/>
                 <w:webHidden/>
               </w:rPr>
               <w:instrText xml:space="preserve"> PAGEREF _Toc216302001 \h </w:instrText>
             </w:r>
             <w:r>
               <w:rPr>
-                <w:noProof/>
-                <w:webHidden/>
-              </w:rPr>
-            </w:r>
-            <w:r>
-              <w:rPr>
-                <w:noProof/>
+                <w:webHidden/>
+              </w:rPr>
+            </w:r>
+            <w:r>
+              <w:rPr>
                 <w:webHidden/>
               </w:rPr>
               <w:fldChar w:fldCharType="separate"/>
             </w:r>
             <w:r>
               <w:rPr>
-                <w:noProof/>
                 <w:webHidden/>
               </w:rPr>
               <w:t>24</w:t>
             </w:r>
             <w:r>
               <w:rPr>
-                <w:noProof/>
                 <w:webHidden/>
               </w:rPr>
               <w:fldChar w:fldCharType="end"/>
@@ -5593,7 +5086,6 @@
               <w:rFonts w:asciiTheme="minorHAnsi" w:eastAsiaTheme="minorEastAsia" w:hAnsiTheme="minorHAnsi" w:cstheme="minorBidi"/>
               <w:b w:val="0"/>
               <w:bCs w:val="0"/>
-              <w:noProof/>
               <w:color w:val="auto"/>
               <w:kern w:val="2"/>
               <w:szCs w:val="24"/>
@@ -5606,54 +5098,46 @@
               <w:rPr>
                 <w:rStyle w:val="Hypertextovodkaz"/>
                 <w:rFonts w:eastAsiaTheme="majorEastAsia"/>
-                <w:noProof/>
               </w:rPr>
               <w:t>Seznam tabulek</w:t>
             </w:r>
             <w:r>
               <w:rPr>
-                <w:noProof/>
                 <w:webHidden/>
               </w:rPr>
               <w:tab/>
             </w:r>
             <w:r>
               <w:rPr>
-                <w:noProof/>
                 <w:webHidden/>
               </w:rPr>
               <w:fldChar w:fldCharType="begin"/>
             </w:r>
             <w:r>
               <w:rPr>
-                <w:noProof/>
                 <w:webHidden/>
               </w:rPr>
               <w:instrText xml:space="preserve"> PAGEREF _Toc216302002 \h </w:instrText>
             </w:r>
             <w:r>
               <w:rPr>
-                <w:noProof/>
-                <w:webHidden/>
-              </w:rPr>
-            </w:r>
-            <w:r>
-              <w:rPr>
-                <w:noProof/>
+                <w:webHidden/>
+              </w:rPr>
+            </w:r>
+            <w:r>
+              <w:rPr>
                 <w:webHidden/>
               </w:rPr>
               <w:fldChar w:fldCharType="separate"/>
             </w:r>
             <w:r>
               <w:rPr>
-                <w:noProof/>
                 <w:webHidden/>
               </w:rPr>
               <w:t>25</w:t>
             </w:r>
             <w:r>
               <w:rPr>
-                <w:noProof/>
                 <w:webHidden/>
               </w:rPr>
               <w:fldChar w:fldCharType="end"/>
@@ -5670,7 +5154,6 @@
               <w:rFonts w:asciiTheme="minorHAnsi" w:eastAsiaTheme="minorEastAsia" w:hAnsiTheme="minorHAnsi" w:cstheme="minorBidi"/>
               <w:b w:val="0"/>
               <w:bCs w:val="0"/>
-              <w:noProof/>
               <w:color w:val="auto"/>
               <w:kern w:val="2"/>
               <w:szCs w:val="24"/>
@@ -5683,54 +5166,46 @@
               <w:rPr>
                 <w:rStyle w:val="Hypertextovodkaz"/>
                 <w:rFonts w:eastAsiaTheme="majorEastAsia"/>
-                <w:noProof/>
               </w:rPr>
               <w:t>Seznam příloh</w:t>
             </w:r>
             <w:r>
               <w:rPr>
-                <w:noProof/>
                 <w:webHidden/>
               </w:rPr>
               <w:tab/>
             </w:r>
             <w:r>
               <w:rPr>
-                <w:noProof/>
                 <w:webHidden/>
               </w:rPr>
               <w:fldChar w:fldCharType="begin"/>
             </w:r>
             <w:r>
               <w:rPr>
-                <w:noProof/>
                 <w:webHidden/>
               </w:rPr>
               <w:instrText xml:space="preserve"> PAGEREF _Toc216302003 \h </w:instrText>
             </w:r>
             <w:r>
               <w:rPr>
-                <w:noProof/>
-                <w:webHidden/>
-              </w:rPr>
-            </w:r>
-            <w:r>
-              <w:rPr>
-                <w:noProof/>
+                <w:webHidden/>
+              </w:rPr>
+            </w:r>
+            <w:r>
+              <w:rPr>
                 <w:webHidden/>
               </w:rPr>
               <w:fldChar w:fldCharType="separate"/>
             </w:r>
             <w:r>
               <w:rPr>
-                <w:noProof/>
                 <w:webHidden/>
               </w:rPr>
               <w:t>26</w:t>
             </w:r>
             <w:r>
               <w:rPr>
-                <w:noProof/>
                 <w:webHidden/>
               </w:rPr>
               <w:fldChar w:fldCharType="end"/>
@@ -7382,13 +6857,7 @@
       </w:r>
       <w:proofErr w:type="spellEnd"/>
       <w:r>
-        <w:t xml:space="preserve"> nelze zpětně převést na původní heslo. Například heslo „</w:t>
-      </w:r>
-      <w:r>
-        <w:t>hodnETezkeHeSlo420</w:t>
-      </w:r>
-      <w:r>
-        <w:t xml:space="preserve">“ se po </w:t>
+        <w:t xml:space="preserve"> nelze zpětně převést na původní heslo. Například heslo „hodnETezkeHeSlo420“ se po </w:t>
       </w:r>
       <w:proofErr w:type="spellStart"/>
       <w:r>
@@ -7449,13 +6918,7 @@
       </w:r>
       <w:r>
         <w:lastRenderedPageBreak/>
-        <w:t>důvodů se žádná z těchto přihlašovacích údajů neukládá v čitelné podobě do databáze služby.</w:t>
-      </w:r>
-      <w:r>
-        <w:t xml:space="preserve"> Existuje mnoho způsobu ověření totožnosti uživatele jako je h</w:t>
-      </w:r>
-      <w:r>
-        <w:t xml:space="preserve">eslové ověřování, certifikátové ověřování, biometrické ověřování, </w:t>
+        <w:t xml:space="preserve">důvodů se žádná z těchto přihlašovacích údajů neukládá v čitelné podobě do databáze služby. Existuje mnoho způsobu ověření totožnosti uživatele jako je heslové ověřování, certifikátové ověřování, biometrické ověřování, </w:t>
       </w:r>
       <w:proofErr w:type="spellStart"/>
       <w:r>
@@ -7518,64 +6981,85 @@
       </w:r>
       <w:proofErr w:type="spellEnd"/>
       <w:r>
-        <w:t>) následně určuje, k jakým zdrojům a akcím má ověřený uživatel právo přistupovat.</w:t>
-      </w:r>
+        <w:t xml:space="preserve">) následně určuje, k jakým zdrojům a akcím má ověřený uživatel právo přistupovat. </w:t>
+      </w:r>
+      <w:r>
+        <w:rPr>
+          <w:color w:val="EE0000"/>
+        </w:rPr>
+        <w:fldChar w:fldCharType="begin"/>
+      </w:r>
+      <w:r>
+        <w:instrText xml:space="preserve"> REF _Ref218865124 \r \h </w:instrText>
+      </w:r>
+      <w:r>
+        <w:rPr>
+          <w:color w:val="EE0000"/>
+        </w:rPr>
+      </w:r>
+      <w:r>
+        <w:rPr>
+          <w:color w:val="EE0000"/>
+        </w:rPr>
+        <w:fldChar w:fldCharType="separate"/>
+      </w:r>
+      <w:r>
+        <w:t>[14]</w:t>
+      </w:r>
+      <w:r>
+        <w:rPr>
+          <w:color w:val="EE0000"/>
+        </w:rPr>
+        <w:fldChar w:fldCharType="end"/>
+      </w:r>
+    </w:p>
+    <w:p>
+      <w:pPr>
+        <w:pStyle w:val="Nadpis3"/>
+      </w:pPr>
+      <w:bookmarkStart w:id="35" w:name="_Toc216301971"/>
+      <w:r>
+        <w:t>CAPTCHA ochrana</w:t>
+      </w:r>
+      <w:bookmarkEnd w:id="35"/>
       <w:r>
         <w:t xml:space="preserve"> </w:t>
       </w:r>
-      <w:r>
-        <w:rPr>
-          <w:color w:val="EE0000"/>
-        </w:rPr>
-        <w:fldChar w:fldCharType="begin"/>
-      </w:r>
-      <w:r>
-        <w:instrText xml:space="preserve"> REF _Ref218865124 \r \h </w:instrText>
-      </w:r>
-      <w:r>
-        <w:rPr>
-          <w:color w:val="EE0000"/>
-        </w:rPr>
-      </w:r>
-      <w:r>
-        <w:rPr>
-          <w:color w:val="EE0000"/>
-        </w:rPr>
-        <w:fldChar w:fldCharType="separate"/>
-      </w:r>
-      <w:r>
-        <w:t>[14]</w:t>
-      </w:r>
-      <w:r>
-        <w:rPr>
-          <w:color w:val="EE0000"/>
-        </w:rPr>
-        <w:fldChar w:fldCharType="end"/>
-      </w:r>
-    </w:p>
-    <w:p>
-      <w:pPr>
-        <w:pStyle w:val="Nadpis3"/>
-      </w:pPr>
-      <w:bookmarkStart w:id="35" w:name="_Toc216301971"/>
-      <w:r>
-        <w:t>CAPTCHA ochrana</w:t>
-      </w:r>
-      <w:bookmarkEnd w:id="35"/>
+    </w:p>
+    <w:p>
+      <w:pPr>
+        <w:pStyle w:val="Pokraovn"/>
+      </w:pPr>
+      <w:r>
+        <w:t>CAPTCHA je bezpečnostní systém určený k rozlišení skutečného člověka od automatizovaného počítačového programu (bota). Tato zkratka znamená "</w:t>
+      </w:r>
+      <w:proofErr w:type="spellStart"/>
+      <w:r>
+        <w:t>Completely</w:t>
+      </w:r>
+      <w:proofErr w:type="spellEnd"/>
       <w:r>
         <w:t xml:space="preserve"> </w:t>
       </w:r>
-    </w:p>
-    <w:p>
-      <w:pPr>
-        <w:pStyle w:val="Pokraovn"/>
-      </w:pPr>
-      <w:r>
-        <w:t>CAPTCHA je bezpečnostní systém určený k rozlišení skutečného člověka od automatizovaného počítačového programu (bota). Tato zkratka znamená "</w:t>
-      </w:r>
-      <w:proofErr w:type="spellStart"/>
-      <w:r>
-        <w:t>Completely</w:t>
+      <w:proofErr w:type="spellStart"/>
+      <w:r>
+        <w:t>Automated</w:t>
+      </w:r>
+      <w:proofErr w:type="spellEnd"/>
+      <w:r>
+        <w:t xml:space="preserve"> Public </w:t>
+      </w:r>
+      <w:proofErr w:type="spellStart"/>
+      <w:r>
+        <w:t>Turing</w:t>
+      </w:r>
+      <w:proofErr w:type="spellEnd"/>
+      <w:r>
+        <w:t xml:space="preserve"> test to </w:t>
+      </w:r>
+      <w:proofErr w:type="spellStart"/>
+      <w:r>
+        <w:t>tell</w:t>
       </w:r>
       <w:proofErr w:type="spellEnd"/>
       <w:r>
@@ -7583,23 +7067,15 @@
       </w:r>
       <w:proofErr w:type="spellStart"/>
       <w:r>
-        <w:t>Automated</w:t>
-      </w:r>
-      <w:proofErr w:type="spellEnd"/>
-      <w:r>
-        <w:t xml:space="preserve"> Public </w:t>
-      </w:r>
-      <w:proofErr w:type="spellStart"/>
-      <w:r>
-        <w:t>Turing</w:t>
-      </w:r>
-      <w:proofErr w:type="spellEnd"/>
-      <w:r>
-        <w:t xml:space="preserve"> test to </w:t>
-      </w:r>
-      <w:proofErr w:type="spellStart"/>
-      <w:r>
-        <w:t>tell</w:t>
+        <w:t>Computers</w:t>
+      </w:r>
+      <w:proofErr w:type="spellEnd"/>
+      <w:r>
+        <w:t xml:space="preserve"> and </w:t>
+      </w:r>
+      <w:proofErr w:type="spellStart"/>
+      <w:r>
+        <w:t>Humans</w:t>
       </w:r>
       <w:proofErr w:type="spellEnd"/>
       <w:r>
@@ -7607,22 +7083,6 @@
       </w:r>
       <w:proofErr w:type="spellStart"/>
       <w:r>
-        <w:t>Computers</w:t>
-      </w:r>
-      <w:proofErr w:type="spellEnd"/>
-      <w:r>
-        <w:t xml:space="preserve"> and </w:t>
-      </w:r>
-      <w:proofErr w:type="spellStart"/>
-      <w:r>
-        <w:t>Humans</w:t>
-      </w:r>
-      <w:proofErr w:type="spellEnd"/>
-      <w:r>
-        <w:t xml:space="preserve"> </w:t>
-      </w:r>
-      <w:proofErr w:type="spellStart"/>
-      <w:r>
         <w:t>Apart</w:t>
       </w:r>
       <w:proofErr w:type="spellEnd"/>
@@ -7635,13 +7095,7 @@
       </w:r>
       <w:proofErr w:type="spellEnd"/>
       <w:r>
-        <w:t xml:space="preserve"> test k rozpoznání počítačů a lidí. Funguje tak, že uživateli předloží úkol, který je pro člověka jednoduchý, ale pro současné počítačové algoritmy obtížný. Typicky jde o přepis zkresleného textu, výběr obrázků podle zadání (např. "klikněte na všechny semafory") nebo vyřešení základní matematické úlohy. Dokud uživatel úkol nevyřeší správně, systém jej považuje za robota. Dnešní situace je však jiná díky pokroku v umělé inteligenci, neuronových sítích a strojovém učení. Tyto technologie se staly natolik vyspělými, že dokážou spolehlivě překonat i moderní typy CAPTCHA. Například již v roce 2016 společnost Google zavedla metodu, kde stačilo kliknout na zaškrtávací políčko "Nejsem robot". Ovšem velmi brzy poté dokázala neuronová síť od stejné společnosti tento mechanismus úspěšně obejít.</w:t>
-      </w:r>
-      <w:r>
-        <w:t xml:space="preserve"> Teď se objevuje spousta různých typů CAPTCHA jako například t</w:t>
-      </w:r>
-      <w:r>
-        <w:t xml:space="preserve">extová, zvuková, obrázková, logická, </w:t>
+        <w:t xml:space="preserve"> test k rozpoznání počítačů a lidí. Funguje tak, že uživateli předloží úkol, který je pro člověka jednoduchý, ale pro současné počítačové algoritmy obtížný. Typicky jde o přepis zkresleného textu, výběr obrázků podle zadání (např. "klikněte na všechny semafory") nebo vyřešení základní matematické úlohy. Dokud uživatel úkol nevyřeší správně, systém jej považuje za robota. Dnešní situace je však jiná díky pokroku v umělé inteligenci, neuronových sítích a strojovém učení. Tyto technologie se staly natolik vyspělými, že dokážou spolehlivě překonat i moderní typy CAPTCHA. Například již v roce 2016 společnost Google zavedla metodu, kde stačilo kliknout na zaškrtávací políčko "Nejsem robot". Ovšem velmi brzy poté dokázala neuronová síť od stejné společnosti tento mechanismus úspěšně obejít. Teď se objevuje spousta různých typů CAPTCHA jako například textová, zvuková, obrázková, logická, </w:t>
       </w:r>
       <w:proofErr w:type="spellStart"/>
       <w:r>
@@ -7649,13 +7103,7 @@
       </w:r>
       <w:proofErr w:type="spellEnd"/>
       <w:r>
-        <w:t>, hern</w:t>
-      </w:r>
-      <w:r>
-        <w:t>í</w:t>
-      </w:r>
-      <w:r>
-        <w:t>, tvarová, se skrytým polem a s děleným obrázkem.</w:t>
+        <w:t>, herní, tvarová, se skrytým polem a s děleným obrázkem.</w:t>
       </w:r>
       <w:r>
         <w:t xml:space="preserve"> </w:t>
@@ -7727,10 +7175,7 @@
       </w:r>
       <w:proofErr w:type="spellEnd"/>
       <w:r>
-        <w:t xml:space="preserve"> v závislosti na konkrétní chybě v aplikaci a struktuře databázového systému. Mezi hlavní metody patří</w:t>
-      </w:r>
-      <w:r>
-        <w:t xml:space="preserve"> </w:t>
+        <w:t xml:space="preserve"> v závislosti na konkrétní chybě v aplikaci a struktuře databázového systému. Mezi hlavní metody patří </w:t>
       </w:r>
       <w:r>
         <w:fldChar w:fldCharType="begin"/>
@@ -7845,10 +7290,7 @@
         <w:pStyle w:val="Pokraovn"/>
       </w:pPr>
       <w:r>
-        <w:t>Díky tomu vidím, kdy a co jsem do projektu přidal, a mohu se snadno vrátit k jeho předchozímu stavu. V případě chyby jsem tak mnohem flexibilnější a dokážu efektivně obnovit funkční verzi projektu.</w:t>
-      </w:r>
-      <w:r>
-        <w:t xml:space="preserve"> </w:t>
+        <w:t xml:space="preserve">Díky tomu vidím, kdy a co jsem do projektu přidal, a mohu se snadno vrátit k jeho předchozímu stavu. V případě chyby jsem tak mnohem flexibilnější a dokážu efektivně obnovit funkční verzi projektu. </w:t>
       </w:r>
       <w:r>
         <w:fldChar w:fldCharType="begin"/>
@@ -8637,13 +8079,7 @@
         <w:t xml:space="preserve"> – </w:t>
       </w:r>
       <w:r>
-        <w:t>Formulář pro tvorbu nového záznamu. Umožňuje zadat přihlašovací jméno, heslo</w:t>
-      </w:r>
-      <w:r>
-        <w:t xml:space="preserve"> a</w:t>
-      </w:r>
-      <w:r>
-        <w:t xml:space="preserve"> URL</w:t>
+        <w:t>Formulář pro tvorbu nového záznamu. Umožňuje zadat přihlašovací jméno, heslo a URL</w:t>
       </w:r>
       <w:r>
         <w:t>.</w:t>
@@ -8749,10 +8185,7 @@
       </w:r>
       <w:proofErr w:type="spellEnd"/>
       <w:r>
-        <w:t xml:space="preserve"> – </w:t>
-      </w:r>
-      <w:r>
-        <w:t>Detail správy uživatele. Admin zde může přímo měnit přihlašovací údaje (jméno, heslo) nebo roli vybraného uživatele.</w:t>
+        <w:t xml:space="preserve"> – Detail správy uživatele. Admin zde může přímo měnit přihlašovací údaje (jméno, heslo) nebo roli vybraného uživatele.</w:t>
       </w:r>
     </w:p>
     <w:p>
@@ -8789,470 +8222,395 @@
       </w:r>
       <w:proofErr w:type="spellEnd"/>
       <w:r>
-        <w:t xml:space="preserve"> – </w:t>
-      </w:r>
-      <w:r>
-        <w:t>Vlastní implementace dialogového okna. Nahrazuje standardní systémový</w:t>
-      </w:r>
+        <w:t xml:space="preserve"> – Vlastní implementace dialogového okna. Nahrazuje standardní systémový </w:t>
+      </w:r>
+      <w:proofErr w:type="spellStart"/>
+      <w:r>
+        <w:t>MessageBox</w:t>
+      </w:r>
+      <w:proofErr w:type="spellEnd"/>
+      <w:r>
+        <w:t xml:space="preserve"> a poskytuje jednotný vizuální styl aplikace pro všechny druhy oznámení, potvrzení a chybových hlášek.</w:t>
+      </w:r>
+    </w:p>
+    <w:p>
+      <w:r>
+        <w:t xml:space="preserve">Aplikace se také skládá z třídy </w:t>
+      </w:r>
+      <w:proofErr w:type="spellStart"/>
+      <w:r>
+        <w:t>Encryptor.cs</w:t>
+      </w:r>
+      <w:proofErr w:type="spellEnd"/>
+      <w:r>
+        <w:t>, která</w:t>
+      </w:r>
+      <w:r>
+        <w:t xml:space="preserve"> představuje klíčovou komponentu zajišťující kryptografickou bezpečnost aplikace </w:t>
+      </w:r>
+      <w:proofErr w:type="spellStart"/>
+      <w:r>
+        <w:t>Password</w:t>
+      </w:r>
+      <w:proofErr w:type="spellEnd"/>
+      <w:r>
+        <w:t xml:space="preserve"> Manager. Implementuje </w:t>
+      </w:r>
+      <w:r>
+        <w:lastRenderedPageBreak/>
+        <w:t>šifrování pomocí algoritmu AES (</w:t>
+      </w:r>
+      <w:proofErr w:type="spellStart"/>
+      <w:r>
+        <w:t>Advanced</w:t>
+      </w:r>
+      <w:proofErr w:type="spellEnd"/>
       <w:r>
         <w:t xml:space="preserve"> </w:t>
       </w:r>
       <w:proofErr w:type="spellStart"/>
       <w:r>
-        <w:t>MessageBox</w:t>
-      </w:r>
-      <w:proofErr w:type="spellEnd"/>
+        <w:t>Encryption</w:t>
+      </w:r>
+      <w:proofErr w:type="spellEnd"/>
+      <w:r>
+        <w:t xml:space="preserve"> Standard) s </w:t>
+      </w:r>
+      <w:r>
+        <w:t>256bitovým</w:t>
+      </w:r>
+      <w:r>
+        <w:t xml:space="preserve"> klíčem, který patří mezi současné kryptografické standardy doporučené pro citlivá data</w:t>
+      </w:r>
+      <w:r>
+        <w:t xml:space="preserve"> [https://www.geeksforgeeks.org/computer-networks/advanced-encryption-standard-aes/]</w:t>
+      </w:r>
+      <w:r>
+        <w:t>.</w:t>
+      </w:r>
+    </w:p>
+    <w:p>
+      <w:r>
+        <w:t xml:space="preserve">Pro komunikaci s databází je využit konfigurační soubor </w:t>
+      </w:r>
+      <w:proofErr w:type="spellStart"/>
+      <w:r>
+        <w:t>App.config</w:t>
+      </w:r>
+      <w:proofErr w:type="spellEnd"/>
+      <w:r>
+        <w:t>, který obsahuje nastavení připojení k relační databázi. V tomto souboru je připojovací řetězec (</w:t>
+      </w:r>
+      <w:proofErr w:type="spellStart"/>
+      <w:r>
+        <w:t>connectionString</w:t>
+      </w:r>
+      <w:proofErr w:type="spellEnd"/>
+      <w:r>
+        <w:t xml:space="preserve">) pro </w:t>
+      </w:r>
+      <w:proofErr w:type="spellStart"/>
+      <w:r>
+        <w:t>MySQL</w:t>
+      </w:r>
+      <w:proofErr w:type="spellEnd"/>
+      <w:r>
+        <w:t xml:space="preserve"> databázi hostovanou na externím serveru, což umožňuje centralizované ukládání dat a jejich dostupnost z různých částí aplikace.</w:t>
+      </w:r>
+    </w:p>
+    <w:p>
+      <w:r>
+        <w:t xml:space="preserve">V projektu se dále nachází složka </w:t>
+      </w:r>
+      <w:proofErr w:type="spellStart"/>
+      <w:r>
+        <w:t>Resources</w:t>
+      </w:r>
+      <w:proofErr w:type="spellEnd"/>
+      <w:r>
+        <w:t xml:space="preserve">, která </w:t>
+      </w:r>
+      <w:r>
+        <w:t>slouží jako úložiště grafických prostředků aplikace používaných v uživatelském rozhraní.</w:t>
+      </w:r>
+      <w:r>
+        <w:t xml:space="preserve"> Konkrétně obsahuje ikonové soubory ve formátu PNG, které vizualizují akci zavření okna – modrý křížek (Blue.png) pro standardní stav a červený křížek (Red.png)</w:t>
+      </w:r>
+      <w:r>
+        <w:t xml:space="preserve"> pro </w:t>
+      </w:r>
+      <w:r>
+        <w:t>varovný stav.</w:t>
+      </w:r>
+    </w:p>
+    <w:p>
+      <w:pPr>
+        <w:pStyle w:val="Nadpis2"/>
+      </w:pPr>
+      <w:bookmarkStart w:id="54" w:name="_Toc216301980"/>
+      <w:r>
+        <w:t>Návrh databáze</w:t>
+      </w:r>
+      <w:bookmarkEnd w:id="54"/>
+    </w:p>
+    <w:p>
+      <w:pPr>
+        <w:pStyle w:val="Pokraovn"/>
+      </w:pPr>
+      <w:r>
+        <w:t xml:space="preserve">Databázový model byl navržen pro </w:t>
+      </w:r>
+      <w:proofErr w:type="spellStart"/>
+      <w:r>
+        <w:t>MySQL</w:t>
+      </w:r>
+      <w:proofErr w:type="spellEnd"/>
+      <w:r>
+        <w:t xml:space="preserve"> databázi hostovanou na platformě Endora.cz v rámci jejich free hostingového plánu. Pro komunikaci s databází je použita knihovna </w:t>
+      </w:r>
+      <w:proofErr w:type="spellStart"/>
+      <w:proofErr w:type="gramStart"/>
+      <w:r>
+        <w:t>MySql.Data.MySqlClient</w:t>
+      </w:r>
+      <w:proofErr w:type="spellEnd"/>
+      <w:proofErr w:type="gramEnd"/>
+      <w:r>
+        <w:t>, která umožňuje přímé provádění SQL dotazů z C# kódu.</w:t>
+      </w:r>
+    </w:p>
+    <w:p>
+      <w:r>
+        <w:t xml:space="preserve">V databázi pro aplikaci </w:t>
+      </w:r>
+      <w:proofErr w:type="spellStart"/>
+      <w:r>
+        <w:t>Password</w:t>
+      </w:r>
+      <w:proofErr w:type="spellEnd"/>
+      <w:r>
+        <w:t xml:space="preserve"> Manager se neházejí</w:t>
+      </w:r>
+      <w:r>
+        <w:t xml:space="preserve"> tabulky </w:t>
+      </w:r>
+      <w:proofErr w:type="spellStart"/>
+      <w:r>
+        <w:t>users</w:t>
+      </w:r>
+      <w:proofErr w:type="spellEnd"/>
+      <w:r>
+        <w:t xml:space="preserve">, </w:t>
+      </w:r>
+      <w:proofErr w:type="spellStart"/>
+      <w:r>
+        <w:t>credentials</w:t>
+      </w:r>
+      <w:proofErr w:type="spellEnd"/>
+      <w:r>
+        <w:t xml:space="preserve">, </w:t>
+      </w:r>
+      <w:proofErr w:type="spellStart"/>
+      <w:r>
+        <w:t>credentials_groups</w:t>
+      </w:r>
+      <w:proofErr w:type="spellEnd"/>
+      <w:r>
+        <w:t xml:space="preserve">, </w:t>
+      </w:r>
+      <w:proofErr w:type="spellStart"/>
+      <w:r>
+        <w:t>shared_groups</w:t>
+      </w:r>
+      <w:proofErr w:type="spellEnd"/>
+      <w:r>
+        <w:t xml:space="preserve"> a </w:t>
+      </w:r>
+      <w:proofErr w:type="spellStart"/>
+      <w:r>
+        <w:t>users_roles</w:t>
+      </w:r>
+      <w:proofErr w:type="spellEnd"/>
+      <w:r>
+        <w:t xml:space="preserve">. </w:t>
+      </w:r>
+    </w:p>
+    <w:p>
+      <w:pPr>
+        <w:pStyle w:val="Nadpis3"/>
+      </w:pPr>
+      <w:r>
+        <w:t xml:space="preserve">Tabulka </w:t>
+      </w:r>
+      <w:proofErr w:type="spellStart"/>
+      <w:r>
+        <w:t>users</w:t>
+      </w:r>
+      <w:proofErr w:type="spellEnd"/>
+    </w:p>
+    <w:p>
+      <w:pPr>
+        <w:pStyle w:val="Pokraovn"/>
+      </w:pPr>
+      <w:r>
+        <w:t xml:space="preserve">V této tabulce se nacházejí údaje o </w:t>
+      </w:r>
+      <w:r>
+        <w:t>uživatelích</w:t>
+      </w:r>
+      <w:r>
+        <w:t xml:space="preserve"> aplikace </w:t>
+      </w:r>
+      <w:proofErr w:type="spellStart"/>
+      <w:r>
+        <w:t>Password</w:t>
+      </w:r>
+      <w:proofErr w:type="spellEnd"/>
+      <w:r>
+        <w:t xml:space="preserve"> Manager</w:t>
+      </w:r>
+      <w:r>
+        <w:t xml:space="preserve">. Tabulka obsahuje pole id </w:t>
+      </w:r>
+      <w:r>
+        <w:t xml:space="preserve">datového </w:t>
+      </w:r>
+      <w:r>
+        <w:t xml:space="preserve">typu </w:t>
+      </w:r>
+      <w:proofErr w:type="spellStart"/>
+      <w:r>
+        <w:t>big</w:t>
+      </w:r>
+      <w:r>
+        <w:t>int</w:t>
+      </w:r>
+      <w:proofErr w:type="spellEnd"/>
+      <w:r>
+        <w:t xml:space="preserve"> (20)</w:t>
+      </w:r>
+      <w:r>
+        <w:t xml:space="preserve">, které je nastaveno jako </w:t>
+      </w:r>
+      <w:proofErr w:type="spellStart"/>
+      <w:r>
+        <w:t>autoincrement</w:t>
+      </w:r>
+      <w:proofErr w:type="spellEnd"/>
+      <w:r>
+        <w:t xml:space="preserve"> čili při každém novém zápisu se nastaví automaticky id o 1 hodnotu větší a primární klíč. Dále jsou tam uloženy údaje o uživatelích jako uživatelské jméno (</w:t>
+      </w:r>
+      <w:proofErr w:type="spellStart"/>
+      <w:r>
+        <w:t>username</w:t>
+      </w:r>
+      <w:proofErr w:type="spellEnd"/>
+      <w:r>
+        <w:t>)</w:t>
+      </w:r>
+      <w:r>
+        <w:t xml:space="preserve"> datového</w:t>
+      </w:r>
+      <w:r>
+        <w:t xml:space="preserve"> typu </w:t>
+      </w:r>
+      <w:proofErr w:type="spellStart"/>
+      <w:r>
+        <w:t>varchar</w:t>
+      </w:r>
+      <w:proofErr w:type="spellEnd"/>
+      <w:r>
+        <w:t xml:space="preserve"> (100) a heslo (</w:t>
+      </w:r>
+      <w:proofErr w:type="spellStart"/>
+      <w:r>
+        <w:t>password</w:t>
+      </w:r>
+      <w:proofErr w:type="spellEnd"/>
+      <w:r>
+        <w:t>)</w:t>
+      </w:r>
+      <w:r>
+        <w:t xml:space="preserve"> datového</w:t>
+      </w:r>
+      <w:r>
+        <w:t xml:space="preserve"> typu </w:t>
+      </w:r>
+      <w:proofErr w:type="spellStart"/>
+      <w:r>
+        <w:t>varchar</w:t>
+      </w:r>
+      <w:proofErr w:type="spellEnd"/>
+      <w:r>
+        <w:t xml:space="preserve"> (255).</w:t>
+      </w:r>
       <w:r>
         <w:t xml:space="preserve"> </w:t>
       </w:r>
       <w:r>
-        <w:t>a poskytuje jednotný vizuální styl aplikace pro všechny druhy oznámení, potvrzení a chybových hlášek.</w:t>
-      </w:r>
-    </w:p>
-    <w:p>
-      <w:r>
-        <w:t xml:space="preserve">Aplikace se také skládá z třídy </w:t>
-      </w:r>
-      <w:proofErr w:type="spellStart"/>
-      <w:r>
-        <w:t>Encryptor.cs</w:t>
-      </w:r>
-      <w:proofErr w:type="spellEnd"/>
-      <w:r>
-        <w:t>, která</w:t>
-      </w:r>
-      <w:r>
-        <w:t xml:space="preserve"> představuje klíčovou komponentu zajišťující kryptografickou bezpečnost aplikace</w:t>
-      </w:r>
+        <w:t xml:space="preserve">Heslo se do databáze ukládá </w:t>
+      </w:r>
+      <w:proofErr w:type="spellStart"/>
+      <w:r>
+        <w:t>zaheshované</w:t>
+      </w:r>
+      <w:proofErr w:type="spellEnd"/>
+      <w:r>
+        <w:t xml:space="preserve"> pomocí </w:t>
+      </w:r>
+      <w:r>
+        <w:t>algoritmu </w:t>
+      </w:r>
+      <w:proofErr w:type="spellStart"/>
+      <w:r>
+        <w:t>BCrypt</w:t>
+      </w:r>
+      <w:proofErr w:type="spellEnd"/>
+      <w:r>
+        <w:t> s pracovním faktorem 13.</w:t>
+      </w:r>
+      <w:r>
+        <w:t xml:space="preserve"> Pak se v tabulce ještě nachází pole </w:t>
+      </w:r>
+      <w:proofErr w:type="spellStart"/>
+      <w:r>
+        <w:t>role_id</w:t>
+      </w:r>
+      <w:proofErr w:type="spellEnd"/>
       <w:r>
         <w:t xml:space="preserve"> </w:t>
       </w:r>
-      <w:proofErr w:type="spellStart"/>
-      <w:r>
-        <w:t>Password</w:t>
-      </w:r>
-      <w:proofErr w:type="spellEnd"/>
-      <w:r>
-        <w:t xml:space="preserve"> Manager. Implementuje </w:t>
-      </w:r>
-      <w:r>
-        <w:lastRenderedPageBreak/>
-        <w:t>šifrování pomocí algoritmu</w:t>
-      </w:r>
-      <w:r>
-        <w:t xml:space="preserve"> </w:t>
-      </w:r>
-      <w:r>
-        <w:t>AES (</w:t>
-      </w:r>
-      <w:proofErr w:type="spellStart"/>
-      <w:r>
-        <w:t>Advanced</w:t>
-      </w:r>
-      <w:proofErr w:type="spellEnd"/>
-      <w:r>
-        <w:t xml:space="preserve"> </w:t>
-      </w:r>
-      <w:proofErr w:type="spellStart"/>
-      <w:r>
-        <w:t>Encryption</w:t>
-      </w:r>
-      <w:proofErr w:type="spellEnd"/>
-      <w:r>
-        <w:t xml:space="preserve"> Standard)</w:t>
-      </w:r>
-      <w:r>
-        <w:t xml:space="preserve"> </w:t>
-      </w:r>
-      <w:r>
-        <w:t xml:space="preserve">s </w:t>
-      </w:r>
-      <w:r>
-        <w:t>256bitovým</w:t>
-      </w:r>
-      <w:r>
-        <w:t xml:space="preserve"> klíčem, který patří mezi současné kryptografické standardy doporučené pro citlivá data</w:t>
-      </w:r>
-      <w:r>
-        <w:t xml:space="preserve"> [</w:t>
-      </w:r>
-      <w:r>
-        <w:t>https://www.geeksforgeeks.org/computer-networks/advanced-encryption-standard-aes/</w:t>
-      </w:r>
-      <w:r>
-        <w:t>]</w:t>
-      </w:r>
-      <w:r>
-        <w:t>.</w:t>
-      </w:r>
-    </w:p>
-    <w:p>
-      <w:r>
-        <w:t xml:space="preserve">Pro komunikaci s databází je využit konfigurační soubor </w:t>
-      </w:r>
-      <w:proofErr w:type="spellStart"/>
-      <w:r>
-        <w:t>App.config</w:t>
-      </w:r>
-      <w:proofErr w:type="spellEnd"/>
-      <w:r>
-        <w:t>, který obsahuje nastavení připojení k relační databázi.</w:t>
-      </w:r>
-      <w:r>
-        <w:t xml:space="preserve"> V tomto</w:t>
-      </w:r>
-      <w:r>
-        <w:t xml:space="preserve"> soubor</w:t>
-      </w:r>
-      <w:r>
-        <w:t>u je</w:t>
-      </w:r>
-      <w:r>
-        <w:t xml:space="preserve"> připojovací řetězec (</w:t>
-      </w:r>
-      <w:proofErr w:type="spellStart"/>
-      <w:r>
-        <w:t>connectionString</w:t>
-      </w:r>
-      <w:proofErr w:type="spellEnd"/>
-      <w:r>
-        <w:t xml:space="preserve">) pro </w:t>
-      </w:r>
-      <w:proofErr w:type="spellStart"/>
-      <w:r>
-        <w:t>MySQL</w:t>
-      </w:r>
-      <w:proofErr w:type="spellEnd"/>
-      <w:r>
-        <w:t xml:space="preserve"> databázi hostovanou na externím serveru, což umožňuje centralizované ukládání dat a jejich dostupnost z</w:t>
+      <w:r>
+        <w:t xml:space="preserve">datového </w:t>
+      </w:r>
+      <w:r>
+        <w:t xml:space="preserve">typu </w:t>
+      </w:r>
+      <w:proofErr w:type="spellStart"/>
+      <w:r>
+        <w:t>big</w:t>
+      </w:r>
+      <w:r>
+        <w:t>int</w:t>
+      </w:r>
+      <w:proofErr w:type="spellEnd"/>
+      <w:r>
+        <w:t xml:space="preserve"> (20)</w:t>
+      </w:r>
+      <w:r>
+        <w:t xml:space="preserve">, které je připojeno cizím klíčem k tabulce </w:t>
+      </w:r>
+      <w:proofErr w:type="spellStart"/>
+      <w:r>
+        <w:t>users_roles</w:t>
+      </w:r>
+      <w:proofErr w:type="spellEnd"/>
+      <w:r>
+        <w:t xml:space="preserve"> k</w:t>
       </w:r>
       <w:r>
         <w:t> </w:t>
       </w:r>
-      <w:r>
-        <w:t>různých</w:t>
-      </w:r>
-      <w:r>
-        <w:t xml:space="preserve"> částí</w:t>
-      </w:r>
-      <w:r>
-        <w:t xml:space="preserve"> aplikace.</w:t>
-      </w:r>
-    </w:p>
-    <w:p>
-      <w:r>
-        <w:t>V projektu se dále nachází složka</w:t>
-      </w:r>
-      <w:r>
-        <w:t xml:space="preserve"> </w:t>
-      </w:r>
-      <w:proofErr w:type="spellStart"/>
-      <w:r>
-        <w:t>Resources</w:t>
-      </w:r>
-      <w:proofErr w:type="spellEnd"/>
-      <w:r>
-        <w:t xml:space="preserve">, která </w:t>
-      </w:r>
-      <w:r>
-        <w:t>slouží jako úložiště grafických prostředků aplikace používaných v uživatelském rozhraní</w:t>
-      </w:r>
-      <w:r>
-        <w:t>.</w:t>
-      </w:r>
-      <w:r>
-        <w:t xml:space="preserve"> Konkrétně obsahuje ikonové soubory ve formátu PNG, které vizualizují akci zavření okna – modrý křížek (</w:t>
-      </w:r>
-      <w:r>
-        <w:t>Blue</w:t>
-      </w:r>
-      <w:r>
-        <w:t>.png) pro standardní stav a červený křížek (Red.png)</w:t>
-      </w:r>
-      <w:r>
-        <w:t xml:space="preserve"> pro </w:t>
-      </w:r>
-      <w:r>
-        <w:t>varovný stav.</w:t>
-      </w:r>
-    </w:p>
-    <w:p>
-      <w:pPr>
-        <w:pStyle w:val="Nadpis2"/>
-      </w:pPr>
-      <w:bookmarkStart w:id="54" w:name="_Toc216301980"/>
-      <w:r>
-        <w:t>Návrh databáze</w:t>
-      </w:r>
-      <w:bookmarkEnd w:id="54"/>
-    </w:p>
-    <w:p>
-      <w:pPr>
-        <w:pStyle w:val="Pokraovn"/>
-      </w:pPr>
-      <w:r>
-        <w:t xml:space="preserve">Databázový model byl navržen pro </w:t>
-      </w:r>
-      <w:proofErr w:type="spellStart"/>
-      <w:r>
-        <w:t>MySQL</w:t>
-      </w:r>
-      <w:proofErr w:type="spellEnd"/>
-      <w:r>
-        <w:t xml:space="preserve"> databázi hostovanou na platformě Endora.cz v rámci jejich free hostingového plánu. Pro komunikaci s databází je použita knihovna </w:t>
-      </w:r>
-      <w:proofErr w:type="spellStart"/>
-      <w:proofErr w:type="gramStart"/>
-      <w:r>
-        <w:t>MySql.Data.MySqlClient</w:t>
-      </w:r>
-      <w:proofErr w:type="spellEnd"/>
-      <w:proofErr w:type="gramEnd"/>
-      <w:r>
-        <w:t>, která umožňuje přímé provádění SQL dotazů z C# kódu.</w:t>
-      </w:r>
-    </w:p>
-    <w:p>
-      <w:r>
-        <w:t xml:space="preserve">V databázi pro aplikaci </w:t>
-      </w:r>
-      <w:proofErr w:type="spellStart"/>
-      <w:r>
-        <w:t>Password</w:t>
-      </w:r>
-      <w:proofErr w:type="spellEnd"/>
-      <w:r>
-        <w:t xml:space="preserve"> Manager se neházejí</w:t>
-      </w:r>
-      <w:r>
-        <w:t xml:space="preserve"> tabulky </w:t>
-      </w:r>
-      <w:proofErr w:type="spellStart"/>
-      <w:r>
-        <w:t>users</w:t>
-      </w:r>
-      <w:proofErr w:type="spellEnd"/>
-      <w:r>
-        <w:t xml:space="preserve">, </w:t>
-      </w:r>
-      <w:proofErr w:type="spellStart"/>
-      <w:r>
-        <w:t>credentials</w:t>
-      </w:r>
-      <w:proofErr w:type="spellEnd"/>
-      <w:r>
-        <w:t xml:space="preserve">, </w:t>
-      </w:r>
-      <w:proofErr w:type="spellStart"/>
-      <w:r>
-        <w:t>credentials_groups</w:t>
-      </w:r>
-      <w:proofErr w:type="spellEnd"/>
-      <w:r>
-        <w:t xml:space="preserve">, </w:t>
-      </w:r>
-      <w:proofErr w:type="spellStart"/>
-      <w:r>
-        <w:t>shared_groups</w:t>
-      </w:r>
-      <w:proofErr w:type="spellEnd"/>
-      <w:r>
-        <w:t xml:space="preserve"> a </w:t>
-      </w:r>
-      <w:proofErr w:type="spellStart"/>
-      <w:r>
-        <w:t>users_roles</w:t>
-      </w:r>
-      <w:proofErr w:type="spellEnd"/>
-      <w:r>
-        <w:t xml:space="preserve">. </w:t>
-      </w:r>
-    </w:p>
-    <w:p>
-      <w:pPr>
-        <w:pStyle w:val="Nadpis3"/>
-      </w:pPr>
-      <w:r>
-        <w:t xml:space="preserve">Tabulka </w:t>
-      </w:r>
-      <w:proofErr w:type="spellStart"/>
-      <w:r>
-        <w:t>users</w:t>
-      </w:r>
-      <w:proofErr w:type="spellEnd"/>
-    </w:p>
-    <w:p>
-      <w:pPr>
-        <w:pStyle w:val="Pokraovn"/>
-      </w:pPr>
-      <w:r>
-        <w:t xml:space="preserve">V této tabulce se nacházejí údaje o </w:t>
-      </w:r>
-      <w:r>
-        <w:t>uživatelích</w:t>
-      </w:r>
-      <w:r>
-        <w:t xml:space="preserve"> aplikace </w:t>
-      </w:r>
-      <w:proofErr w:type="spellStart"/>
-      <w:r>
-        <w:t>Password</w:t>
-      </w:r>
-      <w:proofErr w:type="spellEnd"/>
-      <w:r>
-        <w:t xml:space="preserve"> Manager</w:t>
-      </w:r>
-      <w:r>
-        <w:t xml:space="preserve">. Tabulka obsahuje pole id </w:t>
-      </w:r>
-      <w:r>
-        <w:t xml:space="preserve">datového </w:t>
-      </w:r>
-      <w:r>
-        <w:t xml:space="preserve">typu </w:t>
-      </w:r>
-      <w:proofErr w:type="spellStart"/>
-      <w:r>
-        <w:t>big</w:t>
-      </w:r>
-      <w:r>
-        <w:t>int</w:t>
-      </w:r>
-      <w:proofErr w:type="spellEnd"/>
-      <w:r>
-        <w:t xml:space="preserve"> (20)</w:t>
-      </w:r>
-      <w:r>
-        <w:t xml:space="preserve">, které je nastaveno jako </w:t>
-      </w:r>
-      <w:proofErr w:type="spellStart"/>
-      <w:r>
-        <w:t>autoincrement</w:t>
-      </w:r>
-      <w:proofErr w:type="spellEnd"/>
-      <w:r>
-        <w:t xml:space="preserve"> čili při každém novém zápisu se nastaví automaticky id o 1 hodnotu větší a </w:t>
-      </w:r>
-      <w:r>
-        <w:t>primární klíč</w:t>
-      </w:r>
-      <w:r>
-        <w:t>. Dále jsou tam uloženy údaje o uživatelích jako uživatelské jméno (</w:t>
-      </w:r>
-      <w:proofErr w:type="spellStart"/>
-      <w:r>
-        <w:t>username</w:t>
-      </w:r>
-      <w:proofErr w:type="spellEnd"/>
-      <w:r>
-        <w:t>)</w:t>
-      </w:r>
-      <w:r>
-        <w:t xml:space="preserve"> datového</w:t>
-      </w:r>
-      <w:r>
-        <w:t xml:space="preserve"> typu </w:t>
-      </w:r>
-      <w:proofErr w:type="spellStart"/>
-      <w:r>
-        <w:t>varchar</w:t>
-      </w:r>
-      <w:proofErr w:type="spellEnd"/>
-      <w:r>
-        <w:t xml:space="preserve"> (100) a heslo (</w:t>
-      </w:r>
-      <w:proofErr w:type="spellStart"/>
-      <w:r>
-        <w:t>password</w:t>
-      </w:r>
-      <w:proofErr w:type="spellEnd"/>
-      <w:r>
-        <w:t>)</w:t>
-      </w:r>
-      <w:r>
-        <w:t xml:space="preserve"> datového</w:t>
-      </w:r>
-      <w:r>
-        <w:t xml:space="preserve"> typu </w:t>
-      </w:r>
-      <w:proofErr w:type="spellStart"/>
-      <w:r>
-        <w:t>varchar</w:t>
-      </w:r>
-      <w:proofErr w:type="spellEnd"/>
-      <w:r>
-        <w:t xml:space="preserve"> (255).</w:t>
-      </w:r>
-      <w:r>
-        <w:t xml:space="preserve"> </w:t>
-      </w:r>
-      <w:r>
-        <w:t xml:space="preserve">Heslo se do databáze ukládá </w:t>
-      </w:r>
-      <w:proofErr w:type="spellStart"/>
-      <w:r>
-        <w:t>zaheshované</w:t>
-      </w:r>
-      <w:proofErr w:type="spellEnd"/>
-      <w:r>
-        <w:t xml:space="preserve"> pomocí </w:t>
-      </w:r>
-      <w:r>
-        <w:t>algoritmu </w:t>
-      </w:r>
-      <w:proofErr w:type="spellStart"/>
-      <w:r>
-        <w:t>BCrypt</w:t>
-      </w:r>
-      <w:proofErr w:type="spellEnd"/>
-      <w:r>
-        <w:t> s pracovním faktorem 13</w:t>
-      </w:r>
-      <w:r>
-        <w:t>.</w:t>
-      </w:r>
-      <w:r>
-        <w:t xml:space="preserve"> Pak se v tabulce ještě nachází pole </w:t>
-      </w:r>
-      <w:proofErr w:type="spellStart"/>
-      <w:r>
-        <w:t>role_id</w:t>
-      </w:r>
-      <w:proofErr w:type="spellEnd"/>
-      <w:r>
-        <w:t xml:space="preserve"> </w:t>
-      </w:r>
-      <w:r>
-        <w:t xml:space="preserve">datového </w:t>
-      </w:r>
-      <w:r>
-        <w:t xml:space="preserve">typu </w:t>
-      </w:r>
-      <w:proofErr w:type="spellStart"/>
-      <w:r>
-        <w:t>big</w:t>
-      </w:r>
-      <w:r>
-        <w:t>int</w:t>
-      </w:r>
-      <w:proofErr w:type="spellEnd"/>
-      <w:r>
-        <w:t xml:space="preserve"> (20)</w:t>
-      </w:r>
-      <w:r>
-        <w:t xml:space="preserve">, které je připojeno cizím klíčem k tabulce </w:t>
-      </w:r>
-      <w:proofErr w:type="spellStart"/>
-      <w:r>
-        <w:t>users_roles</w:t>
-      </w:r>
-      <w:proofErr w:type="spellEnd"/>
-      <w:r>
-        <w:t xml:space="preserve"> k</w:t>
-      </w:r>
-      <w:r>
-        <w:t> </w:t>
-      </w:r>
       <w:proofErr w:type="spellStart"/>
       <w:r>
         <w:t>hodnote</w:t>
@@ -9281,16 +8639,7 @@
       </w:r>
       <w:proofErr w:type="spellEnd"/>
       <w:r>
-        <w:t xml:space="preserve"> </w:t>
-      </w:r>
-      <w:r>
-        <w:t>(32)</w:t>
-      </w:r>
-      <w:r>
-        <w:t>, s</w:t>
-      </w:r>
-      <w:r>
-        <w:t xml:space="preserve">louží k uložení náhodně vygenerované soli (salt) pro bezpečnější </w:t>
+        <w:t xml:space="preserve"> (32), slouží k uložení náhodně vygenerované soli (salt) pro bezpečnější </w:t>
       </w:r>
       <w:proofErr w:type="spellStart"/>
       <w:r>
@@ -9393,17 +8742,11 @@
             </w:pPr>
             <w:proofErr w:type="spellStart"/>
             <w:r>
-              <w:t>b</w:t>
-            </w:r>
-            <w:r>
-              <w:t>igint</w:t>
+              <w:t>bigint</w:t>
             </w:r>
             <w:proofErr w:type="spellEnd"/>
             <w:r>
-              <w:t xml:space="preserve"> </w:t>
-            </w:r>
-            <w:r>
-              <w:t xml:space="preserve">(20) </w:t>
+              <w:t xml:space="preserve"> (20) </w:t>
             </w:r>
             <w:proofErr w:type="spellStart"/>
             <w:r>
@@ -9484,17 +8827,11 @@
             </w:pPr>
             <w:proofErr w:type="spellStart"/>
             <w:r>
-              <w:t>v</w:t>
-            </w:r>
-            <w:r>
-              <w:t>archar</w:t>
+              <w:t>varchar</w:t>
             </w:r>
             <w:proofErr w:type="spellEnd"/>
             <w:r>
-              <w:t xml:space="preserve"> </w:t>
-            </w:r>
-            <w:r>
-              <w:t xml:space="preserve">(100) </w:t>
+              <w:t xml:space="preserve"> (100) </w:t>
             </w:r>
             <w:r>
               <w:rPr>
@@ -9538,17 +8875,11 @@
             </w:pPr>
             <w:proofErr w:type="spellStart"/>
             <w:r>
-              <w:t>v</w:t>
-            </w:r>
-            <w:r>
-              <w:t>archar</w:t>
+              <w:t>varchar</w:t>
             </w:r>
             <w:proofErr w:type="spellEnd"/>
             <w:r>
-              <w:t xml:space="preserve"> </w:t>
-            </w:r>
-            <w:r>
-              <w:t xml:space="preserve">(255) </w:t>
+              <w:t xml:space="preserve"> (255) </w:t>
             </w:r>
             <w:r>
               <w:rPr>
@@ -9593,17 +8924,11 @@
             </w:pPr>
             <w:proofErr w:type="spellStart"/>
             <w:r>
-              <w:t>b</w:t>
-            </w:r>
-            <w:r>
-              <w:t>igint</w:t>
+              <w:t>bigint</w:t>
             </w:r>
             <w:proofErr w:type="spellEnd"/>
             <w:r>
-              <w:t xml:space="preserve"> </w:t>
-            </w:r>
-            <w:r>
-              <w:t xml:space="preserve">(20) </w:t>
+              <w:t xml:space="preserve"> (20) </w:t>
             </w:r>
             <w:proofErr w:type="spellStart"/>
             <w:r>
@@ -9618,14 +8943,7 @@
                 <w:i/>
                 <w:iCs/>
               </w:rPr>
-              <w:t>NULL</w:t>
-            </w:r>
-            <w:r>
-              <w:rPr>
-                <w:i/>
-                <w:iCs/>
-              </w:rPr>
-              <w:t xml:space="preserve">, </w:t>
+              <w:t xml:space="preserve">NULL, </w:t>
             </w:r>
             <w:proofErr w:type="spellStart"/>
             <w:r>
@@ -9662,24 +8980,11 @@
       <w:r>
         <w:t xml:space="preserve">Tabulka </w:t>
       </w:r>
-      <w:r>
-        <w:fldChar w:fldCharType="begin"/>
-      </w:r>
-      <w:r>
-        <w:instrText xml:space="preserve"> SEQ Tabulka \* ARABIC </w:instrText>
-      </w:r>
-      <w:r>
-        <w:fldChar w:fldCharType="separate"/>
-      </w:r>
-      <w:r>
-        <w:rPr>
-          <w:noProof/>
-        </w:rPr>
-        <w:t>1</w:t>
-      </w:r>
-      <w:r>
-        <w:fldChar w:fldCharType="end"/>
-      </w:r>
+      <w:fldSimple w:instr=" SEQ Tabulka \* ARABIC ">
+        <w:r>
+          <w:t>1</w:t>
+        </w:r>
+      </w:fldSimple>
       <w:r>
         <w:t xml:space="preserve"> </w:t>
       </w:r>
@@ -9783,10 +9088,7 @@
       </w:r>
       <w:proofErr w:type="spellEnd"/>
       <w:r>
-        <w:t>, protože obsahuje zašifrovaná data binárního formátu, která mohou být delší a obsahovat speciální znaky nevhodné pro textové datové typy.</w:t>
-      </w:r>
-      <w:r>
-        <w:t xml:space="preserve"> Dále se nachází pole </w:t>
+        <w:t xml:space="preserve">, protože obsahuje zašifrovaná data binárního formátu, která mohou být delší a obsahovat speciální znaky nevhodné pro textové datové typy. Dále se nachází pole </w:t>
       </w:r>
       <w:proofErr w:type="spellStart"/>
       <w:r>
@@ -9851,10 +9153,7 @@
       </w:r>
       <w:proofErr w:type="spellEnd"/>
       <w:r>
-        <w:t xml:space="preserve"> pole datového </w:t>
-      </w:r>
-      <w:r>
-        <w:t xml:space="preserve">typu </w:t>
+        <w:t xml:space="preserve"> pole datového typu </w:t>
       </w:r>
       <w:proofErr w:type="spellStart"/>
       <w:r>
@@ -9879,22 +9178,7 @@
       </w:r>
       <w:proofErr w:type="spellEnd"/>
       <w:r>
-        <w:t xml:space="preserve"> cizím klíčem na id</w:t>
-      </w:r>
-      <w:r>
-        <w:t xml:space="preserve"> skupiny, do</w:t>
-      </w:r>
-      <w:r>
-        <w:t xml:space="preserve"> kter</w:t>
-      </w:r>
-      <w:r>
-        <w:t>é</w:t>
-      </w:r>
-      <w:r>
-        <w:t xml:space="preserve"> </w:t>
-      </w:r>
-      <w:r>
-        <w:t xml:space="preserve">jsou tyto data přiděleny a pole </w:t>
+        <w:t xml:space="preserve"> cizím klíčem na id skupiny, do které jsou tyto data přiděleny a pole </w:t>
       </w:r>
       <w:proofErr w:type="spellStart"/>
       <w:r>
@@ -9910,10 +9194,7 @@
       </w:r>
       <w:proofErr w:type="spellEnd"/>
       <w:r>
-        <w:t xml:space="preserve"> </w:t>
-      </w:r>
-      <w:r>
-        <w:t>(16)</w:t>
+        <w:t xml:space="preserve"> (16)</w:t>
       </w:r>
       <w:r>
         <w:t xml:space="preserve"> je to </w:t>
@@ -10006,17 +9287,11 @@
             </w:pPr>
             <w:proofErr w:type="spellStart"/>
             <w:r>
-              <w:t>b</w:t>
-            </w:r>
-            <w:r>
-              <w:t>igint</w:t>
+              <w:t>bigint</w:t>
             </w:r>
             <w:proofErr w:type="spellEnd"/>
             <w:r>
-              <w:t xml:space="preserve"> </w:t>
-            </w:r>
-            <w:r>
-              <w:t xml:space="preserve">(20) </w:t>
+              <w:t xml:space="preserve"> (20) </w:t>
             </w:r>
             <w:proofErr w:type="spellStart"/>
             <w:r>
@@ -10098,17 +9373,11 @@
             </w:pPr>
             <w:proofErr w:type="spellStart"/>
             <w:r>
-              <w:t>v</w:t>
-            </w:r>
-            <w:r>
-              <w:t>archar</w:t>
+              <w:t>varchar</w:t>
             </w:r>
             <w:proofErr w:type="spellEnd"/>
             <w:r>
-              <w:t xml:space="preserve"> </w:t>
-            </w:r>
-            <w:r>
-              <w:t xml:space="preserve">(100) </w:t>
+              <w:t xml:space="preserve"> (100) </w:t>
             </w:r>
             <w:r>
               <w:rPr>
@@ -10150,10 +9419,7 @@
             </w:pPr>
             <w:proofErr w:type="spellStart"/>
             <w:r>
-              <w:t>b</w:t>
-            </w:r>
-            <w:r>
-              <w:t>lob</w:t>
+              <w:t>blob</w:t>
             </w:r>
             <w:proofErr w:type="spellEnd"/>
             <w:r>
@@ -10200,17 +9466,11 @@
             </w:pPr>
             <w:proofErr w:type="spellStart"/>
             <w:r>
-              <w:t>v</w:t>
-            </w:r>
-            <w:r>
-              <w:t>archar</w:t>
+              <w:t>varchar</w:t>
             </w:r>
             <w:proofErr w:type="spellEnd"/>
             <w:r>
-              <w:t xml:space="preserve"> </w:t>
-            </w:r>
-            <w:r>
-              <w:t xml:space="preserve">(255) </w:t>
+              <w:t xml:space="preserve"> (255) </w:t>
             </w:r>
             <w:r>
               <w:rPr>
@@ -10252,17 +9512,11 @@
             </w:pPr>
             <w:proofErr w:type="spellStart"/>
             <w:r>
-              <w:t>b</w:t>
-            </w:r>
-            <w:r>
-              <w:t>igint</w:t>
+              <w:t>bigint</w:t>
             </w:r>
             <w:proofErr w:type="spellEnd"/>
             <w:r>
-              <w:t xml:space="preserve"> </w:t>
-            </w:r>
-            <w:r>
-              <w:t xml:space="preserve">(20) </w:t>
+              <w:t xml:space="preserve"> (20) </w:t>
             </w:r>
             <w:proofErr w:type="spellStart"/>
             <w:r>
@@ -10339,17 +9593,11 @@
             </w:pPr>
             <w:proofErr w:type="spellStart"/>
             <w:r>
-              <w:t>b</w:t>
-            </w:r>
-            <w:r>
-              <w:t>igint</w:t>
+              <w:t>bigint</w:t>
             </w:r>
             <w:proofErr w:type="spellEnd"/>
             <w:r>
-              <w:t xml:space="preserve"> </w:t>
-            </w:r>
-            <w:r>
-              <w:t xml:space="preserve">(20) </w:t>
+              <w:t xml:space="preserve"> (20) </w:t>
             </w:r>
             <w:proofErr w:type="spellStart"/>
             <w:r>
@@ -10427,17 +9675,11 @@
             </w:pPr>
             <w:proofErr w:type="spellStart"/>
             <w:r>
-              <w:t>v</w:t>
-            </w:r>
-            <w:r>
-              <w:t>arbinary</w:t>
+              <w:t>varbinary</w:t>
             </w:r>
             <w:proofErr w:type="spellEnd"/>
             <w:r>
-              <w:t xml:space="preserve"> </w:t>
-            </w:r>
-            <w:r>
-              <w:t>(16)</w:t>
+              <w:t xml:space="preserve"> (16)</w:t>
             </w:r>
           </w:p>
         </w:tc>
@@ -10450,24 +9692,11 @@
       <w:r>
         <w:t xml:space="preserve">Tabulka </w:t>
       </w:r>
-      <w:r>
-        <w:fldChar w:fldCharType="begin"/>
-      </w:r>
-      <w:r>
-        <w:instrText xml:space="preserve"> SEQ Tabulka \* ARABIC </w:instrText>
-      </w:r>
-      <w:r>
-        <w:fldChar w:fldCharType="separate"/>
-      </w:r>
-      <w:r>
-        <w:rPr>
-          <w:noProof/>
-        </w:rPr>
-        <w:t>2</w:t>
-      </w:r>
-      <w:r>
-        <w:fldChar w:fldCharType="end"/>
-      </w:r>
+      <w:fldSimple w:instr=" SEQ Tabulka \* ARABIC ">
+        <w:r>
+          <w:t>2</w:t>
+        </w:r>
+      </w:fldSimple>
       <w:r>
         <w:t xml:space="preserve"> </w:t>
       </w:r>
@@ -10646,17 +9875,11 @@
             </w:pPr>
             <w:proofErr w:type="spellStart"/>
             <w:r>
-              <w:t>b</w:t>
-            </w:r>
-            <w:r>
-              <w:t>igint</w:t>
+              <w:t>bigint</w:t>
             </w:r>
             <w:proofErr w:type="spellEnd"/>
             <w:r>
-              <w:t xml:space="preserve"> </w:t>
-            </w:r>
-            <w:r>
-              <w:t xml:space="preserve">(20) </w:t>
+              <w:t xml:space="preserve"> (20) </w:t>
             </w:r>
             <w:proofErr w:type="spellStart"/>
             <w:r>
@@ -10740,17 +9963,11 @@
             </w:pPr>
             <w:proofErr w:type="spellStart"/>
             <w:r>
-              <w:t>v</w:t>
-            </w:r>
-            <w:r>
-              <w:t>archar</w:t>
+              <w:t>varchar</w:t>
             </w:r>
             <w:proofErr w:type="spellEnd"/>
             <w:r>
-              <w:t xml:space="preserve"> </w:t>
-            </w:r>
-            <w:r>
-              <w:t xml:space="preserve">(255) </w:t>
+              <w:t xml:space="preserve"> (255) </w:t>
             </w:r>
             <w:r>
               <w:rPr>
@@ -10795,17 +10012,11 @@
             </w:pPr>
             <w:proofErr w:type="spellStart"/>
             <w:r>
-              <w:t>b</w:t>
-            </w:r>
-            <w:r>
-              <w:t>igint</w:t>
+              <w:t>bigint</w:t>
             </w:r>
             <w:proofErr w:type="spellEnd"/>
             <w:r>
-              <w:t xml:space="preserve"> </w:t>
-            </w:r>
-            <w:r>
-              <w:t xml:space="preserve">(20) </w:t>
+              <w:t xml:space="preserve"> (20) </w:t>
             </w:r>
             <w:proofErr w:type="spellStart"/>
             <w:r>
@@ -10860,24 +10071,11 @@
       <w:r>
         <w:t xml:space="preserve">Tabulka </w:t>
       </w:r>
-      <w:r>
-        <w:fldChar w:fldCharType="begin"/>
-      </w:r>
-      <w:r>
-        <w:instrText xml:space="preserve"> SEQ Tabulka \* ARABIC </w:instrText>
-      </w:r>
-      <w:r>
-        <w:fldChar w:fldCharType="separate"/>
-      </w:r>
-      <w:r>
-        <w:rPr>
-          <w:noProof/>
-        </w:rPr>
-        <w:t>3</w:t>
-      </w:r>
-      <w:r>
-        <w:fldChar w:fldCharType="end"/>
-      </w:r>
+      <w:fldSimple w:instr=" SEQ Tabulka \* ARABIC ">
+        <w:r>
+          <w:t>3</w:t>
+        </w:r>
+      </w:fldSimple>
       <w:r>
         <w:t xml:space="preserve"> </w:t>
       </w:r>
@@ -11031,17 +10229,11 @@
             </w:pPr>
             <w:proofErr w:type="spellStart"/>
             <w:r>
-              <w:t>b</w:t>
-            </w:r>
-            <w:r>
-              <w:t>igint</w:t>
+              <w:t>bigint</w:t>
             </w:r>
             <w:proofErr w:type="spellEnd"/>
             <w:r>
-              <w:t xml:space="preserve"> </w:t>
-            </w:r>
-            <w:r>
-              <w:t xml:space="preserve">(20) </w:t>
+              <w:t xml:space="preserve"> (20) </w:t>
             </w:r>
             <w:proofErr w:type="spellStart"/>
             <w:r>
@@ -11124,17 +10316,11 @@
             </w:pPr>
             <w:proofErr w:type="spellStart"/>
             <w:r>
-              <w:t>v</w:t>
-            </w:r>
-            <w:r>
-              <w:t>archar</w:t>
+              <w:t>varchar</w:t>
             </w:r>
             <w:proofErr w:type="spellEnd"/>
             <w:r>
-              <w:t xml:space="preserve"> </w:t>
-            </w:r>
-            <w:r>
-              <w:t xml:space="preserve">(100) </w:t>
+              <w:t xml:space="preserve"> (100) </w:t>
             </w:r>
             <w:r>
               <w:rPr>
@@ -11154,24 +10340,11 @@
       <w:r>
         <w:t xml:space="preserve">Tabulka </w:t>
       </w:r>
-      <w:r>
-        <w:fldChar w:fldCharType="begin"/>
-      </w:r>
-      <w:r>
-        <w:instrText xml:space="preserve"> SEQ Tabulka \* ARABIC </w:instrText>
-      </w:r>
-      <w:r>
-        <w:fldChar w:fldCharType="separate"/>
-      </w:r>
-      <w:r>
-        <w:rPr>
-          <w:noProof/>
-        </w:rPr>
-        <w:t>4</w:t>
-      </w:r>
-      <w:r>
-        <w:fldChar w:fldCharType="end"/>
-      </w:r>
+      <w:fldSimple w:instr=" SEQ Tabulka \* ARABIC ">
+        <w:r>
+          <w:t>4</w:t>
+        </w:r>
+      </w:fldSimple>
       <w:r>
         <w:t xml:space="preserve"> </w:t>
       </w:r>
@@ -11255,10 +10428,7 @@
       </w:r>
       <w:proofErr w:type="spellEnd"/>
       <w:r>
-        <w:t xml:space="preserve"> </w:t>
-      </w:r>
-      <w:r>
-        <w:t xml:space="preserve">datového typu </w:t>
+        <w:t xml:space="preserve"> datového typu </w:t>
       </w:r>
       <w:proofErr w:type="spellStart"/>
       <w:r>
@@ -11266,10 +10436,7 @@
       </w:r>
       <w:proofErr w:type="spellEnd"/>
       <w:r>
-        <w:t xml:space="preserve"> (20), které je propojeno s cizím klíčem s hodnotou</w:t>
-      </w:r>
-      <w:r>
-        <w:t xml:space="preserve"> z tabulky </w:t>
+        <w:t xml:space="preserve"> (20), které je propojeno s cizím klíčem s hodnotou z tabulky </w:t>
       </w:r>
       <w:proofErr w:type="spellStart"/>
       <w:r>
@@ -11359,17 +10526,11 @@
             </w:pPr>
             <w:proofErr w:type="spellStart"/>
             <w:r>
-              <w:t>b</w:t>
-            </w:r>
-            <w:r>
-              <w:t>igint</w:t>
+              <w:t>bigint</w:t>
             </w:r>
             <w:proofErr w:type="spellEnd"/>
             <w:r>
-              <w:t xml:space="preserve"> </w:t>
-            </w:r>
-            <w:r>
-              <w:t xml:space="preserve">(20) </w:t>
+              <w:t xml:space="preserve"> (20) </w:t>
             </w:r>
             <w:proofErr w:type="spellStart"/>
             <w:r>
@@ -11451,17 +10612,11 @@
             </w:pPr>
             <w:proofErr w:type="spellStart"/>
             <w:r>
-              <w:t>b</w:t>
-            </w:r>
-            <w:r>
-              <w:t>igint</w:t>
+              <w:t>bigint</w:t>
             </w:r>
             <w:proofErr w:type="spellEnd"/>
             <w:r>
-              <w:t xml:space="preserve"> </w:t>
-            </w:r>
-            <w:r>
-              <w:t xml:space="preserve">(20) </w:t>
+              <w:t xml:space="preserve"> (20) </w:t>
             </w:r>
             <w:proofErr w:type="spellStart"/>
             <w:r>
@@ -11539,17 +10694,11 @@
             </w:pPr>
             <w:proofErr w:type="spellStart"/>
             <w:r>
-              <w:t>b</w:t>
-            </w:r>
-            <w:r>
-              <w:t>igint</w:t>
+              <w:t>bigint</w:t>
             </w:r>
             <w:proofErr w:type="spellEnd"/>
             <w:r>
-              <w:t xml:space="preserve"> </w:t>
-            </w:r>
-            <w:r>
-              <w:t xml:space="preserve">(20) </w:t>
+              <w:t xml:space="preserve"> (20) </w:t>
             </w:r>
             <w:proofErr w:type="spellStart"/>
             <w:r>
@@ -11604,24 +10753,11 @@
       <w:r>
         <w:t xml:space="preserve">Tabulka </w:t>
       </w:r>
-      <w:r>
-        <w:fldChar w:fldCharType="begin"/>
-      </w:r>
-      <w:r>
-        <w:instrText xml:space="preserve"> SEQ Tabulka \* ARABIC </w:instrText>
-      </w:r>
-      <w:r>
-        <w:fldChar w:fldCharType="separate"/>
-      </w:r>
-      <w:r>
-        <w:rPr>
-          <w:noProof/>
-        </w:rPr>
-        <w:t>5</w:t>
-      </w:r>
-      <w:r>
-        <w:fldChar w:fldCharType="end"/>
-      </w:r>
+      <w:fldSimple w:instr=" SEQ Tabulka \* ARABIC ">
+        <w:r>
+          <w:t>5</w:t>
+        </w:r>
+      </w:fldSimple>
       <w:r>
         <w:t xml:space="preserve"> </w:t>
       </w:r>
@@ -11671,6 +10807,9 @@
     </w:p>
     <w:p>
       <w:r>
+        <w:rPr>
+          <w:noProof/>
+        </w:rPr>
         <w:drawing>
           <wp:inline distT="0" distB="0" distL="0" distR="0" wp14:anchorId="4A2C074E" wp14:editId="16A343DE">
             <wp:extent cx="5219700" cy="3816985"/>
@@ -11827,195 +10966,158 @@
       </w:r>
       <w:proofErr w:type="spellEnd"/>
       <w:r>
-        <w:t xml:space="preserve"> (1:</w:t>
-      </w:r>
+        <w:t xml:space="preserve"> (1: N)</w:t>
+      </w:r>
+    </w:p>
+    <w:p>
+      <w:pPr>
+        <w:pStyle w:val="Pokraovn"/>
+      </w:pPr>
+      <w:r>
+        <w:t>Jedna skupina může obsahovat více hesel. Hesla mohou být volitelně přiřazena k existující skupině pomocí cizího klíče </w:t>
+      </w:r>
+      <w:proofErr w:type="spellStart"/>
+      <w:r>
+        <w:t>group_id</w:t>
+      </w:r>
+      <w:proofErr w:type="spellEnd"/>
+      <w:r>
+        <w:t>.</w:t>
+      </w:r>
+    </w:p>
+    <w:p>
+      <w:pPr>
+        <w:pStyle w:val="Nadpis3"/>
+      </w:pPr>
+      <w:r>
+        <w:t>Vztahy pro sdílení skupin (N:M)</w:t>
+      </w:r>
+    </w:p>
+    <w:p>
+      <w:pPr>
+        <w:pStyle w:val="Pokraovn"/>
+      </w:pPr>
+      <w:r>
+        <w:t>Sdílení hesel mezi uživateli je realizováno přes spojovací tabulku </w:t>
+      </w:r>
+      <w:proofErr w:type="spellStart"/>
+      <w:r>
+        <w:t>shared_credentials</w:t>
+      </w:r>
+      <w:proofErr w:type="spellEnd"/>
+      <w:r>
+        <w:t>, která implementuje vztah mnoho k mnoha (N:M). Tabulka obsahuje reference na příjemce (</w:t>
+      </w:r>
+      <w:proofErr w:type="spellStart"/>
+      <w:r>
+        <w:t>user_id</w:t>
+      </w:r>
+      <w:proofErr w:type="spellEnd"/>
+      <w:r>
+        <w:t>), a sdílenou skupinu (</w:t>
+      </w:r>
+      <w:proofErr w:type="spellStart"/>
+      <w:r>
+        <w:t>group_id</w:t>
+      </w:r>
+      <w:proofErr w:type="spellEnd"/>
+      <w:r>
+        <w:t>).</w:t>
+      </w:r>
+    </w:p>
+    <w:p>
+      <w:pPr>
+        <w:pStyle w:val="Nadpis2"/>
+      </w:pPr>
+      <w:bookmarkStart w:id="56" w:name="_Toc216301982"/>
+      <w:r>
+        <w:t>Implementace</w:t>
+      </w:r>
+      <w:bookmarkEnd w:id="56"/>
+    </w:p>
+    <w:p>
+      <w:pPr>
+        <w:pStyle w:val="Pokraovn"/>
+      </w:pPr>
+      <w:r>
+        <w:t xml:space="preserve">Implementační část popisuje praktické řešení jednotlivých funkcionalit aplikace </w:t>
+      </w:r>
+      <w:proofErr w:type="spellStart"/>
+      <w:r>
+        <w:t>Password</w:t>
+      </w:r>
+      <w:proofErr w:type="spellEnd"/>
+      <w:r>
+        <w:t xml:space="preserve"> Manager. Zaměřuje se na konkrétní programátorské výzvy, integraci komponent a realizaci bezpečnostních mechanismů.</w:t>
+      </w:r>
+    </w:p>
+    <w:p>
+      <w:pPr>
+        <w:pStyle w:val="Nadpis3"/>
+      </w:pPr>
+      <w:bookmarkStart w:id="57" w:name="_Toc216301983"/>
+      <w:r>
+        <w:t>Připojení databáze</w:t>
+      </w:r>
+      <w:bookmarkEnd w:id="57"/>
+    </w:p>
+    <w:p>
+      <w:pPr>
+        <w:pStyle w:val="Pokraovn"/>
+      </w:pPr>
+      <w:r>
+        <w:t xml:space="preserve">V rámci vývoje aplikace jsem </w:t>
+      </w:r>
+      <w:r>
+        <w:t>z</w:t>
+      </w:r>
+      <w:r>
+        <w:t>kou</w:t>
+      </w:r>
+      <w:r>
+        <w:t>š</w:t>
+      </w:r>
+      <w:r>
+        <w:t xml:space="preserve">el </w:t>
+      </w:r>
+      <w:r>
+        <w:t xml:space="preserve">několik poskytovatelů free hostingu pro </w:t>
+      </w:r>
+      <w:proofErr w:type="spellStart"/>
+      <w:r>
+        <w:t>MySQL</w:t>
+      </w:r>
+      <w:proofErr w:type="spellEnd"/>
+      <w:r>
+        <w:t xml:space="preserve"> databázi jako je Aiven.io, kde jsem moc nepochopil, jak se ta aplikace používá nebo Freehosting.com, který po vytvoření databáze a tabulek oznámil, že není kompatibilní s .Net frameworkem. Nakonec jsem našel českou web stránku Endora.cz, která ponouká free hosting </w:t>
+      </w:r>
+      <w:proofErr w:type="spellStart"/>
+      <w:r>
+        <w:t>MySQL</w:t>
+      </w:r>
+      <w:proofErr w:type="spellEnd"/>
+      <w:r>
+        <w:t xml:space="preserve"> a všechno fungovalo.</w:t>
+      </w:r>
+    </w:p>
+    <w:p>
+      <w:pPr>
+        <w:pStyle w:val="Pokraovn"/>
+      </w:pPr>
+      <w:r>
+        <w:t xml:space="preserve">K připojování do databáze jsem musel nainstalovat </w:t>
+      </w:r>
+      <w:proofErr w:type="spellStart"/>
+      <w:r>
+        <w:t>MySQL.Data</w:t>
+      </w:r>
+      <w:proofErr w:type="spellEnd"/>
       <w:r>
         <w:t xml:space="preserve"> </w:t>
       </w:r>
-      <w:r>
-        <w:t>N)</w:t>
-      </w:r>
-    </w:p>
-    <w:p>
-      <w:pPr>
-        <w:pStyle w:val="Pokraovn"/>
-      </w:pPr>
-      <w:r>
-        <w:t>Jedna skupina může obsahovat více hesel. Hesla mohou být volitelně přiřazena k existující skupině pomocí cizího klíče </w:t>
-      </w:r>
-      <w:proofErr w:type="spellStart"/>
-      <w:r>
-        <w:t>group_id</w:t>
-      </w:r>
-      <w:proofErr w:type="spellEnd"/>
-      <w:r>
-        <w:t>.</w:t>
-      </w:r>
-    </w:p>
-    <w:p>
-      <w:pPr>
-        <w:pStyle w:val="Nadpis3"/>
-      </w:pPr>
-      <w:r>
-        <w:t>Vztahy pro sdílení</w:t>
-      </w:r>
-      <w:r>
-        <w:t xml:space="preserve"> skupin</w:t>
-      </w:r>
-      <w:r>
-        <w:t xml:space="preserve"> (N:M)</w:t>
-      </w:r>
-    </w:p>
-    <w:p>
-      <w:pPr>
-        <w:pStyle w:val="Pokraovn"/>
-      </w:pPr>
-      <w:r>
-        <w:t xml:space="preserve">Sdílení hesel mezi uživateli je realizováno přes spojovací </w:t>
-      </w:r>
-      <w:r>
-        <w:t>tabulku</w:t>
-      </w:r>
-      <w:r>
-        <w:t> </w:t>
-      </w:r>
-      <w:proofErr w:type="spellStart"/>
-      <w:r>
-        <w:t>shared_credentials</w:t>
-      </w:r>
-      <w:proofErr w:type="spellEnd"/>
-      <w:r>
-        <w:t>, která implementuje vztah mnoho k mnoha (N:M).</w:t>
-      </w:r>
-      <w:r>
-        <w:t xml:space="preserve"> Tabulka</w:t>
-      </w:r>
-      <w:r>
-        <w:t xml:space="preserve"> obsahuje reference na</w:t>
-      </w:r>
-      <w:r>
-        <w:t xml:space="preserve"> příjemce</w:t>
-      </w:r>
-      <w:r>
-        <w:t xml:space="preserve"> (</w:t>
-      </w:r>
-      <w:proofErr w:type="spellStart"/>
-      <w:r>
-        <w:t>user</w:t>
-      </w:r>
-      <w:r>
-        <w:t>_id</w:t>
-      </w:r>
-      <w:proofErr w:type="spellEnd"/>
-      <w:r>
-        <w:t>), a</w:t>
-      </w:r>
-      <w:r>
-        <w:t xml:space="preserve"> sdílenou skupinu</w:t>
-      </w:r>
-      <w:r>
-        <w:t xml:space="preserve"> (</w:t>
-      </w:r>
-      <w:proofErr w:type="spellStart"/>
-      <w:r>
-        <w:t>group</w:t>
-      </w:r>
-      <w:r>
-        <w:t>_id</w:t>
-      </w:r>
-      <w:proofErr w:type="spellEnd"/>
-      <w:r>
-        <w:t>).</w:t>
-      </w:r>
-    </w:p>
-    <w:p>
-      <w:pPr>
-        <w:pStyle w:val="Nadpis2"/>
-      </w:pPr>
-      <w:bookmarkStart w:id="56" w:name="_Toc216301982"/>
-      <w:r>
-        <w:t>Implementace</w:t>
-      </w:r>
-      <w:bookmarkEnd w:id="56"/>
-    </w:p>
-    <w:p>
-      <w:pPr>
-        <w:pStyle w:val="Pokraovn"/>
-      </w:pPr>
-      <w:r>
-        <w:t xml:space="preserve">Implementační část popisuje praktické řešení jednotlivých funkcionalit aplikace </w:t>
-      </w:r>
-      <w:proofErr w:type="spellStart"/>
-      <w:r>
-        <w:t>Password</w:t>
-      </w:r>
-      <w:proofErr w:type="spellEnd"/>
-      <w:r>
-        <w:t xml:space="preserve"> Manager. Zaměřuje se na konkrétní programátorské výzvy, integraci komponent a realizaci bezpečnostních mechanismů.</w:t>
-      </w:r>
-    </w:p>
-    <w:p>
-      <w:pPr>
-        <w:pStyle w:val="Nadpis3"/>
-      </w:pPr>
-      <w:bookmarkStart w:id="57" w:name="_Toc216301983"/>
-      <w:r>
-        <w:t>Připojení databáze</w:t>
-      </w:r>
-      <w:bookmarkEnd w:id="57"/>
-    </w:p>
-    <w:p>
-      <w:pPr>
-        <w:pStyle w:val="Pokraovn"/>
-      </w:pPr>
-      <w:r>
-        <w:t xml:space="preserve">V rámci vývoje aplikace jsem </w:t>
-      </w:r>
-      <w:r>
-        <w:t>z</w:t>
-      </w:r>
-      <w:r>
-        <w:t>kou</w:t>
-      </w:r>
-      <w:r>
-        <w:t>š</w:t>
-      </w:r>
-      <w:r>
-        <w:t xml:space="preserve">el </w:t>
-      </w:r>
-      <w:r>
-        <w:t xml:space="preserve">několik poskytovatelů free hostingu pro </w:t>
-      </w:r>
-      <w:proofErr w:type="spellStart"/>
-      <w:r>
-        <w:t>MySQL</w:t>
-      </w:r>
-      <w:proofErr w:type="spellEnd"/>
-      <w:r>
-        <w:t xml:space="preserve"> databázi jako je Aiven.io, kde jsem moc nepochopil, jak se ta aplikace používá nebo Freehosting.com, který po vytvoření databáze a tabulek oznámil, že není kompatibilní s .Net frameworkem. Nakonec jsem našel českou web stránku Endora.cz, která ponouká free hosting </w:t>
-      </w:r>
-      <w:proofErr w:type="spellStart"/>
-      <w:r>
-        <w:t>MySQL</w:t>
-      </w:r>
-      <w:proofErr w:type="spellEnd"/>
-      <w:r>
-        <w:t xml:space="preserve"> a všechno fungovalo.</w:t>
-      </w:r>
-    </w:p>
-    <w:p>
-      <w:pPr>
-        <w:pStyle w:val="Pokraovn"/>
-        <w:rPr>
-          <w:lang w:val="sk-SK"/>
-        </w:rPr>
-      </w:pPr>
-      <w:r>
-        <w:t xml:space="preserve">K připojování do databáze jsem musel nainstalovat </w:t>
-      </w:r>
-      <w:proofErr w:type="spellStart"/>
-      <w:r>
-        <w:t>MySQL.Data</w:t>
+      <w:proofErr w:type="spellStart"/>
+      <w:r>
+        <w:t>NuGet</w:t>
       </w:r>
       <w:proofErr w:type="spellEnd"/>
       <w:r>
@@ -12023,63 +11125,38 @@
       </w:r>
       <w:proofErr w:type="spellStart"/>
       <w:r>
-        <w:t>NuGet</w:t>
+        <w:t>Package</w:t>
+      </w:r>
+      <w:proofErr w:type="spellEnd"/>
+      <w:r>
+        <w:t xml:space="preserve"> balíček, co jsem nečekal, že bude fungovat, protože jsem tokové něco dělal poprvé.</w:t>
+      </w:r>
+      <w:r>
+        <w:t xml:space="preserve"> Pak jsem ho přidal na začátek formulářů, kde používám data z databáze </w:t>
+      </w:r>
+      <w:proofErr w:type="spellStart"/>
+      <w:r>
+        <w:t>using</w:t>
       </w:r>
       <w:proofErr w:type="spellEnd"/>
       <w:r>
         <w:t xml:space="preserve"> </w:t>
       </w:r>
       <w:proofErr w:type="spellStart"/>
-      <w:r>
-        <w:t>Package</w:t>
-      </w:r>
-      <w:proofErr w:type="spellEnd"/>
-      <w:r>
-        <w:t xml:space="preserve"> balíček, co jsem nečekal, že bude fungovat, protože jsem tokové něco dělal poprvé.</w:t>
-      </w:r>
-      <w:r>
-        <w:t xml:space="preserve"> Pak jsem ho přidal na začátek formulářů, kde používám data z databáze </w:t>
-      </w:r>
-      <w:proofErr w:type="spellStart"/>
-      <w:r>
-        <w:rPr>
-          <w:lang w:val="sk-SK"/>
-        </w:rPr>
-        <w:t>using</w:t>
-      </w:r>
-      <w:proofErr w:type="spellEnd"/>
-      <w:r>
-        <w:rPr>
-          <w:lang w:val="sk-SK"/>
-        </w:rPr>
-        <w:t xml:space="preserve"> </w:t>
-      </w:r>
-      <w:proofErr w:type="spellStart"/>
       <w:proofErr w:type="gramStart"/>
       <w:r>
-        <w:rPr>
-          <w:lang w:val="sk-SK"/>
-        </w:rPr>
         <w:t>MySql.Data.MySqlClient</w:t>
       </w:r>
       <w:proofErr w:type="spellEnd"/>
       <w:r>
-        <w:rPr>
-          <w:lang w:val="sk-SK"/>
-        </w:rPr>
         <w:t>;.</w:t>
       </w:r>
       <w:proofErr w:type="gramEnd"/>
     </w:p>
     <w:p>
-      <w:pPr>
-        <w:rPr>
-          <w:lang w:val="sk-SK"/>
-        </w:rPr>
-      </w:pPr>
-      <w:r>
-        <w:rPr>
-          <w:lang w:val="sk-SK"/>
+      <w:r>
+        <w:rPr>
+          <w:noProof/>
         </w:rPr>
         <w:drawing>
           <wp:inline distT="0" distB="0" distL="0" distR="0" wp14:anchorId="1FB22E37" wp14:editId="28A834E6">
@@ -12223,6 +11300,9 @@
     </w:p>
     <w:p>
       <w:r>
+        <w:rPr>
+          <w:noProof/>
+        </w:rPr>
         <w:drawing>
           <wp:inline distT="0" distB="0" distL="0" distR="0" wp14:anchorId="7F476815" wp14:editId="7170F8B1">
             <wp:extent cx="2638793" cy="409632"/>
@@ -12262,6 +11342,9 @@
     </w:p>
     <w:p>
       <w:r>
+        <w:rPr>
+          <w:noProof/>
+        </w:rPr>
         <w:drawing>
           <wp:inline distT="0" distB="0" distL="0" distR="0" wp14:anchorId="3CDC2F44" wp14:editId="211E29A5">
             <wp:extent cx="5219700" cy="438150"/>
@@ -12318,44 +11401,17 @@
           <w:ilvl w:val="0"/>
           <w:numId w:val="41"/>
         </w:numPr>
-        <w:rPr>
-          <w:lang w:val="sk-SK"/>
-        </w:rPr>
-      </w:pPr>
-      <w:r>
-        <w:rPr>
-          <w:lang w:val="sk-SK"/>
-        </w:rPr>
-        <w:t>A</w:t>
-      </w:r>
-      <w:r>
-        <w:rPr>
-          <w:lang w:val="sk-SK"/>
-        </w:rPr>
-        <w:t>dresa databázového serveru</w:t>
-      </w:r>
-      <w:r>
-        <w:rPr>
-          <w:lang w:val="sk-SK"/>
-        </w:rPr>
+      </w:pPr>
+      <w:r>
+        <w:t xml:space="preserve">Adresa databázového serveru </w:t>
+      </w:r>
+      <w:r>
+        <w:t>–</w:t>
+      </w:r>
+      <w:r>
         <w:t xml:space="preserve"> </w:t>
       </w:r>
       <w:r>
-        <w:rPr>
-          <w:lang w:val="sk-SK"/>
-        </w:rPr>
-        <w:t>–</w:t>
-      </w:r>
-      <w:r>
-        <w:rPr>
-          <w:lang w:val="sk-SK"/>
-        </w:rPr>
-        <w:t xml:space="preserve"> </w:t>
-      </w:r>
-      <w:r>
-        <w:rPr>
-          <w:lang w:val="sk-SK"/>
-        </w:rPr>
         <w:t>db.dw322.enodra.cz</w:t>
       </w:r>
     </w:p>
@@ -12365,41 +11421,21 @@
           <w:ilvl w:val="0"/>
           <w:numId w:val="41"/>
         </w:numPr>
-        <w:rPr>
-          <w:lang w:val="sk-SK"/>
-        </w:rPr>
-      </w:pPr>
-      <w:proofErr w:type="spellStart"/>
-      <w:r>
-        <w:rPr>
-          <w:lang w:val="sk-SK"/>
-        </w:rPr>
+      </w:pPr>
+      <w:r>
         <w:t>N</w:t>
       </w:r>
       <w:r>
-        <w:rPr>
-          <w:lang w:val="sk-SK"/>
-        </w:rPr>
-        <w:t>ázev</w:t>
-      </w:r>
-      <w:proofErr w:type="spellEnd"/>
-      <w:r>
-        <w:rPr>
-          <w:lang w:val="sk-SK"/>
-        </w:rPr>
-        <w:t xml:space="preserve"> databázové schémy</w:t>
-      </w:r>
-      <w:r>
-        <w:rPr>
-          <w:lang w:val="sk-SK"/>
-        </w:rPr>
+        <w:t xml:space="preserve">ázev databázové </w:t>
+      </w:r>
+      <w:r>
+        <w:t>schéma</w:t>
+      </w:r>
+      <w:r>
         <w:t xml:space="preserve"> – </w:t>
       </w:r>
       <w:proofErr w:type="spellStart"/>
       <w:r>
-        <w:rPr>
-          <w:lang w:val="sk-SK"/>
-        </w:rPr>
         <w:t>password_manager</w:t>
       </w:r>
       <w:proofErr w:type="spellEnd"/>
@@ -12410,57 +11446,15 @@
           <w:ilvl w:val="0"/>
           <w:numId w:val="41"/>
         </w:numPr>
-        <w:rPr>
-          <w:lang w:val="sk-SK"/>
-        </w:rPr>
-      </w:pPr>
-      <w:proofErr w:type="spellStart"/>
-      <w:r>
-        <w:rPr>
-          <w:lang w:val="sk-SK"/>
-        </w:rPr>
+      </w:pPr>
+      <w:r>
         <w:t>P</w:t>
       </w:r>
       <w:r>
-        <w:rPr>
-          <w:lang w:val="sk-SK"/>
-        </w:rPr>
-        <w:t>řihlašovací</w:t>
-      </w:r>
-      <w:proofErr w:type="spellEnd"/>
-      <w:r>
-        <w:rPr>
-          <w:lang w:val="sk-SK"/>
-        </w:rPr>
-        <w:t xml:space="preserve"> údaje </w:t>
-      </w:r>
-      <w:proofErr w:type="spellStart"/>
-      <w:r>
-        <w:rPr>
-          <w:lang w:val="sk-SK"/>
-        </w:rPr>
-        <w:t>specifické</w:t>
-      </w:r>
-      <w:proofErr w:type="spellEnd"/>
-      <w:r>
-        <w:rPr>
-          <w:lang w:val="sk-SK"/>
-        </w:rPr>
-        <w:t xml:space="preserve"> pro </w:t>
-      </w:r>
-      <w:proofErr w:type="spellStart"/>
-      <w:r>
-        <w:rPr>
-          <w:lang w:val="sk-SK"/>
-        </w:rPr>
-        <w:t>databázi</w:t>
-      </w:r>
-      <w:proofErr w:type="spellEnd"/>
-      <w:r>
-        <w:rPr>
-          <w:lang w:val="sk-SK"/>
-        </w:rPr>
-        <w:t xml:space="preserve"> - heslo</w:t>
+        <w:t xml:space="preserve">řihlašovací údaje specifické pro </w:t>
+      </w:r>
+      <w:r>
+        <w:t>databázi – heslo</w:t>
       </w:r>
     </w:p>
     <w:p>
@@ -12469,26 +11463,14 @@
           <w:ilvl w:val="0"/>
           <w:numId w:val="41"/>
         </w:numPr>
-        <w:rPr>
-          <w:lang w:val="sk-SK"/>
-        </w:rPr>
-      </w:pPr>
-      <w:r>
-        <w:rPr>
-          <w:lang w:val="sk-SK"/>
-        </w:rPr>
+      </w:pPr>
+      <w:r>
         <w:t>Port</w:t>
       </w:r>
       <w:r>
-        <w:rPr>
-          <w:lang w:val="sk-SK"/>
-        </w:rPr>
         <w:t xml:space="preserve"> -</w:t>
       </w:r>
       <w:r>
-        <w:rPr>
-          <w:lang w:val="sk-SK"/>
-        </w:rPr>
         <w:t xml:space="preserve"> 3306</w:t>
       </w:r>
     </w:p>
@@ -12498,52 +11480,18 @@
           <w:ilvl w:val="0"/>
           <w:numId w:val="41"/>
         </w:numPr>
-        <w:rPr>
-          <w:lang w:val="sk-SK"/>
-        </w:rPr>
-      </w:pPr>
-      <w:proofErr w:type="spellStart"/>
-      <w:r>
-        <w:rPr>
-          <w:lang w:val="sk-SK"/>
-        </w:rPr>
+      </w:pPr>
+      <w:proofErr w:type="spellStart"/>
+      <w:r>
         <w:t>CharSet</w:t>
       </w:r>
       <w:proofErr w:type="spellEnd"/>
       <w:r>
-        <w:rPr>
-          <w:lang w:val="sk-SK"/>
-        </w:rPr>
-        <w:t xml:space="preserve"> - </w:t>
-      </w:r>
-      <w:r>
-        <w:rPr>
-          <w:lang w:val="sk-SK"/>
-        </w:rPr>
-        <w:t xml:space="preserve">UTF-8 – podpora českých a </w:t>
-      </w:r>
-      <w:proofErr w:type="spellStart"/>
-      <w:r>
-        <w:rPr>
-          <w:lang w:val="sk-SK"/>
-        </w:rPr>
-        <w:t>speciálních</w:t>
-      </w:r>
-      <w:proofErr w:type="spellEnd"/>
-      <w:r>
-        <w:rPr>
-          <w:lang w:val="sk-SK"/>
-        </w:rPr>
-        <w:t xml:space="preserve"> </w:t>
-      </w:r>
-      <w:proofErr w:type="spellStart"/>
-      <w:r>
-        <w:rPr>
-          <w:lang w:val="sk-SK"/>
-        </w:rPr>
-        <w:t>znaků</w:t>
-      </w:r>
-      <w:proofErr w:type="spellEnd"/>
+        <w:t xml:space="preserve"> – UTF</w:t>
+      </w:r>
+      <w:r>
+        <w:t>-8 – podpora českých a speciálních znaků</w:t>
+      </w:r>
     </w:p>
     <w:p>
       <w:pPr>
@@ -12551,67 +11499,30 @@
           <w:ilvl w:val="0"/>
           <w:numId w:val="41"/>
         </w:numPr>
-        <w:rPr>
-          <w:lang w:val="sk-SK"/>
-        </w:rPr>
-      </w:pPr>
-      <w:r>
-        <w:rPr>
-          <w:lang w:val="sk-SK"/>
-        </w:rPr>
+      </w:pPr>
+      <w:r>
         <w:t>O</w:t>
       </w:r>
       <w:r>
-        <w:rPr>
-          <w:lang w:val="sk-SK"/>
-        </w:rPr>
-        <w:t xml:space="preserve">chrana proti </w:t>
-      </w:r>
-      <w:proofErr w:type="spellStart"/>
-      <w:r>
-        <w:rPr>
-          <w:lang w:val="sk-SK"/>
-        </w:rPr>
-        <w:t>zablokování</w:t>
-      </w:r>
-      <w:proofErr w:type="spellEnd"/>
-      <w:r>
-        <w:rPr>
-          <w:lang w:val="sk-SK"/>
-        </w:rPr>
-        <w:t xml:space="preserve"> UI</w:t>
-      </w:r>
-      <w:r>
-        <w:rPr>
-          <w:lang w:val="sk-SK"/>
-        </w:rPr>
+        <w:t>chrana proti zablokování UI</w:t>
+      </w:r>
+      <w:r>
         <w:t xml:space="preserve"> – </w:t>
       </w:r>
       <w:proofErr w:type="spellStart"/>
       <w:r>
-        <w:rPr>
-          <w:lang w:val="sk-SK"/>
-        </w:rPr>
         <w:t>ConnectionTimeout</w:t>
       </w:r>
       <w:proofErr w:type="spellEnd"/>
       <w:r>
-        <w:rPr>
-          <w:lang w:val="sk-SK"/>
-        </w:rPr>
-        <w:t xml:space="preserve"> 30 </w:t>
-      </w:r>
-      <w:proofErr w:type="spellStart"/>
-      <w:r>
-        <w:rPr>
-          <w:lang w:val="sk-SK"/>
-        </w:rPr>
-        <w:t>sekund</w:t>
-      </w:r>
-      <w:proofErr w:type="spellEnd"/>
-    </w:p>
-    <w:p>
-      <w:r>
+        <w:t xml:space="preserve"> 30 sekund</w:t>
+      </w:r>
+    </w:p>
+    <w:p>
+      <w:r>
+        <w:rPr>
+          <w:noProof/>
+        </w:rPr>
         <w:drawing>
           <wp:inline distT="0" distB="0" distL="0" distR="0" wp14:anchorId="7503D7D5" wp14:editId="0104A818">
             <wp:extent cx="5219700" cy="2615565"/>
@@ -12655,23 +11566,654 @@
       </w:pPr>
       <w:bookmarkStart w:id="58" w:name="_Toc216301984"/>
       <w:r>
+        <w:t>Registrace uživatele</w:t>
+      </w:r>
+      <w:bookmarkEnd w:id="58"/>
+    </w:p>
+    <w:p>
+      <w:pPr>
+        <w:pStyle w:val="Pokraovn"/>
+      </w:pPr>
+      <w:r>
+        <w:t>Registrace uživatele se nachází na formuláři </w:t>
+      </w:r>
+      <w:proofErr w:type="spellStart"/>
+      <w:r>
+        <w:t>main.cs</w:t>
+      </w:r>
+      <w:proofErr w:type="spellEnd"/>
+      <w:r>
+        <w:t> a je spuštěna tlačítkem button2. Nejprve načtu hodnoty uživatelského jména, hesla a jeho opakování z textových polí (</w:t>
+      </w:r>
+      <w:proofErr w:type="spellStart"/>
+      <w:r>
+        <w:t>TextBox</w:t>
+      </w:r>
+      <w:proofErr w:type="spellEnd"/>
+      <w:r>
+        <w:t>). Následně ověřím, zda jsou pole pro uživatelské jméno a heslo vyplněna</w:t>
+      </w:r>
+      <w:r>
+        <w:t>. P</w:t>
+      </w:r>
+      <w:r>
+        <w:t xml:space="preserve">okud ne, zobrazím upozornění. Poté zkontroluji, zda se zadané heslo shoduje s jeho </w:t>
+      </w:r>
+      <w:r>
         <w:lastRenderedPageBreak/>
-        <w:t>Registrace uživatele</w:t>
-      </w:r>
-      <w:bookmarkEnd w:id="58"/>
+        <w:t>opakováním.</w:t>
+      </w:r>
+      <w:r>
+        <w:rPr>
+          <w:noProof/>
+        </w:rPr>
+        <w:drawing>
+          <wp:inline distT="0" distB="0" distL="0" distR="0" wp14:anchorId="3EB000E8" wp14:editId="6CAD5A35">
+            <wp:extent cx="5219700" cy="2181225"/>
+            <wp:effectExtent l="0" t="0" r="0" b="9525"/>
+            <wp:docPr id="1543470553" name="Obrázek 1"/>
+            <wp:cNvGraphicFramePr>
+              <a:graphicFrameLocks xmlns:a="http://schemas.openxmlformats.org/drawingml/2006/main" noChangeAspect="1"/>
+            </wp:cNvGraphicFramePr>
+            <a:graphic xmlns:a="http://schemas.openxmlformats.org/drawingml/2006/main">
+              <a:graphicData uri="http://schemas.openxmlformats.org/drawingml/2006/picture">
+                <pic:pic xmlns:pic="http://schemas.openxmlformats.org/drawingml/2006/picture">
+                  <pic:nvPicPr>
+                    <pic:cNvPr id="1543470553" name=""/>
+                    <pic:cNvPicPr/>
+                  </pic:nvPicPr>
+                  <pic:blipFill>
+                    <a:blip r:embed="rId15"/>
+                    <a:stretch>
+                      <a:fillRect/>
+                    </a:stretch>
+                  </pic:blipFill>
+                  <pic:spPr>
+                    <a:xfrm>
+                      <a:off x="0" y="0"/>
+                      <a:ext cx="5219700" cy="2181225"/>
+                    </a:xfrm>
+                    <a:prstGeom prst="rect">
+                      <a:avLst/>
+                    </a:prstGeom>
+                  </pic:spPr>
+                </pic:pic>
+              </a:graphicData>
+            </a:graphic>
+          </wp:inline>
+        </w:drawing>
+      </w:r>
+    </w:p>
+    <w:p>
+      <w:r>
+        <w:t>Následně otevřu připojení k databázi, které je inicializováno v konstruktoru formuláře </w:t>
+      </w:r>
+      <w:proofErr w:type="spellStart"/>
+      <w:r>
+        <w:t>main.cs</w:t>
+      </w:r>
+      <w:proofErr w:type="spellEnd"/>
+      <w:r>
+        <w:t>. Pomocí SELECT dotazu ověřím, zda již v databázi neexistuje uživatel se stejným jménem. Pokud ano, zobrazím chybovou zprávu o nalezení stejného uživatelského jména.</w:t>
+      </w:r>
+    </w:p>
+    <w:p>
+      <w:r>
+        <w:rPr>
+          <w:noProof/>
+        </w:rPr>
+        <w:drawing>
+          <wp:inline distT="0" distB="0" distL="0" distR="0" wp14:anchorId="3D9E9AEA" wp14:editId="403534E7">
+            <wp:extent cx="5219700" cy="1354455"/>
+            <wp:effectExtent l="0" t="0" r="0" b="0"/>
+            <wp:docPr id="718331269" name="Obrázek 1" descr="Obsah obrázku text, snímek obrazovky, Písmo&#10;&#10;Obsah generovaný pomocí AI může být nesprávný."/>
+            <wp:cNvGraphicFramePr>
+              <a:graphicFrameLocks xmlns:a="http://schemas.openxmlformats.org/drawingml/2006/main" noChangeAspect="1"/>
+            </wp:cNvGraphicFramePr>
+            <a:graphic xmlns:a="http://schemas.openxmlformats.org/drawingml/2006/main">
+              <a:graphicData uri="http://schemas.openxmlformats.org/drawingml/2006/picture">
+                <pic:pic xmlns:pic="http://schemas.openxmlformats.org/drawingml/2006/picture">
+                  <pic:nvPicPr>
+                    <pic:cNvPr id="718331269" name="Obrázek 1" descr="Obsah obrázku text, snímek obrazovky, Písmo&#10;&#10;Obsah generovaný pomocí AI může být nesprávný."/>
+                    <pic:cNvPicPr/>
+                  </pic:nvPicPr>
+                  <pic:blipFill>
+                    <a:blip r:embed="rId16"/>
+                    <a:stretch>
+                      <a:fillRect/>
+                    </a:stretch>
+                  </pic:blipFill>
+                  <pic:spPr>
+                    <a:xfrm>
+                      <a:off x="0" y="0"/>
+                      <a:ext cx="5219700" cy="1354455"/>
+                    </a:xfrm>
+                    <a:prstGeom prst="rect">
+                      <a:avLst/>
+                    </a:prstGeom>
+                  </pic:spPr>
+                </pic:pic>
+              </a:graphicData>
+            </a:graphic>
+          </wp:inline>
+        </w:drawing>
+      </w:r>
+    </w:p>
+    <w:p>
+      <w:r>
+        <w:t>Po úspěšném ověření unikátnosti uživatelského jména vygeneruji </w:t>
+      </w:r>
+      <w:r>
+        <w:rPr>
+          <w:b/>
+          <w:bCs/>
+        </w:rPr>
+        <w:t>náhodnou sůl</w:t>
+      </w:r>
+      <w:r>
+        <w:t>. Jedná se o unikátní řadu bajtů pro odvození šifrovacího klíče z hlavního hesla. Tato sůl se ukládá do databáze a je unikátní pro každého uživatele. Pro generování používám vlastní metodu </w:t>
+      </w:r>
+      <w:proofErr w:type="spellStart"/>
+      <w:proofErr w:type="gramStart"/>
+      <w:r>
+        <w:t>GenerateRandomSalt</w:t>
+      </w:r>
+      <w:proofErr w:type="spellEnd"/>
+      <w:r>
+        <w:t>(</w:t>
+      </w:r>
+      <w:proofErr w:type="gramEnd"/>
+      <w:r>
+        <w:t xml:space="preserve">), která využívá kryptograficky bezpečný generátor náhodných čísel </w:t>
+      </w:r>
+      <w:proofErr w:type="gramStart"/>
+      <w:r>
+        <w:t>z</w:t>
+      </w:r>
+      <w:proofErr w:type="gramEnd"/>
+      <w:r>
+        <w:t> </w:t>
+      </w:r>
+      <w:proofErr w:type="spellStart"/>
+      <w:proofErr w:type="gramStart"/>
+      <w:r>
+        <w:t>System.Security.Cryptography</w:t>
+      </w:r>
+      <w:proofErr w:type="spellEnd"/>
+      <w:proofErr w:type="gramEnd"/>
+      <w:r>
+        <w:t xml:space="preserve">. Heslo následně </w:t>
+      </w:r>
+      <w:proofErr w:type="spellStart"/>
+      <w:r>
+        <w:lastRenderedPageBreak/>
+        <w:t>zahashuji</w:t>
+      </w:r>
+      <w:proofErr w:type="spellEnd"/>
+      <w:r>
+        <w:t xml:space="preserve"> pomocí knihovny</w:t>
+      </w:r>
+      <w:r>
+        <w:t xml:space="preserve"> BCrypt.Net </w:t>
+      </w:r>
+      <w:r>
+        <w:t xml:space="preserve">(přidané přes </w:t>
+      </w:r>
+      <w:proofErr w:type="spellStart"/>
+      <w:r>
+        <w:t>NuGet</w:t>
+      </w:r>
+      <w:proofErr w:type="spellEnd"/>
       <w:r>
         <w:t xml:space="preserve"> </w:t>
       </w:r>
+      <w:proofErr w:type="spellStart"/>
+      <w:r>
+        <w:t>Packages</w:t>
+      </w:r>
+      <w:proofErr w:type="spellEnd"/>
+      <w:r>
+        <w:t>).</w:t>
+      </w:r>
+      <w:r>
+        <w:rPr>
+          <w:noProof/>
+        </w:rPr>
+        <w:drawing>
+          <wp:inline distT="0" distB="0" distL="0" distR="0" wp14:anchorId="7C96C350" wp14:editId="2C3E7651">
+            <wp:extent cx="5219700" cy="2148840"/>
+            <wp:effectExtent l="0" t="0" r="0" b="3810"/>
+            <wp:docPr id="80836150" name="Obrázek 1" descr="Obsah obrázku text, snímek obrazovky, Písmo&#10;&#10;Obsah generovaný pomocí AI může být nesprávný."/>
+            <wp:cNvGraphicFramePr>
+              <a:graphicFrameLocks xmlns:a="http://schemas.openxmlformats.org/drawingml/2006/main" noChangeAspect="1"/>
+            </wp:cNvGraphicFramePr>
+            <a:graphic xmlns:a="http://schemas.openxmlformats.org/drawingml/2006/main">
+              <a:graphicData uri="http://schemas.openxmlformats.org/drawingml/2006/picture">
+                <pic:pic xmlns:pic="http://schemas.openxmlformats.org/drawingml/2006/picture">
+                  <pic:nvPicPr>
+                    <pic:cNvPr id="80836150" name="Obrázek 1" descr="Obsah obrázku text, snímek obrazovky, Písmo&#10;&#10;Obsah generovaný pomocí AI může být nesprávný."/>
+                    <pic:cNvPicPr/>
+                  </pic:nvPicPr>
+                  <pic:blipFill>
+                    <a:blip r:embed="rId17"/>
+                    <a:stretch>
+                      <a:fillRect/>
+                    </a:stretch>
+                  </pic:blipFill>
+                  <pic:spPr>
+                    <a:xfrm>
+                      <a:off x="0" y="0"/>
+                      <a:ext cx="5219700" cy="2148840"/>
+                    </a:xfrm>
+                    <a:prstGeom prst="rect">
+                      <a:avLst/>
+                    </a:prstGeom>
+                  </pic:spPr>
+                </pic:pic>
+              </a:graphicData>
+            </a:graphic>
+          </wp:inline>
+        </w:drawing>
+      </w:r>
+    </w:p>
+    <w:p>
+      <w:r>
+        <w:rPr>
+          <w:noProof/>
+        </w:rPr>
+        <w:drawing>
+          <wp:inline distT="0" distB="0" distL="0" distR="0" wp14:anchorId="53FE802A" wp14:editId="6587AD0A">
+            <wp:extent cx="5134692" cy="714475"/>
+            <wp:effectExtent l="0" t="0" r="0" b="9525"/>
+            <wp:docPr id="2059468700" name="Obrázek 1"/>
+            <wp:cNvGraphicFramePr>
+              <a:graphicFrameLocks xmlns:a="http://schemas.openxmlformats.org/drawingml/2006/main" noChangeAspect="1"/>
+            </wp:cNvGraphicFramePr>
+            <a:graphic xmlns:a="http://schemas.openxmlformats.org/drawingml/2006/main">
+              <a:graphicData uri="http://schemas.openxmlformats.org/drawingml/2006/picture">
+                <pic:pic xmlns:pic="http://schemas.openxmlformats.org/drawingml/2006/picture">
+                  <pic:nvPicPr>
+                    <pic:cNvPr id="2059468700" name=""/>
+                    <pic:cNvPicPr/>
+                  </pic:nvPicPr>
+                  <pic:blipFill>
+                    <a:blip r:embed="rId18"/>
+                    <a:stretch>
+                      <a:fillRect/>
+                    </a:stretch>
+                  </pic:blipFill>
+                  <pic:spPr>
+                    <a:xfrm>
+                      <a:off x="0" y="0"/>
+                      <a:ext cx="5134692" cy="714475"/>
+                    </a:xfrm>
+                    <a:prstGeom prst="rect">
+                      <a:avLst/>
+                    </a:prstGeom>
+                  </pic:spPr>
+                </pic:pic>
+              </a:graphicData>
+            </a:graphic>
+          </wp:inline>
+        </w:drawing>
+      </w:r>
+    </w:p>
+    <w:p>
+      <w:r>
+        <w:t>Poté vytvořím INSERT dotaz pro vložení nového uživatele včetně jeho hashovaného hesla a soli. Po provedení dotazu ověřím počet ovlivněných řádků. Pokud byl uživatel úspěšně vytvořen (tj. </w:t>
+      </w:r>
+      <w:proofErr w:type="spellStart"/>
+      <w:proofErr w:type="gramStart"/>
+      <w:r>
+        <w:t>rowsAffected</w:t>
+      </w:r>
+      <w:proofErr w:type="spellEnd"/>
+      <w:r>
+        <w:t xml:space="preserve"> </w:t>
+      </w:r>
+      <w:r>
+        <w:t>&gt;</w:t>
+      </w:r>
+      <w:proofErr w:type="gramEnd"/>
+      <w:r>
+        <w:t xml:space="preserve"> 0), zobrazím potvrzovací zprávu, přesměruji uživatele na přihlašovací formulář a vyčistím vstupní pole.</w:t>
+      </w:r>
+      <w:r>
+        <w:rPr>
+          <w:noProof/>
+        </w:rPr>
+        <w:drawing>
+          <wp:inline distT="0" distB="0" distL="0" distR="0" wp14:anchorId="06DD24BD" wp14:editId="79D912F2">
+            <wp:extent cx="5219700" cy="2407920"/>
+            <wp:effectExtent l="0" t="0" r="0" b="0"/>
+            <wp:docPr id="427554614" name="Obrázek 1"/>
+            <wp:cNvGraphicFramePr>
+              <a:graphicFrameLocks xmlns:a="http://schemas.openxmlformats.org/drawingml/2006/main" noChangeAspect="1"/>
+            </wp:cNvGraphicFramePr>
+            <a:graphic xmlns:a="http://schemas.openxmlformats.org/drawingml/2006/main">
+              <a:graphicData uri="http://schemas.openxmlformats.org/drawingml/2006/picture">
+                <pic:pic xmlns:pic="http://schemas.openxmlformats.org/drawingml/2006/picture">
+                  <pic:nvPicPr>
+                    <pic:cNvPr id="427554614" name=""/>
+                    <pic:cNvPicPr/>
+                  </pic:nvPicPr>
+                  <pic:blipFill>
+                    <a:blip r:embed="rId19"/>
+                    <a:stretch>
+                      <a:fillRect/>
+                    </a:stretch>
+                  </pic:blipFill>
+                  <pic:spPr>
+                    <a:xfrm>
+                      <a:off x="0" y="0"/>
+                      <a:ext cx="5219700" cy="2407920"/>
+                    </a:xfrm>
+                    <a:prstGeom prst="rect">
+                      <a:avLst/>
+                    </a:prstGeom>
+                  </pic:spPr>
+                </pic:pic>
+              </a:graphicData>
+            </a:graphic>
+          </wp:inline>
+        </w:drawing>
+      </w:r>
+    </w:p>
+    <w:p>
+      <w:r>
+        <w:t xml:space="preserve">Pro úspěšné odeslání formuláře je nutné splnit požadavky na silné heslo: minimálně 12 znaků, alespoň 1 velké písmeno, 1 speciální znak a 1 číslice. Dále je nutné správně vyplnit textovou CAPTCHA, která ověřuje, že registrující se subjekt je skutečný člověk. Validace hesla probíhá dynamicky při každé změně v textovém poli – při splnění konkrétní podmínky se příslušný indikátor (Label) zabarví zeleně, jinak </w:t>
+      </w:r>
+      <w:r>
+        <w:lastRenderedPageBreak/>
+        <w:t>zůstává červený. Pro dokončení registrace musí být všechny čtyři indikátory hesla zelené a CAPTCHA musí být vyplněna správně.</w:t>
+      </w:r>
+      <w:r>
+        <w:rPr>
+          <w:noProof/>
+        </w:rPr>
+        <w:drawing>
+          <wp:inline distT="0" distB="0" distL="0" distR="0" wp14:anchorId="5CB6469C" wp14:editId="57BFA3CA">
+            <wp:extent cx="4010585" cy="1952898"/>
+            <wp:effectExtent l="0" t="0" r="0" b="9525"/>
+            <wp:docPr id="1236753235" name="Obrázek 1"/>
+            <wp:cNvGraphicFramePr>
+              <a:graphicFrameLocks xmlns:a="http://schemas.openxmlformats.org/drawingml/2006/main" noChangeAspect="1"/>
+            </wp:cNvGraphicFramePr>
+            <a:graphic xmlns:a="http://schemas.openxmlformats.org/drawingml/2006/main">
+              <a:graphicData uri="http://schemas.openxmlformats.org/drawingml/2006/picture">
+                <pic:pic xmlns:pic="http://schemas.openxmlformats.org/drawingml/2006/picture">
+                  <pic:nvPicPr>
+                    <pic:cNvPr id="1236753235" name=""/>
+                    <pic:cNvPicPr/>
+                  </pic:nvPicPr>
+                  <pic:blipFill>
+                    <a:blip r:embed="rId20"/>
+                    <a:stretch>
+                      <a:fillRect/>
+                    </a:stretch>
+                  </pic:blipFill>
+                  <pic:spPr>
+                    <a:xfrm>
+                      <a:off x="0" y="0"/>
+                      <a:ext cx="4010585" cy="1952898"/>
+                    </a:xfrm>
+                    <a:prstGeom prst="rect">
+                      <a:avLst/>
+                    </a:prstGeom>
+                  </pic:spPr>
+                </pic:pic>
+              </a:graphicData>
+            </a:graphic>
+          </wp:inline>
+        </w:drawing>
+      </w:r>
     </w:p>
     <w:p>
       <w:pPr>
         <w:pStyle w:val="Nadpis3"/>
       </w:pPr>
-      <w:bookmarkStart w:id="59" w:name="_Toc216301985"/>
+      <w:bookmarkStart w:id="59" w:name="_Toc216301989"/>
+      <w:r>
+        <w:t>CAPTCHA validace</w:t>
+      </w:r>
+      <w:bookmarkEnd w:id="59"/>
+    </w:p>
+    <w:p>
+      <w:pPr>
+        <w:pStyle w:val="Pokraovn"/>
+      </w:pPr>
+      <w:r>
+        <w:t xml:space="preserve">Formulář s CAPTCHA ověřením je nutné vyplnit při registraci nového uživatele. V tomto </w:t>
+      </w:r>
+      <w:r>
+        <w:t>kóde</w:t>
+      </w:r>
+      <w:r>
+        <w:t xml:space="preserve"> se generuje náhodná textová CAPTCHA. Začal jsem tým, že jsem si přidal všechny</w:t>
+      </w:r>
+      <w:r>
+        <w:t xml:space="preserve"> alfanumerické znaky</w:t>
+      </w:r>
+      <w:r>
+        <w:t xml:space="preserve"> do </w:t>
+      </w:r>
+      <w:proofErr w:type="spellStart"/>
+      <w:r>
+        <w:t>stringové</w:t>
+      </w:r>
+      <w:proofErr w:type="spellEnd"/>
+      <w:r>
+        <w:t xml:space="preserve"> proměnné </w:t>
+      </w:r>
+      <w:proofErr w:type="spellStart"/>
+      <w:r>
+        <w:t>chars</w:t>
+      </w:r>
+      <w:proofErr w:type="spellEnd"/>
+      <w:r>
+        <w:t xml:space="preserve">. Následně jsem </w:t>
+      </w:r>
+      <w:r>
+        <w:t>náhodně vybral 6 charakt</w:t>
+      </w:r>
+      <w:r>
+        <w:t>er</w:t>
+      </w:r>
+      <w:r>
+        <w:t xml:space="preserve">ů z tohoto </w:t>
+      </w:r>
+      <w:proofErr w:type="spellStart"/>
+      <w:r>
+        <w:t>stringu</w:t>
+      </w:r>
+      <w:proofErr w:type="spellEnd"/>
+      <w:r>
+        <w:t xml:space="preserve"> a vytvořil text co se bude </w:t>
+      </w:r>
+      <w:r>
+        <w:t>vypisovat</w:t>
+      </w:r>
+      <w:r>
+        <w:t xml:space="preserve"> do obrázku a porovnávat s hodnotou co vložil uživatel na ověření.</w:t>
+      </w:r>
+    </w:p>
+    <w:p>
+      <w:r>
+        <w:drawing>
+          <wp:inline distT="0" distB="0" distL="0" distR="0" wp14:anchorId="209A0DA2" wp14:editId="21348D72">
+            <wp:extent cx="5219700" cy="997585"/>
+            <wp:effectExtent l="0" t="0" r="0" b="0"/>
+            <wp:docPr id="1599478816" name="Obrázek 1" descr="Obsah obrázku text, snímek obrazovky, Písmo, řada/pruh&#10;&#10;Obsah generovaný pomocí AI může být nesprávný."/>
+            <wp:cNvGraphicFramePr>
+              <a:graphicFrameLocks xmlns:a="http://schemas.openxmlformats.org/drawingml/2006/main" noChangeAspect="1"/>
+            </wp:cNvGraphicFramePr>
+            <a:graphic xmlns:a="http://schemas.openxmlformats.org/drawingml/2006/main">
+              <a:graphicData uri="http://schemas.openxmlformats.org/drawingml/2006/picture">
+                <pic:pic xmlns:pic="http://schemas.openxmlformats.org/drawingml/2006/picture">
+                  <pic:nvPicPr>
+                    <pic:cNvPr id="1599478816" name="Obrázek 1" descr="Obsah obrázku text, snímek obrazovky, Písmo, řada/pruh&#10;&#10;Obsah generovaný pomocí AI může být nesprávný."/>
+                    <pic:cNvPicPr/>
+                  </pic:nvPicPr>
+                  <pic:blipFill>
+                    <a:blip r:embed="rId21"/>
+                    <a:stretch>
+                      <a:fillRect/>
+                    </a:stretch>
+                  </pic:blipFill>
+                  <pic:spPr>
+                    <a:xfrm>
+                      <a:off x="0" y="0"/>
+                      <a:ext cx="5219700" cy="997585"/>
+                    </a:xfrm>
+                    <a:prstGeom prst="rect">
+                      <a:avLst/>
+                    </a:prstGeom>
+                  </pic:spPr>
+                </pic:pic>
+              </a:graphicData>
+            </a:graphic>
+          </wp:inline>
+        </w:drawing>
+      </w:r>
+    </w:p>
+    <w:p>
+      <w:r>
+        <w:t xml:space="preserve">Pak jsem vytvořil obrázek pomocí třídy bitmap o velikosti </w:t>
+      </w:r>
+      <w:proofErr w:type="spellStart"/>
+      <w:r>
+        <w:t>pictureboxu</w:t>
+      </w:r>
+      <w:proofErr w:type="spellEnd"/>
+      <w:r>
+        <w:t xml:space="preserve"> v designeru formuláře. Nastavil jsem mu pozadí na bílo. Potom jsem začal generovat šum na pozadí (tečky různé barvy a šedé čáry).</w:t>
+      </w:r>
+    </w:p>
+    <w:p>
+      <w:r>
+        <w:drawing>
+          <wp:inline distT="0" distB="0" distL="0" distR="0" wp14:anchorId="78C41ED5" wp14:editId="12AC4B69">
+            <wp:extent cx="5219700" cy="1890395"/>
+            <wp:effectExtent l="0" t="0" r="0" b="0"/>
+            <wp:docPr id="2078351830" name="Obrázek 1" descr="Obsah obrázku text, snímek obrazovky, software, Písmo&#10;&#10;Obsah generovaný pomocí AI může být nesprávný."/>
+            <wp:cNvGraphicFramePr>
+              <a:graphicFrameLocks xmlns:a="http://schemas.openxmlformats.org/drawingml/2006/main" noChangeAspect="1"/>
+            </wp:cNvGraphicFramePr>
+            <a:graphic xmlns:a="http://schemas.openxmlformats.org/drawingml/2006/main">
+              <a:graphicData uri="http://schemas.openxmlformats.org/drawingml/2006/picture">
+                <pic:pic xmlns:pic="http://schemas.openxmlformats.org/drawingml/2006/picture">
+                  <pic:nvPicPr>
+                    <pic:cNvPr id="2078351830" name="Obrázek 1" descr="Obsah obrázku text, snímek obrazovky, software, Písmo&#10;&#10;Obsah generovaný pomocí AI může být nesprávný."/>
+                    <pic:cNvPicPr/>
+                  </pic:nvPicPr>
+                  <pic:blipFill>
+                    <a:blip r:embed="rId22"/>
+                    <a:stretch>
+                      <a:fillRect/>
+                    </a:stretch>
+                  </pic:blipFill>
+                  <pic:spPr>
+                    <a:xfrm>
+                      <a:off x="0" y="0"/>
+                      <a:ext cx="5219700" cy="1890395"/>
+                    </a:xfrm>
+                    <a:prstGeom prst="rect">
+                      <a:avLst/>
+                    </a:prstGeom>
+                  </pic:spPr>
+                </pic:pic>
+              </a:graphicData>
+            </a:graphic>
+          </wp:inline>
+        </w:drawing>
+      </w:r>
+    </w:p>
+    <w:p>
+      <w:r>
+        <w:lastRenderedPageBreak/>
+        <w:t>Míjím</w:t>
+      </w:r>
+      <w:r>
+        <w:t xml:space="preserve"> dalším krokem bylo vykreslit ten </w:t>
+      </w:r>
+      <w:r>
+        <w:t>text,</w:t>
+      </w:r>
+      <w:r>
+        <w:t xml:space="preserve"> aby nebyl na první pohled čitelný.</w:t>
+      </w:r>
+      <w:r>
+        <w:t xml:space="preserve"> Začal jsem určením polohy znaku a jeho náklonem. Pak jsem vygeneroval náhodnou barvu. </w:t>
+      </w:r>
+      <w:r>
+        <w:t>Nakonec jsem vykreslil znak do bitmapy a obnovil transformační matici, aby se další znak kreslil znovu od výchozí pozice. Tento proces jsem zopakoval pro všech 6 znaků CAPTCHA kódu. Nakonec jsem výsledný obrázek přiřadil do </w:t>
+      </w:r>
+      <w:proofErr w:type="spellStart"/>
+      <w:r>
+        <w:t>picture</w:t>
+      </w:r>
+      <w:r>
+        <w:t>b</w:t>
+      </w:r>
+      <w:r>
+        <w:t>ox</w:t>
+      </w:r>
+      <w:r>
+        <w:t>u</w:t>
+      </w:r>
+      <w:proofErr w:type="spellEnd"/>
+      <w:r>
+        <w:t>.</w:t>
+      </w:r>
+    </w:p>
+    <w:p>
+      <w:r>
+        <w:drawing>
+          <wp:inline distT="0" distB="0" distL="0" distR="0" wp14:anchorId="38967635" wp14:editId="2DD59C8D">
+            <wp:extent cx="5219700" cy="1889760"/>
+            <wp:effectExtent l="0" t="0" r="0" b="0"/>
+            <wp:docPr id="2100134817" name="Obrázek 1" descr="Obsah obrázku text, snímek obrazovky, software&#10;&#10;Obsah generovaný pomocí AI může být nesprávný."/>
+            <wp:cNvGraphicFramePr>
+              <a:graphicFrameLocks xmlns:a="http://schemas.openxmlformats.org/drawingml/2006/main" noChangeAspect="1"/>
+            </wp:cNvGraphicFramePr>
+            <a:graphic xmlns:a="http://schemas.openxmlformats.org/drawingml/2006/main">
+              <a:graphicData uri="http://schemas.openxmlformats.org/drawingml/2006/picture">
+                <pic:pic xmlns:pic="http://schemas.openxmlformats.org/drawingml/2006/picture">
+                  <pic:nvPicPr>
+                    <pic:cNvPr id="2100134817" name="Obrázek 1" descr="Obsah obrázku text, snímek obrazovky, software&#10;&#10;Obsah generovaný pomocí AI může být nesprávný."/>
+                    <pic:cNvPicPr/>
+                  </pic:nvPicPr>
+                  <pic:blipFill>
+                    <a:blip r:embed="rId23"/>
+                    <a:stretch>
+                      <a:fillRect/>
+                    </a:stretch>
+                  </pic:blipFill>
+                  <pic:spPr>
+                    <a:xfrm>
+                      <a:off x="0" y="0"/>
+                      <a:ext cx="5219700" cy="1889760"/>
+                    </a:xfrm>
+                    <a:prstGeom prst="rect">
+                      <a:avLst/>
+                    </a:prstGeom>
+                  </pic:spPr>
+                </pic:pic>
+              </a:graphicData>
+            </a:graphic>
+          </wp:inline>
+        </w:drawing>
+      </w:r>
+    </w:p>
+    <w:p>
+      <w:pPr>
+        <w:pStyle w:val="Nadpis3"/>
+      </w:pPr>
+      <w:bookmarkStart w:id="60" w:name="_Toc216301985"/>
       <w:r>
         <w:t>Přihlášení uživatele</w:t>
       </w:r>
-      <w:bookmarkEnd w:id="59"/>
+      <w:bookmarkEnd w:id="60"/>
       <w:r>
         <w:t xml:space="preserve"> </w:t>
       </w:r>
@@ -12680,11 +12222,11 @@
       <w:pPr>
         <w:pStyle w:val="Nadpis3"/>
       </w:pPr>
-      <w:bookmarkStart w:id="60" w:name="_Toc216301986"/>
+      <w:bookmarkStart w:id="61" w:name="_Toc216301986"/>
       <w:r>
         <w:t>Správa hesel</w:t>
       </w:r>
-      <w:bookmarkEnd w:id="60"/>
+      <w:bookmarkEnd w:id="61"/>
       <w:r>
         <w:t xml:space="preserve"> </w:t>
       </w:r>
@@ -12693,11 +12235,11 @@
       <w:pPr>
         <w:pStyle w:val="Nadpis3"/>
       </w:pPr>
-      <w:bookmarkStart w:id="61" w:name="_Toc216301987"/>
+      <w:bookmarkStart w:id="62" w:name="_Toc216301987"/>
       <w:r>
         <w:t>Kategorie hesel</w:t>
       </w:r>
-      <w:bookmarkEnd w:id="61"/>
+      <w:bookmarkEnd w:id="62"/>
       <w:r>
         <w:t xml:space="preserve"> </w:t>
       </w:r>
@@ -12706,22 +12248,9 @@
       <w:pPr>
         <w:pStyle w:val="Nadpis3"/>
       </w:pPr>
-      <w:bookmarkStart w:id="62" w:name="_Toc216301988"/>
+      <w:bookmarkStart w:id="63" w:name="_Toc216301988"/>
       <w:r>
         <w:t>Kontrola duplicit</w:t>
-      </w:r>
-      <w:bookmarkEnd w:id="62"/>
-      <w:r>
-        <w:t xml:space="preserve"> </w:t>
-      </w:r>
-    </w:p>
-    <w:p>
-      <w:pPr>
-        <w:pStyle w:val="Nadpis3"/>
-      </w:pPr>
-      <w:bookmarkStart w:id="63" w:name="_Toc216301989"/>
-      <w:r>
-        <w:t>CAPTCHA validace</w:t>
       </w:r>
       <w:bookmarkEnd w:id="63"/>
       <w:r>
@@ -12952,7 +12481,7 @@
       <w:r>
         <w:t xml:space="preserve"> Online. Microsoft. 2022. Dostupné z: </w:t>
       </w:r>
-      <w:hyperlink r:id="rId15" w:tgtFrame="_blank" w:history="1">
+      <w:hyperlink r:id="rId24" w:tgtFrame="_blank" w:history="1">
         <w:r>
           <w:rPr>
             <w:rStyle w:val="Hypertextovodkaz"/>
@@ -13018,7 +12547,7 @@
       <w:r>
         <w:t>. Online. Microsoft. 2020. Dostupné z: </w:t>
       </w:r>
-      <w:hyperlink r:id="rId16" w:history="1">
+      <w:hyperlink r:id="rId25" w:history="1">
         <w:r>
           <w:rPr>
             <w:rStyle w:val="Hypertextovodkaz"/>
@@ -13103,7 +12632,7 @@
       <w:r>
         <w:t xml:space="preserve"> 2023, 18.8.2023. Dostupné z: </w:t>
       </w:r>
-      <w:hyperlink r:id="rId17" w:history="1">
+      <w:hyperlink r:id="rId26" w:history="1">
         <w:r>
           <w:rPr>
             <w:rStyle w:val="Hypertextovodkaz"/>
@@ -13169,7 +12698,7 @@
       <w:r>
         <w:t>. Online. Microsoft. 2023. Dostupné z: </w:t>
       </w:r>
-      <w:hyperlink r:id="rId18" w:history="1">
+      <w:hyperlink r:id="rId27" w:history="1">
         <w:r>
           <w:rPr>
             <w:rStyle w:val="Hypertextovodkaz"/>
@@ -13209,7 +12738,7 @@
       <w:r>
         <w:t>. Online. Microsoft. 2024, 10.1.2024. Dostupné z: </w:t>
       </w:r>
-      <w:hyperlink r:id="rId19" w:history="1">
+      <w:hyperlink r:id="rId28" w:history="1">
         <w:r>
           <w:rPr>
             <w:rStyle w:val="Hypertextovodkaz"/>
@@ -13296,7 +12825,7 @@
       <w:r>
         <w:t>. Online. Medium. 2024. Dostupné z: </w:t>
       </w:r>
-      <w:hyperlink r:id="rId20" w:history="1">
+      <w:hyperlink r:id="rId29" w:history="1">
         <w:r>
           <w:rPr>
             <w:rStyle w:val="Hypertextovodkaz"/>
@@ -13305,10 +12834,7 @@
         </w:r>
       </w:hyperlink>
       <w:r>
-        <w:t>. [cit. 2026-01-09</w:t>
-      </w:r>
-      <w:r>
-        <w:t>]</w:t>
+        <w:t>. [cit. 2026-01-09]</w:t>
       </w:r>
       <w:r>
         <w:t xml:space="preserve"> </w:t>
@@ -13351,15 +12877,12 @@
       </w:r>
       <w:proofErr w:type="spellEnd"/>
       <w:r>
-        <w:t xml:space="preserve"> Studio</w:t>
-      </w:r>
-      <w:r>
-        <w:t xml:space="preserve">. </w:t>
+        <w:t xml:space="preserve"> Studio. </w:t>
       </w:r>
       <w:r>
         <w:t xml:space="preserve"> 2014. Dostupné z: </w:t>
       </w:r>
-      <w:hyperlink r:id="rId21" w:history="1">
+      <w:hyperlink r:id="rId30" w:history="1">
         <w:r>
           <w:rPr>
             <w:rStyle w:val="Hypertextovodkaz"/>
@@ -13400,7 +12923,7 @@
       <w:r>
         <w:t>. 2014. Dostupné z: </w:t>
       </w:r>
-      <w:hyperlink r:id="rId22" w:history="1">
+      <w:hyperlink r:id="rId31" w:history="1">
         <w:r>
           <w:rPr>
             <w:rStyle w:val="Hypertextovodkaz"/>
@@ -13461,7 +12984,7 @@
       <w:r>
         <w:t>2013. Dostupné z: </w:t>
       </w:r>
-      <w:hyperlink r:id="rId23" w:history="1">
+      <w:hyperlink r:id="rId32" w:history="1">
         <w:r>
           <w:rPr>
             <w:rStyle w:val="Hypertextovodkaz"/>
@@ -13570,7 +13093,7 @@
       <w:r>
         <w:t xml:space="preserve"> 2022. Dostupné z: </w:t>
       </w:r>
-      <w:hyperlink r:id="rId24" w:history="1">
+      <w:hyperlink r:id="rId33" w:history="1">
         <w:r>
           <w:rPr>
             <w:rStyle w:val="Hypertextovodkaz"/>
@@ -13626,7 +13149,7 @@
       <w:r>
         <w:t>2023, 14.3.2023. Dostupné z: </w:t>
       </w:r>
-      <w:hyperlink r:id="rId25" w:history="1">
+      <w:hyperlink r:id="rId34" w:history="1">
         <w:r>
           <w:rPr>
             <w:rStyle w:val="Hypertextovodkaz"/>
@@ -13669,7 +13192,7 @@
       <w:r>
         <w:t>Online. 2025. Dostupné z: </w:t>
       </w:r>
-      <w:hyperlink r:id="rId26" w:history="1">
+      <w:hyperlink r:id="rId35" w:history="1">
         <w:r>
           <w:rPr>
             <w:rStyle w:val="Hypertextovodkaz"/>
@@ -13693,7 +13216,7 @@
           <w:color w:val="C00000"/>
         </w:rPr>
       </w:pPr>
-      <w:hyperlink r:id="rId27" w:history="1">
+      <w:hyperlink r:id="rId36" w:history="1">
         <w:r>
           <w:rPr>
             <w:rStyle w:val="Hypertextovodkaz"/>
@@ -13748,7 +13271,7 @@
       <w:r>
         <w:t> Online. Microsoft. 2026. Dostupné z: </w:t>
       </w:r>
-      <w:hyperlink r:id="rId28" w:history="1">
+      <w:hyperlink r:id="rId37" w:history="1">
         <w:r>
           <w:rPr>
             <w:rStyle w:val="Hypertextovodkaz"/>
@@ -13863,7 +13386,7 @@
       <w:r>
         <w:t>. 2016. Dostupné z: </w:t>
       </w:r>
-      <w:hyperlink r:id="rId29" w:history="1">
+      <w:hyperlink r:id="rId38" w:history="1">
         <w:r>
           <w:rPr>
             <w:rStyle w:val="Hypertextovodkaz"/>
@@ -13949,7 +13472,7 @@
       <w:r>
         <w:t xml:space="preserve"> 2025. Dostupné z: </w:t>
       </w:r>
-      <w:hyperlink r:id="rId30" w:anchor="SQL_Enjeksiyon_Saldirisinin_Tanimi_ve_Onemi" w:history="1">
+      <w:hyperlink r:id="rId39" w:anchor="SQL_Enjeksiyon_Saldirisinin_Tanimi_ve_Onemi" w:history="1">
         <w:r>
           <w:rPr>
             <w:rStyle w:val="Hypertextovodkaz"/>
@@ -14049,7 +13572,7 @@
       <w:r>
         <w:t>2013. Dostupné z: </w:t>
       </w:r>
-      <w:hyperlink r:id="rId31" w:history="1">
+      <w:hyperlink r:id="rId40" w:history="1">
         <w:r>
           <w:rPr>
             <w:rStyle w:val="Hypertextovodkaz"/>
@@ -14159,7 +13682,7 @@
       <w:r>
         <w:t xml:space="preserve"> 2025, 18.3.2025. Dostupné z: </w:t>
       </w:r>
-      <w:hyperlink r:id="rId32" w:history="1">
+      <w:hyperlink r:id="rId41" w:history="1">
         <w:r>
           <w:rPr>
             <w:rStyle w:val="Hypertextovodkaz"/>
@@ -14201,7 +13724,7 @@
       <w:r>
         <w:t>. 2024. Dostupné z: </w:t>
       </w:r>
-      <w:hyperlink r:id="rId33" w:history="1">
+      <w:hyperlink r:id="rId42" w:history="1">
         <w:r>
           <w:rPr>
             <w:rStyle w:val="Hypertextovodkaz"/>
@@ -14326,19 +13849,13 @@
         <w:t xml:space="preserve">. </w:t>
       </w:r>
       <w:r>
-        <w:t>2025, 1.4.2025. Dostupné z: </w:t>
-      </w:r>
-      <w:r>
-        <w:t>https://www.beew</w:t>
+        <w:t>2025, 1.4.2025. Dostupné z: https://www.beew</w:t>
       </w:r>
       <w:r>
         <w:tab/>
       </w:r>
       <w:r>
-        <w:t>atec.com/sk/blog/kanban-defin%C3%ADcia-met%C3%B3da-princ%C3%ADpy-pr%C3%ADklady-a-kanban-tabula</w:t>
-      </w:r>
-      <w:r>
-        <w:t>. [cit. 2026-01-04].</w:t>
+        <w:t>atec.com/sk/blog/kanban-defin%C3%ADcia-met%C3%B3da-princ%C3%ADpy-pr%C3%ADklady-a-kanban-tabula. [cit. 2026-01-04].</w:t>
       </w:r>
       <w:bookmarkEnd w:id="95"/>
     </w:p>
@@ -15049,7 +14566,7 @@
       <w:bookmarkEnd w:id="109"/>
     </w:p>
     <w:sectPr>
-      <w:footerReference w:type="default" r:id="rId34"/>
+      <w:footerReference w:type="default" r:id="rId43"/>
       <w:pgSz w:w="11906" w:h="16838"/>
       <w:pgMar w:top="1701" w:right="1418" w:bottom="1701" w:left="2268" w:header="709" w:footer="709" w:gutter="0"/>
       <w:cols w:space="708"/>

--- a/maturitni_prace.docx
+++ b/maturitni_prace.docx
@@ -10,7 +10,6 @@
       <w:bookmarkStart w:id="1" w:name="_Hlk145405862"/>
       <w:r>
         <w:rPr>
-          <w:noProof/>
           <w:sz w:val="36"/>
         </w:rPr>
         <w:drawing>
@@ -103,6 +102,9 @@
         </w:sectPr>
       </w:pPr>
       <w:r>
+        <w:rPr>
+          <w:noProof w:val="0"/>
+        </w:rPr>
         <mc:AlternateContent>
           <mc:Choice Requires="wps">
             <w:drawing>
@@ -232,6 +234,9 @@
         </mc:AlternateContent>
       </w:r>
       <w:r>
+        <w:rPr>
+          <w:noProof w:val="0"/>
+        </w:rPr>
         <mc:AlternateContent>
           <mc:Choice Requires="wps">
             <w:drawing>
@@ -970,10 +975,7 @@
         <w:fldChar w:fldCharType="separate"/>
       </w:r>
       <w:r>
-        <w:rPr>
-          <w:noProof/>
-        </w:rPr>
-        <w:t>21. ledna 2026</w:t>
+        <w:t>24. ledna 2026</w:t>
       </w:r>
       <w:r>
         <w:fldChar w:fldCharType="end"/>
@@ -1032,10 +1034,7 @@
         <w:fldChar w:fldCharType="separate"/>
       </w:r>
       <w:r>
-        <w:rPr>
-          <w:noProof/>
-        </w:rPr>
-        <w:t>21. ledna 2026</w:t>
+        <w:t>24. ledna 2026</w:t>
       </w:r>
       <w:r>
         <w:fldChar w:fldCharType="end"/>
@@ -1131,7 +1130,7 @@
           <w:r>
             <w:fldChar w:fldCharType="separate"/>
           </w:r>
-          <w:hyperlink w:anchor="_Toc216301955" w:history="1">
+          <w:hyperlink w:anchor="_Toc220153160" w:history="1">
             <w:r>
               <w:rPr>
                 <w:rStyle w:val="Hypertextovodkaz"/>
@@ -1155,7 +1154,7 @@
               <w:rPr>
                 <w:webHidden/>
               </w:rPr>
-              <w:instrText xml:space="preserve"> PAGEREF _Toc216301955 \h </w:instrText>
+              <w:instrText xml:space="preserve"> PAGEREF _Toc220153160 \h </w:instrText>
             </w:r>
             <w:r>
               <w:rPr>
@@ -1200,7 +1199,7 @@
               <w14:ligatures w14:val="standardContextual"/>
             </w:rPr>
           </w:pPr>
-          <w:hyperlink w:anchor="_Toc216301956" w:history="1">
+          <w:hyperlink w:anchor="_Toc220153161" w:history="1">
             <w:r>
               <w:rPr>
                 <w:rStyle w:val="Hypertextovodkaz"/>
@@ -1244,7 +1243,7 @@
               <w:rPr>
                 <w:webHidden/>
               </w:rPr>
-              <w:instrText xml:space="preserve"> PAGEREF _Toc216301956 \h </w:instrText>
+              <w:instrText xml:space="preserve"> PAGEREF _Toc220153161 \h </w:instrText>
             </w:r>
             <w:r>
               <w:rPr>
@@ -1289,7 +1288,7 @@
               <w14:ligatures w14:val="standardContextual"/>
             </w:rPr>
           </w:pPr>
-          <w:hyperlink w:anchor="_Toc216301957" w:history="1">
+          <w:hyperlink w:anchor="_Toc220153162" w:history="1">
             <w:r>
               <w:rPr>
                 <w:rStyle w:val="Hypertextovodkaz"/>
@@ -1333,7 +1332,7 @@
               <w:rPr>
                 <w:webHidden/>
               </w:rPr>
-              <w:instrText xml:space="preserve"> PAGEREF _Toc216301957 \h </w:instrText>
+              <w:instrText xml:space="preserve"> PAGEREF _Toc220153162 \h </w:instrText>
             </w:r>
             <w:r>
               <w:rPr>
@@ -1363,10 +1362,6 @@
         <w:p>
           <w:pPr>
             <w:pStyle w:val="Obsah3"/>
-            <w:tabs>
-              <w:tab w:val="left" w:pos="960"/>
-              <w:tab w:val="right" w:leader="dot" w:pos="8210"/>
-            </w:tabs>
             <w:rPr>
               <w:rFonts w:asciiTheme="minorHAnsi" w:eastAsiaTheme="minorEastAsia" w:hAnsiTheme="minorHAnsi" w:cstheme="minorBidi"/>
               <w:color w:val="auto"/>
@@ -1376,7 +1371,7 @@
               <w14:ligatures w14:val="standardContextual"/>
             </w:rPr>
           </w:pPr>
-          <w:hyperlink w:anchor="_Toc216301958" w:history="1">
+          <w:hyperlink w:anchor="_Toc220153163" w:history="1">
             <w:r>
               <w:rPr>
                 <w:rStyle w:val="Hypertextovodkaz"/>
@@ -1418,7 +1413,7 @@
               <w:rPr>
                 <w:webHidden/>
               </w:rPr>
-              <w:instrText xml:space="preserve"> PAGEREF _Toc216301958 \h </w:instrText>
+              <w:instrText xml:space="preserve"> PAGEREF _Toc220153163 \h </w:instrText>
             </w:r>
             <w:r>
               <w:rPr>
@@ -1463,7 +1458,7 @@
               <w14:ligatures w14:val="standardContextual"/>
             </w:rPr>
           </w:pPr>
-          <w:hyperlink w:anchor="_Toc216301959" w:history="1">
+          <w:hyperlink w:anchor="_Toc220153164" w:history="1">
             <w:r>
               <w:rPr>
                 <w:rStyle w:val="Hypertextovodkaz"/>
@@ -1507,7 +1502,7 @@
               <w:rPr>
                 <w:webHidden/>
               </w:rPr>
-              <w:instrText xml:space="preserve"> PAGEREF _Toc216301959 \h </w:instrText>
+              <w:instrText xml:space="preserve"> PAGEREF _Toc220153164 \h </w:instrText>
             </w:r>
             <w:r>
               <w:rPr>
@@ -1537,10 +1532,6 @@
         <w:p>
           <w:pPr>
             <w:pStyle w:val="Obsah3"/>
-            <w:tabs>
-              <w:tab w:val="left" w:pos="960"/>
-              <w:tab w:val="right" w:leader="dot" w:pos="8210"/>
-            </w:tabs>
             <w:rPr>
               <w:rFonts w:asciiTheme="minorHAnsi" w:eastAsiaTheme="minorEastAsia" w:hAnsiTheme="minorHAnsi" w:cstheme="minorBidi"/>
               <w:color w:val="auto"/>
@@ -1550,7 +1541,7 @@
               <w14:ligatures w14:val="standardContextual"/>
             </w:rPr>
           </w:pPr>
-          <w:hyperlink w:anchor="_Toc216301960" w:history="1">
+          <w:hyperlink w:anchor="_Toc220153165" w:history="1">
             <w:r>
               <w:rPr>
                 <w:rStyle w:val="Hypertextovodkaz"/>
@@ -1592,7 +1583,7 @@
               <w:rPr>
                 <w:webHidden/>
               </w:rPr>
-              <w:instrText xml:space="preserve"> PAGEREF _Toc216301960 \h </w:instrText>
+              <w:instrText xml:space="preserve"> PAGEREF _Toc220153165 \h </w:instrText>
             </w:r>
             <w:r>
               <w:rPr>
@@ -1622,10 +1613,6 @@
         <w:p>
           <w:pPr>
             <w:pStyle w:val="Obsah3"/>
-            <w:tabs>
-              <w:tab w:val="left" w:pos="960"/>
-              <w:tab w:val="right" w:leader="dot" w:pos="8210"/>
-            </w:tabs>
             <w:rPr>
               <w:rFonts w:asciiTheme="minorHAnsi" w:eastAsiaTheme="minorEastAsia" w:hAnsiTheme="minorHAnsi" w:cstheme="minorBidi"/>
               <w:color w:val="auto"/>
@@ -1635,7 +1622,7 @@
               <w14:ligatures w14:val="standardContextual"/>
             </w:rPr>
           </w:pPr>
-          <w:hyperlink w:anchor="_Toc216301961" w:history="1">
+          <w:hyperlink w:anchor="_Toc220153166" w:history="1">
             <w:r>
               <w:rPr>
                 <w:rStyle w:val="Hypertextovodkaz"/>
@@ -1677,7 +1664,7 @@
               <w:rPr>
                 <w:webHidden/>
               </w:rPr>
-              <w:instrText xml:space="preserve"> PAGEREF _Toc216301961 \h </w:instrText>
+              <w:instrText xml:space="preserve"> PAGEREF _Toc220153166 \h </w:instrText>
             </w:r>
             <w:r>
               <w:rPr>
@@ -1707,10 +1694,6 @@
         <w:p>
           <w:pPr>
             <w:pStyle w:val="Obsah3"/>
-            <w:tabs>
-              <w:tab w:val="left" w:pos="960"/>
-              <w:tab w:val="right" w:leader="dot" w:pos="8210"/>
-            </w:tabs>
             <w:rPr>
               <w:rFonts w:asciiTheme="minorHAnsi" w:eastAsiaTheme="minorEastAsia" w:hAnsiTheme="minorHAnsi" w:cstheme="minorBidi"/>
               <w:color w:val="auto"/>
@@ -1720,7 +1703,7 @@
               <w14:ligatures w14:val="standardContextual"/>
             </w:rPr>
           </w:pPr>
-          <w:hyperlink w:anchor="_Toc216301962" w:history="1">
+          <w:hyperlink w:anchor="_Toc220153167" w:history="1">
             <w:r>
               <w:rPr>
                 <w:rStyle w:val="Hypertextovodkaz"/>
@@ -1762,7 +1745,7 @@
               <w:rPr>
                 <w:webHidden/>
               </w:rPr>
-              <w:instrText xml:space="preserve"> PAGEREF _Toc216301962 \h </w:instrText>
+              <w:instrText xml:space="preserve"> PAGEREF _Toc220153167 \h </w:instrText>
             </w:r>
             <w:r>
               <w:rPr>
@@ -1792,10 +1775,6 @@
         <w:p>
           <w:pPr>
             <w:pStyle w:val="Obsah3"/>
-            <w:tabs>
-              <w:tab w:val="left" w:pos="960"/>
-              <w:tab w:val="right" w:leader="dot" w:pos="8210"/>
-            </w:tabs>
             <w:rPr>
               <w:rFonts w:asciiTheme="minorHAnsi" w:eastAsiaTheme="minorEastAsia" w:hAnsiTheme="minorHAnsi" w:cstheme="minorBidi"/>
               <w:color w:val="auto"/>
@@ -1805,7 +1784,7 @@
               <w14:ligatures w14:val="standardContextual"/>
             </w:rPr>
           </w:pPr>
-          <w:hyperlink w:anchor="_Toc216301963" w:history="1">
+          <w:hyperlink w:anchor="_Toc220153168" w:history="1">
             <w:r>
               <w:rPr>
                 <w:rStyle w:val="Hypertextovodkaz"/>
@@ -1847,7 +1826,7 @@
               <w:rPr>
                 <w:webHidden/>
               </w:rPr>
-              <w:instrText xml:space="preserve"> PAGEREF _Toc216301963 \h </w:instrText>
+              <w:instrText xml:space="preserve"> PAGEREF _Toc220153168 \h </w:instrText>
             </w:r>
             <w:r>
               <w:rPr>
@@ -1892,7 +1871,7 @@
               <w14:ligatures w14:val="standardContextual"/>
             </w:rPr>
           </w:pPr>
-          <w:hyperlink w:anchor="_Toc216301964" w:history="1">
+          <w:hyperlink w:anchor="_Toc220153169" w:history="1">
             <w:r>
               <w:rPr>
                 <w:rStyle w:val="Hypertextovodkaz"/>
@@ -1936,7 +1915,7 @@
               <w:rPr>
                 <w:webHidden/>
               </w:rPr>
-              <w:instrText xml:space="preserve"> PAGEREF _Toc216301964 \h </w:instrText>
+              <w:instrText xml:space="preserve"> PAGEREF _Toc220153169 \h </w:instrText>
             </w:r>
             <w:r>
               <w:rPr>
@@ -1966,10 +1945,6 @@
         <w:p>
           <w:pPr>
             <w:pStyle w:val="Obsah3"/>
-            <w:tabs>
-              <w:tab w:val="left" w:pos="960"/>
-              <w:tab w:val="right" w:leader="dot" w:pos="8210"/>
-            </w:tabs>
             <w:rPr>
               <w:rFonts w:asciiTheme="minorHAnsi" w:eastAsiaTheme="minorEastAsia" w:hAnsiTheme="minorHAnsi" w:cstheme="minorBidi"/>
               <w:color w:val="auto"/>
@@ -1979,7 +1954,7 @@
               <w14:ligatures w14:val="standardContextual"/>
             </w:rPr>
           </w:pPr>
-          <w:hyperlink w:anchor="_Toc216301965" w:history="1">
+          <w:hyperlink w:anchor="_Toc220153170" w:history="1">
             <w:r>
               <w:rPr>
                 <w:rStyle w:val="Hypertextovodkaz"/>
@@ -2021,7 +1996,7 @@
               <w:rPr>
                 <w:webHidden/>
               </w:rPr>
-              <w:instrText xml:space="preserve"> PAGEREF _Toc216301965 \h </w:instrText>
+              <w:instrText xml:space="preserve"> PAGEREF _Toc220153170 \h </w:instrText>
             </w:r>
             <w:r>
               <w:rPr>
@@ -2051,10 +2026,6 @@
         <w:p>
           <w:pPr>
             <w:pStyle w:val="Obsah3"/>
-            <w:tabs>
-              <w:tab w:val="left" w:pos="960"/>
-              <w:tab w:val="right" w:leader="dot" w:pos="8210"/>
-            </w:tabs>
             <w:rPr>
               <w:rFonts w:asciiTheme="minorHAnsi" w:eastAsiaTheme="minorEastAsia" w:hAnsiTheme="minorHAnsi" w:cstheme="minorBidi"/>
               <w:color w:val="auto"/>
@@ -2064,7 +2035,7 @@
               <w14:ligatures w14:val="standardContextual"/>
             </w:rPr>
           </w:pPr>
-          <w:hyperlink w:anchor="_Toc216301966" w:history="1">
+          <w:hyperlink w:anchor="_Toc220153171" w:history="1">
             <w:r>
               <w:rPr>
                 <w:rStyle w:val="Hypertextovodkaz"/>
@@ -2106,7 +2077,7 @@
               <w:rPr>
                 <w:webHidden/>
               </w:rPr>
-              <w:instrText xml:space="preserve"> PAGEREF _Toc216301966 \h </w:instrText>
+              <w:instrText xml:space="preserve"> PAGEREF _Toc220153171 \h </w:instrText>
             </w:r>
             <w:r>
               <w:rPr>
@@ -2136,10 +2107,6 @@
         <w:p>
           <w:pPr>
             <w:pStyle w:val="Obsah3"/>
-            <w:tabs>
-              <w:tab w:val="left" w:pos="960"/>
-              <w:tab w:val="right" w:leader="dot" w:pos="8210"/>
-            </w:tabs>
             <w:rPr>
               <w:rFonts w:asciiTheme="minorHAnsi" w:eastAsiaTheme="minorEastAsia" w:hAnsiTheme="minorHAnsi" w:cstheme="minorBidi"/>
               <w:color w:val="auto"/>
@@ -2149,7 +2116,7 @@
               <w14:ligatures w14:val="standardContextual"/>
             </w:rPr>
           </w:pPr>
-          <w:hyperlink w:anchor="_Toc216301967" w:history="1">
+          <w:hyperlink w:anchor="_Toc220153172" w:history="1">
             <w:r>
               <w:rPr>
                 <w:rStyle w:val="Hypertextovodkaz"/>
@@ -2191,7 +2158,7 @@
               <w:rPr>
                 <w:webHidden/>
               </w:rPr>
-              <w:instrText xml:space="preserve"> PAGEREF _Toc216301967 \h </w:instrText>
+              <w:instrText xml:space="preserve"> PAGEREF _Toc220153172 \h </w:instrText>
             </w:r>
             <w:r>
               <w:rPr>
@@ -2236,7 +2203,7 @@
               <w14:ligatures w14:val="standardContextual"/>
             </w:rPr>
           </w:pPr>
-          <w:hyperlink w:anchor="_Toc216301968" w:history="1">
+          <w:hyperlink w:anchor="_Toc220153173" w:history="1">
             <w:r>
               <w:rPr>
                 <w:rStyle w:val="Hypertextovodkaz"/>
@@ -2280,7 +2247,7 @@
               <w:rPr>
                 <w:webHidden/>
               </w:rPr>
-              <w:instrText xml:space="preserve"> PAGEREF _Toc216301968 \h </w:instrText>
+              <w:instrText xml:space="preserve"> PAGEREF _Toc220153173 \h </w:instrText>
             </w:r>
             <w:r>
               <w:rPr>
@@ -2310,10 +2277,6 @@
         <w:p>
           <w:pPr>
             <w:pStyle w:val="Obsah3"/>
-            <w:tabs>
-              <w:tab w:val="left" w:pos="960"/>
-              <w:tab w:val="right" w:leader="dot" w:pos="8210"/>
-            </w:tabs>
             <w:rPr>
               <w:rFonts w:asciiTheme="minorHAnsi" w:eastAsiaTheme="minorEastAsia" w:hAnsiTheme="minorHAnsi" w:cstheme="minorBidi"/>
               <w:color w:val="auto"/>
@@ -2323,7 +2286,7 @@
               <w14:ligatures w14:val="standardContextual"/>
             </w:rPr>
           </w:pPr>
-          <w:hyperlink w:anchor="_Toc216301969" w:history="1">
+          <w:hyperlink w:anchor="_Toc220153174" w:history="1">
             <w:r>
               <w:rPr>
                 <w:rStyle w:val="Hypertextovodkaz"/>
@@ -2365,7 +2328,7 @@
               <w:rPr>
                 <w:webHidden/>
               </w:rPr>
-              <w:instrText xml:space="preserve"> PAGEREF _Toc216301969 \h </w:instrText>
+              <w:instrText xml:space="preserve"> PAGEREF _Toc220153174 \h </w:instrText>
             </w:r>
             <w:r>
               <w:rPr>
@@ -2395,10 +2358,6 @@
         <w:p>
           <w:pPr>
             <w:pStyle w:val="Obsah3"/>
-            <w:tabs>
-              <w:tab w:val="left" w:pos="960"/>
-              <w:tab w:val="right" w:leader="dot" w:pos="8210"/>
-            </w:tabs>
             <w:rPr>
               <w:rFonts w:asciiTheme="minorHAnsi" w:eastAsiaTheme="minorEastAsia" w:hAnsiTheme="minorHAnsi" w:cstheme="minorBidi"/>
               <w:color w:val="auto"/>
@@ -2408,7 +2367,7 @@
               <w14:ligatures w14:val="standardContextual"/>
             </w:rPr>
           </w:pPr>
-          <w:hyperlink w:anchor="_Toc216301970" w:history="1">
+          <w:hyperlink w:anchor="_Toc220153175" w:history="1">
             <w:r>
               <w:rPr>
                 <w:rStyle w:val="Hypertextovodkaz"/>
@@ -2450,7 +2409,7 @@
               <w:rPr>
                 <w:webHidden/>
               </w:rPr>
-              <w:instrText xml:space="preserve"> PAGEREF _Toc216301970 \h </w:instrText>
+              <w:instrText xml:space="preserve"> PAGEREF _Toc220153175 \h </w:instrText>
             </w:r>
             <w:r>
               <w:rPr>
@@ -2480,10 +2439,6 @@
         <w:p>
           <w:pPr>
             <w:pStyle w:val="Obsah3"/>
-            <w:tabs>
-              <w:tab w:val="left" w:pos="960"/>
-              <w:tab w:val="right" w:leader="dot" w:pos="8210"/>
-            </w:tabs>
             <w:rPr>
               <w:rFonts w:asciiTheme="minorHAnsi" w:eastAsiaTheme="minorEastAsia" w:hAnsiTheme="minorHAnsi" w:cstheme="minorBidi"/>
               <w:color w:val="auto"/>
@@ -2493,7 +2448,7 @@
               <w14:ligatures w14:val="standardContextual"/>
             </w:rPr>
           </w:pPr>
-          <w:hyperlink w:anchor="_Toc216301971" w:history="1">
+          <w:hyperlink w:anchor="_Toc220153176" w:history="1">
             <w:r>
               <w:rPr>
                 <w:rStyle w:val="Hypertextovodkaz"/>
@@ -2535,7 +2490,7 @@
               <w:rPr>
                 <w:webHidden/>
               </w:rPr>
-              <w:instrText xml:space="preserve"> PAGEREF _Toc216301971 \h </w:instrText>
+              <w:instrText xml:space="preserve"> PAGEREF _Toc220153176 \h </w:instrText>
             </w:r>
             <w:r>
               <w:rPr>
@@ -2565,10 +2520,6 @@
         <w:p>
           <w:pPr>
             <w:pStyle w:val="Obsah3"/>
-            <w:tabs>
-              <w:tab w:val="left" w:pos="960"/>
-              <w:tab w:val="right" w:leader="dot" w:pos="8210"/>
-            </w:tabs>
             <w:rPr>
               <w:rFonts w:asciiTheme="minorHAnsi" w:eastAsiaTheme="minorEastAsia" w:hAnsiTheme="minorHAnsi" w:cstheme="minorBidi"/>
               <w:color w:val="auto"/>
@@ -2578,7 +2529,7 @@
               <w14:ligatures w14:val="standardContextual"/>
             </w:rPr>
           </w:pPr>
-          <w:hyperlink w:anchor="_Toc216301972" w:history="1">
+          <w:hyperlink w:anchor="_Toc220153177" w:history="1">
             <w:r>
               <w:rPr>
                 <w:rStyle w:val="Hypertextovodkaz"/>
@@ -2620,7 +2571,7 @@
               <w:rPr>
                 <w:webHidden/>
               </w:rPr>
-              <w:instrText xml:space="preserve"> PAGEREF _Toc216301972 \h </w:instrText>
+              <w:instrText xml:space="preserve"> PAGEREF _Toc220153177 \h </w:instrText>
             </w:r>
             <w:r>
               <w:rPr>
@@ -2665,7 +2616,7 @@
               <w14:ligatures w14:val="standardContextual"/>
             </w:rPr>
           </w:pPr>
-          <w:hyperlink w:anchor="_Toc216301973" w:history="1">
+          <w:hyperlink w:anchor="_Toc220153178" w:history="1">
             <w:r>
               <w:rPr>
                 <w:rStyle w:val="Hypertextovodkaz"/>
@@ -2709,7 +2660,7 @@
               <w:rPr>
                 <w:webHidden/>
               </w:rPr>
-              <w:instrText xml:space="preserve"> PAGEREF _Toc216301973 \h </w:instrText>
+              <w:instrText xml:space="preserve"> PAGEREF _Toc220153178 \h </w:instrText>
             </w:r>
             <w:r>
               <w:rPr>
@@ -2739,10 +2690,6 @@
         <w:p>
           <w:pPr>
             <w:pStyle w:val="Obsah3"/>
-            <w:tabs>
-              <w:tab w:val="left" w:pos="960"/>
-              <w:tab w:val="right" w:leader="dot" w:pos="8210"/>
-            </w:tabs>
             <w:rPr>
               <w:rFonts w:asciiTheme="minorHAnsi" w:eastAsiaTheme="minorEastAsia" w:hAnsiTheme="minorHAnsi" w:cstheme="minorBidi"/>
               <w:color w:val="auto"/>
@@ -2752,7 +2699,7 @@
               <w14:ligatures w14:val="standardContextual"/>
             </w:rPr>
           </w:pPr>
-          <w:hyperlink w:anchor="_Toc216301974" w:history="1">
+          <w:hyperlink w:anchor="_Toc220153179" w:history="1">
             <w:r>
               <w:rPr>
                 <w:rStyle w:val="Hypertextovodkaz"/>
@@ -2794,7 +2741,7 @@
               <w:rPr>
                 <w:webHidden/>
               </w:rPr>
-              <w:instrText xml:space="preserve"> PAGEREF _Toc216301974 \h </w:instrText>
+              <w:instrText xml:space="preserve"> PAGEREF _Toc220153179 \h </w:instrText>
             </w:r>
             <w:r>
               <w:rPr>
@@ -2839,7 +2786,7 @@
               <w14:ligatures w14:val="standardContextual"/>
             </w:rPr>
           </w:pPr>
-          <w:hyperlink w:anchor="_Toc216301975" w:history="1">
+          <w:hyperlink w:anchor="_Toc220153180" w:history="1">
             <w:r>
               <w:rPr>
                 <w:rStyle w:val="Hypertextovodkaz"/>
@@ -2883,7 +2830,7 @@
               <w:rPr>
                 <w:webHidden/>
               </w:rPr>
-              <w:instrText xml:space="preserve"> PAGEREF _Toc216301975 \h </w:instrText>
+              <w:instrText xml:space="preserve"> PAGEREF _Toc220153180 \h </w:instrText>
             </w:r>
             <w:r>
               <w:rPr>
@@ -2913,10 +2860,6 @@
         <w:p>
           <w:pPr>
             <w:pStyle w:val="Obsah3"/>
-            <w:tabs>
-              <w:tab w:val="left" w:pos="960"/>
-              <w:tab w:val="right" w:leader="dot" w:pos="8210"/>
-            </w:tabs>
             <w:rPr>
               <w:rFonts w:asciiTheme="minorHAnsi" w:eastAsiaTheme="minorEastAsia" w:hAnsiTheme="minorHAnsi" w:cstheme="minorBidi"/>
               <w:color w:val="auto"/>
@@ -2926,7 +2869,7 @@
               <w14:ligatures w14:val="standardContextual"/>
             </w:rPr>
           </w:pPr>
-          <w:hyperlink w:anchor="_Toc216301976" w:history="1">
+          <w:hyperlink w:anchor="_Toc220153181" w:history="1">
             <w:r>
               <w:rPr>
                 <w:rStyle w:val="Hypertextovodkaz"/>
@@ -2950,7 +2893,7 @@
                 <w:rStyle w:val="Hypertextovodkaz"/>
                 <w:rFonts w:eastAsiaTheme="majorEastAsia"/>
               </w:rPr>
-              <w:t>Git Kanban</w:t>
+              <w:t>Metodika Kanban</w:t>
             </w:r>
             <w:r>
               <w:rPr>
@@ -2968,7 +2911,7 @@
               <w:rPr>
                 <w:webHidden/>
               </w:rPr>
-              <w:instrText xml:space="preserve"> PAGEREF _Toc216301976 \h </w:instrText>
+              <w:instrText xml:space="preserve"> PAGEREF _Toc220153181 \h </w:instrText>
             </w:r>
             <w:r>
               <w:rPr>
@@ -3013,7 +2956,7 @@
               <w14:ligatures w14:val="standardContextual"/>
             </w:rPr>
           </w:pPr>
-          <w:hyperlink w:anchor="_Toc216301977" w:history="1">
+          <w:hyperlink w:anchor="_Toc220153182" w:history="1">
             <w:r>
               <w:rPr>
                 <w:rStyle w:val="Hypertextovodkaz"/>
@@ -3057,7 +3000,7 @@
               <w:rPr>
                 <w:webHidden/>
               </w:rPr>
-              <w:instrText xml:space="preserve"> PAGEREF _Toc216301977 \h </w:instrText>
+              <w:instrText xml:space="preserve"> PAGEREF _Toc220153182 \h </w:instrText>
             </w:r>
             <w:r>
               <w:rPr>
@@ -3102,7 +3045,7 @@
               <w14:ligatures w14:val="standardContextual"/>
             </w:rPr>
           </w:pPr>
-          <w:hyperlink w:anchor="_Toc216301978" w:history="1">
+          <w:hyperlink w:anchor="_Toc220153183" w:history="1">
             <w:r>
               <w:rPr>
                 <w:rStyle w:val="Hypertextovodkaz"/>
@@ -3128,7 +3071,7 @@
                 <w:rStyle w:val="Hypertextovodkaz"/>
                 <w:rFonts w:eastAsiaTheme="majorEastAsia"/>
               </w:rPr>
-              <w:t>Návrh aplikace</w:t>
+              <w:t>Struktura projektu</w:t>
             </w:r>
             <w:r>
               <w:rPr>
@@ -3146,262 +3089,7 @@
               <w:rPr>
                 <w:webHidden/>
               </w:rPr>
-              <w:instrText xml:space="preserve"> PAGEREF _Toc216301978 \h </w:instrText>
-            </w:r>
-            <w:r>
-              <w:rPr>
-                <w:webHidden/>
-              </w:rPr>
-            </w:r>
-            <w:r>
-              <w:rPr>
-                <w:webHidden/>
-              </w:rPr>
-              <w:fldChar w:fldCharType="separate"/>
-            </w:r>
-            <w:r>
-              <w:rPr>
-                <w:webHidden/>
-              </w:rPr>
-              <w:t>18</w:t>
-            </w:r>
-            <w:r>
-              <w:rPr>
-                <w:webHidden/>
-              </w:rPr>
-              <w:fldChar w:fldCharType="end"/>
-            </w:r>
-          </w:hyperlink>
-        </w:p>
-        <w:p>
-          <w:pPr>
-            <w:pStyle w:val="Obsah3"/>
-            <w:tabs>
-              <w:tab w:val="left" w:pos="960"/>
-              <w:tab w:val="right" w:leader="dot" w:pos="8210"/>
-            </w:tabs>
-            <w:rPr>
-              <w:rFonts w:asciiTheme="minorHAnsi" w:eastAsiaTheme="minorEastAsia" w:hAnsiTheme="minorHAnsi" w:cstheme="minorBidi"/>
-              <w:color w:val="auto"/>
-              <w:kern w:val="2"/>
-              <w:szCs w:val="24"/>
-              <w:lang w:eastAsia="sk-SK"/>
-              <w14:ligatures w14:val="standardContextual"/>
-            </w:rPr>
-          </w:pPr>
-          <w:hyperlink w:anchor="_Toc216301979" w:history="1">
-            <w:r>
-              <w:rPr>
-                <w:rStyle w:val="Hypertextovodkaz"/>
-                <w:rFonts w:eastAsiaTheme="majorEastAsia"/>
-              </w:rPr>
-              <w:t>2.1.1</w:t>
-            </w:r>
-            <w:r>
-              <w:rPr>
-                <w:rFonts w:asciiTheme="minorHAnsi" w:eastAsiaTheme="minorEastAsia" w:hAnsiTheme="minorHAnsi" w:cstheme="minorBidi"/>
-                <w:color w:val="auto"/>
-                <w:kern w:val="2"/>
-                <w:szCs w:val="24"/>
-                <w:lang w:eastAsia="sk-SK"/>
-                <w14:ligatures w14:val="standardContextual"/>
-              </w:rPr>
-              <w:tab/>
-            </w:r>
-            <w:r>
-              <w:rPr>
-                <w:rStyle w:val="Hypertextovodkaz"/>
-                <w:rFonts w:eastAsiaTheme="majorEastAsia"/>
-              </w:rPr>
-              <w:t>Struktura projektu</w:t>
-            </w:r>
-            <w:r>
-              <w:rPr>
-                <w:webHidden/>
-              </w:rPr>
-              <w:tab/>
-            </w:r>
-            <w:r>
-              <w:rPr>
-                <w:webHidden/>
-              </w:rPr>
-              <w:fldChar w:fldCharType="begin"/>
-            </w:r>
-            <w:r>
-              <w:rPr>
-                <w:webHidden/>
-              </w:rPr>
-              <w:instrText xml:space="preserve"> PAGEREF _Toc216301979 \h </w:instrText>
-            </w:r>
-            <w:r>
-              <w:rPr>
-                <w:webHidden/>
-              </w:rPr>
-            </w:r>
-            <w:r>
-              <w:rPr>
-                <w:webHidden/>
-              </w:rPr>
-              <w:fldChar w:fldCharType="separate"/>
-            </w:r>
-            <w:r>
-              <w:rPr>
-                <w:webHidden/>
-              </w:rPr>
-              <w:t>18</w:t>
-            </w:r>
-            <w:r>
-              <w:rPr>
-                <w:webHidden/>
-              </w:rPr>
-              <w:fldChar w:fldCharType="end"/>
-            </w:r>
-          </w:hyperlink>
-        </w:p>
-        <w:p>
-          <w:pPr>
-            <w:pStyle w:val="Obsah3"/>
-            <w:tabs>
-              <w:tab w:val="left" w:pos="960"/>
-              <w:tab w:val="right" w:leader="dot" w:pos="8210"/>
-            </w:tabs>
-            <w:rPr>
-              <w:rFonts w:asciiTheme="minorHAnsi" w:eastAsiaTheme="minorEastAsia" w:hAnsiTheme="minorHAnsi" w:cstheme="minorBidi"/>
-              <w:color w:val="auto"/>
-              <w:kern w:val="2"/>
-              <w:szCs w:val="24"/>
-              <w:lang w:eastAsia="sk-SK"/>
-              <w14:ligatures w14:val="standardContextual"/>
-            </w:rPr>
-          </w:pPr>
-          <w:hyperlink w:anchor="_Toc216301980" w:history="1">
-            <w:r>
-              <w:rPr>
-                <w:rStyle w:val="Hypertextovodkaz"/>
-                <w:rFonts w:eastAsiaTheme="majorEastAsia"/>
-              </w:rPr>
-              <w:t>2.1.2</w:t>
-            </w:r>
-            <w:r>
-              <w:rPr>
-                <w:rFonts w:asciiTheme="minorHAnsi" w:eastAsiaTheme="minorEastAsia" w:hAnsiTheme="minorHAnsi" w:cstheme="minorBidi"/>
-                <w:color w:val="auto"/>
-                <w:kern w:val="2"/>
-                <w:szCs w:val="24"/>
-                <w:lang w:eastAsia="sk-SK"/>
-                <w14:ligatures w14:val="standardContextual"/>
-              </w:rPr>
-              <w:tab/>
-            </w:r>
-            <w:r>
-              <w:rPr>
-                <w:rStyle w:val="Hypertextovodkaz"/>
-                <w:rFonts w:eastAsiaTheme="majorEastAsia"/>
-              </w:rPr>
-              <w:t>Návrh databáze</w:t>
-            </w:r>
-            <w:r>
-              <w:rPr>
-                <w:webHidden/>
-              </w:rPr>
-              <w:tab/>
-            </w:r>
-            <w:r>
-              <w:rPr>
-                <w:webHidden/>
-              </w:rPr>
-              <w:fldChar w:fldCharType="begin"/>
-            </w:r>
-            <w:r>
-              <w:rPr>
-                <w:webHidden/>
-              </w:rPr>
-              <w:instrText xml:space="preserve"> PAGEREF _Toc216301980 \h </w:instrText>
-            </w:r>
-            <w:r>
-              <w:rPr>
-                <w:webHidden/>
-              </w:rPr>
-            </w:r>
-            <w:r>
-              <w:rPr>
-                <w:webHidden/>
-              </w:rPr>
-              <w:fldChar w:fldCharType="separate"/>
-            </w:r>
-            <w:r>
-              <w:rPr>
-                <w:webHidden/>
-              </w:rPr>
-              <w:t>18</w:t>
-            </w:r>
-            <w:r>
-              <w:rPr>
-                <w:webHidden/>
-              </w:rPr>
-              <w:fldChar w:fldCharType="end"/>
-            </w:r>
-          </w:hyperlink>
-        </w:p>
-        <w:p>
-          <w:pPr>
-            <w:pStyle w:val="Obsah3"/>
-            <w:tabs>
-              <w:tab w:val="left" w:pos="960"/>
-              <w:tab w:val="right" w:leader="dot" w:pos="8210"/>
-            </w:tabs>
-            <w:rPr>
-              <w:rFonts w:asciiTheme="minorHAnsi" w:eastAsiaTheme="minorEastAsia" w:hAnsiTheme="minorHAnsi" w:cstheme="minorBidi"/>
-              <w:color w:val="auto"/>
-              <w:kern w:val="2"/>
-              <w:szCs w:val="24"/>
-              <w:lang w:eastAsia="sk-SK"/>
-              <w14:ligatures w14:val="standardContextual"/>
-            </w:rPr>
-          </w:pPr>
-          <w:hyperlink w:anchor="_Toc216301981" w:history="1">
-            <w:r>
-              <w:rPr>
-                <w:rStyle w:val="Hypertextovodkaz"/>
-                <w:rFonts w:eastAsiaTheme="majorEastAsia"/>
-              </w:rPr>
-              <w:t>2.1.3</w:t>
-            </w:r>
-            <w:r>
-              <w:rPr>
-                <w:rFonts w:asciiTheme="minorHAnsi" w:eastAsiaTheme="minorEastAsia" w:hAnsiTheme="minorHAnsi" w:cstheme="minorBidi"/>
-                <w:color w:val="auto"/>
-                <w:kern w:val="2"/>
-                <w:szCs w:val="24"/>
-                <w:lang w:eastAsia="sk-SK"/>
-                <w14:ligatures w14:val="standardContextual"/>
-              </w:rPr>
-              <w:tab/>
-            </w:r>
-            <w:r>
-              <w:rPr>
-                <w:rStyle w:val="Hypertextovodkaz"/>
-                <w:rFonts w:eastAsiaTheme="majorEastAsia"/>
-              </w:rPr>
-              <w:t>ER diagram</w:t>
-            </w:r>
-            <w:r>
-              <w:rPr>
-                <w:webHidden/>
-              </w:rPr>
-              <w:tab/>
-            </w:r>
-            <w:r>
-              <w:rPr>
-                <w:webHidden/>
-              </w:rPr>
-              <w:fldChar w:fldCharType="begin"/>
-            </w:r>
-            <w:r>
-              <w:rPr>
-                <w:webHidden/>
-              </w:rPr>
-              <w:instrText xml:space="preserve"> PAGEREF _Toc216301981 \h </w:instrText>
+              <w:instrText xml:space="preserve"> PAGEREF _Toc220153183 \h </w:instrText>
             </w:r>
             <w:r>
               <w:rPr>
@@ -3446,7 +3134,7 @@
               <w14:ligatures w14:val="standardContextual"/>
             </w:rPr>
           </w:pPr>
-          <w:hyperlink w:anchor="_Toc216301982" w:history="1">
+          <w:hyperlink w:anchor="_Toc220153184" w:history="1">
             <w:r>
               <w:rPr>
                 <w:rStyle w:val="Hypertextovodkaz"/>
@@ -3472,7 +3160,7 @@
                 <w:rStyle w:val="Hypertextovodkaz"/>
                 <w:rFonts w:eastAsiaTheme="majorEastAsia"/>
               </w:rPr>
-              <w:t>Implementace</w:t>
+              <w:t>Návrh databáze</w:t>
             </w:r>
             <w:r>
               <w:rPr>
@@ -3490,7 +3178,7 @@
               <w:rPr>
                 <w:webHidden/>
               </w:rPr>
-              <w:instrText xml:space="preserve"> PAGEREF _Toc216301982 \h </w:instrText>
+              <w:instrText xml:space="preserve"> PAGEREF _Toc220153184 \h </w:instrText>
             </w:r>
             <w:r>
               <w:rPr>
@@ -3507,7 +3195,7 @@
               <w:rPr>
                 <w:webHidden/>
               </w:rPr>
-              <w:t>18</w:t>
+              <w:t>19</w:t>
             </w:r>
             <w:r>
               <w:rPr>
@@ -3520,10 +3208,6 @@
         <w:p>
           <w:pPr>
             <w:pStyle w:val="Obsah3"/>
-            <w:tabs>
-              <w:tab w:val="left" w:pos="960"/>
-              <w:tab w:val="right" w:leader="dot" w:pos="8210"/>
-            </w:tabs>
             <w:rPr>
               <w:rFonts w:asciiTheme="minorHAnsi" w:eastAsiaTheme="minorEastAsia" w:hAnsiTheme="minorHAnsi" w:cstheme="minorBidi"/>
               <w:color w:val="auto"/>
@@ -3533,7 +3217,7 @@
               <w14:ligatures w14:val="standardContextual"/>
             </w:rPr>
           </w:pPr>
-          <w:hyperlink w:anchor="_Toc216301983" w:history="1">
+          <w:hyperlink w:anchor="_Toc220153185" w:history="1">
             <w:r>
               <w:rPr>
                 <w:rStyle w:val="Hypertextovodkaz"/>
@@ -3557,7 +3241,7 @@
                 <w:rStyle w:val="Hypertextovodkaz"/>
                 <w:rFonts w:eastAsiaTheme="majorEastAsia"/>
               </w:rPr>
-              <w:t>Připojení databáze</w:t>
+              <w:t>Tabulka users</w:t>
             </w:r>
             <w:r>
               <w:rPr>
@@ -3575,7 +3259,7 @@
               <w:rPr>
                 <w:webHidden/>
               </w:rPr>
-              <w:instrText xml:space="preserve"> PAGEREF _Toc216301983 \h </w:instrText>
+              <w:instrText xml:space="preserve"> PAGEREF _Toc220153185 \h </w:instrText>
             </w:r>
             <w:r>
               <w:rPr>
@@ -3592,7 +3276,7 @@
               <w:rPr>
                 <w:webHidden/>
               </w:rPr>
-              <w:t>18</w:t>
+              <w:t>19</w:t>
             </w:r>
             <w:r>
               <w:rPr>
@@ -3605,10 +3289,6 @@
         <w:p>
           <w:pPr>
             <w:pStyle w:val="Obsah3"/>
-            <w:tabs>
-              <w:tab w:val="left" w:pos="960"/>
-              <w:tab w:val="right" w:leader="dot" w:pos="8210"/>
-            </w:tabs>
             <w:rPr>
               <w:rFonts w:asciiTheme="minorHAnsi" w:eastAsiaTheme="minorEastAsia" w:hAnsiTheme="minorHAnsi" w:cstheme="minorBidi"/>
               <w:color w:val="auto"/>
@@ -3618,7 +3298,7 @@
               <w14:ligatures w14:val="standardContextual"/>
             </w:rPr>
           </w:pPr>
-          <w:hyperlink w:anchor="_Toc216301984" w:history="1">
+          <w:hyperlink w:anchor="_Toc220153186" w:history="1">
             <w:r>
               <w:rPr>
                 <w:rStyle w:val="Hypertextovodkaz"/>
@@ -3642,7 +3322,7 @@
                 <w:rStyle w:val="Hypertextovodkaz"/>
                 <w:rFonts w:eastAsiaTheme="majorEastAsia"/>
               </w:rPr>
-              <w:t>Registrace uživatele</w:t>
+              <w:t>Tabulka credentials</w:t>
             </w:r>
             <w:r>
               <w:rPr>
@@ -3660,7 +3340,7 @@
               <w:rPr>
                 <w:webHidden/>
               </w:rPr>
-              <w:instrText xml:space="preserve"> PAGEREF _Toc216301984 \h </w:instrText>
+              <w:instrText xml:space="preserve"> PAGEREF _Toc220153186 \h </w:instrText>
             </w:r>
             <w:r>
               <w:rPr>
@@ -3677,7 +3357,7 @@
               <w:rPr>
                 <w:webHidden/>
               </w:rPr>
-              <w:t>18</w:t>
+              <w:t>20</w:t>
             </w:r>
             <w:r>
               <w:rPr>
@@ -3690,10 +3370,6 @@
         <w:p>
           <w:pPr>
             <w:pStyle w:val="Obsah3"/>
-            <w:tabs>
-              <w:tab w:val="left" w:pos="960"/>
-              <w:tab w:val="right" w:leader="dot" w:pos="8210"/>
-            </w:tabs>
             <w:rPr>
               <w:rFonts w:asciiTheme="minorHAnsi" w:eastAsiaTheme="minorEastAsia" w:hAnsiTheme="minorHAnsi" w:cstheme="minorBidi"/>
               <w:color w:val="auto"/>
@@ -3703,7 +3379,7 @@
               <w14:ligatures w14:val="standardContextual"/>
             </w:rPr>
           </w:pPr>
-          <w:hyperlink w:anchor="_Toc216301985" w:history="1">
+          <w:hyperlink w:anchor="_Toc220153187" w:history="1">
             <w:r>
               <w:rPr>
                 <w:rStyle w:val="Hypertextovodkaz"/>
@@ -3727,7 +3403,7 @@
                 <w:rStyle w:val="Hypertextovodkaz"/>
                 <w:rFonts w:eastAsiaTheme="majorEastAsia"/>
               </w:rPr>
-              <w:t>Přihlášení uživatele</w:t>
+              <w:t>Tabulka Credentials_groups</w:t>
             </w:r>
             <w:r>
               <w:rPr>
@@ -3745,7 +3421,7 @@
               <w:rPr>
                 <w:webHidden/>
               </w:rPr>
-              <w:instrText xml:space="preserve"> PAGEREF _Toc216301985 \h </w:instrText>
+              <w:instrText xml:space="preserve"> PAGEREF _Toc220153187 \h </w:instrText>
             </w:r>
             <w:r>
               <w:rPr>
@@ -3762,432 +3438,7 @@
               <w:rPr>
                 <w:webHidden/>
               </w:rPr>
-              <w:t>18</w:t>
-            </w:r>
-            <w:r>
-              <w:rPr>
-                <w:webHidden/>
-              </w:rPr>
-              <w:fldChar w:fldCharType="end"/>
-            </w:r>
-          </w:hyperlink>
-        </w:p>
-        <w:p>
-          <w:pPr>
-            <w:pStyle w:val="Obsah3"/>
-            <w:tabs>
-              <w:tab w:val="left" w:pos="960"/>
-              <w:tab w:val="right" w:leader="dot" w:pos="8210"/>
-            </w:tabs>
-            <w:rPr>
-              <w:rFonts w:asciiTheme="minorHAnsi" w:eastAsiaTheme="minorEastAsia" w:hAnsiTheme="minorHAnsi" w:cstheme="minorBidi"/>
-              <w:color w:val="auto"/>
-              <w:kern w:val="2"/>
-              <w:szCs w:val="24"/>
-              <w:lang w:eastAsia="sk-SK"/>
-              <w14:ligatures w14:val="standardContextual"/>
-            </w:rPr>
-          </w:pPr>
-          <w:hyperlink w:anchor="_Toc216301986" w:history="1">
-            <w:r>
-              <w:rPr>
-                <w:rStyle w:val="Hypertextovodkaz"/>
-                <w:rFonts w:eastAsiaTheme="majorEastAsia"/>
-              </w:rPr>
-              <w:t>2.2.4</w:t>
-            </w:r>
-            <w:r>
-              <w:rPr>
-                <w:rFonts w:asciiTheme="minorHAnsi" w:eastAsiaTheme="minorEastAsia" w:hAnsiTheme="minorHAnsi" w:cstheme="minorBidi"/>
-                <w:color w:val="auto"/>
-                <w:kern w:val="2"/>
-                <w:szCs w:val="24"/>
-                <w:lang w:eastAsia="sk-SK"/>
-                <w14:ligatures w14:val="standardContextual"/>
-              </w:rPr>
-              <w:tab/>
-            </w:r>
-            <w:r>
-              <w:rPr>
-                <w:rStyle w:val="Hypertextovodkaz"/>
-                <w:rFonts w:eastAsiaTheme="majorEastAsia"/>
-              </w:rPr>
-              <w:t>Správa hesel</w:t>
-            </w:r>
-            <w:r>
-              <w:rPr>
-                <w:webHidden/>
-              </w:rPr>
-              <w:tab/>
-            </w:r>
-            <w:r>
-              <w:rPr>
-                <w:webHidden/>
-              </w:rPr>
-              <w:fldChar w:fldCharType="begin"/>
-            </w:r>
-            <w:r>
-              <w:rPr>
-                <w:webHidden/>
-              </w:rPr>
-              <w:instrText xml:space="preserve"> PAGEREF _Toc216301986 \h </w:instrText>
-            </w:r>
-            <w:r>
-              <w:rPr>
-                <w:webHidden/>
-              </w:rPr>
-            </w:r>
-            <w:r>
-              <w:rPr>
-                <w:webHidden/>
-              </w:rPr>
-              <w:fldChar w:fldCharType="separate"/>
-            </w:r>
-            <w:r>
-              <w:rPr>
-                <w:webHidden/>
-              </w:rPr>
-              <w:t>18</w:t>
-            </w:r>
-            <w:r>
-              <w:rPr>
-                <w:webHidden/>
-              </w:rPr>
-              <w:fldChar w:fldCharType="end"/>
-            </w:r>
-          </w:hyperlink>
-        </w:p>
-        <w:p>
-          <w:pPr>
-            <w:pStyle w:val="Obsah3"/>
-            <w:tabs>
-              <w:tab w:val="left" w:pos="960"/>
-              <w:tab w:val="right" w:leader="dot" w:pos="8210"/>
-            </w:tabs>
-            <w:rPr>
-              <w:rFonts w:asciiTheme="minorHAnsi" w:eastAsiaTheme="minorEastAsia" w:hAnsiTheme="minorHAnsi" w:cstheme="minorBidi"/>
-              <w:color w:val="auto"/>
-              <w:kern w:val="2"/>
-              <w:szCs w:val="24"/>
-              <w:lang w:eastAsia="sk-SK"/>
-              <w14:ligatures w14:val="standardContextual"/>
-            </w:rPr>
-          </w:pPr>
-          <w:hyperlink w:anchor="_Toc216301987" w:history="1">
-            <w:r>
-              <w:rPr>
-                <w:rStyle w:val="Hypertextovodkaz"/>
-                <w:rFonts w:eastAsiaTheme="majorEastAsia"/>
-              </w:rPr>
-              <w:t>2.2.5</w:t>
-            </w:r>
-            <w:r>
-              <w:rPr>
-                <w:rFonts w:asciiTheme="minorHAnsi" w:eastAsiaTheme="minorEastAsia" w:hAnsiTheme="minorHAnsi" w:cstheme="minorBidi"/>
-                <w:color w:val="auto"/>
-                <w:kern w:val="2"/>
-                <w:szCs w:val="24"/>
-                <w:lang w:eastAsia="sk-SK"/>
-                <w14:ligatures w14:val="standardContextual"/>
-              </w:rPr>
-              <w:tab/>
-            </w:r>
-            <w:r>
-              <w:rPr>
-                <w:rStyle w:val="Hypertextovodkaz"/>
-                <w:rFonts w:eastAsiaTheme="majorEastAsia"/>
-              </w:rPr>
-              <w:t>Kategorie hesel</w:t>
-            </w:r>
-            <w:r>
-              <w:rPr>
-                <w:webHidden/>
-              </w:rPr>
-              <w:tab/>
-            </w:r>
-            <w:r>
-              <w:rPr>
-                <w:webHidden/>
-              </w:rPr>
-              <w:fldChar w:fldCharType="begin"/>
-            </w:r>
-            <w:r>
-              <w:rPr>
-                <w:webHidden/>
-              </w:rPr>
-              <w:instrText xml:space="preserve"> PAGEREF _Toc216301987 \h </w:instrText>
-            </w:r>
-            <w:r>
-              <w:rPr>
-                <w:webHidden/>
-              </w:rPr>
-            </w:r>
-            <w:r>
-              <w:rPr>
-                <w:webHidden/>
-              </w:rPr>
-              <w:fldChar w:fldCharType="separate"/>
-            </w:r>
-            <w:r>
-              <w:rPr>
-                <w:webHidden/>
-              </w:rPr>
-              <w:t>18</w:t>
-            </w:r>
-            <w:r>
-              <w:rPr>
-                <w:webHidden/>
-              </w:rPr>
-              <w:fldChar w:fldCharType="end"/>
-            </w:r>
-          </w:hyperlink>
-        </w:p>
-        <w:p>
-          <w:pPr>
-            <w:pStyle w:val="Obsah3"/>
-            <w:tabs>
-              <w:tab w:val="left" w:pos="960"/>
-              <w:tab w:val="right" w:leader="dot" w:pos="8210"/>
-            </w:tabs>
-            <w:rPr>
-              <w:rFonts w:asciiTheme="minorHAnsi" w:eastAsiaTheme="minorEastAsia" w:hAnsiTheme="minorHAnsi" w:cstheme="minorBidi"/>
-              <w:color w:val="auto"/>
-              <w:kern w:val="2"/>
-              <w:szCs w:val="24"/>
-              <w:lang w:eastAsia="sk-SK"/>
-              <w14:ligatures w14:val="standardContextual"/>
-            </w:rPr>
-          </w:pPr>
-          <w:hyperlink w:anchor="_Toc216301988" w:history="1">
-            <w:r>
-              <w:rPr>
-                <w:rStyle w:val="Hypertextovodkaz"/>
-                <w:rFonts w:eastAsiaTheme="majorEastAsia"/>
-              </w:rPr>
-              <w:t>2.2.6</w:t>
-            </w:r>
-            <w:r>
-              <w:rPr>
-                <w:rFonts w:asciiTheme="minorHAnsi" w:eastAsiaTheme="minorEastAsia" w:hAnsiTheme="minorHAnsi" w:cstheme="minorBidi"/>
-                <w:color w:val="auto"/>
-                <w:kern w:val="2"/>
-                <w:szCs w:val="24"/>
-                <w:lang w:eastAsia="sk-SK"/>
-                <w14:ligatures w14:val="standardContextual"/>
-              </w:rPr>
-              <w:tab/>
-            </w:r>
-            <w:r>
-              <w:rPr>
-                <w:rStyle w:val="Hypertextovodkaz"/>
-                <w:rFonts w:eastAsiaTheme="majorEastAsia"/>
-              </w:rPr>
-              <w:t>Kontrola duplicit</w:t>
-            </w:r>
-            <w:r>
-              <w:rPr>
-                <w:webHidden/>
-              </w:rPr>
-              <w:tab/>
-            </w:r>
-            <w:r>
-              <w:rPr>
-                <w:webHidden/>
-              </w:rPr>
-              <w:fldChar w:fldCharType="begin"/>
-            </w:r>
-            <w:r>
-              <w:rPr>
-                <w:webHidden/>
-              </w:rPr>
-              <w:instrText xml:space="preserve"> PAGEREF _Toc216301988 \h </w:instrText>
-            </w:r>
-            <w:r>
-              <w:rPr>
-                <w:webHidden/>
-              </w:rPr>
-            </w:r>
-            <w:r>
-              <w:rPr>
-                <w:webHidden/>
-              </w:rPr>
-              <w:fldChar w:fldCharType="separate"/>
-            </w:r>
-            <w:r>
-              <w:rPr>
-                <w:webHidden/>
-              </w:rPr>
-              <w:t>18</w:t>
-            </w:r>
-            <w:r>
-              <w:rPr>
-                <w:webHidden/>
-              </w:rPr>
-              <w:fldChar w:fldCharType="end"/>
-            </w:r>
-          </w:hyperlink>
-        </w:p>
-        <w:p>
-          <w:pPr>
-            <w:pStyle w:val="Obsah3"/>
-            <w:tabs>
-              <w:tab w:val="left" w:pos="960"/>
-              <w:tab w:val="right" w:leader="dot" w:pos="8210"/>
-            </w:tabs>
-            <w:rPr>
-              <w:rFonts w:asciiTheme="minorHAnsi" w:eastAsiaTheme="minorEastAsia" w:hAnsiTheme="minorHAnsi" w:cstheme="minorBidi"/>
-              <w:color w:val="auto"/>
-              <w:kern w:val="2"/>
-              <w:szCs w:val="24"/>
-              <w:lang w:eastAsia="sk-SK"/>
-              <w14:ligatures w14:val="standardContextual"/>
-            </w:rPr>
-          </w:pPr>
-          <w:hyperlink w:anchor="_Toc216301989" w:history="1">
-            <w:r>
-              <w:rPr>
-                <w:rStyle w:val="Hypertextovodkaz"/>
-                <w:rFonts w:eastAsiaTheme="majorEastAsia"/>
-              </w:rPr>
-              <w:t>2.2.7</w:t>
-            </w:r>
-            <w:r>
-              <w:rPr>
-                <w:rFonts w:asciiTheme="minorHAnsi" w:eastAsiaTheme="minorEastAsia" w:hAnsiTheme="minorHAnsi" w:cstheme="minorBidi"/>
-                <w:color w:val="auto"/>
-                <w:kern w:val="2"/>
-                <w:szCs w:val="24"/>
-                <w:lang w:eastAsia="sk-SK"/>
-                <w14:ligatures w14:val="standardContextual"/>
-              </w:rPr>
-              <w:tab/>
-            </w:r>
-            <w:r>
-              <w:rPr>
-                <w:rStyle w:val="Hypertextovodkaz"/>
-                <w:rFonts w:eastAsiaTheme="majorEastAsia"/>
-              </w:rPr>
-              <w:t>CAPTCHA validace</w:t>
-            </w:r>
-            <w:r>
-              <w:rPr>
-                <w:webHidden/>
-              </w:rPr>
-              <w:tab/>
-            </w:r>
-            <w:r>
-              <w:rPr>
-                <w:webHidden/>
-              </w:rPr>
-              <w:fldChar w:fldCharType="begin"/>
-            </w:r>
-            <w:r>
-              <w:rPr>
-                <w:webHidden/>
-              </w:rPr>
-              <w:instrText xml:space="preserve"> PAGEREF _Toc216301989 \h </w:instrText>
-            </w:r>
-            <w:r>
-              <w:rPr>
-                <w:webHidden/>
-              </w:rPr>
-            </w:r>
-            <w:r>
-              <w:rPr>
-                <w:webHidden/>
-              </w:rPr>
-              <w:fldChar w:fldCharType="separate"/>
-            </w:r>
-            <w:r>
-              <w:rPr>
-                <w:webHidden/>
-              </w:rPr>
-              <w:t>18</w:t>
-            </w:r>
-            <w:r>
-              <w:rPr>
-                <w:webHidden/>
-              </w:rPr>
-              <w:fldChar w:fldCharType="end"/>
-            </w:r>
-          </w:hyperlink>
-        </w:p>
-        <w:p>
-          <w:pPr>
-            <w:pStyle w:val="Obsah3"/>
-            <w:tabs>
-              <w:tab w:val="left" w:pos="960"/>
-              <w:tab w:val="right" w:leader="dot" w:pos="8210"/>
-            </w:tabs>
-            <w:rPr>
-              <w:rFonts w:asciiTheme="minorHAnsi" w:eastAsiaTheme="minorEastAsia" w:hAnsiTheme="minorHAnsi" w:cstheme="minorBidi"/>
-              <w:color w:val="auto"/>
-              <w:kern w:val="2"/>
-              <w:szCs w:val="24"/>
-              <w:lang w:eastAsia="sk-SK"/>
-              <w14:ligatures w14:val="standardContextual"/>
-            </w:rPr>
-          </w:pPr>
-          <w:hyperlink w:anchor="_Toc216301990" w:history="1">
-            <w:r>
-              <w:rPr>
-                <w:rStyle w:val="Hypertextovodkaz"/>
-                <w:rFonts w:eastAsiaTheme="majorEastAsia"/>
-              </w:rPr>
-              <w:t>2.2.8</w:t>
-            </w:r>
-            <w:r>
-              <w:rPr>
-                <w:rFonts w:asciiTheme="minorHAnsi" w:eastAsiaTheme="minorEastAsia" w:hAnsiTheme="minorHAnsi" w:cstheme="minorBidi"/>
-                <w:color w:val="auto"/>
-                <w:kern w:val="2"/>
-                <w:szCs w:val="24"/>
-                <w:lang w:eastAsia="sk-SK"/>
-                <w14:ligatures w14:val="standardContextual"/>
-              </w:rPr>
-              <w:tab/>
-            </w:r>
-            <w:r>
-              <w:rPr>
-                <w:rStyle w:val="Hypertextovodkaz"/>
-                <w:rFonts w:eastAsiaTheme="majorEastAsia"/>
-              </w:rPr>
-              <w:t>Automatické odhlášení</w:t>
-            </w:r>
-            <w:r>
-              <w:rPr>
-                <w:webHidden/>
-              </w:rPr>
-              <w:tab/>
-            </w:r>
-            <w:r>
-              <w:rPr>
-                <w:webHidden/>
-              </w:rPr>
-              <w:fldChar w:fldCharType="begin"/>
-            </w:r>
-            <w:r>
-              <w:rPr>
-                <w:webHidden/>
-              </w:rPr>
-              <w:instrText xml:space="preserve"> PAGEREF _Toc216301990 \h </w:instrText>
-            </w:r>
-            <w:r>
-              <w:rPr>
-                <w:webHidden/>
-              </w:rPr>
-            </w:r>
-            <w:r>
-              <w:rPr>
-                <w:webHidden/>
-              </w:rPr>
-              <w:fldChar w:fldCharType="separate"/>
-            </w:r>
-            <w:r>
-              <w:rPr>
-                <w:webHidden/>
-              </w:rPr>
-              <w:t>18</w:t>
+              <w:t>21</w:t>
             </w:r>
             <w:r>
               <w:rPr>
@@ -4215,7 +3466,7 @@
               <w14:ligatures w14:val="standardContextual"/>
             </w:rPr>
           </w:pPr>
-          <w:hyperlink w:anchor="_Toc216301991" w:history="1">
+          <w:hyperlink w:anchor="_Toc220153188" w:history="1">
             <w:r>
               <w:rPr>
                 <w:rStyle w:val="Hypertextovodkaz"/>
@@ -4241,7 +3492,7 @@
                 <w:rStyle w:val="Hypertextovodkaz"/>
                 <w:rFonts w:eastAsiaTheme="majorEastAsia"/>
               </w:rPr>
-              <w:t>Uživatelské rozhraní</w:t>
+              <w:t>Tabulka Users_roles</w:t>
             </w:r>
             <w:r>
               <w:rPr>
@@ -4259,7 +3510,7 @@
               <w:rPr>
                 <w:webHidden/>
               </w:rPr>
-              <w:instrText xml:space="preserve"> PAGEREF _Toc216301991 \h </w:instrText>
+              <w:instrText xml:space="preserve"> PAGEREF _Toc220153188 \h </w:instrText>
             </w:r>
             <w:r>
               <w:rPr>
@@ -4276,177 +3527,7 @@
               <w:rPr>
                 <w:webHidden/>
               </w:rPr>
-              <w:t>18</w:t>
-            </w:r>
-            <w:r>
-              <w:rPr>
-                <w:webHidden/>
-              </w:rPr>
-              <w:fldChar w:fldCharType="end"/>
-            </w:r>
-          </w:hyperlink>
-        </w:p>
-        <w:p>
-          <w:pPr>
-            <w:pStyle w:val="Obsah3"/>
-            <w:tabs>
-              <w:tab w:val="left" w:pos="960"/>
-              <w:tab w:val="right" w:leader="dot" w:pos="8210"/>
-            </w:tabs>
-            <w:rPr>
-              <w:rFonts w:asciiTheme="minorHAnsi" w:eastAsiaTheme="minorEastAsia" w:hAnsiTheme="minorHAnsi" w:cstheme="minorBidi"/>
-              <w:color w:val="auto"/>
-              <w:kern w:val="2"/>
-              <w:szCs w:val="24"/>
-              <w:lang w:eastAsia="sk-SK"/>
-              <w14:ligatures w14:val="standardContextual"/>
-            </w:rPr>
-          </w:pPr>
-          <w:hyperlink w:anchor="_Toc216301992" w:history="1">
-            <w:r>
-              <w:rPr>
-                <w:rStyle w:val="Hypertextovodkaz"/>
-                <w:rFonts w:eastAsiaTheme="majorEastAsia"/>
-              </w:rPr>
-              <w:t>2.3.1</w:t>
-            </w:r>
-            <w:r>
-              <w:rPr>
-                <w:rFonts w:asciiTheme="minorHAnsi" w:eastAsiaTheme="minorEastAsia" w:hAnsiTheme="minorHAnsi" w:cstheme="minorBidi"/>
-                <w:color w:val="auto"/>
-                <w:kern w:val="2"/>
-                <w:szCs w:val="24"/>
-                <w:lang w:eastAsia="sk-SK"/>
-                <w14:ligatures w14:val="standardContextual"/>
-              </w:rPr>
-              <w:tab/>
-            </w:r>
-            <w:r>
-              <w:rPr>
-                <w:rStyle w:val="Hypertextovodkaz"/>
-                <w:rFonts w:eastAsiaTheme="majorEastAsia"/>
-              </w:rPr>
-              <w:t>Ovládací prvky</w:t>
-            </w:r>
-            <w:r>
-              <w:rPr>
-                <w:webHidden/>
-              </w:rPr>
-              <w:tab/>
-            </w:r>
-            <w:r>
-              <w:rPr>
-                <w:webHidden/>
-              </w:rPr>
-              <w:fldChar w:fldCharType="begin"/>
-            </w:r>
-            <w:r>
-              <w:rPr>
-                <w:webHidden/>
-              </w:rPr>
-              <w:instrText xml:space="preserve"> PAGEREF _Toc216301992 \h </w:instrText>
-            </w:r>
-            <w:r>
-              <w:rPr>
-                <w:webHidden/>
-              </w:rPr>
-            </w:r>
-            <w:r>
-              <w:rPr>
-                <w:webHidden/>
-              </w:rPr>
-              <w:fldChar w:fldCharType="separate"/>
-            </w:r>
-            <w:r>
-              <w:rPr>
-                <w:webHidden/>
-              </w:rPr>
-              <w:t>18</w:t>
-            </w:r>
-            <w:r>
-              <w:rPr>
-                <w:webHidden/>
-              </w:rPr>
-              <w:fldChar w:fldCharType="end"/>
-            </w:r>
-          </w:hyperlink>
-        </w:p>
-        <w:p>
-          <w:pPr>
-            <w:pStyle w:val="Obsah3"/>
-            <w:tabs>
-              <w:tab w:val="left" w:pos="960"/>
-              <w:tab w:val="right" w:leader="dot" w:pos="8210"/>
-            </w:tabs>
-            <w:rPr>
-              <w:rFonts w:asciiTheme="minorHAnsi" w:eastAsiaTheme="minorEastAsia" w:hAnsiTheme="minorHAnsi" w:cstheme="minorBidi"/>
-              <w:color w:val="auto"/>
-              <w:kern w:val="2"/>
-              <w:szCs w:val="24"/>
-              <w:lang w:eastAsia="sk-SK"/>
-              <w14:ligatures w14:val="standardContextual"/>
-            </w:rPr>
-          </w:pPr>
-          <w:hyperlink w:anchor="_Toc216301993" w:history="1">
-            <w:r>
-              <w:rPr>
-                <w:rStyle w:val="Hypertextovodkaz"/>
-                <w:rFonts w:eastAsiaTheme="majorEastAsia"/>
-              </w:rPr>
-              <w:t>2.3.2</w:t>
-            </w:r>
-            <w:r>
-              <w:rPr>
-                <w:rFonts w:asciiTheme="minorHAnsi" w:eastAsiaTheme="minorEastAsia" w:hAnsiTheme="minorHAnsi" w:cstheme="minorBidi"/>
-                <w:color w:val="auto"/>
-                <w:kern w:val="2"/>
-                <w:szCs w:val="24"/>
-                <w:lang w:eastAsia="sk-SK"/>
-                <w14:ligatures w14:val="standardContextual"/>
-              </w:rPr>
-              <w:tab/>
-            </w:r>
-            <w:r>
-              <w:rPr>
-                <w:rStyle w:val="Hypertextovodkaz"/>
-                <w:rFonts w:eastAsiaTheme="majorEastAsia"/>
-              </w:rPr>
-              <w:t>Chybová hlášení</w:t>
-            </w:r>
-            <w:r>
-              <w:rPr>
-                <w:webHidden/>
-              </w:rPr>
-              <w:tab/>
-            </w:r>
-            <w:r>
-              <w:rPr>
-                <w:webHidden/>
-              </w:rPr>
-              <w:fldChar w:fldCharType="begin"/>
-            </w:r>
-            <w:r>
-              <w:rPr>
-                <w:webHidden/>
-              </w:rPr>
-              <w:instrText xml:space="preserve"> PAGEREF _Toc216301993 \h </w:instrText>
-            </w:r>
-            <w:r>
-              <w:rPr>
-                <w:webHidden/>
-              </w:rPr>
-            </w:r>
-            <w:r>
-              <w:rPr>
-                <w:webHidden/>
-              </w:rPr>
-              <w:fldChar w:fldCharType="separate"/>
-            </w:r>
-            <w:r>
-              <w:rPr>
-                <w:webHidden/>
-              </w:rPr>
-              <w:t>18</w:t>
+              <w:t>21</w:t>
             </w:r>
             <w:r>
               <w:rPr>
@@ -4474,7 +3555,7 @@
               <w14:ligatures w14:val="standardContextual"/>
             </w:rPr>
           </w:pPr>
-          <w:hyperlink w:anchor="_Toc216301994" w:history="1">
+          <w:hyperlink w:anchor="_Toc220153189" w:history="1">
             <w:r>
               <w:rPr>
                 <w:rStyle w:val="Hypertextovodkaz"/>
@@ -4500,7 +3581,7 @@
                 <w:rStyle w:val="Hypertextovodkaz"/>
                 <w:rFonts w:eastAsiaTheme="majorEastAsia"/>
               </w:rPr>
-              <w:t>Admin funkce</w:t>
+              <w:t>Tabulka shared_groups</w:t>
             </w:r>
             <w:r>
               <w:rPr>
@@ -4518,7 +3599,7 @@
               <w:rPr>
                 <w:webHidden/>
               </w:rPr>
-              <w:instrText xml:space="preserve"> PAGEREF _Toc216301994 \h </w:instrText>
+              <w:instrText xml:space="preserve"> PAGEREF _Toc220153189 \h </w:instrText>
             </w:r>
             <w:r>
               <w:rPr>
@@ -4535,7 +3616,7 @@
               <w:rPr>
                 <w:webHidden/>
               </w:rPr>
-              <w:t>18</w:t>
+              <w:t>22</w:t>
             </w:r>
             <w:r>
               <w:rPr>
@@ -4548,10 +3629,6 @@
         <w:p>
           <w:pPr>
             <w:pStyle w:val="Obsah3"/>
-            <w:tabs>
-              <w:tab w:val="left" w:pos="960"/>
-              <w:tab w:val="right" w:leader="dot" w:pos="8210"/>
-            </w:tabs>
             <w:rPr>
               <w:rFonts w:asciiTheme="minorHAnsi" w:eastAsiaTheme="minorEastAsia" w:hAnsiTheme="minorHAnsi" w:cstheme="minorBidi"/>
               <w:color w:val="auto"/>
@@ -4561,7 +3638,7 @@
               <w14:ligatures w14:val="standardContextual"/>
             </w:rPr>
           </w:pPr>
-          <w:hyperlink w:anchor="_Toc216301995" w:history="1">
+          <w:hyperlink w:anchor="_Toc220153190" w:history="1">
             <w:r>
               <w:rPr>
                 <w:rStyle w:val="Hypertextovodkaz"/>
@@ -4585,7 +3662,7 @@
                 <w:rStyle w:val="Hypertextovodkaz"/>
                 <w:rFonts w:eastAsiaTheme="majorEastAsia"/>
               </w:rPr>
-              <w:t>Admin box</w:t>
+              <w:t>ER diagram</w:t>
             </w:r>
             <w:r>
               <w:rPr>
@@ -4603,7 +3680,7 @@
               <w:rPr>
                 <w:webHidden/>
               </w:rPr>
-              <w:instrText xml:space="preserve"> PAGEREF _Toc216301995 \h </w:instrText>
+              <w:instrText xml:space="preserve"> PAGEREF _Toc220153190 \h </w:instrText>
             </w:r>
             <w:r>
               <w:rPr>
@@ -4620,7 +3697,7 @@
               <w:rPr>
                 <w:webHidden/>
               </w:rPr>
-              <w:t>18</w:t>
+              <w:t>23</w:t>
             </w:r>
             <w:r>
               <w:rPr>
@@ -4633,10 +3710,6 @@
         <w:p>
           <w:pPr>
             <w:pStyle w:val="Obsah3"/>
-            <w:tabs>
-              <w:tab w:val="left" w:pos="960"/>
-              <w:tab w:val="right" w:leader="dot" w:pos="8210"/>
-            </w:tabs>
             <w:rPr>
               <w:rFonts w:asciiTheme="minorHAnsi" w:eastAsiaTheme="minorEastAsia" w:hAnsiTheme="minorHAnsi" w:cstheme="minorBidi"/>
               <w:color w:val="auto"/>
@@ -4646,7 +3719,7 @@
               <w14:ligatures w14:val="standardContextual"/>
             </w:rPr>
           </w:pPr>
-          <w:hyperlink w:anchor="_Toc216301996" w:history="1">
+          <w:hyperlink w:anchor="_Toc220153191" w:history="1">
             <w:r>
               <w:rPr>
                 <w:rStyle w:val="Hypertextovodkaz"/>
@@ -4670,7 +3743,7 @@
                 <w:rStyle w:val="Hypertextovodkaz"/>
                 <w:rFonts w:eastAsiaTheme="majorEastAsia"/>
               </w:rPr>
-              <w:t>Správa uživatelů</w:t>
+              <w:t>Vztah mezi users a credentials (1: N)</w:t>
             </w:r>
             <w:r>
               <w:rPr>
@@ -4688,7 +3761,7 @@
               <w:rPr>
                 <w:webHidden/>
               </w:rPr>
-              <w:instrText xml:space="preserve"> PAGEREF _Toc216301996 \h </w:instrText>
+              <w:instrText xml:space="preserve"> PAGEREF _Toc220153191 \h </w:instrText>
             </w:r>
             <w:r>
               <w:rPr>
@@ -4705,7 +3778,250 @@
               <w:rPr>
                 <w:webHidden/>
               </w:rPr>
-              <w:t>18</w:t>
+              <w:t>23</w:t>
+            </w:r>
+            <w:r>
+              <w:rPr>
+                <w:webHidden/>
+              </w:rPr>
+              <w:fldChar w:fldCharType="end"/>
+            </w:r>
+          </w:hyperlink>
+        </w:p>
+        <w:p>
+          <w:pPr>
+            <w:pStyle w:val="Obsah3"/>
+            <w:rPr>
+              <w:rFonts w:asciiTheme="minorHAnsi" w:eastAsiaTheme="minorEastAsia" w:hAnsiTheme="minorHAnsi" w:cstheme="minorBidi"/>
+              <w:color w:val="auto"/>
+              <w:kern w:val="2"/>
+              <w:szCs w:val="24"/>
+              <w:lang w:eastAsia="sk-SK"/>
+              <w14:ligatures w14:val="standardContextual"/>
+            </w:rPr>
+          </w:pPr>
+          <w:hyperlink w:anchor="_Toc220153192" w:history="1">
+            <w:r>
+              <w:rPr>
+                <w:rStyle w:val="Hypertextovodkaz"/>
+                <w:rFonts w:eastAsiaTheme="majorEastAsia"/>
+              </w:rPr>
+              <w:t>2.4.3</w:t>
+            </w:r>
+            <w:r>
+              <w:rPr>
+                <w:rFonts w:asciiTheme="minorHAnsi" w:eastAsiaTheme="minorEastAsia" w:hAnsiTheme="minorHAnsi" w:cstheme="minorBidi"/>
+                <w:color w:val="auto"/>
+                <w:kern w:val="2"/>
+                <w:szCs w:val="24"/>
+                <w:lang w:eastAsia="sk-SK"/>
+                <w14:ligatures w14:val="standardContextual"/>
+              </w:rPr>
+              <w:tab/>
+            </w:r>
+            <w:r>
+              <w:rPr>
+                <w:rStyle w:val="Hypertextovodkaz"/>
+                <w:rFonts w:eastAsiaTheme="majorEastAsia"/>
+              </w:rPr>
+              <w:t>Vztah mezi users a credentials_groups (1: N)</w:t>
+            </w:r>
+            <w:r>
+              <w:rPr>
+                <w:webHidden/>
+              </w:rPr>
+              <w:tab/>
+            </w:r>
+            <w:r>
+              <w:rPr>
+                <w:webHidden/>
+              </w:rPr>
+              <w:fldChar w:fldCharType="begin"/>
+            </w:r>
+            <w:r>
+              <w:rPr>
+                <w:webHidden/>
+              </w:rPr>
+              <w:instrText xml:space="preserve"> PAGEREF _Toc220153192 \h </w:instrText>
+            </w:r>
+            <w:r>
+              <w:rPr>
+                <w:webHidden/>
+              </w:rPr>
+            </w:r>
+            <w:r>
+              <w:rPr>
+                <w:webHidden/>
+              </w:rPr>
+              <w:fldChar w:fldCharType="separate"/>
+            </w:r>
+            <w:r>
+              <w:rPr>
+                <w:webHidden/>
+              </w:rPr>
+              <w:t>23</w:t>
+            </w:r>
+            <w:r>
+              <w:rPr>
+                <w:webHidden/>
+              </w:rPr>
+              <w:fldChar w:fldCharType="end"/>
+            </w:r>
+          </w:hyperlink>
+        </w:p>
+        <w:p>
+          <w:pPr>
+            <w:pStyle w:val="Obsah3"/>
+            <w:rPr>
+              <w:rFonts w:asciiTheme="minorHAnsi" w:eastAsiaTheme="minorEastAsia" w:hAnsiTheme="minorHAnsi" w:cstheme="minorBidi"/>
+              <w:color w:val="auto"/>
+              <w:kern w:val="2"/>
+              <w:szCs w:val="24"/>
+              <w:lang w:eastAsia="sk-SK"/>
+              <w14:ligatures w14:val="standardContextual"/>
+            </w:rPr>
+          </w:pPr>
+          <w:hyperlink w:anchor="_Toc220153193" w:history="1">
+            <w:r>
+              <w:rPr>
+                <w:rStyle w:val="Hypertextovodkaz"/>
+                <w:rFonts w:eastAsiaTheme="majorEastAsia"/>
+              </w:rPr>
+              <w:t>2.4.4</w:t>
+            </w:r>
+            <w:r>
+              <w:rPr>
+                <w:rFonts w:asciiTheme="minorHAnsi" w:eastAsiaTheme="minorEastAsia" w:hAnsiTheme="minorHAnsi" w:cstheme="minorBidi"/>
+                <w:color w:val="auto"/>
+                <w:kern w:val="2"/>
+                <w:szCs w:val="24"/>
+                <w:lang w:eastAsia="sk-SK"/>
+                <w14:ligatures w14:val="standardContextual"/>
+              </w:rPr>
+              <w:tab/>
+            </w:r>
+            <w:r>
+              <w:rPr>
+                <w:rStyle w:val="Hypertextovodkaz"/>
+                <w:rFonts w:eastAsiaTheme="majorEastAsia"/>
+              </w:rPr>
+              <w:t>Vztah mezi credential_groups a credentials (1: N)</w:t>
+            </w:r>
+            <w:r>
+              <w:rPr>
+                <w:webHidden/>
+              </w:rPr>
+              <w:tab/>
+            </w:r>
+            <w:r>
+              <w:rPr>
+                <w:webHidden/>
+              </w:rPr>
+              <w:fldChar w:fldCharType="begin"/>
+            </w:r>
+            <w:r>
+              <w:rPr>
+                <w:webHidden/>
+              </w:rPr>
+              <w:instrText xml:space="preserve"> PAGEREF _Toc220153193 \h </w:instrText>
+            </w:r>
+            <w:r>
+              <w:rPr>
+                <w:webHidden/>
+              </w:rPr>
+            </w:r>
+            <w:r>
+              <w:rPr>
+                <w:webHidden/>
+              </w:rPr>
+              <w:fldChar w:fldCharType="separate"/>
+            </w:r>
+            <w:r>
+              <w:rPr>
+                <w:webHidden/>
+              </w:rPr>
+              <w:t>24</w:t>
+            </w:r>
+            <w:r>
+              <w:rPr>
+                <w:webHidden/>
+              </w:rPr>
+              <w:fldChar w:fldCharType="end"/>
+            </w:r>
+          </w:hyperlink>
+        </w:p>
+        <w:p>
+          <w:pPr>
+            <w:pStyle w:val="Obsah3"/>
+            <w:rPr>
+              <w:rFonts w:asciiTheme="minorHAnsi" w:eastAsiaTheme="minorEastAsia" w:hAnsiTheme="minorHAnsi" w:cstheme="minorBidi"/>
+              <w:color w:val="auto"/>
+              <w:kern w:val="2"/>
+              <w:szCs w:val="24"/>
+              <w:lang w:eastAsia="sk-SK"/>
+              <w14:ligatures w14:val="standardContextual"/>
+            </w:rPr>
+          </w:pPr>
+          <w:hyperlink w:anchor="_Toc220153194" w:history="1">
+            <w:r>
+              <w:rPr>
+                <w:rStyle w:val="Hypertextovodkaz"/>
+                <w:rFonts w:eastAsiaTheme="majorEastAsia"/>
+              </w:rPr>
+              <w:t>2.4.5</w:t>
+            </w:r>
+            <w:r>
+              <w:rPr>
+                <w:rFonts w:asciiTheme="minorHAnsi" w:eastAsiaTheme="minorEastAsia" w:hAnsiTheme="minorHAnsi" w:cstheme="minorBidi"/>
+                <w:color w:val="auto"/>
+                <w:kern w:val="2"/>
+                <w:szCs w:val="24"/>
+                <w:lang w:eastAsia="sk-SK"/>
+                <w14:ligatures w14:val="standardContextual"/>
+              </w:rPr>
+              <w:tab/>
+            </w:r>
+            <w:r>
+              <w:rPr>
+                <w:rStyle w:val="Hypertextovodkaz"/>
+                <w:rFonts w:eastAsiaTheme="majorEastAsia"/>
+              </w:rPr>
+              <w:t>Vztahy pro sdílení skupin (N:M)</w:t>
+            </w:r>
+            <w:r>
+              <w:rPr>
+                <w:webHidden/>
+              </w:rPr>
+              <w:tab/>
+            </w:r>
+            <w:r>
+              <w:rPr>
+                <w:webHidden/>
+              </w:rPr>
+              <w:fldChar w:fldCharType="begin"/>
+            </w:r>
+            <w:r>
+              <w:rPr>
+                <w:webHidden/>
+              </w:rPr>
+              <w:instrText xml:space="preserve"> PAGEREF _Toc220153194 \h </w:instrText>
+            </w:r>
+            <w:r>
+              <w:rPr>
+                <w:webHidden/>
+              </w:rPr>
+            </w:r>
+            <w:r>
+              <w:rPr>
+                <w:webHidden/>
+              </w:rPr>
+              <w:fldChar w:fldCharType="separate"/>
+            </w:r>
+            <w:r>
+              <w:rPr>
+                <w:webHidden/>
+              </w:rPr>
+              <w:t>24</w:t>
             </w:r>
             <w:r>
               <w:rPr>
@@ -4733,7 +4049,7 @@
               <w14:ligatures w14:val="standardContextual"/>
             </w:rPr>
           </w:pPr>
-          <w:hyperlink w:anchor="_Toc216301997" w:history="1">
+          <w:hyperlink w:anchor="_Toc220153195" w:history="1">
             <w:r>
               <w:rPr>
                 <w:rStyle w:val="Hypertextovodkaz"/>
@@ -4759,6 +4075,1245 @@
                 <w:rStyle w:val="Hypertextovodkaz"/>
                 <w:rFonts w:eastAsiaTheme="majorEastAsia"/>
               </w:rPr>
+              <w:t>Implementace</w:t>
+            </w:r>
+            <w:r>
+              <w:rPr>
+                <w:webHidden/>
+              </w:rPr>
+              <w:tab/>
+            </w:r>
+            <w:r>
+              <w:rPr>
+                <w:webHidden/>
+              </w:rPr>
+              <w:fldChar w:fldCharType="begin"/>
+            </w:r>
+            <w:r>
+              <w:rPr>
+                <w:webHidden/>
+              </w:rPr>
+              <w:instrText xml:space="preserve"> PAGEREF _Toc220153195 \h </w:instrText>
+            </w:r>
+            <w:r>
+              <w:rPr>
+                <w:webHidden/>
+              </w:rPr>
+            </w:r>
+            <w:r>
+              <w:rPr>
+                <w:webHidden/>
+              </w:rPr>
+              <w:fldChar w:fldCharType="separate"/>
+            </w:r>
+            <w:r>
+              <w:rPr>
+                <w:webHidden/>
+              </w:rPr>
+              <w:t>24</w:t>
+            </w:r>
+            <w:r>
+              <w:rPr>
+                <w:webHidden/>
+              </w:rPr>
+              <w:fldChar w:fldCharType="end"/>
+            </w:r>
+          </w:hyperlink>
+        </w:p>
+        <w:p>
+          <w:pPr>
+            <w:pStyle w:val="Obsah3"/>
+            <w:rPr>
+              <w:rFonts w:asciiTheme="minorHAnsi" w:eastAsiaTheme="minorEastAsia" w:hAnsiTheme="minorHAnsi" w:cstheme="minorBidi"/>
+              <w:color w:val="auto"/>
+              <w:kern w:val="2"/>
+              <w:szCs w:val="24"/>
+              <w:lang w:eastAsia="sk-SK"/>
+              <w14:ligatures w14:val="standardContextual"/>
+            </w:rPr>
+          </w:pPr>
+          <w:hyperlink w:anchor="_Toc220153196" w:history="1">
+            <w:r>
+              <w:rPr>
+                <w:rStyle w:val="Hypertextovodkaz"/>
+                <w:rFonts w:eastAsiaTheme="majorEastAsia"/>
+              </w:rPr>
+              <w:t>2.5.1</w:t>
+            </w:r>
+            <w:r>
+              <w:rPr>
+                <w:rFonts w:asciiTheme="minorHAnsi" w:eastAsiaTheme="minorEastAsia" w:hAnsiTheme="minorHAnsi" w:cstheme="minorBidi"/>
+                <w:color w:val="auto"/>
+                <w:kern w:val="2"/>
+                <w:szCs w:val="24"/>
+                <w:lang w:eastAsia="sk-SK"/>
+                <w14:ligatures w14:val="standardContextual"/>
+              </w:rPr>
+              <w:tab/>
+            </w:r>
+            <w:r>
+              <w:rPr>
+                <w:rStyle w:val="Hypertextovodkaz"/>
+                <w:rFonts w:eastAsiaTheme="majorEastAsia"/>
+              </w:rPr>
+              <w:t>Připojení databáze</w:t>
+            </w:r>
+            <w:r>
+              <w:rPr>
+                <w:webHidden/>
+              </w:rPr>
+              <w:tab/>
+            </w:r>
+            <w:r>
+              <w:rPr>
+                <w:webHidden/>
+              </w:rPr>
+              <w:fldChar w:fldCharType="begin"/>
+            </w:r>
+            <w:r>
+              <w:rPr>
+                <w:webHidden/>
+              </w:rPr>
+              <w:instrText xml:space="preserve"> PAGEREF _Toc220153196 \h </w:instrText>
+            </w:r>
+            <w:r>
+              <w:rPr>
+                <w:webHidden/>
+              </w:rPr>
+            </w:r>
+            <w:r>
+              <w:rPr>
+                <w:webHidden/>
+              </w:rPr>
+              <w:fldChar w:fldCharType="separate"/>
+            </w:r>
+            <w:r>
+              <w:rPr>
+                <w:webHidden/>
+              </w:rPr>
+              <w:t>24</w:t>
+            </w:r>
+            <w:r>
+              <w:rPr>
+                <w:webHidden/>
+              </w:rPr>
+              <w:fldChar w:fldCharType="end"/>
+            </w:r>
+          </w:hyperlink>
+        </w:p>
+        <w:p>
+          <w:pPr>
+            <w:pStyle w:val="Obsah3"/>
+            <w:rPr>
+              <w:rFonts w:asciiTheme="minorHAnsi" w:eastAsiaTheme="minorEastAsia" w:hAnsiTheme="minorHAnsi" w:cstheme="minorBidi"/>
+              <w:color w:val="auto"/>
+              <w:kern w:val="2"/>
+              <w:szCs w:val="24"/>
+              <w:lang w:eastAsia="sk-SK"/>
+              <w14:ligatures w14:val="standardContextual"/>
+            </w:rPr>
+          </w:pPr>
+          <w:hyperlink w:anchor="_Toc220153197" w:history="1">
+            <w:r>
+              <w:rPr>
+                <w:rStyle w:val="Hypertextovodkaz"/>
+                <w:rFonts w:eastAsiaTheme="majorEastAsia"/>
+              </w:rPr>
+              <w:t>2.5.2</w:t>
+            </w:r>
+            <w:r>
+              <w:rPr>
+                <w:rFonts w:asciiTheme="minorHAnsi" w:eastAsiaTheme="minorEastAsia" w:hAnsiTheme="minorHAnsi" w:cstheme="minorBidi"/>
+                <w:color w:val="auto"/>
+                <w:kern w:val="2"/>
+                <w:szCs w:val="24"/>
+                <w:lang w:eastAsia="sk-SK"/>
+                <w14:ligatures w14:val="standardContextual"/>
+              </w:rPr>
+              <w:tab/>
+            </w:r>
+            <w:r>
+              <w:rPr>
+                <w:rStyle w:val="Hypertextovodkaz"/>
+                <w:rFonts w:eastAsiaTheme="majorEastAsia"/>
+              </w:rPr>
+              <w:t>Registrace uživatele</w:t>
+            </w:r>
+            <w:r>
+              <w:rPr>
+                <w:webHidden/>
+              </w:rPr>
+              <w:tab/>
+            </w:r>
+            <w:r>
+              <w:rPr>
+                <w:webHidden/>
+              </w:rPr>
+              <w:fldChar w:fldCharType="begin"/>
+            </w:r>
+            <w:r>
+              <w:rPr>
+                <w:webHidden/>
+              </w:rPr>
+              <w:instrText xml:space="preserve"> PAGEREF _Toc220153197 \h </w:instrText>
+            </w:r>
+            <w:r>
+              <w:rPr>
+                <w:webHidden/>
+              </w:rPr>
+            </w:r>
+            <w:r>
+              <w:rPr>
+                <w:webHidden/>
+              </w:rPr>
+              <w:fldChar w:fldCharType="separate"/>
+            </w:r>
+            <w:r>
+              <w:rPr>
+                <w:webHidden/>
+              </w:rPr>
+              <w:t>25</w:t>
+            </w:r>
+            <w:r>
+              <w:rPr>
+                <w:webHidden/>
+              </w:rPr>
+              <w:fldChar w:fldCharType="end"/>
+            </w:r>
+          </w:hyperlink>
+        </w:p>
+        <w:p>
+          <w:pPr>
+            <w:pStyle w:val="Obsah3"/>
+            <w:rPr>
+              <w:rFonts w:asciiTheme="minorHAnsi" w:eastAsiaTheme="minorEastAsia" w:hAnsiTheme="minorHAnsi" w:cstheme="minorBidi"/>
+              <w:color w:val="auto"/>
+              <w:kern w:val="2"/>
+              <w:szCs w:val="24"/>
+              <w:lang w:eastAsia="sk-SK"/>
+              <w14:ligatures w14:val="standardContextual"/>
+            </w:rPr>
+          </w:pPr>
+          <w:hyperlink w:anchor="_Toc220153198" w:history="1">
+            <w:r>
+              <w:rPr>
+                <w:rStyle w:val="Hypertextovodkaz"/>
+                <w:rFonts w:eastAsiaTheme="majorEastAsia"/>
+              </w:rPr>
+              <w:t>2.5.3</w:t>
+            </w:r>
+            <w:r>
+              <w:rPr>
+                <w:rFonts w:asciiTheme="minorHAnsi" w:eastAsiaTheme="minorEastAsia" w:hAnsiTheme="minorHAnsi" w:cstheme="minorBidi"/>
+                <w:color w:val="auto"/>
+                <w:kern w:val="2"/>
+                <w:szCs w:val="24"/>
+                <w:lang w:eastAsia="sk-SK"/>
+                <w14:ligatures w14:val="standardContextual"/>
+              </w:rPr>
+              <w:tab/>
+            </w:r>
+            <w:r>
+              <w:rPr>
+                <w:rStyle w:val="Hypertextovodkaz"/>
+                <w:rFonts w:eastAsiaTheme="majorEastAsia"/>
+              </w:rPr>
+              <w:t>CAPTCHA validace</w:t>
+            </w:r>
+            <w:r>
+              <w:rPr>
+                <w:webHidden/>
+              </w:rPr>
+              <w:tab/>
+            </w:r>
+            <w:r>
+              <w:rPr>
+                <w:webHidden/>
+              </w:rPr>
+              <w:fldChar w:fldCharType="begin"/>
+            </w:r>
+            <w:r>
+              <w:rPr>
+                <w:webHidden/>
+              </w:rPr>
+              <w:instrText xml:space="preserve"> PAGEREF _Toc220153198 \h </w:instrText>
+            </w:r>
+            <w:r>
+              <w:rPr>
+                <w:webHidden/>
+              </w:rPr>
+            </w:r>
+            <w:r>
+              <w:rPr>
+                <w:webHidden/>
+              </w:rPr>
+              <w:fldChar w:fldCharType="separate"/>
+            </w:r>
+            <w:r>
+              <w:rPr>
+                <w:webHidden/>
+              </w:rPr>
+              <w:t>28</w:t>
+            </w:r>
+            <w:r>
+              <w:rPr>
+                <w:webHidden/>
+              </w:rPr>
+              <w:fldChar w:fldCharType="end"/>
+            </w:r>
+          </w:hyperlink>
+        </w:p>
+        <w:p>
+          <w:pPr>
+            <w:pStyle w:val="Obsah3"/>
+            <w:rPr>
+              <w:rFonts w:asciiTheme="minorHAnsi" w:eastAsiaTheme="minorEastAsia" w:hAnsiTheme="minorHAnsi" w:cstheme="minorBidi"/>
+              <w:color w:val="auto"/>
+              <w:kern w:val="2"/>
+              <w:szCs w:val="24"/>
+              <w:lang w:eastAsia="sk-SK"/>
+              <w14:ligatures w14:val="standardContextual"/>
+            </w:rPr>
+          </w:pPr>
+          <w:hyperlink w:anchor="_Toc220153199" w:history="1">
+            <w:r>
+              <w:rPr>
+                <w:rStyle w:val="Hypertextovodkaz"/>
+                <w:rFonts w:eastAsiaTheme="majorEastAsia"/>
+              </w:rPr>
+              <w:t>2.5.4</w:t>
+            </w:r>
+            <w:r>
+              <w:rPr>
+                <w:rFonts w:asciiTheme="minorHAnsi" w:eastAsiaTheme="minorEastAsia" w:hAnsiTheme="minorHAnsi" w:cstheme="minorBidi"/>
+                <w:color w:val="auto"/>
+                <w:kern w:val="2"/>
+                <w:szCs w:val="24"/>
+                <w:lang w:eastAsia="sk-SK"/>
+                <w14:ligatures w14:val="standardContextual"/>
+              </w:rPr>
+              <w:tab/>
+            </w:r>
+            <w:r>
+              <w:rPr>
+                <w:rStyle w:val="Hypertextovodkaz"/>
+                <w:rFonts w:eastAsiaTheme="majorEastAsia"/>
+              </w:rPr>
+              <w:t>Přihlášení uživatele</w:t>
+            </w:r>
+            <w:r>
+              <w:rPr>
+                <w:webHidden/>
+              </w:rPr>
+              <w:tab/>
+            </w:r>
+            <w:r>
+              <w:rPr>
+                <w:webHidden/>
+              </w:rPr>
+              <w:fldChar w:fldCharType="begin"/>
+            </w:r>
+            <w:r>
+              <w:rPr>
+                <w:webHidden/>
+              </w:rPr>
+              <w:instrText xml:space="preserve"> PAGEREF _Toc220153199 \h </w:instrText>
+            </w:r>
+            <w:r>
+              <w:rPr>
+                <w:webHidden/>
+              </w:rPr>
+            </w:r>
+            <w:r>
+              <w:rPr>
+                <w:webHidden/>
+              </w:rPr>
+              <w:fldChar w:fldCharType="separate"/>
+            </w:r>
+            <w:r>
+              <w:rPr>
+                <w:webHidden/>
+              </w:rPr>
+              <w:t>29</w:t>
+            </w:r>
+            <w:r>
+              <w:rPr>
+                <w:webHidden/>
+              </w:rPr>
+              <w:fldChar w:fldCharType="end"/>
+            </w:r>
+          </w:hyperlink>
+        </w:p>
+        <w:p>
+          <w:pPr>
+            <w:pStyle w:val="Obsah3"/>
+            <w:rPr>
+              <w:rFonts w:asciiTheme="minorHAnsi" w:eastAsiaTheme="minorEastAsia" w:hAnsiTheme="minorHAnsi" w:cstheme="minorBidi"/>
+              <w:color w:val="auto"/>
+              <w:kern w:val="2"/>
+              <w:szCs w:val="24"/>
+              <w:lang w:eastAsia="sk-SK"/>
+              <w14:ligatures w14:val="standardContextual"/>
+            </w:rPr>
+          </w:pPr>
+          <w:hyperlink w:anchor="_Toc220153200" w:history="1">
+            <w:r>
+              <w:rPr>
+                <w:rStyle w:val="Hypertextovodkaz"/>
+                <w:rFonts w:eastAsiaTheme="majorEastAsia"/>
+              </w:rPr>
+              <w:t>2.5.5</w:t>
+            </w:r>
+            <w:r>
+              <w:rPr>
+                <w:rFonts w:asciiTheme="minorHAnsi" w:eastAsiaTheme="minorEastAsia" w:hAnsiTheme="minorHAnsi" w:cstheme="minorBidi"/>
+                <w:color w:val="auto"/>
+                <w:kern w:val="2"/>
+                <w:szCs w:val="24"/>
+                <w:lang w:eastAsia="sk-SK"/>
+                <w14:ligatures w14:val="standardContextual"/>
+              </w:rPr>
+              <w:tab/>
+            </w:r>
+            <w:r>
+              <w:rPr>
+                <w:rStyle w:val="Hypertextovodkaz"/>
+                <w:rFonts w:eastAsiaTheme="majorEastAsia"/>
+              </w:rPr>
+              <w:t>Správa hesel</w:t>
+            </w:r>
+            <w:r>
+              <w:rPr>
+                <w:webHidden/>
+              </w:rPr>
+              <w:tab/>
+            </w:r>
+            <w:r>
+              <w:rPr>
+                <w:webHidden/>
+              </w:rPr>
+              <w:fldChar w:fldCharType="begin"/>
+            </w:r>
+            <w:r>
+              <w:rPr>
+                <w:webHidden/>
+              </w:rPr>
+              <w:instrText xml:space="preserve"> PAGEREF _Toc220153200 \h </w:instrText>
+            </w:r>
+            <w:r>
+              <w:rPr>
+                <w:webHidden/>
+              </w:rPr>
+            </w:r>
+            <w:r>
+              <w:rPr>
+                <w:webHidden/>
+              </w:rPr>
+              <w:fldChar w:fldCharType="separate"/>
+            </w:r>
+            <w:r>
+              <w:rPr>
+                <w:webHidden/>
+              </w:rPr>
+              <w:t>29</w:t>
+            </w:r>
+            <w:r>
+              <w:rPr>
+                <w:webHidden/>
+              </w:rPr>
+              <w:fldChar w:fldCharType="end"/>
+            </w:r>
+          </w:hyperlink>
+        </w:p>
+        <w:p>
+          <w:pPr>
+            <w:pStyle w:val="Obsah3"/>
+            <w:rPr>
+              <w:rFonts w:asciiTheme="minorHAnsi" w:eastAsiaTheme="minorEastAsia" w:hAnsiTheme="minorHAnsi" w:cstheme="minorBidi"/>
+              <w:color w:val="auto"/>
+              <w:kern w:val="2"/>
+              <w:szCs w:val="24"/>
+              <w:lang w:eastAsia="sk-SK"/>
+              <w14:ligatures w14:val="standardContextual"/>
+            </w:rPr>
+          </w:pPr>
+          <w:hyperlink w:anchor="_Toc220153201" w:history="1">
+            <w:r>
+              <w:rPr>
+                <w:rStyle w:val="Hypertextovodkaz"/>
+                <w:rFonts w:eastAsiaTheme="majorEastAsia"/>
+              </w:rPr>
+              <w:t>2.5.6</w:t>
+            </w:r>
+            <w:r>
+              <w:rPr>
+                <w:rFonts w:asciiTheme="minorHAnsi" w:eastAsiaTheme="minorEastAsia" w:hAnsiTheme="minorHAnsi" w:cstheme="minorBidi"/>
+                <w:color w:val="auto"/>
+                <w:kern w:val="2"/>
+                <w:szCs w:val="24"/>
+                <w:lang w:eastAsia="sk-SK"/>
+                <w14:ligatures w14:val="standardContextual"/>
+              </w:rPr>
+              <w:tab/>
+            </w:r>
+            <w:r>
+              <w:rPr>
+                <w:rStyle w:val="Hypertextovodkaz"/>
+                <w:rFonts w:eastAsiaTheme="majorEastAsia"/>
+              </w:rPr>
+              <w:t>Kategorie hesel</w:t>
+            </w:r>
+            <w:r>
+              <w:rPr>
+                <w:webHidden/>
+              </w:rPr>
+              <w:tab/>
+            </w:r>
+            <w:r>
+              <w:rPr>
+                <w:webHidden/>
+              </w:rPr>
+              <w:fldChar w:fldCharType="begin"/>
+            </w:r>
+            <w:r>
+              <w:rPr>
+                <w:webHidden/>
+              </w:rPr>
+              <w:instrText xml:space="preserve"> PAGEREF _Toc220153201 \h </w:instrText>
+            </w:r>
+            <w:r>
+              <w:rPr>
+                <w:webHidden/>
+              </w:rPr>
+            </w:r>
+            <w:r>
+              <w:rPr>
+                <w:webHidden/>
+              </w:rPr>
+              <w:fldChar w:fldCharType="separate"/>
+            </w:r>
+            <w:r>
+              <w:rPr>
+                <w:webHidden/>
+              </w:rPr>
+              <w:t>29</w:t>
+            </w:r>
+            <w:r>
+              <w:rPr>
+                <w:webHidden/>
+              </w:rPr>
+              <w:fldChar w:fldCharType="end"/>
+            </w:r>
+          </w:hyperlink>
+        </w:p>
+        <w:p>
+          <w:pPr>
+            <w:pStyle w:val="Obsah3"/>
+            <w:rPr>
+              <w:rFonts w:asciiTheme="minorHAnsi" w:eastAsiaTheme="minorEastAsia" w:hAnsiTheme="minorHAnsi" w:cstheme="minorBidi"/>
+              <w:color w:val="auto"/>
+              <w:kern w:val="2"/>
+              <w:szCs w:val="24"/>
+              <w:lang w:eastAsia="sk-SK"/>
+              <w14:ligatures w14:val="standardContextual"/>
+            </w:rPr>
+          </w:pPr>
+          <w:hyperlink w:anchor="_Toc220153202" w:history="1">
+            <w:r>
+              <w:rPr>
+                <w:rStyle w:val="Hypertextovodkaz"/>
+                <w:rFonts w:eastAsiaTheme="majorEastAsia"/>
+              </w:rPr>
+              <w:t>2.5.7</w:t>
+            </w:r>
+            <w:r>
+              <w:rPr>
+                <w:rFonts w:asciiTheme="minorHAnsi" w:eastAsiaTheme="minorEastAsia" w:hAnsiTheme="minorHAnsi" w:cstheme="minorBidi"/>
+                <w:color w:val="auto"/>
+                <w:kern w:val="2"/>
+                <w:szCs w:val="24"/>
+                <w:lang w:eastAsia="sk-SK"/>
+                <w14:ligatures w14:val="standardContextual"/>
+              </w:rPr>
+              <w:tab/>
+            </w:r>
+            <w:r>
+              <w:rPr>
+                <w:rStyle w:val="Hypertextovodkaz"/>
+                <w:rFonts w:eastAsiaTheme="majorEastAsia"/>
+              </w:rPr>
+              <w:t>Kontrola duplicit</w:t>
+            </w:r>
+            <w:r>
+              <w:rPr>
+                <w:webHidden/>
+              </w:rPr>
+              <w:tab/>
+            </w:r>
+            <w:r>
+              <w:rPr>
+                <w:webHidden/>
+              </w:rPr>
+              <w:fldChar w:fldCharType="begin"/>
+            </w:r>
+            <w:r>
+              <w:rPr>
+                <w:webHidden/>
+              </w:rPr>
+              <w:instrText xml:space="preserve"> PAGEREF _Toc220153202 \h </w:instrText>
+            </w:r>
+            <w:r>
+              <w:rPr>
+                <w:webHidden/>
+              </w:rPr>
+            </w:r>
+            <w:r>
+              <w:rPr>
+                <w:webHidden/>
+              </w:rPr>
+              <w:fldChar w:fldCharType="separate"/>
+            </w:r>
+            <w:r>
+              <w:rPr>
+                <w:webHidden/>
+              </w:rPr>
+              <w:t>29</w:t>
+            </w:r>
+            <w:r>
+              <w:rPr>
+                <w:webHidden/>
+              </w:rPr>
+              <w:fldChar w:fldCharType="end"/>
+            </w:r>
+          </w:hyperlink>
+        </w:p>
+        <w:p>
+          <w:pPr>
+            <w:pStyle w:val="Obsah3"/>
+            <w:rPr>
+              <w:rFonts w:asciiTheme="minorHAnsi" w:eastAsiaTheme="minorEastAsia" w:hAnsiTheme="minorHAnsi" w:cstheme="minorBidi"/>
+              <w:color w:val="auto"/>
+              <w:kern w:val="2"/>
+              <w:szCs w:val="24"/>
+              <w:lang w:eastAsia="sk-SK"/>
+              <w14:ligatures w14:val="standardContextual"/>
+            </w:rPr>
+          </w:pPr>
+          <w:hyperlink w:anchor="_Toc220153203" w:history="1">
+            <w:r>
+              <w:rPr>
+                <w:rStyle w:val="Hypertextovodkaz"/>
+                <w:rFonts w:eastAsiaTheme="majorEastAsia"/>
+              </w:rPr>
+              <w:t>2.5.8</w:t>
+            </w:r>
+            <w:r>
+              <w:rPr>
+                <w:rFonts w:asciiTheme="minorHAnsi" w:eastAsiaTheme="minorEastAsia" w:hAnsiTheme="minorHAnsi" w:cstheme="minorBidi"/>
+                <w:color w:val="auto"/>
+                <w:kern w:val="2"/>
+                <w:szCs w:val="24"/>
+                <w:lang w:eastAsia="sk-SK"/>
+                <w14:ligatures w14:val="standardContextual"/>
+              </w:rPr>
+              <w:tab/>
+            </w:r>
+            <w:r>
+              <w:rPr>
+                <w:rStyle w:val="Hypertextovodkaz"/>
+                <w:rFonts w:eastAsiaTheme="majorEastAsia"/>
+              </w:rPr>
+              <w:t>Automatické odhlášení</w:t>
+            </w:r>
+            <w:r>
+              <w:rPr>
+                <w:webHidden/>
+              </w:rPr>
+              <w:tab/>
+            </w:r>
+            <w:r>
+              <w:rPr>
+                <w:webHidden/>
+              </w:rPr>
+              <w:fldChar w:fldCharType="begin"/>
+            </w:r>
+            <w:r>
+              <w:rPr>
+                <w:webHidden/>
+              </w:rPr>
+              <w:instrText xml:space="preserve"> PAGEREF _Toc220153203 \h </w:instrText>
+            </w:r>
+            <w:r>
+              <w:rPr>
+                <w:webHidden/>
+              </w:rPr>
+            </w:r>
+            <w:r>
+              <w:rPr>
+                <w:webHidden/>
+              </w:rPr>
+              <w:fldChar w:fldCharType="separate"/>
+            </w:r>
+            <w:r>
+              <w:rPr>
+                <w:webHidden/>
+              </w:rPr>
+              <w:t>29</w:t>
+            </w:r>
+            <w:r>
+              <w:rPr>
+                <w:webHidden/>
+              </w:rPr>
+              <w:fldChar w:fldCharType="end"/>
+            </w:r>
+          </w:hyperlink>
+        </w:p>
+        <w:p>
+          <w:pPr>
+            <w:pStyle w:val="Obsah2"/>
+            <w:tabs>
+              <w:tab w:val="left" w:pos="720"/>
+              <w:tab w:val="right" w:leader="dot" w:pos="8210"/>
+            </w:tabs>
+            <w:rPr>
+              <w:rFonts w:asciiTheme="minorHAnsi" w:eastAsiaTheme="minorEastAsia" w:hAnsiTheme="minorHAnsi" w:cstheme="minorBidi"/>
+              <w:b w:val="0"/>
+              <w:iCs w:val="0"/>
+              <w:color w:val="auto"/>
+              <w:kern w:val="2"/>
+              <w:szCs w:val="24"/>
+              <w:lang w:eastAsia="sk-SK"/>
+              <w14:ligatures w14:val="standardContextual"/>
+            </w:rPr>
+          </w:pPr>
+          <w:hyperlink w:anchor="_Toc220153204" w:history="1">
+            <w:r>
+              <w:rPr>
+                <w:rStyle w:val="Hypertextovodkaz"/>
+                <w:rFonts w:eastAsiaTheme="majorEastAsia"/>
+              </w:rPr>
+              <w:t>2.6</w:t>
+            </w:r>
+            <w:r>
+              <w:rPr>
+                <w:rFonts w:asciiTheme="minorHAnsi" w:eastAsiaTheme="minorEastAsia" w:hAnsiTheme="minorHAnsi" w:cstheme="minorBidi"/>
+                <w:b w:val="0"/>
+                <w:iCs w:val="0"/>
+                <w:color w:val="auto"/>
+                <w:kern w:val="2"/>
+                <w:szCs w:val="24"/>
+                <w:lang w:eastAsia="sk-SK"/>
+                <w14:ligatures w14:val="standardContextual"/>
+              </w:rPr>
+              <w:tab/>
+            </w:r>
+            <w:r>
+              <w:rPr>
+                <w:rStyle w:val="Hypertextovodkaz"/>
+                <w:rFonts w:eastAsiaTheme="majorEastAsia"/>
+              </w:rPr>
+              <w:t>Uživatelské rozhraní</w:t>
+            </w:r>
+            <w:r>
+              <w:rPr>
+                <w:webHidden/>
+              </w:rPr>
+              <w:tab/>
+            </w:r>
+            <w:r>
+              <w:rPr>
+                <w:webHidden/>
+              </w:rPr>
+              <w:fldChar w:fldCharType="begin"/>
+            </w:r>
+            <w:r>
+              <w:rPr>
+                <w:webHidden/>
+              </w:rPr>
+              <w:instrText xml:space="preserve"> PAGEREF _Toc220153204 \h </w:instrText>
+            </w:r>
+            <w:r>
+              <w:rPr>
+                <w:webHidden/>
+              </w:rPr>
+            </w:r>
+            <w:r>
+              <w:rPr>
+                <w:webHidden/>
+              </w:rPr>
+              <w:fldChar w:fldCharType="separate"/>
+            </w:r>
+            <w:r>
+              <w:rPr>
+                <w:webHidden/>
+              </w:rPr>
+              <w:t>29</w:t>
+            </w:r>
+            <w:r>
+              <w:rPr>
+                <w:webHidden/>
+              </w:rPr>
+              <w:fldChar w:fldCharType="end"/>
+            </w:r>
+          </w:hyperlink>
+        </w:p>
+        <w:p>
+          <w:pPr>
+            <w:pStyle w:val="Obsah3"/>
+            <w:rPr>
+              <w:rFonts w:asciiTheme="minorHAnsi" w:eastAsiaTheme="minorEastAsia" w:hAnsiTheme="minorHAnsi" w:cstheme="minorBidi"/>
+              <w:color w:val="auto"/>
+              <w:kern w:val="2"/>
+              <w:szCs w:val="24"/>
+              <w:lang w:eastAsia="sk-SK"/>
+              <w14:ligatures w14:val="standardContextual"/>
+            </w:rPr>
+          </w:pPr>
+          <w:hyperlink w:anchor="_Toc220153205" w:history="1">
+            <w:r>
+              <w:rPr>
+                <w:rStyle w:val="Hypertextovodkaz"/>
+                <w:rFonts w:eastAsiaTheme="majorEastAsia"/>
+              </w:rPr>
+              <w:t>2.6.1</w:t>
+            </w:r>
+            <w:r>
+              <w:rPr>
+                <w:rFonts w:asciiTheme="minorHAnsi" w:eastAsiaTheme="minorEastAsia" w:hAnsiTheme="minorHAnsi" w:cstheme="minorBidi"/>
+                <w:color w:val="auto"/>
+                <w:kern w:val="2"/>
+                <w:szCs w:val="24"/>
+                <w:lang w:eastAsia="sk-SK"/>
+                <w14:ligatures w14:val="standardContextual"/>
+              </w:rPr>
+              <w:tab/>
+            </w:r>
+            <w:r>
+              <w:rPr>
+                <w:rStyle w:val="Hypertextovodkaz"/>
+                <w:rFonts w:eastAsiaTheme="majorEastAsia"/>
+              </w:rPr>
+              <w:t>Ovládací prvky</w:t>
+            </w:r>
+            <w:r>
+              <w:rPr>
+                <w:webHidden/>
+              </w:rPr>
+              <w:tab/>
+            </w:r>
+            <w:r>
+              <w:rPr>
+                <w:webHidden/>
+              </w:rPr>
+              <w:fldChar w:fldCharType="begin"/>
+            </w:r>
+            <w:r>
+              <w:rPr>
+                <w:webHidden/>
+              </w:rPr>
+              <w:instrText xml:space="preserve"> PAGEREF _Toc220153205 \h </w:instrText>
+            </w:r>
+            <w:r>
+              <w:rPr>
+                <w:webHidden/>
+              </w:rPr>
+            </w:r>
+            <w:r>
+              <w:rPr>
+                <w:webHidden/>
+              </w:rPr>
+              <w:fldChar w:fldCharType="separate"/>
+            </w:r>
+            <w:r>
+              <w:rPr>
+                <w:webHidden/>
+              </w:rPr>
+              <w:t>29</w:t>
+            </w:r>
+            <w:r>
+              <w:rPr>
+                <w:webHidden/>
+              </w:rPr>
+              <w:fldChar w:fldCharType="end"/>
+            </w:r>
+          </w:hyperlink>
+        </w:p>
+        <w:p>
+          <w:pPr>
+            <w:pStyle w:val="Obsah3"/>
+            <w:rPr>
+              <w:rFonts w:asciiTheme="minorHAnsi" w:eastAsiaTheme="minorEastAsia" w:hAnsiTheme="minorHAnsi" w:cstheme="minorBidi"/>
+              <w:color w:val="auto"/>
+              <w:kern w:val="2"/>
+              <w:szCs w:val="24"/>
+              <w:lang w:eastAsia="sk-SK"/>
+              <w14:ligatures w14:val="standardContextual"/>
+            </w:rPr>
+          </w:pPr>
+          <w:hyperlink w:anchor="_Toc220153206" w:history="1">
+            <w:r>
+              <w:rPr>
+                <w:rStyle w:val="Hypertextovodkaz"/>
+                <w:rFonts w:eastAsiaTheme="majorEastAsia"/>
+              </w:rPr>
+              <w:t>2.6.2</w:t>
+            </w:r>
+            <w:r>
+              <w:rPr>
+                <w:rFonts w:asciiTheme="minorHAnsi" w:eastAsiaTheme="minorEastAsia" w:hAnsiTheme="minorHAnsi" w:cstheme="minorBidi"/>
+                <w:color w:val="auto"/>
+                <w:kern w:val="2"/>
+                <w:szCs w:val="24"/>
+                <w:lang w:eastAsia="sk-SK"/>
+                <w14:ligatures w14:val="standardContextual"/>
+              </w:rPr>
+              <w:tab/>
+            </w:r>
+            <w:r>
+              <w:rPr>
+                <w:rStyle w:val="Hypertextovodkaz"/>
+                <w:rFonts w:eastAsiaTheme="majorEastAsia"/>
+              </w:rPr>
+              <w:t>Chybová hlášení</w:t>
+            </w:r>
+            <w:r>
+              <w:rPr>
+                <w:webHidden/>
+              </w:rPr>
+              <w:tab/>
+            </w:r>
+            <w:r>
+              <w:rPr>
+                <w:webHidden/>
+              </w:rPr>
+              <w:fldChar w:fldCharType="begin"/>
+            </w:r>
+            <w:r>
+              <w:rPr>
+                <w:webHidden/>
+              </w:rPr>
+              <w:instrText xml:space="preserve"> PAGEREF _Toc220153206 \h </w:instrText>
+            </w:r>
+            <w:r>
+              <w:rPr>
+                <w:webHidden/>
+              </w:rPr>
+            </w:r>
+            <w:r>
+              <w:rPr>
+                <w:webHidden/>
+              </w:rPr>
+              <w:fldChar w:fldCharType="separate"/>
+            </w:r>
+            <w:r>
+              <w:rPr>
+                <w:webHidden/>
+              </w:rPr>
+              <w:t>29</w:t>
+            </w:r>
+            <w:r>
+              <w:rPr>
+                <w:webHidden/>
+              </w:rPr>
+              <w:fldChar w:fldCharType="end"/>
+            </w:r>
+          </w:hyperlink>
+        </w:p>
+        <w:p>
+          <w:pPr>
+            <w:pStyle w:val="Obsah2"/>
+            <w:tabs>
+              <w:tab w:val="left" w:pos="720"/>
+              <w:tab w:val="right" w:leader="dot" w:pos="8210"/>
+            </w:tabs>
+            <w:rPr>
+              <w:rFonts w:asciiTheme="minorHAnsi" w:eastAsiaTheme="minorEastAsia" w:hAnsiTheme="minorHAnsi" w:cstheme="minorBidi"/>
+              <w:b w:val="0"/>
+              <w:iCs w:val="0"/>
+              <w:color w:val="auto"/>
+              <w:kern w:val="2"/>
+              <w:szCs w:val="24"/>
+              <w:lang w:eastAsia="sk-SK"/>
+              <w14:ligatures w14:val="standardContextual"/>
+            </w:rPr>
+          </w:pPr>
+          <w:hyperlink w:anchor="_Toc220153207" w:history="1">
+            <w:r>
+              <w:rPr>
+                <w:rStyle w:val="Hypertextovodkaz"/>
+                <w:rFonts w:eastAsiaTheme="majorEastAsia"/>
+              </w:rPr>
+              <w:t>2.7</w:t>
+            </w:r>
+            <w:r>
+              <w:rPr>
+                <w:rFonts w:asciiTheme="minorHAnsi" w:eastAsiaTheme="minorEastAsia" w:hAnsiTheme="minorHAnsi" w:cstheme="minorBidi"/>
+                <w:b w:val="0"/>
+                <w:iCs w:val="0"/>
+                <w:color w:val="auto"/>
+                <w:kern w:val="2"/>
+                <w:szCs w:val="24"/>
+                <w:lang w:eastAsia="sk-SK"/>
+                <w14:ligatures w14:val="standardContextual"/>
+              </w:rPr>
+              <w:tab/>
+            </w:r>
+            <w:r>
+              <w:rPr>
+                <w:rStyle w:val="Hypertextovodkaz"/>
+                <w:rFonts w:eastAsiaTheme="majorEastAsia"/>
+              </w:rPr>
+              <w:t>Admin funkce</w:t>
+            </w:r>
+            <w:r>
+              <w:rPr>
+                <w:webHidden/>
+              </w:rPr>
+              <w:tab/>
+            </w:r>
+            <w:r>
+              <w:rPr>
+                <w:webHidden/>
+              </w:rPr>
+              <w:fldChar w:fldCharType="begin"/>
+            </w:r>
+            <w:r>
+              <w:rPr>
+                <w:webHidden/>
+              </w:rPr>
+              <w:instrText xml:space="preserve"> PAGEREF _Toc220153207 \h </w:instrText>
+            </w:r>
+            <w:r>
+              <w:rPr>
+                <w:webHidden/>
+              </w:rPr>
+            </w:r>
+            <w:r>
+              <w:rPr>
+                <w:webHidden/>
+              </w:rPr>
+              <w:fldChar w:fldCharType="separate"/>
+            </w:r>
+            <w:r>
+              <w:rPr>
+                <w:webHidden/>
+              </w:rPr>
+              <w:t>29</w:t>
+            </w:r>
+            <w:r>
+              <w:rPr>
+                <w:webHidden/>
+              </w:rPr>
+              <w:fldChar w:fldCharType="end"/>
+            </w:r>
+          </w:hyperlink>
+        </w:p>
+        <w:p>
+          <w:pPr>
+            <w:pStyle w:val="Obsah3"/>
+            <w:rPr>
+              <w:rFonts w:asciiTheme="minorHAnsi" w:eastAsiaTheme="minorEastAsia" w:hAnsiTheme="minorHAnsi" w:cstheme="minorBidi"/>
+              <w:color w:val="auto"/>
+              <w:kern w:val="2"/>
+              <w:szCs w:val="24"/>
+              <w:lang w:eastAsia="sk-SK"/>
+              <w14:ligatures w14:val="standardContextual"/>
+            </w:rPr>
+          </w:pPr>
+          <w:hyperlink w:anchor="_Toc220153208" w:history="1">
+            <w:r>
+              <w:rPr>
+                <w:rStyle w:val="Hypertextovodkaz"/>
+                <w:rFonts w:eastAsiaTheme="majorEastAsia"/>
+              </w:rPr>
+              <w:t>2.7.1</w:t>
+            </w:r>
+            <w:r>
+              <w:rPr>
+                <w:rFonts w:asciiTheme="minorHAnsi" w:eastAsiaTheme="minorEastAsia" w:hAnsiTheme="minorHAnsi" w:cstheme="minorBidi"/>
+                <w:color w:val="auto"/>
+                <w:kern w:val="2"/>
+                <w:szCs w:val="24"/>
+                <w:lang w:eastAsia="sk-SK"/>
+                <w14:ligatures w14:val="standardContextual"/>
+              </w:rPr>
+              <w:tab/>
+            </w:r>
+            <w:r>
+              <w:rPr>
+                <w:rStyle w:val="Hypertextovodkaz"/>
+                <w:rFonts w:eastAsiaTheme="majorEastAsia"/>
+              </w:rPr>
+              <w:t>Admin box</w:t>
+            </w:r>
+            <w:r>
+              <w:rPr>
+                <w:webHidden/>
+              </w:rPr>
+              <w:tab/>
+            </w:r>
+            <w:r>
+              <w:rPr>
+                <w:webHidden/>
+              </w:rPr>
+              <w:fldChar w:fldCharType="begin"/>
+            </w:r>
+            <w:r>
+              <w:rPr>
+                <w:webHidden/>
+              </w:rPr>
+              <w:instrText xml:space="preserve"> PAGEREF _Toc220153208 \h </w:instrText>
+            </w:r>
+            <w:r>
+              <w:rPr>
+                <w:webHidden/>
+              </w:rPr>
+            </w:r>
+            <w:r>
+              <w:rPr>
+                <w:webHidden/>
+              </w:rPr>
+              <w:fldChar w:fldCharType="separate"/>
+            </w:r>
+            <w:r>
+              <w:rPr>
+                <w:webHidden/>
+              </w:rPr>
+              <w:t>29</w:t>
+            </w:r>
+            <w:r>
+              <w:rPr>
+                <w:webHidden/>
+              </w:rPr>
+              <w:fldChar w:fldCharType="end"/>
+            </w:r>
+          </w:hyperlink>
+        </w:p>
+        <w:p>
+          <w:pPr>
+            <w:pStyle w:val="Obsah3"/>
+            <w:rPr>
+              <w:rFonts w:asciiTheme="minorHAnsi" w:eastAsiaTheme="minorEastAsia" w:hAnsiTheme="minorHAnsi" w:cstheme="minorBidi"/>
+              <w:color w:val="auto"/>
+              <w:kern w:val="2"/>
+              <w:szCs w:val="24"/>
+              <w:lang w:eastAsia="sk-SK"/>
+              <w14:ligatures w14:val="standardContextual"/>
+            </w:rPr>
+          </w:pPr>
+          <w:hyperlink w:anchor="_Toc220153209" w:history="1">
+            <w:r>
+              <w:rPr>
+                <w:rStyle w:val="Hypertextovodkaz"/>
+                <w:rFonts w:eastAsiaTheme="majorEastAsia"/>
+              </w:rPr>
+              <w:t>2.7.2</w:t>
+            </w:r>
+            <w:r>
+              <w:rPr>
+                <w:rFonts w:asciiTheme="minorHAnsi" w:eastAsiaTheme="minorEastAsia" w:hAnsiTheme="minorHAnsi" w:cstheme="minorBidi"/>
+                <w:color w:val="auto"/>
+                <w:kern w:val="2"/>
+                <w:szCs w:val="24"/>
+                <w:lang w:eastAsia="sk-SK"/>
+                <w14:ligatures w14:val="standardContextual"/>
+              </w:rPr>
+              <w:tab/>
+            </w:r>
+            <w:r>
+              <w:rPr>
+                <w:rStyle w:val="Hypertextovodkaz"/>
+                <w:rFonts w:eastAsiaTheme="majorEastAsia"/>
+              </w:rPr>
+              <w:t>Správa uživatelů</w:t>
+            </w:r>
+            <w:r>
+              <w:rPr>
+                <w:webHidden/>
+              </w:rPr>
+              <w:tab/>
+            </w:r>
+            <w:r>
+              <w:rPr>
+                <w:webHidden/>
+              </w:rPr>
+              <w:fldChar w:fldCharType="begin"/>
+            </w:r>
+            <w:r>
+              <w:rPr>
+                <w:webHidden/>
+              </w:rPr>
+              <w:instrText xml:space="preserve"> PAGEREF _Toc220153209 \h </w:instrText>
+            </w:r>
+            <w:r>
+              <w:rPr>
+                <w:webHidden/>
+              </w:rPr>
+            </w:r>
+            <w:r>
+              <w:rPr>
+                <w:webHidden/>
+              </w:rPr>
+              <w:fldChar w:fldCharType="separate"/>
+            </w:r>
+            <w:r>
+              <w:rPr>
+                <w:webHidden/>
+              </w:rPr>
+              <w:t>29</w:t>
+            </w:r>
+            <w:r>
+              <w:rPr>
+                <w:webHidden/>
+              </w:rPr>
+              <w:fldChar w:fldCharType="end"/>
+            </w:r>
+          </w:hyperlink>
+        </w:p>
+        <w:p>
+          <w:pPr>
+            <w:pStyle w:val="Obsah2"/>
+            <w:tabs>
+              <w:tab w:val="left" w:pos="720"/>
+              <w:tab w:val="right" w:leader="dot" w:pos="8210"/>
+            </w:tabs>
+            <w:rPr>
+              <w:rFonts w:asciiTheme="minorHAnsi" w:eastAsiaTheme="minorEastAsia" w:hAnsiTheme="minorHAnsi" w:cstheme="minorBidi"/>
+              <w:b w:val="0"/>
+              <w:iCs w:val="0"/>
+              <w:color w:val="auto"/>
+              <w:kern w:val="2"/>
+              <w:szCs w:val="24"/>
+              <w:lang w:eastAsia="sk-SK"/>
+              <w14:ligatures w14:val="standardContextual"/>
+            </w:rPr>
+          </w:pPr>
+          <w:hyperlink w:anchor="_Toc220153210" w:history="1">
+            <w:r>
+              <w:rPr>
+                <w:rStyle w:val="Hypertextovodkaz"/>
+                <w:rFonts w:eastAsiaTheme="majorEastAsia"/>
+              </w:rPr>
+              <w:t>2.8</w:t>
+            </w:r>
+            <w:r>
+              <w:rPr>
+                <w:rFonts w:asciiTheme="minorHAnsi" w:eastAsiaTheme="minorEastAsia" w:hAnsiTheme="minorHAnsi" w:cstheme="minorBidi"/>
+                <w:b w:val="0"/>
+                <w:iCs w:val="0"/>
+                <w:color w:val="auto"/>
+                <w:kern w:val="2"/>
+                <w:szCs w:val="24"/>
+                <w:lang w:eastAsia="sk-SK"/>
+                <w14:ligatures w14:val="standardContextual"/>
+              </w:rPr>
+              <w:tab/>
+            </w:r>
+            <w:r>
+              <w:rPr>
+                <w:rStyle w:val="Hypertextovodkaz"/>
+                <w:rFonts w:eastAsiaTheme="majorEastAsia"/>
+              </w:rPr>
               <w:t>Výsledná aplikace</w:t>
             </w:r>
             <w:r>
@@ -4777,7 +5332,7 @@
               <w:rPr>
                 <w:webHidden/>
               </w:rPr>
-              <w:instrText xml:space="preserve"> PAGEREF _Toc216301997 \h </w:instrText>
+              <w:instrText xml:space="preserve"> PAGEREF _Toc220153210 \h </w:instrText>
             </w:r>
             <w:r>
               <w:rPr>
@@ -4794,7 +5349,7 @@
               <w:rPr>
                 <w:webHidden/>
               </w:rPr>
-              <w:t>18</w:t>
+              <w:t>29</w:t>
             </w:r>
             <w:r>
               <w:rPr>
@@ -4821,7 +5376,7 @@
               <w14:ligatures w14:val="standardContextual"/>
             </w:rPr>
           </w:pPr>
-          <w:hyperlink w:anchor="_Toc216301998" w:history="1">
+          <w:hyperlink w:anchor="_Toc220153211" w:history="1">
             <w:r>
               <w:rPr>
                 <w:rStyle w:val="Hypertextovodkaz"/>
@@ -4845,7 +5400,7 @@
               <w:rPr>
                 <w:webHidden/>
               </w:rPr>
-              <w:instrText xml:space="preserve"> PAGEREF _Toc216301998 \h </w:instrText>
+              <w:instrText xml:space="preserve"> PAGEREF _Toc220153211 \h </w:instrText>
             </w:r>
             <w:r>
               <w:rPr>
@@ -4862,7 +5417,7 @@
               <w:rPr>
                 <w:webHidden/>
               </w:rPr>
-              <w:t>19</w:t>
+              <w:t>30</w:t>
             </w:r>
             <w:r>
               <w:rPr>
@@ -4889,7 +5444,7 @@
               <w14:ligatures w14:val="standardContextual"/>
             </w:rPr>
           </w:pPr>
-          <w:hyperlink w:anchor="_Toc216301999" w:history="1">
+          <w:hyperlink w:anchor="_Toc220153212" w:history="1">
             <w:r>
               <w:rPr>
                 <w:rStyle w:val="Hypertextovodkaz"/>
@@ -4913,7 +5468,7 @@
               <w:rPr>
                 <w:webHidden/>
               </w:rPr>
-              <w:instrText xml:space="preserve"> PAGEREF _Toc216301999 \h </w:instrText>
+              <w:instrText xml:space="preserve"> PAGEREF _Toc220153212 \h </w:instrText>
             </w:r>
             <w:r>
               <w:rPr>
@@ -4930,7 +5485,7 @@
               <w:rPr>
                 <w:webHidden/>
               </w:rPr>
-              <w:t>20</w:t>
+              <w:t>31</w:t>
             </w:r>
             <w:r>
               <w:rPr>
@@ -4957,7 +5512,7 @@
               <w14:ligatures w14:val="standardContextual"/>
             </w:rPr>
           </w:pPr>
-          <w:hyperlink w:anchor="_Toc216302000" w:history="1">
+          <w:hyperlink w:anchor="_Toc220153213" w:history="1">
             <w:r>
               <w:rPr>
                 <w:rStyle w:val="Hypertextovodkaz"/>
@@ -4981,7 +5536,7 @@
               <w:rPr>
                 <w:webHidden/>
               </w:rPr>
-              <w:instrText xml:space="preserve"> PAGEREF _Toc216302000 \h </w:instrText>
+              <w:instrText xml:space="preserve"> PAGEREF _Toc220153213 \h </w:instrText>
             </w:r>
             <w:r>
               <w:rPr>
@@ -4998,7 +5553,7 @@
               <w:rPr>
                 <w:webHidden/>
               </w:rPr>
-              <w:t>23</w:t>
+              <w:t>34</w:t>
             </w:r>
             <w:r>
               <w:rPr>
@@ -5025,7 +5580,7 @@
               <w14:ligatures w14:val="standardContextual"/>
             </w:rPr>
           </w:pPr>
-          <w:hyperlink w:anchor="_Toc216302001" w:history="1">
+          <w:hyperlink w:anchor="_Toc220153214" w:history="1">
             <w:r>
               <w:rPr>
                 <w:rStyle w:val="Hypertextovodkaz"/>
@@ -5049,7 +5604,7 @@
               <w:rPr>
                 <w:webHidden/>
               </w:rPr>
-              <w:instrText xml:space="preserve"> PAGEREF _Toc216302001 \h </w:instrText>
+              <w:instrText xml:space="preserve"> PAGEREF _Toc220153214 \h </w:instrText>
             </w:r>
             <w:r>
               <w:rPr>
@@ -5066,7 +5621,7 @@
               <w:rPr>
                 <w:webHidden/>
               </w:rPr>
-              <w:t>24</w:t>
+              <w:t>35</w:t>
             </w:r>
             <w:r>
               <w:rPr>
@@ -5093,7 +5648,7 @@
               <w14:ligatures w14:val="standardContextual"/>
             </w:rPr>
           </w:pPr>
-          <w:hyperlink w:anchor="_Toc216302002" w:history="1">
+          <w:hyperlink w:anchor="_Toc220153215" w:history="1">
             <w:r>
               <w:rPr>
                 <w:rStyle w:val="Hypertextovodkaz"/>
@@ -5117,7 +5672,7 @@
               <w:rPr>
                 <w:webHidden/>
               </w:rPr>
-              <w:instrText xml:space="preserve"> PAGEREF _Toc216302002 \h </w:instrText>
+              <w:instrText xml:space="preserve"> PAGEREF _Toc220153215 \h </w:instrText>
             </w:r>
             <w:r>
               <w:rPr>
@@ -5134,7 +5689,7 @@
               <w:rPr>
                 <w:webHidden/>
               </w:rPr>
-              <w:t>25</w:t>
+              <w:t>36</w:t>
             </w:r>
             <w:r>
               <w:rPr>
@@ -5161,7 +5716,7 @@
               <w14:ligatures w14:val="standardContextual"/>
             </w:rPr>
           </w:pPr>
-          <w:hyperlink w:anchor="_Toc216302003" w:history="1">
+          <w:hyperlink w:anchor="_Toc220153216" w:history="1">
             <w:r>
               <w:rPr>
                 <w:rStyle w:val="Hypertextovodkaz"/>
@@ -5185,7 +5740,7 @@
               <w:rPr>
                 <w:webHidden/>
               </w:rPr>
-              <w:instrText xml:space="preserve"> PAGEREF _Toc216302003 \h </w:instrText>
+              <w:instrText xml:space="preserve"> PAGEREF _Toc220153216 \h </w:instrText>
             </w:r>
             <w:r>
               <w:rPr>
@@ -5202,7 +5757,7 @@
               <w:rPr>
                 <w:webHidden/>
               </w:rPr>
-              <w:t>26</w:t>
+              <w:t>37</w:t>
             </w:r>
             <w:r>
               <w:rPr>
@@ -5248,7 +5803,7 @@
       <w:bookmarkStart w:id="16" w:name="_Toc145263657"/>
       <w:bookmarkStart w:id="17" w:name="_Toc144753388"/>
       <w:bookmarkStart w:id="18" w:name="_Toc413407057"/>
-      <w:bookmarkStart w:id="19" w:name="_Toc216301955"/>
+      <w:bookmarkStart w:id="19" w:name="_Toc220153160"/>
       <w:r>
         <w:lastRenderedPageBreak/>
         <w:t>Ú</w:t>
@@ -5340,7 +5895,13 @@
     </w:p>
     <w:p>
       <w:r>
-        <w:t>Věřím, že výsledná aplikace může po dokončení a případném rozšíření pomoci i dalším lidem v mém okolí, kteří se potýkají se stejnými problémy se správou hesel.</w:t>
+        <w:t>Věřím, že výsledná aplikace může po dokončení a případném rozšíření pomoci i</w:t>
+      </w:r>
+      <w:r>
+        <w:t> </w:t>
+      </w:r>
+      <w:r>
+        <w:t>dalším lidem v mém okolí, kteří se potýkají se stejnými problémy se správou hesel.</w:t>
       </w:r>
     </w:p>
     <w:p>
@@ -5352,7 +5913,7 @@
       <w:pPr>
         <w:pStyle w:val="Nadpis1"/>
       </w:pPr>
-      <w:bookmarkStart w:id="20" w:name="_Toc216301956"/>
+      <w:bookmarkStart w:id="20" w:name="_Toc220153161"/>
       <w:r>
         <w:lastRenderedPageBreak/>
         <w:t>Teoretická část</w:t>
@@ -5371,7 +5932,7 @@
       <w:pPr>
         <w:pStyle w:val="Nadpis2"/>
       </w:pPr>
-      <w:bookmarkStart w:id="21" w:name="_Toc216301957"/>
+      <w:bookmarkStart w:id="21" w:name="_Toc220153162"/>
       <w:r>
         <w:t>Správ</w:t>
       </w:r>
@@ -5395,7 +5956,7 @@
       </w:r>
       <w:r>
         <w:rPr>
-          <w:color w:val="EE0000"/>
+          <w:color w:val="auto"/>
         </w:rPr>
         <w:t xml:space="preserve"> </w:t>
       </w:r>
@@ -5439,7 +6000,7 @@
       <w:pPr>
         <w:pStyle w:val="Nadpis3"/>
       </w:pPr>
-      <w:bookmarkStart w:id="22" w:name="_Toc216301958"/>
+      <w:bookmarkStart w:id="22" w:name="_Toc220153163"/>
       <w:r>
         <w:t>Zásady tvorby silného hesla</w:t>
       </w:r>
@@ -5604,7 +6165,7 @@
           <w:rFonts w:eastAsiaTheme="minorEastAsia"/>
         </w:rPr>
       </w:pPr>
-      <w:bookmarkStart w:id="23" w:name="_Toc216301959"/>
+      <w:bookmarkStart w:id="23" w:name="_Toc220153164"/>
       <w:r>
         <w:rPr>
           <w:rFonts w:eastAsiaTheme="minorEastAsia"/>
@@ -5687,7 +6248,7 @@
           <w:color w:val="auto"/>
         </w:rPr>
       </w:pPr>
-      <w:bookmarkStart w:id="24" w:name="_Toc216301960"/>
+      <w:bookmarkStart w:id="24" w:name="_Toc220153165"/>
       <w:r>
         <w:rPr>
           <w:color w:val="auto"/>
@@ -5796,7 +6357,7 @@
       <w:pPr>
         <w:pStyle w:val="Nadpis3"/>
       </w:pPr>
-      <w:bookmarkStart w:id="25" w:name="_Toc216301961"/>
+      <w:bookmarkStart w:id="25" w:name="_Toc220153166"/>
       <w:r>
         <w:t>Desktop vs</w:t>
       </w:r>
@@ -5806,7 +6367,6 @@
       <w:r>
         <w:t xml:space="preserve"> </w:t>
       </w:r>
-      <w:proofErr w:type="gramStart"/>
       <w:r>
         <w:t>W</w:t>
       </w:r>
@@ -5814,10 +6374,6 @@
         <w:t>eb</w:t>
       </w:r>
       <w:bookmarkEnd w:id="25"/>
-      <w:proofErr w:type="gramEnd"/>
-      <w:r>
-        <w:t xml:space="preserve"> </w:t>
-      </w:r>
     </w:p>
     <w:p>
       <w:pPr>
@@ -5944,7 +6500,7 @@
           <w:color w:val="auto"/>
         </w:rPr>
       </w:pPr>
-      <w:bookmarkStart w:id="26" w:name="_Toc216301962"/>
+      <w:bookmarkStart w:id="26" w:name="_Toc220153167"/>
       <w:r>
         <w:rPr>
           <w:color w:val="auto"/>
@@ -6024,7 +6580,7 @@
       <w:pPr>
         <w:pStyle w:val="Nadpis3"/>
       </w:pPr>
-      <w:bookmarkStart w:id="27" w:name="_Toc216301963"/>
+      <w:bookmarkStart w:id="27" w:name="_Toc220153168"/>
       <w:r>
         <w:t>UI zásady</w:t>
       </w:r>
@@ -6116,7 +6672,7 @@
           <w:color w:val="auto"/>
         </w:rPr>
       </w:pPr>
-      <w:bookmarkStart w:id="28" w:name="_Toc216301964"/>
+      <w:bookmarkStart w:id="28" w:name="_Toc220153169"/>
       <w:r>
         <w:rPr>
           <w:color w:val="auto"/>
@@ -6161,7 +6717,7 @@
       <w:pPr>
         <w:pStyle w:val="Nadpis3"/>
       </w:pPr>
-      <w:bookmarkStart w:id="29" w:name="_Toc216301965"/>
+      <w:bookmarkStart w:id="29" w:name="_Toc220153170"/>
       <w:r>
         <w:t>Relační model</w:t>
       </w:r>
@@ -6246,7 +6802,7 @@
           <w:color w:val="auto"/>
         </w:rPr>
       </w:pPr>
-      <w:bookmarkStart w:id="30" w:name="_Toc216301966"/>
+      <w:bookmarkStart w:id="30" w:name="_Toc220153171"/>
       <w:r>
         <w:rPr>
           <w:color w:val="auto"/>
@@ -6568,7 +7124,7 @@
           <w:color w:val="auto"/>
         </w:rPr>
       </w:pPr>
-      <w:bookmarkStart w:id="31" w:name="_Toc216301967"/>
+      <w:bookmarkStart w:id="31" w:name="_Toc220153172"/>
       <w:r>
         <w:rPr>
           <w:color w:val="auto"/>
@@ -6589,217 +7145,291 @@
           <w:color w:val="auto"/>
           <w:lang w:eastAsia="sk-SK"/>
         </w:rPr>
-        <w:t>a</w:t>
-      </w:r>
-      <w:r>
-        <w:rPr>
-          <w:rFonts w:ascii="Segoe UI" w:hAnsi="Segoe UI" w:cs="Segoe UI"/>
-          <w:color w:val="auto"/>
-          <w:szCs w:val="24"/>
-          <w:lang w:eastAsia="sk-SK"/>
-        </w:rPr>
-        <w:t xml:space="preserve"> </w:t>
+        <w:t xml:space="preserve">V prostředí .NET Framework je pro práci se SQL Server k dispozici datový poskytovatel, který využívá formát připojovacího řetězce podobný standardu OLE DB </w:t>
       </w:r>
       <w:r>
         <w:rPr>
           <w:color w:val="auto"/>
           <w:lang w:eastAsia="sk-SK"/>
         </w:rPr>
-        <w:t xml:space="preserve">V prostředí .NET Framework je pro práci se SQL Server k dispozici datový poskytovatel, který využívá formát připojovacího řetězce podobný standardu OLE DB </w:t>
-      </w:r>
+        <w:lastRenderedPageBreak/>
+        <w:t>(ADO). Konkrétní povolené parametry a jejich hodnoty pro toto spojení jsou definovány ve vlastnosti </w:t>
+      </w:r>
+      <w:proofErr w:type="spellStart"/>
       <w:r>
         <w:rPr>
           <w:color w:val="auto"/>
           <w:lang w:eastAsia="sk-SK"/>
         </w:rPr>
-        <w:lastRenderedPageBreak/>
-        <w:t>(ADO). Konkrétní povolené parametry a jejich hodnoty pro toto spojení jsou definovány ve vlastnosti </w:t>
-      </w:r>
-      <w:proofErr w:type="spellStart"/>
+        <w:t>ConnectionString</w:t>
+      </w:r>
+      <w:proofErr w:type="spellEnd"/>
       <w:r>
         <w:rPr>
           <w:color w:val="auto"/>
           <w:lang w:eastAsia="sk-SK"/>
         </w:rPr>
-        <w:t>ConnectionString</w:t>
-      </w:r>
-      <w:proofErr w:type="spellEnd"/>
+        <w:t> třídy </w:t>
+      </w:r>
+      <w:proofErr w:type="spellStart"/>
       <w:r>
         <w:rPr>
           <w:color w:val="auto"/>
           <w:lang w:eastAsia="sk-SK"/>
         </w:rPr>
-        <w:t> třídy </w:t>
-      </w:r>
-      <w:proofErr w:type="spellStart"/>
+        <w:t>SqlConnection</w:t>
+      </w:r>
+      <w:proofErr w:type="spellEnd"/>
       <w:r>
         <w:rPr>
           <w:color w:val="auto"/>
           <w:lang w:eastAsia="sk-SK"/>
         </w:rPr>
-        <w:t>SqlConnection</w:t>
-      </w:r>
-      <w:proofErr w:type="spellEnd"/>
+        <w:t>. Pro dynamické sestavování správně formátovaných připojovacích řetězců během běhu programu lze využít třídu </w:t>
+      </w:r>
+      <w:proofErr w:type="spellStart"/>
       <w:r>
         <w:rPr>
           <w:color w:val="auto"/>
           <w:lang w:eastAsia="sk-SK"/>
         </w:rPr>
-        <w:t>. Pro dynamické sestavování správně formátovaných připojovacích řetězců během běhu programu lze využít třídu </w:t>
-      </w:r>
-      <w:proofErr w:type="spellStart"/>
+        <w:t>SqlConnectionStringBuilder</w:t>
+      </w:r>
+      <w:proofErr w:type="spellEnd"/>
       <w:r>
         <w:rPr>
           <w:color w:val="auto"/>
           <w:lang w:eastAsia="sk-SK"/>
         </w:rPr>
-        <w:t>SqlConnectionStringBuilder</w:t>
-      </w:r>
-      <w:proofErr w:type="spellEnd"/>
+        <w:t>.</w:t>
+      </w:r>
       <w:r>
         <w:rPr>
           <w:color w:val="auto"/>
           <w:lang w:eastAsia="sk-SK"/>
         </w:rPr>
-        <w:t>.</w:t>
+        <w:t xml:space="preserve"> </w:t>
       </w:r>
       <w:r>
         <w:rPr>
           <w:color w:val="auto"/>
           <w:lang w:eastAsia="sk-SK"/>
         </w:rPr>
-        <w:t xml:space="preserve"> </w:t>
+        <w:fldChar w:fldCharType="begin"/>
       </w:r>
       <w:r>
         <w:rPr>
           <w:color w:val="auto"/>
           <w:lang w:eastAsia="sk-SK"/>
         </w:rPr>
-        <w:fldChar w:fldCharType="begin"/>
+        <w:instrText xml:space="preserve"> REF _Ref218421039 \r \h </w:instrText>
       </w:r>
       <w:r>
         <w:rPr>
           <w:color w:val="auto"/>
           <w:lang w:eastAsia="sk-SK"/>
         </w:rPr>
-        <w:instrText xml:space="preserve"> REF _Ref218421039 \r \h </w:instrText>
       </w:r>
       <w:r>
         <w:rPr>
           <w:color w:val="auto"/>
           <w:lang w:eastAsia="sk-SK"/>
         </w:rPr>
+        <w:fldChar w:fldCharType="separate"/>
       </w:r>
       <w:r>
         <w:rPr>
           <w:color w:val="auto"/>
           <w:lang w:eastAsia="sk-SK"/>
         </w:rPr>
-        <w:fldChar w:fldCharType="separate"/>
+        <w:t>[11]</w:t>
       </w:r>
       <w:r>
         <w:rPr>
           <w:color w:val="auto"/>
           <w:lang w:eastAsia="sk-SK"/>
         </w:rPr>
-        <w:t>[11]</w:t>
-      </w:r>
-      <w:r>
+        <w:fldChar w:fldCharType="end"/>
+      </w:r>
+    </w:p>
+    <w:p>
+      <w:pPr>
         <w:rPr>
           <w:color w:val="auto"/>
           <w:lang w:eastAsia="sk-SK"/>
         </w:rPr>
-        <w:fldChar w:fldCharType="end"/>
-      </w:r>
-    </w:p>
-    <w:p>
-      <w:pPr>
+      </w:pPr>
+      <w:r>
         <w:rPr>
           <w:color w:val="auto"/>
           <w:lang w:eastAsia="sk-SK"/>
         </w:rPr>
-      </w:pPr>
+        <w:t>Pro ověřování spojení se doporučuje používat integrované zabezpečení SQL Serveru, někdy označované jako důvěryhodné připojení. Tato metoda zvyšuje bezpečnost, protože se v připojovacím řetězci nepřenáší uživatelské jméno a heslo. Místo toho využívá bezpečnostní identitu (token) aktuálně spuštěného procesu. V případě desktopových aplikací je touto identitou obvykle právě přihlášený uživatel systému.</w:t>
+      </w:r>
       <w:r>
         <w:rPr>
           <w:color w:val="auto"/>
           <w:lang w:eastAsia="sk-SK"/>
         </w:rPr>
-        <w:t>Pro ověřování spojení se doporučuje používat integrované zabezpečení SQL Serveru, někdy označované jako důvěryhodné připojení. Tato metoda zvyšuje bezpečnost, protože se v připojovacím řetězci nepřenáší uživatelské jméno a heslo. Místo toho využívá bezpečnostní identitu (token) aktuálně spuštěného procesu. V případě desktopových aplikací je touto identitou obvykle právě přihlášený uživatel systému.</w:t>
+        <w:fldChar w:fldCharType="begin"/>
       </w:r>
       <w:r>
         <w:rPr>
           <w:color w:val="auto"/>
           <w:lang w:eastAsia="sk-SK"/>
         </w:rPr>
-        <w:fldChar w:fldCharType="begin"/>
+        <w:instrText xml:space="preserve"> REF _Ref218421039 \r \h </w:instrText>
       </w:r>
       <w:r>
         <w:rPr>
           <w:color w:val="auto"/>
           <w:lang w:eastAsia="sk-SK"/>
         </w:rPr>
-        <w:instrText xml:space="preserve"> REF _Ref218421039 \r \h </w:instrText>
       </w:r>
       <w:r>
         <w:rPr>
           <w:color w:val="auto"/>
           <w:lang w:eastAsia="sk-SK"/>
         </w:rPr>
+        <w:fldChar w:fldCharType="separate"/>
       </w:r>
       <w:r>
         <w:rPr>
           <w:color w:val="auto"/>
           <w:lang w:eastAsia="sk-SK"/>
         </w:rPr>
-        <w:fldChar w:fldCharType="separate"/>
+        <w:t>[11]</w:t>
       </w:r>
       <w:r>
         <w:rPr>
           <w:color w:val="auto"/>
           <w:lang w:eastAsia="sk-SK"/>
         </w:rPr>
-        <w:t>[11]</w:t>
+        <w:fldChar w:fldCharType="end"/>
       </w:r>
       <w:r>
         <w:rPr>
           <w:color w:val="auto"/>
           <w:lang w:eastAsia="sk-SK"/>
         </w:rPr>
+        <w:t xml:space="preserve"> </w:t>
+      </w:r>
+    </w:p>
+    <w:p>
+      <w:pPr>
+        <w:pStyle w:val="Nadpis2"/>
+      </w:pPr>
+      <w:bookmarkStart w:id="32" w:name="_Toc220153173"/>
+      <w:r>
+        <w:t>Zabezpečení dat</w:t>
+      </w:r>
+      <w:bookmarkEnd w:id="32"/>
+    </w:p>
+    <w:p>
+      <w:r>
+        <w:t>Zabezpečení aplikací je soubor opatření na ochranu aplikací před útoky, zneužitím nebo nechtěným sledováním. Patří sem například odhalení a odstranění škodlivého softwaru, prevence neautorizovaného přístupu a ochrana uživatelských dat před jejich odcizením nebo zneužitím.</w:t>
+      </w:r>
+      <w:r>
+        <w:fldChar w:fldCharType="begin"/>
+      </w:r>
+      <w:r>
+        <w:instrText xml:space="preserve"> REF _Ref218421602 \r \h </w:instrText>
+      </w:r>
+      <w:r>
+        <w:fldChar w:fldCharType="separate"/>
+      </w:r>
+      <w:r>
+        <w:t>[12]</w:t>
+      </w:r>
+      <w:r>
         <w:fldChar w:fldCharType="end"/>
       </w:r>
-      <w:r>
-        <w:rPr>
-          <w:color w:val="auto"/>
-          <w:lang w:eastAsia="sk-SK"/>
-        </w:rPr>
+    </w:p>
+    <w:p>
+      <w:pPr>
+        <w:pStyle w:val="Nadpis3"/>
+      </w:pPr>
+      <w:bookmarkStart w:id="33" w:name="_Toc220153174"/>
+      <w:proofErr w:type="spellStart"/>
+      <w:r>
+        <w:t>Hashov</w:t>
+      </w:r>
+      <w:r>
+        <w:t>á</w:t>
+      </w:r>
+      <w:r>
+        <w:t>ní</w:t>
+      </w:r>
+      <w:proofErr w:type="spellEnd"/>
+      <w:r>
+        <w:t xml:space="preserve"> hesel</w:t>
+      </w:r>
+      <w:bookmarkEnd w:id="33"/>
+      <w:r>
         <w:t xml:space="preserve"> </w:t>
       </w:r>
     </w:p>
     <w:p>
       <w:pPr>
-        <w:pStyle w:val="Nadpis2"/>
-      </w:pPr>
-      <w:bookmarkStart w:id="32" w:name="_Toc216301968"/>
-      <w:r>
-        <w:t>Zabezpečení dat</w:t>
-      </w:r>
-      <w:bookmarkEnd w:id="32"/>
-    </w:p>
-    <w:p>
-      <w:r>
-        <w:t>Zabezpečení aplikací je soubor opatření na ochranu aplikací před útoky, zneužitím nebo nechtěným sledováním. Patří sem například odhalení a odstranění škodlivého softwaru, prevence neautorizovaného přístupu a ochrana uživatelských dat před jejich odcizením nebo zneužitím.</w:t>
+        <w:pStyle w:val="Pokraovn"/>
+      </w:pPr>
+      <w:r>
+        <w:t>Vývojáři používají termín „</w:t>
+      </w:r>
+      <w:proofErr w:type="spellStart"/>
+      <w:r>
+        <w:t>hash</w:t>
+      </w:r>
+      <w:proofErr w:type="spellEnd"/>
+      <w:r>
+        <w:t xml:space="preserve">“ pro krátký znakový kód složený z písmen a čísel. Tento kód vzniká zpracováním libovolných vstupních dat (textu, souboru) pomocí speciální matematické funkce – hashovací funkce. Ta funguje jednosměrně: stejný vstup vždy vytvoří stejný </w:t>
+      </w:r>
+      <w:proofErr w:type="spellStart"/>
+      <w:r>
+        <w:t>hash</w:t>
+      </w:r>
+      <w:proofErr w:type="spellEnd"/>
+      <w:r>
+        <w:t xml:space="preserve">, ale z </w:t>
+      </w:r>
+      <w:proofErr w:type="spellStart"/>
+      <w:r>
+        <w:t>hashe</w:t>
+      </w:r>
+      <w:proofErr w:type="spellEnd"/>
+      <w:r>
+        <w:t xml:space="preserve"> nelze původní data zpětně odvodit. </w:t>
+      </w:r>
+      <w:proofErr w:type="spellStart"/>
+      <w:r>
+        <w:t>Hash</w:t>
+      </w:r>
+      <w:proofErr w:type="spellEnd"/>
+      <w:r>
+        <w:t xml:space="preserve"> tak představuje jakýsi jedinečný „otisk prstu“ pro konkrétní data. </w:t>
+      </w:r>
+      <w:proofErr w:type="spellStart"/>
+      <w:r>
+        <w:t>Hashování</w:t>
+      </w:r>
+      <w:proofErr w:type="spellEnd"/>
+      <w:r>
+        <w:t xml:space="preserve"> má klíčové uplatnění v asymetrické kryptografii a je nezbytné při vývoji softwaru – používá se například pro bezpečné ukládání hesel nebo pro kontrolu, zda data nebyla poškozena či změněna.</w:t>
+      </w:r>
+      <w:r>
+        <w:t xml:space="preserve"> </w:t>
       </w:r>
       <w:r>
         <w:fldChar w:fldCharType="begin"/>
       </w:r>
       <w:r>
-        <w:instrText xml:space="preserve"> REF _Ref218421602 \r \h </w:instrText>
+        <w:instrText xml:space="preserve"> REF _Ref220161767 \r \h </w:instrText>
       </w:r>
       <w:r>
         <w:fldChar w:fldCharType="separate"/>
       </w:r>
       <w:r>
-        <w:t>[12]</w:t>
+        <w:t>[13]</w:t>
       </w:r>
       <w:r>
         <w:fldChar w:fldCharType="end"/>
@@ -6809,16 +7439,14 @@
       <w:pPr>
         <w:pStyle w:val="Nadpis3"/>
       </w:pPr>
-      <w:bookmarkStart w:id="33" w:name="_Toc216301969"/>
-      <w:proofErr w:type="spellStart"/>
-      <w:r>
-        <w:t>Hashování</w:t>
-      </w:r>
-      <w:proofErr w:type="spellEnd"/>
-      <w:r>
-        <w:t xml:space="preserve"> hesel</w:t>
-      </w:r>
-      <w:bookmarkEnd w:id="33"/>
+      <w:bookmarkStart w:id="34" w:name="_Toc220153175"/>
+      <w:r>
+        <w:t>O</w:t>
+      </w:r>
+      <w:r>
+        <w:t>věření uživatele</w:t>
+      </w:r>
+      <w:bookmarkEnd w:id="34"/>
       <w:r>
         <w:t xml:space="preserve"> </w:t>
       </w:r>
@@ -6827,84 +7455,115 @@
       <w:pPr>
         <w:pStyle w:val="Pokraovn"/>
       </w:pPr>
-      <w:proofErr w:type="spellStart"/>
-      <w:r>
-        <w:t>Hashování</w:t>
-      </w:r>
-      <w:proofErr w:type="spellEnd"/>
-      <w:r>
-        <w:t xml:space="preserve"> hesel je metoda, při které se původní heslo převede pomocí speciální (jednosměrné) hashovací funkce na řetězec pevné délky, tzv. </w:t>
-      </w:r>
-      <w:proofErr w:type="spellStart"/>
-      <w:r>
-        <w:t>hash</w:t>
-      </w:r>
-      <w:proofErr w:type="spellEnd"/>
-      <w:r>
-        <w:t xml:space="preserve">. Kdyby se útočník dostal k databázi s těmito </w:t>
-      </w:r>
-      <w:proofErr w:type="spellStart"/>
-      <w:r>
-        <w:t>hashi</w:t>
-      </w:r>
-      <w:proofErr w:type="spellEnd"/>
-      <w:r>
-        <w:t xml:space="preserve">, neuviděl by přímo hesla, ale pouze jejich "otisky". Výstup hashovací funkce je navíc nevratný – jednou vypočítaný </w:t>
-      </w:r>
-      <w:proofErr w:type="spellStart"/>
-      <w:r>
-        <w:t>hash</w:t>
-      </w:r>
-      <w:proofErr w:type="spellEnd"/>
-      <w:r>
-        <w:t xml:space="preserve"> nelze zpětně převést na původní heslo. Například heslo „hodnETezkeHeSlo420“ se po </w:t>
-      </w:r>
-      <w:proofErr w:type="spellStart"/>
-      <w:r>
-        <w:t>zahashování</w:t>
-      </w:r>
-      <w:proofErr w:type="spellEnd"/>
-      <w:r>
-        <w:t xml:space="preserve"> změní na dlouhý "náhodně" vypadající řetězec. Z něj nelze odvodit původní text. Při přihlášení se zadané heslo opět </w:t>
-      </w:r>
-      <w:proofErr w:type="spellStart"/>
-      <w:r>
-        <w:t>zahashuje</w:t>
-      </w:r>
-      <w:proofErr w:type="spellEnd"/>
-      <w:r>
-        <w:t xml:space="preserve"> a porovná s tímto uloženým řetězcem. Princip je podobný otisku prstu. Z otisku nezjistíte celou totožnost člověka, ale podle něj ho můžete identifikovat. </w:t>
-      </w:r>
-      <w:proofErr w:type="spellStart"/>
-      <w:r>
-        <w:t>Hash</w:t>
-      </w:r>
-      <w:proofErr w:type="spellEnd"/>
-      <w:r>
-        <w:t xml:space="preserve"> hesla funguje stejně – systém ověří shodu hesla, ale samotné heslo nikdy nepozná. [</w:t>
+      <w:r>
+        <w:t xml:space="preserve">Ověřování totožnosti uživatele zahrnuje nastavení uživatelského jména, hesla a dalších metod, jako je rozpoznávání obličeje, otisk prstu nebo PIN kód. Z bezpečnostních důvodů se žádná z těchto přihlašovacích údajů neukládá v čitelné podobě do databáze služby. Existuje mnoho způsobu ověření totožnosti uživatele jako je heslové </w:t>
+      </w:r>
+      <w:r>
+        <w:lastRenderedPageBreak/>
+        <w:t xml:space="preserve">ověřování, certifikátové ověřování, biometrické ověřování, </w:t>
+      </w:r>
+      <w:proofErr w:type="spellStart"/>
+      <w:r>
+        <w:t>tokenové</w:t>
+      </w:r>
+      <w:proofErr w:type="spellEnd"/>
+      <w:r>
+        <w:t xml:space="preserve"> ověřování, jednorázové heslo, </w:t>
+      </w:r>
+      <w:proofErr w:type="spellStart"/>
+      <w:r>
+        <w:t>push</w:t>
+      </w:r>
+      <w:proofErr w:type="spellEnd"/>
+      <w:r>
+        <w:t xml:space="preserve"> oznámení, hlasové ověřování a </w:t>
+      </w:r>
+      <w:proofErr w:type="spellStart"/>
+      <w:r>
+        <w:t>vícefaktorové</w:t>
+      </w:r>
+      <w:proofErr w:type="spellEnd"/>
+      <w:r>
+        <w:t xml:space="preserve"> ověřování.</w:t>
+      </w:r>
+      <w:r>
+        <w:t xml:space="preserve"> </w:t>
+      </w:r>
+      <w:r>
+        <w:fldChar w:fldCharType="begin"/>
+      </w:r>
+      <w:r>
+        <w:instrText xml:space="preserve"> REF _Ref218865124 \r \h </w:instrText>
+      </w:r>
+      <w:r>
+        <w:fldChar w:fldCharType="separate"/>
+      </w:r>
+      <w:r>
+        <w:t>[14]</w:t>
+      </w:r>
+      <w:r>
+        <w:fldChar w:fldCharType="end"/>
+      </w:r>
+    </w:p>
+    <w:p>
+      <w:r>
+        <w:t>Ověřování (</w:t>
+      </w:r>
+      <w:proofErr w:type="spellStart"/>
+      <w:r>
+        <w:t>AuthN</w:t>
+      </w:r>
+      <w:proofErr w:type="spellEnd"/>
+      <w:r>
+        <w:t>) potvrzuje totožnost uživatele – zda je skutečně tím, za koho se vydává, například pomocí hesla nebo biometrie. Autorizace (</w:t>
+      </w:r>
+      <w:proofErr w:type="spellStart"/>
+      <w:r>
+        <w:t>AuthZ</w:t>
+      </w:r>
+      <w:proofErr w:type="spellEnd"/>
+      <w:r>
+        <w:t xml:space="preserve">) následně určuje, k jakým zdrojům a akcím má ověřený uživatel právo přistupovat. </w:t>
       </w:r>
       <w:r>
         <w:rPr>
           <w:color w:val="EE0000"/>
         </w:rPr>
-        <w:t>https://www.naplne-do-tlaciarni.sk/blog/hashovane-hesla-co-to-je-ako-funguju-a-preco-ich-pouzivat</w:t>
-      </w:r>
-      <w:r>
-        <w:t>]</w:t>
+        <w:fldChar w:fldCharType="begin"/>
+      </w:r>
+      <w:r>
+        <w:instrText xml:space="preserve"> REF _Ref218865124 \r \h </w:instrText>
+      </w:r>
+      <w:r>
+        <w:rPr>
+          <w:color w:val="EE0000"/>
+        </w:rPr>
+      </w:r>
+      <w:r>
+        <w:rPr>
+          <w:color w:val="EE0000"/>
+        </w:rPr>
+        <w:fldChar w:fldCharType="separate"/>
+      </w:r>
+      <w:r>
+        <w:t>[14]</w:t>
+      </w:r>
+      <w:r>
+        <w:rPr>
+          <w:color w:val="EE0000"/>
+        </w:rPr>
+        <w:fldChar w:fldCharType="end"/>
       </w:r>
     </w:p>
     <w:p>
       <w:pPr>
         <w:pStyle w:val="Nadpis3"/>
       </w:pPr>
-      <w:bookmarkStart w:id="34" w:name="_Toc216301970"/>
-      <w:r>
-        <w:t>O</w:t>
-      </w:r>
-      <w:r>
-        <w:t>věření uživatele</w:t>
-      </w:r>
-      <w:bookmarkEnd w:id="34"/>
+      <w:bookmarkStart w:id="35" w:name="_Toc220153176"/>
+      <w:r>
+        <w:t>CAPTCHA ochrana</w:t>
+      </w:r>
+      <w:bookmarkEnd w:id="35"/>
       <w:r>
         <w:t xml:space="preserve"> </w:t>
       </w:r>
@@ -6914,252 +7573,141 @@
         <w:pStyle w:val="Pokraovn"/>
       </w:pPr>
       <w:r>
-        <w:t xml:space="preserve">Ověřování totožnosti uživatele zahrnuje nastavení uživatelského jména, hesla a dalších metod, jako je rozpoznávání obličeje, otisk prstu nebo PIN kód. Z bezpečnostních </w:t>
+        <w:t>CAPTCHA je bezpečnostní systém určený k rozlišení skutečného člověka od automatizovaného počítačového programu (bota). Tato zkratka znamená "</w:t>
+      </w:r>
+      <w:proofErr w:type="spellStart"/>
+      <w:r>
+        <w:t>Completely</w:t>
+      </w:r>
+      <w:proofErr w:type="spellEnd"/>
+      <w:r>
+        <w:t xml:space="preserve"> </w:t>
+      </w:r>
+      <w:proofErr w:type="spellStart"/>
+      <w:r>
+        <w:t>Automated</w:t>
+      </w:r>
+      <w:proofErr w:type="spellEnd"/>
+      <w:r>
+        <w:t xml:space="preserve"> Public </w:t>
+      </w:r>
+      <w:proofErr w:type="spellStart"/>
+      <w:r>
+        <w:t>Turing</w:t>
+      </w:r>
+      <w:proofErr w:type="spellEnd"/>
+      <w:r>
+        <w:t xml:space="preserve"> test to </w:t>
+      </w:r>
+      <w:proofErr w:type="spellStart"/>
+      <w:r>
+        <w:t>tell</w:t>
+      </w:r>
+      <w:proofErr w:type="spellEnd"/>
+      <w:r>
+        <w:t xml:space="preserve"> </w:t>
+      </w:r>
+      <w:proofErr w:type="spellStart"/>
+      <w:r>
+        <w:t>Computers</w:t>
+      </w:r>
+      <w:proofErr w:type="spellEnd"/>
+      <w:r>
+        <w:t xml:space="preserve"> and </w:t>
+      </w:r>
+      <w:proofErr w:type="spellStart"/>
+      <w:r>
+        <w:t>Humans</w:t>
+      </w:r>
+      <w:proofErr w:type="spellEnd"/>
+      <w:r>
+        <w:t xml:space="preserve"> </w:t>
+      </w:r>
+      <w:proofErr w:type="spellStart"/>
+      <w:r>
+        <w:t>Apart</w:t>
+      </w:r>
+      <w:proofErr w:type="spellEnd"/>
+      <w:r>
+        <w:t xml:space="preserve">", tedy veřejný, plně automatizovaný </w:t>
+      </w:r>
+      <w:proofErr w:type="spellStart"/>
+      <w:r>
+        <w:t>Turingův</w:t>
+      </w:r>
+      <w:proofErr w:type="spellEnd"/>
+      <w:r>
+        <w:t xml:space="preserve"> test k rozpoznání počítačů a lidí. Funguje tak, že uživateli předloží úkol, který je pro člověka jednoduchý, ale pro současné počítačové algoritmy obtížný. Typicky jde o přepis zkresleného textu, výběr obrázků podle zadání (např. "klikněte na všechny semafory") nebo vyřešení základní matematické úlohy. Dokud uživatel úkol nevyřeší správně, systém jej považuje za robota. Dnešní situace je však jiná díky pokroku v umělé inteligenci, neuronových sítích a strojovém učení. Tyto technologie se staly natolik vyspělými, že dokážou spolehlivě překonat i moderní typy CAPTCHA. Například již v roce 2016 společnost Google zavedla metodu, kde stačilo kliknout na zaškrtávací políčko "Nejsem robot". Ovšem velmi brzy poté dokázala neuronová síť od stejné společnosti tento mechanismus úspěšně obejít. Teď se objevuje spousta různých typů CAPTCHA jako například textová, zvuková, obrázková, logická, </w:t>
+      </w:r>
+      <w:proofErr w:type="spellStart"/>
+      <w:r>
+        <w:t>reCAPTCHA</w:t>
+      </w:r>
+      <w:proofErr w:type="spellEnd"/>
+      <w:r>
+        <w:t>, herní, tvarová, se skrytým polem a s děleným obrázkem.</w:t>
+      </w:r>
+      <w:r>
+        <w:t xml:space="preserve"> </w:t>
+      </w:r>
+      <w:r>
+        <w:fldChar w:fldCharType="begin"/>
+      </w:r>
+      <w:r>
+        <w:instrText xml:space="preserve"> REF _Ref218422153 \r \h </w:instrText>
+      </w:r>
+      <w:r>
+        <w:fldChar w:fldCharType="separate"/>
+      </w:r>
+      <w:r>
+        <w:t>[15]</w:t>
+      </w:r>
+      <w:r>
+        <w:fldChar w:fldCharType="end"/>
+      </w:r>
+    </w:p>
+    <w:p>
+      <w:pPr>
+        <w:pStyle w:val="Nadpis3"/>
+      </w:pPr>
+      <w:bookmarkStart w:id="36" w:name="_Toc220153177"/>
+      <w:r>
+        <w:t xml:space="preserve">SQL </w:t>
+      </w:r>
+      <w:proofErr w:type="spellStart"/>
+      <w:r>
+        <w:t>injection</w:t>
+      </w:r>
+      <w:proofErr w:type="spellEnd"/>
+      <w:r>
+        <w:t xml:space="preserve"> obrana</w:t>
+      </w:r>
+      <w:bookmarkEnd w:id="36"/>
+    </w:p>
+    <w:p>
+      <w:pPr>
+        <w:pStyle w:val="Pokraovn"/>
+      </w:pPr>
+      <w:r>
+        <w:t xml:space="preserve">SQL </w:t>
+      </w:r>
+      <w:proofErr w:type="spellStart"/>
+      <w:r>
+        <w:t>Injection</w:t>
+      </w:r>
+      <w:proofErr w:type="spellEnd"/>
+      <w:r>
+        <w:t xml:space="preserve"> je typ útoku, který zneužívá chyby zabezpečení ve webových aplikacích. Tento útok umožňuje pachateli vložit a spustit škodlivý kód SQL, čímž získá neoprávněný přístup k databázovému systému. K útoku dochází, když aplikace nedostatečně ověřuje nebo filtruje vstupní data od uživatele. Zneužitím této zranitelnosti může útočník provádět v databázi různé akce s vážnými dopady, jako je manipulace s daty, jejich odstranění nebo dokonce získání administrátorských oprávnění. Závažnost tohoto útoku plyne z jeho potenciálu způsobit vážné škody jednotlivcům i velkým společnostem. Krádež osobních údajů nebo informací </w:t>
       </w:r>
       <w:r>
         <w:lastRenderedPageBreak/>
-        <w:t xml:space="preserve">důvodů se žádná z těchto přihlašovacích údajů neukládá v čitelné podobě do databáze služby. Existuje mnoho způsobu ověření totožnosti uživatele jako je heslové ověřování, certifikátové ověřování, biometrické ověřování, </w:t>
-      </w:r>
-      <w:proofErr w:type="spellStart"/>
-      <w:r>
-        <w:t>tokenové</w:t>
-      </w:r>
-      <w:proofErr w:type="spellEnd"/>
-      <w:r>
-        <w:t xml:space="preserve"> ověřování, jednorázové heslo, </w:t>
-      </w:r>
-      <w:proofErr w:type="spellStart"/>
-      <w:r>
-        <w:t>push</w:t>
-      </w:r>
-      <w:proofErr w:type="spellEnd"/>
-      <w:r>
-        <w:t xml:space="preserve"> oznámení, hlasové ověřování a </w:t>
-      </w:r>
-      <w:proofErr w:type="spellStart"/>
-      <w:r>
-        <w:t>vícefaktorové</w:t>
-      </w:r>
-      <w:proofErr w:type="spellEnd"/>
-      <w:r>
-        <w:t xml:space="preserve"> ověřování.</w:t>
-      </w:r>
-      <w:r>
-        <w:t xml:space="preserve"> </w:t>
-      </w:r>
-      <w:r>
-        <w:fldChar w:fldCharType="begin"/>
-      </w:r>
-      <w:r>
-        <w:instrText xml:space="preserve"> REF _Ref218865124 \r \h </w:instrText>
-      </w:r>
-      <w:r>
-        <w:fldChar w:fldCharType="separate"/>
-      </w:r>
-      <w:r>
-        <w:t>[14]</w:t>
-      </w:r>
-      <w:r>
-        <w:fldChar w:fldCharType="end"/>
-      </w:r>
-    </w:p>
-    <w:p>
-      <w:r>
-        <w:t>Ověřování (</w:t>
-      </w:r>
-      <w:proofErr w:type="spellStart"/>
-      <w:r>
-        <w:t>AuthN</w:t>
-      </w:r>
-      <w:proofErr w:type="spellEnd"/>
-      <w:r>
-        <w:t>) potvrzuje totožnost uživatele – zda je skutečně tím, za koho se vydává, například pomocí hesla nebo biometrie. Autorizace (</w:t>
-      </w:r>
-      <w:proofErr w:type="spellStart"/>
-      <w:r>
-        <w:t>AuthZ</w:t>
-      </w:r>
-      <w:proofErr w:type="spellEnd"/>
-      <w:r>
-        <w:t xml:space="preserve">) následně určuje, k jakým zdrojům a akcím má ověřený uživatel právo přistupovat. </w:t>
-      </w:r>
-      <w:r>
-        <w:rPr>
-          <w:color w:val="EE0000"/>
-        </w:rPr>
-        <w:fldChar w:fldCharType="begin"/>
-      </w:r>
-      <w:r>
-        <w:instrText xml:space="preserve"> REF _Ref218865124 \r \h </w:instrText>
-      </w:r>
-      <w:r>
-        <w:rPr>
-          <w:color w:val="EE0000"/>
-        </w:rPr>
-      </w:r>
-      <w:r>
-        <w:rPr>
-          <w:color w:val="EE0000"/>
-        </w:rPr>
-        <w:fldChar w:fldCharType="separate"/>
-      </w:r>
-      <w:r>
-        <w:t>[14]</w:t>
-      </w:r>
-      <w:r>
-        <w:rPr>
-          <w:color w:val="EE0000"/>
-        </w:rPr>
-        <w:fldChar w:fldCharType="end"/>
-      </w:r>
-    </w:p>
-    <w:p>
-      <w:pPr>
-        <w:pStyle w:val="Nadpis3"/>
-      </w:pPr>
-      <w:bookmarkStart w:id="35" w:name="_Toc216301971"/>
-      <w:r>
-        <w:t>CAPTCHA ochrana</w:t>
-      </w:r>
-      <w:bookmarkEnd w:id="35"/>
-      <w:r>
-        <w:t xml:space="preserve"> </w:t>
-      </w:r>
-    </w:p>
-    <w:p>
-      <w:pPr>
-        <w:pStyle w:val="Pokraovn"/>
-      </w:pPr>
-      <w:r>
-        <w:t>CAPTCHA je bezpečnostní systém určený k rozlišení skutečného člověka od automatizovaného počítačového programu (bota). Tato zkratka znamená "</w:t>
-      </w:r>
-      <w:proofErr w:type="spellStart"/>
-      <w:r>
-        <w:t>Completely</w:t>
-      </w:r>
-      <w:proofErr w:type="spellEnd"/>
-      <w:r>
-        <w:t xml:space="preserve"> </w:t>
-      </w:r>
-      <w:proofErr w:type="spellStart"/>
-      <w:r>
-        <w:t>Automated</w:t>
-      </w:r>
-      <w:proofErr w:type="spellEnd"/>
-      <w:r>
-        <w:t xml:space="preserve"> Public </w:t>
-      </w:r>
-      <w:proofErr w:type="spellStart"/>
-      <w:r>
-        <w:t>Turing</w:t>
-      </w:r>
-      <w:proofErr w:type="spellEnd"/>
-      <w:r>
-        <w:t xml:space="preserve"> test to </w:t>
-      </w:r>
-      <w:proofErr w:type="spellStart"/>
-      <w:r>
-        <w:t>tell</w:t>
-      </w:r>
-      <w:proofErr w:type="spellEnd"/>
-      <w:r>
-        <w:t xml:space="preserve"> </w:t>
-      </w:r>
-      <w:proofErr w:type="spellStart"/>
-      <w:r>
-        <w:t>Computers</w:t>
-      </w:r>
-      <w:proofErr w:type="spellEnd"/>
-      <w:r>
-        <w:t xml:space="preserve"> and </w:t>
-      </w:r>
-      <w:proofErr w:type="spellStart"/>
-      <w:r>
-        <w:t>Humans</w:t>
-      </w:r>
-      <w:proofErr w:type="spellEnd"/>
-      <w:r>
-        <w:t xml:space="preserve"> </w:t>
-      </w:r>
-      <w:proofErr w:type="spellStart"/>
-      <w:r>
-        <w:t>Apart</w:t>
-      </w:r>
-      <w:proofErr w:type="spellEnd"/>
-      <w:r>
-        <w:t xml:space="preserve">", tedy veřejný, plně automatizovaný </w:t>
-      </w:r>
-      <w:proofErr w:type="spellStart"/>
-      <w:r>
-        <w:t>Turingův</w:t>
-      </w:r>
-      <w:proofErr w:type="spellEnd"/>
-      <w:r>
-        <w:t xml:space="preserve"> test k rozpoznání počítačů a lidí. Funguje tak, že uživateli předloží úkol, který je pro člověka jednoduchý, ale pro současné počítačové algoritmy obtížný. Typicky jde o přepis zkresleného textu, výběr obrázků podle zadání (např. "klikněte na všechny semafory") nebo vyřešení základní matematické úlohy. Dokud uživatel úkol nevyřeší správně, systém jej považuje za robota. Dnešní situace je však jiná díky pokroku v umělé inteligenci, neuronových sítích a strojovém učení. Tyto technologie se staly natolik vyspělými, že dokážou spolehlivě překonat i moderní typy CAPTCHA. Například již v roce 2016 společnost Google zavedla metodu, kde stačilo kliknout na zaškrtávací políčko "Nejsem robot". Ovšem velmi brzy poté dokázala neuronová síť od stejné společnosti tento mechanismus úspěšně obejít. Teď se objevuje spousta různých typů CAPTCHA jako například textová, zvuková, obrázková, logická, </w:t>
-      </w:r>
-      <w:proofErr w:type="spellStart"/>
-      <w:r>
-        <w:t>reCAPTCHA</w:t>
-      </w:r>
-      <w:proofErr w:type="spellEnd"/>
-      <w:r>
-        <w:t>, herní, tvarová, se skrytým polem a s děleným obrázkem.</w:t>
-      </w:r>
-      <w:r>
-        <w:t xml:space="preserve"> </w:t>
-      </w:r>
-      <w:r>
-        <w:fldChar w:fldCharType="begin"/>
-      </w:r>
-      <w:r>
-        <w:instrText xml:space="preserve"> REF _Ref218422153 \r \h </w:instrText>
-      </w:r>
-      <w:r>
-        <w:fldChar w:fldCharType="separate"/>
-      </w:r>
-      <w:r>
-        <w:t>[15]</w:t>
-      </w:r>
-      <w:r>
-        <w:fldChar w:fldCharType="end"/>
-      </w:r>
-    </w:p>
-    <w:p>
-      <w:pPr>
-        <w:pStyle w:val="Nadpis3"/>
-      </w:pPr>
-      <w:bookmarkStart w:id="36" w:name="_Toc216301972"/>
-      <w:r>
-        <w:t xml:space="preserve">SQL </w:t>
-      </w:r>
-      <w:proofErr w:type="spellStart"/>
-      <w:r>
-        <w:t>injection</w:t>
-      </w:r>
-      <w:proofErr w:type="spellEnd"/>
-      <w:r>
-        <w:t xml:space="preserve"> obrana</w:t>
-      </w:r>
-      <w:bookmarkEnd w:id="36"/>
-    </w:p>
-    <w:p>
-      <w:pPr>
-        <w:pStyle w:val="Pokraovn"/>
-      </w:pPr>
-      <w:r>
-        <w:t xml:space="preserve">SQL </w:t>
-      </w:r>
-      <w:proofErr w:type="spellStart"/>
-      <w:r>
-        <w:t>Injection</w:t>
-      </w:r>
-      <w:proofErr w:type="spellEnd"/>
-      <w:r>
-        <w:t xml:space="preserve"> je typ útoku, který zneužívá chyby zabezpečení ve webových aplikacích. Tento útok umožňuje pachateli vložit a spustit škodlivý kód SQL, čímž získá neoprávněný přístup k databázovému systému. K útoku dochází, když aplikace nedostatečně ověřuje nebo filtruje vstupní data od uživatele. Zneužitím této zranitelnosti může útočník provádět v databázi různé akce s vážnými dopady, jako je manipulace s daty, jejich odstranění nebo dokonce získání administrátorských </w:t>
-      </w:r>
-      <w:r>
-        <w:lastRenderedPageBreak/>
-        <w:t xml:space="preserve">oprávnění. Závažnost tohoto útoku plyne z jeho potenciálu způsobit vážné škody jednotlivcům i velkým společnostem. Krádež osobních údajů nebo informací o platebních kartách může uživatele vážně poškodit, zatímco společnosti čelí poškození reputace, právním problémům a finančním ztrátám. Útoky typu SQL </w:t>
+        <w:t>o</w:t>
+      </w:r>
+      <w:r>
+        <w:t> </w:t>
+      </w:r>
+      <w:r>
+        <w:t xml:space="preserve">platebních kartách může uživatele vážně poškodit, zatímco společnosti čelí poškození reputace, právním problémům a finančním ztrátám. Útoky typu SQL </w:t>
       </w:r>
       <w:proofErr w:type="spellStart"/>
       <w:r>
@@ -7256,7 +7804,7 @@
       <w:pPr>
         <w:pStyle w:val="Nadpis2"/>
       </w:pPr>
-      <w:bookmarkStart w:id="37" w:name="_Toc216301973"/>
+      <w:bookmarkStart w:id="37" w:name="_Toc220153178"/>
       <w:r>
         <w:t>Verzování kódu</w:t>
       </w:r>
@@ -7312,7 +7860,7 @@
       <w:pPr>
         <w:pStyle w:val="Nadpis3"/>
       </w:pPr>
-      <w:bookmarkStart w:id="38" w:name="_Toc216301974"/>
+      <w:bookmarkStart w:id="38" w:name="_Toc220153179"/>
       <w:r>
         <w:t>Git základy</w:t>
       </w:r>
@@ -7331,30 +7879,27 @@
       </w:r>
       <w:proofErr w:type="spellEnd"/>
       <w:r>
-        <w:t xml:space="preserve"> v roce 2005 a od té doby se stal standardem v softwarovém inženýrství. Git je rychlý, efektivní a přizpůsobený potřebám vývojářů. </w:t>
-      </w:r>
+        <w:t xml:space="preserve"> v roce 2005 a od té doby se stal standardem v softwarovém inženýrství. Git je rychlý, efektivní a přizpůsobený potřebám vývojářů. Jeho distribuovaná povaha umožňuje práci i bez trvalého připojení k centrálnímu serveru, což poskytuje vysokou úroveň bezpečnosti a flexibility.</w:t>
+      </w:r>
+      <w:r>
+        <w:fldChar w:fldCharType="begin"/>
+      </w:r>
+      <w:r>
+        <w:instrText xml:space="preserve"> REF _Ref218422583 \r \h </w:instrText>
+      </w:r>
+      <w:r>
+        <w:fldChar w:fldCharType="separate"/>
+      </w:r>
+      <w:r>
+        <w:t>[18]</w:t>
+      </w:r>
+      <w:r>
+        <w:fldChar w:fldCharType="end"/>
+      </w:r>
+    </w:p>
+    <w:p>
       <w:r>
         <w:lastRenderedPageBreak/>
-        <w:t>Jeho distribuovaná povaha umožňuje práci i bez trvalého připojení k centrálnímu serveru, což poskytuje vysokou úroveň bezpečnosti a flexibility.</w:t>
-      </w:r>
-      <w:r>
-        <w:fldChar w:fldCharType="begin"/>
-      </w:r>
-      <w:r>
-        <w:instrText xml:space="preserve"> REF _Ref218422583 \r \h </w:instrText>
-      </w:r>
-      <w:r>
-        <w:fldChar w:fldCharType="separate"/>
-      </w:r>
-      <w:r>
-        <w:t>[18]</w:t>
-      </w:r>
-      <w:r>
-        <w:fldChar w:fldCharType="end"/>
-      </w:r>
-    </w:p>
-    <w:p>
-      <w:r>
         <w:t xml:space="preserve">Ovládnutí základních příkazů je klíčové pro efektivní práci s </w:t>
       </w:r>
       <w:proofErr w:type="spellStart"/>
@@ -7371,7 +7916,13 @@
       </w:r>
       <w:proofErr w:type="spellEnd"/>
       <w:r>
-        <w:t>, sledovat stav projektu, ukládat změny a synchronizovat práci s</w:t>
+        <w:t>, sledovat stav projektu, ukládat změny a</w:t>
+      </w:r>
+      <w:r>
+        <w:t> </w:t>
+      </w:r>
+      <w:r>
+        <w:t>synchronizovat práci s</w:t>
       </w:r>
       <w:r>
         <w:t> </w:t>
@@ -7525,7 +8076,13 @@
       </w:r>
       <w:proofErr w:type="spellEnd"/>
       <w:r>
-        <w:t xml:space="preserve"> area, aby byly připraveny k uložení. </w:t>
+        <w:t xml:space="preserve"> area, aby byly připraveny k</w:t>
+      </w:r>
+      <w:r>
+        <w:t> </w:t>
+      </w:r>
+      <w:r>
+        <w:t xml:space="preserve">uložení. </w:t>
       </w:r>
     </w:p>
     <w:p>
@@ -7545,17 +8102,12 @@
         <w:t xml:space="preserve"> </w:t>
       </w:r>
       <w:proofErr w:type="spellStart"/>
-      <w:proofErr w:type="gramStart"/>
       <w:r>
         <w:t>commit</w:t>
       </w:r>
       <w:proofErr w:type="spellEnd"/>
       <w:r>
-        <w:t xml:space="preserve"> -m</w:t>
-      </w:r>
-      <w:proofErr w:type="gramEnd"/>
-      <w:r>
-        <w:t xml:space="preserve"> "zpráva" – Trvale uloží připravené změny do historie s popisnou zprávou. </w:t>
+        <w:t xml:space="preserve"> -m "zpráva" – Trvale uloží připravené změny do historie s popisnou zprávou. </w:t>
       </w:r>
     </w:p>
     <w:p>
@@ -7702,7 +8254,7 @@
       <w:pPr>
         <w:pStyle w:val="Nadpis2"/>
       </w:pPr>
-      <w:bookmarkStart w:id="39" w:name="_Toc216301975"/>
+      <w:bookmarkStart w:id="39" w:name="_Toc220153180"/>
       <w:proofErr w:type="spellStart"/>
       <w:r>
         <w:t>Backlog</w:t>
@@ -7771,63 +8323,57 @@
         <w:rPr>
           <w:rFonts w:eastAsiaTheme="minorEastAsia"/>
         </w:rPr>
-        <w:t xml:space="preserve"> využívá jako klíčový zdroj informací. Poskytuje jim přehled </w:t>
+        <w:t xml:space="preserve"> využívá jako klíčový zdroj informací. Poskytuje jim přehled o tom, co je potřeba udělat, a slouží jako podklad pro plánování a rozdělování práce.</w:t>
       </w:r>
       <w:r>
         <w:rPr>
           <w:rFonts w:eastAsiaTheme="minorEastAsia"/>
         </w:rPr>
+        <w:t xml:space="preserve"> </w:t>
+      </w:r>
+      <w:r>
+        <w:rPr>
+          <w:rFonts w:eastAsiaTheme="minorEastAsia"/>
+        </w:rPr>
+        <w:fldChar w:fldCharType="begin"/>
+      </w:r>
+      <w:r>
+        <w:rPr>
+          <w:rFonts w:eastAsiaTheme="minorEastAsia"/>
+        </w:rPr>
+        <w:instrText xml:space="preserve"> REF _Ref218865168 \r \h </w:instrText>
+      </w:r>
+      <w:r>
+        <w:rPr>
+          <w:rFonts w:eastAsiaTheme="minorEastAsia"/>
+        </w:rPr>
+      </w:r>
+      <w:r>
+        <w:rPr>
+          <w:rFonts w:eastAsiaTheme="minorEastAsia"/>
+        </w:rPr>
+        <w:fldChar w:fldCharType="separate"/>
+      </w:r>
+      <w:r>
+        <w:rPr>
+          <w:rFonts w:eastAsiaTheme="minorEastAsia"/>
+        </w:rPr>
+        <w:t>[19]</w:t>
+      </w:r>
+      <w:r>
+        <w:rPr>
+          <w:rFonts w:eastAsiaTheme="minorEastAsia"/>
+        </w:rPr>
+        <w:fldChar w:fldCharType="end"/>
+      </w:r>
+    </w:p>
+    <w:p>
+      <w:pPr>
+        <w:pStyle w:val="Nadpis3"/>
+      </w:pPr>
+      <w:bookmarkStart w:id="40" w:name="_Toc220153181"/>
+      <w:r>
         <w:lastRenderedPageBreak/>
-        <w:t>o tom, co je potřeba udělat, a slouží jako podklad pro plánování a rozdělování práce.</w:t>
-      </w:r>
-      <w:r>
-        <w:rPr>
-          <w:rFonts w:eastAsiaTheme="minorEastAsia"/>
-        </w:rPr>
-        <w:t xml:space="preserve"> </w:t>
-      </w:r>
-      <w:r>
-        <w:rPr>
-          <w:rFonts w:eastAsiaTheme="minorEastAsia"/>
-        </w:rPr>
-        <w:fldChar w:fldCharType="begin"/>
-      </w:r>
-      <w:r>
-        <w:rPr>
-          <w:rFonts w:eastAsiaTheme="minorEastAsia"/>
-        </w:rPr>
-        <w:instrText xml:space="preserve"> REF _Ref218865168 \r \h </w:instrText>
-      </w:r>
-      <w:r>
-        <w:rPr>
-          <w:rFonts w:eastAsiaTheme="minorEastAsia"/>
-        </w:rPr>
-      </w:r>
-      <w:r>
-        <w:rPr>
-          <w:rFonts w:eastAsiaTheme="minorEastAsia"/>
-        </w:rPr>
-        <w:fldChar w:fldCharType="separate"/>
-      </w:r>
-      <w:r>
-        <w:rPr>
-          <w:rFonts w:eastAsiaTheme="minorEastAsia"/>
-        </w:rPr>
-        <w:t>[19]</w:t>
-      </w:r>
-      <w:r>
-        <w:rPr>
-          <w:rFonts w:eastAsiaTheme="minorEastAsia"/>
-        </w:rPr>
-        <w:fldChar w:fldCharType="end"/>
-      </w:r>
-    </w:p>
-    <w:p>
-      <w:pPr>
-        <w:pStyle w:val="Nadpis3"/>
-      </w:pPr>
-      <w:bookmarkStart w:id="40" w:name="_Toc216301976"/>
-      <w:r>
         <w:t>Metodika</w:t>
       </w:r>
       <w:r>
@@ -7840,7 +8386,19 @@
         <w:pStyle w:val="Pokraovn"/>
       </w:pPr>
       <w:r>
-        <w:t xml:space="preserve">Kanban je způsob organizace práce, který využívá vizuální tabuli (fyzickou nebo digitální) s několika sloupci pro sledování postupu úkolů. Jednotlivé úkoly se v průběhu zpracování posouvají z jednoho sloupce do druhého. Klíčovou zásadou Kanbanu je, že se nové úkoly začínají řešit teprve tehdy, když na ně tým má kapacitu, namísto zahájení všech úkolů najednou. Tento přístup pomáhá předcházet zahlcení a úzkým hrdlům ve </w:t>
+        <w:t>Kanban je způsob organizace práce, který využívá vizuální tabuli (fyzickou nebo digitální) s několika sloupci pro sledování postupu úkolů. Jednotlivé úkoly se v</w:t>
+      </w:r>
+      <w:r>
+        <w:t> </w:t>
+      </w:r>
+      <w:r>
+        <w:t>průběhu zpracování posouvají z jednoho sloupce do druhého. Klíčovou zásadou Kanbanu je, že se nové úkoly začínají řešit teprve tehdy, když na ně tým má kapacitu, namísto zahájení všech úkolů najednou. Tento přístup pomáhá předcházet zahlcení a</w:t>
+      </w:r>
+      <w:r>
+        <w:t> </w:t>
+      </w:r>
+      <w:r>
+        <w:t xml:space="preserve">úzkým hrdlům ve </w:t>
       </w:r>
       <w:proofErr w:type="spellStart"/>
       <w:r>
@@ -7848,7 +8406,19 @@
       </w:r>
       <w:proofErr w:type="spellEnd"/>
       <w:r>
-        <w:t>, zvyšuje přehlednost celého procesu, zefektivňuje práci a zkracuje celkovou dobu zpracování. Jde o flexibilní metodu, kterou lze uplatnit v různých oblastech s cílem optimalizovat pracovní postupy.</w:t>
+        <w:t>, zvyšuje přehlednost celého procesu, zefektivňuje práci a</w:t>
+      </w:r>
+      <w:r>
+        <w:t> </w:t>
+      </w:r>
+      <w:r>
+        <w:t>zkracuje celkovou dobu zpracování. Jde o flexibilní metodu, kterou lze uplatnit v</w:t>
+      </w:r>
+      <w:r>
+        <w:t> </w:t>
+      </w:r>
+      <w:r>
+        <w:t>různých oblastech s cílem optimalizovat pracovní postupy.</w:t>
       </w:r>
       <w:r>
         <w:fldChar w:fldCharType="begin"/>
@@ -7889,7 +8459,7 @@
       <w:bookmarkStart w:id="49" w:name="_Toc145265625"/>
       <w:bookmarkStart w:id="50" w:name="_Toc145265964"/>
       <w:bookmarkStart w:id="51" w:name="_Toc145266560"/>
-      <w:bookmarkStart w:id="52" w:name="_Toc216301977"/>
+      <w:bookmarkStart w:id="52" w:name="_Toc220153182"/>
       <w:r>
         <w:rPr>
           <w:rFonts w:eastAsiaTheme="minorEastAsia"/>
@@ -7966,7 +8536,7 @@
       <w:pPr>
         <w:pStyle w:val="Nadpis2"/>
       </w:pPr>
-      <w:bookmarkStart w:id="53" w:name="_Toc216301979"/>
+      <w:bookmarkStart w:id="53" w:name="_Toc220153183"/>
       <w:r>
         <w:t>Struktura projektu</w:t>
       </w:r>
@@ -8009,10 +8579,10 @@
     </w:p>
     <w:p>
       <w:pPr>
-        <w:pStyle w:val="Odstavecseseznamem"/>
+        <w:pStyle w:val="Pokraovn"/>
         <w:numPr>
           <w:ilvl w:val="0"/>
-          <w:numId w:val="40"/>
+          <w:numId w:val="34"/>
         </w:numPr>
       </w:pPr>
       <w:proofErr w:type="spellStart"/>
@@ -8029,10 +8599,10 @@
     </w:p>
     <w:p>
       <w:pPr>
-        <w:pStyle w:val="Odstavecseseznamem"/>
+        <w:pStyle w:val="Pokraovn"/>
         <w:numPr>
           <w:ilvl w:val="0"/>
-          <w:numId w:val="40"/>
+          <w:numId w:val="34"/>
         </w:numPr>
       </w:pPr>
       <w:proofErr w:type="spellStart"/>
@@ -8064,10 +8634,10 @@
     </w:p>
     <w:p>
       <w:pPr>
-        <w:pStyle w:val="Odstavecseseznamem"/>
+        <w:pStyle w:val="Pokraovn"/>
         <w:numPr>
           <w:ilvl w:val="0"/>
-          <w:numId w:val="40"/>
+          <w:numId w:val="34"/>
         </w:numPr>
       </w:pPr>
       <w:proofErr w:type="spellStart"/>
@@ -8087,10 +8657,10 @@
     </w:p>
     <w:p>
       <w:pPr>
-        <w:pStyle w:val="Odstavecseseznamem"/>
+        <w:pStyle w:val="Pokraovn"/>
         <w:numPr>
           <w:ilvl w:val="0"/>
-          <w:numId w:val="40"/>
+          <w:numId w:val="34"/>
         </w:numPr>
       </w:pPr>
       <w:proofErr w:type="spellStart"/>
@@ -8102,15 +8672,21 @@
         <w:t xml:space="preserve"> – </w:t>
       </w:r>
       <w:r>
-        <w:t>Modul pro organizaci hesel. Umožňuje vytvářet a spravovat kategorie (skupiny), do kterých lze následně přiřazovat jednotlivé záznamy pro lepší přehlednost.</w:t>
-      </w:r>
-    </w:p>
-    <w:p>
-      <w:pPr>
-        <w:pStyle w:val="Odstavecseseznamem"/>
+        <w:t>Modul pro organizaci hesel. Umožňuje vytvářet a</w:t>
+      </w:r>
+      <w:r>
+        <w:t> </w:t>
+      </w:r>
+      <w:r>
+        <w:t>spravovat kategorie (skupiny), do kterých lze následně přiřazovat jednotlivé záznamy pro lepší přehlednost.</w:t>
+      </w:r>
+    </w:p>
+    <w:p>
+      <w:pPr>
+        <w:pStyle w:val="Pokraovn"/>
         <w:numPr>
           <w:ilvl w:val="0"/>
-          <w:numId w:val="40"/>
+          <w:numId w:val="34"/>
         </w:numPr>
       </w:pPr>
       <w:proofErr w:type="spellStart"/>
@@ -8127,10 +8703,10 @@
     </w:p>
     <w:p>
       <w:pPr>
-        <w:pStyle w:val="Odstavecseseznamem"/>
+        <w:pStyle w:val="Pokraovn"/>
         <w:numPr>
           <w:ilvl w:val="0"/>
-          <w:numId w:val="40"/>
+          <w:numId w:val="34"/>
         </w:numPr>
       </w:pPr>
       <w:proofErr w:type="spellStart"/>
@@ -8150,10 +8726,10 @@
     </w:p>
     <w:p>
       <w:pPr>
-        <w:pStyle w:val="Odstavecseseznamem"/>
+        <w:pStyle w:val="Pokraovn"/>
         <w:numPr>
           <w:ilvl w:val="0"/>
-          <w:numId w:val="40"/>
+          <w:numId w:val="34"/>
         </w:numPr>
       </w:pPr>
       <w:proofErr w:type="spellStart"/>
@@ -8173,14 +8749,15 @@
     </w:p>
     <w:p>
       <w:pPr>
-        <w:pStyle w:val="Odstavecseseznamem"/>
+        <w:pStyle w:val="Pokraovn"/>
         <w:numPr>
           <w:ilvl w:val="0"/>
-          <w:numId w:val="40"/>
+          <w:numId w:val="34"/>
         </w:numPr>
       </w:pPr>
       <w:proofErr w:type="spellStart"/>
       <w:r>
+        <w:lastRenderedPageBreak/>
         <w:t>New_password.cs</w:t>
       </w:r>
       <w:proofErr w:type="spellEnd"/>
@@ -8190,10 +8767,10 @@
     </w:p>
     <w:p>
       <w:pPr>
-        <w:pStyle w:val="Odstavecseseznamem"/>
+        <w:pStyle w:val="Pokraovn"/>
         <w:numPr>
           <w:ilvl w:val="0"/>
-          <w:numId w:val="40"/>
+          <w:numId w:val="34"/>
         </w:numPr>
       </w:pPr>
       <w:proofErr w:type="spellStart"/>
@@ -8210,10 +8787,10 @@
     </w:p>
     <w:p>
       <w:pPr>
-        <w:pStyle w:val="Odstavecseseznamem"/>
+        <w:pStyle w:val="Pokraovn"/>
         <w:numPr>
           <w:ilvl w:val="0"/>
-          <w:numId w:val="40"/>
+          <w:numId w:val="34"/>
         </w:numPr>
       </w:pPr>
       <w:proofErr w:type="spellStart"/>
@@ -8254,401 +8831,391 @@
       </w:r>
       <w:proofErr w:type="spellEnd"/>
       <w:r>
-        <w:t xml:space="preserve"> Manager. Implementuje </w:t>
-      </w:r>
+        <w:t xml:space="preserve"> Manager. Implementuje šifrování pomocí algoritmu AES (</w:t>
+      </w:r>
+      <w:proofErr w:type="spellStart"/>
+      <w:r>
+        <w:t>Advanced</w:t>
+      </w:r>
+      <w:proofErr w:type="spellEnd"/>
+      <w:r>
+        <w:t xml:space="preserve"> </w:t>
+      </w:r>
+      <w:proofErr w:type="spellStart"/>
+      <w:r>
+        <w:t>Encryption</w:t>
+      </w:r>
+      <w:proofErr w:type="spellEnd"/>
+      <w:r>
+        <w:t xml:space="preserve"> Standard) s </w:t>
+      </w:r>
+      <w:r>
+        <w:t>256bitovým</w:t>
+      </w:r>
+      <w:r>
+        <w:t xml:space="preserve"> klíčem, který patří mezi současné kryptografické standardy doporučené pro citlivá data</w:t>
+      </w:r>
+      <w:r>
+        <w:t xml:space="preserve"> </w:t>
+      </w:r>
+      <w:r>
+        <w:fldChar w:fldCharType="begin"/>
+      </w:r>
+      <w:r>
+        <w:instrText xml:space="preserve"> REF _Ref220162006 \r \h </w:instrText>
+      </w:r>
+      <w:r>
+        <w:fldChar w:fldCharType="separate"/>
+      </w:r>
+      <w:r>
+        <w:t>[21]</w:t>
+      </w:r>
+      <w:r>
+        <w:fldChar w:fldCharType="end"/>
+      </w:r>
+      <w:r>
+        <w:t>.</w:t>
+      </w:r>
+    </w:p>
+    <w:p>
+      <w:r>
+        <w:t xml:space="preserve">Pro komunikaci s databází je využit konfigurační soubor </w:t>
+      </w:r>
+      <w:proofErr w:type="spellStart"/>
+      <w:r>
+        <w:t>App.config</w:t>
+      </w:r>
+      <w:proofErr w:type="spellEnd"/>
+      <w:r>
+        <w:t>, který obsahuje nastavení připojení k relační databázi. V tomto souboru je připojovací řetězec (</w:t>
+      </w:r>
+      <w:proofErr w:type="spellStart"/>
+      <w:r>
+        <w:t>connectionString</w:t>
+      </w:r>
+      <w:proofErr w:type="spellEnd"/>
+      <w:r>
+        <w:t xml:space="preserve">) pro </w:t>
+      </w:r>
+      <w:proofErr w:type="spellStart"/>
+      <w:r>
+        <w:t>MySQL</w:t>
+      </w:r>
+      <w:proofErr w:type="spellEnd"/>
+      <w:r>
+        <w:t xml:space="preserve"> databázi hostovanou na externím serveru, což umožňuje centralizované ukládání dat a jejich dostupnost z různých částí aplikace.</w:t>
+      </w:r>
+    </w:p>
+    <w:p>
+      <w:r>
+        <w:t xml:space="preserve">V projektu se dále nachází složka </w:t>
+      </w:r>
+      <w:proofErr w:type="spellStart"/>
+      <w:r>
+        <w:t>Resources</w:t>
+      </w:r>
+      <w:proofErr w:type="spellEnd"/>
+      <w:r>
+        <w:t xml:space="preserve">, která </w:t>
+      </w:r>
+      <w:r>
+        <w:t>slouží jako úložiště grafických prostředků aplikace používaných v uživatelském rozhraní.</w:t>
+      </w:r>
+      <w:r>
+        <w:t xml:space="preserve"> Konkrétně obsahuje ikonové soubory ve formátu PNG, které vizualizují akci zavření okna – modrý křížek (Blue.png) pro standardní stav a červený křížek (Red.png)</w:t>
+      </w:r>
+      <w:r>
+        <w:t xml:space="preserve"> pro </w:t>
+      </w:r>
+      <w:r>
+        <w:t>varovný stav.</w:t>
+      </w:r>
+    </w:p>
+    <w:p>
+      <w:pPr>
+        <w:pStyle w:val="Nadpis2"/>
+      </w:pPr>
+      <w:bookmarkStart w:id="54" w:name="_Toc220153184"/>
+      <w:r>
+        <w:t>Návrh databáze</w:t>
+      </w:r>
+      <w:bookmarkEnd w:id="54"/>
+    </w:p>
+    <w:p>
+      <w:pPr>
+        <w:pStyle w:val="Pokraovn"/>
+      </w:pPr>
+      <w:r>
+        <w:t xml:space="preserve">Databázový model byl navržen pro </w:t>
+      </w:r>
+      <w:proofErr w:type="spellStart"/>
+      <w:r>
+        <w:t>MySQL</w:t>
+      </w:r>
+      <w:proofErr w:type="spellEnd"/>
+      <w:r>
+        <w:t xml:space="preserve"> databázi hostovanou na platformě Endora.cz v rámci jejich free hostingového plánu. Pro komunikaci s databází je použita knihovna </w:t>
+      </w:r>
+      <w:proofErr w:type="spellStart"/>
+      <w:r>
+        <w:t>MySql.Data.MySqlClient</w:t>
+      </w:r>
+      <w:proofErr w:type="spellEnd"/>
+      <w:r>
+        <w:t>, která umožňuje přímé provádění SQL dotazů z</w:t>
+      </w:r>
+      <w:r>
+        <w:t> </w:t>
+      </w:r>
+      <w:r>
+        <w:t>C# kódu.</w:t>
+      </w:r>
+    </w:p>
+    <w:p>
+      <w:r>
+        <w:t xml:space="preserve">V databázi pro aplikaci </w:t>
+      </w:r>
+      <w:proofErr w:type="spellStart"/>
+      <w:r>
+        <w:t>Password</w:t>
+      </w:r>
+      <w:proofErr w:type="spellEnd"/>
+      <w:r>
+        <w:t xml:space="preserve"> Manager se neházejí</w:t>
+      </w:r>
+      <w:r>
+        <w:t xml:space="preserve"> tabulky </w:t>
+      </w:r>
+      <w:proofErr w:type="spellStart"/>
+      <w:r>
+        <w:t>users</w:t>
+      </w:r>
+      <w:proofErr w:type="spellEnd"/>
+      <w:r>
+        <w:t xml:space="preserve">, </w:t>
+      </w:r>
+      <w:proofErr w:type="spellStart"/>
+      <w:r>
+        <w:t>credentials</w:t>
+      </w:r>
+      <w:proofErr w:type="spellEnd"/>
+      <w:r>
+        <w:t xml:space="preserve">, </w:t>
+      </w:r>
+      <w:proofErr w:type="spellStart"/>
+      <w:r>
+        <w:t>credentials_groups</w:t>
+      </w:r>
+      <w:proofErr w:type="spellEnd"/>
+      <w:r>
+        <w:t xml:space="preserve">, </w:t>
+      </w:r>
+      <w:proofErr w:type="spellStart"/>
+      <w:r>
+        <w:t>shared_groups</w:t>
+      </w:r>
+      <w:proofErr w:type="spellEnd"/>
+      <w:r>
+        <w:t xml:space="preserve"> a </w:t>
+      </w:r>
+      <w:proofErr w:type="spellStart"/>
+      <w:r>
+        <w:t>users_roles</w:t>
+      </w:r>
+      <w:proofErr w:type="spellEnd"/>
+      <w:r>
+        <w:t xml:space="preserve">. </w:t>
+      </w:r>
+    </w:p>
+    <w:p>
+      <w:pPr>
+        <w:pStyle w:val="Nadpis3"/>
+      </w:pPr>
+      <w:bookmarkStart w:id="55" w:name="_Toc220153185"/>
       <w:r>
         <w:lastRenderedPageBreak/>
-        <w:t>šifrování pomocí algoritmu AES (</w:t>
-      </w:r>
-      <w:proofErr w:type="spellStart"/>
-      <w:r>
-        <w:t>Advanced</w:t>
-      </w:r>
-      <w:proofErr w:type="spellEnd"/>
-      <w:r>
+        <w:t xml:space="preserve">Tabulka </w:t>
+      </w:r>
+      <w:proofErr w:type="spellStart"/>
+      <w:r>
+        <w:t>users</w:t>
+      </w:r>
+      <w:bookmarkEnd w:id="55"/>
+      <w:proofErr w:type="spellEnd"/>
+    </w:p>
+    <w:p>
+      <w:pPr>
+        <w:pStyle w:val="Pokraovn"/>
+      </w:pPr>
+      <w:r>
+        <w:t xml:space="preserve">V této tabulce se nacházejí údaje o uživatelích aplikace </w:t>
+      </w:r>
+      <w:proofErr w:type="spellStart"/>
+      <w:r>
+        <w:t>Password</w:t>
+      </w:r>
+      <w:proofErr w:type="spellEnd"/>
+      <w:r>
+        <w:t xml:space="preserve"> Manager. Tabulka obsahuje pole </w:t>
+      </w:r>
+      <w:r>
+        <w:t>id</w:t>
+      </w:r>
+      <w:r>
+        <w:t xml:space="preserve"> datového typu </w:t>
+      </w:r>
+      <w:proofErr w:type="spellStart"/>
+      <w:r>
+        <w:t>bigint</w:t>
+      </w:r>
+      <w:proofErr w:type="spellEnd"/>
+      <w:r>
+        <w:t xml:space="preserve"> (20), které je nastaveno jako auto</w:t>
+      </w:r>
+      <w:r>
+        <w:rPr>
+          <w:b/>
+          <w:bCs/>
+        </w:rPr>
         <w:t xml:space="preserve"> </w:t>
       </w:r>
       <w:proofErr w:type="spellStart"/>
       <w:r>
-        <w:t>Encryption</w:t>
-      </w:r>
-      <w:proofErr w:type="spellEnd"/>
-      <w:r>
-        <w:t xml:space="preserve"> Standard) s </w:t>
-      </w:r>
-      <w:r>
-        <w:t>256bitovým</w:t>
-      </w:r>
-      <w:r>
-        <w:t xml:space="preserve"> klíčem, který patří mezi současné kryptografické standardy doporučené pro citlivá data</w:t>
-      </w:r>
-      <w:r>
-        <w:t xml:space="preserve"> [https://www.geeksforgeeks.org/computer-networks/advanced-encryption-standard-aes/]</w:t>
-      </w:r>
-      <w:r>
-        <w:t>.</w:t>
-      </w:r>
-    </w:p>
-    <w:p>
-      <w:r>
-        <w:t xml:space="preserve">Pro komunikaci s databází je využit konfigurační soubor </w:t>
-      </w:r>
-      <w:proofErr w:type="spellStart"/>
-      <w:r>
-        <w:t>App.config</w:t>
-      </w:r>
-      <w:proofErr w:type="spellEnd"/>
-      <w:r>
-        <w:t>, který obsahuje nastavení připojení k relační databázi. V tomto souboru je připojovací řetězec (</w:t>
-      </w:r>
-      <w:proofErr w:type="spellStart"/>
-      <w:r>
-        <w:t>connectionString</w:t>
-      </w:r>
-      <w:proofErr w:type="spellEnd"/>
-      <w:r>
-        <w:t xml:space="preserve">) pro </w:t>
-      </w:r>
-      <w:proofErr w:type="spellStart"/>
-      <w:r>
-        <w:t>MySQL</w:t>
-      </w:r>
-      <w:proofErr w:type="spellEnd"/>
-      <w:r>
-        <w:t xml:space="preserve"> databázi hostovanou na externím serveru, což umožňuje centralizované ukládání dat a jejich dostupnost z různých částí aplikace.</w:t>
-      </w:r>
-    </w:p>
-    <w:p>
-      <w:r>
-        <w:t xml:space="preserve">V projektu se dále nachází složka </w:t>
-      </w:r>
-      <w:proofErr w:type="spellStart"/>
-      <w:r>
-        <w:t>Resources</w:t>
-      </w:r>
-      <w:proofErr w:type="spellEnd"/>
-      <w:r>
-        <w:t xml:space="preserve">, která </w:t>
-      </w:r>
-      <w:r>
-        <w:t>slouží jako úložiště grafických prostředků aplikace používaných v uživatelském rozhraní.</w:t>
-      </w:r>
-      <w:r>
-        <w:t xml:space="preserve"> Konkrétně obsahuje ikonové soubory ve formátu PNG, které vizualizují akci zavření okna – modrý křížek (Blue.png) pro standardní stav a červený křížek (Red.png)</w:t>
-      </w:r>
-      <w:r>
-        <w:t xml:space="preserve"> pro </w:t>
-      </w:r>
-      <w:r>
-        <w:t>varovný stav.</w:t>
-      </w:r>
-    </w:p>
-    <w:p>
-      <w:pPr>
-        <w:pStyle w:val="Nadpis2"/>
-      </w:pPr>
-      <w:bookmarkStart w:id="54" w:name="_Toc216301980"/>
-      <w:r>
-        <w:t>Návrh databáze</w:t>
-      </w:r>
-      <w:bookmarkEnd w:id="54"/>
+        <w:t>increment</w:t>
+      </w:r>
+      <w:proofErr w:type="spellEnd"/>
+      <w:r>
+        <w:t>, tedy při každém novém zápisu se automaticky nastaví hodnota id o 1 vyšší. Toto pole zároveň slouží jako primární klíč. Dále jsou v tabulce uloženy údaje o uživatelích, konkrétně uživatelské jméno (</w:t>
+      </w:r>
+      <w:proofErr w:type="spellStart"/>
+      <w:r>
+        <w:t>username</w:t>
+      </w:r>
+      <w:proofErr w:type="spellEnd"/>
+      <w:r>
+        <w:t xml:space="preserve">) datového typu </w:t>
+      </w:r>
+      <w:proofErr w:type="spellStart"/>
+      <w:r>
+        <w:t>varchar</w:t>
+      </w:r>
+      <w:proofErr w:type="spellEnd"/>
+      <w:r>
+        <w:t xml:space="preserve"> (100) a heslo (</w:t>
+      </w:r>
+      <w:proofErr w:type="spellStart"/>
+      <w:r>
+        <w:t>password</w:t>
+      </w:r>
+      <w:proofErr w:type="spellEnd"/>
+      <w:r>
+        <w:t xml:space="preserve">) datového typu </w:t>
+      </w:r>
+      <w:proofErr w:type="spellStart"/>
+      <w:r>
+        <w:t>varchar</w:t>
+      </w:r>
+      <w:proofErr w:type="spellEnd"/>
+      <w:r>
+        <w:t xml:space="preserve"> (255). Heslo se do databáze ukládá hashované pomocí algoritmu </w:t>
+      </w:r>
+      <w:proofErr w:type="spellStart"/>
+      <w:r>
+        <w:t>BCrypt</w:t>
+      </w:r>
+      <w:proofErr w:type="spellEnd"/>
+      <w:r>
+        <w:t xml:space="preserve"> s pracovním faktorem 13.</w:t>
+      </w:r>
     </w:p>
     <w:p>
       <w:pPr>
         <w:pStyle w:val="Pokraovn"/>
       </w:pPr>
       <w:r>
-        <w:t xml:space="preserve">Databázový model byl navržen pro </w:t>
-      </w:r>
-      <w:proofErr w:type="spellStart"/>
-      <w:r>
-        <w:t>MySQL</w:t>
-      </w:r>
-      <w:proofErr w:type="spellEnd"/>
-      <w:r>
-        <w:t xml:space="preserve"> databázi hostovanou na platformě Endora.cz v rámci jejich free hostingového plánu. Pro komunikaci s databází je použita knihovna </w:t>
-      </w:r>
-      <w:proofErr w:type="spellStart"/>
-      <w:proofErr w:type="gramStart"/>
-      <w:r>
-        <w:t>MySql.Data.MySqlClient</w:t>
-      </w:r>
-      <w:proofErr w:type="spellEnd"/>
-      <w:proofErr w:type="gramEnd"/>
-      <w:r>
-        <w:t>, která umožňuje přímé provádění SQL dotazů z C# kódu.</w:t>
-      </w:r>
-    </w:p>
-    <w:p>
-      <w:r>
-        <w:t xml:space="preserve">V databázi pro aplikaci </w:t>
-      </w:r>
-      <w:proofErr w:type="spellStart"/>
-      <w:r>
-        <w:t>Password</w:t>
-      </w:r>
-      <w:proofErr w:type="spellEnd"/>
-      <w:r>
-        <w:t xml:space="preserve"> Manager se neházejí</w:t>
-      </w:r>
-      <w:r>
-        <w:t xml:space="preserve"> tabulky </w:t>
+        <w:t xml:space="preserve">V tabulce se dále nachází pole </w:t>
+      </w:r>
+      <w:proofErr w:type="spellStart"/>
+      <w:r>
+        <w:t>role</w:t>
+      </w:r>
+      <w:r>
+        <w:rPr>
+          <w:b/>
+          <w:bCs/>
+        </w:rPr>
+        <w:t>_</w:t>
+      </w:r>
+      <w:r>
+        <w:t>id</w:t>
+      </w:r>
+      <w:proofErr w:type="spellEnd"/>
+      <w:r>
+        <w:t xml:space="preserve"> datového typu </w:t>
+      </w:r>
+      <w:proofErr w:type="spellStart"/>
+      <w:r>
+        <w:t>bigint</w:t>
+      </w:r>
+      <w:proofErr w:type="spellEnd"/>
+      <w:r>
+        <w:t xml:space="preserve"> (20), které je pomocí cizího klíče navázáno na tabulku </w:t>
       </w:r>
       <w:proofErr w:type="spellStart"/>
       <w:r>
         <w:t>users</w:t>
       </w:r>
-      <w:proofErr w:type="spellEnd"/>
-      <w:r>
-        <w:t xml:space="preserve">, </w:t>
-      </w:r>
-      <w:proofErr w:type="spellStart"/>
-      <w:r>
-        <w:t>credentials</w:t>
-      </w:r>
-      <w:proofErr w:type="spellEnd"/>
-      <w:r>
-        <w:t xml:space="preserve">, </w:t>
-      </w:r>
-      <w:proofErr w:type="spellStart"/>
-      <w:r>
-        <w:t>credentials_groups</w:t>
-      </w:r>
-      <w:proofErr w:type="spellEnd"/>
-      <w:r>
-        <w:t xml:space="preserve">, </w:t>
-      </w:r>
-      <w:proofErr w:type="spellStart"/>
-      <w:r>
-        <w:t>shared_groups</w:t>
-      </w:r>
-      <w:proofErr w:type="spellEnd"/>
-      <w:r>
-        <w:t xml:space="preserve"> a </w:t>
-      </w:r>
-      <w:proofErr w:type="spellStart"/>
-      <w:r>
-        <w:t>users_roles</w:t>
-      </w:r>
-      <w:proofErr w:type="spellEnd"/>
-      <w:r>
-        <w:t xml:space="preserve">. </w:t>
-      </w:r>
-    </w:p>
-    <w:p>
-      <w:pPr>
-        <w:pStyle w:val="Nadpis3"/>
-      </w:pPr>
-      <w:r>
-        <w:t xml:space="preserve">Tabulka </w:t>
-      </w:r>
-      <w:proofErr w:type="spellStart"/>
-      <w:r>
-        <w:t>users</w:t>
-      </w:r>
-      <w:proofErr w:type="spellEnd"/>
+      <w:r>
+        <w:rPr>
+          <w:b/>
+          <w:bCs/>
+        </w:rPr>
+        <w:t>_</w:t>
+      </w:r>
+      <w:r>
+        <w:t>roles</w:t>
+      </w:r>
+      <w:proofErr w:type="spellEnd"/>
+      <w:r>
+        <w:t xml:space="preserve">, konkrétně na hodnotu v poli id. Součástí tabulky je také pole </w:t>
+      </w:r>
+      <w:proofErr w:type="spellStart"/>
+      <w:r>
+        <w:t>user</w:t>
+      </w:r>
+      <w:r>
+        <w:rPr>
+          <w:b/>
+          <w:bCs/>
+        </w:rPr>
+        <w:t>_</w:t>
+      </w:r>
+      <w:r>
+        <w:t>salt</w:t>
+      </w:r>
+      <w:proofErr w:type="spellEnd"/>
+      <w:r>
+        <w:t xml:space="preserve"> datového typu </w:t>
+      </w:r>
+      <w:proofErr w:type="spellStart"/>
+      <w:r>
+        <w:t>varbinary</w:t>
+      </w:r>
+      <w:proofErr w:type="spellEnd"/>
+      <w:r>
+        <w:t xml:space="preserve"> (32), které slouží k uložení náhodně generované soli (salt) pro zvýšení bezpečnosti </w:t>
+      </w:r>
+      <w:r>
+        <w:t>hashovaní</w:t>
+      </w:r>
+      <w:r>
+        <w:t xml:space="preserve"> hesla uživatele.</w:t>
+      </w:r>
     </w:p>
     <w:p>
       <w:pPr>
         <w:pStyle w:val="Pokraovn"/>
       </w:pPr>
-      <w:r>
-        <w:t xml:space="preserve">V této tabulce se nacházejí údaje o </w:t>
-      </w:r>
-      <w:r>
-        <w:t>uživatelích</w:t>
-      </w:r>
-      <w:r>
-        <w:t xml:space="preserve"> aplikace </w:t>
-      </w:r>
-      <w:proofErr w:type="spellStart"/>
-      <w:r>
-        <w:t>Password</w:t>
-      </w:r>
-      <w:proofErr w:type="spellEnd"/>
-      <w:r>
-        <w:t xml:space="preserve"> Manager</w:t>
-      </w:r>
-      <w:r>
-        <w:t xml:space="preserve">. Tabulka obsahuje pole id </w:t>
-      </w:r>
-      <w:r>
-        <w:t xml:space="preserve">datového </w:t>
-      </w:r>
-      <w:r>
-        <w:t xml:space="preserve">typu </w:t>
-      </w:r>
-      <w:proofErr w:type="spellStart"/>
-      <w:r>
-        <w:t>big</w:t>
-      </w:r>
-      <w:r>
-        <w:t>int</w:t>
-      </w:r>
-      <w:proofErr w:type="spellEnd"/>
-      <w:r>
-        <w:t xml:space="preserve"> (20)</w:t>
-      </w:r>
-      <w:r>
-        <w:t xml:space="preserve">, které je nastaveno jako </w:t>
-      </w:r>
-      <w:proofErr w:type="spellStart"/>
-      <w:r>
-        <w:t>autoincrement</w:t>
-      </w:r>
-      <w:proofErr w:type="spellEnd"/>
-      <w:r>
-        <w:t xml:space="preserve"> čili při každém novém zápisu se nastaví automaticky id o 1 hodnotu větší a primární klíč. Dále jsou tam uloženy údaje o uživatelích jako uživatelské jméno (</w:t>
-      </w:r>
-      <w:proofErr w:type="spellStart"/>
-      <w:r>
-        <w:t>username</w:t>
-      </w:r>
-      <w:proofErr w:type="spellEnd"/>
-      <w:r>
-        <w:t>)</w:t>
-      </w:r>
-      <w:r>
-        <w:t xml:space="preserve"> datového</w:t>
-      </w:r>
-      <w:r>
-        <w:t xml:space="preserve"> typu </w:t>
-      </w:r>
-      <w:proofErr w:type="spellStart"/>
-      <w:r>
-        <w:t>varchar</w:t>
-      </w:r>
-      <w:proofErr w:type="spellEnd"/>
-      <w:r>
-        <w:t xml:space="preserve"> (100) a heslo (</w:t>
-      </w:r>
-      <w:proofErr w:type="spellStart"/>
-      <w:r>
-        <w:t>password</w:t>
-      </w:r>
-      <w:proofErr w:type="spellEnd"/>
-      <w:r>
-        <w:t>)</w:t>
-      </w:r>
-      <w:r>
-        <w:t xml:space="preserve"> datového</w:t>
-      </w:r>
-      <w:r>
-        <w:t xml:space="preserve"> typu </w:t>
-      </w:r>
-      <w:proofErr w:type="spellStart"/>
-      <w:r>
-        <w:t>varchar</w:t>
-      </w:r>
-      <w:proofErr w:type="spellEnd"/>
-      <w:r>
-        <w:t xml:space="preserve"> (255).</w:t>
-      </w:r>
-      <w:r>
-        <w:t xml:space="preserve"> </w:t>
-      </w:r>
-      <w:r>
-        <w:t xml:space="preserve">Heslo se do databáze ukládá </w:t>
-      </w:r>
-      <w:proofErr w:type="spellStart"/>
-      <w:r>
-        <w:t>zaheshované</w:t>
-      </w:r>
-      <w:proofErr w:type="spellEnd"/>
-      <w:r>
-        <w:t xml:space="preserve"> pomocí </w:t>
-      </w:r>
-      <w:r>
-        <w:t>algoritmu </w:t>
-      </w:r>
-      <w:proofErr w:type="spellStart"/>
-      <w:r>
-        <w:t>BCrypt</w:t>
-      </w:r>
-      <w:proofErr w:type="spellEnd"/>
-      <w:r>
-        <w:t> s pracovním faktorem 13.</w:t>
-      </w:r>
-      <w:r>
-        <w:t xml:space="preserve"> Pak se v tabulce ještě nachází pole </w:t>
-      </w:r>
-      <w:proofErr w:type="spellStart"/>
-      <w:r>
-        <w:t>role_id</w:t>
-      </w:r>
-      <w:proofErr w:type="spellEnd"/>
-      <w:r>
-        <w:t xml:space="preserve"> </w:t>
-      </w:r>
-      <w:r>
-        <w:t xml:space="preserve">datového </w:t>
-      </w:r>
-      <w:r>
-        <w:t xml:space="preserve">typu </w:t>
-      </w:r>
-      <w:proofErr w:type="spellStart"/>
-      <w:r>
-        <w:t>big</w:t>
-      </w:r>
-      <w:r>
-        <w:t>int</w:t>
-      </w:r>
-      <w:proofErr w:type="spellEnd"/>
-      <w:r>
-        <w:t xml:space="preserve"> (20)</w:t>
-      </w:r>
-      <w:r>
-        <w:t xml:space="preserve">, které je připojeno cizím klíčem k tabulce </w:t>
-      </w:r>
-      <w:proofErr w:type="spellStart"/>
-      <w:r>
-        <w:t>users_roles</w:t>
-      </w:r>
-      <w:proofErr w:type="spellEnd"/>
-      <w:r>
-        <w:t xml:space="preserve"> k</w:t>
-      </w:r>
-      <w:r>
-        <w:t> </w:t>
-      </w:r>
-      <w:proofErr w:type="spellStart"/>
-      <w:r>
-        <w:t>hodnote</w:t>
-      </w:r>
-      <w:proofErr w:type="spellEnd"/>
-      <w:r>
-        <w:t xml:space="preserve"> v poli </w:t>
-      </w:r>
-      <w:r>
-        <w:t>id.</w:t>
-      </w:r>
-      <w:r>
-        <w:t xml:space="preserve"> V tabulce se eště nachází pole </w:t>
-      </w:r>
-      <w:proofErr w:type="spellStart"/>
-      <w:r>
-        <w:t>user_salt</w:t>
-      </w:r>
-      <w:proofErr w:type="spellEnd"/>
-      <w:r>
-        <w:t xml:space="preserve"> datového typu </w:t>
-      </w:r>
-      <w:proofErr w:type="spellStart"/>
-      <w:r>
-        <w:t>varbinary</w:t>
-      </w:r>
-      <w:proofErr w:type="spellEnd"/>
-      <w:r>
-        <w:t xml:space="preserve"> (32), slouží k uložení náhodně vygenerované soli (salt) pro bezpečnější </w:t>
-      </w:r>
-      <w:proofErr w:type="spellStart"/>
-      <w:r>
-        <w:t>hashování</w:t>
-      </w:r>
-      <w:proofErr w:type="spellEnd"/>
-      <w:r>
-        <w:t xml:space="preserve"> hesla uživatele.</w:t>
-      </w:r>
     </w:p>
     <w:tbl>
       <w:tblPr>
@@ -8682,7 +9249,6 @@
                 <w:b/>
                 <w:bCs/>
               </w:rPr>
-              <w:lastRenderedPageBreak/>
               <w:t>Název sloupce</w:t>
             </w:r>
           </w:p>
@@ -8975,16 +9541,26 @@
     </w:tbl>
     <w:p>
       <w:pPr>
-        <w:pStyle w:val="Titulek"/>
+        <w:pStyle w:val="Tabulka"/>
       </w:pPr>
       <w:r>
         <w:t xml:space="preserve">Tabulka </w:t>
       </w:r>
-      <w:fldSimple w:instr=" SEQ Tabulka \* ARABIC ">
-        <w:r>
-          <w:t>1</w:t>
-        </w:r>
-      </w:fldSimple>
+      <w:r>
+        <w:fldChar w:fldCharType="begin"/>
+      </w:r>
+      <w:r>
+        <w:instrText xml:space="preserve"> SEQ Tabulka \* ARABIC </w:instrText>
+      </w:r>
+      <w:r>
+        <w:fldChar w:fldCharType="separate"/>
+      </w:r>
+      <w:r>
+        <w:t>1</w:t>
+      </w:r>
+      <w:r>
+        <w:fldChar w:fldCharType="end"/>
+      </w:r>
       <w:r>
         <w:t xml:space="preserve"> </w:t>
       </w:r>
@@ -8995,16 +9571,32 @@
       <w:proofErr w:type="spellEnd"/>
     </w:p>
     <w:p>
+      <w:r>
+        <w:t xml:space="preserve">Tabulka shrnuje strukturu databázové tabulky </w:t>
+      </w:r>
+      <w:proofErr w:type="spellStart"/>
+      <w:r>
+        <w:t>Users</w:t>
+      </w:r>
+      <w:proofErr w:type="spellEnd"/>
+      <w:r>
+        <w:t>, která slouží k ukládání základních údajů o uživatelích aplikace. Návrh tabulky klade důraz na bezpečné ukládání autentizačních údajů</w:t>
+      </w:r>
+    </w:p>
+    <w:p>
       <w:pPr>
         <w:pStyle w:val="Nadpis3"/>
       </w:pPr>
-      <w:r>
+      <w:bookmarkStart w:id="56" w:name="_Toc220153186"/>
+      <w:r>
+        <w:lastRenderedPageBreak/>
         <w:t xml:space="preserve">Tabulka </w:t>
       </w:r>
       <w:proofErr w:type="spellStart"/>
       <w:r>
         <w:t>credentials</w:t>
       </w:r>
+      <w:bookmarkEnd w:id="56"/>
       <w:proofErr w:type="spellEnd"/>
     </w:p>
     <w:p>
@@ -9012,37 +9604,38 @@
         <w:pStyle w:val="Pokraovn"/>
       </w:pPr>
       <w:r>
-        <w:t xml:space="preserve">Tato tabulka slouží pro uklidní údajů uložených stránek uživateli. Jako primární klíč je tady pole id typu </w:t>
-      </w:r>
-      <w:proofErr w:type="spellStart"/>
-      <w:r>
-        <w:t>big</w:t>
-      </w:r>
-      <w:r>
-        <w:t>int</w:t>
-      </w:r>
-      <w:proofErr w:type="spellEnd"/>
-      <w:r>
-        <w:t xml:space="preserve"> (20)</w:t>
-      </w:r>
-      <w:r>
-        <w:t xml:space="preserve">, nastaveno jako </w:t>
-      </w:r>
-      <w:proofErr w:type="spellStart"/>
-      <w:r>
-        <w:t>autoincrement</w:t>
-      </w:r>
-      <w:proofErr w:type="spellEnd"/>
-      <w:r>
-        <w:t xml:space="preserve">. Další údaje jsou uživatelské </w:t>
-      </w:r>
-      <w:proofErr w:type="spellStart"/>
-      <w:r>
-        <w:t>jmnéno</w:t>
-      </w:r>
-      <w:proofErr w:type="spellEnd"/>
-      <w:r>
-        <w:t xml:space="preserve"> (</w:t>
+        <w:t xml:space="preserve">Tato tabulka slouží k ukládání údajů o přihlašovacích údajích uložených uživateli aplikace. Jako primární klíč je použito pole id datového typu </w:t>
+      </w:r>
+      <w:proofErr w:type="spellStart"/>
+      <w:r>
+        <w:t>bigint</w:t>
+      </w:r>
+      <w:proofErr w:type="spellEnd"/>
+      <w:r>
+        <w:t xml:space="preserve"> (20), které je nastaveno jako auto</w:t>
+      </w:r>
+      <w:r>
+        <w:rPr>
+          <w:b/>
+          <w:bCs/>
+        </w:rPr>
+        <w:t xml:space="preserve"> </w:t>
+      </w:r>
+      <w:proofErr w:type="spellStart"/>
+      <w:r>
+        <w:t>increment</w:t>
+      </w:r>
+      <w:proofErr w:type="spellEnd"/>
+      <w:r>
+        <w:t>.</w:t>
+      </w:r>
+    </w:p>
+    <w:p>
+      <w:pPr>
+        <w:pStyle w:val="Pokraovn"/>
+      </w:pPr>
+      <w:r>
+        <w:t>Dále tabulka obsahuje uživatelské jméno (</w:t>
       </w:r>
       <w:proofErr w:type="spellStart"/>
       <w:r>
@@ -9050,7 +9643,7 @@
       </w:r>
       <w:proofErr w:type="spellEnd"/>
       <w:r>
-        <w:t xml:space="preserve">) typu </w:t>
+        <w:t xml:space="preserve">) datového typu </w:t>
       </w:r>
       <w:proofErr w:type="spellStart"/>
       <w:r>
@@ -9058,15 +9651,7 @@
       </w:r>
       <w:proofErr w:type="spellEnd"/>
       <w:r>
-        <w:t xml:space="preserve"> (100), </w:t>
-      </w:r>
-      <w:proofErr w:type="spellStart"/>
-      <w:r>
-        <w:t>hselo</w:t>
-      </w:r>
-      <w:proofErr w:type="spellEnd"/>
-      <w:r>
-        <w:t xml:space="preserve"> (</w:t>
+        <w:t xml:space="preserve"> (100) a heslo (</w:t>
       </w:r>
       <w:proofErr w:type="spellStart"/>
       <w:r>
@@ -9074,21 +9659,23 @@
       </w:r>
       <w:proofErr w:type="spellEnd"/>
       <w:r>
-        <w:t xml:space="preserve">) </w:t>
-      </w:r>
-      <w:r>
-        <w:t xml:space="preserve">je </w:t>
-      </w:r>
-      <w:r>
-        <w:t xml:space="preserve">typu </w:t>
-      </w:r>
-      <w:proofErr w:type="spellStart"/>
-      <w:r>
-        <w:t>blop</w:t>
-      </w:r>
-      <w:proofErr w:type="spellEnd"/>
-      <w:r>
-        <w:t xml:space="preserve">, protože obsahuje zašifrovaná data binárního formátu, která mohou být delší a obsahovat speciální znaky nevhodné pro textové datové typy. Dále se nachází pole </w:t>
+        <w:t xml:space="preserve">) datového typu </w:t>
+      </w:r>
+      <w:proofErr w:type="spellStart"/>
+      <w:r>
+        <w:t>blob</w:t>
+      </w:r>
+      <w:proofErr w:type="spellEnd"/>
+      <w:r>
+        <w:t>, jelikož obsahuje zašifrovaná data v binárním formátu, která mohou být delší a obsahovat znaky nevhodné pro textové datové typy.</w:t>
+      </w:r>
+    </w:p>
+    <w:p>
+      <w:pPr>
+        <w:pStyle w:val="Pokraovn"/>
+      </w:pPr>
+      <w:r>
+        <w:t xml:space="preserve">Součástí tabulky je také pole </w:t>
       </w:r>
       <w:proofErr w:type="spellStart"/>
       <w:r>
@@ -9096,7 +9683,7 @@
       </w:r>
       <w:proofErr w:type="spellEnd"/>
       <w:r>
-        <w:t xml:space="preserve"> s datovým typem </w:t>
+        <w:t xml:space="preserve"> datového typu </w:t>
       </w:r>
       <w:proofErr w:type="spellStart"/>
       <w:r>
@@ -9104,7 +9691,7 @@
       </w:r>
       <w:proofErr w:type="spellEnd"/>
       <w:r>
-        <w:t xml:space="preserve"> (255), </w:t>
+        <w:t xml:space="preserve"> (255), které uchovává adresu přihlašované služby. Pole </w:t>
       </w:r>
       <w:proofErr w:type="spellStart"/>
       <w:r>
@@ -9112,32 +9699,15 @@
       </w:r>
       <w:proofErr w:type="spellEnd"/>
       <w:r>
-        <w:t xml:space="preserve"> pole datového typu </w:t>
-      </w:r>
-      <w:proofErr w:type="spellStart"/>
-      <w:r>
-        <w:t>big</w:t>
-      </w:r>
-      <w:r>
-        <w:t>int</w:t>
-      </w:r>
-      <w:proofErr w:type="spellEnd"/>
-      <w:r>
-        <w:t xml:space="preserve"> (</w:t>
-      </w:r>
-      <w:r>
-        <w:t>2</w:t>
-      </w:r>
-      <w:r>
-        <w:t xml:space="preserve">0) </w:t>
-      </w:r>
-      <w:proofErr w:type="spellStart"/>
-      <w:r>
-        <w:t>propojné</w:t>
-      </w:r>
-      <w:proofErr w:type="spellEnd"/>
-      <w:r>
-        <w:t xml:space="preserve"> cizím klíčem na id uživatele, kterému tyto data patří v tabulce </w:t>
+        <w:t xml:space="preserve"> datového typu </w:t>
+      </w:r>
+      <w:proofErr w:type="spellStart"/>
+      <w:r>
+        <w:t>bigint</w:t>
+      </w:r>
+      <w:proofErr w:type="spellEnd"/>
+      <w:r>
+        <w:t xml:space="preserve"> (20) je pomocí cizího klíče navázáno na pole id v tabulce </w:t>
       </w:r>
       <w:proofErr w:type="spellStart"/>
       <w:r>
@@ -9145,40 +9715,59 @@
       </w:r>
       <w:proofErr w:type="spellEnd"/>
       <w:r>
-        <w:t xml:space="preserve">, </w:t>
-      </w:r>
-      <w:proofErr w:type="spellStart"/>
-      <w:r>
-        <w:t>group_id</w:t>
-      </w:r>
-      <w:proofErr w:type="spellEnd"/>
-      <w:r>
-        <w:t xml:space="preserve"> pole datového typu </w:t>
-      </w:r>
-      <w:proofErr w:type="spellStart"/>
-      <w:r>
-        <w:t>big</w:t>
-      </w:r>
-      <w:r>
-        <w:t>int</w:t>
-      </w:r>
-      <w:proofErr w:type="spellEnd"/>
-      <w:r>
-        <w:t xml:space="preserve"> (</w:t>
-      </w:r>
-      <w:r>
-        <w:t>20</w:t>
-      </w:r>
-      <w:r>
-        <w:t xml:space="preserve">) </w:t>
-      </w:r>
-      <w:proofErr w:type="spellStart"/>
-      <w:r>
-        <w:t>propojné</w:t>
-      </w:r>
-      <w:proofErr w:type="spellEnd"/>
-      <w:r>
-        <w:t xml:space="preserve"> cizím klíčem na id skupiny, do které jsou tyto data přiděleny a pole </w:t>
+        <w:t xml:space="preserve"> a určuje, kterému uživateli dané údaje náleží. Pole </w:t>
+      </w:r>
+      <w:proofErr w:type="spellStart"/>
+      <w:r>
+        <w:t>group</w:t>
+      </w:r>
+      <w:r>
+        <w:rPr>
+          <w:b/>
+          <w:bCs/>
+        </w:rPr>
+        <w:t>_</w:t>
+      </w:r>
+      <w:r>
+        <w:t>id</w:t>
+      </w:r>
+      <w:proofErr w:type="spellEnd"/>
+      <w:r>
+        <w:t xml:space="preserve"> datového typu </w:t>
+      </w:r>
+      <w:proofErr w:type="spellStart"/>
+      <w:r>
+        <w:t>bigint</w:t>
+      </w:r>
+      <w:proofErr w:type="spellEnd"/>
+      <w:r>
+        <w:t xml:space="preserve"> (20) je propojeno cizím klíčem s tabulkou </w:t>
+      </w:r>
+      <w:proofErr w:type="spellStart"/>
+      <w:r>
+        <w:t>credentials</w:t>
+      </w:r>
+      <w:r>
+        <w:rPr>
+          <w:b/>
+          <w:bCs/>
+        </w:rPr>
+        <w:t>_</w:t>
+      </w:r>
+      <w:r>
+        <w:t>groups</w:t>
+      </w:r>
+      <w:proofErr w:type="spellEnd"/>
+      <w:r>
+        <w:t xml:space="preserve"> a slouží k přiřazení přihlašovacích údajů do konkrétní skupiny.</w:t>
+      </w:r>
+    </w:p>
+    <w:p>
+      <w:pPr>
+        <w:pStyle w:val="Pokraovn"/>
+      </w:pPr>
+      <w:r>
+        <w:t xml:space="preserve">Posledním polem je </w:t>
       </w:r>
       <w:proofErr w:type="spellStart"/>
       <w:r>
@@ -9194,18 +9783,7 @@
       </w:r>
       <w:proofErr w:type="spellEnd"/>
       <w:r>
-        <w:t xml:space="preserve"> (16)</w:t>
-      </w:r>
-      <w:r>
-        <w:t xml:space="preserve"> je to </w:t>
-      </w:r>
-      <w:proofErr w:type="spellStart"/>
-      <w:r>
-        <w:t>inicializačný</w:t>
-      </w:r>
-      <w:proofErr w:type="spellEnd"/>
-      <w:r>
-        <w:t xml:space="preserve"> vektor, který se používá při šifrování hesla.</w:t>
+        <w:t xml:space="preserve"> (16), které představuje inicializační vektor používaný při šifrování hesla.</w:t>
       </w:r>
     </w:p>
     <w:tbl>
@@ -9448,7 +10026,6 @@
             </w:pPr>
             <w:proofErr w:type="spellStart"/>
             <w:r>
-              <w:lastRenderedPageBreak/>
               <w:t>url</w:t>
             </w:r>
             <w:proofErr w:type="spellEnd"/>
@@ -9687,16 +10264,26 @@
     </w:tbl>
     <w:p>
       <w:pPr>
-        <w:pStyle w:val="Titulek"/>
+        <w:pStyle w:val="Tabulka"/>
       </w:pPr>
       <w:r>
         <w:t xml:space="preserve">Tabulka </w:t>
       </w:r>
-      <w:fldSimple w:instr=" SEQ Tabulka \* ARABIC ">
-        <w:r>
-          <w:t>2</w:t>
-        </w:r>
-      </w:fldSimple>
+      <w:r>
+        <w:fldChar w:fldCharType="begin"/>
+      </w:r>
+      <w:r>
+        <w:instrText xml:space="preserve"> SEQ Tabulka \* ARABIC </w:instrText>
+      </w:r>
+      <w:r>
+        <w:fldChar w:fldCharType="separate"/>
+      </w:r>
+      <w:r>
+        <w:t>2</w:t>
+      </w:r>
+      <w:r>
+        <w:fldChar w:fldCharType="end"/>
+      </w:r>
       <w:r>
         <w:t xml:space="preserve"> </w:t>
       </w:r>
@@ -9707,9 +10294,24 @@
       <w:proofErr w:type="spellEnd"/>
     </w:p>
     <w:p>
+      <w:r>
+        <w:lastRenderedPageBreak/>
+        <w:t xml:space="preserve">Tabulka shrnuje strukturu databázové tabulky </w:t>
+      </w:r>
+      <w:proofErr w:type="spellStart"/>
+      <w:r>
+        <w:t>Credentials</w:t>
+      </w:r>
+      <w:proofErr w:type="spellEnd"/>
+      <w:r>
+        <w:t>, která slouží k bezpečnému ukládání šifrovaných přihlašovacích údajů uživatelů a jejich vazeb na konkrétní uživatele a skupiny.</w:t>
+      </w:r>
+    </w:p>
+    <w:p>
       <w:pPr>
         <w:pStyle w:val="Nadpis3"/>
       </w:pPr>
+      <w:bookmarkStart w:id="57" w:name="_Toc220153187"/>
       <w:r>
         <w:t>Tabulka</w:t>
       </w:r>
@@ -9723,6 +10325,7 @@
       <w:r>
         <w:t>s</w:t>
       </w:r>
+      <w:bookmarkEnd w:id="57"/>
       <w:proofErr w:type="spellEnd"/>
     </w:p>
     <w:p>
@@ -9730,10 +10333,7 @@
         <w:pStyle w:val="Pokraovn"/>
       </w:pPr>
       <w:r>
-        <w:t xml:space="preserve">Táto tabulka slouží k ukládání kategorií. Primární klíč je nastavený na </w:t>
-      </w:r>
-      <w:r>
-        <w:t xml:space="preserve">pole id, který je datový typ </w:t>
+        <w:t xml:space="preserve">Tato tabulka slouží k ukládání kategorií (skupin) přihlašovacích údajů. Jako primární klíč je použito pole id datového typu </w:t>
       </w:r>
       <w:proofErr w:type="spellStart"/>
       <w:r>
@@ -9741,15 +10341,30 @@
       </w:r>
       <w:proofErr w:type="spellEnd"/>
       <w:r>
-        <w:t xml:space="preserve"> (20) a má nastaveno </w:t>
-      </w:r>
-      <w:proofErr w:type="spellStart"/>
-      <w:r>
-        <w:t>aoutoincrement</w:t>
-      </w:r>
-      <w:proofErr w:type="spellEnd"/>
-      <w:r>
-        <w:t>. Další hodnoty v tabulce jsou jméno skupiny (</w:t>
+        <w:t xml:space="preserve"> (20), které je nastaveno jako auto</w:t>
+      </w:r>
+      <w:r>
+        <w:rPr>
+          <w:b/>
+          <w:bCs/>
+        </w:rPr>
+        <w:t xml:space="preserve"> </w:t>
+      </w:r>
+      <w:proofErr w:type="spellStart"/>
+      <w:r>
+        <w:t>increment</w:t>
+      </w:r>
+      <w:proofErr w:type="spellEnd"/>
+      <w:r>
+        <w:t>.</w:t>
+      </w:r>
+    </w:p>
+    <w:p>
+      <w:pPr>
+        <w:pStyle w:val="Pokraovn"/>
+      </w:pPr>
+      <w:r>
+        <w:t xml:space="preserve">Dále tabulka obsahuje pole </w:t>
       </w:r>
       <w:proofErr w:type="spellStart"/>
       <w:r>
@@ -9757,7 +10372,7 @@
       </w:r>
       <w:proofErr w:type="spellEnd"/>
       <w:r>
-        <w:t xml:space="preserve">) datového typu </w:t>
+        <w:t xml:space="preserve"> datového typu </w:t>
       </w:r>
       <w:proofErr w:type="spellStart"/>
       <w:r>
@@ -9765,11 +10380,21 @@
       </w:r>
       <w:proofErr w:type="spellEnd"/>
       <w:r>
-        <w:t xml:space="preserve"> (255) a </w:t>
-      </w:r>
-      <w:proofErr w:type="spellStart"/>
-      <w:r>
-        <w:t>user_id</w:t>
+        <w:t xml:space="preserve"> (255), které uchovává název skupiny, a pole </w:t>
+      </w:r>
+      <w:proofErr w:type="spellStart"/>
+      <w:r>
+        <w:t>user</w:t>
+      </w:r>
+      <w:r>
+        <w:rPr>
+          <w:b/>
+          <w:bCs/>
+        </w:rPr>
+        <w:t>_</w:t>
+      </w:r>
+      <w:r>
+        <w:t>id</w:t>
       </w:r>
       <w:proofErr w:type="spellEnd"/>
       <w:r>
@@ -9781,7 +10406,7 @@
       </w:r>
       <w:proofErr w:type="spellEnd"/>
       <w:r>
-        <w:t xml:space="preserve"> (20), která je propojena cizím klíčem s uživatelem, co vytvořil tuto skupinu v tabulce </w:t>
+        <w:t xml:space="preserve"> (20), které je pomocí cizího klíče navázáno na tabulku </w:t>
       </w:r>
       <w:proofErr w:type="spellStart"/>
       <w:r>
@@ -9789,8 +10414,13 @@
       </w:r>
       <w:proofErr w:type="spellEnd"/>
       <w:r>
-        <w:t xml:space="preserve"> spojena s hodnotou v poli id.</w:t>
-      </w:r>
+        <w:t xml:space="preserve"> a určuje uživatele, který skupinu vytvořil.</w:t>
+      </w:r>
+    </w:p>
+    <w:p>
+      <w:pPr>
+        <w:pStyle w:val="Pokraovn"/>
+      </w:pPr>
     </w:p>
     <w:tbl>
       <w:tblPr>
@@ -9858,7 +10488,10 @@
               <w:jc w:val="center"/>
             </w:pPr>
             <w:r>
-              <w:t>id</w:t>
+              <w:t>I</w:t>
+            </w:r>
+            <w:r>
+              <w:t>d</w:t>
             </w:r>
           </w:p>
         </w:tc>
@@ -10066,16 +10699,26 @@
     </w:tbl>
     <w:p>
       <w:pPr>
-        <w:pStyle w:val="Titulek"/>
+        <w:pStyle w:val="Tabulka"/>
       </w:pPr>
       <w:r>
         <w:t xml:space="preserve">Tabulka </w:t>
       </w:r>
-      <w:fldSimple w:instr=" SEQ Tabulka \* ARABIC ">
-        <w:r>
-          <w:t>3</w:t>
-        </w:r>
-      </w:fldSimple>
+      <w:r>
+        <w:fldChar w:fldCharType="begin"/>
+      </w:r>
+      <w:r>
+        <w:instrText xml:space="preserve"> SEQ Tabulka \* ARABIC </w:instrText>
+      </w:r>
+      <w:r>
+        <w:fldChar w:fldCharType="separate"/>
+      </w:r>
+      <w:r>
+        <w:t>3</w:t>
+      </w:r>
+      <w:r>
+        <w:fldChar w:fldCharType="end"/>
+      </w:r>
       <w:r>
         <w:t xml:space="preserve"> </w:t>
       </w:r>
@@ -10086,9 +10729,23 @@
       <w:proofErr w:type="spellEnd"/>
     </w:p>
     <w:p>
+      <w:r>
+        <w:t xml:space="preserve">Tabulka shrnuje strukturu databázové tabulky </w:t>
+      </w:r>
+      <w:proofErr w:type="spellStart"/>
+      <w:r>
+        <w:t>Credentials_groups</w:t>
+      </w:r>
+      <w:proofErr w:type="spellEnd"/>
+      <w:r>
+        <w:t>, která umožňuje organizovat přihlašovací údaje do kategorií a přiřadit každou skupinu ke konkrétnímu uživateli.</w:t>
+      </w:r>
+    </w:p>
+    <w:p>
       <w:pPr>
         <w:pStyle w:val="Nadpis2"/>
       </w:pPr>
+      <w:bookmarkStart w:id="58" w:name="_Toc220153188"/>
       <w:r>
         <w:t xml:space="preserve">Tabulka </w:t>
       </w:r>
@@ -10096,6 +10753,7 @@
       <w:r>
         <w:t>Users_roles</w:t>
       </w:r>
+      <w:bookmarkEnd w:id="58"/>
       <w:proofErr w:type="spellEnd"/>
     </w:p>
     <w:p>
@@ -10107,14 +10765,29 @@
       </w:r>
       <w:proofErr w:type="spellStart"/>
       <w:r>
-        <w:t>users_roles</w:t>
-      </w:r>
-      <w:proofErr w:type="spellEnd"/>
-      <w:r>
-        <w:t xml:space="preserve"> obsahuje </w:t>
-      </w:r>
-      <w:r>
-        <w:t xml:space="preserve">role pouze dvě hodnoty, a to jsou role admina a role uživatele. Její struktura je složená z id pole datového typu </w:t>
+        <w:t>users</w:t>
+      </w:r>
+      <w:r>
+        <w:rPr>
+          <w:b/>
+          <w:bCs/>
+        </w:rPr>
+        <w:t>_</w:t>
+      </w:r>
+      <w:r>
+        <w:t>roles</w:t>
+      </w:r>
+      <w:proofErr w:type="spellEnd"/>
+      <w:r>
+        <w:t xml:space="preserve"> slouží k ukládání uživatelských rolí v aplikaci. Obsahuje pouze dvě možné hodnoty: roli administrátora a roli běžného uživatele.</w:t>
+      </w:r>
+    </w:p>
+    <w:p>
+      <w:pPr>
+        <w:pStyle w:val="Pokraovn"/>
+      </w:pPr>
+      <w:r>
+        <w:t xml:space="preserve">Jako primární klíč je použito pole id datového typu </w:t>
       </w:r>
       <w:proofErr w:type="spellStart"/>
       <w:r>
@@ -10122,23 +10795,40 @@
       </w:r>
       <w:proofErr w:type="spellEnd"/>
       <w:r>
-        <w:t xml:space="preserve"> (20), který je primární klíč pro tuto tabulku, má nastaveno </w:t>
-      </w:r>
-      <w:proofErr w:type="spellStart"/>
-      <w:r>
-        <w:t>autoincrement</w:t>
-      </w:r>
-      <w:proofErr w:type="spellEnd"/>
-      <w:r>
-        <w:t xml:space="preserve"> a pole název role (</w:t>
-      </w:r>
-      <w:proofErr w:type="spellStart"/>
-      <w:r>
-        <w:t>role_name</w:t>
-      </w:r>
-      <w:proofErr w:type="spellEnd"/>
-      <w:r>
-        <w:t xml:space="preserve">) datového typu </w:t>
+        <w:t xml:space="preserve"> (20), které je nastaveno jako auto</w:t>
+      </w:r>
+      <w:r>
+        <w:rPr>
+          <w:b/>
+          <w:bCs/>
+        </w:rPr>
+        <w:t xml:space="preserve"> </w:t>
+      </w:r>
+      <w:proofErr w:type="spellStart"/>
+      <w:r>
+        <w:t>increment</w:t>
+      </w:r>
+      <w:proofErr w:type="spellEnd"/>
+      <w:r>
+        <w:t xml:space="preserve">. Dále tabulka obsahuje pole </w:t>
+      </w:r>
+      <w:proofErr w:type="spellStart"/>
+      <w:r>
+        <w:t>role</w:t>
+      </w:r>
+      <w:r>
+        <w:rPr>
+          <w:b/>
+          <w:bCs/>
+        </w:rPr>
+        <w:t>_</w:t>
+      </w:r>
+      <w:r>
+        <w:t>name</w:t>
+      </w:r>
+      <w:proofErr w:type="spellEnd"/>
+      <w:r>
+        <w:t xml:space="preserve"> datového typu </w:t>
       </w:r>
       <w:proofErr w:type="spellStart"/>
       <w:r>
@@ -10146,8 +10836,13 @@
       </w:r>
       <w:proofErr w:type="spellEnd"/>
       <w:r>
-        <w:t xml:space="preserve"> (100).</w:t>
-      </w:r>
+        <w:t xml:space="preserve"> (100), ve kterém je uložen název role.</w:t>
+      </w:r>
+    </w:p>
+    <w:p>
+      <w:pPr>
+        <w:pStyle w:val="Pokraovn"/>
+      </w:pPr>
     </w:p>
     <w:tbl>
       <w:tblPr>
@@ -10176,7 +10871,6 @@
                 <w:b/>
                 <w:bCs/>
               </w:rPr>
-              <w:lastRenderedPageBreak/>
               <w:t>Název sloupce</w:t>
             </w:r>
           </w:p>
@@ -10335,16 +11029,26 @@
     </w:tbl>
     <w:p>
       <w:pPr>
-        <w:pStyle w:val="Titulek"/>
+        <w:pStyle w:val="Tabulka"/>
       </w:pPr>
       <w:r>
         <w:t xml:space="preserve">Tabulka </w:t>
       </w:r>
-      <w:fldSimple w:instr=" SEQ Tabulka \* ARABIC ">
-        <w:r>
-          <w:t>4</w:t>
-        </w:r>
-      </w:fldSimple>
+      <w:r>
+        <w:fldChar w:fldCharType="begin"/>
+      </w:r>
+      <w:r>
+        <w:instrText xml:space="preserve"> SEQ Tabulka \* ARABIC </w:instrText>
+      </w:r>
+      <w:r>
+        <w:fldChar w:fldCharType="separate"/>
+      </w:r>
+      <w:r>
+        <w:t>4</w:t>
+      </w:r>
+      <w:r>
+        <w:fldChar w:fldCharType="end"/>
+      </w:r>
       <w:r>
         <w:t xml:space="preserve"> </w:t>
       </w:r>
@@ -10355,9 +11059,23 @@
       <w:proofErr w:type="spellEnd"/>
     </w:p>
     <w:p>
+      <w:r>
+        <w:t xml:space="preserve">Tabulka shrnuje strukturu databázové tabulky </w:t>
+      </w:r>
+      <w:proofErr w:type="spellStart"/>
+      <w:r>
+        <w:t>users_roles</w:t>
+      </w:r>
+      <w:proofErr w:type="spellEnd"/>
+      <w:r>
+        <w:t>, která umožňuje přiřazovat uživatelům odpovídající oprávnění prostřednictvím rolí.</w:t>
+      </w:r>
+    </w:p>
+    <w:p>
       <w:pPr>
         <w:pStyle w:val="Nadpis2"/>
       </w:pPr>
+      <w:bookmarkStart w:id="59" w:name="_Toc220153189"/>
       <w:r>
         <w:t xml:space="preserve">Tabulka </w:t>
       </w:r>
@@ -10365,6 +11083,7 @@
       <w:r>
         <w:t>shared_groups</w:t>
       </w:r>
+      <w:bookmarkEnd w:id="59"/>
       <w:proofErr w:type="spellEnd"/>
     </w:p>
     <w:p>
@@ -10372,15 +11091,36 @@
         <w:pStyle w:val="Pokraovn"/>
       </w:pPr>
       <w:r>
-        <w:t xml:space="preserve">Tabulka </w:t>
-      </w:r>
-      <w:proofErr w:type="spellStart"/>
-      <w:r>
-        <w:t>shared_groups</w:t>
-      </w:r>
-      <w:proofErr w:type="spellEnd"/>
-      <w:r>
-        <w:t xml:space="preserve"> obsahuje data o odesláni kategorie jinému uživateli. Primární klíč je nastavený na id pole datového typu </w:t>
+        <w:t>Tabulka</w:t>
+      </w:r>
+      <w:r>
+        <w:t xml:space="preserve"> </w:t>
+      </w:r>
+      <w:proofErr w:type="spellStart"/>
+      <w:r>
+        <w:t>shared</w:t>
+      </w:r>
+      <w:r>
+        <w:rPr>
+          <w:b/>
+          <w:bCs/>
+        </w:rPr>
+        <w:t>_</w:t>
+      </w:r>
+      <w:r>
+        <w:t>groups</w:t>
+      </w:r>
+      <w:proofErr w:type="spellEnd"/>
+      <w:r>
+        <w:t xml:space="preserve"> slouží k evidenci sdílení kategorií (skupin přihlašovacích údajů) mezi uživateli.</w:t>
+      </w:r>
+    </w:p>
+    <w:p>
+      <w:pPr>
+        <w:pStyle w:val="Pokraovn"/>
+      </w:pPr>
+      <w:r>
+        <w:t xml:space="preserve">Jako primární klíč je použito pole id datového typu </w:t>
       </w:r>
       <w:proofErr w:type="spellStart"/>
       <w:r>
@@ -10388,19 +11128,44 @@
       </w:r>
       <w:proofErr w:type="spellEnd"/>
       <w:r>
-        <w:t xml:space="preserve"> (20), který má nastaveno </w:t>
-      </w:r>
-      <w:proofErr w:type="spellStart"/>
-      <w:r>
-        <w:t>autoincrement</w:t>
-      </w:r>
-      <w:proofErr w:type="spellEnd"/>
-      <w:r>
-        <w:t xml:space="preserve">. V tabulce se dále nachází pole </w:t>
-      </w:r>
-      <w:proofErr w:type="spellStart"/>
-      <w:r>
-        <w:t>user_id</w:t>
+        <w:t xml:space="preserve"> (20), které je nastaveno jako auto</w:t>
+      </w:r>
+      <w:r>
+        <w:rPr>
+          <w:b/>
+          <w:bCs/>
+        </w:rPr>
+        <w:t xml:space="preserve"> </w:t>
+      </w:r>
+      <w:proofErr w:type="spellStart"/>
+      <w:r>
+        <w:t>increment</w:t>
+      </w:r>
+      <w:proofErr w:type="spellEnd"/>
+      <w:r>
+        <w:t>.</w:t>
+      </w:r>
+    </w:p>
+    <w:p>
+      <w:pPr>
+        <w:pStyle w:val="Pokraovn"/>
+      </w:pPr>
+      <w:r>
+        <w:t xml:space="preserve">Dále tabulka obsahuje pole </w:t>
+      </w:r>
+      <w:proofErr w:type="spellStart"/>
+      <w:r>
+        <w:t>user</w:t>
+      </w:r>
+      <w:r>
+        <w:rPr>
+          <w:b/>
+          <w:bCs/>
+        </w:rPr>
+        <w:t>_</w:t>
+      </w:r>
+      <w:r>
+        <w:t>id</w:t>
       </w:r>
       <w:proofErr w:type="spellEnd"/>
       <w:r>
@@ -10412,7 +11177,7 @@
       </w:r>
       <w:proofErr w:type="spellEnd"/>
       <w:r>
-        <w:t xml:space="preserve"> (20), které je propojeno s cizím klíčem s hodnotou uživatele, kterému je posílána kategorie s tabulkou </w:t>
+        <w:t xml:space="preserve"> (20), které je pomocí cizího klíče navázáno na tabulku </w:t>
       </w:r>
       <w:proofErr w:type="spellStart"/>
       <w:r>
@@ -10420,11 +11185,21 @@
       </w:r>
       <w:proofErr w:type="spellEnd"/>
       <w:r>
-        <w:t xml:space="preserve"> s uživatelovým id a pole </w:t>
-      </w:r>
-      <w:proofErr w:type="spellStart"/>
-      <w:r>
-        <w:t>group_id</w:t>
+        <w:t xml:space="preserve"> a určuje uživatele, kterému je skupina sdílena. Pole </w:t>
+      </w:r>
+      <w:proofErr w:type="spellStart"/>
+      <w:r>
+        <w:t>group</w:t>
+      </w:r>
+      <w:r>
+        <w:rPr>
+          <w:b/>
+          <w:bCs/>
+        </w:rPr>
+        <w:t>_</w:t>
+      </w:r>
+      <w:r>
+        <w:t>id</w:t>
       </w:r>
       <w:proofErr w:type="spellEnd"/>
       <w:r>
@@ -10436,15 +11211,25 @@
       </w:r>
       <w:proofErr w:type="spellEnd"/>
       <w:r>
-        <w:t xml:space="preserve"> (20), které je propojeno s cizím klíčem s hodnotou z tabulky </w:t>
-      </w:r>
-      <w:proofErr w:type="spellStart"/>
-      <w:r>
-        <w:t>credentilas_groups</w:t>
-      </w:r>
-      <w:proofErr w:type="spellEnd"/>
-      <w:r>
-        <w:t>, která se posílá uživateli.</w:t>
+        <w:t xml:space="preserve"> (20) je cizím klíčem propojeno s tabulkou </w:t>
+      </w:r>
+      <w:proofErr w:type="spellStart"/>
+      <w:r>
+        <w:t>credentials</w:t>
+      </w:r>
+      <w:r>
+        <w:rPr>
+          <w:b/>
+          <w:bCs/>
+        </w:rPr>
+        <w:t>_</w:t>
+      </w:r>
+      <w:r>
+        <w:t>groups</w:t>
+      </w:r>
+      <w:proofErr w:type="spellEnd"/>
+      <w:r>
+        <w:t xml:space="preserve"> a určuje, která konkrétní skupina je sdílena.</w:t>
       </w:r>
     </w:p>
     <w:tbl>
@@ -10748,16 +11533,26 @@
     </w:tbl>
     <w:p>
       <w:pPr>
-        <w:pStyle w:val="Titulek"/>
+        <w:pStyle w:val="Tabulka"/>
       </w:pPr>
       <w:r>
         <w:t xml:space="preserve">Tabulka </w:t>
       </w:r>
-      <w:fldSimple w:instr=" SEQ Tabulka \* ARABIC ">
-        <w:r>
-          <w:t>5</w:t>
-        </w:r>
-      </w:fldSimple>
+      <w:r>
+        <w:fldChar w:fldCharType="begin"/>
+      </w:r>
+      <w:r>
+        <w:instrText xml:space="preserve"> SEQ Tabulka \* ARABIC </w:instrText>
+      </w:r>
+      <w:r>
+        <w:fldChar w:fldCharType="separate"/>
+      </w:r>
+      <w:r>
+        <w:t>5</w:t>
+      </w:r>
+      <w:r>
+        <w:fldChar w:fldCharType="end"/>
+      </w:r>
       <w:r>
         <w:t xml:space="preserve"> </w:t>
       </w:r>
@@ -10769,8 +11564,6 @@
     </w:p>
     <w:p>
       <w:pPr>
-        <w:spacing w:before="0" w:after="160" w:line="259" w:lineRule="auto"/>
-        <w:jc w:val="left"/>
         <w:rPr>
           <w:bCs/>
           <w:i/>
@@ -10779,37 +11572,77 @@
         </w:rPr>
       </w:pPr>
       <w:r>
-        <w:br w:type="page"/>
-      </w:r>
-    </w:p>
-    <w:p>
-      <w:pPr>
-        <w:pStyle w:val="Titulek"/>
-      </w:pPr>
+        <w:lastRenderedPageBreak/>
+        <w:t xml:space="preserve">Tabulka shrnuje strukturu databázové tabulky </w:t>
+      </w:r>
+      <w:proofErr w:type="spellStart"/>
+      <w:r>
+        <w:t>shared_groups</w:t>
+      </w:r>
+      <w:proofErr w:type="spellEnd"/>
+      <w:r>
+        <w:t>, která umožňuje přiřazovat jednotlivé skupiny přihlašovacích údajů k uživatelům, se kterými jsou tyto skupiny sdíleny.</w:t>
+      </w:r>
     </w:p>
     <w:p>
       <w:pPr>
         <w:pStyle w:val="Nadpis3"/>
       </w:pPr>
-      <w:bookmarkStart w:id="55" w:name="_Toc216301981"/>
+      <w:bookmarkStart w:id="60" w:name="_Toc220153190"/>
       <w:r>
         <w:t>ER diagram</w:t>
       </w:r>
-      <w:bookmarkEnd w:id="55"/>
+      <w:bookmarkEnd w:id="60"/>
     </w:p>
     <w:p>
       <w:pPr>
         <w:pStyle w:val="Pokraovn"/>
       </w:pPr>
       <w:r>
-        <w:t>ER diagram znázorňuje vztahy mezi tabulkami v databázi.</w:t>
-      </w:r>
-    </w:p>
-    <w:p>
-      <w:r>
-        <w:rPr>
-          <w:noProof/>
-        </w:rPr>
+        <w:t>Po popisu jednotlivých tabulek je pro lepší přehlednost vhodné zobrazit jejich vzájemné vztahy graficky. ER</w:t>
+      </w:r>
+      <w:r>
+        <w:t xml:space="preserve"> </w:t>
+      </w:r>
+      <w:r>
+        <w:t>diagram</w:t>
+      </w:r>
+      <w:r>
+        <w:t xml:space="preserve"> (</w:t>
+      </w:r>
+      <w:r>
+        <w:t>Entity</w:t>
+      </w:r>
+      <w:r>
+        <w:rPr>
+          <w:b/>
+          <w:bCs/>
+        </w:rPr>
+        <w:t>-</w:t>
+      </w:r>
+      <w:proofErr w:type="spellStart"/>
+      <w:r>
+        <w:t>Relationship</w:t>
+      </w:r>
+      <w:proofErr w:type="spellEnd"/>
+      <w:r>
+        <w:t xml:space="preserve"> </w:t>
+      </w:r>
+      <w:r>
+        <w:t>diagram</w:t>
+      </w:r>
+      <w:r>
+        <w:t>)</w:t>
+      </w:r>
+      <w:r>
+        <w:t xml:space="preserve"> poskytuje vizuální znázornění struktury databáze a ukazuje, jak jsou jednotlivé tabulky propojeny pomocí primárních a cizích klíčů</w:t>
+      </w:r>
+      <w:r>
+        <w:t>.</w:t>
+      </w:r>
+    </w:p>
+    <w:p>
+      <w:r>
         <w:drawing>
           <wp:inline distT="0" distB="0" distL="0" distR="0" wp14:anchorId="4A2C074E" wp14:editId="16A343DE">
             <wp:extent cx="5219700" cy="3816985"/>
@@ -10847,11 +11680,28 @@
         </w:drawing>
       </w:r>
     </w:p>
-    <w:p/>
+    <w:p>
+      <w:r>
+        <w:t>Na následujícím obrázku je znázorněn ER</w:t>
+      </w:r>
+      <w:r>
+        <w:t xml:space="preserve"> </w:t>
+      </w:r>
+      <w:r>
+        <w:t>diagram, který</w:t>
+      </w:r>
+      <w:r>
+        <w:t xml:space="preserve"> zobrazuje</w:t>
+      </w:r>
+      <w:r>
+        <w:t xml:space="preserve"> vztahy mezi tabulkami v databázi. Diagram zobrazuje primární a cizí klíče, vazby mezi uživateli, skupinami, přihlašovacími údaji a rolemi, včetně sdílení skupin mezi uživateli. Tento přehled umožňuje snadné pochopení struktury databáze a propojení jednotlivých entit.</w:t>
+      </w:r>
+    </w:p>
     <w:p>
       <w:pPr>
         <w:pStyle w:val="Nadpis3"/>
       </w:pPr>
+      <w:bookmarkStart w:id="61" w:name="_Toc220153191"/>
       <w:r>
         <w:t xml:space="preserve">Vztah mezi </w:t>
       </w:r>
@@ -10871,6 +11721,7 @@
       <w:r>
         <w:t xml:space="preserve"> (1: N)</w:t>
       </w:r>
+      <w:bookmarkEnd w:id="61"/>
     </w:p>
     <w:p>
       <w:pPr>
@@ -10893,7 +11744,17 @@
       </w:r>
       <w:proofErr w:type="spellEnd"/>
       <w:r>
-        <w:t xml:space="preserve">, který odkazuje na primární klíč id v tabulce </w:t>
+        <w:t xml:space="preserve">, který odkazuje na primární klíč id </w:t>
+      </w:r>
+      <w:r>
+        <w:lastRenderedPageBreak/>
+        <w:t>v</w:t>
+      </w:r>
+      <w:r>
+        <w:t> </w:t>
+      </w:r>
+      <w:r>
+        <w:t xml:space="preserve">tabulce </w:t>
       </w:r>
       <w:proofErr w:type="spellStart"/>
       <w:r>
@@ -10908,6 +11769,7 @@
       <w:pPr>
         <w:pStyle w:val="Nadpis3"/>
       </w:pPr>
+      <w:bookmarkStart w:id="62" w:name="_Toc220153192"/>
       <w:r>
         <w:t xml:space="preserve">Vztah mezi </w:t>
       </w:r>
@@ -10927,6 +11789,7 @@
       <w:r>
         <w:t xml:space="preserve"> (1: N)</w:t>
       </w:r>
+      <w:bookmarkEnd w:id="62"/>
     </w:p>
     <w:p>
       <w:pPr>
@@ -10948,216 +11811,221 @@
       <w:pPr>
         <w:pStyle w:val="Nadpis3"/>
       </w:pPr>
+      <w:bookmarkStart w:id="63" w:name="_Toc220153193"/>
+      <w:r>
+        <w:t xml:space="preserve">Vztah mezi </w:t>
+      </w:r>
+      <w:proofErr w:type="spellStart"/>
+      <w:r>
+        <w:t>credential_groups</w:t>
+      </w:r>
+      <w:proofErr w:type="spellEnd"/>
+      <w:r>
+        <w:t xml:space="preserve"> a </w:t>
+      </w:r>
+      <w:proofErr w:type="spellStart"/>
+      <w:r>
+        <w:t>credentials</w:t>
+      </w:r>
+      <w:proofErr w:type="spellEnd"/>
+      <w:r>
+        <w:t xml:space="preserve"> (1: N)</w:t>
+      </w:r>
+      <w:bookmarkEnd w:id="63"/>
+    </w:p>
+    <w:p>
+      <w:pPr>
+        <w:pStyle w:val="Pokraovn"/>
+      </w:pPr>
+      <w:r>
+        <w:t>Jedna skupina může obsahovat více hesel. Hesla mohou být volitelně přiřazena k</w:t>
+      </w:r>
+      <w:r>
+        <w:t> </w:t>
+      </w:r>
+      <w:r>
+        <w:t>existující skupině pomocí cizího klíče </w:t>
+      </w:r>
+      <w:proofErr w:type="spellStart"/>
+      <w:r>
+        <w:t>group_id</w:t>
+      </w:r>
+      <w:proofErr w:type="spellEnd"/>
+      <w:r>
+        <w:t>.</w:t>
+      </w:r>
+    </w:p>
+    <w:p>
+      <w:pPr>
+        <w:pStyle w:val="Nadpis3"/>
+      </w:pPr>
+      <w:bookmarkStart w:id="64" w:name="_Toc220153194"/>
+      <w:r>
+        <w:t>Vztahy pro sdílení skupin (N:M)</w:t>
+      </w:r>
+      <w:bookmarkEnd w:id="64"/>
+    </w:p>
+    <w:p>
+      <w:pPr>
+        <w:pStyle w:val="Pokraovn"/>
+      </w:pPr>
+      <w:r>
+        <w:t>Sdílení hesel mezi uživateli je realizováno přes spojovací tabulku </w:t>
+      </w:r>
+      <w:proofErr w:type="spellStart"/>
+      <w:r>
+        <w:t>shared_credentials</w:t>
+      </w:r>
+      <w:proofErr w:type="spellEnd"/>
+      <w:r>
+        <w:t>, která implementuje vztah mnoho k mnoha (N:M). Tabulka obsahuje reference na příjemce (</w:t>
+      </w:r>
+      <w:proofErr w:type="spellStart"/>
+      <w:r>
+        <w:t>user_id</w:t>
+      </w:r>
+      <w:proofErr w:type="spellEnd"/>
+      <w:r>
+        <w:t>), a sdílenou skupinu (</w:t>
+      </w:r>
+      <w:proofErr w:type="spellStart"/>
+      <w:r>
+        <w:t>group_id</w:t>
+      </w:r>
+      <w:proofErr w:type="spellEnd"/>
+      <w:r>
+        <w:t>).</w:t>
+      </w:r>
+    </w:p>
+    <w:p>
+      <w:pPr>
+        <w:pStyle w:val="Nadpis2"/>
+      </w:pPr>
+      <w:bookmarkStart w:id="65" w:name="_Toc220153195"/>
+      <w:r>
+        <w:t>Implementace</w:t>
+      </w:r>
+      <w:bookmarkEnd w:id="65"/>
+    </w:p>
+    <w:p>
+      <w:pPr>
+        <w:pStyle w:val="Pokraovn"/>
+      </w:pPr>
+      <w:r>
+        <w:t xml:space="preserve">Implementační část popisuje praktické řešení jednotlivých funkcionalit aplikace </w:t>
+      </w:r>
+      <w:proofErr w:type="spellStart"/>
+      <w:r>
+        <w:t>Password</w:t>
+      </w:r>
+      <w:proofErr w:type="spellEnd"/>
+      <w:r>
+        <w:t xml:space="preserve"> Manager. Zaměřuje se na konkrétní programátorské výzvy, integraci komponent a realizaci bezpečnostních mechanismů.</w:t>
+      </w:r>
+    </w:p>
+    <w:p>
+      <w:pPr>
+        <w:pStyle w:val="Nadpis3"/>
+      </w:pPr>
+      <w:bookmarkStart w:id="66" w:name="_Toc220153196"/>
+      <w:r>
+        <w:t>Připojení databáze</w:t>
+      </w:r>
+      <w:bookmarkEnd w:id="66"/>
+    </w:p>
+    <w:p>
+      <w:pPr>
+        <w:pStyle w:val="Pokraovn"/>
+      </w:pPr>
+      <w:r>
+        <w:t xml:space="preserve">V rámci vývoje aplikace jsem </w:t>
+      </w:r>
+      <w:r>
+        <w:t>z</w:t>
+      </w:r>
+      <w:r>
+        <w:t>kou</w:t>
+      </w:r>
+      <w:r>
+        <w:t>š</w:t>
+      </w:r>
+      <w:r>
+        <w:t xml:space="preserve">el </w:t>
+      </w:r>
+      <w:r>
+        <w:t xml:space="preserve">několik poskytovatelů free hostingu pro </w:t>
+      </w:r>
+      <w:proofErr w:type="spellStart"/>
+      <w:r>
+        <w:t>MySQL</w:t>
+      </w:r>
+      <w:proofErr w:type="spellEnd"/>
+      <w:r>
+        <w:t xml:space="preserve"> databázi jako je Aiven.io, kde jsem moc nepochopil, jak se ta aplikace používá nebo Freehosting.com, který po vytvoření databáze a tabulek oznámil, že není kompatibilní s .Net frameworkem. Nakonec jsem našel českou web stránku Endora.cz, která ponouká free hosting </w:t>
+      </w:r>
+      <w:proofErr w:type="spellStart"/>
+      <w:r>
+        <w:t>MySQL</w:t>
+      </w:r>
+      <w:proofErr w:type="spellEnd"/>
+      <w:r>
+        <w:t xml:space="preserve"> a všechno fungovalo.</w:t>
+      </w:r>
+    </w:p>
+    <w:p>
+      <w:pPr>
+        <w:pStyle w:val="Pokraovn"/>
+      </w:pPr>
+      <w:r>
+        <w:t xml:space="preserve">K připojování do databáze jsem musel nainstalovat </w:t>
+      </w:r>
+      <w:proofErr w:type="spellStart"/>
+      <w:r>
+        <w:t>MySQL.Data</w:t>
+      </w:r>
+      <w:proofErr w:type="spellEnd"/>
+      <w:r>
+        <w:t xml:space="preserve"> </w:t>
+      </w:r>
+      <w:proofErr w:type="spellStart"/>
+      <w:r>
+        <w:t>NuGet</w:t>
+      </w:r>
+      <w:proofErr w:type="spellEnd"/>
+      <w:r>
+        <w:t xml:space="preserve"> </w:t>
+      </w:r>
+      <w:proofErr w:type="spellStart"/>
+      <w:r>
+        <w:t>Package</w:t>
+      </w:r>
+      <w:proofErr w:type="spellEnd"/>
+      <w:r>
+        <w:t xml:space="preserve"> balíček, co jsem nečekal, že bude fungovat, protože jsem tokové něco dělal poprvé.</w:t>
+      </w:r>
+      <w:r>
+        <w:t xml:space="preserve"> Pak jsem ho přidal na začátek formulářů, kde používám data z databáze </w:t>
+      </w:r>
+      <w:proofErr w:type="spellStart"/>
+      <w:r>
+        <w:t>using</w:t>
+      </w:r>
+      <w:proofErr w:type="spellEnd"/>
+      <w:r>
+        <w:t xml:space="preserve"> </w:t>
+      </w:r>
+      <w:proofErr w:type="spellStart"/>
+      <w:r>
+        <w:t>MySql.Data.MySqlClient</w:t>
+      </w:r>
+      <w:proofErr w:type="spellEnd"/>
+      <w:r>
+        <w:t>.</w:t>
+      </w:r>
+    </w:p>
+    <w:p>
       <w:r>
         <w:lastRenderedPageBreak/>
-        <w:t xml:space="preserve">Vztah mezi </w:t>
-      </w:r>
-      <w:proofErr w:type="spellStart"/>
-      <w:r>
-        <w:t>credential_groups</w:t>
-      </w:r>
-      <w:proofErr w:type="spellEnd"/>
-      <w:r>
-        <w:t xml:space="preserve"> a </w:t>
-      </w:r>
-      <w:proofErr w:type="spellStart"/>
-      <w:r>
-        <w:t>credentials</w:t>
-      </w:r>
-      <w:proofErr w:type="spellEnd"/>
-      <w:r>
-        <w:t xml:space="preserve"> (1: N)</w:t>
-      </w:r>
-    </w:p>
-    <w:p>
-      <w:pPr>
-        <w:pStyle w:val="Pokraovn"/>
-      </w:pPr>
-      <w:r>
-        <w:t>Jedna skupina může obsahovat více hesel. Hesla mohou být volitelně přiřazena k existující skupině pomocí cizího klíče </w:t>
-      </w:r>
-      <w:proofErr w:type="spellStart"/>
-      <w:r>
-        <w:t>group_id</w:t>
-      </w:r>
-      <w:proofErr w:type="spellEnd"/>
-      <w:r>
-        <w:t>.</w:t>
-      </w:r>
-    </w:p>
-    <w:p>
-      <w:pPr>
-        <w:pStyle w:val="Nadpis3"/>
-      </w:pPr>
-      <w:r>
-        <w:t>Vztahy pro sdílení skupin (N:M)</w:t>
-      </w:r>
-    </w:p>
-    <w:p>
-      <w:pPr>
-        <w:pStyle w:val="Pokraovn"/>
-      </w:pPr>
-      <w:r>
-        <w:t>Sdílení hesel mezi uživateli je realizováno přes spojovací tabulku </w:t>
-      </w:r>
-      <w:proofErr w:type="spellStart"/>
-      <w:r>
-        <w:t>shared_credentials</w:t>
-      </w:r>
-      <w:proofErr w:type="spellEnd"/>
-      <w:r>
-        <w:t>, která implementuje vztah mnoho k mnoha (N:M). Tabulka obsahuje reference na příjemce (</w:t>
-      </w:r>
-      <w:proofErr w:type="spellStart"/>
-      <w:r>
-        <w:t>user_id</w:t>
-      </w:r>
-      <w:proofErr w:type="spellEnd"/>
-      <w:r>
-        <w:t>), a sdílenou skupinu (</w:t>
-      </w:r>
-      <w:proofErr w:type="spellStart"/>
-      <w:r>
-        <w:t>group_id</w:t>
-      </w:r>
-      <w:proofErr w:type="spellEnd"/>
-      <w:r>
-        <w:t>).</w:t>
-      </w:r>
-    </w:p>
-    <w:p>
-      <w:pPr>
-        <w:pStyle w:val="Nadpis2"/>
-      </w:pPr>
-      <w:bookmarkStart w:id="56" w:name="_Toc216301982"/>
-      <w:r>
-        <w:t>Implementace</w:t>
-      </w:r>
-      <w:bookmarkEnd w:id="56"/>
-    </w:p>
-    <w:p>
-      <w:pPr>
-        <w:pStyle w:val="Pokraovn"/>
-      </w:pPr>
-      <w:r>
-        <w:t xml:space="preserve">Implementační část popisuje praktické řešení jednotlivých funkcionalit aplikace </w:t>
-      </w:r>
-      <w:proofErr w:type="spellStart"/>
-      <w:r>
-        <w:t>Password</w:t>
-      </w:r>
-      <w:proofErr w:type="spellEnd"/>
-      <w:r>
-        <w:t xml:space="preserve"> Manager. Zaměřuje se na konkrétní programátorské výzvy, integraci komponent a realizaci bezpečnostních mechanismů.</w:t>
-      </w:r>
-    </w:p>
-    <w:p>
-      <w:pPr>
-        <w:pStyle w:val="Nadpis3"/>
-      </w:pPr>
-      <w:bookmarkStart w:id="57" w:name="_Toc216301983"/>
-      <w:r>
-        <w:t>Připojení databáze</w:t>
-      </w:r>
-      <w:bookmarkEnd w:id="57"/>
-    </w:p>
-    <w:p>
-      <w:pPr>
-        <w:pStyle w:val="Pokraovn"/>
-      </w:pPr>
-      <w:r>
-        <w:t xml:space="preserve">V rámci vývoje aplikace jsem </w:t>
-      </w:r>
-      <w:r>
-        <w:t>z</w:t>
-      </w:r>
-      <w:r>
-        <w:t>kou</w:t>
-      </w:r>
-      <w:r>
-        <w:t>š</w:t>
-      </w:r>
-      <w:r>
-        <w:t xml:space="preserve">el </w:t>
-      </w:r>
-      <w:r>
-        <w:t xml:space="preserve">několik poskytovatelů free hostingu pro </w:t>
-      </w:r>
-      <w:proofErr w:type="spellStart"/>
-      <w:r>
-        <w:t>MySQL</w:t>
-      </w:r>
-      <w:proofErr w:type="spellEnd"/>
-      <w:r>
-        <w:t xml:space="preserve"> databázi jako je Aiven.io, kde jsem moc nepochopil, jak se ta aplikace používá nebo Freehosting.com, který po vytvoření databáze a tabulek oznámil, že není kompatibilní s .Net frameworkem. Nakonec jsem našel českou web stránku Endora.cz, která ponouká free hosting </w:t>
-      </w:r>
-      <w:proofErr w:type="spellStart"/>
-      <w:r>
-        <w:t>MySQL</w:t>
-      </w:r>
-      <w:proofErr w:type="spellEnd"/>
-      <w:r>
-        <w:t xml:space="preserve"> a všechno fungovalo.</w:t>
-      </w:r>
-    </w:p>
-    <w:p>
-      <w:pPr>
-        <w:pStyle w:val="Pokraovn"/>
-      </w:pPr>
-      <w:r>
-        <w:t xml:space="preserve">K připojování do databáze jsem musel nainstalovat </w:t>
-      </w:r>
-      <w:proofErr w:type="spellStart"/>
-      <w:r>
-        <w:t>MySQL.Data</w:t>
-      </w:r>
-      <w:proofErr w:type="spellEnd"/>
-      <w:r>
-        <w:t xml:space="preserve"> </w:t>
-      </w:r>
-      <w:proofErr w:type="spellStart"/>
-      <w:r>
-        <w:t>NuGet</w:t>
-      </w:r>
-      <w:proofErr w:type="spellEnd"/>
-      <w:r>
-        <w:t xml:space="preserve"> </w:t>
-      </w:r>
-      <w:proofErr w:type="spellStart"/>
-      <w:r>
-        <w:t>Package</w:t>
-      </w:r>
-      <w:proofErr w:type="spellEnd"/>
-      <w:r>
-        <w:t xml:space="preserve"> balíček, co jsem nečekal, že bude fungovat, protože jsem tokové něco dělal poprvé.</w:t>
-      </w:r>
-      <w:r>
-        <w:t xml:space="preserve"> Pak jsem ho přidal na začátek formulářů, kde používám data z databáze </w:t>
-      </w:r>
-      <w:proofErr w:type="spellStart"/>
-      <w:r>
-        <w:t>using</w:t>
-      </w:r>
-      <w:proofErr w:type="spellEnd"/>
-      <w:r>
-        <w:t xml:space="preserve"> </w:t>
-      </w:r>
-      <w:proofErr w:type="spellStart"/>
-      <w:proofErr w:type="gramStart"/>
-      <w:r>
-        <w:t>MySql.Data.MySqlClient</w:t>
-      </w:r>
-      <w:proofErr w:type="spellEnd"/>
-      <w:r>
-        <w:t>;.</w:t>
-      </w:r>
-      <w:proofErr w:type="gramEnd"/>
-    </w:p>
-    <w:p>
-      <w:r>
-        <w:rPr>
-          <w:noProof/>
-        </w:rPr>
         <w:drawing>
           <wp:inline distT="0" distB="0" distL="0" distR="0" wp14:anchorId="1FB22E37" wp14:editId="28A834E6">
             <wp:extent cx="3629025" cy="714375"/>
@@ -11263,51 +12131,19 @@
       </w:r>
       <w:proofErr w:type="spellEnd"/>
       <w:r>
-        <w:t xml:space="preserve"> a pak v</w:t>
-      </w:r>
-      <w:r>
-        <w:t xml:space="preserve"> konstruktoru</w:t>
-      </w:r>
-      <w:r>
-        <w:t xml:space="preserve"> formuláře jsem použil kód pro propojení aplikaci s</w:t>
-      </w:r>
-      <w:r>
-        <w:t> </w:t>
-      </w:r>
-      <w:r>
-        <w:t>databází</w:t>
-      </w:r>
-      <w:r>
-        <w:t xml:space="preserve">. Nejdřív jsem přidal hodnotu do </w:t>
-      </w:r>
-      <w:proofErr w:type="spellStart"/>
-      <w:r>
-        <w:lastRenderedPageBreak/>
-        <w:t>connectionString</w:t>
-      </w:r>
-      <w:proofErr w:type="spellEnd"/>
-      <w:r>
-        <w:t xml:space="preserve"> uloženou v konfiguračním souboru </w:t>
-      </w:r>
-      <w:proofErr w:type="spellStart"/>
-      <w:r>
-        <w:t>App.config</w:t>
-      </w:r>
-      <w:proofErr w:type="spellEnd"/>
-      <w:r>
-        <w:t>. Pak jsem vytvořil spojení s databází.</w:t>
-      </w:r>
-    </w:p>
-    <w:p>
-      <w:r>
-        <w:rPr>
-          <w:noProof/>
-        </w:rPr>
+        <w:t>.</w:t>
+      </w:r>
+      <w:r>
+        <w:t xml:space="preserve"> </w:t>
+      </w:r>
+    </w:p>
+    <w:p>
+      <w:r>
         <w:drawing>
-          <wp:inline distT="0" distB="0" distL="0" distR="0" wp14:anchorId="7F476815" wp14:editId="7170F8B1">
+          <wp:inline distT="0" distB="0" distL="0" distR="0" wp14:anchorId="702EA2A5" wp14:editId="48229125">
             <wp:extent cx="2638793" cy="409632"/>
             <wp:effectExtent l="0" t="0" r="9525" b="9525"/>
-            <wp:docPr id="87409592" name="Obrázek 1"/>
+            <wp:docPr id="270806934" name="Obrázek 1"/>
             <wp:cNvGraphicFramePr>
               <a:graphicFrameLocks xmlns:a="http://schemas.openxmlformats.org/drawingml/2006/main" noChangeAspect="1"/>
             </wp:cNvGraphicFramePr>
@@ -11342,9 +12178,45 @@
     </w:p>
     <w:p>
       <w:r>
-        <w:rPr>
-          <w:noProof/>
-        </w:rPr>
+        <w:t>P</w:t>
+      </w:r>
+      <w:r>
+        <w:t>ak v</w:t>
+      </w:r>
+      <w:r>
+        <w:t xml:space="preserve"> konstruktoru</w:t>
+      </w:r>
+      <w:r>
+        <w:t xml:space="preserve"> formuláře jsem použil kód pro propojení aplikaci s</w:t>
+      </w:r>
+      <w:r>
+        <w:t> </w:t>
+      </w:r>
+      <w:r>
+        <w:t>databází</w:t>
+      </w:r>
+      <w:r>
+        <w:t xml:space="preserve">. Nejdřív jsem přidal hodnotu do </w:t>
+      </w:r>
+      <w:proofErr w:type="spellStart"/>
+      <w:r>
+        <w:t>connectionString</w:t>
+      </w:r>
+      <w:proofErr w:type="spellEnd"/>
+      <w:r>
+        <w:t xml:space="preserve"> uloženou v konfiguračním souboru </w:t>
+      </w:r>
+      <w:proofErr w:type="spellStart"/>
+      <w:r>
+        <w:t>App.config</w:t>
+      </w:r>
+      <w:proofErr w:type="spellEnd"/>
+      <w:r>
+        <w:t>. Pak jsem vytvořil spojení s databází.</w:t>
+      </w:r>
+    </w:p>
+    <w:p>
+      <w:r>
         <w:drawing>
           <wp:inline distT="0" distB="0" distL="0" distR="0" wp14:anchorId="3CDC2F44" wp14:editId="211E29A5">
             <wp:extent cx="5219700" cy="438150"/>
@@ -11520,9 +12392,7 @@
     </w:p>
     <w:p>
       <w:r>
-        <w:rPr>
-          <w:noProof/>
-        </w:rPr>
+        <w:lastRenderedPageBreak/>
         <w:drawing>
           <wp:inline distT="0" distB="0" distL="0" distR="0" wp14:anchorId="7503D7D5" wp14:editId="0104A818">
             <wp:extent cx="5219700" cy="2615565"/>
@@ -11561,14 +12431,44 @@
       </w:r>
     </w:p>
     <w:p>
+      <w:r>
+        <w:t xml:space="preserve">Na </w:t>
+      </w:r>
+      <w:r>
+        <w:t xml:space="preserve">obrázku je ukázka souboru </w:t>
+      </w:r>
+      <w:proofErr w:type="spellStart"/>
+      <w:r>
+        <w:t>App</w:t>
+      </w:r>
+      <w:r>
+        <w:t>.</w:t>
+      </w:r>
+      <w:r>
+        <w:t>config</w:t>
+      </w:r>
+      <w:proofErr w:type="spellEnd"/>
+      <w:r>
+        <w:t xml:space="preserve">, ve kterém jsou uloženy klíčové parametry pro připojení aplikace k </w:t>
+      </w:r>
+      <w:proofErr w:type="spellStart"/>
+      <w:r>
+        <w:t>MySQL</w:t>
+      </w:r>
+      <w:proofErr w:type="spellEnd"/>
+      <w:r>
+        <w:t xml:space="preserve"> databázi.</w:t>
+      </w:r>
+    </w:p>
+    <w:p>
       <w:pPr>
         <w:pStyle w:val="Nadpis3"/>
       </w:pPr>
-      <w:bookmarkStart w:id="58" w:name="_Toc216301984"/>
+      <w:bookmarkStart w:id="67" w:name="_Toc220153197"/>
       <w:r>
         <w:t>Registrace uživatele</w:t>
       </w:r>
-      <w:bookmarkEnd w:id="58"/>
+      <w:bookmarkEnd w:id="67"/>
     </w:p>
     <w:p>
       <w:pPr>
@@ -11591,22 +12491,9 @@
       </w:r>
       <w:proofErr w:type="spellEnd"/>
       <w:r>
-        <w:t>). Následně ověřím, zda jsou pole pro uživatelské jméno a heslo vyplněna</w:t>
-      </w:r>
-      <w:r>
-        <w:t>. P</w:t>
-      </w:r>
-      <w:r>
-        <w:t xml:space="preserve">okud ne, zobrazím upozornění. Poté zkontroluji, zda se zadané heslo shoduje s jeho </w:t>
-      </w:r>
-      <w:r>
-        <w:lastRenderedPageBreak/>
-        <w:t>opakováním.</w:t>
-      </w:r>
-      <w:r>
-        <w:rPr>
-          <w:noProof/>
-        </w:rPr>
+        <w:t>). Následně ověřím, zda jsou pole pro uživatelské jméno a heslo vyplněna. Pokud ne, zobrazím upozornění. Poté zkontroluji, zda se zadané heslo shoduje s jeho opakováním.</w:t>
+      </w:r>
+      <w:r>
         <w:drawing>
           <wp:inline distT="0" distB="0" distL="0" distR="0" wp14:anchorId="3EB000E8" wp14:editId="6CAD5A35">
             <wp:extent cx="5219700" cy="2181225"/>
@@ -11659,9 +12546,7 @@
     </w:p>
     <w:p>
       <w:r>
-        <w:rPr>
-          <w:noProof/>
-        </w:rPr>
+        <w:lastRenderedPageBreak/>
         <w:drawing>
           <wp:inline distT="0" distB="0" distL="0" distR="0" wp14:anchorId="3D9E9AEA" wp14:editId="403534E7">
             <wp:extent cx="5219700" cy="1354455"/>
@@ -11704,83 +12589,39 @@
         <w:t>Po úspěšném ověření unikátnosti uživatelského jména vygeneruji </w:t>
       </w:r>
       <w:r>
-        <w:rPr>
-          <w:b/>
-          <w:bCs/>
-        </w:rPr>
-        <w:t>náhodnou sůl</w:t>
+        <w:t>náhodnou</w:t>
+      </w:r>
+      <w:r>
+        <w:t xml:space="preserve"> </w:t>
+      </w:r>
+      <w:r>
+        <w:t>sůl</w:t>
       </w:r>
       <w:r>
         <w:t>. Jedná se o unikátní řadu bajtů pro odvození šifrovacího klíče z hlavního hesla. Tato sůl se ukládá do databáze a je unikátní pro každého uživatele. Pro generování používám vlastní metodu </w:t>
       </w:r>
       <w:proofErr w:type="spellStart"/>
-      <w:proofErr w:type="gramStart"/>
       <w:r>
         <w:t>GenerateRandomSalt</w:t>
       </w:r>
       <w:proofErr w:type="spellEnd"/>
       <w:r>
-        <w:t>(</w:t>
-      </w:r>
-      <w:proofErr w:type="gramEnd"/>
-      <w:r>
-        <w:t xml:space="preserve">), která využívá kryptograficky bezpečný generátor náhodných čísel </w:t>
-      </w:r>
-      <w:proofErr w:type="gramStart"/>
-      <w:r>
-        <w:t>z</w:t>
-      </w:r>
-      <w:proofErr w:type="gramEnd"/>
-      <w:r>
-        <w:t> </w:t>
-      </w:r>
-      <w:proofErr w:type="spellStart"/>
-      <w:proofErr w:type="gramStart"/>
+        <w:t>(), která využívá kryptograficky bezpečný generátor náhodných čísel z </w:t>
+      </w:r>
+      <w:proofErr w:type="spellStart"/>
       <w:r>
         <w:t>System.Security.Cryptography</w:t>
       </w:r>
       <w:proofErr w:type="spellEnd"/>
-      <w:proofErr w:type="gramEnd"/>
-      <w:r>
-        <w:t xml:space="preserve">. Heslo následně </w:t>
-      </w:r>
-      <w:proofErr w:type="spellStart"/>
-      <w:r>
-        <w:lastRenderedPageBreak/>
-        <w:t>zahashuji</w:t>
-      </w:r>
-      <w:proofErr w:type="spellEnd"/>
-      <w:r>
-        <w:t xml:space="preserve"> pomocí knihovny</w:t>
-      </w:r>
-      <w:r>
-        <w:t xml:space="preserve"> BCrypt.Net </w:t>
-      </w:r>
-      <w:r>
-        <w:t xml:space="preserve">(přidané přes </w:t>
-      </w:r>
-      <w:proofErr w:type="spellStart"/>
-      <w:r>
-        <w:t>NuGet</w:t>
-      </w:r>
-      <w:proofErr w:type="spellEnd"/>
+      <w:r>
+        <w:t>.</w:t>
+      </w:r>
       <w:r>
         <w:t xml:space="preserve"> </w:t>
       </w:r>
-      <w:proofErr w:type="spellStart"/>
-      <w:r>
-        <w:t>Packages</w:t>
-      </w:r>
-      <w:proofErr w:type="spellEnd"/>
-      <w:r>
-        <w:t>).</w:t>
-      </w:r>
-      <w:r>
-        <w:rPr>
-          <w:noProof/>
-        </w:rPr>
+      <w:r>
         <w:drawing>
-          <wp:inline distT="0" distB="0" distL="0" distR="0" wp14:anchorId="7C96C350" wp14:editId="2C3E7651">
+          <wp:inline distT="0" distB="0" distL="0" distR="0" wp14:anchorId="3011EBEB" wp14:editId="683BA458">
             <wp:extent cx="5219700" cy="2148840"/>
             <wp:effectExtent l="0" t="0" r="0" b="3810"/>
             <wp:docPr id="80836150" name="Obrázek 1" descr="Obsah obrázku text, snímek obrazovky, Písmo&#10;&#10;Obsah generovaný pomocí AI může být nesprávný."/>
@@ -11815,12 +12656,36 @@
           </wp:inline>
         </w:drawing>
       </w:r>
-    </w:p>
-    <w:p>
-      <w:r>
-        <w:rPr>
-          <w:noProof/>
-        </w:rPr>
+      <w:r>
+        <w:t xml:space="preserve">Heslo následně </w:t>
+      </w:r>
+      <w:proofErr w:type="spellStart"/>
+      <w:r>
+        <w:t>zahashuji</w:t>
+      </w:r>
+      <w:proofErr w:type="spellEnd"/>
+      <w:r>
+        <w:t xml:space="preserve"> pomocí knihovny BCrypt.Net (přidané přes </w:t>
+      </w:r>
+      <w:proofErr w:type="spellStart"/>
+      <w:r>
+        <w:t>NuGet</w:t>
+      </w:r>
+      <w:proofErr w:type="spellEnd"/>
+      <w:r>
+        <w:t xml:space="preserve"> </w:t>
+      </w:r>
+      <w:proofErr w:type="spellStart"/>
+      <w:r>
+        <w:t>Packages</w:t>
+      </w:r>
+      <w:proofErr w:type="spellEnd"/>
+      <w:r>
+        <w:t>).</w:t>
+      </w:r>
+    </w:p>
+    <w:p>
+      <w:r>
         <w:drawing>
           <wp:inline distT="0" distB="0" distL="0" distR="0" wp14:anchorId="53FE802A" wp14:editId="6587AD0A">
             <wp:extent cx="5134692" cy="714475"/>
@@ -11863,25 +12728,18 @@
         <w:t>Poté vytvořím INSERT dotaz pro vložení nového uživatele včetně jeho hashovaného hesla a soli. Po provedení dotazu ověřím počet ovlivněných řádků. Pokud byl uživatel úspěšně vytvořen (tj. </w:t>
       </w:r>
       <w:proofErr w:type="spellStart"/>
-      <w:proofErr w:type="gramStart"/>
       <w:r>
         <w:t>rowsAffected</w:t>
       </w:r>
       <w:proofErr w:type="spellEnd"/>
       <w:r>
-        <w:t xml:space="preserve"> </w:t>
-      </w:r>
-      <w:r>
-        <w:t>&gt;</w:t>
-      </w:r>
-      <w:proofErr w:type="gramEnd"/>
-      <w:r>
-        <w:t xml:space="preserve"> 0), zobrazím potvrzovací zprávu, přesměruji uživatele na přihlašovací formulář a vyčistím vstupní pole.</w:t>
-      </w:r>
-      <w:r>
-        <w:rPr>
-          <w:noProof/>
-        </w:rPr>
+        <w:t xml:space="preserve"> &gt; 0), zobrazím potvrzovací zprávu, přesměruji </w:t>
+      </w:r>
+      <w:r>
+        <w:lastRenderedPageBreak/>
+        <w:t>uživatele na přihlašovací formulář a vyčistím vstupní pole.</w:t>
+      </w:r>
+      <w:r>
         <w:drawing>
           <wp:inline distT="0" distB="0" distL="0" distR="0" wp14:anchorId="06DD24BD" wp14:editId="79D912F2">
             <wp:extent cx="5219700" cy="2407920"/>
@@ -11921,16 +12779,9 @@
     </w:p>
     <w:p>
       <w:r>
-        <w:t xml:space="preserve">Pro úspěšné odeslání formuláře je nutné splnit požadavky na silné heslo: minimálně 12 znaků, alespoň 1 velké písmeno, 1 speciální znak a 1 číslice. Dále je nutné správně vyplnit textovou CAPTCHA, která ověřuje, že registrující se subjekt je skutečný člověk. Validace hesla probíhá dynamicky při každé změně v textovém poli – při splnění konkrétní podmínky se příslušný indikátor (Label) zabarví zeleně, jinak </w:t>
-      </w:r>
-      <w:r>
-        <w:lastRenderedPageBreak/>
-        <w:t>zůstává červený. Pro dokončení registrace musí být všechny čtyři indikátory hesla zelené a CAPTCHA musí být vyplněna správně.</w:t>
-      </w:r>
-      <w:r>
-        <w:rPr>
-          <w:noProof/>
-        </w:rPr>
+        <w:t>Pro úspěšné odeslání formuláře je nutné splnit požadavky na silné heslo: minimálně 12 znaků, alespoň 1 velké písmeno, 1 speciální znak a 1 číslice. Dále je nutné správně vyplnit textovou CAPTCHA, která ověřuje, že registrující se subjekt je skutečný člověk. Validace hesla probíhá dynamicky při každé změně v textovém poli – při splnění konkrétní podmínky se příslušný indikátor (Label) zabarví zeleně, jinak zůstává červený. Pro dokončení registrace musí být všechny čtyři indikátory hesla zelené a CAPTCHA musí být vyplněna správně.</w:t>
+      </w:r>
+      <w:r>
         <w:drawing>
           <wp:inline distT="0" distB="0" distL="0" distR="0" wp14:anchorId="5CB6469C" wp14:editId="57BFA3CA">
             <wp:extent cx="4010585" cy="1952898"/>
@@ -11969,14 +12820,28 @@
       </w:r>
     </w:p>
     <w:p>
+      <w:r>
+        <w:t xml:space="preserve">Proces registrace zajišťuje, že do aplikace vstupují pouze validní uživatelé se silnými a bezpečně uloženými hesly. Ověření unikátnosti jména, generování soli, </w:t>
+      </w:r>
+      <w:proofErr w:type="spellStart"/>
+      <w:r>
+        <w:t>hashování</w:t>
+      </w:r>
+      <w:proofErr w:type="spellEnd"/>
+      <w:r>
+        <w:t xml:space="preserve"> hesla a kontrola CAPTCHA zajišťují bezpečnost dat a ochranu proti automatizovaným útokům.</w:t>
+      </w:r>
+    </w:p>
+    <w:p>
       <w:pPr>
         <w:pStyle w:val="Nadpis3"/>
       </w:pPr>
-      <w:bookmarkStart w:id="59" w:name="_Toc216301989"/>
-      <w:r>
+      <w:bookmarkStart w:id="68" w:name="_Toc220153198"/>
+      <w:r>
+        <w:lastRenderedPageBreak/>
         <w:t>CAPTCHA validace</w:t>
       </w:r>
-      <w:bookmarkEnd w:id="59"/>
+      <w:bookmarkEnd w:id="68"/>
     </w:p>
     <w:p>
       <w:pPr>
@@ -12130,44 +12995,32 @@
     </w:p>
     <w:p>
       <w:r>
+        <w:t>Míjím</w:t>
+      </w:r>
+      <w:r>
+        <w:t xml:space="preserve"> dalším krokem bylo vykreslit ten </w:t>
+      </w:r>
+      <w:r>
+        <w:t>text,</w:t>
+      </w:r>
+      <w:r>
+        <w:t xml:space="preserve"> aby nebyl na první pohled čitelný.</w:t>
+      </w:r>
+      <w:r>
+        <w:t xml:space="preserve"> Začal jsem určením polohy znaku a jeho náklonem. Pak jsem vygeneroval náhodnou barvu. Nakonec jsem vykreslil znak do bitmapy a obnovil transformační matici, aby se další znak kreslil znovu od výchozí pozice. Tento proces jsem zopakoval pro všech 6 znaků CAPTCHA kódu. Nakonec jsem výsledný obrázek přiřadil do </w:t>
+      </w:r>
+      <w:proofErr w:type="spellStart"/>
+      <w:r>
+        <w:t>pictureboxu</w:t>
+      </w:r>
+      <w:proofErr w:type="spellEnd"/>
+      <w:r>
+        <w:t>.</w:t>
+      </w:r>
+    </w:p>
+    <w:p>
+      <w:r>
         <w:lastRenderedPageBreak/>
-        <w:t>Míjím</w:t>
-      </w:r>
-      <w:r>
-        <w:t xml:space="preserve"> dalším krokem bylo vykreslit ten </w:t>
-      </w:r>
-      <w:r>
-        <w:t>text,</w:t>
-      </w:r>
-      <w:r>
-        <w:t xml:space="preserve"> aby nebyl na první pohled čitelný.</w:t>
-      </w:r>
-      <w:r>
-        <w:t xml:space="preserve"> Začal jsem určením polohy znaku a jeho náklonem. Pak jsem vygeneroval náhodnou barvu. </w:t>
-      </w:r>
-      <w:r>
-        <w:t>Nakonec jsem vykreslil znak do bitmapy a obnovil transformační matici, aby se další znak kreslil znovu od výchozí pozice. Tento proces jsem zopakoval pro všech 6 znaků CAPTCHA kódu. Nakonec jsem výsledný obrázek přiřadil do </w:t>
-      </w:r>
-      <w:proofErr w:type="spellStart"/>
-      <w:r>
-        <w:t>picture</w:t>
-      </w:r>
-      <w:r>
-        <w:t>b</w:t>
-      </w:r>
-      <w:r>
-        <w:t>ox</w:t>
-      </w:r>
-      <w:r>
-        <w:t>u</w:t>
-      </w:r>
-      <w:proofErr w:type="spellEnd"/>
-      <w:r>
-        <w:t>.</w:t>
-      </w:r>
-    </w:p>
-    <w:p>
-      <w:r>
         <w:drawing>
           <wp:inline distT="0" distB="0" distL="0" distR="0" wp14:anchorId="38967635" wp14:editId="2DD59C8D">
             <wp:extent cx="5219700" cy="1889760"/>
@@ -12206,14 +13059,40 @@
       </w:r>
     </w:p>
     <w:p>
+      <w:r>
+        <w:t xml:space="preserve">Popisovaná implementace CAPTCHA zajišťuje, že při registraci se ověřuje, zda akci provádí skutečný </w:t>
+      </w:r>
+      <w:r>
+        <w:t>uživatel,</w:t>
+      </w:r>
+      <w:r>
+        <w:t xml:space="preserve"> a ne automatizovaný program. Náhodné generování znaků, šum na pozadí a náhodné zobrazení znaků zvyšují obtížnost automatického rozpoznání kódu.</w:t>
+      </w:r>
+    </w:p>
+    <w:p>
       <w:pPr>
         <w:pStyle w:val="Nadpis3"/>
       </w:pPr>
-      <w:bookmarkStart w:id="60" w:name="_Toc216301985"/>
+      <w:bookmarkStart w:id="69" w:name="_Toc220153199"/>
       <w:r>
         <w:t>Přihlášení uživatele</w:t>
       </w:r>
-      <w:bookmarkEnd w:id="60"/>
+      <w:bookmarkEnd w:id="69"/>
+    </w:p>
+    <w:p>
+      <w:pPr>
+        <w:pStyle w:val="Pokraovn"/>
+      </w:pPr>
+    </w:p>
+    <w:p>
+      <w:pPr>
+        <w:pStyle w:val="Nadpis3"/>
+      </w:pPr>
+      <w:bookmarkStart w:id="70" w:name="_Toc220153200"/>
+      <w:r>
+        <w:t>Správa hesel</w:t>
+      </w:r>
+      <w:bookmarkEnd w:id="70"/>
       <w:r>
         <w:t xml:space="preserve"> </w:t>
       </w:r>
@@ -12222,11 +13101,11 @@
       <w:pPr>
         <w:pStyle w:val="Nadpis3"/>
       </w:pPr>
-      <w:bookmarkStart w:id="61" w:name="_Toc216301986"/>
-      <w:r>
-        <w:t>Správa hesel</w:t>
-      </w:r>
-      <w:bookmarkEnd w:id="61"/>
+      <w:bookmarkStart w:id="71" w:name="_Toc220153201"/>
+      <w:r>
+        <w:t>Kategorie hesel</w:t>
+      </w:r>
+      <w:bookmarkEnd w:id="71"/>
       <w:r>
         <w:t xml:space="preserve"> </w:t>
       </w:r>
@@ -12235,11 +13114,11 @@
       <w:pPr>
         <w:pStyle w:val="Nadpis3"/>
       </w:pPr>
-      <w:bookmarkStart w:id="62" w:name="_Toc216301987"/>
-      <w:r>
-        <w:t>Kategorie hesel</w:t>
-      </w:r>
-      <w:bookmarkEnd w:id="62"/>
+      <w:bookmarkStart w:id="72" w:name="_Toc220153202"/>
+      <w:r>
+        <w:t>Kontrola duplicit</w:t>
+      </w:r>
+      <w:bookmarkEnd w:id="72"/>
       <w:r>
         <w:t xml:space="preserve"> </w:t>
       </w:r>
@@ -12248,120 +13127,107 @@
       <w:pPr>
         <w:pStyle w:val="Nadpis3"/>
       </w:pPr>
-      <w:bookmarkStart w:id="63" w:name="_Toc216301988"/>
-      <w:r>
-        <w:t>Kontrola duplicit</w:t>
-      </w:r>
-      <w:bookmarkEnd w:id="63"/>
-      <w:r>
-        <w:t xml:space="preserve"> </w:t>
-      </w:r>
+      <w:bookmarkStart w:id="73" w:name="_Toc220153203"/>
+      <w:r>
+        <w:t>Automatické odhlášení</w:t>
+      </w:r>
+      <w:bookmarkEnd w:id="73"/>
+    </w:p>
+    <w:p>
+      <w:pPr>
+        <w:pStyle w:val="Nadpis2"/>
+      </w:pPr>
+      <w:bookmarkStart w:id="74" w:name="_Toc220153204"/>
+      <w:r>
+        <w:t>Uživatelské rozhraní</w:t>
+      </w:r>
+      <w:bookmarkEnd w:id="74"/>
     </w:p>
     <w:p>
       <w:pPr>
         <w:pStyle w:val="Nadpis3"/>
       </w:pPr>
-      <w:bookmarkStart w:id="64" w:name="_Toc216301990"/>
-      <w:r>
-        <w:t>Automatické odhlášení</w:t>
-      </w:r>
-      <w:bookmarkEnd w:id="64"/>
+      <w:bookmarkStart w:id="75" w:name="_Toc220153205"/>
+      <w:r>
+        <w:t>Ovládací prvky</w:t>
+      </w:r>
+      <w:bookmarkEnd w:id="75"/>
+    </w:p>
+    <w:p>
+      <w:pPr>
+        <w:pStyle w:val="Nadpis3"/>
+      </w:pPr>
+      <w:bookmarkStart w:id="76" w:name="_Toc220153206"/>
+      <w:r>
+        <w:t>Chybová hlášení</w:t>
+      </w:r>
+      <w:bookmarkEnd w:id="76"/>
     </w:p>
     <w:p>
       <w:pPr>
         <w:pStyle w:val="Nadpis2"/>
-      </w:pPr>
-      <w:bookmarkStart w:id="65" w:name="_Toc216301991"/>
-      <w:r>
-        <w:t>Uživatelské rozhraní</w:t>
-      </w:r>
-      <w:bookmarkEnd w:id="65"/>
+        <w:rPr>
+          <w:rFonts w:eastAsiaTheme="minorEastAsia"/>
+        </w:rPr>
+      </w:pPr>
+      <w:bookmarkStart w:id="77" w:name="_Toc220153207"/>
+      <w:r>
+        <w:rPr>
+          <w:rFonts w:eastAsiaTheme="minorEastAsia"/>
+        </w:rPr>
+        <w:t>Admin funkce</w:t>
+      </w:r>
+      <w:bookmarkEnd w:id="77"/>
     </w:p>
     <w:p>
       <w:pPr>
         <w:pStyle w:val="Nadpis3"/>
       </w:pPr>
-      <w:bookmarkStart w:id="66" w:name="_Toc216301992"/>
-      <w:r>
-        <w:t>Ovládací prvky</w:t>
-      </w:r>
-      <w:bookmarkEnd w:id="66"/>
+      <w:bookmarkStart w:id="78" w:name="_Toc220153208"/>
+      <w:r>
+        <w:t>Admin box</w:t>
+      </w:r>
+      <w:bookmarkEnd w:id="78"/>
     </w:p>
     <w:p>
       <w:pPr>
         <w:pStyle w:val="Nadpis3"/>
       </w:pPr>
-      <w:bookmarkStart w:id="67" w:name="_Toc216301993"/>
-      <w:r>
-        <w:t>Chybová hlášení</w:t>
-      </w:r>
-      <w:bookmarkEnd w:id="67"/>
+      <w:bookmarkStart w:id="79" w:name="_Toc220153209"/>
+      <w:r>
+        <w:t>Správa uživatelů</w:t>
+      </w:r>
+      <w:bookmarkEnd w:id="79"/>
     </w:p>
     <w:p>
       <w:pPr>
         <w:pStyle w:val="Nadpis2"/>
-        <w:rPr>
-          <w:rFonts w:eastAsiaTheme="minorEastAsia"/>
-        </w:rPr>
-      </w:pPr>
-      <w:bookmarkStart w:id="68" w:name="_Toc216301994"/>
-      <w:r>
-        <w:rPr>
-          <w:rFonts w:eastAsiaTheme="minorEastAsia"/>
-        </w:rPr>
-        <w:t>Admin funkce</w:t>
-      </w:r>
-      <w:bookmarkEnd w:id="68"/>
-    </w:p>
-    <w:p>
-      <w:pPr>
-        <w:pStyle w:val="Nadpis3"/>
-      </w:pPr>
-      <w:bookmarkStart w:id="69" w:name="_Toc216301995"/>
-      <w:r>
-        <w:t>Admin box</w:t>
-      </w:r>
-      <w:bookmarkEnd w:id="69"/>
-    </w:p>
-    <w:p>
-      <w:pPr>
-        <w:pStyle w:val="Nadpis3"/>
-      </w:pPr>
-      <w:bookmarkStart w:id="70" w:name="_Toc216301996"/>
-      <w:r>
-        <w:t>Správa uživatelů</w:t>
-      </w:r>
-      <w:bookmarkEnd w:id="70"/>
-    </w:p>
-    <w:p>
-      <w:pPr>
-        <w:pStyle w:val="Nadpis2"/>
-      </w:pPr>
-      <w:bookmarkStart w:id="71" w:name="_Toc216301997"/>
+      </w:pPr>
+      <w:bookmarkStart w:id="80" w:name="_Toc220153210"/>
       <w:r>
         <w:t>Výsledná aplikace</w:t>
       </w:r>
-      <w:bookmarkEnd w:id="71"/>
+      <w:bookmarkEnd w:id="80"/>
     </w:p>
     <w:p>
       <w:pPr>
         <w:pStyle w:val="uvodzaver"/>
       </w:pPr>
-      <w:bookmarkStart w:id="72" w:name="_Toc144753409"/>
-      <w:bookmarkStart w:id="73" w:name="_Toc144746940"/>
-      <w:bookmarkStart w:id="74" w:name="_Toc515880902"/>
-      <w:bookmarkStart w:id="75" w:name="_Toc216301998"/>
+      <w:bookmarkStart w:id="81" w:name="_Toc144753409"/>
+      <w:bookmarkStart w:id="82" w:name="_Toc144746940"/>
+      <w:bookmarkStart w:id="83" w:name="_Toc515880902"/>
+      <w:bookmarkStart w:id="84" w:name="_Toc220153211"/>
       <w:r>
         <w:lastRenderedPageBreak/>
         <w:t>Z</w:t>
       </w:r>
-      <w:bookmarkEnd w:id="72"/>
-      <w:bookmarkEnd w:id="73"/>
-      <w:bookmarkEnd w:id="74"/>
+      <w:bookmarkEnd w:id="81"/>
+      <w:bookmarkEnd w:id="82"/>
+      <w:bookmarkEnd w:id="83"/>
       <w:r>
         <w:t>ávěr</w:t>
       </w:r>
-      <w:bookmarkEnd w:id="75"/>
+      <w:bookmarkEnd w:id="84"/>
     </w:p>
     <w:p>
       <w:r>
@@ -12373,21 +13239,21 @@
       <w:pPr>
         <w:pStyle w:val="uvodzaver"/>
       </w:pPr>
-      <w:bookmarkStart w:id="76" w:name="_Toc144753410"/>
-      <w:bookmarkStart w:id="77" w:name="_Toc144746941"/>
-      <w:bookmarkStart w:id="78" w:name="_Toc515880903"/>
-      <w:bookmarkStart w:id="79" w:name="_Toc216301999"/>
+      <w:bookmarkStart w:id="85" w:name="_Toc144753410"/>
+      <w:bookmarkStart w:id="86" w:name="_Toc144746941"/>
+      <w:bookmarkStart w:id="87" w:name="_Toc515880903"/>
+      <w:bookmarkStart w:id="88" w:name="_Toc220153212"/>
       <w:r>
         <w:lastRenderedPageBreak/>
         <w:t>S</w:t>
       </w:r>
-      <w:bookmarkEnd w:id="76"/>
-      <w:bookmarkEnd w:id="77"/>
-      <w:bookmarkEnd w:id="78"/>
+      <w:bookmarkEnd w:id="85"/>
+      <w:bookmarkEnd w:id="86"/>
+      <w:bookmarkEnd w:id="87"/>
       <w:r>
         <w:t>eznam použitých zdrojů</w:t>
       </w:r>
-      <w:bookmarkEnd w:id="79"/>
+      <w:bookmarkEnd w:id="88"/>
     </w:p>
     <w:p>
       <w:pPr>
@@ -12397,7 +13263,7 @@
           <w:numId w:val="38"/>
         </w:numPr>
       </w:pPr>
-      <w:bookmarkStart w:id="80" w:name="_Ref218865465"/>
+      <w:bookmarkStart w:id="89" w:name="_Ref218865465"/>
       <w:proofErr w:type="spellStart"/>
       <w:r>
         <w:rPr>
@@ -12492,7 +13358,7 @@
       <w:r>
         <w:t>. [cit. 2026-01-09].</w:t>
       </w:r>
-      <w:bookmarkEnd w:id="80"/>
+      <w:bookmarkEnd w:id="89"/>
     </w:p>
     <w:p>
       <w:pPr>
@@ -12502,7 +13368,7 @@
           <w:numId w:val="38"/>
         </w:numPr>
       </w:pPr>
-      <w:bookmarkStart w:id="81" w:name="_Ref218865356"/>
+      <w:bookmarkStart w:id="90" w:name="_Ref218865356"/>
       <w:proofErr w:type="spellStart"/>
       <w:r>
         <w:rPr>
@@ -12558,7 +13424,7 @@
       <w:r>
         <w:t>. [cit. 2026-01-09].</w:t>
       </w:r>
-      <w:bookmarkEnd w:id="81"/>
+      <w:bookmarkEnd w:id="90"/>
     </w:p>
     <w:p>
       <w:pPr>
@@ -12568,7 +13434,7 @@
           <w:numId w:val="38"/>
         </w:numPr>
       </w:pPr>
-      <w:bookmarkStart w:id="82" w:name="_Ref218865370"/>
+      <w:bookmarkStart w:id="91" w:name="_Ref218865370"/>
       <w:proofErr w:type="spellStart"/>
       <w:r>
         <w:rPr>
@@ -12643,7 +13509,7 @@
       <w:r>
         <w:t>. [cit. 2026-01-09].</w:t>
       </w:r>
-      <w:bookmarkEnd w:id="82"/>
+      <w:bookmarkEnd w:id="91"/>
     </w:p>
     <w:p>
       <w:pPr>
@@ -12653,7 +13519,7 @@
           <w:numId w:val="38"/>
         </w:numPr>
       </w:pPr>
-      <w:bookmarkStart w:id="83" w:name="_Ref218420050"/>
+      <w:bookmarkStart w:id="92" w:name="_Ref218420050"/>
       <w:proofErr w:type="spellStart"/>
       <w:r>
         <w:rPr>
@@ -12710,7 +13576,7 @@
         <w:t>. [cit. 2026-01-09].</w:t>
       </w:r>
     </w:p>
-    <w:bookmarkEnd w:id="83"/>
+    <w:bookmarkEnd w:id="92"/>
     <w:p>
       <w:pPr>
         <w:pStyle w:val="Seznampouitliteratury"/>
@@ -12848,7 +13714,7 @@
           <w:numId w:val="38"/>
         </w:numPr>
       </w:pPr>
-      <w:bookmarkStart w:id="84" w:name="_Ref218865285"/>
+      <w:bookmarkStart w:id="93" w:name="_Ref218865285"/>
       <w:proofErr w:type="spellStart"/>
       <w:r>
         <w:rPr>
@@ -12893,7 +13759,7 @@
       <w:r>
         <w:t>. [cit. 2026-01-09].</w:t>
       </w:r>
-      <w:bookmarkEnd w:id="84"/>
+      <w:bookmarkEnd w:id="93"/>
     </w:p>
     <w:p>
       <w:pPr>
@@ -12906,7 +13772,7 @@
       <w:r>
         <w:t xml:space="preserve"> </w:t>
       </w:r>
-      <w:bookmarkStart w:id="85" w:name="_Ref218865257"/>
+      <w:bookmarkStart w:id="94" w:name="_Ref218865257"/>
       <w:r>
         <w:rPr>
           <w:i/>
@@ -12935,7 +13801,7 @@
       <w:r>
         <w:t>. [cit. 2026-01-09].</w:t>
       </w:r>
-      <w:bookmarkEnd w:id="85"/>
+      <w:bookmarkEnd w:id="94"/>
     </w:p>
     <w:p>
       <w:pPr>
@@ -12960,8 +13826,8 @@
           <w:numId w:val="38"/>
         </w:numPr>
       </w:pPr>
-      <w:bookmarkStart w:id="86" w:name="_Ref218865222"/>
-      <w:bookmarkStart w:id="87" w:name="_Ref218420855"/>
+      <w:bookmarkStart w:id="95" w:name="_Ref218865222"/>
+      <w:bookmarkStart w:id="96" w:name="_Ref218420855"/>
       <w:r>
         <w:rPr>
           <w:i/>
@@ -12995,7 +13861,7 @@
       <w:r>
         <w:t>. [cit. 2026-01-09]</w:t>
       </w:r>
-      <w:bookmarkEnd w:id="86"/>
+      <w:bookmarkEnd w:id="95"/>
     </w:p>
     <w:p>
       <w:pPr>
@@ -13104,8 +13970,8 @@
       <w:r>
         <w:t>. [cit. 2026-01-04].</w:t>
       </w:r>
-      <w:bookmarkStart w:id="88" w:name="_Ref218421039"/>
-      <w:bookmarkEnd w:id="87"/>
+      <w:bookmarkStart w:id="97" w:name="_Ref218421039"/>
+      <w:bookmarkEnd w:id="96"/>
     </w:p>
     <w:p>
       <w:pPr>
@@ -13160,7 +14026,7 @@
       <w:r>
         <w:t>. [cit. 2026-01-04].</w:t>
       </w:r>
-      <w:bookmarkEnd w:id="88"/>
+      <w:bookmarkEnd w:id="97"/>
     </w:p>
     <w:p>
       <w:pPr>
@@ -13170,7 +14036,7 @@
           <w:numId w:val="38"/>
         </w:numPr>
       </w:pPr>
-      <w:bookmarkStart w:id="89" w:name="_Ref218421602"/>
+      <w:bookmarkStart w:id="98" w:name="_Ref218421602"/>
       <w:r>
         <w:rPr>
           <w:i/>
@@ -13203,7 +14069,7 @@
       <w:r>
         <w:t>. [cit. 2026-01-04].</w:t>
       </w:r>
-      <w:bookmarkEnd w:id="89"/>
+      <w:bookmarkEnd w:id="98"/>
     </w:p>
     <w:p>
       <w:pPr>
@@ -13212,19 +14078,53 @@
           <w:ilvl w:val="0"/>
           <w:numId w:val="38"/>
         </w:numPr>
-        <w:rPr>
-          <w:color w:val="C00000"/>
-        </w:rPr>
-      </w:pPr>
+      </w:pPr>
+      <w:bookmarkStart w:id="99" w:name="_Ref218865124"/>
+      <w:bookmarkStart w:id="100" w:name="_Ref218422289"/>
+      <w:bookmarkStart w:id="101" w:name="_Ref220161767"/>
+      <w:r>
+        <w:t>ŠTRÁFELDA, Jan. </w:t>
+      </w:r>
+      <w:proofErr w:type="spellStart"/>
+      <w:r>
+        <w:rPr>
+          <w:i/>
+          <w:iCs/>
+        </w:rPr>
+        <w:t>Hash</w:t>
+      </w:r>
+      <w:proofErr w:type="spellEnd"/>
+      <w:r>
+        <w:t xml:space="preserve">. Online. Jan </w:t>
+      </w:r>
+      <w:proofErr w:type="spellStart"/>
+      <w:r>
+        <w:t>Štráfelda</w:t>
+      </w:r>
+      <w:proofErr w:type="spellEnd"/>
+      <w:r>
+        <w:t>. 2024. Dostupné z: </w:t>
+      </w:r>
       <w:hyperlink r:id="rId36" w:history="1">
         <w:r>
           <w:rPr>
             <w:rStyle w:val="Hypertextovodkaz"/>
-            <w:color w:val="C00000"/>
           </w:rPr>
-          <w:t>https://www.naplne-do-tlaciarni.sk/blog/hashovane-hesla-co-to-je-ako-funguju-a-preco-ich-pouzivat</w:t>
+          <w:t>https://www.strafelda.cz/</w:t>
         </w:r>
+        <w:proofErr w:type="spellStart"/>
+        <w:r>
+          <w:rPr>
+            <w:rStyle w:val="Hypertextovodkaz"/>
+          </w:rPr>
+          <w:t>hash</w:t>
+        </w:r>
+        <w:proofErr w:type="spellEnd"/>
       </w:hyperlink>
+      <w:r>
+        <w:t>. [cit. 2026-01-24].</w:t>
+      </w:r>
+      <w:bookmarkEnd w:id="101"/>
     </w:p>
     <w:p>
       <w:pPr>
@@ -13234,8 +14134,6 @@
           <w:numId w:val="38"/>
         </w:numPr>
       </w:pPr>
-      <w:bookmarkStart w:id="90" w:name="_Ref218865124"/>
-      <w:bookmarkStart w:id="91" w:name="_Ref218422289"/>
       <w:proofErr w:type="spellStart"/>
       <w:r>
         <w:rPr>
@@ -13282,7 +14180,7 @@
       <w:r>
         <w:t>. [cit. 2026-01-09].</w:t>
       </w:r>
-      <w:bookmarkEnd w:id="90"/>
+      <w:bookmarkEnd w:id="99"/>
     </w:p>
     <w:p>
       <w:pPr>
@@ -13483,7 +14381,7 @@
       <w:r>
         <w:t>. [cit. 2026-01-04].</w:t>
       </w:r>
-      <w:bookmarkEnd w:id="91"/>
+      <w:bookmarkEnd w:id="100"/>
     </w:p>
     <w:p>
       <w:pPr>
@@ -13493,7 +14391,7 @@
           <w:numId w:val="38"/>
         </w:numPr>
       </w:pPr>
-      <w:bookmarkStart w:id="92" w:name="_Ref218422443"/>
+      <w:bookmarkStart w:id="102" w:name="_Ref218422443"/>
       <w:r>
         <w:rPr>
           <w:i/>
@@ -13583,7 +14481,7 @@
       <w:r>
         <w:t>. [cit. 2026-01-04].</w:t>
       </w:r>
-      <w:bookmarkEnd w:id="92"/>
+      <w:bookmarkEnd w:id="102"/>
     </w:p>
     <w:p>
       <w:pPr>
@@ -13593,7 +14491,7 @@
           <w:numId w:val="38"/>
         </w:numPr>
       </w:pPr>
-      <w:bookmarkStart w:id="93" w:name="_Ref218422583"/>
+      <w:bookmarkStart w:id="103" w:name="_Ref218422583"/>
       <w:r>
         <w:rPr>
           <w:i/>
@@ -13693,7 +14591,7 @@
       <w:r>
         <w:t>. [cit. 2026-01-04].</w:t>
       </w:r>
-      <w:bookmarkEnd w:id="93"/>
+      <w:bookmarkEnd w:id="103"/>
     </w:p>
     <w:p>
       <w:pPr>
@@ -13703,7 +14601,7 @@
           <w:numId w:val="38"/>
         </w:numPr>
       </w:pPr>
-      <w:bookmarkStart w:id="94" w:name="_Ref218865168"/>
+      <w:bookmarkStart w:id="104" w:name="_Ref218865168"/>
       <w:proofErr w:type="spellStart"/>
       <w:r>
         <w:rPr>
@@ -13735,7 +14633,7 @@
       <w:r>
         <w:t>. [cit. 2026-01-09].</w:t>
       </w:r>
-      <w:bookmarkEnd w:id="94"/>
+      <w:bookmarkEnd w:id="104"/>
     </w:p>
     <w:p>
       <w:pPr>
@@ -13745,7 +14643,7 @@
           <w:numId w:val="38"/>
         </w:numPr>
       </w:pPr>
-      <w:bookmarkStart w:id="95" w:name="_Ref218422885"/>
+      <w:bookmarkStart w:id="105" w:name="_Ref218422885"/>
       <w:r>
         <w:t xml:space="preserve">WALTER, </w:t>
       </w:r>
@@ -13857,7 +14755,72 @@
       <w:r>
         <w:t>atec.com/sk/blog/kanban-defin%C3%ADcia-met%C3%B3da-princ%C3%ADpy-pr%C3%ADklady-a-kanban-tabula. [cit. 2026-01-04].</w:t>
       </w:r>
-      <w:bookmarkEnd w:id="95"/>
+      <w:bookmarkEnd w:id="105"/>
+    </w:p>
+    <w:p>
+      <w:pPr>
+        <w:pStyle w:val="Seznampouitliteratury"/>
+        <w:numPr>
+          <w:ilvl w:val="0"/>
+          <w:numId w:val="38"/>
+        </w:numPr>
+      </w:pPr>
+      <w:bookmarkStart w:id="106" w:name="_Ref220162006"/>
+      <w:proofErr w:type="spellStart"/>
+      <w:r>
+        <w:rPr>
+          <w:i/>
+          <w:iCs/>
+        </w:rPr>
+        <w:t>Advanced</w:t>
+      </w:r>
+      <w:proofErr w:type="spellEnd"/>
+      <w:r>
+        <w:rPr>
+          <w:i/>
+          <w:iCs/>
+        </w:rPr>
+        <w:t xml:space="preserve"> </w:t>
+      </w:r>
+      <w:proofErr w:type="spellStart"/>
+      <w:r>
+        <w:rPr>
+          <w:i/>
+          <w:iCs/>
+        </w:rPr>
+        <w:t>Encryption</w:t>
+      </w:r>
+      <w:proofErr w:type="spellEnd"/>
+      <w:r>
+        <w:rPr>
+          <w:i/>
+          <w:iCs/>
+        </w:rPr>
+        <w:t xml:space="preserve"> Standard (AES)</w:t>
+      </w:r>
+      <w:r>
+        <w:t xml:space="preserve">. Online. </w:t>
+      </w:r>
+      <w:proofErr w:type="spellStart"/>
+      <w:r>
+        <w:t>Geeksforgeeks</w:t>
+      </w:r>
+      <w:proofErr w:type="spellEnd"/>
+      <w:r>
+        <w:t>. 2021, 8.8.2025. Dostupné z: </w:t>
+      </w:r>
+      <w:hyperlink r:id="rId43" w:history="1">
+        <w:r>
+          <w:rPr>
+            <w:rStyle w:val="Hypertextovodkaz"/>
+          </w:rPr>
+          <w:t>https://www.geeksforgeeks.org/computer-networks/advanced-encryption-standard-aes/</w:t>
+        </w:r>
+      </w:hyperlink>
+      <w:r>
+        <w:t>. [cit. 2026-01-24].</w:t>
+      </w:r>
+      <w:bookmarkEnd w:id="106"/>
     </w:p>
     <w:p>
       <w:pPr>
@@ -13873,21 +14836,21 @@
       <w:pPr>
         <w:pStyle w:val="uvodzaver"/>
       </w:pPr>
-      <w:bookmarkStart w:id="96" w:name="_Toc144753411"/>
-      <w:bookmarkStart w:id="97" w:name="_Toc144746942"/>
-      <w:bookmarkStart w:id="98" w:name="_Toc515880904"/>
-      <w:bookmarkStart w:id="99" w:name="_Toc216302000"/>
+      <w:bookmarkStart w:id="107" w:name="_Toc144753411"/>
+      <w:bookmarkStart w:id="108" w:name="_Toc144746942"/>
+      <w:bookmarkStart w:id="109" w:name="_Toc515880904"/>
+      <w:bookmarkStart w:id="110" w:name="_Toc220153213"/>
       <w:r>
         <w:lastRenderedPageBreak/>
         <w:t>S</w:t>
       </w:r>
-      <w:bookmarkEnd w:id="96"/>
-      <w:bookmarkEnd w:id="97"/>
-      <w:bookmarkEnd w:id="98"/>
+      <w:bookmarkEnd w:id="107"/>
+      <w:bookmarkEnd w:id="108"/>
+      <w:bookmarkEnd w:id="109"/>
       <w:r>
         <w:t>eznam použitých symbolů a zkratek</w:t>
       </w:r>
-      <w:bookmarkEnd w:id="99"/>
+      <w:bookmarkEnd w:id="110"/>
     </w:p>
     <w:tbl>
       <w:tblPr>
@@ -14273,21 +15236,21 @@
       <w:pPr>
         <w:pStyle w:val="uvodzaver"/>
       </w:pPr>
-      <w:bookmarkStart w:id="100" w:name="_Toc144753412"/>
-      <w:bookmarkStart w:id="101" w:name="_Toc144746943"/>
-      <w:bookmarkStart w:id="102" w:name="_Toc515880905"/>
-      <w:bookmarkStart w:id="103" w:name="_Toc216302001"/>
+      <w:bookmarkStart w:id="111" w:name="_Toc144753412"/>
+      <w:bookmarkStart w:id="112" w:name="_Toc144746943"/>
+      <w:bookmarkStart w:id="113" w:name="_Toc515880905"/>
+      <w:bookmarkStart w:id="114" w:name="_Toc220153214"/>
       <w:r>
         <w:lastRenderedPageBreak/>
         <w:t>S</w:t>
       </w:r>
-      <w:bookmarkEnd w:id="100"/>
-      <w:bookmarkEnd w:id="101"/>
-      <w:bookmarkEnd w:id="102"/>
+      <w:bookmarkEnd w:id="111"/>
+      <w:bookmarkEnd w:id="112"/>
+      <w:bookmarkEnd w:id="113"/>
       <w:r>
         <w:t>eznam obrázků</w:t>
       </w:r>
-      <w:bookmarkEnd w:id="103"/>
+      <w:bookmarkEnd w:id="114"/>
     </w:p>
     <w:p>
       <w:pPr>
@@ -14435,12 +15398,12 @@
       <w:pPr>
         <w:pStyle w:val="uvodzaver"/>
       </w:pPr>
-      <w:bookmarkStart w:id="104" w:name="_Toc216302002"/>
+      <w:bookmarkStart w:id="115" w:name="_Toc220153215"/>
       <w:r>
         <w:lastRenderedPageBreak/>
         <w:t>Seznam tabulek</w:t>
       </w:r>
-      <w:bookmarkEnd w:id="104"/>
+      <w:bookmarkEnd w:id="115"/>
     </w:p>
     <w:p>
       <w:pPr>
@@ -14541,32 +15504,32 @@
       <w:pPr>
         <w:pStyle w:val="uvodzaver"/>
       </w:pPr>
-      <w:bookmarkStart w:id="105" w:name="_Toc144753414"/>
-      <w:bookmarkStart w:id="106" w:name="_Toc144746945"/>
-      <w:bookmarkStart w:id="107" w:name="_Toc515880907"/>
-      <w:bookmarkStart w:id="108" w:name="_Toc216302003"/>
+      <w:bookmarkStart w:id="116" w:name="_Toc144753414"/>
+      <w:bookmarkStart w:id="117" w:name="_Toc144746945"/>
+      <w:bookmarkStart w:id="118" w:name="_Toc515880907"/>
+      <w:bookmarkStart w:id="119" w:name="_Toc220153216"/>
       <w:r>
         <w:lastRenderedPageBreak/>
         <w:t>S</w:t>
       </w:r>
-      <w:bookmarkEnd w:id="105"/>
-      <w:bookmarkEnd w:id="106"/>
-      <w:bookmarkEnd w:id="107"/>
+      <w:bookmarkEnd w:id="116"/>
+      <w:bookmarkEnd w:id="117"/>
+      <w:bookmarkEnd w:id="118"/>
       <w:r>
         <w:t>eznam příloh</w:t>
       </w:r>
-      <w:bookmarkEnd w:id="108"/>
+      <w:bookmarkEnd w:id="119"/>
     </w:p>
     <w:p>
       <w:r>
         <w:t>Prázdná šablona maturitní práce</w:t>
       </w:r>
-      <w:bookmarkStart w:id="109" w:name="_Toc144746946"/>
+      <w:bookmarkStart w:id="120" w:name="_Toc144746946"/>
       <w:bookmarkEnd w:id="1"/>
-      <w:bookmarkEnd w:id="109"/>
+      <w:bookmarkEnd w:id="120"/>
     </w:p>
     <w:sectPr>
-      <w:footerReference w:type="default" r:id="rId43"/>
+      <w:footerReference w:type="default" r:id="rId44"/>
       <w:pgSz w:w="11906" w:h="16838"/>
       <w:pgMar w:top="1701" w:right="1418" w:bottom="1701" w:left="2268" w:header="709" w:footer="709" w:gutter="0"/>
       <w:cols w:space="708"/>
@@ -19142,8 +20105,12 @@
     <w:next w:val="Normln"/>
     <w:autoRedefine/>
     <w:uiPriority w:val="39"/>
-    <w:rsid w:val="005517D2"/>
+    <w:rsid w:val="00392C5B"/>
     <w:pPr>
+      <w:tabs>
+        <w:tab w:val="left" w:pos="960"/>
+        <w:tab w:val="right" w:leader="dot" w:pos="8210"/>
+      </w:tabs>
       <w:spacing w:after="0" w:line="240" w:lineRule="auto"/>
     </w:pPr>
     <w:rPr>

--- a/maturitni_prace.docx
+++ b/maturitni_prace.docx
@@ -10,6 +10,7 @@
       <w:bookmarkStart w:id="1" w:name="_Hlk145405862"/>
       <w:r>
         <w:rPr>
+          <w:noProof/>
           <w:sz w:val="36"/>
         </w:rPr>
         <w:drawing>
@@ -102,9 +103,6 @@
         </w:sectPr>
       </w:pPr>
       <w:r>
-        <w:rPr>
-          <w:noProof w:val="0"/>
-        </w:rPr>
         <mc:AlternateContent>
           <mc:Choice Requires="wps">
             <w:drawing>
@@ -234,9 +232,6 @@
         </mc:AlternateContent>
       </w:r>
       <w:r>
-        <w:rPr>
-          <w:noProof w:val="0"/>
-        </w:rPr>
         <mc:AlternateContent>
           <mc:Choice Requires="wps">
             <w:drawing>
@@ -975,7 +970,10 @@
         <w:fldChar w:fldCharType="separate"/>
       </w:r>
       <w:r>
-        <w:t>24. ledna 2026</w:t>
+        <w:rPr>
+          <w:noProof/>
+        </w:rPr>
+        <w:t>5. února 2026</w:t>
       </w:r>
       <w:r>
         <w:fldChar w:fldCharType="end"/>
@@ -1034,7 +1032,10 @@
         <w:fldChar w:fldCharType="separate"/>
       </w:r>
       <w:r>
-        <w:t>24. ledna 2026</w:t>
+        <w:rPr>
+          <w:noProof/>
+        </w:rPr>
+        <w:t>5. února 2026</w:t>
       </w:r>
       <w:r>
         <w:fldChar w:fldCharType="end"/>
@@ -6092,7 +6093,6 @@
         <w:fldChar w:fldCharType="end"/>
       </w:r>
     </w:p>
-    <w:p/>
     <w:p>
       <w:r>
         <w:t>Jako alternativa se doporučuje použití </w:t>
@@ -6127,7 +6127,6 @@
         <w:fldChar w:fldCharType="end"/>
       </w:r>
     </w:p>
-    <w:p/>
     <w:p>
       <w:r>
         <w:t>Je dobré taky používat více faktorové ověřování (MFA), pokud je to možné. MFA při přihlašování k účtu vyžaduje více druhů ověření. Jako například je klasické jméno a</w:t>
@@ -6157,7 +6156,6 @@
         <w:fldChar w:fldCharType="end"/>
       </w:r>
     </w:p>
-    <w:p/>
     <w:p>
       <w:pPr>
         <w:pStyle w:val="Nadpis2"/>
@@ -6170,6 +6168,7 @@
         <w:rPr>
           <w:rFonts w:eastAsiaTheme="minorEastAsia"/>
         </w:rPr>
+        <w:lastRenderedPageBreak/>
         <w:t>Architektura aplikací</w:t>
       </w:r>
       <w:bookmarkEnd w:id="23"/>
@@ -6350,16 +6349,375 @@
     </w:p>
     <w:p>
       <w:pPr>
+        <w:pStyle w:val="Nadpis3"/>
+      </w:pPr>
+      <w:bookmarkStart w:id="25" w:name="_Toc220153166"/>
+      <w:r>
+        <w:t>Desktop vs</w:t>
+      </w:r>
+      <w:r>
+        <w:t>.</w:t>
+      </w:r>
+      <w:r>
+        <w:t xml:space="preserve"> </w:t>
+      </w:r>
+      <w:proofErr w:type="gramStart"/>
+      <w:r>
+        <w:t>W</w:t>
+      </w:r>
+      <w:r>
+        <w:t>eb</w:t>
+      </w:r>
+      <w:bookmarkEnd w:id="25"/>
+      <w:proofErr w:type="gramEnd"/>
+    </w:p>
+    <w:p>
+      <w:pPr>
         <w:pStyle w:val="Pokraovn"/>
       </w:pPr>
+      <w:r>
+        <w:t>Základní rozdíl mezi webovými a desktopovými aplikacemi spočívá v způsobu přístupu a interakce. Webové aplikace se používají přímo v prohlížeči a jsou podmíněny funkčním internetovým připojením, což přináší výhody univerzální dostupnosti, ale i riziko závislosti na síti.</w:t>
+      </w:r>
+      <w:r>
+        <w:t xml:space="preserve"> </w:t>
+      </w:r>
+      <w:r>
+        <w:fldChar w:fldCharType="begin"/>
+      </w:r>
+      <w:r>
+        <w:instrText xml:space="preserve"> REF _Ref218420319 \r \h </w:instrText>
+      </w:r>
+      <w:r>
+        <w:fldChar w:fldCharType="separate"/>
+      </w:r>
+      <w:r>
+        <w:t>[6]</w:t>
+      </w:r>
+      <w:r>
+        <w:fldChar w:fldCharType="end"/>
+      </w:r>
+    </w:p>
+    <w:p>
+      <w:pPr>
+        <w:pStyle w:val="Pokraovn"/>
+      </w:pPr>
+      <w:r>
+        <w:t xml:space="preserve">V oblasti výkonu a využití systémových prostředků mají desktopové aplikace výhodu díky přímému přístupu k hardwaru počítače. To jim umožňuje efektivněji zvládat </w:t>
+      </w:r>
+      <w:r>
+        <w:lastRenderedPageBreak/>
+        <w:t xml:space="preserve">výpočetně náročné operace, jako je složité zpracování dat nebo grafické </w:t>
+      </w:r>
+      <w:proofErr w:type="spellStart"/>
+      <w:r>
+        <w:t>renderingy</w:t>
+      </w:r>
+      <w:proofErr w:type="spellEnd"/>
+      <w:r>
+        <w:t>.</w:t>
+      </w:r>
+      <w:r>
+        <w:t xml:space="preserve"> </w:t>
+      </w:r>
+      <w:r>
+        <w:fldChar w:fldCharType="begin"/>
+      </w:r>
+      <w:r>
+        <w:instrText xml:space="preserve"> REF _Ref218420319 \r \h </w:instrText>
+      </w:r>
+      <w:r>
+        <w:fldChar w:fldCharType="separate"/>
+      </w:r>
+      <w:r>
+        <w:t>[6]</w:t>
+      </w:r>
+      <w:r>
+        <w:fldChar w:fldCharType="end"/>
+      </w:r>
+    </w:p>
+    <w:p>
+      <w:pPr>
+        <w:pStyle w:val="Pokraovn"/>
+      </w:pPr>
+      <w:r>
+        <w:t>Další významný rozdíl se týká aktualizací a údržby. Zatímco desktopové aplikace často vyžadují aktivní instalaci nových verzí od uživatele, webové aplikace lze aktualizovat centrálně na straně serveru, což zajišťuje okamžitou a jednotnou verzi pro všechny koncové uživatele.</w:t>
+      </w:r>
+      <w:r>
+        <w:fldChar w:fldCharType="begin"/>
+      </w:r>
+      <w:r>
+        <w:instrText xml:space="preserve"> REF _Ref218420319 \r \h </w:instrText>
+      </w:r>
+      <w:r>
+        <w:fldChar w:fldCharType="separate"/>
+      </w:r>
+      <w:r>
+        <w:t>[6]</w:t>
+      </w:r>
+      <w:r>
+        <w:fldChar w:fldCharType="end"/>
+      </w:r>
+    </w:p>
+    <w:p>
+      <w:pPr>
+        <w:pStyle w:val="Pokraovn"/>
+      </w:pPr>
+      <w:r>
+        <w:t xml:space="preserve">Do budoucna se očekává, že hranice mezi oběma přístupy bude dále zmenšovat ve prospěch hybridních, </w:t>
+      </w:r>
+      <w:r>
+        <w:t>platformě</w:t>
+      </w:r>
+      <w:r>
+        <w:t xml:space="preserve"> nezávislých řešení. Pro vývojáře i firmy je proto klíčové sledovat technologický vývoj a přizpůsobovat své strategie tak, aby mohli efektivně využívat nové </w:t>
+      </w:r>
+      <w:r>
+        <w:t xml:space="preserve">možnosti. </w:t>
+      </w:r>
+      <w:r>
+        <w:fldChar w:fldCharType="begin"/>
+      </w:r>
+      <w:r>
+        <w:instrText xml:space="preserve"> REF _Ref218420319 \r \h </w:instrText>
+      </w:r>
+      <w:r>
+        <w:fldChar w:fldCharType="separate"/>
+      </w:r>
+      <w:r>
+        <w:t>[6]</w:t>
+      </w:r>
+      <w:r>
+        <w:fldChar w:fldCharType="end"/>
+      </w:r>
     </w:p>
     <w:p>
       <w:pPr>
         <w:pStyle w:val="Nadpis3"/>
-      </w:pPr>
-      <w:bookmarkStart w:id="25" w:name="_Toc220153166"/>
-      <w:r>
-        <w:t>Desktop vs</w:t>
+        <w:rPr>
+          <w:color w:val="auto"/>
+        </w:rPr>
+      </w:pPr>
+      <w:bookmarkStart w:id="26" w:name="_Toc220153167"/>
+      <w:r>
+        <w:rPr>
+          <w:color w:val="auto"/>
+        </w:rPr>
+        <w:t>U</w:t>
+      </w:r>
+      <w:r>
+        <w:rPr>
+          <w:color w:val="auto"/>
+        </w:rPr>
+        <w:t>X</w:t>
+      </w:r>
+      <w:r>
+        <w:rPr>
+          <w:color w:val="auto"/>
+        </w:rPr>
+        <w:t xml:space="preserve"> zásady</w:t>
+      </w:r>
+      <w:bookmarkEnd w:id="26"/>
+    </w:p>
+    <w:p>
+      <w:pPr>
+        <w:pStyle w:val="Pokraovn"/>
+      </w:pPr>
+      <w:r>
+        <w:t xml:space="preserve">User </w:t>
+      </w:r>
+      <w:proofErr w:type="spellStart"/>
+      <w:r>
+        <w:t>Experience</w:t>
+      </w:r>
+      <w:proofErr w:type="spellEnd"/>
+      <w:r>
+        <w:t xml:space="preserve"> (UX</w:t>
+      </w:r>
+      <w:r>
+        <w:t>), neboli uživatelská zkušenost, představuje souhrn pocitů a</w:t>
+      </w:r>
+      <w:r>
+        <w:t> </w:t>
+      </w:r>
+      <w:r>
+        <w:t>dojmů, které člověk získá při interakci s digitálním produktem – ať už je to web, mobilní aplikace nebo e-shop. Hlavním úkolem UX designera je vytvořit takovou podobu produktu, která uživatele přirozeně, intuitivně a bez zbytečných překážek dovede k jeho cíli. Tento návrh musí úspěšně spojovat funkčnost a</w:t>
+      </w:r>
+      <w:r>
+        <w:t> </w:t>
+      </w:r>
+      <w:r>
+        <w:t>použitelnost</w:t>
+      </w:r>
+      <w:r>
+        <w:t xml:space="preserve"> </w:t>
+      </w:r>
+      <w:r>
+        <w:t>s</w:t>
+      </w:r>
+      <w:r>
+        <w:t> </w:t>
+      </w:r>
+      <w:r>
+        <w:t>estetickou</w:t>
+      </w:r>
+      <w:r>
+        <w:t xml:space="preserve"> hodnotou a užitečností. Celý proces UX designu je založen na hlubokém porozumění cílovému uživateli, jeho potřebám, záměrům a</w:t>
+      </w:r>
+      <w:r>
+        <w:t> </w:t>
+      </w:r>
+      <w:r>
+        <w:t>technologické zběhlosti.</w:t>
+      </w:r>
+      <w:r>
+        <w:t xml:space="preserve"> </w:t>
+      </w:r>
+      <w:r>
+        <w:fldChar w:fldCharType="begin"/>
+      </w:r>
+      <w:r>
+        <w:instrText xml:space="preserve"> REF _Ref218865285 \r \h </w:instrText>
+      </w:r>
+      <w:r>
+        <w:fldChar w:fldCharType="separate"/>
+      </w:r>
+      <w:r>
+        <w:t>[7]</w:t>
+      </w:r>
+      <w:r>
+        <w:fldChar w:fldCharType="end"/>
+      </w:r>
+    </w:p>
+    <w:p>
+      <w:pPr>
+        <w:pStyle w:val="Nadpis3"/>
+      </w:pPr>
+      <w:bookmarkStart w:id="27" w:name="_Toc220153168"/>
+      <w:r>
+        <w:t>UI zásady</w:t>
+      </w:r>
+      <w:bookmarkEnd w:id="27"/>
+    </w:p>
+    <w:p>
+      <w:pPr>
+        <w:pStyle w:val="Pokraovn"/>
+      </w:pPr>
+      <w:r>
+        <w:t>User Interface</w:t>
+      </w:r>
+      <w:r>
+        <w:t xml:space="preserve"> (UI</w:t>
+      </w:r>
+      <w:r>
+        <w:t>), neboli uživatelské rozhraní, představuje vizuální a interakční vrstvu digitálního produktu. Definuje podobu a chování prvků, které uživatel vidí a na které kliká – ať už na webové stránce, v mobilní aplikaci nebo v softwaru. Ústředním cílem návrhu uživatelského rozhraní je vytvořit prostředí, které je pro koncového uživatele maximálně intuitivní, přehledné a snadno ovladatelné.</w:t>
+      </w:r>
+      <w:r>
+        <w:t xml:space="preserve"> </w:t>
+      </w:r>
+      <w:r>
+        <w:fldChar w:fldCharType="begin"/>
+      </w:r>
+      <w:r>
+        <w:instrText xml:space="preserve"> REF _Ref218865285 \r \h </w:instrText>
+      </w:r>
+      <w:r>
+        <w:fldChar w:fldCharType="separate"/>
+      </w:r>
+      <w:r>
+        <w:t>[7]</w:t>
+      </w:r>
+      <w:r>
+        <w:fldChar w:fldCharType="end"/>
+      </w:r>
+    </w:p>
+    <w:p>
+      <w:pPr>
+        <w:pStyle w:val="Pokraovn"/>
+      </w:pPr>
+      <w:r>
+        <w:t>Klíč k takovému designu spočívá v důsledném uplatňování několika vzájemně propojených zásad. Návrh musí vycházet z přesně definované cílové skupiny a brát v</w:t>
+      </w:r>
+      <w:r>
+        <w:t> </w:t>
+      </w:r>
+      <w:r>
+        <w:t>úvahu její technické znalosti a zkušenosti. Rozhraní by mělo prezentovat funkce jednoznačně</w:t>
+      </w:r>
+      <w:r>
+        <w:t>,</w:t>
+      </w:r>
+      <w:r>
+        <w:t xml:space="preserve"> jednoduše</w:t>
+      </w:r>
+      <w:r>
+        <w:t xml:space="preserve"> a</w:t>
+      </w:r>
+      <w:r>
+        <w:t xml:space="preserve"> umožňovat okamžitou orientaci. Nedílnou součástí je </w:t>
+      </w:r>
+      <w:r>
+        <w:lastRenderedPageBreak/>
+        <w:t>i</w:t>
+      </w:r>
+      <w:r>
+        <w:t> </w:t>
+      </w:r>
+      <w:r>
+        <w:t xml:space="preserve">estetická </w:t>
+      </w:r>
+      <w:r>
+        <w:t>působivost,</w:t>
+      </w:r>
+      <w:r>
+        <w:t xml:space="preserve"> a především neustálé ověřování celé koncepce prostřednictvím testování s reálnými uživateli.</w:t>
+      </w:r>
+      <w:r>
+        <w:t xml:space="preserve"> </w:t>
+      </w:r>
+      <w:r>
+        <w:fldChar w:fldCharType="begin"/>
+      </w:r>
+      <w:r>
+        <w:instrText xml:space="preserve"> REF _Ref218865285 \r \h </w:instrText>
+      </w:r>
+      <w:r>
+        <w:fldChar w:fldCharType="separate"/>
+      </w:r>
+      <w:r>
+        <w:t>[7</w:t>
+      </w:r>
+      <w:r>
+        <w:t>]</w:t>
+      </w:r>
+      <w:r>
+        <w:fldChar w:fldCharType="end"/>
+      </w:r>
+    </w:p>
+    <w:p>
+      <w:pPr>
+        <w:pStyle w:val="Nadpis2"/>
+        <w:rPr>
+          <w:color w:val="auto"/>
+        </w:rPr>
+      </w:pPr>
+      <w:bookmarkStart w:id="28" w:name="_Toc220153169"/>
+      <w:r>
+        <w:rPr>
+          <w:color w:val="auto"/>
+        </w:rPr>
+        <w:t>Databáze</w:t>
+      </w:r>
+      <w:bookmarkEnd w:id="28"/>
+    </w:p>
+    <w:p>
+      <w:pPr>
+        <w:pStyle w:val="Pokraovn"/>
+      </w:pPr>
+      <w:r>
+        <w:t>Databáze slouží ke sběru a organizaci informací. Uchovávají data o lidech, produktech, objednávkách či čemkoli jiném. Počítačová databáze je kontejnerem objektů. Jedna databáze může zahrnovat více tabulek. Často vznikají z jednoduchého seznamu v textovém editoru nebo tabulkovém kalkulátoru. Když seznam narůstá, objevují se v datech duplicity a nesrovnalosti. Seznamová data pak ztrácejí přehlednost, stávají se hůře srozumitelnými a možnosti jejich vyhledávání nebo výběru částí ke kontrole jsou omezené. V okamžiku, kdy se tyto potíže projeví, je vhodné data přesunout do databáze vytvořené pomocí systému pro správu databází</w:t>
+      </w:r>
+      <w:r>
+        <w:t xml:space="preserve"> (DBMS)</w:t>
       </w:r>
       <w:r>
         <w:t>.</w:t>
@@ -6368,19 +6726,46 @@
         <w:t xml:space="preserve"> </w:t>
       </w:r>
       <w:r>
-        <w:t>W</w:t>
-      </w:r>
-      <w:r>
-        <w:t>eb</w:t>
-      </w:r>
-      <w:bookmarkEnd w:id="25"/>
+        <w:fldChar w:fldCharType="begin"/>
+      </w:r>
+      <w:r>
+        <w:instrText xml:space="preserve"> REF _Ref218865257 \r \h </w:instrText>
+      </w:r>
+      <w:r>
+        <w:fldChar w:fldCharType="separate"/>
+      </w:r>
+      <w:r>
+        <w:t>[8]</w:t>
+      </w:r>
+      <w:r>
+        <w:fldChar w:fldCharType="end"/>
+      </w:r>
+    </w:p>
+    <w:p>
+      <w:pPr>
+        <w:pStyle w:val="Nadpis3"/>
+      </w:pPr>
+      <w:bookmarkStart w:id="29" w:name="_Toc220153170"/>
+      <w:r>
+        <w:t>Relační model</w:t>
+      </w:r>
+      <w:bookmarkEnd w:id="29"/>
+      <w:r>
+        <w:t xml:space="preserve"> </w:t>
+      </w:r>
     </w:p>
     <w:p>
       <w:pPr>
         <w:pStyle w:val="Pokraovn"/>
       </w:pPr>
       <w:r>
-        <w:t>Základní rozdíl mezi webovými a desktopovými aplikacemi spočívá v způsobu přístupu a interakce. Webové aplikace se používají přímo v prohlížeči a jsou podmíněny funkčním internetovým připojením, což přináší výhody univerzální dostupnosti, ale i riziko závislosti na síti.</w:t>
+        <w:t>Relační databáze je databázový systém založený na vztazích mezi daty. Skládá se z</w:t>
+      </w:r>
+      <w:r>
+        <w:t> </w:t>
+      </w:r>
+      <w:r>
+        <w:t>jednotlivých tabulek, které jsou vzájemně propojeny. Každá tabulka uchovává strukturované informace pouze o jedné konkrétní oblasti. Základem tohoto typu databáze je relační model, který tvoří základ většiny současných komerčních databázových systémů.</w:t>
       </w:r>
       <w:r>
         <w:t xml:space="preserve"> </w:t>
@@ -6389,13 +6774,13 @@
         <w:fldChar w:fldCharType="begin"/>
       </w:r>
       <w:r>
-        <w:instrText xml:space="preserve"> REF _Ref218420319 \r \h </w:instrText>
+        <w:instrText xml:space="preserve"> REF _Ref218865222 \r \h </w:instrText>
       </w:r>
       <w:r>
         <w:fldChar w:fldCharType="separate"/>
       </w:r>
       <w:r>
-        <w:t>[6]</w:t>
+        <w:t>[9]</w:t>
       </w:r>
       <w:r>
         <w:fldChar w:fldCharType="end"/>
@@ -6406,489 +6791,127 @@
         <w:pStyle w:val="Pokraovn"/>
       </w:pPr>
       <w:r>
+        <w:t>Tabulky, které jsou stavebním kamenem relačních databází, jsou propojeny předem definovanými vazbami. Strukturu tabulky tvoří sloupce neboli atributy a řádky představující záznamy. Atributy určují vlastnosti entit, které jsou do tabulky ukládány</w:t>
+      </w:r>
+      <w:r>
+        <w:t>,</w:t>
+      </w:r>
+      <w:r>
+        <w:t xml:space="preserve"> v jedné tabulce se nacházejí entity stejného typu, přičemž každá je zaznamenána pouze jedinkrát. Relace pak vyjadřuje vazbu mezi prvky jedné či více množin. Lze ji popsat jako dvourozměrnou strukturu složenou z řádků a sloupců.</w:t>
+      </w:r>
+      <w:r>
+        <w:t xml:space="preserve"> </w:t>
+      </w:r>
+      <w:r>
+        <w:fldChar w:fldCharType="begin"/>
+      </w:r>
+      <w:r>
+        <w:instrText xml:space="preserve"> REF _Ref218865222 \r \h </w:instrText>
+      </w:r>
+      <w:r>
+        <w:fldChar w:fldCharType="separate"/>
+      </w:r>
+      <w:r>
+        <w:t>[9]</w:t>
+      </w:r>
+      <w:r>
+        <w:fldChar w:fldCharType="end"/>
+      </w:r>
+    </w:p>
+    <w:p>
+      <w:pPr>
+        <w:pStyle w:val="Nadpis3"/>
+        <w:rPr>
+          <w:color w:val="auto"/>
+        </w:rPr>
+      </w:pPr>
+      <w:bookmarkStart w:id="30" w:name="_Toc220153171"/>
+      <w:r>
+        <w:rPr>
+          <w:color w:val="auto"/>
+        </w:rPr>
+        <w:t>SQL příkazy</w:t>
+      </w:r>
+      <w:bookmarkEnd w:id="30"/>
+      <w:r>
+        <w:rPr>
+          <w:color w:val="auto"/>
+        </w:rPr>
+        <w:t xml:space="preserve"> </w:t>
+      </w:r>
+    </w:p>
+    <w:p>
+      <w:pPr>
+        <w:pStyle w:val="Pokraovn"/>
+      </w:pPr>
+      <w:r>
+        <w:t>Jazyk SQL využívá pro tvorbu příkazů a dotazů řadu klíčových slov.</w:t>
+      </w:r>
+      <w:r>
+        <w:fldChar w:fldCharType="begin"/>
+      </w:r>
+      <w:r>
+        <w:instrText xml:space="preserve"> REF _Ref218420855 \r \h </w:instrText>
+      </w:r>
+      <w:r>
+        <w:fldChar w:fldCharType="separate"/>
+      </w:r>
+      <w:r>
+        <w:t>[10]</w:t>
+      </w:r>
+      <w:r>
+        <w:fldChar w:fldCharType="end"/>
+      </w:r>
+      <w:r>
+        <w:t xml:space="preserve"> </w:t>
+      </w:r>
+    </w:p>
+    <w:p>
+      <w:pPr>
+        <w:pStyle w:val="Pokraovn"/>
+      </w:pPr>
+      <w:r>
+        <w:t>Příkaz (</w:t>
+      </w:r>
+      <w:proofErr w:type="spellStart"/>
+      <w:r>
+        <w:t>statement</w:t>
+      </w:r>
+      <w:proofErr w:type="spellEnd"/>
+      <w:r>
+        <w:t>) tvoří posloupnost znaků a klíčových slov SQL, která dodržuje pravidla syntaxe a formátování jazyka. Tento příkaz může ovlivňovat data nebo řídit s</w:t>
+      </w:r>
+      <w:r>
+        <w:t> </w:t>
+      </w:r>
+      <w:r>
+        <w:t>nimi související procesy. Lze si ho představit jako "úplnou větu" v SQL, kterou lze úspěšně předat systému pro správu databáze.</w:t>
+      </w:r>
+      <w:r>
+        <w:t xml:space="preserve"> </w:t>
+      </w:r>
+      <w:r>
+        <w:fldChar w:fldCharType="begin"/>
+      </w:r>
+      <w:r>
+        <w:instrText xml:space="preserve"> REF _Ref218420855 \r \h </w:instrText>
+      </w:r>
+      <w:r>
+        <w:fldChar w:fldCharType="separate"/>
+      </w:r>
+      <w:r>
+        <w:t>[10]</w:t>
+      </w:r>
+      <w:r>
+        <w:fldChar w:fldCharType="end"/>
+      </w:r>
+    </w:p>
+    <w:p>
+      <w:pPr>
+        <w:pStyle w:val="Pokraovn"/>
+      </w:pPr>
+      <w:r>
         <w:lastRenderedPageBreak/>
-        <w:t xml:space="preserve">V oblasti výkonu a využití systémových prostředků mají desktopové aplikace výhodu díky přímému přístupu k hardwaru počítače. To jim umožňuje efektivněji zvládat výpočetně náročné operace, jako je složité zpracování dat nebo grafické </w:t>
-      </w:r>
-      <w:proofErr w:type="spellStart"/>
-      <w:r>
-        <w:t>renderingy</w:t>
-      </w:r>
-      <w:proofErr w:type="spellEnd"/>
-      <w:r>
-        <w:t>.</w:t>
-      </w:r>
-      <w:r>
-        <w:t xml:space="preserve"> </w:t>
-      </w:r>
-      <w:r>
-        <w:fldChar w:fldCharType="begin"/>
-      </w:r>
-      <w:r>
-        <w:instrText xml:space="preserve"> REF _Ref218420319 \r \h </w:instrText>
-      </w:r>
-      <w:r>
-        <w:fldChar w:fldCharType="separate"/>
-      </w:r>
-      <w:r>
-        <w:t>[6]</w:t>
-      </w:r>
-      <w:r>
-        <w:fldChar w:fldCharType="end"/>
-      </w:r>
-    </w:p>
-    <w:p>
-      <w:pPr>
-        <w:pStyle w:val="Pokraovn"/>
-      </w:pPr>
-      <w:r>
-        <w:t>Další významný rozdíl se týká aktualizací a údržby. Zatímco desktopové aplikace často vyžadují aktivní instalaci nových verzí od uživatele, webové aplikace lze aktualizovat centrálně na straně serveru, což zajišťuje okamžitou a jednotnou verzi pro všechny koncové uživatele.</w:t>
-      </w:r>
-      <w:r>
-        <w:fldChar w:fldCharType="begin"/>
-      </w:r>
-      <w:r>
-        <w:instrText xml:space="preserve"> REF _Ref218420319 \r \h </w:instrText>
-      </w:r>
-      <w:r>
-        <w:fldChar w:fldCharType="separate"/>
-      </w:r>
-      <w:r>
-        <w:t>[6]</w:t>
-      </w:r>
-      <w:r>
-        <w:fldChar w:fldCharType="end"/>
-      </w:r>
-    </w:p>
-    <w:p>
-      <w:pPr>
-        <w:pStyle w:val="Pokraovn"/>
-      </w:pPr>
-      <w:r>
-        <w:t xml:space="preserve">Do budoucna se očekává, že hranice mezi oběma přístupy bude dále zmenšovat ve prospěch hybridních, </w:t>
-      </w:r>
-      <w:proofErr w:type="spellStart"/>
-      <w:r>
-        <w:t>platformně</w:t>
-      </w:r>
-      <w:proofErr w:type="spellEnd"/>
-      <w:r>
-        <w:t xml:space="preserve"> nezávislých řešení. Pro vývojáře i firmy je proto klíčové sledovat technologický vývoj a přizpůsobovat své strategie tak, aby mohli efektivně využívat nové </w:t>
-      </w:r>
-      <w:r>
-        <w:t xml:space="preserve">možnosti. </w:t>
-      </w:r>
-      <w:r>
-        <w:fldChar w:fldCharType="begin"/>
-      </w:r>
-      <w:r>
-        <w:instrText xml:space="preserve"> REF _Ref218420319 \r \h </w:instrText>
-      </w:r>
-      <w:r>
-        <w:fldChar w:fldCharType="separate"/>
-      </w:r>
-      <w:r>
-        <w:t>[6]</w:t>
-      </w:r>
-      <w:r>
-        <w:fldChar w:fldCharType="end"/>
-      </w:r>
-    </w:p>
-    <w:p>
-      <w:pPr>
-        <w:pStyle w:val="Nadpis3"/>
-        <w:rPr>
-          <w:color w:val="auto"/>
-        </w:rPr>
-      </w:pPr>
-      <w:bookmarkStart w:id="26" w:name="_Toc220153167"/>
-      <w:r>
-        <w:rPr>
-          <w:color w:val="auto"/>
-        </w:rPr>
-        <w:t>U</w:t>
-      </w:r>
-      <w:r>
-        <w:rPr>
-          <w:color w:val="auto"/>
-        </w:rPr>
-        <w:t>X</w:t>
-      </w:r>
-      <w:r>
-        <w:rPr>
-          <w:color w:val="auto"/>
-        </w:rPr>
-        <w:t xml:space="preserve"> zásady</w:t>
-      </w:r>
-      <w:bookmarkEnd w:id="26"/>
-    </w:p>
-    <w:p>
-      <w:pPr>
-        <w:pStyle w:val="Pokraovn"/>
-      </w:pPr>
-      <w:r>
-        <w:t xml:space="preserve">User </w:t>
-      </w:r>
-      <w:proofErr w:type="spellStart"/>
-      <w:r>
-        <w:t>Experience</w:t>
-      </w:r>
-      <w:proofErr w:type="spellEnd"/>
-      <w:r>
-        <w:t xml:space="preserve"> (UX</w:t>
-      </w:r>
-      <w:r>
-        <w:t>), neboli uživatelská zkušenost, představuje souhrn pocitů a</w:t>
-      </w:r>
-      <w:r>
-        <w:t> </w:t>
-      </w:r>
-      <w:r>
-        <w:t>dojmů, které člověk získá při interakci s digitálním produktem – ať už je to web, mobilní aplikace nebo e-shop. Hlavním úkolem UX designera je vytvořit takovou podobu produktu, která uživatele přirozeně, intuitivně a bez zbytečných překážek dovede k jeho cíli. Tento návrh musí úspěšně spojovat funkčnost a</w:t>
-      </w:r>
-      <w:r>
-        <w:t> </w:t>
-      </w:r>
-      <w:r>
-        <w:t>použitelnost s estetickou hodnotou a užitečností. Celý proces UX designu je založen na hlubokém porozumění cílovému uživateli, jeho potřebám, záměrům a</w:t>
-      </w:r>
-      <w:r>
-        <w:t> </w:t>
-      </w:r>
-      <w:r>
-        <w:t>technologické zběhlosti.</w:t>
-      </w:r>
-      <w:r>
-        <w:t xml:space="preserve"> </w:t>
-      </w:r>
-      <w:r>
-        <w:fldChar w:fldCharType="begin"/>
-      </w:r>
-      <w:r>
-        <w:instrText xml:space="preserve"> REF _Ref218865285 \r \h </w:instrText>
-      </w:r>
-      <w:r>
-        <w:fldChar w:fldCharType="separate"/>
-      </w:r>
-      <w:r>
-        <w:t>[7]</w:t>
-      </w:r>
-      <w:r>
-        <w:fldChar w:fldCharType="end"/>
-      </w:r>
-    </w:p>
-    <w:p>
-      <w:pPr>
-        <w:pStyle w:val="Nadpis3"/>
-      </w:pPr>
-      <w:bookmarkStart w:id="27" w:name="_Toc220153168"/>
-      <w:r>
-        <w:t>UI zásady</w:t>
-      </w:r>
-      <w:bookmarkEnd w:id="27"/>
-    </w:p>
-    <w:p>
-      <w:pPr>
-        <w:pStyle w:val="Pokraovn"/>
-      </w:pPr>
-      <w:r>
-        <w:t>User Interface</w:t>
-      </w:r>
-      <w:r>
-        <w:t xml:space="preserve"> (UI</w:t>
-      </w:r>
-      <w:r>
-        <w:t>), neboli uživatelské rozhraní, představuje vizuální a interakční vrstvu digitálního produktu. Definuje podobu a chování prvků, které uživatel vidí a na které kliká – ať už na webové stránce, v mobilní aplikaci nebo v softwaru. Ústředním cílem návrhu uživatelského rozhraní je vytvořit prostředí, které je pro koncového uživatele maximálně intuitivní, přehledné a snadno ovladatelné.</w:t>
-      </w:r>
-      <w:r>
-        <w:t xml:space="preserve"> </w:t>
-      </w:r>
-      <w:r>
-        <w:fldChar w:fldCharType="begin"/>
-      </w:r>
-      <w:r>
-        <w:instrText xml:space="preserve"> REF _Ref218865285 \r \h </w:instrText>
-      </w:r>
-      <w:r>
-        <w:fldChar w:fldCharType="separate"/>
-      </w:r>
-      <w:r>
-        <w:t>[7]</w:t>
-      </w:r>
-      <w:r>
-        <w:fldChar w:fldCharType="end"/>
-      </w:r>
-    </w:p>
-    <w:p>
-      <w:pPr>
-        <w:pStyle w:val="Pokraovn"/>
-      </w:pPr>
-      <w:r>
-        <w:t>Klíč k takovému designu spočívá v důsledném uplatňování několika vzájemně propojených zásad. Návrh musí vycházet z přesně definované cílové skupiny a brát v</w:t>
-      </w:r>
-      <w:r>
-        <w:t> </w:t>
-      </w:r>
-      <w:r>
-        <w:t xml:space="preserve">úvahu její technické znalosti a zkušenosti. Rozhraní by mělo prezentovat funkce </w:t>
-      </w:r>
-      <w:r>
-        <w:lastRenderedPageBreak/>
-        <w:t xml:space="preserve">jednoznačně a jednoduše, umožňovat okamžitou orientaci a navozovat u uživatele pocit jistoty a bezpečí. Nedílnou součástí je i estetická </w:t>
-      </w:r>
-      <w:r>
-        <w:t>působivost,</w:t>
-      </w:r>
-      <w:r>
-        <w:t xml:space="preserve"> a především neustálé ověřování celé koncepce prostřednictvím testování s reálnými uživateli.</w:t>
-      </w:r>
-      <w:r>
-        <w:t xml:space="preserve"> </w:t>
-      </w:r>
-      <w:r>
-        <w:fldChar w:fldCharType="begin"/>
-      </w:r>
-      <w:r>
-        <w:instrText xml:space="preserve"> REF _Ref218865285 \r \h </w:instrText>
-      </w:r>
-      <w:r>
-        <w:fldChar w:fldCharType="separate"/>
-      </w:r>
-      <w:r>
-        <w:t>[7]</w:t>
-      </w:r>
-      <w:r>
-        <w:fldChar w:fldCharType="end"/>
-      </w:r>
-    </w:p>
-    <w:p>
-      <w:pPr>
-        <w:pStyle w:val="Pokraovn"/>
-      </w:pPr>
-    </w:p>
-    <w:p>
-      <w:pPr>
-        <w:pStyle w:val="Nadpis2"/>
-        <w:rPr>
-          <w:color w:val="auto"/>
-        </w:rPr>
-      </w:pPr>
-      <w:bookmarkStart w:id="28" w:name="_Toc220153169"/>
-      <w:r>
-        <w:rPr>
-          <w:color w:val="auto"/>
-        </w:rPr>
-        <w:t>Databáze</w:t>
-      </w:r>
-      <w:bookmarkEnd w:id="28"/>
-    </w:p>
-    <w:p>
-      <w:pPr>
-        <w:pStyle w:val="Pokraovn"/>
-      </w:pPr>
-      <w:r>
-        <w:t>Databáze slouží ke sběru a organizaci informací. Uchovávají data o lidech, produktech, objednávkách či čemkoli jiném. Počítačová databáze je kontejnerem objektů. Jedna databáze může zahrnovat více tabulek. Často vznikají z jednoduchého seznamu v textovém editoru nebo tabulkovém kalkulátoru. Když seznam narůstá, objevují se v datech duplicity a nesrovnalosti. Seznamová data pak ztrácejí přehlednost, stávají se hůře srozumitelnými a možnosti jejich vyhledávání nebo výběru částí ke kontrole jsou omezené. V okamžiku, kdy se tyto potíže projeví, je vhodné data přesunout do databáze vytvořené pomocí systému pro správu databází</w:t>
-      </w:r>
-      <w:r>
-        <w:t xml:space="preserve"> (DBMS)</w:t>
-      </w:r>
-      <w:r>
-        <w:t>.</w:t>
-      </w:r>
-      <w:r>
-        <w:t xml:space="preserve"> </w:t>
-      </w:r>
-      <w:r>
-        <w:fldChar w:fldCharType="begin"/>
-      </w:r>
-      <w:r>
-        <w:instrText xml:space="preserve"> REF _Ref218865257 \r \h </w:instrText>
-      </w:r>
-      <w:r>
-        <w:fldChar w:fldCharType="separate"/>
-      </w:r>
-      <w:r>
-        <w:t>[8]</w:t>
-      </w:r>
-      <w:r>
-        <w:fldChar w:fldCharType="end"/>
-      </w:r>
-    </w:p>
-    <w:p>
-      <w:pPr>
-        <w:pStyle w:val="Nadpis3"/>
-      </w:pPr>
-      <w:bookmarkStart w:id="29" w:name="_Toc220153170"/>
-      <w:r>
-        <w:t>Relační model</w:t>
-      </w:r>
-      <w:bookmarkEnd w:id="29"/>
-      <w:r>
-        <w:t xml:space="preserve"> </w:t>
-      </w:r>
-    </w:p>
-    <w:p>
-      <w:pPr>
-        <w:pStyle w:val="Pokraovn"/>
-      </w:pPr>
-      <w:r>
-        <w:t>Relační databáze je databázový systém založený na vztazích mezi daty. Skládá se z</w:t>
-      </w:r>
-      <w:r>
-        <w:t> </w:t>
-      </w:r>
-      <w:r>
-        <w:t>jednotlivých tabulek, které jsou vzájemně propojeny. Každá tabulka uchovává strukturované informace pouze o jedné konkrétní oblasti. Základem tohoto typu databáze je relační model, který tvoří základ většiny současných komerčních databázových systémů.</w:t>
-      </w:r>
-      <w:r>
-        <w:t xml:space="preserve"> </w:t>
-      </w:r>
-      <w:r>
-        <w:fldChar w:fldCharType="begin"/>
-      </w:r>
-      <w:r>
-        <w:instrText xml:space="preserve"> REF _Ref218865222 \r \h </w:instrText>
-      </w:r>
-      <w:r>
-        <w:fldChar w:fldCharType="separate"/>
-      </w:r>
-      <w:r>
-        <w:t>[9]</w:t>
-      </w:r>
-      <w:r>
-        <w:fldChar w:fldCharType="end"/>
-      </w:r>
-    </w:p>
-    <w:p>
-      <w:pPr>
-        <w:pStyle w:val="Pokraovn"/>
-      </w:pPr>
-      <w:r>
-        <w:t>Tabulky, které jsou stavebním kamenem relačních databází, jsou propojeny předem definovanými vazbami. Strukturu tabulky tvoří sloupce neboli atributy a řádky představující záznamy. Atributy určují vlastnosti entit, které jsou do tabulky ukládány</w:t>
-      </w:r>
-      <w:r>
-        <w:t>,</w:t>
-      </w:r>
-      <w:r>
-        <w:t xml:space="preserve"> v jedné tabulce se nacházejí entity stejného typu, přičemž každá je zaznamenána pouze jedinkrát. Relace pak vyjadřuje vazbu mezi prvky jedné či více množin. Lze ji popsat jako dvourozměrnou strukturu složenou z řádků a sloupců.</w:t>
-      </w:r>
-      <w:r>
-        <w:t xml:space="preserve"> </w:t>
-      </w:r>
-      <w:r>
-        <w:fldChar w:fldCharType="begin"/>
-      </w:r>
-      <w:r>
-        <w:instrText xml:space="preserve"> REF _Ref218865222 \r \h </w:instrText>
-      </w:r>
-      <w:r>
-        <w:fldChar w:fldCharType="separate"/>
-      </w:r>
-      <w:r>
-        <w:t>[9]</w:t>
-      </w:r>
-      <w:r>
-        <w:fldChar w:fldCharType="end"/>
-      </w:r>
-    </w:p>
-    <w:p>
-      <w:pPr>
-        <w:pStyle w:val="Pokraovn"/>
-      </w:pPr>
-    </w:p>
-    <w:p>
-      <w:pPr>
-        <w:pStyle w:val="Nadpis3"/>
-        <w:rPr>
-          <w:color w:val="auto"/>
-        </w:rPr>
-      </w:pPr>
-      <w:bookmarkStart w:id="30" w:name="_Toc220153171"/>
-      <w:r>
-        <w:rPr>
-          <w:color w:val="auto"/>
-        </w:rPr>
-        <w:t>SQL příkazy</w:t>
-      </w:r>
-      <w:bookmarkEnd w:id="30"/>
-      <w:r>
-        <w:rPr>
-          <w:color w:val="auto"/>
-        </w:rPr>
-        <w:t xml:space="preserve"> </w:t>
-      </w:r>
-    </w:p>
-    <w:p>
-      <w:pPr>
-        <w:pStyle w:val="Pokraovn"/>
-      </w:pPr>
-      <w:r>
-        <w:t>Jazyk SQL využívá pro tvorbu příkazů a dotazů řadu klíčových slov.</w:t>
-      </w:r>
-      <w:r>
-        <w:fldChar w:fldCharType="begin"/>
-      </w:r>
-      <w:r>
-        <w:instrText xml:space="preserve"> REF _Ref218420855 \r \h </w:instrText>
-      </w:r>
-      <w:r>
-        <w:fldChar w:fldCharType="separate"/>
-      </w:r>
-      <w:r>
-        <w:t>[10]</w:t>
-      </w:r>
-      <w:r>
-        <w:fldChar w:fldCharType="end"/>
-      </w:r>
-      <w:r>
-        <w:t xml:space="preserve"> </w:t>
-      </w:r>
-    </w:p>
-    <w:p>
-      <w:pPr>
-        <w:pStyle w:val="Pokraovn"/>
-      </w:pPr>
-      <w:r>
-        <w:lastRenderedPageBreak/>
-        <w:t>Příkaz (</w:t>
-      </w:r>
-      <w:proofErr w:type="spellStart"/>
-      <w:r>
-        <w:t>statement</w:t>
-      </w:r>
-      <w:proofErr w:type="spellEnd"/>
-      <w:r>
-        <w:t>) tvoří posloupnost znaků a klíčových slov SQL, která dodržuje pravidla syntaxe a formátování jazyka. Tento příkaz může ovlivňovat data nebo řídit s</w:t>
-      </w:r>
-      <w:r>
-        <w:t> </w:t>
-      </w:r>
-      <w:r>
-        <w:t>nimi související procesy. Lze si ho představit jako "úplnou větu" v SQL, kterou lze úspěšně předat systému pro správu databáze.</w:t>
-      </w:r>
-      <w:r>
-        <w:t xml:space="preserve"> </w:t>
-      </w:r>
-      <w:r>
-        <w:fldChar w:fldCharType="begin"/>
-      </w:r>
-      <w:r>
-        <w:instrText xml:space="preserve"> REF _Ref218420855 \r \h </w:instrText>
-      </w:r>
-      <w:r>
-        <w:fldChar w:fldCharType="separate"/>
-      </w:r>
-      <w:r>
-        <w:t>[10]</w:t>
-      </w:r>
-      <w:r>
-        <w:fldChar w:fldCharType="end"/>
-      </w:r>
-    </w:p>
-    <w:p>
-      <w:pPr>
-        <w:pStyle w:val="Pokraovn"/>
-      </w:pPr>
-      <w:r>
         <w:t>Dotaz (</w:t>
       </w:r>
       <w:proofErr w:type="spellStart"/>
@@ -7048,7 +7071,6 @@
           <w:ilvl w:val="0"/>
           <w:numId w:val="32"/>
         </w:numPr>
-        <w:ind w:left="360"/>
         <w:rPr>
           <w:b/>
           <w:bCs/>
@@ -7076,7 +7098,6 @@
           <w:ilvl w:val="0"/>
           <w:numId w:val="32"/>
         </w:numPr>
-        <w:ind w:left="360"/>
         <w:rPr>
           <w:b/>
           <w:bCs/>
@@ -7100,7 +7121,6 @@
           <w:ilvl w:val="0"/>
           <w:numId w:val="32"/>
         </w:numPr>
-        <w:ind w:left="360"/>
         <w:rPr>
           <w:b/>
           <w:bCs/>
@@ -7145,201 +7165,281 @@
           <w:color w:val="auto"/>
           <w:lang w:eastAsia="sk-SK"/>
         </w:rPr>
-        <w:t xml:space="preserve">V prostředí .NET Framework je pro práci se SQL Server k dispozici datový poskytovatel, který využívá formát připojovacího řetězce podobný standardu OLE DB </w:t>
-      </w:r>
+        <w:t>V prostředí .NET Framework je pro práci se SQL Server k dispozici datový poskytovatel, který využívá formát připojovacího řetězce podobný standardu OLE DB (ADO). Konkrétní povolené parametry a jejich hodnoty pro toto spojení jsou definovány ve vlastnosti </w:t>
+      </w:r>
+      <w:proofErr w:type="spellStart"/>
       <w:r>
         <w:rPr>
           <w:color w:val="auto"/>
           <w:lang w:eastAsia="sk-SK"/>
         </w:rPr>
-        <w:lastRenderedPageBreak/>
-        <w:t>(ADO). Konkrétní povolené parametry a jejich hodnoty pro toto spojení jsou definovány ve vlastnosti </w:t>
-      </w:r>
-      <w:proofErr w:type="spellStart"/>
+        <w:t>ConnectionString</w:t>
+      </w:r>
+      <w:proofErr w:type="spellEnd"/>
       <w:r>
         <w:rPr>
           <w:color w:val="auto"/>
           <w:lang w:eastAsia="sk-SK"/>
         </w:rPr>
-        <w:t>ConnectionString</w:t>
-      </w:r>
-      <w:proofErr w:type="spellEnd"/>
+        <w:t> třídy </w:t>
+      </w:r>
+      <w:proofErr w:type="spellStart"/>
       <w:r>
         <w:rPr>
           <w:color w:val="auto"/>
           <w:lang w:eastAsia="sk-SK"/>
         </w:rPr>
-        <w:t> třídy </w:t>
-      </w:r>
-      <w:proofErr w:type="spellStart"/>
+        <w:t>SqlConnection</w:t>
+      </w:r>
+      <w:proofErr w:type="spellEnd"/>
       <w:r>
         <w:rPr>
           <w:color w:val="auto"/>
           <w:lang w:eastAsia="sk-SK"/>
         </w:rPr>
-        <w:t>SqlConnection</w:t>
-      </w:r>
-      <w:proofErr w:type="spellEnd"/>
+        <w:t>. Pro dynamické sestavování správně formátovaných připojovacích řetězců během běhu programu lze využít třídu </w:t>
+      </w:r>
+      <w:proofErr w:type="spellStart"/>
       <w:r>
         <w:rPr>
           <w:color w:val="auto"/>
           <w:lang w:eastAsia="sk-SK"/>
         </w:rPr>
-        <w:t>. Pro dynamické sestavování správně formátovaných připojovacích řetězců během běhu programu lze využít třídu </w:t>
-      </w:r>
-      <w:proofErr w:type="spellStart"/>
+        <w:t>SqlConnectionStringBuilder</w:t>
+      </w:r>
+      <w:proofErr w:type="spellEnd"/>
       <w:r>
         <w:rPr>
           <w:color w:val="auto"/>
           <w:lang w:eastAsia="sk-SK"/>
         </w:rPr>
-        <w:t>SqlConnectionStringBuilder</w:t>
-      </w:r>
-      <w:proofErr w:type="spellEnd"/>
+        <w:t>.</w:t>
+      </w:r>
       <w:r>
         <w:rPr>
           <w:color w:val="auto"/>
           <w:lang w:eastAsia="sk-SK"/>
         </w:rPr>
-        <w:t>.</w:t>
+        <w:t xml:space="preserve"> </w:t>
       </w:r>
       <w:r>
         <w:rPr>
           <w:color w:val="auto"/>
           <w:lang w:eastAsia="sk-SK"/>
         </w:rPr>
-        <w:t xml:space="preserve"> </w:t>
+        <w:fldChar w:fldCharType="begin"/>
       </w:r>
       <w:r>
         <w:rPr>
           <w:color w:val="auto"/>
           <w:lang w:eastAsia="sk-SK"/>
         </w:rPr>
-        <w:fldChar w:fldCharType="begin"/>
+        <w:instrText xml:space="preserve"> REF _Ref218421039 \r \h </w:instrText>
       </w:r>
       <w:r>
         <w:rPr>
           <w:color w:val="auto"/>
           <w:lang w:eastAsia="sk-SK"/>
         </w:rPr>
-        <w:instrText xml:space="preserve"> REF _Ref218421039 \r \h </w:instrText>
       </w:r>
       <w:r>
         <w:rPr>
           <w:color w:val="auto"/>
           <w:lang w:eastAsia="sk-SK"/>
         </w:rPr>
+        <w:fldChar w:fldCharType="separate"/>
       </w:r>
       <w:r>
         <w:rPr>
           <w:color w:val="auto"/>
           <w:lang w:eastAsia="sk-SK"/>
         </w:rPr>
-        <w:fldChar w:fldCharType="separate"/>
+        <w:t>[11]</w:t>
       </w:r>
       <w:r>
         <w:rPr>
           <w:color w:val="auto"/>
           <w:lang w:eastAsia="sk-SK"/>
         </w:rPr>
-        <w:t>[11]</w:t>
-      </w:r>
-      <w:r>
+        <w:fldChar w:fldCharType="end"/>
+      </w:r>
+    </w:p>
+    <w:p>
+      <w:pPr>
         <w:rPr>
           <w:color w:val="auto"/>
           <w:lang w:eastAsia="sk-SK"/>
         </w:rPr>
-        <w:fldChar w:fldCharType="end"/>
-      </w:r>
-    </w:p>
-    <w:p>
-      <w:pPr>
+      </w:pPr>
+      <w:r>
         <w:rPr>
           <w:color w:val="auto"/>
           <w:lang w:eastAsia="sk-SK"/>
         </w:rPr>
-      </w:pPr>
+        <w:lastRenderedPageBreak/>
+        <w:t>Pro ověřování spojení se doporučuje používat integrované zabezpečení SQL Serveru, někdy označované jako důvěryhodné připojení. Tato metoda zvyšuje bezpečnost, protože se v připojovacím řetězci nepřenáší uživatelské jméno a heslo. Místo toho využívá bezpečnostní identitu (token) aktuálně spuštěného procesu. V případě desktopových aplikací je touto identitou obvykle právě přihlášený uživatel systému.</w:t>
+      </w:r>
       <w:r>
         <w:rPr>
           <w:color w:val="auto"/>
           <w:lang w:eastAsia="sk-SK"/>
         </w:rPr>
-        <w:t>Pro ověřování spojení se doporučuje používat integrované zabezpečení SQL Serveru, někdy označované jako důvěryhodné připojení. Tato metoda zvyšuje bezpečnost, protože se v připojovacím řetězci nepřenáší uživatelské jméno a heslo. Místo toho využívá bezpečnostní identitu (token) aktuálně spuštěného procesu. V případě desktopových aplikací je touto identitou obvykle právě přihlášený uživatel systému.</w:t>
+        <w:fldChar w:fldCharType="begin"/>
       </w:r>
       <w:r>
         <w:rPr>
           <w:color w:val="auto"/>
           <w:lang w:eastAsia="sk-SK"/>
         </w:rPr>
-        <w:fldChar w:fldCharType="begin"/>
+        <w:instrText xml:space="preserve"> REF _Ref218421039 \r \h </w:instrText>
       </w:r>
       <w:r>
         <w:rPr>
           <w:color w:val="auto"/>
           <w:lang w:eastAsia="sk-SK"/>
         </w:rPr>
-        <w:instrText xml:space="preserve"> REF _Ref218421039 \r \h </w:instrText>
       </w:r>
       <w:r>
         <w:rPr>
           <w:color w:val="auto"/>
           <w:lang w:eastAsia="sk-SK"/>
         </w:rPr>
+        <w:fldChar w:fldCharType="separate"/>
       </w:r>
       <w:r>
         <w:rPr>
           <w:color w:val="auto"/>
           <w:lang w:eastAsia="sk-SK"/>
         </w:rPr>
-        <w:fldChar w:fldCharType="separate"/>
+        <w:t>[11]</w:t>
       </w:r>
       <w:r>
         <w:rPr>
           <w:color w:val="auto"/>
           <w:lang w:eastAsia="sk-SK"/>
         </w:rPr>
-        <w:t>[11]</w:t>
+        <w:fldChar w:fldCharType="end"/>
       </w:r>
       <w:r>
         <w:rPr>
           <w:color w:val="auto"/>
           <w:lang w:eastAsia="sk-SK"/>
         </w:rPr>
+        <w:t xml:space="preserve"> </w:t>
+      </w:r>
+    </w:p>
+    <w:p>
+      <w:pPr>
+        <w:pStyle w:val="Nadpis2"/>
+      </w:pPr>
+      <w:bookmarkStart w:id="32" w:name="_Toc220153173"/>
+      <w:r>
+        <w:t>Zabezpečení dat</w:t>
+      </w:r>
+      <w:bookmarkEnd w:id="32"/>
+    </w:p>
+    <w:p>
+      <w:r>
+        <w:t>Zabezpečení aplikací je soubor opatření na ochranu aplikací před útoky, zneužitím nebo nechtěným sledováním. Patří sem například odhalení a odstranění škodlivého softwaru, prevence neautorizovaného přístupu a ochrana uživatelských dat před jejich odcizením nebo zneužitím.</w:t>
+      </w:r>
+      <w:r>
+        <w:fldChar w:fldCharType="begin"/>
+      </w:r>
+      <w:r>
+        <w:instrText xml:space="preserve"> REF _Ref218421602 \r \h </w:instrText>
+      </w:r>
+      <w:r>
+        <w:fldChar w:fldCharType="separate"/>
+      </w:r>
+      <w:r>
+        <w:t>[12]</w:t>
+      </w:r>
+      <w:r>
         <w:fldChar w:fldCharType="end"/>
       </w:r>
-      <w:r>
-        <w:rPr>
-          <w:color w:val="auto"/>
-          <w:lang w:eastAsia="sk-SK"/>
-        </w:rPr>
+    </w:p>
+    <w:p>
+      <w:pPr>
+        <w:pStyle w:val="Nadpis3"/>
+      </w:pPr>
+      <w:bookmarkStart w:id="33" w:name="_Toc220153174"/>
+      <w:proofErr w:type="spellStart"/>
+      <w:r>
+        <w:t>Hashov</w:t>
+      </w:r>
+      <w:r>
+        <w:t>á</w:t>
+      </w:r>
+      <w:r>
+        <w:t>ní</w:t>
+      </w:r>
+      <w:proofErr w:type="spellEnd"/>
+      <w:r>
+        <w:t xml:space="preserve"> hesel</w:t>
+      </w:r>
+      <w:bookmarkEnd w:id="33"/>
+      <w:r>
         <w:t xml:space="preserve"> </w:t>
       </w:r>
     </w:p>
     <w:p>
       <w:pPr>
-        <w:pStyle w:val="Nadpis2"/>
-      </w:pPr>
-      <w:bookmarkStart w:id="32" w:name="_Toc220153173"/>
-      <w:r>
-        <w:t>Zabezpečení dat</w:t>
-      </w:r>
-      <w:bookmarkEnd w:id="32"/>
-    </w:p>
-    <w:p>
-      <w:r>
-        <w:t>Zabezpečení aplikací je soubor opatření na ochranu aplikací před útoky, zneužitím nebo nechtěným sledováním. Patří sem například odhalení a odstranění škodlivého softwaru, prevence neautorizovaného přístupu a ochrana uživatelských dat před jejich odcizením nebo zneužitím.</w:t>
+        <w:pStyle w:val="Pokraovn"/>
+      </w:pPr>
+      <w:r>
+        <w:t>Vývojáři používají termín „</w:t>
+      </w:r>
+      <w:proofErr w:type="spellStart"/>
+      <w:r>
+        <w:t>hash</w:t>
+      </w:r>
+      <w:proofErr w:type="spellEnd"/>
+      <w:r>
+        <w:t xml:space="preserve">“ pro krátký znakový kód složený z písmen a čísel. Tento kód vzniká zpracováním libovolných vstupních dat (textu, souboru) pomocí speciální matematické funkce – hashovací funkce. Ta funguje jednosměrně: stejný vstup vždy vytvoří stejný </w:t>
+      </w:r>
+      <w:proofErr w:type="spellStart"/>
+      <w:r>
+        <w:t>hash</w:t>
+      </w:r>
+      <w:proofErr w:type="spellEnd"/>
+      <w:r>
+        <w:t xml:space="preserve">, ale z </w:t>
+      </w:r>
+      <w:proofErr w:type="spellStart"/>
+      <w:r>
+        <w:t>hashe</w:t>
+      </w:r>
+      <w:proofErr w:type="spellEnd"/>
+      <w:r>
+        <w:t xml:space="preserve"> nelze původní data zpětně odvodit. </w:t>
+      </w:r>
+      <w:proofErr w:type="spellStart"/>
+      <w:r>
+        <w:t>Hash</w:t>
+      </w:r>
+      <w:proofErr w:type="spellEnd"/>
+      <w:r>
+        <w:t xml:space="preserve"> tak představuje jakýsi jedinečný „otisk prstu“ pro konkrétní data. </w:t>
+      </w:r>
+      <w:proofErr w:type="spellStart"/>
+      <w:r>
+        <w:t>Hashování</w:t>
+      </w:r>
+      <w:proofErr w:type="spellEnd"/>
+      <w:r>
+        <w:t xml:space="preserve"> má klíčové uplatnění v asymetrické kryptografii a je nezbytné při vývoji softwaru – používá se například pro bezpečné ukládání hesel nebo pro kontrolu, zda data nebyla poškozena či změněna. </w:t>
       </w:r>
       <w:r>
         <w:fldChar w:fldCharType="begin"/>
       </w:r>
       <w:r>
-        <w:instrText xml:space="preserve"> REF _Ref218421602 \r \h </w:instrText>
+        <w:instrText xml:space="preserve"> REF _Ref220161767 \r \h </w:instrText>
       </w:r>
       <w:r>
         <w:fldChar w:fldCharType="separate"/>
       </w:r>
       <w:r>
-        <w:t>[12]</w:t>
+        <w:t>[13]</w:t>
       </w:r>
       <w:r>
         <w:fldChar w:fldCharType="end"/>
@@ -7349,22 +7449,14 @@
       <w:pPr>
         <w:pStyle w:val="Nadpis3"/>
       </w:pPr>
-      <w:bookmarkStart w:id="33" w:name="_Toc220153174"/>
-      <w:proofErr w:type="spellStart"/>
-      <w:r>
-        <w:t>Hashov</w:t>
-      </w:r>
-      <w:r>
-        <w:t>á</w:t>
-      </w:r>
-      <w:r>
-        <w:t>ní</w:t>
-      </w:r>
-      <w:proofErr w:type="spellEnd"/>
-      <w:r>
-        <w:t xml:space="preserve"> hesel</w:t>
-      </w:r>
-      <w:bookmarkEnd w:id="33"/>
+      <w:bookmarkStart w:id="34" w:name="_Toc220153175"/>
+      <w:r>
+        <w:t>O</w:t>
+      </w:r>
+      <w:r>
+        <w:t>věření uživatele</w:t>
+      </w:r>
+      <w:bookmarkEnd w:id="34"/>
       <w:r>
         <w:t xml:space="preserve"> </w:t>
       </w:r>
@@ -7374,47 +7466,31 @@
         <w:pStyle w:val="Pokraovn"/>
       </w:pPr>
       <w:r>
-        <w:t>Vývojáři používají termín „</w:t>
-      </w:r>
-      <w:proofErr w:type="spellStart"/>
-      <w:r>
-        <w:t>hash</w:t>
-      </w:r>
-      <w:proofErr w:type="spellEnd"/>
-      <w:r>
-        <w:t xml:space="preserve">“ pro krátký znakový kód složený z písmen a čísel. Tento kód vzniká zpracováním libovolných vstupních dat (textu, souboru) pomocí speciální matematické funkce – hashovací funkce. Ta funguje jednosměrně: stejný vstup vždy vytvoří stejný </w:t>
-      </w:r>
-      <w:proofErr w:type="spellStart"/>
-      <w:r>
-        <w:t>hash</w:t>
-      </w:r>
-      <w:proofErr w:type="spellEnd"/>
-      <w:r>
-        <w:t xml:space="preserve">, ale z </w:t>
-      </w:r>
-      <w:proofErr w:type="spellStart"/>
-      <w:r>
-        <w:t>hashe</w:t>
-      </w:r>
-      <w:proofErr w:type="spellEnd"/>
-      <w:r>
-        <w:t xml:space="preserve"> nelze původní data zpětně odvodit. </w:t>
-      </w:r>
-      <w:proofErr w:type="spellStart"/>
-      <w:r>
-        <w:t>Hash</w:t>
-      </w:r>
-      <w:proofErr w:type="spellEnd"/>
-      <w:r>
-        <w:t xml:space="preserve"> tak představuje jakýsi jedinečný „otisk prstu“ pro konkrétní data. </w:t>
-      </w:r>
-      <w:proofErr w:type="spellStart"/>
-      <w:r>
-        <w:t>Hashování</w:t>
-      </w:r>
-      <w:proofErr w:type="spellEnd"/>
-      <w:r>
-        <w:t xml:space="preserve"> má klíčové uplatnění v asymetrické kryptografii a je nezbytné při vývoji softwaru – používá se například pro bezpečné ukládání hesel nebo pro kontrolu, zda data nebyla poškozena či změněna.</w:t>
+        <w:t xml:space="preserve">Ověřování totožnosti uživatele zahrnuje nastavení uživatelského jména, hesla a dalších metod, jako je rozpoznávání obličeje, otisk prstu nebo PIN kód. Z bezpečnostních důvodů se žádná z těchto přihlašovacích údajů neukládá v čitelné podobě do databáze služby. Existuje mnoho způsobu ověření totožnosti uživatele jako je heslové ověřování, certifikátové ověřování, biometrické ověřování, </w:t>
+      </w:r>
+      <w:proofErr w:type="spellStart"/>
+      <w:r>
+        <w:t>tokenové</w:t>
+      </w:r>
+      <w:proofErr w:type="spellEnd"/>
+      <w:r>
+        <w:t xml:space="preserve"> ověřování, jednorázové heslo, </w:t>
+      </w:r>
+      <w:proofErr w:type="spellStart"/>
+      <w:r>
+        <w:t>push</w:t>
+      </w:r>
+      <w:proofErr w:type="spellEnd"/>
+      <w:r>
+        <w:t xml:space="preserve"> oznámení, hlasové ověřování a </w:t>
+      </w:r>
+      <w:proofErr w:type="spellStart"/>
+      <w:r>
+        <w:t>vícefaktorové</w:t>
+      </w:r>
+      <w:proofErr w:type="spellEnd"/>
+      <w:r>
+        <w:t xml:space="preserve"> ověřování.</w:t>
       </w:r>
       <w:r>
         <w:t xml:space="preserve"> </w:t>
@@ -7423,325 +7499,279 @@
         <w:fldChar w:fldCharType="begin"/>
       </w:r>
       <w:r>
-        <w:instrText xml:space="preserve"> REF _Ref220161767 \r \h </w:instrText>
+        <w:instrText xml:space="preserve"> REF _Ref218865124 \r \h </w:instrText>
       </w:r>
       <w:r>
         <w:fldChar w:fldCharType="separate"/>
       </w:r>
       <w:r>
-        <w:t>[13]</w:t>
+        <w:t>[14]</w:t>
       </w:r>
       <w:r>
         <w:fldChar w:fldCharType="end"/>
       </w:r>
     </w:p>
     <w:p>
+      <w:r>
+        <w:t>Ověřování (</w:t>
+      </w:r>
+      <w:proofErr w:type="spellStart"/>
+      <w:r>
+        <w:t>AuthN</w:t>
+      </w:r>
+      <w:proofErr w:type="spellEnd"/>
+      <w:r>
+        <w:t>) potvrzuje totožnost uživatele – zda je skutečně tím, za koho se vydává, například pomocí hesla nebo biometrie. Autorizace (</w:t>
+      </w:r>
+      <w:proofErr w:type="spellStart"/>
+      <w:r>
+        <w:t>AuthZ</w:t>
+      </w:r>
+      <w:proofErr w:type="spellEnd"/>
+      <w:r>
+        <w:t xml:space="preserve">) následně určuje, k jakým zdrojům a akcím má ověřený uživatel právo přistupovat. </w:t>
+      </w:r>
+      <w:r>
+        <w:rPr>
+          <w:color w:val="EE0000"/>
+        </w:rPr>
+        <w:fldChar w:fldCharType="begin"/>
+      </w:r>
+      <w:r>
+        <w:instrText xml:space="preserve"> REF _Ref218865124 \r \h </w:instrText>
+      </w:r>
+      <w:r>
+        <w:rPr>
+          <w:color w:val="EE0000"/>
+        </w:rPr>
+      </w:r>
+      <w:r>
+        <w:rPr>
+          <w:color w:val="EE0000"/>
+        </w:rPr>
+        <w:fldChar w:fldCharType="separate"/>
+      </w:r>
+      <w:r>
+        <w:t>[14]</w:t>
+      </w:r>
+      <w:r>
+        <w:rPr>
+          <w:color w:val="EE0000"/>
+        </w:rPr>
+        <w:fldChar w:fldCharType="end"/>
+      </w:r>
+    </w:p>
+    <w:p>
       <w:pPr>
         <w:pStyle w:val="Nadpis3"/>
       </w:pPr>
-      <w:bookmarkStart w:id="34" w:name="_Toc220153175"/>
-      <w:r>
-        <w:t>O</w:t>
-      </w:r>
-      <w:r>
-        <w:t>věření uživatele</w:t>
-      </w:r>
-      <w:bookmarkEnd w:id="34"/>
+      <w:bookmarkStart w:id="35" w:name="_Toc220153176"/>
+      <w:r>
+        <w:lastRenderedPageBreak/>
+        <w:t>CAPTCHA ochrana</w:t>
+      </w:r>
+      <w:bookmarkEnd w:id="35"/>
+    </w:p>
+    <w:p>
+      <w:pPr>
+        <w:pStyle w:val="Pokraovn"/>
+      </w:pPr>
+      <w:r>
+        <w:t>CAPTCHA je bezpečnostní</w:t>
+      </w:r>
+      <w:r>
+        <w:t xml:space="preserve"> test</w:t>
+      </w:r>
+      <w:r>
+        <w:t xml:space="preserve"> určený k rozlišení skutečného člověka od automatizovaného počítačového programu (bota). Tato zkratka znamená "</w:t>
+      </w:r>
+      <w:proofErr w:type="spellStart"/>
+      <w:r>
+        <w:t>Completely</w:t>
+      </w:r>
+      <w:proofErr w:type="spellEnd"/>
       <w:r>
         <w:t xml:space="preserve"> </w:t>
       </w:r>
+      <w:proofErr w:type="spellStart"/>
+      <w:r>
+        <w:t>Automated</w:t>
+      </w:r>
+      <w:proofErr w:type="spellEnd"/>
+      <w:r>
+        <w:t xml:space="preserve"> Public </w:t>
+      </w:r>
+      <w:proofErr w:type="spellStart"/>
+      <w:r>
+        <w:t>Turing</w:t>
+      </w:r>
+      <w:proofErr w:type="spellEnd"/>
+      <w:r>
+        <w:t xml:space="preserve"> test to </w:t>
+      </w:r>
+      <w:proofErr w:type="spellStart"/>
+      <w:r>
+        <w:t>tell</w:t>
+      </w:r>
+      <w:proofErr w:type="spellEnd"/>
+      <w:r>
+        <w:t xml:space="preserve"> </w:t>
+      </w:r>
+      <w:proofErr w:type="spellStart"/>
+      <w:r>
+        <w:t>Computers</w:t>
+      </w:r>
+      <w:proofErr w:type="spellEnd"/>
+      <w:r>
+        <w:t xml:space="preserve"> and </w:t>
+      </w:r>
+      <w:proofErr w:type="spellStart"/>
+      <w:r>
+        <w:t>Humans</w:t>
+      </w:r>
+      <w:proofErr w:type="spellEnd"/>
+      <w:r>
+        <w:t xml:space="preserve"> </w:t>
+      </w:r>
+      <w:proofErr w:type="spellStart"/>
+      <w:r>
+        <w:t>Apart</w:t>
+      </w:r>
+      <w:proofErr w:type="spellEnd"/>
+      <w:r>
+        <w:t xml:space="preserve">", tedy veřejný, plně automatizovaný </w:t>
+      </w:r>
+      <w:proofErr w:type="spellStart"/>
+      <w:r>
+        <w:t>Turingův</w:t>
+      </w:r>
+      <w:proofErr w:type="spellEnd"/>
+      <w:r>
+        <w:t xml:space="preserve"> test k rozpoznání počítačů a lidí. Funguje tak, že uživateli předloží úkol, který je pro člověka jednoduchý, ale pro současné počítačové algoritmy obtížný. Typicky jde o přepis zkresleného textu, výběr obrázků podle zadání (např. "klikněte na všechny semafory") nebo vyřešení základní matematické úlohy. Dokud uživatel úkol nevyřeší správně, systém jej považuje za robota. Dnešní situace je však jiná díky pokroku v umělé inteligenci, neuronových sítích a strojovém učení. Tyto technologie se staly natolik vyspělými, že dokážou spolehlivě překonat i moderní typy CAPTCHA. Například již v roce 2016 společnost Google zavedla metodu, kde stačilo kliknout na zaškrtávací políčko "Nejsem robot". Ovšem velmi brzy poté dokázala neuronová síť od stejné společnosti tento mechanismus úspěšně obejít. Teď se objevuje spousta různých typů CAPTCHA jako například textová, zvuková, obrázková, logická, </w:t>
+      </w:r>
+      <w:proofErr w:type="spellStart"/>
+      <w:r>
+        <w:t>reCAPTCHA</w:t>
+      </w:r>
+      <w:proofErr w:type="spellEnd"/>
+      <w:r>
+        <w:t>, herní, tvarová, se skrytým polem a s děleným obrázkem.</w:t>
+      </w:r>
+      <w:r>
+        <w:t xml:space="preserve"> </w:t>
+      </w:r>
+      <w:r>
+        <w:fldChar w:fldCharType="begin"/>
+      </w:r>
+      <w:r>
+        <w:instrText xml:space="preserve"> REF _Ref218422153 \r \h </w:instrText>
+      </w:r>
+      <w:r>
+        <w:fldChar w:fldCharType="separate"/>
+      </w:r>
+      <w:r>
+        <w:t>[15]</w:t>
+      </w:r>
+      <w:r>
+        <w:fldChar w:fldCharType="end"/>
+      </w:r>
+    </w:p>
+    <w:p>
+      <w:pPr>
+        <w:pStyle w:val="Nadpis3"/>
+      </w:pPr>
+      <w:bookmarkStart w:id="36" w:name="_Toc220153177"/>
+      <w:r>
+        <w:t xml:space="preserve">SQL </w:t>
+      </w:r>
+      <w:proofErr w:type="spellStart"/>
+      <w:r>
+        <w:t>injection</w:t>
+      </w:r>
+      <w:proofErr w:type="spellEnd"/>
+      <w:r>
+        <w:t xml:space="preserve"> obrana</w:t>
+      </w:r>
+      <w:bookmarkEnd w:id="36"/>
     </w:p>
     <w:p>
       <w:pPr>
         <w:pStyle w:val="Pokraovn"/>
       </w:pPr>
       <w:r>
-        <w:t xml:space="preserve">Ověřování totožnosti uživatele zahrnuje nastavení uživatelského jména, hesla a dalších metod, jako je rozpoznávání obličeje, otisk prstu nebo PIN kód. Z bezpečnostních důvodů se žádná z těchto přihlašovacích údajů neukládá v čitelné podobě do databáze služby. Existuje mnoho způsobu ověření totožnosti uživatele jako je heslové </w:t>
-      </w:r>
+        <w:t xml:space="preserve">SQL </w:t>
+      </w:r>
+      <w:proofErr w:type="spellStart"/>
+      <w:r>
+        <w:t>Injection</w:t>
+      </w:r>
+      <w:proofErr w:type="spellEnd"/>
+      <w:r>
+        <w:t xml:space="preserve"> je typ útoku, který zneužívá chyby zabezpečení ve webových aplikacích. Tento útok umožňuje pachateli vložit a spustit škodlivý kód SQL, čímž získá neoprávněný přístup k databázovému systému. K útoku dochází, když aplikace nedostatečně ověřuje nebo filtruje vstupní data od uživatele. Zneužitím této zranitelnosti může útočník provádět v databázi různé akce s vážnými dopady, jako je manipulace s daty, jejich odstranění nebo dokonce získání administrátorských oprávnění. Závažnost tohoto útoku plyne z jeho potenciálu způsobit vážné škody jednotlivcům i velkým společnostem. Krádež osobních údajů nebo informací o</w:t>
+      </w:r>
+      <w:r>
+        <w:t> </w:t>
+      </w:r>
+      <w:r>
+        <w:t xml:space="preserve">platebních kartách může uživatele vážně poškodit, zatímco společnosti čelí poškození reputace, právním problémům a finančním ztrátám. Útoky typu SQL </w:t>
+      </w:r>
+      <w:proofErr w:type="spellStart"/>
+      <w:r>
+        <w:t>Injection</w:t>
+      </w:r>
+      <w:proofErr w:type="spellEnd"/>
+      <w:r>
+        <w:t xml:space="preserve"> tak jasně ukazují, jak je bezpečnost databází zásadní. Útočníci používají různé metody SQL </w:t>
+      </w:r>
+      <w:proofErr w:type="spellStart"/>
+      <w:r>
+        <w:t>Injection</w:t>
+      </w:r>
+      <w:proofErr w:type="spellEnd"/>
+      <w:r>
+        <w:t xml:space="preserve"> v závislosti na konkrétní chybě v aplikaci a struktuře databázového systému. </w:t>
+      </w:r>
+      <w:r>
+        <w:fldChar w:fldCharType="begin"/>
+      </w:r>
+      <w:r>
+        <w:instrText xml:space="preserve"> REF _Ref221174463 \r \h </w:instrText>
+      </w:r>
+      <w:r>
+        <w:fldChar w:fldCharType="separate"/>
+      </w:r>
+      <w:r>
+        <w:t>[16]</w:t>
+      </w:r>
+      <w:r>
+        <w:fldChar w:fldCharType="end"/>
+      </w:r>
+    </w:p>
+    <w:p>
+      <w:pPr>
+        <w:pStyle w:val="Pokraovn"/>
+      </w:pPr>
       <w:r>
         <w:lastRenderedPageBreak/>
-        <w:t xml:space="preserve">ověřování, certifikátové ověřování, biometrické ověřování, </w:t>
-      </w:r>
-      <w:proofErr w:type="spellStart"/>
-      <w:r>
-        <w:t>tokenové</w:t>
-      </w:r>
-      <w:proofErr w:type="spellEnd"/>
-      <w:r>
-        <w:t xml:space="preserve"> ověřování, jednorázové heslo, </w:t>
-      </w:r>
-      <w:proofErr w:type="spellStart"/>
-      <w:r>
-        <w:t>push</w:t>
-      </w:r>
-      <w:proofErr w:type="spellEnd"/>
-      <w:r>
-        <w:t xml:space="preserve"> oznámení, hlasové ověřování a </w:t>
-      </w:r>
-      <w:proofErr w:type="spellStart"/>
-      <w:r>
-        <w:t>vícefaktorové</w:t>
-      </w:r>
-      <w:proofErr w:type="spellEnd"/>
-      <w:r>
-        <w:t xml:space="preserve"> ověřování.</w:t>
-      </w:r>
-      <w:r>
-        <w:t xml:space="preserve"> </w:t>
+        <w:t xml:space="preserve">Mezi hlavní metody patří </w:t>
       </w:r>
       <w:r>
         <w:fldChar w:fldCharType="begin"/>
       </w:r>
       <w:r>
-        <w:instrText xml:space="preserve"> REF _Ref218865124 \r \h </w:instrText>
+        <w:instrText xml:space="preserve"> REF _Ref218422289 \r \h </w:instrText>
       </w:r>
       <w:r>
         <w:fldChar w:fldCharType="separate"/>
       </w:r>
       <w:r>
-        <w:t>[14]</w:t>
+        <w:t>[16]</w:t>
       </w:r>
       <w:r>
         <w:fldChar w:fldCharType="end"/>
       </w:r>
-    </w:p>
-    <w:p>
-      <w:r>
-        <w:t>Ověřování (</w:t>
-      </w:r>
-      <w:proofErr w:type="spellStart"/>
-      <w:r>
-        <w:t>AuthN</w:t>
-      </w:r>
-      <w:proofErr w:type="spellEnd"/>
-      <w:r>
-        <w:t>) potvrzuje totožnost uživatele – zda je skutečně tím, za koho se vydává, například pomocí hesla nebo biometrie. Autorizace (</w:t>
-      </w:r>
-      <w:proofErr w:type="spellStart"/>
-      <w:r>
-        <w:t>AuthZ</w:t>
-      </w:r>
-      <w:proofErr w:type="spellEnd"/>
-      <w:r>
-        <w:t xml:space="preserve">) následně určuje, k jakým zdrojům a akcím má ověřený uživatel právo přistupovat. </w:t>
-      </w:r>
-      <w:r>
-        <w:rPr>
-          <w:color w:val="EE0000"/>
-        </w:rPr>
-        <w:fldChar w:fldCharType="begin"/>
-      </w:r>
-      <w:r>
-        <w:instrText xml:space="preserve"> REF _Ref218865124 \r \h </w:instrText>
-      </w:r>
-      <w:r>
-        <w:rPr>
-          <w:color w:val="EE0000"/>
-        </w:rPr>
-      </w:r>
-      <w:r>
-        <w:rPr>
-          <w:color w:val="EE0000"/>
-        </w:rPr>
-        <w:fldChar w:fldCharType="separate"/>
-      </w:r>
-      <w:r>
-        <w:t>[14]</w:t>
-      </w:r>
-      <w:r>
-        <w:rPr>
-          <w:color w:val="EE0000"/>
-        </w:rPr>
-        <w:fldChar w:fldCharType="end"/>
-      </w:r>
-    </w:p>
-    <w:p>
-      <w:pPr>
-        <w:pStyle w:val="Nadpis3"/>
-      </w:pPr>
-      <w:bookmarkStart w:id="35" w:name="_Toc220153176"/>
-      <w:r>
-        <w:t>CAPTCHA ochrana</w:t>
-      </w:r>
-      <w:bookmarkEnd w:id="35"/>
-      <w:r>
-        <w:t xml:space="preserve"> </w:t>
-      </w:r>
-    </w:p>
-    <w:p>
-      <w:pPr>
-        <w:pStyle w:val="Pokraovn"/>
-      </w:pPr>
-      <w:r>
-        <w:t>CAPTCHA je bezpečnostní systém určený k rozlišení skutečného člověka od automatizovaného počítačového programu (bota). Tato zkratka znamená "</w:t>
-      </w:r>
-      <w:proofErr w:type="spellStart"/>
-      <w:r>
-        <w:t>Completely</w:t>
-      </w:r>
-      <w:proofErr w:type="spellEnd"/>
-      <w:r>
-        <w:t xml:space="preserve"> </w:t>
-      </w:r>
-      <w:proofErr w:type="spellStart"/>
-      <w:r>
-        <w:t>Automated</w:t>
-      </w:r>
-      <w:proofErr w:type="spellEnd"/>
-      <w:r>
-        <w:t xml:space="preserve"> Public </w:t>
-      </w:r>
-      <w:proofErr w:type="spellStart"/>
-      <w:r>
-        <w:t>Turing</w:t>
-      </w:r>
-      <w:proofErr w:type="spellEnd"/>
-      <w:r>
-        <w:t xml:space="preserve"> test to </w:t>
-      </w:r>
-      <w:proofErr w:type="spellStart"/>
-      <w:r>
-        <w:t>tell</w:t>
-      </w:r>
-      <w:proofErr w:type="spellEnd"/>
-      <w:r>
-        <w:t xml:space="preserve"> </w:t>
-      </w:r>
-      <w:proofErr w:type="spellStart"/>
-      <w:r>
-        <w:t>Computers</w:t>
-      </w:r>
-      <w:proofErr w:type="spellEnd"/>
-      <w:r>
-        <w:t xml:space="preserve"> and </w:t>
-      </w:r>
-      <w:proofErr w:type="spellStart"/>
-      <w:r>
-        <w:t>Humans</w:t>
-      </w:r>
-      <w:proofErr w:type="spellEnd"/>
-      <w:r>
-        <w:t xml:space="preserve"> </w:t>
-      </w:r>
-      <w:proofErr w:type="spellStart"/>
-      <w:r>
-        <w:t>Apart</w:t>
-      </w:r>
-      <w:proofErr w:type="spellEnd"/>
-      <w:r>
-        <w:t xml:space="preserve">", tedy veřejný, plně automatizovaný </w:t>
-      </w:r>
-      <w:proofErr w:type="spellStart"/>
-      <w:r>
-        <w:t>Turingův</w:t>
-      </w:r>
-      <w:proofErr w:type="spellEnd"/>
-      <w:r>
-        <w:t xml:space="preserve"> test k rozpoznání počítačů a lidí. Funguje tak, že uživateli předloží úkol, který je pro člověka jednoduchý, ale pro současné počítačové algoritmy obtížný. Typicky jde o přepis zkresleného textu, výběr obrázků podle zadání (např. "klikněte na všechny semafory") nebo vyřešení základní matematické úlohy. Dokud uživatel úkol nevyřeší správně, systém jej považuje za robota. Dnešní situace je však jiná díky pokroku v umělé inteligenci, neuronových sítích a strojovém učení. Tyto technologie se staly natolik vyspělými, že dokážou spolehlivě překonat i moderní typy CAPTCHA. Například již v roce 2016 společnost Google zavedla metodu, kde stačilo kliknout na zaškrtávací políčko "Nejsem robot". Ovšem velmi brzy poté dokázala neuronová síť od stejné společnosti tento mechanismus úspěšně obejít. Teď se objevuje spousta různých typů CAPTCHA jako například textová, zvuková, obrázková, logická, </w:t>
-      </w:r>
-      <w:proofErr w:type="spellStart"/>
-      <w:r>
-        <w:t>reCAPTCHA</w:t>
-      </w:r>
-      <w:proofErr w:type="spellEnd"/>
-      <w:r>
-        <w:t>, herní, tvarová, se skrytým polem a s děleným obrázkem.</w:t>
-      </w:r>
-      <w:r>
-        <w:t xml:space="preserve"> </w:t>
-      </w:r>
-      <w:r>
-        <w:fldChar w:fldCharType="begin"/>
-      </w:r>
-      <w:r>
-        <w:instrText xml:space="preserve"> REF _Ref218422153 \r \h </w:instrText>
-      </w:r>
-      <w:r>
-        <w:fldChar w:fldCharType="separate"/>
-      </w:r>
-      <w:r>
-        <w:t>[15]</w:t>
-      </w:r>
-      <w:r>
-        <w:fldChar w:fldCharType="end"/>
-      </w:r>
-    </w:p>
-    <w:p>
-      <w:pPr>
-        <w:pStyle w:val="Nadpis3"/>
-      </w:pPr>
-      <w:bookmarkStart w:id="36" w:name="_Toc220153177"/>
-      <w:r>
-        <w:t xml:space="preserve">SQL </w:t>
-      </w:r>
-      <w:proofErr w:type="spellStart"/>
-      <w:r>
-        <w:t>injection</w:t>
-      </w:r>
-      <w:proofErr w:type="spellEnd"/>
-      <w:r>
-        <w:t xml:space="preserve"> obrana</w:t>
-      </w:r>
-      <w:bookmarkEnd w:id="36"/>
-    </w:p>
-    <w:p>
-      <w:pPr>
-        <w:pStyle w:val="Pokraovn"/>
-      </w:pPr>
-      <w:r>
-        <w:t xml:space="preserve">SQL </w:t>
-      </w:r>
-      <w:proofErr w:type="spellStart"/>
-      <w:r>
-        <w:t>Injection</w:t>
-      </w:r>
-      <w:proofErr w:type="spellEnd"/>
-      <w:r>
-        <w:t xml:space="preserve"> je typ útoku, který zneužívá chyby zabezpečení ve webových aplikacích. Tento útok umožňuje pachateli vložit a spustit škodlivý kód SQL, čímž získá neoprávněný přístup k databázovému systému. K útoku dochází, když aplikace nedostatečně ověřuje nebo filtruje vstupní data od uživatele. Zneužitím této zranitelnosti může útočník provádět v databázi různé akce s vážnými dopady, jako je manipulace s daty, jejich odstranění nebo dokonce získání administrátorských oprávnění. Závažnost tohoto útoku plyne z jeho potenciálu způsobit vážné škody jednotlivcům i velkým společnostem. Krádež osobních údajů nebo informací </w:t>
-      </w:r>
-      <w:r>
-        <w:lastRenderedPageBreak/>
-        <w:t>o</w:t>
-      </w:r>
-      <w:r>
-        <w:t> </w:t>
-      </w:r>
-      <w:r>
-        <w:t xml:space="preserve">platebních kartách může uživatele vážně poškodit, zatímco společnosti čelí poškození reputace, právním problémům a finančním ztrátám. Útoky typu SQL </w:t>
-      </w:r>
-      <w:proofErr w:type="spellStart"/>
-      <w:r>
-        <w:t>Injection</w:t>
-      </w:r>
-      <w:proofErr w:type="spellEnd"/>
-      <w:r>
-        <w:t xml:space="preserve"> tak jasně ukazují, jak je bezpečnost databází zásadní. Útočníci používají různé metody SQL </w:t>
-      </w:r>
-      <w:proofErr w:type="spellStart"/>
-      <w:r>
-        <w:t>Injection</w:t>
-      </w:r>
-      <w:proofErr w:type="spellEnd"/>
-      <w:r>
-        <w:t xml:space="preserve"> v závislosti na konkrétní chybě v aplikaci a struktuře databázového systému. Mezi hlavní metody patří </w:t>
-      </w:r>
-      <w:r>
-        <w:fldChar w:fldCharType="begin"/>
-      </w:r>
-      <w:r>
-        <w:instrText xml:space="preserve"> REF _Ref218422289 \r \h </w:instrText>
-      </w:r>
-      <w:r>
-        <w:fldChar w:fldCharType="separate"/>
-      </w:r>
-      <w:r>
-        <w:t>[16]</w:t>
-      </w:r>
-      <w:r>
-        <w:fldChar w:fldCharType="end"/>
-      </w:r>
-      <w:r>
-        <w:t xml:space="preserve">: </w:t>
+      <w:r>
+        <w:t>:</w:t>
       </w:r>
     </w:p>
     <w:p>
@@ -7753,7 +7783,7 @@
         </w:numPr>
       </w:pPr>
       <w:r>
-        <w:t xml:space="preserve">Injekce založená na chybových hláškách: Získávání informací pomocí chyb, které databáze vrací. </w:t>
+        <w:t>Injekce založená na chybových hláškách: Získávání informací pomocí chyb, které databáze vrací.</w:t>
       </w:r>
     </w:p>
     <w:p>
@@ -7773,7 +7803,7 @@
       </w:r>
       <w:proofErr w:type="spellEnd"/>
       <w:r>
-        <w:t xml:space="preserve"> injekce: Načítání dat spojením (UNION) výsledků více SQL dotazů. </w:t>
+        <w:t xml:space="preserve"> injekce: Načítání dat spojením (UNION) výsledků více SQL dotazů.</w:t>
       </w:r>
     </w:p>
     <w:p>
@@ -7785,7 +7815,7 @@
         </w:numPr>
       </w:pPr>
       <w:r>
-        <w:t xml:space="preserve">Blind (slepá) injekce: Vyvozování informací analýzou chování aplikace, aniž by databáze přímo vracela data. </w:t>
+        <w:t>Blind (slepá) injekce: Vyvozování informací analýzou chování aplikace, aniž by databáze přímo vracela data.</w:t>
       </w:r>
     </w:p>
     <w:p>
@@ -7899,7 +7929,6 @@
     </w:p>
     <w:p>
       <w:r>
-        <w:lastRenderedPageBreak/>
         <w:t xml:space="preserve">Ovládnutí základních příkazů je klíčové pro efektivní práci s </w:t>
       </w:r>
       <w:proofErr w:type="spellStart"/>
@@ -7998,6 +8027,7 @@
       </w:pPr>
       <w:proofErr w:type="spellStart"/>
       <w:r>
+        <w:lastRenderedPageBreak/>
         <w:t>git</w:t>
       </w:r>
       <w:proofErr w:type="spellEnd"/>
@@ -8043,7 +8073,7 @@
       </w:r>
       <w:proofErr w:type="spellEnd"/>
       <w:r>
-        <w:t xml:space="preserve"> status – Zobrazí stav souborů (změněné, připravené k uložení, nové). </w:t>
+        <w:t xml:space="preserve"> status – Zobrazí stav souborů (změněné, připravené k uložení, nové).</w:t>
       </w:r>
     </w:p>
     <w:p>
@@ -8082,7 +8112,7 @@
         <w:t> </w:t>
       </w:r>
       <w:r>
-        <w:t xml:space="preserve">uložení. </w:t>
+        <w:t>uložení.</w:t>
       </w:r>
     </w:p>
     <w:p>
@@ -8102,12 +8132,17 @@
         <w:t xml:space="preserve"> </w:t>
       </w:r>
       <w:proofErr w:type="spellStart"/>
+      <w:proofErr w:type="gramStart"/>
       <w:r>
         <w:t>commit</w:t>
       </w:r>
       <w:proofErr w:type="spellEnd"/>
       <w:r>
-        <w:t xml:space="preserve"> -m "zpráva" – Trvale uloží připravené změny do historie s popisnou zprávou. </w:t>
+        <w:t xml:space="preserve"> -m</w:t>
+      </w:r>
+      <w:proofErr w:type="gramEnd"/>
+      <w:r>
+        <w:t xml:space="preserve"> "zpráva" – Trvale uloží připravené změny do historie s popisnou zprávou.</w:t>
       </w:r>
     </w:p>
     <w:p>
@@ -8148,7 +8183,7 @@
       </w:r>
       <w:proofErr w:type="spellEnd"/>
       <w:r>
-        <w:t xml:space="preserve">. </w:t>
+        <w:t>.</w:t>
       </w:r>
     </w:p>
     <w:p>
@@ -8181,7 +8216,7 @@
       </w:r>
       <w:proofErr w:type="spellEnd"/>
       <w:r>
-        <w:t xml:space="preserve"> a sloučí je s vaší pracovní verzí. </w:t>
+        <w:t xml:space="preserve"> a sloučí je s vaší pracovní verzí.</w:t>
       </w:r>
     </w:p>
     <w:p>
@@ -8222,7 +8257,7 @@
       </w:r>
       <w:proofErr w:type="spellEnd"/>
       <w:r>
-        <w:t xml:space="preserve"> &lt;větev&gt; – Přepne vás do zvolené větve. </w:t>
+        <w:t xml:space="preserve"> &lt;větev&gt; – Přepne vás do zvolené větve.</w:t>
       </w:r>
     </w:p>
     <w:p>
@@ -8373,26 +8408,29 @@
       </w:pPr>
       <w:bookmarkStart w:id="40" w:name="_Toc220153181"/>
       <w:r>
+        <w:t>Metodika</w:t>
+      </w:r>
+      <w:r>
+        <w:t xml:space="preserve"> Kanban</w:t>
+      </w:r>
+      <w:bookmarkEnd w:id="40"/>
+    </w:p>
+    <w:p>
+      <w:pPr>
+        <w:pStyle w:val="Pokraovn"/>
+      </w:pPr>
+      <w:r>
+        <w:t>Kanban je způsob organizace práce, který využívá vizuální tabuli (fyzickou nebo digitální) s několika sloupci pro sledování postupu úkolů. Jednotlivé úkoly se v</w:t>
+      </w:r>
+      <w:r>
+        <w:t> </w:t>
+      </w:r>
+      <w:r>
+        <w:t xml:space="preserve">průběhu zpracování posouvají z jednoho sloupce do druhého. Klíčovou zásadou Kanbanu je, že se nové úkoly začínají řešit teprve tehdy, když na ně tým má kapacitu, namísto zahájení všech úkolů najednou. Tento přístup pomáhá předcházet zahlcení </w:t>
+      </w:r>
+      <w:r>
         <w:lastRenderedPageBreak/>
-        <w:t>Metodika</w:t>
-      </w:r>
-      <w:r>
-        <w:t xml:space="preserve"> Kanban</w:t>
-      </w:r>
-      <w:bookmarkEnd w:id="40"/>
-    </w:p>
-    <w:p>
-      <w:pPr>
-        <w:pStyle w:val="Pokraovn"/>
-      </w:pPr>
-      <w:r>
-        <w:t>Kanban je způsob organizace práce, který využívá vizuální tabuli (fyzickou nebo digitální) s několika sloupci pro sledování postupu úkolů. Jednotlivé úkoly se v</w:t>
-      </w:r>
-      <w:r>
-        <w:t> </w:t>
-      </w:r>
-      <w:r>
-        <w:t>průběhu zpracování posouvají z jednoho sloupce do druhého. Klíčovou zásadou Kanbanu je, že se nové úkoly začínají řešit teprve tehdy, když na ně tým má kapacitu, namísto zahájení všech úkolů najednou. Tento přístup pomáhá předcházet zahlcení a</w:t>
+        <w:t>a</w:t>
       </w:r>
       <w:r>
         <w:t> </w:t>
@@ -8497,7 +8535,19 @@
         <w:rPr>
           <w:rFonts w:eastAsiaTheme="minorEastAsia"/>
         </w:rPr>
-        <w:t xml:space="preserve">Praktická část opisuje zvolený postup při tvorbě desktopové aplikace </w:t>
+        <w:t xml:space="preserve">Praktická část </w:t>
+      </w:r>
+      <w:r>
+        <w:rPr>
+          <w:rFonts w:eastAsiaTheme="minorEastAsia"/>
+        </w:rPr>
+        <w:t>p</w:t>
+      </w:r>
+      <w:r>
+        <w:rPr>
+          <w:rFonts w:eastAsiaTheme="minorEastAsia"/>
+        </w:rPr>
+        <w:t xml:space="preserve">opisuje zvolený postup při tvorbě desktopové aplikace </w:t>
       </w:r>
       <w:proofErr w:type="spellStart"/>
       <w:r>
@@ -8629,7 +8679,7 @@
         <w:t>Slouží ke správě uložených přihlašovacích údajů, jejich přehlednému zobrazení, filtrování a základním operacím</w:t>
       </w:r>
       <w:r>
-        <w:t xml:space="preserve"> </w:t>
+        <w:t>.</w:t>
       </w:r>
     </w:p>
     <w:p>
@@ -8721,7 +8771,13 @@
         <w:t xml:space="preserve">– </w:t>
       </w:r>
       <w:r>
-        <w:t>Přijatá sdílení. Tento formulář zobrazuje kompletní přehled všech hesel, která uživateli sdílí ostatní, včetně informace o původním vlastníkovi.</w:t>
+        <w:t>Přijatá sdílení. Tento formulář zobrazuje kompletní přehled všech hesel, která uživateli sdílí ostatní</w:t>
+      </w:r>
+      <w:r>
+        <w:t>m</w:t>
+      </w:r>
+      <w:r>
+        <w:t>, včetně informace o původním vlastníkovi.</w:t>
       </w:r>
     </w:p>
     <w:p>
@@ -8957,10 +9013,12 @@
         <w:t xml:space="preserve"> databázi hostovanou na platformě Endora.cz v rámci jejich free hostingového plánu. Pro komunikaci s databází je použita knihovna </w:t>
       </w:r>
       <w:proofErr w:type="spellStart"/>
+      <w:proofErr w:type="gramStart"/>
       <w:r>
         <w:t>MySql.Data.MySqlClient</w:t>
       </w:r>
       <w:proofErr w:type="spellEnd"/>
+      <w:proofErr w:type="gramEnd"/>
       <w:r>
         <w:t>, která umožňuje přímé provádění SQL dotazů z</w:t>
       </w:r>
@@ -8981,7 +9039,13 @@
       </w:r>
       <w:proofErr w:type="spellEnd"/>
       <w:r>
-        <w:t xml:space="preserve"> Manager se neházejí</w:t>
+        <w:t xml:space="preserve"> Manager se n</w:t>
+      </w:r>
+      <w:r>
+        <w:t>ac</w:t>
+      </w:r>
+      <w:r>
+        <w:t>házejí</w:t>
       </w:r>
       <w:r>
         <w:t xml:space="preserve"> tabulky </w:t>
@@ -9203,13 +9267,7 @@
       </w:r>
       <w:proofErr w:type="spellEnd"/>
       <w:r>
-        <w:t xml:space="preserve"> (32), které slouží k uložení náhodně generované soli (salt) pro zvýšení bezpečnosti </w:t>
-      </w:r>
-      <w:r>
-        <w:t>hashovaní</w:t>
-      </w:r>
-      <w:r>
-        <w:t xml:space="preserve"> hesla uživatele.</w:t>
+        <w:t xml:space="preserve"> (32), které slouží k uložení náhodně generované soli (salt) pro zvýšení bezpečnosti hashovaní hesla uživatele.</w:t>
       </w:r>
     </w:p>
     <w:p>
@@ -9546,21 +9604,11 @@
       <w:r>
         <w:t xml:space="preserve">Tabulka </w:t>
       </w:r>
-      <w:r>
-        <w:fldChar w:fldCharType="begin"/>
-      </w:r>
-      <w:r>
-        <w:instrText xml:space="preserve"> SEQ Tabulka \* ARABIC </w:instrText>
-      </w:r>
-      <w:r>
-        <w:fldChar w:fldCharType="separate"/>
-      </w:r>
-      <w:r>
-        <w:t>1</w:t>
-      </w:r>
-      <w:r>
-        <w:fldChar w:fldCharType="end"/>
-      </w:r>
+      <w:fldSimple w:instr=" SEQ Tabulka \* ARABIC ">
+        <w:r>
+          <w:t>1</w:t>
+        </w:r>
+      </w:fldSimple>
       <w:r>
         <w:t xml:space="preserve"> </w:t>
       </w:r>
@@ -10269,21 +10317,11 @@
       <w:r>
         <w:t xml:space="preserve">Tabulka </w:t>
       </w:r>
-      <w:r>
-        <w:fldChar w:fldCharType="begin"/>
-      </w:r>
-      <w:r>
-        <w:instrText xml:space="preserve"> SEQ Tabulka \* ARABIC </w:instrText>
-      </w:r>
-      <w:r>
-        <w:fldChar w:fldCharType="separate"/>
-      </w:r>
-      <w:r>
-        <w:t>2</w:t>
-      </w:r>
-      <w:r>
-        <w:fldChar w:fldCharType="end"/>
-      </w:r>
+      <w:fldSimple w:instr=" SEQ Tabulka \* ARABIC ">
+        <w:r>
+          <w:t>2</w:t>
+        </w:r>
+      </w:fldSimple>
       <w:r>
         <w:t xml:space="preserve"> </w:t>
       </w:r>
@@ -10416,11 +10454,6 @@
       <w:r>
         <w:t xml:space="preserve"> a určuje uživatele, který skupinu vytvořil.</w:t>
       </w:r>
-    </w:p>
-    <w:p>
-      <w:pPr>
-        <w:pStyle w:val="Pokraovn"/>
-      </w:pPr>
     </w:p>
     <w:tbl>
       <w:tblPr>
@@ -10704,21 +10737,11 @@
       <w:r>
         <w:t xml:space="preserve">Tabulka </w:t>
       </w:r>
-      <w:r>
-        <w:fldChar w:fldCharType="begin"/>
-      </w:r>
-      <w:r>
-        <w:instrText xml:space="preserve"> SEQ Tabulka \* ARABIC </w:instrText>
-      </w:r>
-      <w:r>
-        <w:fldChar w:fldCharType="separate"/>
-      </w:r>
-      <w:r>
-        <w:t>3</w:t>
-      </w:r>
-      <w:r>
-        <w:fldChar w:fldCharType="end"/>
-      </w:r>
+      <w:fldSimple w:instr=" SEQ Tabulka \* ARABIC ">
+        <w:r>
+          <w:t>3</w:t>
+        </w:r>
+      </w:fldSimple>
       <w:r>
         <w:t xml:space="preserve"> </w:t>
       </w:r>
@@ -10871,6 +10894,7 @@
                 <w:b/>
                 <w:bCs/>
               </w:rPr>
+              <w:lastRenderedPageBreak/>
               <w:t>Název sloupce</w:t>
             </w:r>
           </w:p>
@@ -11034,21 +11058,11 @@
       <w:r>
         <w:t xml:space="preserve">Tabulka </w:t>
       </w:r>
-      <w:r>
-        <w:fldChar w:fldCharType="begin"/>
-      </w:r>
-      <w:r>
-        <w:instrText xml:space="preserve"> SEQ Tabulka \* ARABIC </w:instrText>
-      </w:r>
-      <w:r>
-        <w:fldChar w:fldCharType="separate"/>
-      </w:r>
-      <w:r>
-        <w:t>4</w:t>
-      </w:r>
-      <w:r>
-        <w:fldChar w:fldCharType="end"/>
-      </w:r>
+      <w:fldSimple w:instr=" SEQ Tabulka \* ARABIC ">
+        <w:r>
+          <w:t>4</w:t>
+        </w:r>
+      </w:fldSimple>
       <w:r>
         <w:t xml:space="preserve"> </w:t>
       </w:r>
@@ -11538,21 +11552,11 @@
       <w:r>
         <w:t xml:space="preserve">Tabulka </w:t>
       </w:r>
-      <w:r>
-        <w:fldChar w:fldCharType="begin"/>
-      </w:r>
-      <w:r>
-        <w:instrText xml:space="preserve"> SEQ Tabulka \* ARABIC </w:instrText>
-      </w:r>
-      <w:r>
-        <w:fldChar w:fldCharType="separate"/>
-      </w:r>
-      <w:r>
-        <w:t>5</w:t>
-      </w:r>
-      <w:r>
-        <w:fldChar w:fldCharType="end"/>
-      </w:r>
+      <w:fldSimple w:instr=" SEQ Tabulka \* ARABIC ">
+        <w:r>
+          <w:t>5</w:t>
+        </w:r>
+      </w:fldSimple>
       <w:r>
         <w:t xml:space="preserve"> </w:t>
       </w:r>
@@ -11643,6 +11647,9 @@
     </w:p>
     <w:p>
       <w:r>
+        <w:rPr>
+          <w:noProof/>
+        </w:rPr>
         <w:drawing>
           <wp:inline distT="0" distB="0" distL="0" distR="0" wp14:anchorId="4A2C074E" wp14:editId="16A343DE">
             <wp:extent cx="5219700" cy="3816985"/>
@@ -11961,7 +11968,13 @@
       </w:r>
       <w:proofErr w:type="spellEnd"/>
       <w:r>
-        <w:t xml:space="preserve"> databázi jako je Aiven.io, kde jsem moc nepochopil, jak se ta aplikace používá nebo Freehosting.com, který po vytvoření databáze a tabulek oznámil, že není kompatibilní s .Net frameworkem. Nakonec jsem našel českou web stránku Endora.cz, která ponouká free hosting </w:t>
+        <w:t xml:space="preserve"> databázi jako je Aiven.io, kde jsem moc nepochopil, jak se ta aplikace používá nebo Freehosting.com, který po vytvoření databáze a tabulek oznámil, že není kompatibilní s .Net frameworkem. Nakonec jsem našel českou web stránku Endora.cz, která </w:t>
+      </w:r>
+      <w:r>
+        <w:t>nabízí</w:t>
+      </w:r>
+      <w:r>
+        <w:t xml:space="preserve"> free hosting </w:t>
       </w:r>
       <w:proofErr w:type="spellStart"/>
       <w:r>
@@ -12001,7 +12014,13 @@
       </w:r>
       <w:proofErr w:type="spellEnd"/>
       <w:r>
-        <w:t xml:space="preserve"> balíček, co jsem nečekal, že bude fungovat, protože jsem tokové něco dělal poprvé.</w:t>
+        <w:t xml:space="preserve"> balíček, co jsem nečekal, že bude fungovat, protože jsem t</w:t>
+      </w:r>
+      <w:r>
+        <w:t>a</w:t>
+      </w:r>
+      <w:r>
+        <w:t>kové něco dělal poprvé.</w:t>
       </w:r>
       <w:r>
         <w:t xml:space="preserve"> Pak jsem ho přidal na začátek formulářů, kde používám data z databáze </w:t>
@@ -12015,16 +12034,24 @@
         <w:t xml:space="preserve"> </w:t>
       </w:r>
       <w:proofErr w:type="spellStart"/>
+      <w:proofErr w:type="gramStart"/>
       <w:r>
         <w:t>MySql.Data.MySqlClient</w:t>
       </w:r>
       <w:proofErr w:type="spellEnd"/>
+      <w:proofErr w:type="gramEnd"/>
       <w:r>
         <w:t>.</w:t>
       </w:r>
     </w:p>
     <w:p>
-      <w:r>
+      <w:pPr>
+        <w:jc w:val="center"/>
+      </w:pPr>
+      <w:r>
+        <w:rPr>
+          <w:noProof/>
+        </w:rPr>
         <w:lastRenderedPageBreak/>
         <w:drawing>
           <wp:inline distT="0" distB="0" distL="0" distR="0" wp14:anchorId="1FB22E37" wp14:editId="28A834E6">
@@ -12138,7 +12165,13 @@
       </w:r>
     </w:p>
     <w:p>
-      <w:r>
+      <w:pPr>
+        <w:jc w:val="center"/>
+      </w:pPr>
+      <w:r>
+        <w:rPr>
+          <w:noProof/>
+        </w:rPr>
         <w:drawing>
           <wp:inline distT="0" distB="0" distL="0" distR="0" wp14:anchorId="702EA2A5" wp14:editId="48229125">
             <wp:extent cx="2638793" cy="409632"/>
@@ -12217,6 +12250,9 @@
     </w:p>
     <w:p>
       <w:r>
+        <w:rPr>
+          <w:noProof/>
+        </w:rPr>
         <w:drawing>
           <wp:inline distT="0" distB="0" distL="0" distR="0" wp14:anchorId="3CDC2F44" wp14:editId="211E29A5">
             <wp:extent cx="5219700" cy="438150"/>
@@ -12392,6 +12428,9 @@
     </w:p>
     <w:p>
       <w:r>
+        <w:rPr>
+          <w:noProof/>
+        </w:rPr>
         <w:lastRenderedPageBreak/>
         <w:drawing>
           <wp:inline distT="0" distB="0" distL="0" distR="0" wp14:anchorId="7503D7D5" wp14:editId="0104A818">
@@ -12494,6 +12533,9 @@
         <w:t>). Následně ověřím, zda jsou pole pro uživatelské jméno a heslo vyplněna. Pokud ne, zobrazím upozornění. Poté zkontroluji, zda se zadané heslo shoduje s jeho opakováním.</w:t>
       </w:r>
       <w:r>
+        <w:rPr>
+          <w:noProof/>
+        </w:rPr>
         <w:drawing>
           <wp:inline distT="0" distB="0" distL="0" distR="0" wp14:anchorId="3EB000E8" wp14:editId="6CAD5A35">
             <wp:extent cx="5219700" cy="2181225"/>
@@ -12546,6 +12588,9 @@
     </w:p>
     <w:p>
       <w:r>
+        <w:rPr>
+          <w:noProof/>
+        </w:rPr>
         <w:lastRenderedPageBreak/>
         <w:drawing>
           <wp:inline distT="0" distB="0" distL="0" distR="0" wp14:anchorId="3D9E9AEA" wp14:editId="403534E7">
@@ -12598,21 +12643,39 @@
         <w:t>sůl</w:t>
       </w:r>
       <w:r>
-        <w:t>. Jedná se o unikátní řadu bajtů pro odvození šifrovacího klíče z hlavního hesla. Tato sůl se ukládá do databáze a je unikátní pro každého uživatele. Pro generování používám vlastní metodu </w:t>
-      </w:r>
-      <w:proofErr w:type="spellStart"/>
+        <w:t>. Jedná se o unikátní řadu bajtů pro odvození šifrovacího klíče z hlavního hesla. Tato sůl se ukládá do databáze a je unikátní pro každého uživatele. Pro generování používám vlastní metodu</w:t>
+      </w:r>
+      <w:r>
+        <w:t xml:space="preserve"> </w:t>
+      </w:r>
+      <w:proofErr w:type="spellStart"/>
+      <w:proofErr w:type="gramStart"/>
       <w:r>
         <w:t>GenerateRandomSalt</w:t>
       </w:r>
       <w:proofErr w:type="spellEnd"/>
       <w:r>
-        <w:t>(), která využívá kryptograficky bezpečný generátor náhodných čísel z </w:t>
-      </w:r>
-      <w:proofErr w:type="spellStart"/>
+        <w:t>(</w:t>
+      </w:r>
+      <w:proofErr w:type="gramEnd"/>
+      <w:r>
+        <w:t xml:space="preserve">), která využívá kryptograficky bezpečný generátor náhodných čísel </w:t>
+      </w:r>
+      <w:proofErr w:type="gramStart"/>
+      <w:r>
+        <w:t>z</w:t>
+      </w:r>
+      <w:proofErr w:type="gramEnd"/>
+      <w:r>
+        <w:t xml:space="preserve"> </w:t>
+      </w:r>
+      <w:proofErr w:type="spellStart"/>
+      <w:proofErr w:type="gramStart"/>
       <w:r>
         <w:t>System.Security.Cryptography</w:t>
       </w:r>
       <w:proofErr w:type="spellEnd"/>
+      <w:proofErr w:type="gramEnd"/>
       <w:r>
         <w:t>.</w:t>
       </w:r>
@@ -12620,6 +12683,9 @@
         <w:t xml:space="preserve"> </w:t>
       </w:r>
       <w:r>
+        <w:rPr>
+          <w:noProof/>
+        </w:rPr>
         <w:drawing>
           <wp:inline distT="0" distB="0" distL="0" distR="0" wp14:anchorId="3011EBEB" wp14:editId="683BA458">
             <wp:extent cx="5219700" cy="2148840"/>
@@ -12686,6 +12752,9 @@
     </w:p>
     <w:p>
       <w:r>
+        <w:rPr>
+          <w:noProof/>
+        </w:rPr>
         <w:drawing>
           <wp:inline distT="0" distB="0" distL="0" distR="0" wp14:anchorId="53FE802A" wp14:editId="6587AD0A">
             <wp:extent cx="5134692" cy="714475"/>
@@ -12728,18 +12797,26 @@
         <w:t>Poté vytvořím INSERT dotaz pro vložení nového uživatele včetně jeho hashovaného hesla a soli. Po provedení dotazu ověřím počet ovlivněných řádků. Pokud byl uživatel úspěšně vytvořen (tj. </w:t>
       </w:r>
       <w:proofErr w:type="spellStart"/>
+      <w:proofErr w:type="gramStart"/>
       <w:r>
         <w:t>rowsAffected</w:t>
       </w:r>
       <w:proofErr w:type="spellEnd"/>
       <w:r>
-        <w:t xml:space="preserve"> &gt; 0), zobrazím potvrzovací zprávu, přesměruji </w:t>
+        <w:t xml:space="preserve"> &gt;</w:t>
+      </w:r>
+      <w:proofErr w:type="gramEnd"/>
+      <w:r>
+        <w:t xml:space="preserve"> 0), zobrazím potvrzovací zprávu, přesměruji </w:t>
       </w:r>
       <w:r>
         <w:lastRenderedPageBreak/>
         <w:t>uživatele na přihlašovací formulář a vyčistím vstupní pole.</w:t>
       </w:r>
       <w:r>
+        <w:rPr>
+          <w:noProof/>
+        </w:rPr>
         <w:drawing>
           <wp:inline distT="0" distB="0" distL="0" distR="0" wp14:anchorId="06DD24BD" wp14:editId="79D912F2">
             <wp:extent cx="5219700" cy="2407920"/>
@@ -12782,6 +12859,9 @@
         <w:t>Pro úspěšné odeslání formuláře je nutné splnit požadavky na silné heslo: minimálně 12 znaků, alespoň 1 velké písmeno, 1 speciální znak a 1 číslice. Dále je nutné správně vyplnit textovou CAPTCHA, která ověřuje, že registrující se subjekt je skutečný člověk. Validace hesla probíhá dynamicky při každé změně v textovém poli – při splnění konkrétní podmínky se příslušný indikátor (Label) zabarví zeleně, jinak zůstává červený. Pro dokončení registrace musí být všechny čtyři indikátory hesla zelené a CAPTCHA musí být vyplněna správně.</w:t>
       </w:r>
       <w:r>
+        <w:rPr>
+          <w:noProof/>
+        </w:rPr>
         <w:drawing>
           <wp:inline distT="0" distB="0" distL="0" distR="0" wp14:anchorId="5CB6469C" wp14:editId="57BFA3CA">
             <wp:extent cx="4010585" cy="1952898"/>
@@ -12904,6 +12984,9 @@
     </w:p>
     <w:p>
       <w:r>
+        <w:rPr>
+          <w:noProof/>
+        </w:rPr>
         <w:drawing>
           <wp:inline distT="0" distB="0" distL="0" distR="0" wp14:anchorId="209A0DA2" wp14:editId="21348D72">
             <wp:extent cx="5219700" cy="997585"/>
@@ -12956,6 +13039,9 @@
     </w:p>
     <w:p>
       <w:r>
+        <w:rPr>
+          <w:noProof/>
+        </w:rPr>
         <w:drawing>
           <wp:inline distT="0" distB="0" distL="0" distR="0" wp14:anchorId="78C41ED5" wp14:editId="12AC4B69">
             <wp:extent cx="5219700" cy="1890395"/>
@@ -13020,6 +13106,9 @@
     </w:p>
     <w:p>
       <w:r>
+        <w:rPr>
+          <w:noProof/>
+        </w:rPr>
         <w:lastRenderedPageBreak/>
         <w:drawing>
           <wp:inline distT="0" distB="0" distL="0" distR="0" wp14:anchorId="38967635" wp14:editId="2DD59C8D">
@@ -13060,13 +13149,7 @@
     </w:p>
     <w:p>
       <w:r>
-        <w:t xml:space="preserve">Popisovaná implementace CAPTCHA zajišťuje, že při registraci se ověřuje, zda akci provádí skutečný </w:t>
-      </w:r>
-      <w:r>
-        <w:t>uživatel,</w:t>
-      </w:r>
-      <w:r>
-        <w:t xml:space="preserve"> a ne automatizovaný program. Náhodné generování znaků, šum na pozadí a náhodné zobrazení znaků zvyšují obtížnost automatického rozpoznání kódu.</w:t>
+        <w:t>Popisovaná implementace CAPTCHA zajišťuje, že při registraci se ověřuje, zda akci provádí skutečný uživatel, a ne automatizovaný program. Náhodné generování znaků, šum na pozadí a náhodné zobrazení znaků zvyšují obtížnost automatického rozpoznání kódu.</w:t>
       </w:r>
     </w:p>
     <w:p>
@@ -13083,6 +13166,88 @@
       <w:pPr>
         <w:pStyle w:val="Pokraovn"/>
       </w:pPr>
+      <w:r>
+        <w:t xml:space="preserve">Přihlášení uživatele do aplikace se nachází na formuláři </w:t>
+      </w:r>
+      <w:proofErr w:type="spellStart"/>
+      <w:r>
+        <w:t>main.cs</w:t>
+      </w:r>
+      <w:proofErr w:type="spellEnd"/>
+      <w:r>
+        <w:t xml:space="preserve">, kde je i registrace pro uživatele. Tato funkce je nastavena na tlačítku button1. Na začátku si z textových polí textbox1 a textbox2 si uložím </w:t>
+      </w:r>
+      <w:r>
+        <w:t xml:space="preserve">data do proměnných user a </w:t>
+      </w:r>
+      <w:proofErr w:type="spellStart"/>
+      <w:r>
+        <w:t>pass</w:t>
+      </w:r>
+      <w:proofErr w:type="spellEnd"/>
+      <w:r>
+        <w:t xml:space="preserve">, které pak následně budu porovnávat s daty z databáze. Data z databáze s pomocí dotazu SELECT s podmínkou stejného uživatelského jména, když </w:t>
+      </w:r>
+      <w:proofErr w:type="spellStart"/>
+      <w:r>
+        <w:t>reader</w:t>
+      </w:r>
+      <w:proofErr w:type="spellEnd"/>
+      <w:r>
+        <w:t xml:space="preserve"> nic nezachytí znamená to, že se v databází nenachází účet s tímto uživatelským jménem a vy</w:t>
+      </w:r>
+      <w:r>
+        <w:t>volá</w:t>
+      </w:r>
+      <w:r>
+        <w:t xml:space="preserve"> se chybová správa.</w:t>
+      </w:r>
+      <w:r>
+        <w:t xml:space="preserve"> Jestli se takový účet najde v databáze pokračuje se na další krok s ověřením hesla. Heslo se do databázi ukládá za hashované tak se na jeho porovnání použije metoda z třídy </w:t>
+      </w:r>
+      <w:proofErr w:type="spellStart"/>
+      <w:r>
+        <w:t>BCrypt</w:t>
+      </w:r>
+      <w:proofErr w:type="spellEnd"/>
+      <w:r>
+        <w:t xml:space="preserve"> </w:t>
+      </w:r>
+      <w:proofErr w:type="spellStart"/>
+      <w:r>
+        <w:t>EnhacedVerify</w:t>
+      </w:r>
+      <w:proofErr w:type="spellEnd"/>
+      <w:r>
+        <w:t>. V případě že se heslo s </w:t>
+      </w:r>
+      <w:proofErr w:type="spellStart"/>
+      <w:r>
+        <w:t>hashem</w:t>
+      </w:r>
+      <w:proofErr w:type="spellEnd"/>
+      <w:r>
+        <w:t xml:space="preserve"> neshoduje vyvolá se chybová správa, naopak, když se heslo s </w:t>
+      </w:r>
+      <w:proofErr w:type="spellStart"/>
+      <w:r>
+        <w:t>hashem</w:t>
+      </w:r>
+      <w:proofErr w:type="spellEnd"/>
+      <w:r>
+        <w:t xml:space="preserve"> bude shodovat tak se přiradí heslo</w:t>
+      </w:r>
+      <w:r>
+        <w:t xml:space="preserve"> tak se uživatel vpusti na hlavní formulář s jeho uloženýma </w:t>
+      </w:r>
+      <w:proofErr w:type="spellStart"/>
+      <w:r>
+        <w:t>heslama</w:t>
+      </w:r>
+      <w:proofErr w:type="spellEnd"/>
+      <w:r>
+        <w:t>.</w:t>
+      </w:r>
     </w:p>
     <w:p>
       <w:pPr>
@@ -13090,6 +13255,7 @@
       </w:pPr>
       <w:bookmarkStart w:id="70" w:name="_Toc220153200"/>
       <w:r>
+        <w:lastRenderedPageBreak/>
         <w:t>Správa hesel</w:t>
       </w:r>
       <w:bookmarkEnd w:id="70"/>
@@ -13753,7 +13919,19 @@
           <w:rPr>
             <w:rStyle w:val="Hypertextovodkaz"/>
           </w:rPr>
-          <w:t>https://www.grappa.sk/blog/co-je-to-ux-a-ui-a-aky-je-medzi-nimi-rozdiel/</w:t>
+          <w:t>https://www.grappa.sk</w:t>
+        </w:r>
+        <w:r>
+          <w:rPr>
+            <w:rStyle w:val="Hypertextovodkaz"/>
+          </w:rPr>
+          <w:t>/</w:t>
+        </w:r>
+        <w:r>
+          <w:rPr>
+            <w:rStyle w:val="Hypertextovodkaz"/>
+          </w:rPr>
+          <w:t>blog/co-je-to-ux-a-ui-a-aky-je-medzi-nimi-rozdiel/</w:t>
         </w:r>
       </w:hyperlink>
       <w:r>
@@ -14079,9 +14257,9 @@
           <w:numId w:val="38"/>
         </w:numPr>
       </w:pPr>
-      <w:bookmarkStart w:id="99" w:name="_Ref218865124"/>
-      <w:bookmarkStart w:id="100" w:name="_Ref218422289"/>
-      <w:bookmarkStart w:id="101" w:name="_Ref220161767"/>
+      <w:bookmarkStart w:id="99" w:name="_Ref220161767"/>
+      <w:bookmarkStart w:id="100" w:name="_Ref218865124"/>
+      <w:bookmarkStart w:id="101" w:name="_Ref218422289"/>
       <w:r>
         <w:t>ŠTRÁFELDA, Jan. </w:t>
       </w:r>
@@ -14110,21 +14288,13 @@
           <w:rPr>
             <w:rStyle w:val="Hypertextovodkaz"/>
           </w:rPr>
-          <w:t>https://www.strafelda.cz/</w:t>
+          <w:t>https://www.strafelda.cz/hash</w:t>
         </w:r>
-        <w:proofErr w:type="spellStart"/>
-        <w:r>
-          <w:rPr>
-            <w:rStyle w:val="Hypertextovodkaz"/>
-          </w:rPr>
-          <w:t>hash</w:t>
-        </w:r>
-        <w:proofErr w:type="spellEnd"/>
       </w:hyperlink>
       <w:r>
         <w:t>. [cit. 2026-01-24].</w:t>
       </w:r>
-      <w:bookmarkEnd w:id="101"/>
+      <w:bookmarkEnd w:id="99"/>
     </w:p>
     <w:p>
       <w:pPr>
@@ -14180,7 +14350,7 @@
       <w:r>
         <w:t>. [cit. 2026-01-09].</w:t>
       </w:r>
-      <w:bookmarkEnd w:id="99"/>
+      <w:bookmarkEnd w:id="100"/>
     </w:p>
     <w:p>
       <w:pPr>
@@ -14314,6 +14484,7 @@
           <w:numId w:val="38"/>
         </w:numPr>
       </w:pPr>
+      <w:bookmarkStart w:id="102" w:name="_Ref221174463"/>
       <w:r>
         <w:rPr>
           <w:i/>
@@ -14381,7 +14552,8 @@
       <w:r>
         <w:t>. [cit. 2026-01-04].</w:t>
       </w:r>
-      <w:bookmarkEnd w:id="100"/>
+      <w:bookmarkEnd w:id="101"/>
+      <w:bookmarkEnd w:id="102"/>
     </w:p>
     <w:p>
       <w:pPr>
@@ -14391,7 +14563,7 @@
           <w:numId w:val="38"/>
         </w:numPr>
       </w:pPr>
-      <w:bookmarkStart w:id="102" w:name="_Ref218422443"/>
+      <w:bookmarkStart w:id="103" w:name="_Ref218422443"/>
       <w:r>
         <w:rPr>
           <w:i/>
@@ -14481,7 +14653,7 @@
       <w:r>
         <w:t>. [cit. 2026-01-04].</w:t>
       </w:r>
-      <w:bookmarkEnd w:id="102"/>
+      <w:bookmarkEnd w:id="103"/>
     </w:p>
     <w:p>
       <w:pPr>
@@ -14491,7 +14663,7 @@
           <w:numId w:val="38"/>
         </w:numPr>
       </w:pPr>
-      <w:bookmarkStart w:id="103" w:name="_Ref218422583"/>
+      <w:bookmarkStart w:id="104" w:name="_Ref218422583"/>
       <w:r>
         <w:rPr>
           <w:i/>
@@ -14591,7 +14763,7 @@
       <w:r>
         <w:t>. [cit. 2026-01-04].</w:t>
       </w:r>
-      <w:bookmarkEnd w:id="103"/>
+      <w:bookmarkEnd w:id="104"/>
     </w:p>
     <w:p>
       <w:pPr>
@@ -14601,7 +14773,7 @@
           <w:numId w:val="38"/>
         </w:numPr>
       </w:pPr>
-      <w:bookmarkStart w:id="104" w:name="_Ref218865168"/>
+      <w:bookmarkStart w:id="105" w:name="_Ref218865168"/>
       <w:proofErr w:type="spellStart"/>
       <w:r>
         <w:rPr>
@@ -14633,7 +14805,7 @@
       <w:r>
         <w:t>. [cit. 2026-01-09].</w:t>
       </w:r>
-      <w:bookmarkEnd w:id="104"/>
+      <w:bookmarkEnd w:id="105"/>
     </w:p>
     <w:p>
       <w:pPr>
@@ -14643,7 +14815,7 @@
           <w:numId w:val="38"/>
         </w:numPr>
       </w:pPr>
-      <w:bookmarkStart w:id="105" w:name="_Ref218422885"/>
+      <w:bookmarkStart w:id="106" w:name="_Ref218422885"/>
       <w:r>
         <w:t xml:space="preserve">WALTER, </w:t>
       </w:r>
@@ -14755,7 +14927,7 @@
       <w:r>
         <w:t>atec.com/sk/blog/kanban-defin%C3%ADcia-met%C3%B3da-princ%C3%ADpy-pr%C3%ADklady-a-kanban-tabula. [cit. 2026-01-04].</w:t>
       </w:r>
-      <w:bookmarkEnd w:id="105"/>
+      <w:bookmarkEnd w:id="106"/>
     </w:p>
     <w:p>
       <w:pPr>
@@ -14765,7 +14937,7 @@
           <w:numId w:val="38"/>
         </w:numPr>
       </w:pPr>
-      <w:bookmarkStart w:id="106" w:name="_Ref220162006"/>
+      <w:bookmarkStart w:id="107" w:name="_Ref220162006"/>
       <w:proofErr w:type="spellStart"/>
       <w:r>
         <w:rPr>
@@ -14820,7 +14992,7 @@
       <w:r>
         <w:t>. [cit. 2026-01-24].</w:t>
       </w:r>
-      <w:bookmarkEnd w:id="106"/>
+      <w:bookmarkEnd w:id="107"/>
     </w:p>
     <w:p>
       <w:pPr>
@@ -14836,21 +15008,21 @@
       <w:pPr>
         <w:pStyle w:val="uvodzaver"/>
       </w:pPr>
-      <w:bookmarkStart w:id="107" w:name="_Toc144753411"/>
-      <w:bookmarkStart w:id="108" w:name="_Toc144746942"/>
-      <w:bookmarkStart w:id="109" w:name="_Toc515880904"/>
-      <w:bookmarkStart w:id="110" w:name="_Toc220153213"/>
+      <w:bookmarkStart w:id="108" w:name="_Toc144753411"/>
+      <w:bookmarkStart w:id="109" w:name="_Toc144746942"/>
+      <w:bookmarkStart w:id="110" w:name="_Toc515880904"/>
+      <w:bookmarkStart w:id="111" w:name="_Toc220153213"/>
       <w:r>
         <w:lastRenderedPageBreak/>
         <w:t>S</w:t>
       </w:r>
-      <w:bookmarkEnd w:id="107"/>
       <w:bookmarkEnd w:id="108"/>
       <w:bookmarkEnd w:id="109"/>
+      <w:bookmarkEnd w:id="110"/>
       <w:r>
         <w:t>eznam použitých symbolů a zkratek</w:t>
       </w:r>
-      <w:bookmarkEnd w:id="110"/>
+      <w:bookmarkEnd w:id="111"/>
     </w:p>
     <w:tbl>
       <w:tblPr>
@@ -15236,21 +15408,21 @@
       <w:pPr>
         <w:pStyle w:val="uvodzaver"/>
       </w:pPr>
-      <w:bookmarkStart w:id="111" w:name="_Toc144753412"/>
-      <w:bookmarkStart w:id="112" w:name="_Toc144746943"/>
-      <w:bookmarkStart w:id="113" w:name="_Toc515880905"/>
-      <w:bookmarkStart w:id="114" w:name="_Toc220153214"/>
+      <w:bookmarkStart w:id="112" w:name="_Toc144753412"/>
+      <w:bookmarkStart w:id="113" w:name="_Toc144746943"/>
+      <w:bookmarkStart w:id="114" w:name="_Toc515880905"/>
+      <w:bookmarkStart w:id="115" w:name="_Toc220153214"/>
       <w:r>
         <w:lastRenderedPageBreak/>
         <w:t>S</w:t>
       </w:r>
-      <w:bookmarkEnd w:id="111"/>
       <w:bookmarkEnd w:id="112"/>
       <w:bookmarkEnd w:id="113"/>
+      <w:bookmarkEnd w:id="114"/>
       <w:r>
         <w:t>eznam obrázků</w:t>
       </w:r>
-      <w:bookmarkEnd w:id="114"/>
+      <w:bookmarkEnd w:id="115"/>
     </w:p>
     <w:p>
       <w:pPr>
@@ -15398,12 +15570,12 @@
       <w:pPr>
         <w:pStyle w:val="uvodzaver"/>
       </w:pPr>
-      <w:bookmarkStart w:id="115" w:name="_Toc220153215"/>
+      <w:bookmarkStart w:id="116" w:name="_Toc220153215"/>
       <w:r>
         <w:lastRenderedPageBreak/>
         <w:t>Seznam tabulek</w:t>
       </w:r>
-      <w:bookmarkEnd w:id="115"/>
+      <w:bookmarkEnd w:id="116"/>
     </w:p>
     <w:p>
       <w:pPr>
@@ -15504,29 +15676,29 @@
       <w:pPr>
         <w:pStyle w:val="uvodzaver"/>
       </w:pPr>
-      <w:bookmarkStart w:id="116" w:name="_Toc144753414"/>
-      <w:bookmarkStart w:id="117" w:name="_Toc144746945"/>
-      <w:bookmarkStart w:id="118" w:name="_Toc515880907"/>
-      <w:bookmarkStart w:id="119" w:name="_Toc220153216"/>
+      <w:bookmarkStart w:id="117" w:name="_Toc144753414"/>
+      <w:bookmarkStart w:id="118" w:name="_Toc144746945"/>
+      <w:bookmarkStart w:id="119" w:name="_Toc515880907"/>
+      <w:bookmarkStart w:id="120" w:name="_Toc220153216"/>
       <w:r>
         <w:lastRenderedPageBreak/>
         <w:t>S</w:t>
       </w:r>
-      <w:bookmarkEnd w:id="116"/>
       <w:bookmarkEnd w:id="117"/>
       <w:bookmarkEnd w:id="118"/>
+      <w:bookmarkEnd w:id="119"/>
       <w:r>
         <w:t>eznam příloh</w:t>
       </w:r>
-      <w:bookmarkEnd w:id="119"/>
+      <w:bookmarkEnd w:id="120"/>
     </w:p>
     <w:p>
       <w:r>
         <w:t>Prázdná šablona maturitní práce</w:t>
       </w:r>
-      <w:bookmarkStart w:id="120" w:name="_Toc144746946"/>
+      <w:bookmarkStart w:id="121" w:name="_Toc144746946"/>
       <w:bookmarkEnd w:id="1"/>
-      <w:bookmarkEnd w:id="120"/>
+      <w:bookmarkEnd w:id="121"/>
     </w:p>
     <w:sectPr>
       <w:footerReference w:type="default" r:id="rId44"/>
@@ -18780,9 +18952,9 @@
       <w:lvlJc w:val="left"/>
       <w:pPr>
         <w:tabs>
-          <w:tab w:val="num" w:pos="720"/>
+          <w:tab w:val="num" w:pos="360"/>
         </w:tabs>
-        <w:ind w:left="720" w:hanging="360"/>
+        <w:ind w:left="360" w:hanging="360"/>
       </w:pPr>
       <w:rPr>
         <w:rFonts w:ascii="Symbol" w:hAnsi="Symbol" w:hint="default"/>
@@ -18796,9 +18968,9 @@
       <w:lvlJc w:val="left"/>
       <w:pPr>
         <w:tabs>
-          <w:tab w:val="num" w:pos="1440"/>
+          <w:tab w:val="num" w:pos="1080"/>
         </w:tabs>
-        <w:ind w:left="1440" w:hanging="360"/>
+        <w:ind w:left="1080" w:hanging="360"/>
       </w:pPr>
       <w:rPr>
         <w:rFonts w:ascii="Courier New" w:hAnsi="Courier New" w:hint="default"/>
@@ -18812,9 +18984,9 @@
       <w:lvlJc w:val="left"/>
       <w:pPr>
         <w:tabs>
-          <w:tab w:val="num" w:pos="2160"/>
+          <w:tab w:val="num" w:pos="1800"/>
         </w:tabs>
-        <w:ind w:left="2160" w:hanging="360"/>
+        <w:ind w:left="1800" w:hanging="360"/>
       </w:pPr>
       <w:rPr>
         <w:rFonts w:ascii="Wingdings" w:hAnsi="Wingdings" w:hint="default"/>
@@ -18828,9 +19000,9 @@
       <w:lvlJc w:val="left"/>
       <w:pPr>
         <w:tabs>
-          <w:tab w:val="num" w:pos="2880"/>
+          <w:tab w:val="num" w:pos="2520"/>
         </w:tabs>
-        <w:ind w:left="2880" w:hanging="360"/>
+        <w:ind w:left="2520" w:hanging="360"/>
       </w:pPr>
       <w:rPr>
         <w:rFonts w:ascii="Wingdings" w:hAnsi="Wingdings" w:hint="default"/>
@@ -18844,9 +19016,9 @@
       <w:lvlJc w:val="left"/>
       <w:pPr>
         <w:tabs>
-          <w:tab w:val="num" w:pos="3600"/>
+          <w:tab w:val="num" w:pos="3240"/>
         </w:tabs>
-        <w:ind w:left="3600" w:hanging="360"/>
+        <w:ind w:left="3240" w:hanging="360"/>
       </w:pPr>
       <w:rPr>
         <w:rFonts w:ascii="Wingdings" w:hAnsi="Wingdings" w:hint="default"/>
@@ -18860,9 +19032,9 @@
       <w:lvlJc w:val="left"/>
       <w:pPr>
         <w:tabs>
-          <w:tab w:val="num" w:pos="4320"/>
+          <w:tab w:val="num" w:pos="3960"/>
         </w:tabs>
-        <w:ind w:left="4320" w:hanging="360"/>
+        <w:ind w:left="3960" w:hanging="360"/>
       </w:pPr>
       <w:rPr>
         <w:rFonts w:ascii="Wingdings" w:hAnsi="Wingdings" w:hint="default"/>
@@ -18876,9 +19048,9 @@
       <w:lvlJc w:val="left"/>
       <w:pPr>
         <w:tabs>
-          <w:tab w:val="num" w:pos="5040"/>
+          <w:tab w:val="num" w:pos="4680"/>
         </w:tabs>
-        <w:ind w:left="5040" w:hanging="360"/>
+        <w:ind w:left="4680" w:hanging="360"/>
       </w:pPr>
       <w:rPr>
         <w:rFonts w:ascii="Wingdings" w:hAnsi="Wingdings" w:hint="default"/>
@@ -18892,9 +19064,9 @@
       <w:lvlJc w:val="left"/>
       <w:pPr>
         <w:tabs>
-          <w:tab w:val="num" w:pos="5760"/>
+          <w:tab w:val="num" w:pos="5400"/>
         </w:tabs>
-        <w:ind w:left="5760" w:hanging="360"/>
+        <w:ind w:left="5400" w:hanging="360"/>
       </w:pPr>
       <w:rPr>
         <w:rFonts w:ascii="Wingdings" w:hAnsi="Wingdings" w:hint="default"/>
@@ -18908,9 +19080,9 @@
       <w:lvlJc w:val="left"/>
       <w:pPr>
         <w:tabs>
-          <w:tab w:val="num" w:pos="6480"/>
+          <w:tab w:val="num" w:pos="6120"/>
         </w:tabs>
-        <w:ind w:left="6480" w:hanging="360"/>
+        <w:ind w:left="6120" w:hanging="360"/>
       </w:pPr>
       <w:rPr>
         <w:rFonts w:ascii="Wingdings" w:hAnsi="Wingdings" w:hint="default"/>
@@ -19834,6 +20006,7 @@
   <w:style w:type="character" w:default="1" w:styleId="Standardnpsmoodstavce">
     <w:name w:val="Default Paragraph Font"/>
     <w:uiPriority w:val="1"/>
+    <w:semiHidden/>
     <w:unhideWhenUsed/>
   </w:style>
   <w:style w:type="table" w:default="1" w:styleId="Normlntabulka">

--- a/maturitni_prace.docx
+++ b/maturitni_prace.docx
@@ -973,7 +973,7 @@
         <w:rPr>
           <w:noProof/>
         </w:rPr>
-        <w:t>5. února 2026</w:t>
+        <w:t>26. února 2026</w:t>
       </w:r>
       <w:r>
         <w:fldChar w:fldCharType="end"/>
@@ -1035,7 +1035,7 @@
         <w:rPr>
           <w:noProof/>
         </w:rPr>
-        <w:t>5. února 2026</w:t>
+        <w:t>26. února 2026</w:t>
       </w:r>
       <w:r>
         <w:fldChar w:fldCharType="end"/>
@@ -6361,7 +6361,6 @@
       <w:r>
         <w:t xml:space="preserve"> </w:t>
       </w:r>
-      <w:proofErr w:type="gramStart"/>
       <w:r>
         <w:t>W</w:t>
       </w:r>
@@ -6369,7 +6368,6 @@
         <w:t>eb</w:t>
       </w:r>
       <w:bookmarkEnd w:id="25"/>
-      <w:proofErr w:type="gramEnd"/>
     </w:p>
     <w:p>
       <w:pPr>
@@ -6549,16 +6547,7 @@
         <w:t>použitelnost</w:t>
       </w:r>
       <w:r>
-        <w:t xml:space="preserve"> </w:t>
-      </w:r>
-      <w:r>
-        <w:t>s</w:t>
-      </w:r>
-      <w:r>
-        <w:t> </w:t>
-      </w:r>
-      <w:r>
-        <w:t>estetickou</w:t>
+        <w:t xml:space="preserve"> s estetickou</w:t>
       </w:r>
       <w:r>
         <w:t xml:space="preserve"> hodnotou a užitečností. Celý proces UX designu je založen na hlubokém porozumění cílovému uživateli, jeho potřebám, záměrům a</w:t>
@@ -6684,10 +6673,7 @@
         <w:fldChar w:fldCharType="separate"/>
       </w:r>
       <w:r>
-        <w:t>[7</w:t>
-      </w:r>
-      <w:r>
-        <w:t>]</w:t>
+        <w:t>[7]</w:t>
       </w:r>
       <w:r>
         <w:fldChar w:fldCharType="end"/>
@@ -7365,13 +7351,7 @@
       <w:bookmarkStart w:id="33" w:name="_Toc220153174"/>
       <w:proofErr w:type="spellStart"/>
       <w:r>
-        <w:t>Hashov</w:t>
-      </w:r>
-      <w:r>
-        <w:t>á</w:t>
-      </w:r>
-      <w:r>
-        <w:t>ní</w:t>
+        <w:t>Hashování</w:t>
       </w:r>
       <w:proofErr w:type="spellEnd"/>
       <w:r>
@@ -8132,17 +8112,12 @@
         <w:t xml:space="preserve"> </w:t>
       </w:r>
       <w:proofErr w:type="spellStart"/>
-      <w:proofErr w:type="gramStart"/>
       <w:r>
         <w:t>commit</w:t>
       </w:r>
       <w:proofErr w:type="spellEnd"/>
       <w:r>
-        <w:t xml:space="preserve"> -m</w:t>
-      </w:r>
-      <w:proofErr w:type="gramEnd"/>
-      <w:r>
-        <w:t xml:space="preserve"> "zpráva" – Trvale uloží připravené změny do historie s popisnou zprávou.</w:t>
+        <w:t xml:space="preserve"> -m "zpráva" – Trvale uloží připravené změny do historie s popisnou zprávou.</w:t>
       </w:r>
     </w:p>
     <w:p>
@@ -8868,7 +8843,13 @@
     </w:p>
     <w:p>
       <w:r>
-        <w:t xml:space="preserve">Aplikace se také skládá z třídy </w:t>
+        <w:t>Aplikace se také skládá z</w:t>
+      </w:r>
+      <w:r>
+        <w:t xml:space="preserve"> </w:t>
+      </w:r>
+      <w:r>
+        <w:t xml:space="preserve">třídy </w:t>
       </w:r>
       <w:proofErr w:type="spellStart"/>
       <w:r>
@@ -8959,7 +8940,13 @@
       </w:r>
       <w:proofErr w:type="spellEnd"/>
       <w:r>
-        <w:t xml:space="preserve"> databázi hostovanou na externím serveru, což umožňuje centralizované ukládání dat a jejich dostupnost z různých částí aplikace.</w:t>
+        <w:t xml:space="preserve"> databázi hostovanou na externím serveru, což umožňuje centralizované ukládání dat a jejich dostupnost z</w:t>
+      </w:r>
+      <w:r>
+        <w:t xml:space="preserve"> </w:t>
+      </w:r>
+      <w:r>
+        <w:t>různých částí aplikace.</w:t>
       </w:r>
     </w:p>
     <w:p>
@@ -9013,12 +9000,10 @@
         <w:t xml:space="preserve"> databázi hostovanou na platformě Endora.cz v rámci jejich free hostingového plánu. Pro komunikaci s databází je použita knihovna </w:t>
       </w:r>
       <w:proofErr w:type="spellStart"/>
-      <w:proofErr w:type="gramStart"/>
       <w:r>
         <w:t>MySql.Data.MySqlClient</w:t>
       </w:r>
       <w:proofErr w:type="spellEnd"/>
-      <w:proofErr w:type="gramEnd"/>
       <w:r>
         <w:t>, která umožňuje přímé provádění SQL dotazů z</w:t>
       </w:r>
@@ -9031,7 +9016,13 @@
     </w:p>
     <w:p>
       <w:r>
-        <w:t xml:space="preserve">V databázi pro aplikaci </w:t>
+        <w:t>V</w:t>
+      </w:r>
+      <w:r>
+        <w:t xml:space="preserve"> </w:t>
+      </w:r>
+      <w:r>
+        <w:t xml:space="preserve">databázi pro aplikaci </w:t>
       </w:r>
       <w:proofErr w:type="spellStart"/>
       <w:r>
@@ -9088,7 +9079,7 @@
       </w:r>
       <w:proofErr w:type="spellEnd"/>
       <w:r>
-        <w:t xml:space="preserve">. </w:t>
+        <w:t>.</w:t>
       </w:r>
     </w:p>
     <w:p>
@@ -9120,13 +9111,7 @@
       </w:r>
       <w:proofErr w:type="spellEnd"/>
       <w:r>
-        <w:t xml:space="preserve"> Manager. Tabulka obsahuje pole </w:t>
-      </w:r>
-      <w:r>
-        <w:t>id</w:t>
-      </w:r>
-      <w:r>
-        <w:t xml:space="preserve"> datového typu </w:t>
+        <w:t xml:space="preserve"> Manager. Tabulka obsahuje pole id datového typu </w:t>
       </w:r>
       <w:proofErr w:type="spellStart"/>
       <w:r>
@@ -9604,11 +9589,21 @@
       <w:r>
         <w:t xml:space="preserve">Tabulka </w:t>
       </w:r>
-      <w:fldSimple w:instr=" SEQ Tabulka \* ARABIC ">
-        <w:r>
-          <w:t>1</w:t>
-        </w:r>
-      </w:fldSimple>
+      <w:r>
+        <w:fldChar w:fldCharType="begin"/>
+      </w:r>
+      <w:r>
+        <w:instrText xml:space="preserve"> SEQ Tabulka \* ARABIC </w:instrText>
+      </w:r>
+      <w:r>
+        <w:fldChar w:fldCharType="separate"/>
+      </w:r>
+      <w:r>
+        <w:t>1</w:t>
+      </w:r>
+      <w:r>
+        <w:fldChar w:fldCharType="end"/>
+      </w:r>
       <w:r>
         <w:t xml:space="preserve"> </w:t>
       </w:r>
@@ -10317,11 +10312,21 @@
       <w:r>
         <w:t xml:space="preserve">Tabulka </w:t>
       </w:r>
-      <w:fldSimple w:instr=" SEQ Tabulka \* ARABIC ">
-        <w:r>
-          <w:t>2</w:t>
-        </w:r>
-      </w:fldSimple>
+      <w:r>
+        <w:fldChar w:fldCharType="begin"/>
+      </w:r>
+      <w:r>
+        <w:instrText xml:space="preserve"> SEQ Tabulka \* ARABIC </w:instrText>
+      </w:r>
+      <w:r>
+        <w:fldChar w:fldCharType="separate"/>
+      </w:r>
+      <w:r>
+        <w:t>2</w:t>
+      </w:r>
+      <w:r>
+        <w:fldChar w:fldCharType="end"/>
+      </w:r>
       <w:r>
         <w:t xml:space="preserve"> </w:t>
       </w:r>
@@ -10737,11 +10742,21 @@
       <w:r>
         <w:t xml:space="preserve">Tabulka </w:t>
       </w:r>
-      <w:fldSimple w:instr=" SEQ Tabulka \* ARABIC ">
-        <w:r>
-          <w:t>3</w:t>
-        </w:r>
-      </w:fldSimple>
+      <w:r>
+        <w:fldChar w:fldCharType="begin"/>
+      </w:r>
+      <w:r>
+        <w:instrText xml:space="preserve"> SEQ Tabulka \* ARABIC </w:instrText>
+      </w:r>
+      <w:r>
+        <w:fldChar w:fldCharType="separate"/>
+      </w:r>
+      <w:r>
+        <w:t>3</w:t>
+      </w:r>
+      <w:r>
+        <w:fldChar w:fldCharType="end"/>
+      </w:r>
       <w:r>
         <w:t xml:space="preserve"> </w:t>
       </w:r>
@@ -10861,11 +10876,6 @@
       <w:r>
         <w:t xml:space="preserve"> (100), ve kterém je uložen název role.</w:t>
       </w:r>
-    </w:p>
-    <w:p>
-      <w:pPr>
-        <w:pStyle w:val="Pokraovn"/>
-      </w:pPr>
     </w:p>
     <w:tbl>
       <w:tblPr>
@@ -11058,11 +11068,21 @@
       <w:r>
         <w:t xml:space="preserve">Tabulka </w:t>
       </w:r>
-      <w:fldSimple w:instr=" SEQ Tabulka \* ARABIC ">
-        <w:r>
-          <w:t>4</w:t>
-        </w:r>
-      </w:fldSimple>
+      <w:r>
+        <w:fldChar w:fldCharType="begin"/>
+      </w:r>
+      <w:r>
+        <w:instrText xml:space="preserve"> SEQ Tabulka \* ARABIC </w:instrText>
+      </w:r>
+      <w:r>
+        <w:fldChar w:fldCharType="separate"/>
+      </w:r>
+      <w:r>
+        <w:t>4</w:t>
+      </w:r>
+      <w:r>
+        <w:fldChar w:fldCharType="end"/>
+      </w:r>
       <w:r>
         <w:t xml:space="preserve"> </w:t>
       </w:r>
@@ -11552,11 +11572,21 @@
       <w:r>
         <w:t xml:space="preserve">Tabulka </w:t>
       </w:r>
-      <w:fldSimple w:instr=" SEQ Tabulka \* ARABIC ">
-        <w:r>
-          <w:t>5</w:t>
-        </w:r>
-      </w:fldSimple>
+      <w:r>
+        <w:fldChar w:fldCharType="begin"/>
+      </w:r>
+      <w:r>
+        <w:instrText xml:space="preserve"> SEQ Tabulka \* ARABIC </w:instrText>
+      </w:r>
+      <w:r>
+        <w:fldChar w:fldCharType="separate"/>
+      </w:r>
+      <w:r>
+        <w:t>5</w:t>
+      </w:r>
+      <w:r>
+        <w:fldChar w:fldCharType="end"/>
+      </w:r>
       <w:r>
         <w:t xml:space="preserve"> </w:t>
       </w:r>
@@ -11603,19 +11633,7 @@
         <w:pStyle w:val="Pokraovn"/>
       </w:pPr>
       <w:r>
-        <w:t>Po popisu jednotlivých tabulek je pro lepší přehlednost vhodné zobrazit jejich vzájemné vztahy graficky. ER</w:t>
-      </w:r>
-      <w:r>
-        <w:t xml:space="preserve"> </w:t>
-      </w:r>
-      <w:r>
-        <w:t>diagram</w:t>
-      </w:r>
-      <w:r>
-        <w:t xml:space="preserve"> (</w:t>
-      </w:r>
-      <w:r>
-        <w:t>Entity</w:t>
+        <w:t>Po popisu jednotlivých tabulek je pro lepší přehlednost vhodné zobrazit jejich vzájemné vztahy graficky. ER diagram (Entity</w:t>
       </w:r>
       <w:r>
         <w:rPr>
@@ -11630,16 +11648,7 @@
       </w:r>
       <w:proofErr w:type="spellEnd"/>
       <w:r>
-        <w:t xml:space="preserve"> </w:t>
-      </w:r>
-      <w:r>
-        <w:t>diagram</w:t>
-      </w:r>
-      <w:r>
-        <w:t>)</w:t>
-      </w:r>
-      <w:r>
-        <w:t xml:space="preserve"> poskytuje vizuální znázornění struktury databáze a ukazuje, jak jsou jednotlivé tabulky propojeny pomocí primárních a cizích klíčů</w:t>
+        <w:t xml:space="preserve"> diagram) poskytuje vizuální znázornění struktury databáze a ukazuje, jak jsou jednotlivé tabulky propojeny pomocí primárních a cizích klíčů</w:t>
       </w:r>
       <w:r>
         <w:t>.</w:t>
@@ -11851,7 +11860,10 @@
         <w:t> </w:t>
       </w:r>
       <w:r>
-        <w:t>existující skupině pomocí cizího klíče </w:t>
+        <w:t>existující skupině pomocí cizího klíče</w:t>
+      </w:r>
+      <w:r>
+        <w:t xml:space="preserve"> </w:t>
       </w:r>
       <w:proofErr w:type="spellStart"/>
       <w:r>
@@ -11877,7 +11889,10 @@
         <w:pStyle w:val="Pokraovn"/>
       </w:pPr>
       <w:r>
-        <w:t>Sdílení hesel mezi uživateli je realizováno přes spojovací tabulku </w:t>
+        <w:t>Sdílení hesel mezi uživateli je realizováno přes spojovací tabulku</w:t>
+      </w:r>
+      <w:r>
+        <w:t xml:space="preserve"> </w:t>
       </w:r>
       <w:proofErr w:type="spellStart"/>
       <w:r>
@@ -11945,7 +11960,13 @@
         <w:pStyle w:val="Pokraovn"/>
       </w:pPr>
       <w:r>
-        <w:t xml:space="preserve">V rámci vývoje aplikace jsem </w:t>
+        <w:t>V</w:t>
+      </w:r>
+      <w:r>
+        <w:t xml:space="preserve"> </w:t>
+      </w:r>
+      <w:r>
+        <w:t xml:space="preserve">rámci vývoje aplikace jsem </w:t>
       </w:r>
       <w:r>
         <w:t>z</w:t>
@@ -11990,7 +12011,13 @@
         <w:pStyle w:val="Pokraovn"/>
       </w:pPr>
       <w:r>
-        <w:t xml:space="preserve">K připojování do databáze jsem musel nainstalovat </w:t>
+        <w:t>K</w:t>
+      </w:r>
+      <w:r>
+        <w:t xml:space="preserve"> </w:t>
+      </w:r>
+      <w:r>
+        <w:t xml:space="preserve">připojování do databáze jsem musel nainstalovat </w:t>
       </w:r>
       <w:proofErr w:type="spellStart"/>
       <w:r>
@@ -12023,7 +12050,13 @@
         <w:t>kové něco dělal poprvé.</w:t>
       </w:r>
       <w:r>
-        <w:t xml:space="preserve"> Pak jsem ho přidal na začátek formulářů, kde používám data z databáze </w:t>
+        <w:t xml:space="preserve"> Pak jsem ho přidal na začátek formulářů, kde používám data z</w:t>
+      </w:r>
+      <w:r>
+        <w:t xml:space="preserve"> </w:t>
+      </w:r>
+      <w:r>
+        <w:t xml:space="preserve">databáze </w:t>
       </w:r>
       <w:proofErr w:type="spellStart"/>
       <w:r>
@@ -12034,12 +12067,10 @@
         <w:t xml:space="preserve"> </w:t>
       </w:r>
       <w:proofErr w:type="spellStart"/>
-      <w:proofErr w:type="gramStart"/>
       <w:r>
         <w:t>MySql.Data.MySqlClient</w:t>
       </w:r>
       <w:proofErr w:type="spellEnd"/>
-      <w:proofErr w:type="gramEnd"/>
       <w:r>
         <w:t>.</w:t>
       </w:r>
@@ -12134,7 +12165,13 @@
       </w:r>
       <w:proofErr w:type="spellEnd"/>
       <w:r>
-        <w:t xml:space="preserve">, co je datový typ z balíčku </w:t>
+        <w:t>, co je datový typ z</w:t>
+      </w:r>
+      <w:r>
+        <w:t xml:space="preserve"> </w:t>
+      </w:r>
+      <w:r>
+        <w:t xml:space="preserve">balíčku </w:t>
       </w:r>
       <w:proofErr w:type="spellStart"/>
       <w:r>
@@ -12223,7 +12260,7 @@
         <w:t xml:space="preserve"> formuláře jsem použil kód pro propojení aplikaci s</w:t>
       </w:r>
       <w:r>
-        <w:t> </w:t>
+        <w:t xml:space="preserve"> </w:t>
       </w:r>
       <w:r>
         <w:t>databází</w:t>
@@ -12237,7 +12274,13 @@
       </w:r>
       <w:proofErr w:type="spellEnd"/>
       <w:r>
-        <w:t xml:space="preserve"> uloženou v konfiguračním souboru </w:t>
+        <w:t xml:space="preserve"> uloženou v</w:t>
+      </w:r>
+      <w:r>
+        <w:t xml:space="preserve"> </w:t>
+      </w:r>
+      <w:r>
+        <w:t xml:space="preserve">konfiguračním souboru </w:t>
       </w:r>
       <w:proofErr w:type="spellStart"/>
       <w:r>
@@ -12245,7 +12288,13 @@
       </w:r>
       <w:proofErr w:type="spellEnd"/>
       <w:r>
-        <w:t>. Pak jsem vytvořil spojení s databází.</w:t>
+        <w:t>. Pak jsem vytvořil spojení s</w:t>
+      </w:r>
+      <w:r>
+        <w:t xml:space="preserve"> </w:t>
+      </w:r>
+      <w:r>
+        <w:t>databází.</w:t>
       </w:r>
     </w:p>
     <w:p>
@@ -12292,7 +12341,13 @@
     </w:p>
     <w:p>
       <w:r>
-        <w:t xml:space="preserve">V konfiguračním souboru </w:t>
+        <w:t>V</w:t>
+      </w:r>
+      <w:r>
+        <w:t xml:space="preserve"> </w:t>
+      </w:r>
+      <w:r>
+        <w:t xml:space="preserve">konfiguračním souboru </w:t>
       </w:r>
       <w:proofErr w:type="spellStart"/>
       <w:r>
@@ -12300,7 +12355,13 @@
       </w:r>
       <w:proofErr w:type="spellEnd"/>
       <w:r>
-        <w:t xml:space="preserve"> jsou uložený klíčové parametry k připojení k databáze:</w:t>
+        <w:t xml:space="preserve"> jsou uložený klíčové parametry k</w:t>
+      </w:r>
+      <w:r>
+        <w:t xml:space="preserve"> </w:t>
+      </w:r>
+      <w:r>
+        <w:t>připojení k databáze:</w:t>
       </w:r>
     </w:p>
     <w:p>
@@ -12471,20 +12532,11 @@
     </w:p>
     <w:p>
       <w:r>
-        <w:t xml:space="preserve">Na </w:t>
-      </w:r>
-      <w:r>
-        <w:t xml:space="preserve">obrázku je ukázka souboru </w:t>
-      </w:r>
-      <w:proofErr w:type="spellStart"/>
-      <w:r>
-        <w:t>App</w:t>
-      </w:r>
-      <w:r>
-        <w:t>.</w:t>
-      </w:r>
-      <w:r>
-        <w:t>config</w:t>
+        <w:t xml:space="preserve">Na obrázku je ukázka souboru </w:t>
+      </w:r>
+      <w:proofErr w:type="spellStart"/>
+      <w:r>
+        <w:t>App.config</w:t>
       </w:r>
       <w:proofErr w:type="spellEnd"/>
       <w:r>
@@ -12575,7 +12627,10 @@
     </w:p>
     <w:p>
       <w:r>
-        <w:t>Následně otevřu připojení k databázi, které je inicializováno v konstruktoru formuláře </w:t>
+        <w:t>Následně otevřu připojení k databázi, které je inicializováno v konstruktoru formuláře</w:t>
+      </w:r>
+      <w:r>
+        <w:t xml:space="preserve"> </w:t>
       </w:r>
       <w:proofErr w:type="spellStart"/>
       <w:r>
@@ -12631,51 +12686,33 @@
     </w:p>
     <w:p>
       <w:r>
-        <w:t>Po úspěšném ověření unikátnosti uživatelského jména vygeneruji </w:t>
-      </w:r>
-      <w:r>
-        <w:t>náhodnou</w:t>
+        <w:t>Po úspěšném ověření unikátnosti uživatelského jména vygeneruji náhodnou</w:t>
       </w:r>
       <w:r>
         <w:t xml:space="preserve"> </w:t>
       </w:r>
       <w:r>
-        <w:t>sůl</w:t>
-      </w:r>
-      <w:r>
-        <w:t>. Jedná se o unikátní řadu bajtů pro odvození šifrovacího klíče z hlavního hesla. Tato sůl se ukládá do databáze a je unikátní pro každého uživatele. Pro generování používám vlastní metodu</w:t>
+        <w:t>sůl. Jedná se o unikátní řadu bajtů pro odvození šifrovacího klíče z hlavního hesla. Tato sůl se ukládá do databáze a je unikátní pro každého uživatele. Pro generování používám vlastní metodu</w:t>
       </w:r>
       <w:r>
         <w:t xml:space="preserve"> </w:t>
       </w:r>
       <w:proofErr w:type="spellStart"/>
-      <w:proofErr w:type="gramStart"/>
       <w:r>
         <w:t>GenerateRandomSalt</w:t>
       </w:r>
       <w:proofErr w:type="spellEnd"/>
       <w:r>
-        <w:t>(</w:t>
-      </w:r>
-      <w:proofErr w:type="gramEnd"/>
-      <w:r>
-        <w:t xml:space="preserve">), která využívá kryptograficky bezpečný generátor náhodných čísel </w:t>
-      </w:r>
-      <w:proofErr w:type="gramStart"/>
-      <w:r>
-        <w:t>z</w:t>
-      </w:r>
-      <w:proofErr w:type="gramEnd"/>
+        <w:t>(), která využívá kryptograficky bezpečný generátor náhodných čísel z</w:t>
+      </w:r>
       <w:r>
         <w:t xml:space="preserve"> </w:t>
       </w:r>
       <w:proofErr w:type="spellStart"/>
-      <w:proofErr w:type="gramStart"/>
       <w:r>
         <w:t>System.Security.Cryptography</w:t>
       </w:r>
       <w:proofErr w:type="spellEnd"/>
-      <w:proofErr w:type="gramEnd"/>
       <w:r>
         <w:t>.</w:t>
       </w:r>
@@ -12794,20 +12831,18 @@
     </w:p>
     <w:p>
       <w:r>
-        <w:t>Poté vytvořím INSERT dotaz pro vložení nového uživatele včetně jeho hashovaného hesla a soli. Po provedení dotazu ověřím počet ovlivněných řádků. Pokud byl uživatel úspěšně vytvořen (tj. </w:t>
-      </w:r>
-      <w:proofErr w:type="spellStart"/>
-      <w:proofErr w:type="gramStart"/>
+        <w:t>Poté vytvořím INSERT dotaz pro vložení nového uživatele včetně jeho hashovaného hesla a soli. Po provedení dotazu ověřím počet ovlivněných řádků. Pokud byl uživatel úspěšně vytvořen (tj.</w:t>
+      </w:r>
+      <w:r>
+        <w:t xml:space="preserve"> </w:t>
+      </w:r>
+      <w:proofErr w:type="spellStart"/>
       <w:r>
         <w:t>rowsAffected</w:t>
       </w:r>
       <w:proofErr w:type="spellEnd"/>
       <w:r>
-        <w:t xml:space="preserve"> &gt;</w:t>
-      </w:r>
-      <w:proofErr w:type="gramEnd"/>
-      <w:r>
-        <w:t xml:space="preserve"> 0), zobrazím potvrzovací zprávu, přesměruji </w:t>
+        <w:t xml:space="preserve"> &gt; 0), zobrazím potvrzovací zprávu, přesměruji </w:t>
       </w:r>
       <w:r>
         <w:lastRenderedPageBreak/>
@@ -12856,8 +12891,16 @@
     </w:p>
     <w:p>
       <w:r>
-        <w:t>Pro úspěšné odeslání formuláře je nutné splnit požadavky na silné heslo: minimálně 12 znaků, alespoň 1 velké písmeno, 1 speciální znak a 1 číslice. Dále je nutné správně vyplnit textovou CAPTCHA, která ověřuje, že registrující se subjekt je skutečný člověk. Validace hesla probíhá dynamicky při každé změně v textovém poli – při splnění konkrétní podmínky se příslušný indikátor (Label) zabarví zeleně, jinak zůstává červený. Pro dokončení registrace musí být všechny čtyři indikátory hesla zelené a CAPTCHA musí být vyplněna správně.</w:t>
-      </w:r>
+        <w:t>Pro úspěšné odeslání formuláře je nutné splnit požadavky na silné heslo: minimálně 12 znaků, alespoň 1 velké písmeno, 1 speciální znak a 1 číslice. Dále je nutné správně vyplnit textovou</w:t>
+      </w:r>
+      <w:r>
+        <w:t xml:space="preserve"> </w:t>
+      </w:r>
+      <w:r>
+        <w:t>CAPTCHA, která ověřuje, že registrující se subjekt je skutečný člověk. Validace hesla probíhá dynamicky při každé změně v textovém poli – při splnění konkrétní podmínky se příslušný indikátor (Label) zabarví zeleně, jinak zůstává červený. Pro dokončení registrace musí být všechny čtyři indikátory hesla zelené a CAPTCHA musí být vyplněna správně.</w:t>
+      </w:r>
+    </w:p>
+    <w:p>
       <w:r>
         <w:rPr>
           <w:noProof/>
@@ -12928,7 +12971,13 @@
         <w:pStyle w:val="Pokraovn"/>
       </w:pPr>
       <w:r>
-        <w:t xml:space="preserve">Formulář s CAPTCHA ověřením je nutné vyplnit při registraci nového uživatele. V tomto </w:t>
+        <w:t>Formulář s</w:t>
+      </w:r>
+      <w:r>
+        <w:t xml:space="preserve"> </w:t>
+      </w:r>
+      <w:r>
+        <w:t xml:space="preserve">CAPTCHA ověřením je nutné vyplnit při registraci nového uživatele. V tomto </w:t>
       </w:r>
       <w:r>
         <w:t>kóde</w:t>
@@ -12965,7 +13014,13 @@
         <w:t>er</w:t>
       </w:r>
       <w:r>
-        <w:t xml:space="preserve">ů z tohoto </w:t>
+        <w:t>ů z</w:t>
+      </w:r>
+      <w:r>
+        <w:t xml:space="preserve"> </w:t>
+      </w:r>
+      <w:r>
+        <w:t xml:space="preserve">tohoto </w:t>
       </w:r>
       <w:proofErr w:type="spellStart"/>
       <w:r>
@@ -13093,7 +13148,10 @@
         <w:t xml:space="preserve"> aby nebyl na první pohled čitelný.</w:t>
       </w:r>
       <w:r>
-        <w:t xml:space="preserve"> Začal jsem určením polohy znaku a jeho náklonem. Pak jsem vygeneroval náhodnou barvu. Nakonec jsem vykreslil znak do bitmapy a obnovil transformační matici, aby se další znak kreslil znovu od výchozí pozice. Tento proces jsem zopakoval pro všech 6 znaků CAPTCHA kódu. Nakonec jsem výsledný obrázek přiřadil do </w:t>
+        <w:t xml:space="preserve"> Začal jsem určením polohy znaku a jeho náklonem. Pak jsem vygeneroval náhodnou barvu. Nakonec jsem vykreslil znak do bitmapy a obnovil transformační matici, aby se další znak kreslil znovu od výchozí pozice. Tento proces jsem zopakoval pro všech 6 znaků CAPTCHA kódu. Nakonec jsem výsledný obrázek přiřadil do</w:t>
+      </w:r>
+      <w:r>
+        <w:t xml:space="preserve"> </w:t>
       </w:r>
       <w:proofErr w:type="spellStart"/>
       <w:r>
@@ -13164,50 +13222,198 @@
     </w:p>
     <w:p>
       <w:pPr>
+        <w:pStyle w:val="Normlnweb"/>
+        <w:spacing w:line="360" w:lineRule="auto"/>
+        <w:jc w:val="both"/>
+        <w:rPr>
+          <w:color w:val="000000"/>
+          <w:szCs w:val="20"/>
+          <w:lang w:val="cs-CZ" w:eastAsia="cs-CZ"/>
+        </w:rPr>
+      </w:pPr>
+      <w:bookmarkStart w:id="70" w:name="_Toc220153200"/>
+      <w:r>
+        <w:rPr>
+          <w:color w:val="000000"/>
+          <w:szCs w:val="20"/>
+          <w:lang w:val="cs-CZ" w:eastAsia="cs-CZ"/>
+        </w:rPr>
+        <w:t xml:space="preserve">Přihlášení uživatele do aplikace je realizováno na formuláři </w:t>
+      </w:r>
+      <w:proofErr w:type="spellStart"/>
+      <w:r>
+        <w:rPr>
+          <w:color w:val="000000"/>
+          <w:szCs w:val="20"/>
+          <w:lang w:val="cs-CZ" w:eastAsia="cs-CZ"/>
+        </w:rPr>
+        <w:t>Main</w:t>
+      </w:r>
+      <w:r>
+        <w:rPr>
+          <w:b/>
+          <w:bCs/>
+          <w:color w:val="000000"/>
+          <w:szCs w:val="20"/>
+          <w:lang w:val="cs-CZ" w:eastAsia="cs-CZ"/>
+        </w:rPr>
+        <w:t>.</w:t>
+      </w:r>
+      <w:r>
+        <w:rPr>
+          <w:color w:val="000000"/>
+          <w:szCs w:val="20"/>
+          <w:lang w:val="cs-CZ" w:eastAsia="cs-CZ"/>
+        </w:rPr>
+        <w:t>cs</w:t>
+      </w:r>
+      <w:proofErr w:type="spellEnd"/>
+      <w:r>
+        <w:rPr>
+          <w:color w:val="000000"/>
+          <w:szCs w:val="20"/>
+          <w:lang w:val="cs-CZ" w:eastAsia="cs-CZ"/>
+        </w:rPr>
+        <w:t xml:space="preserve">, kde se zároveň nachází i registrace nového uživatele. Tato funkce je navázána na tlačítko button1. Na začátku se z textových polí textbox1 a textbox2 uloží zadané údaje do proměnných user a </w:t>
+      </w:r>
+      <w:proofErr w:type="spellStart"/>
+      <w:r>
+        <w:rPr>
+          <w:color w:val="000000"/>
+          <w:szCs w:val="20"/>
+          <w:lang w:val="cs-CZ" w:eastAsia="cs-CZ"/>
+        </w:rPr>
+        <w:t>pass</w:t>
+      </w:r>
+      <w:proofErr w:type="spellEnd"/>
+      <w:r>
+        <w:rPr>
+          <w:color w:val="000000"/>
+          <w:szCs w:val="20"/>
+          <w:lang w:val="cs-CZ" w:eastAsia="cs-CZ"/>
+        </w:rPr>
+        <w:t xml:space="preserve">, které se následně porovnávají s daty uloženými v databázi. Z databáze se pomocí SQL dotazu SELECT vyhledá uživatel se zadaným uživatelským jménem. Pokud </w:t>
+      </w:r>
+      <w:proofErr w:type="spellStart"/>
+      <w:r>
+        <w:rPr>
+          <w:color w:val="000000"/>
+          <w:lang w:val="cs-CZ" w:eastAsia="cs-CZ"/>
+        </w:rPr>
+        <w:t>reader</w:t>
+      </w:r>
+      <w:proofErr w:type="spellEnd"/>
+      <w:r>
+        <w:rPr>
+          <w:color w:val="000000"/>
+          <w:szCs w:val="20"/>
+          <w:lang w:val="cs-CZ" w:eastAsia="cs-CZ"/>
+        </w:rPr>
+        <w:t xml:space="preserve"> nevrátí žádný záznam, znamená to, že účet s daným uživatelským jménem v databázi neexistuje, a zobrazí se chybová zpráva. Pokud je účet nalezen, pokračuje se dalším krokem – ověřením hesla. Heslo je v databázi uloženo v hashované podobě, proto se pro jeho ověření používá metoda </w:t>
+      </w:r>
+      <w:proofErr w:type="spellStart"/>
+      <w:r>
+        <w:rPr>
+          <w:color w:val="000000"/>
+          <w:szCs w:val="20"/>
+          <w:lang w:val="cs-CZ" w:eastAsia="cs-CZ"/>
+        </w:rPr>
+        <w:t>EnhancedVerify</w:t>
+      </w:r>
+      <w:proofErr w:type="spellEnd"/>
+      <w:r>
+        <w:rPr>
+          <w:color w:val="000000"/>
+          <w:szCs w:val="20"/>
+          <w:lang w:val="cs-CZ" w:eastAsia="cs-CZ"/>
+        </w:rPr>
+        <w:t xml:space="preserve"> z třídy </w:t>
+      </w:r>
+      <w:proofErr w:type="spellStart"/>
+      <w:r>
+        <w:rPr>
+          <w:color w:val="000000"/>
+          <w:szCs w:val="20"/>
+          <w:lang w:val="cs-CZ" w:eastAsia="cs-CZ"/>
+        </w:rPr>
+        <w:t>BCrypt</w:t>
+      </w:r>
+      <w:proofErr w:type="spellEnd"/>
+      <w:r>
+        <w:rPr>
+          <w:color w:val="000000"/>
+          <w:szCs w:val="20"/>
+          <w:lang w:val="cs-CZ" w:eastAsia="cs-CZ"/>
+        </w:rPr>
+        <w:t xml:space="preserve">. V případě, že se zadané heslo s uloženým </w:t>
+      </w:r>
+      <w:proofErr w:type="spellStart"/>
+      <w:r>
+        <w:rPr>
+          <w:color w:val="000000"/>
+          <w:szCs w:val="20"/>
+          <w:lang w:val="cs-CZ" w:eastAsia="cs-CZ"/>
+        </w:rPr>
+        <w:t>hashem</w:t>
+      </w:r>
+      <w:proofErr w:type="spellEnd"/>
+      <w:r>
+        <w:rPr>
+          <w:color w:val="000000"/>
+          <w:szCs w:val="20"/>
+          <w:lang w:val="cs-CZ" w:eastAsia="cs-CZ"/>
+        </w:rPr>
+        <w:t xml:space="preserve"> neshoduje, zobrazí se chybová zpráva. Pokud se heslo s </w:t>
+      </w:r>
+      <w:proofErr w:type="spellStart"/>
+      <w:r>
+        <w:rPr>
+          <w:color w:val="000000"/>
+          <w:szCs w:val="20"/>
+          <w:lang w:val="cs-CZ" w:eastAsia="cs-CZ"/>
+        </w:rPr>
+        <w:t>hashem</w:t>
+      </w:r>
+      <w:proofErr w:type="spellEnd"/>
+      <w:r>
+        <w:rPr>
+          <w:color w:val="000000"/>
+          <w:szCs w:val="20"/>
+          <w:lang w:val="cs-CZ" w:eastAsia="cs-CZ"/>
+        </w:rPr>
+        <w:t xml:space="preserve"> shoduje, uživatel je úspěšně přihlášen a je přesměrován na hlavní formulář, kde se načtou jeho uložená hesla.</w:t>
+      </w:r>
+    </w:p>
+    <w:p>
+      <w:pPr>
+        <w:pStyle w:val="Nadpis3"/>
+      </w:pPr>
+      <w:r>
+        <w:t xml:space="preserve">Zobrazení </w:t>
+      </w:r>
+      <w:r>
+        <w:t>hesel</w:t>
+      </w:r>
+      <w:bookmarkEnd w:id="70"/>
+    </w:p>
+    <w:p>
+      <w:pPr>
         <w:pStyle w:val="Pokraovn"/>
       </w:pPr>
       <w:r>
-        <w:t xml:space="preserve">Přihlášení uživatele do aplikace se nachází na formuláři </w:t>
-      </w:r>
-      <w:proofErr w:type="spellStart"/>
-      <w:r>
-        <w:t>main.cs</w:t>
-      </w:r>
-      <w:proofErr w:type="spellEnd"/>
-      <w:r>
-        <w:t xml:space="preserve">, kde je i registrace pro uživatele. Tato funkce je nastavena na tlačítku button1. Na začátku si z textových polí textbox1 a textbox2 si uložím </w:t>
-      </w:r>
-      <w:r>
-        <w:t xml:space="preserve">data do proměnných user a </w:t>
-      </w:r>
-      <w:proofErr w:type="spellStart"/>
-      <w:r>
-        <w:t>pass</w:t>
-      </w:r>
-      <w:proofErr w:type="spellEnd"/>
-      <w:r>
-        <w:t xml:space="preserve">, které pak následně budu porovnávat s daty z databáze. Data z databáze s pomocí dotazu SELECT s podmínkou stejného uživatelského jména, když </w:t>
-      </w:r>
-      <w:proofErr w:type="spellStart"/>
-      <w:r>
-        <w:t>reader</w:t>
-      </w:r>
-      <w:proofErr w:type="spellEnd"/>
-      <w:r>
-        <w:t xml:space="preserve"> nic nezachytí znamená to, že se v databází nenachází účet s tímto uživatelským jménem a vy</w:t>
-      </w:r>
-      <w:r>
-        <w:t>volá</w:t>
-      </w:r>
-      <w:r>
-        <w:t xml:space="preserve"> se chybová správa.</w:t>
-      </w:r>
-      <w:r>
-        <w:t xml:space="preserve"> Jestli se takový účet najde v databáze pokračuje se na další krok s ověřením hesla. Heslo se do databázi ukládá za hashované tak se na jeho porovnání použije metoda z třídy </w:t>
-      </w:r>
-      <w:proofErr w:type="spellStart"/>
-      <w:r>
-        <w:t>BCrypt</w:t>
+        <w:t xml:space="preserve">Zobrazení hesle se nachází na formuláři </w:t>
+      </w:r>
+      <w:proofErr w:type="spellStart"/>
+      <w:r>
+        <w:t>Credentials.cs</w:t>
+      </w:r>
+      <w:proofErr w:type="spellEnd"/>
+      <w:r>
+        <w:t xml:space="preserve">, </w:t>
+      </w:r>
+      <w:proofErr w:type="spellStart"/>
+      <w:r>
+        <w:t>kerý</w:t>
       </w:r>
       <w:proofErr w:type="spellEnd"/>
       <w:r>
@@ -13215,79 +13421,833 @@
       </w:r>
       <w:proofErr w:type="spellStart"/>
       <w:r>
-        <w:t>EnhacedVerify</w:t>
-      </w:r>
-      <w:proofErr w:type="spellEnd"/>
-      <w:r>
-        <w:t>. V případě že se heslo s </w:t>
-      </w:r>
-      <w:proofErr w:type="spellStart"/>
-      <w:r>
-        <w:t>hashem</w:t>
-      </w:r>
-      <w:proofErr w:type="spellEnd"/>
-      <w:r>
-        <w:t xml:space="preserve"> neshoduje vyvolá se chybová správa, naopak, když se heslo s </w:t>
-      </w:r>
-      <w:proofErr w:type="spellStart"/>
-      <w:r>
-        <w:t>hashem</w:t>
-      </w:r>
-      <w:proofErr w:type="spellEnd"/>
-      <w:r>
-        <w:t xml:space="preserve"> bude shodovat tak se přiradí heslo</w:t>
-      </w:r>
-      <w:r>
-        <w:t xml:space="preserve"> tak se uživatel vpusti na hlavní formulář s jeho uloženýma </w:t>
-      </w:r>
-      <w:proofErr w:type="spellStart"/>
-      <w:r>
-        <w:t>heslama</w:t>
-      </w:r>
-      <w:proofErr w:type="spellEnd"/>
+        <w:t>působý</w:t>
+      </w:r>
+      <w:proofErr w:type="spellEnd"/>
+      <w:r>
+        <w:t xml:space="preserve"> jako takové hlavní okno. Pro zobrazení uložených dat přihlášeného uživatele jsem zvolil komponentu </w:t>
+      </w:r>
+      <w:proofErr w:type="spellStart"/>
+      <w:r>
+        <w:t>datagridview</w:t>
+      </w:r>
+      <w:proofErr w:type="spellEnd"/>
+      <w:r>
+        <w:t xml:space="preserve">, která mi přišla </w:t>
+      </w:r>
+      <w:r>
+        <w:t>ideální pro toto využití.</w:t>
+      </w:r>
+    </w:p>
+    <w:p>
+      <w:r>
+        <w:rPr>
+          <w:noProof/>
+        </w:rPr>
+        <w:lastRenderedPageBreak/>
+        <w:drawing>
+          <wp:inline distT="0" distB="0" distL="0" distR="0" wp14:anchorId="3EB0375C" wp14:editId="50FD3A57">
+            <wp:extent cx="5219700" cy="3104515"/>
+            <wp:effectExtent l="0" t="0" r="0" b="635"/>
+            <wp:docPr id="606325904" name="Obrázek 1"/>
+            <wp:cNvGraphicFramePr>
+              <a:graphicFrameLocks xmlns:a="http://schemas.openxmlformats.org/drawingml/2006/main" noChangeAspect="1"/>
+            </wp:cNvGraphicFramePr>
+            <a:graphic xmlns:a="http://schemas.openxmlformats.org/drawingml/2006/main">
+              <a:graphicData uri="http://schemas.openxmlformats.org/drawingml/2006/picture">
+                <pic:pic xmlns:pic="http://schemas.openxmlformats.org/drawingml/2006/picture">
+                  <pic:nvPicPr>
+                    <pic:cNvPr id="606325904" name=""/>
+                    <pic:cNvPicPr/>
+                  </pic:nvPicPr>
+                  <pic:blipFill>
+                    <a:blip r:embed="rId24"/>
+                    <a:stretch>
+                      <a:fillRect/>
+                    </a:stretch>
+                  </pic:blipFill>
+                  <pic:spPr>
+                    <a:xfrm>
+                      <a:off x="0" y="0"/>
+                      <a:ext cx="5219700" cy="3104515"/>
+                    </a:xfrm>
+                    <a:prstGeom prst="rect">
+                      <a:avLst/>
+                    </a:prstGeom>
+                  </pic:spPr>
+                </pic:pic>
+              </a:graphicData>
+            </a:graphic>
+          </wp:inline>
+        </w:drawing>
+      </w:r>
+    </w:p>
+    <w:p>
+      <w:r>
+        <w:t>V</w:t>
+      </w:r>
+      <w:r>
+        <w:t xml:space="preserve"> </w:t>
+      </w:r>
+      <w:proofErr w:type="spellStart"/>
+      <w:r>
+        <w:t>datagridview</w:t>
+      </w:r>
+      <w:proofErr w:type="spellEnd"/>
+      <w:r>
+        <w:t xml:space="preserve"> jsou zobrazeny údaje k přihlášení do různých webovek nebo aplikacích, jako uživatelské jméno, heslo, které je zakryté tečkami, a dá se odhalit až po kliknutí na ně. Pak dále je tam </w:t>
+      </w:r>
+      <w:proofErr w:type="spellStart"/>
+      <w:r>
+        <w:t>url</w:t>
+      </w:r>
+      <w:proofErr w:type="spellEnd"/>
+      <w:r>
+        <w:t xml:space="preserve"> webové stránky nebo název aplikace a jméno skupiny, do které </w:t>
+      </w:r>
+      <w:r>
+        <w:t>si uživatel přidal tyto údaje.</w:t>
+      </w:r>
+    </w:p>
+    <w:p>
+      <w:r>
+        <w:t xml:space="preserve">Dále se na formuláři </w:t>
+      </w:r>
+      <w:proofErr w:type="spellStart"/>
+      <w:r>
+        <w:t>Credentials.cs</w:t>
+      </w:r>
+      <w:proofErr w:type="spellEnd"/>
+      <w:r>
+        <w:t xml:space="preserve"> nachází tlačítko pro přidávání nových přihlašovacích údajů do </w:t>
+      </w:r>
+      <w:proofErr w:type="spellStart"/>
+      <w:r>
+        <w:t>datagridview</w:t>
+      </w:r>
+      <w:proofErr w:type="spellEnd"/>
+      <w:r>
+        <w:t xml:space="preserve"> a do databáze.</w:t>
+      </w:r>
+      <w:r>
+        <w:t xml:space="preserve"> Toto tlačítko otevře nový formulář </w:t>
+      </w:r>
+      <w:proofErr w:type="spellStart"/>
+      <w:r>
+        <w:t>Credentials_add.cs</w:t>
+      </w:r>
+      <w:proofErr w:type="spellEnd"/>
+      <w:r>
+        <w:t>, který slouží pro tvorbu nových přihlašovacích údajů.</w:t>
+      </w:r>
+    </w:p>
+    <w:p>
+      <w:r>
+        <w:rPr>
+          <w:noProof/>
+        </w:rPr>
+        <w:drawing>
+          <wp:inline distT="0" distB="0" distL="0" distR="0" wp14:anchorId="2F11496E" wp14:editId="7C958B67">
+            <wp:extent cx="4143953" cy="1514686"/>
+            <wp:effectExtent l="0" t="0" r="9525" b="9525"/>
+            <wp:docPr id="233959466" name="Obrázek 1" descr="Obsah obrázku text, snímek obrazovky, Písmo, software&#10;&#10;Obsah generovaný pomocí AI může být nesprávný."/>
+            <wp:cNvGraphicFramePr>
+              <a:graphicFrameLocks xmlns:a="http://schemas.openxmlformats.org/drawingml/2006/main" noChangeAspect="1"/>
+            </wp:cNvGraphicFramePr>
+            <a:graphic xmlns:a="http://schemas.openxmlformats.org/drawingml/2006/main">
+              <a:graphicData uri="http://schemas.openxmlformats.org/drawingml/2006/picture">
+                <pic:pic xmlns:pic="http://schemas.openxmlformats.org/drawingml/2006/picture">
+                  <pic:nvPicPr>
+                    <pic:cNvPr id="233959466" name="Obrázek 1" descr="Obsah obrázku text, snímek obrazovky, Písmo, software&#10;&#10;Obsah generovaný pomocí AI může být nesprávný."/>
+                    <pic:cNvPicPr/>
+                  </pic:nvPicPr>
+                  <pic:blipFill>
+                    <a:blip r:embed="rId25"/>
+                    <a:stretch>
+                      <a:fillRect/>
+                    </a:stretch>
+                  </pic:blipFill>
+                  <pic:spPr>
+                    <a:xfrm>
+                      <a:off x="0" y="0"/>
+                      <a:ext cx="4143953" cy="1514686"/>
+                    </a:xfrm>
+                    <a:prstGeom prst="rect">
+                      <a:avLst/>
+                    </a:prstGeom>
+                  </pic:spPr>
+                </pic:pic>
+              </a:graphicData>
+            </a:graphic>
+          </wp:inline>
+        </w:drawing>
+      </w:r>
+    </w:p>
+    <w:p>
+      <w:r>
+        <w:t xml:space="preserve">Na formuláři se nacházejí tři </w:t>
+      </w:r>
+      <w:proofErr w:type="spellStart"/>
+      <w:r>
+        <w:t>textboxi</w:t>
+      </w:r>
+      <w:proofErr w:type="spellEnd"/>
+      <w:r>
+        <w:t xml:space="preserve"> pro vložení uživatelského jména, hesla a názvu aplikace nebo </w:t>
+      </w:r>
+      <w:proofErr w:type="spellStart"/>
+      <w:r>
+        <w:t>url</w:t>
+      </w:r>
+      <w:proofErr w:type="spellEnd"/>
+      <w:r>
+        <w:t xml:space="preserve"> web stránky. Dále se na formuláři nachází tlačítko pro uložení. Po zmáčknutí tlačítka pro uložení se nejdřív zkontrolují textová pole, jestli </w:t>
+      </w:r>
+      <w:r>
+        <w:t>obsahuji</w:t>
+      </w:r>
+      <w:r>
+        <w:t xml:space="preserve"> nějakou </w:t>
+      </w:r>
+      <w:r>
+        <w:t>hodnotu</w:t>
+      </w:r>
       <w:r>
         <w:t>.</w:t>
       </w:r>
+      <w:r>
+        <w:t xml:space="preserve"> </w:t>
+      </w:r>
+    </w:p>
+    <w:p>
+      <w:r>
+        <w:rPr>
+          <w:noProof/>
+        </w:rPr>
+        <w:lastRenderedPageBreak/>
+        <w:drawing>
+          <wp:inline distT="0" distB="0" distL="0" distR="0" wp14:anchorId="51DF98D1" wp14:editId="02A9B03D">
+            <wp:extent cx="5219700" cy="2992120"/>
+            <wp:effectExtent l="0" t="0" r="0" b="0"/>
+            <wp:docPr id="697208188" name="Obrázek 1" descr="Obsah obrázku text, snímek obrazovky&#10;&#10;Obsah generovaný pomocí AI může být nesprávný."/>
+            <wp:cNvGraphicFramePr>
+              <a:graphicFrameLocks xmlns:a="http://schemas.openxmlformats.org/drawingml/2006/main" noChangeAspect="1"/>
+            </wp:cNvGraphicFramePr>
+            <a:graphic xmlns:a="http://schemas.openxmlformats.org/drawingml/2006/main">
+              <a:graphicData uri="http://schemas.openxmlformats.org/drawingml/2006/picture">
+                <pic:pic xmlns:pic="http://schemas.openxmlformats.org/drawingml/2006/picture">
+                  <pic:nvPicPr>
+                    <pic:cNvPr id="697208188" name="Obrázek 1" descr="Obsah obrázku text, snímek obrazovky&#10;&#10;Obsah generovaný pomocí AI může být nesprávný."/>
+                    <pic:cNvPicPr/>
+                  </pic:nvPicPr>
+                  <pic:blipFill>
+                    <a:blip r:embed="rId26"/>
+                    <a:stretch>
+                      <a:fillRect/>
+                    </a:stretch>
+                  </pic:blipFill>
+                  <pic:spPr>
+                    <a:xfrm>
+                      <a:off x="0" y="0"/>
+                      <a:ext cx="5219700" cy="2992120"/>
+                    </a:xfrm>
+                    <a:prstGeom prst="rect">
+                      <a:avLst/>
+                    </a:prstGeom>
+                  </pic:spPr>
+                </pic:pic>
+              </a:graphicData>
+            </a:graphic>
+          </wp:inline>
+        </w:drawing>
+      </w:r>
+    </w:p>
+    <w:p>
+      <w:pPr>
+        <w:rPr>
+          <w:noProof/>
+        </w:rPr>
+      </w:pPr>
+      <w:r>
+        <w:t>Potom se v</w:t>
+      </w:r>
+      <w:r>
+        <w:rPr>
+          <w:noProof/>
+        </w:rPr>
+        <w:t xml:space="preserve"> kódu jsou deklarovány dvě proměnné: masterPassword (řetězec) a userSalt (pole bajtů), které jsou nastaveny na výchozí hodnotu null. Následuje blok try, ve kterém se nejprve získají přihlašovací údaje. Do proměnné masterPassword se načte hlavní heslo pomocí metody SecurePasswordManager.GetMasterPasswordAsString() a do proměnné userSalt se načte sůl uživatele z vlastnosti SecurePasswordManager.UserSalt.</w:t>
+      </w:r>
+      <w:r>
+        <w:rPr>
+          <w:noProof/>
+        </w:rPr>
+        <w:drawing>
+          <wp:inline distT="0" distB="0" distL="0" distR="0" wp14:anchorId="6D383939" wp14:editId="69FE75E9">
+            <wp:extent cx="5077534" cy="1143160"/>
+            <wp:effectExtent l="0" t="0" r="0" b="0"/>
+            <wp:docPr id="1132003600" name="Obrázek 1" descr="Obsah obrázku text, snímek obrazovky, Písmo, řada/pruh&#10;&#10;Obsah generovaný pomocí AI může být nesprávný."/>
+            <wp:cNvGraphicFramePr>
+              <a:graphicFrameLocks xmlns:a="http://schemas.openxmlformats.org/drawingml/2006/main" noChangeAspect="1"/>
+            </wp:cNvGraphicFramePr>
+            <a:graphic xmlns:a="http://schemas.openxmlformats.org/drawingml/2006/main">
+              <a:graphicData uri="http://schemas.openxmlformats.org/drawingml/2006/picture">
+                <pic:pic xmlns:pic="http://schemas.openxmlformats.org/drawingml/2006/picture">
+                  <pic:nvPicPr>
+                    <pic:cNvPr id="1132003600" name="Obrázek 1" descr="Obsah obrázku text, snímek obrazovky, Písmo, řada/pruh&#10;&#10;Obsah generovaný pomocí AI může být nesprávný."/>
+                    <pic:cNvPicPr/>
+                  </pic:nvPicPr>
+                  <pic:blipFill>
+                    <a:blip r:embed="rId27"/>
+                    <a:stretch>
+                      <a:fillRect/>
+                    </a:stretch>
+                  </pic:blipFill>
+                  <pic:spPr>
+                    <a:xfrm>
+                      <a:off x="0" y="0"/>
+                      <a:ext cx="5077534" cy="1143160"/>
+                    </a:xfrm>
+                    <a:prstGeom prst="rect">
+                      <a:avLst/>
+                    </a:prstGeom>
+                  </pic:spPr>
+                </pic:pic>
+              </a:graphicData>
+            </a:graphic>
+          </wp:inline>
+        </w:drawing>
+      </w:r>
+    </w:p>
+    <w:p>
+      <w:pPr>
+        <w:rPr>
+          <w:noProof/>
+        </w:rPr>
+      </w:pPr>
+      <w:r>
+        <w:rPr>
+          <w:noProof/>
+        </w:rPr>
+        <w:t>Poté se provede kontrola, zda je hlavní heslo prázdné nebo null, nebo zda je sůl uživatele null. Pokud je některá z těchto podmínek splněna, zobrazí se chybové okno.</w:t>
+      </w:r>
+    </w:p>
+    <w:p>
+      <w:pPr>
+        <w:rPr>
+          <w:noProof/>
+        </w:rPr>
+      </w:pPr>
+      <w:r>
+        <w:rPr>
+          <w:noProof/>
+        </w:rPr>
+        <w:drawing>
+          <wp:inline distT="0" distB="0" distL="0" distR="0" wp14:anchorId="34B85864" wp14:editId="4BE43DAC">
+            <wp:extent cx="5219700" cy="666115"/>
+            <wp:effectExtent l="0" t="0" r="0" b="635"/>
+            <wp:docPr id="1947299" name="Obrázek 1" descr="Obsah obrázku snímek obrazovky, text, řada/pruh&#10;&#10;Obsah generovaný pomocí AI může být nesprávný."/>
+            <wp:cNvGraphicFramePr>
+              <a:graphicFrameLocks xmlns:a="http://schemas.openxmlformats.org/drawingml/2006/main" noChangeAspect="1"/>
+            </wp:cNvGraphicFramePr>
+            <a:graphic xmlns:a="http://schemas.openxmlformats.org/drawingml/2006/main">
+              <a:graphicData uri="http://schemas.openxmlformats.org/drawingml/2006/picture">
+                <pic:pic xmlns:pic="http://schemas.openxmlformats.org/drawingml/2006/picture">
+                  <pic:nvPicPr>
+                    <pic:cNvPr id="1947299" name="Obrázek 1" descr="Obsah obrázku snímek obrazovky, text, řada/pruh&#10;&#10;Obsah generovaný pomocí AI může být nesprávný."/>
+                    <pic:cNvPicPr/>
+                  </pic:nvPicPr>
+                  <pic:blipFill>
+                    <a:blip r:embed="rId28"/>
+                    <a:stretch>
+                      <a:fillRect/>
+                    </a:stretch>
+                  </pic:blipFill>
+                  <pic:spPr>
+                    <a:xfrm>
+                      <a:off x="0" y="0"/>
+                      <a:ext cx="5219700" cy="666115"/>
+                    </a:xfrm>
+                    <a:prstGeom prst="rect">
+                      <a:avLst/>
+                    </a:prstGeom>
+                  </pic:spPr>
+                </pic:pic>
+              </a:graphicData>
+            </a:graphic>
+          </wp:inline>
+        </w:drawing>
+      </w:r>
+    </w:p>
+    <w:p>
+      <w:pPr>
+        <w:rPr>
+          <w:noProof/>
+        </w:rPr>
+      </w:pPr>
+      <w:r>
+        <w:rPr>
+          <w:noProof/>
+        </w:rPr>
+        <w:t xml:space="preserve">Pokud jsou přihlašovací údaje v pořádku, pokračuje se vytvořením šifrovacího klíče. Pomocí metody SecureEncryptor.DeriveKeyFromPassword se z hlavního hesla a soli uživatele odvodí šifrovací klíč, který se uloží do proměnné key. Následně se metodou SecureEncryptor.GenerateRandomIV() vygeneruje náhodný inicializační vektor a </w:t>
+      </w:r>
+      <w:r>
+        <w:rPr>
+          <w:noProof/>
+        </w:rPr>
+        <w:lastRenderedPageBreak/>
+        <w:t>uloží se do proměnné iv. Nakonec se provede samotné šifrování – metodě SecureEncryptor.Encrypt se předá heslo určené k zašifrování, vytvořený klíč a inicializační vektor, a výsledná zašifrovaná data se uloží do proměnné encryptedBytes.</w:t>
+      </w:r>
+    </w:p>
+    <w:p>
+      <w:r>
+        <w:rPr>
+          <w:noProof/>
+        </w:rPr>
+        <w:drawing>
+          <wp:inline distT="0" distB="0" distL="0" distR="0" wp14:anchorId="7F4F0DB1" wp14:editId="14006B3F">
+            <wp:extent cx="5219700" cy="481965"/>
+            <wp:effectExtent l="0" t="0" r="0" b="0"/>
+            <wp:docPr id="1537838877" name="Obrázek 1"/>
+            <wp:cNvGraphicFramePr>
+              <a:graphicFrameLocks xmlns:a="http://schemas.openxmlformats.org/drawingml/2006/main" noChangeAspect="1"/>
+            </wp:cNvGraphicFramePr>
+            <a:graphic xmlns:a="http://schemas.openxmlformats.org/drawingml/2006/main">
+              <a:graphicData uri="http://schemas.openxmlformats.org/drawingml/2006/picture">
+                <pic:pic xmlns:pic="http://schemas.openxmlformats.org/drawingml/2006/picture">
+                  <pic:nvPicPr>
+                    <pic:cNvPr id="1537838877" name=""/>
+                    <pic:cNvPicPr/>
+                  </pic:nvPicPr>
+                  <pic:blipFill>
+                    <a:blip r:embed="rId29"/>
+                    <a:stretch>
+                      <a:fillRect/>
+                    </a:stretch>
+                  </pic:blipFill>
+                  <pic:spPr>
+                    <a:xfrm>
+                      <a:off x="0" y="0"/>
+                      <a:ext cx="5219700" cy="481965"/>
+                    </a:xfrm>
+                    <a:prstGeom prst="rect">
+                      <a:avLst/>
+                    </a:prstGeom>
+                  </pic:spPr>
+                </pic:pic>
+              </a:graphicData>
+            </a:graphic>
+          </wp:inline>
+        </w:drawing>
+      </w:r>
+    </w:p>
+    <w:p>
+      <w:r>
+        <w:t xml:space="preserve">Po úspěšném zašifrování hesla následuje uložení všech údajů do databáze. Nejprve se otevře databázové připojení pomocí metody </w:t>
+      </w:r>
+      <w:proofErr w:type="spellStart"/>
+      <w:r>
+        <w:t>conn.Open</w:t>
+      </w:r>
+      <w:proofErr w:type="spellEnd"/>
+      <w:r>
+        <w:t xml:space="preserve">(). Následně se připraví SQL příkaz pro vložení nového záznamu do tabulky </w:t>
+      </w:r>
+      <w:proofErr w:type="spellStart"/>
+      <w:r>
+        <w:t>credentials</w:t>
+      </w:r>
+      <w:proofErr w:type="spellEnd"/>
+      <w:r>
+        <w:t xml:space="preserve">. Do tabulky se vkládají hodnoty pro sloupce </w:t>
+      </w:r>
+      <w:proofErr w:type="spellStart"/>
+      <w:r>
+        <w:t>username</w:t>
+      </w:r>
+      <w:proofErr w:type="spellEnd"/>
+      <w:r>
+        <w:t xml:space="preserve"> (uživatelské jméno), </w:t>
+      </w:r>
+      <w:proofErr w:type="spellStart"/>
+      <w:r>
+        <w:t>password</w:t>
+      </w:r>
+      <w:proofErr w:type="spellEnd"/>
+      <w:r>
+        <w:t xml:space="preserve"> (zašifrované heslo), </w:t>
+      </w:r>
+      <w:proofErr w:type="spellStart"/>
+      <w:r>
+        <w:t>url</w:t>
+      </w:r>
+      <w:proofErr w:type="spellEnd"/>
+      <w:r>
+        <w:t xml:space="preserve"> (adresa webu), </w:t>
+      </w:r>
+      <w:proofErr w:type="spellStart"/>
+      <w:r>
+        <w:t>user_id</w:t>
+      </w:r>
+      <w:proofErr w:type="spellEnd"/>
+      <w:r>
+        <w:t xml:space="preserve"> (identifikátor uživatele) a </w:t>
+      </w:r>
+      <w:proofErr w:type="spellStart"/>
+      <w:r>
+        <w:t>iv</w:t>
+      </w:r>
+      <w:proofErr w:type="spellEnd"/>
+      <w:r>
+        <w:t xml:space="preserve"> (inicializační vektor). Pomocí konstrukce </w:t>
+      </w:r>
+      <w:proofErr w:type="spellStart"/>
+      <w:r>
+        <w:t>using</w:t>
+      </w:r>
+      <w:proofErr w:type="spellEnd"/>
+      <w:r>
+        <w:t xml:space="preserve"> se vytvoří příkaz </w:t>
+      </w:r>
+      <w:proofErr w:type="spellStart"/>
+      <w:r>
+        <w:t>MySqlCommand</w:t>
+      </w:r>
+      <w:proofErr w:type="spellEnd"/>
+      <w:r>
+        <w:t>, kterému se předá SQL dotaz a otevřené databázové připojení. Do tohoto příkazu se následně pomocí parametrů vloží konkrétní hodnoty.</w:t>
+      </w:r>
+      <w:r>
+        <w:rPr>
+          <w:rFonts w:ascii="Segoe UI" w:hAnsi="Segoe UI" w:cs="Segoe UI"/>
+          <w:color w:val="F9FAFB"/>
+          <w:szCs w:val="24"/>
+          <w:lang w:eastAsia="sk-SK"/>
+        </w:rPr>
+        <w:t xml:space="preserve"> </w:t>
+      </w:r>
+      <w:r>
+        <w:t xml:space="preserve">Po nastavení všech parametrů se provede samotný dotaz příkazem </w:t>
+      </w:r>
+      <w:proofErr w:type="spellStart"/>
+      <w:r>
+        <w:t>command.ExecuteNonQuery</w:t>
+      </w:r>
+      <w:proofErr w:type="spellEnd"/>
+      <w:r>
+        <w:t>(), který vloží nový řádek do databáze.</w:t>
+      </w:r>
+    </w:p>
+    <w:p>
+      <w:r>
+        <w:rPr>
+          <w:noProof/>
+        </w:rPr>
+        <w:drawing>
+          <wp:inline distT="0" distB="0" distL="0" distR="0" wp14:anchorId="2D1D3056" wp14:editId="2EFDCCE6">
+            <wp:extent cx="5219700" cy="2346960"/>
+            <wp:effectExtent l="0" t="0" r="0" b="0"/>
+            <wp:docPr id="1652203355" name="Obrázek 1" descr="Obsah obrázku text, snímek obrazovky, software, Písmo&#10;&#10;Obsah generovaný pomocí AI může být nesprávný."/>
+            <wp:cNvGraphicFramePr>
+              <a:graphicFrameLocks xmlns:a="http://schemas.openxmlformats.org/drawingml/2006/main" noChangeAspect="1"/>
+            </wp:cNvGraphicFramePr>
+            <a:graphic xmlns:a="http://schemas.openxmlformats.org/drawingml/2006/main">
+              <a:graphicData uri="http://schemas.openxmlformats.org/drawingml/2006/picture">
+                <pic:pic xmlns:pic="http://schemas.openxmlformats.org/drawingml/2006/picture">
+                  <pic:nvPicPr>
+                    <pic:cNvPr id="1652203355" name="Obrázek 1" descr="Obsah obrázku text, snímek obrazovky, software, Písmo&#10;&#10;Obsah generovaný pomocí AI může být nesprávný."/>
+                    <pic:cNvPicPr/>
+                  </pic:nvPicPr>
+                  <pic:blipFill>
+                    <a:blip r:embed="rId30"/>
+                    <a:stretch>
+                      <a:fillRect/>
+                    </a:stretch>
+                  </pic:blipFill>
+                  <pic:spPr>
+                    <a:xfrm>
+                      <a:off x="0" y="0"/>
+                      <a:ext cx="5219700" cy="2346960"/>
+                    </a:xfrm>
+                    <a:prstGeom prst="rect">
+                      <a:avLst/>
+                    </a:prstGeom>
+                  </pic:spPr>
+                </pic:pic>
+              </a:graphicData>
+            </a:graphic>
+          </wp:inline>
+        </w:drawing>
+      </w:r>
+    </w:p>
+    <w:p>
+      <w:r>
+        <w:t xml:space="preserve">Pokud vše proběhne v pořádku, zobrazí se informační okno a formulář se zavře. </w:t>
+      </w:r>
+      <w:r>
+        <w:t xml:space="preserve">Po zavření formuláře </w:t>
+      </w:r>
+      <w:proofErr w:type="spellStart"/>
+      <w:r>
+        <w:t>Credentials_add.cs</w:t>
+      </w:r>
+      <w:proofErr w:type="spellEnd"/>
+      <w:r>
+        <w:t xml:space="preserve"> se znovu načte </w:t>
+      </w:r>
+      <w:proofErr w:type="spellStart"/>
+      <w:r>
+        <w:t>datagridview</w:t>
+      </w:r>
+      <w:proofErr w:type="spellEnd"/>
+      <w:r>
+        <w:t>.</w:t>
+      </w:r>
+    </w:p>
+    <w:p>
+      <w:r>
+        <w:t xml:space="preserve">Na formuláři </w:t>
+      </w:r>
+      <w:proofErr w:type="spellStart"/>
+      <w:r>
+        <w:t>Credentials.cs</w:t>
+      </w:r>
+      <w:proofErr w:type="spellEnd"/>
+      <w:r>
+        <w:t xml:space="preserve"> se taky nachází tlačítko pro mazání už nepotřebných přihlašovacích údajů</w:t>
+      </w:r>
+      <w:r>
+        <w:t xml:space="preserve"> </w:t>
+      </w:r>
+      <w:r>
+        <w:t>z</w:t>
+      </w:r>
+      <w:r>
+        <w:t xml:space="preserve"> </w:t>
+      </w:r>
+      <w:proofErr w:type="spellStart"/>
+      <w:r>
+        <w:t>datagridview</w:t>
+      </w:r>
+      <w:proofErr w:type="spellEnd"/>
+      <w:r>
+        <w:t xml:space="preserve"> a z</w:t>
+      </w:r>
+      <w:r>
+        <w:t xml:space="preserve"> </w:t>
+      </w:r>
+      <w:r>
+        <w:t>databáze.</w:t>
+      </w:r>
+      <w:r>
+        <w:t xml:space="preserve"> Pro zmazání údajů je potřeba odstranit řádek nebo řádky, které chcete odstranit, když je neoznačíte vyskočí na vás oznámení, že nejdříve musíte označit řádky k smazání a pak ještě potvrdit, že je chcete opravdu smazat. </w:t>
+      </w:r>
+      <w:r>
+        <w:t xml:space="preserve">Pro každý vybraný řádek se nejprve pokusí získat hodnotu z prvního </w:t>
+      </w:r>
+      <w:r>
+        <w:lastRenderedPageBreak/>
+        <w:t>sloupce (index 0) a převést ji na celé číslo. Pokud se převod nezdaří, řádek se přeskočí a pokračuje se dalším vybraným řádkem.</w:t>
+      </w:r>
+    </w:p>
+    <w:p>
+      <w:r>
+        <w:t xml:space="preserve">Pokud se podaří hodnotu úspěšně převést na číslo id, program se pokusí otevřít databázové připojení </w:t>
+      </w:r>
+      <w:proofErr w:type="spellStart"/>
+      <w:r>
+        <w:t>conn.Open</w:t>
+      </w:r>
+      <w:proofErr w:type="spellEnd"/>
+      <w:r>
+        <w:t>().</w:t>
+      </w:r>
+      <w:r>
+        <w:t xml:space="preserve"> Pak </w:t>
+      </w:r>
+      <w:r>
+        <w:t>program přistoupí k samotnému mazání. Nejprve je definován SQL příkaz pro smazání záznamu:</w:t>
+      </w:r>
+      <w:r>
+        <w:t xml:space="preserve"> </w:t>
+      </w:r>
+      <w:r>
+        <w:t xml:space="preserve">"DELETE FROM </w:t>
+      </w:r>
+      <w:proofErr w:type="spellStart"/>
+      <w:r>
+        <w:t>credentials</w:t>
+      </w:r>
+      <w:proofErr w:type="spellEnd"/>
+      <w:r>
+        <w:t xml:space="preserve"> WHERE id = @id". Tento příkaz maže řádek v</w:t>
+      </w:r>
+      <w:r>
+        <w:t xml:space="preserve"> </w:t>
+      </w:r>
+      <w:r>
+        <w:t>tabulce</w:t>
+      </w:r>
+      <w:r>
+        <w:t xml:space="preserve"> </w:t>
+      </w:r>
+      <w:proofErr w:type="spellStart"/>
+      <w:r>
+        <w:t>credentials</w:t>
+      </w:r>
+      <w:proofErr w:type="spellEnd"/>
+      <w:r>
+        <w:t>, jehož sloupec</w:t>
+      </w:r>
+      <w:r>
+        <w:t xml:space="preserve"> </w:t>
+      </w:r>
+      <w:r>
+        <w:t>id</w:t>
+      </w:r>
+      <w:r>
+        <w:t xml:space="preserve"> </w:t>
+      </w:r>
+      <w:r>
+        <w:t xml:space="preserve">se shoduje </w:t>
+      </w:r>
+      <w:r>
+        <w:t>se</w:t>
+      </w:r>
+      <w:r>
+        <w:t xml:space="preserve"> zadanou hodnotou.</w:t>
+      </w:r>
+    </w:p>
+    <w:p>
+      <w:r>
+        <w:t>Pomocí konstrukce</w:t>
+      </w:r>
+      <w:r>
+        <w:t xml:space="preserve"> </w:t>
+      </w:r>
+      <w:proofErr w:type="spellStart"/>
+      <w:r>
+        <w:t>using</w:t>
+      </w:r>
+      <w:proofErr w:type="spellEnd"/>
+      <w:r>
+        <w:t xml:space="preserve"> j</w:t>
+      </w:r>
+      <w:r>
+        <w:t>e vytvořen databázový příkaz (</w:t>
+      </w:r>
+      <w:proofErr w:type="spellStart"/>
+      <w:r>
+        <w:t>MySqlCommand</w:t>
+      </w:r>
+      <w:proofErr w:type="spellEnd"/>
+      <w:r>
+        <w:t>), kterému se předá SQL dotaz a otevřené připojení</w:t>
+      </w:r>
+      <w:r>
+        <w:t xml:space="preserve"> </w:t>
+      </w:r>
+      <w:proofErr w:type="spellStart"/>
+      <w:r>
+        <w:t>conn</w:t>
+      </w:r>
+      <w:proofErr w:type="spellEnd"/>
+      <w:r>
+        <w:t>. Následně je do dotazu doplněn parametr</w:t>
+      </w:r>
+      <w:r>
+        <w:t xml:space="preserve"> </w:t>
+      </w:r>
+      <w:r>
+        <w:t>@id, a to konkrétně hodnotou</w:t>
+      </w:r>
+      <w:r>
+        <w:t xml:space="preserve"> </w:t>
+      </w:r>
+      <w:r>
+        <w:t>id, která byla získána z vybraného řádku tabulky. Parametr se vkládá metodou</w:t>
+      </w:r>
+      <w:r>
+        <w:t xml:space="preserve"> </w:t>
+      </w:r>
+      <w:proofErr w:type="spellStart"/>
+      <w:r>
+        <w:t>AddWithValue</w:t>
+      </w:r>
+      <w:proofErr w:type="spellEnd"/>
+      <w:r>
+        <w:t>, která automaticky určí datový typ podle vkládané hodnoty.</w:t>
+      </w:r>
+    </w:p>
+    <w:p>
+      <w:r>
+        <w:t>Poté je příkaz spuštěn metodou</w:t>
+      </w:r>
+      <w:r>
+        <w:t xml:space="preserve"> </w:t>
+      </w:r>
+      <w:proofErr w:type="spellStart"/>
+      <w:r>
+        <w:t>ExecuteNonQuery</w:t>
+      </w:r>
+      <w:proofErr w:type="spellEnd"/>
+      <w:r>
+        <w:t>(), která provede samotné smazání záznamu v databázi. Po úspěšném smazání z databáze je třeba aktualizovat i samotné zobrazení v tabulce – proto je z</w:t>
+      </w:r>
+      <w:r>
+        <w:t xml:space="preserve"> </w:t>
+      </w:r>
+      <w:proofErr w:type="spellStart"/>
+      <w:r>
+        <w:t>DataGridView</w:t>
+      </w:r>
+      <w:proofErr w:type="spellEnd"/>
+      <w:r>
+        <w:t xml:space="preserve"> </w:t>
+      </w:r>
+      <w:r>
+        <w:t>odstraněn i příslušný řádek (</w:t>
+      </w:r>
+      <w:proofErr w:type="gramStart"/>
+      <w:r>
+        <w:t>dataGridView1.Rows.Remove</w:t>
+      </w:r>
+      <w:proofErr w:type="gramEnd"/>
+      <w:r>
+        <w:t>(</w:t>
+      </w:r>
+      <w:proofErr w:type="spellStart"/>
+      <w:r>
+        <w:t>row</w:t>
+      </w:r>
+      <w:proofErr w:type="spellEnd"/>
+      <w:r>
+        <w:t>)).</w:t>
+      </w:r>
     </w:p>
     <w:p>
       <w:pPr>
         <w:pStyle w:val="Nadpis3"/>
       </w:pPr>
-      <w:bookmarkStart w:id="70" w:name="_Toc220153200"/>
-      <w:r>
-        <w:lastRenderedPageBreak/>
-        <w:t>Správa hesel</w:t>
-      </w:r>
-      <w:bookmarkEnd w:id="70"/>
-      <w:r>
-        <w:t xml:space="preserve"> </w:t>
-      </w:r>
+      <w:bookmarkStart w:id="71" w:name="_Toc220153201"/>
+      <w:r>
+        <w:t>Kategorie hesel</w:t>
+      </w:r>
+      <w:bookmarkEnd w:id="71"/>
+    </w:p>
+    <w:p>
+      <w:pPr>
+        <w:pStyle w:val="Pokraovn"/>
+      </w:pPr>
     </w:p>
     <w:p>
       <w:pPr>
         <w:pStyle w:val="Nadpis3"/>
       </w:pPr>
-      <w:bookmarkStart w:id="71" w:name="_Toc220153201"/>
-      <w:r>
-        <w:t>Kategorie hesel</w:t>
-      </w:r>
-      <w:bookmarkEnd w:id="71"/>
-      <w:r>
-        <w:t xml:space="preserve"> </w:t>
-      </w:r>
-    </w:p>
-    <w:p>
-      <w:pPr>
-        <w:pStyle w:val="Nadpis3"/>
-      </w:pPr>
       <w:bookmarkStart w:id="72" w:name="_Toc220153202"/>
       <w:r>
         <w:t>Kontrola duplicit</w:t>
       </w:r>
       <w:bookmarkEnd w:id="72"/>
-      <w:r>
-        <w:t xml:space="preserve"> </w:t>
-      </w:r>
     </w:p>
     <w:p>
       <w:pPr>
@@ -13513,7 +14473,7 @@
       <w:r>
         <w:t xml:space="preserve"> Online. Microsoft. 2022. Dostupné z: </w:t>
       </w:r>
-      <w:hyperlink r:id="rId24" w:tgtFrame="_blank" w:history="1">
+      <w:hyperlink r:id="rId31" w:tgtFrame="_blank" w:history="1">
         <w:r>
           <w:rPr>
             <w:rStyle w:val="Hypertextovodkaz"/>
@@ -13579,7 +14539,7 @@
       <w:r>
         <w:t>. Online. Microsoft. 2020. Dostupné z: </w:t>
       </w:r>
-      <w:hyperlink r:id="rId25" w:history="1">
+      <w:hyperlink r:id="rId32" w:history="1">
         <w:r>
           <w:rPr>
             <w:rStyle w:val="Hypertextovodkaz"/>
@@ -13664,13 +14624,21 @@
       <w:r>
         <w:t xml:space="preserve"> 2023, 18.8.2023. Dostupné z: </w:t>
       </w:r>
-      <w:hyperlink r:id="rId26" w:history="1">
+      <w:hyperlink r:id="rId33" w:history="1">
         <w:r>
           <w:rPr>
             <w:rStyle w:val="Hypertextovodkaz"/>
           </w:rPr>
-          <w:t>https://ssd.eff.org/module/creating-strong-passwords</w:t>
+          <w:t>https://ssd.eff.org/module/</w:t>
         </w:r>
+        <w:proofErr w:type="spellStart"/>
+        <w:r>
+          <w:rPr>
+            <w:rStyle w:val="Hypertextovodkaz"/>
+          </w:rPr>
+          <w:t>creating-strong-passwords</w:t>
+        </w:r>
+        <w:proofErr w:type="spellEnd"/>
       </w:hyperlink>
       <w:r>
         <w:t>. [cit. 2026-01-09].</w:t>
@@ -13730,7 +14698,7 @@
       <w:r>
         <w:t>. Online. Microsoft. 2023. Dostupné z: </w:t>
       </w:r>
-      <w:hyperlink r:id="rId27" w:history="1">
+      <w:hyperlink r:id="rId34" w:history="1">
         <w:r>
           <w:rPr>
             <w:rStyle w:val="Hypertextovodkaz"/>
@@ -13770,13 +14738,63 @@
       <w:r>
         <w:t>. Online. Microsoft. 2024, 10.1.2024. Dostupné z: </w:t>
       </w:r>
-      <w:hyperlink r:id="rId28" w:history="1">
+      <w:hyperlink r:id="rId35" w:history="1">
         <w:r>
           <w:rPr>
             <w:rStyle w:val="Hypertextovodkaz"/>
           </w:rPr>
-          <w:t>https://learn.microsoft.com/en-us/dotnet/core/introduction</w:t>
+          <w:t>https://learn.microsoft.com/en-</w:t>
         </w:r>
+        <w:proofErr w:type="spellStart"/>
+        <w:r>
+          <w:rPr>
+            <w:rStyle w:val="Hypertextovodkaz"/>
+          </w:rPr>
+          <w:t>us</w:t>
+        </w:r>
+        <w:proofErr w:type="spellEnd"/>
+        <w:r>
+          <w:rPr>
+            <w:rStyle w:val="Hypertextovodkaz"/>
+          </w:rPr>
+          <w:t>/</w:t>
+        </w:r>
+        <w:proofErr w:type="spellStart"/>
+        <w:r>
+          <w:rPr>
+            <w:rStyle w:val="Hypertextovodkaz"/>
+          </w:rPr>
+          <w:t>dotnet</w:t>
+        </w:r>
+        <w:proofErr w:type="spellEnd"/>
+        <w:r>
+          <w:rPr>
+            <w:rStyle w:val="Hypertextovodkaz"/>
+          </w:rPr>
+          <w:t>/</w:t>
+        </w:r>
+        <w:proofErr w:type="spellStart"/>
+        <w:r>
+          <w:rPr>
+            <w:rStyle w:val="Hypertextovodkaz"/>
+          </w:rPr>
+          <w:t>core</w:t>
+        </w:r>
+        <w:proofErr w:type="spellEnd"/>
+        <w:r>
+          <w:rPr>
+            <w:rStyle w:val="Hypertextovodkaz"/>
+          </w:rPr>
+          <w:t>/</w:t>
+        </w:r>
+        <w:proofErr w:type="spellStart"/>
+        <w:r>
+          <w:rPr>
+            <w:rStyle w:val="Hypertextovodkaz"/>
+          </w:rPr>
+          <w:t>introduction</w:t>
+        </w:r>
+        <w:proofErr w:type="spellEnd"/>
       </w:hyperlink>
       <w:r>
         <w:t>. [cit. 2026-01-09].</w:t>
@@ -13857,7 +14875,7 @@
       <w:r>
         <w:t>. Online. Medium. 2024. Dostupné z: </w:t>
       </w:r>
-      <w:hyperlink r:id="rId29" w:history="1">
+      <w:hyperlink r:id="rId36" w:history="1">
         <w:r>
           <w:rPr>
             <w:rStyle w:val="Hypertextovodkaz"/>
@@ -13914,24 +14932,12 @@
       <w:r>
         <w:t xml:space="preserve"> 2014. Dostupné z: </w:t>
       </w:r>
-      <w:hyperlink r:id="rId30" w:history="1">
+      <w:hyperlink r:id="rId37" w:history="1">
         <w:r>
           <w:rPr>
             <w:rStyle w:val="Hypertextovodkaz"/>
           </w:rPr>
-          <w:t>https://www.grappa.sk</w:t>
-        </w:r>
-        <w:r>
-          <w:rPr>
-            <w:rStyle w:val="Hypertextovodkaz"/>
-          </w:rPr>
-          <w:t>/</w:t>
-        </w:r>
-        <w:r>
-          <w:rPr>
-            <w:rStyle w:val="Hypertextovodkaz"/>
-          </w:rPr>
-          <w:t>blog/co-je-to-ux-a-ui-a-aky-je-medzi-nimi-rozdiel/</w:t>
+          <w:t>https://www.grappa.sk/blog/co-je-to-ux-a-ui-a-aky-je-medzi-nimi-rozdiel/</w:t>
         </w:r>
       </w:hyperlink>
       <w:r>
@@ -13967,7 +14973,7 @@
       <w:r>
         <w:t>. 2014. Dostupné z: </w:t>
       </w:r>
-      <w:hyperlink r:id="rId31" w:history="1">
+      <w:hyperlink r:id="rId38" w:history="1">
         <w:r>
           <w:rPr>
             <w:rStyle w:val="Hypertextovodkaz"/>
@@ -14028,7 +15034,7 @@
       <w:r>
         <w:t>2013. Dostupné z: </w:t>
       </w:r>
-      <w:hyperlink r:id="rId32" w:history="1">
+      <w:hyperlink r:id="rId39" w:history="1">
         <w:r>
           <w:rPr>
             <w:rStyle w:val="Hypertextovodkaz"/>
@@ -14137,7 +15143,7 @@
       <w:r>
         <w:t xml:space="preserve"> 2022. Dostupné z: </w:t>
       </w:r>
-      <w:hyperlink r:id="rId33" w:history="1">
+      <w:hyperlink r:id="rId40" w:history="1">
         <w:r>
           <w:rPr>
             <w:rStyle w:val="Hypertextovodkaz"/>
@@ -14193,7 +15199,7 @@
       <w:r>
         <w:t>2023, 14.3.2023. Dostupné z: </w:t>
       </w:r>
-      <w:hyperlink r:id="rId34" w:history="1">
+      <w:hyperlink r:id="rId41" w:history="1">
         <w:r>
           <w:rPr>
             <w:rStyle w:val="Hypertextovodkaz"/>
@@ -14236,7 +15242,7 @@
       <w:r>
         <w:t>Online. 2025. Dostupné z: </w:t>
       </w:r>
-      <w:hyperlink r:id="rId35" w:history="1">
+      <w:hyperlink r:id="rId42" w:history="1">
         <w:r>
           <w:rPr>
             <w:rStyle w:val="Hypertextovodkaz"/>
@@ -14283,13 +15289,21 @@
       <w:r>
         <w:t>. 2024. Dostupné z: </w:t>
       </w:r>
-      <w:hyperlink r:id="rId36" w:history="1">
+      <w:hyperlink r:id="rId43" w:history="1">
         <w:r>
           <w:rPr>
             <w:rStyle w:val="Hypertextovodkaz"/>
           </w:rPr>
-          <w:t>https://www.strafelda.cz/hash</w:t>
+          <w:t>https://www.strafelda.cz/</w:t>
         </w:r>
+        <w:proofErr w:type="spellStart"/>
+        <w:r>
+          <w:rPr>
+            <w:rStyle w:val="Hypertextovodkaz"/>
+          </w:rPr>
+          <w:t>hash</w:t>
+        </w:r>
+        <w:proofErr w:type="spellEnd"/>
       </w:hyperlink>
       <w:r>
         <w:t>. [cit. 2026-01-24].</w:t>
@@ -14339,7 +15353,7 @@
       <w:r>
         <w:t> Online. Microsoft. 2026. Dostupné z: </w:t>
       </w:r>
-      <w:hyperlink r:id="rId37" w:history="1">
+      <w:hyperlink r:id="rId44" w:history="1">
         <w:r>
           <w:rPr>
             <w:rStyle w:val="Hypertextovodkaz"/>
@@ -14454,7 +15468,7 @@
       <w:r>
         <w:t>. 2016. Dostupné z: </w:t>
       </w:r>
-      <w:hyperlink r:id="rId38" w:history="1">
+      <w:hyperlink r:id="rId45" w:history="1">
         <w:r>
           <w:rPr>
             <w:rStyle w:val="Hypertextovodkaz"/>
@@ -14541,7 +15555,7 @@
       <w:r>
         <w:t xml:space="preserve"> 2025. Dostupné z: </w:t>
       </w:r>
-      <w:hyperlink r:id="rId39" w:anchor="SQL_Enjeksiyon_Saldirisinin_Tanimi_ve_Onemi" w:history="1">
+      <w:hyperlink r:id="rId46" w:anchor="SQL_Enjeksiyon_Saldirisinin_Tanimi_ve_Onemi" w:history="1">
         <w:r>
           <w:rPr>
             <w:rStyle w:val="Hypertextovodkaz"/>
@@ -14642,7 +15656,7 @@
       <w:r>
         <w:t>2013. Dostupné z: </w:t>
       </w:r>
-      <w:hyperlink r:id="rId40" w:history="1">
+      <w:hyperlink r:id="rId47" w:history="1">
         <w:r>
           <w:rPr>
             <w:rStyle w:val="Hypertextovodkaz"/>
@@ -14752,7 +15766,7 @@
       <w:r>
         <w:t xml:space="preserve"> 2025, 18.3.2025. Dostupné z: </w:t>
       </w:r>
-      <w:hyperlink r:id="rId41" w:history="1">
+      <w:hyperlink r:id="rId48" w:history="1">
         <w:r>
           <w:rPr>
             <w:rStyle w:val="Hypertextovodkaz"/>
@@ -14794,12 +15808,40 @@
       <w:r>
         <w:t>. 2024. Dostupné z: </w:t>
       </w:r>
-      <w:hyperlink r:id="rId42" w:history="1">
+      <w:hyperlink r:id="rId49" w:history="1">
         <w:r>
           <w:rPr>
             <w:rStyle w:val="Hypertextovodkaz"/>
           </w:rPr>
-          <w:t>https://www.eea.sk/slovnik/backlog/</w:t>
+          <w:t>https://www.eea.sk/</w:t>
+        </w:r>
+        <w:proofErr w:type="spellStart"/>
+        <w:r>
+          <w:rPr>
+            <w:rStyle w:val="Hypertextovodkaz"/>
+          </w:rPr>
+          <w:t>slovnik</w:t>
+        </w:r>
+        <w:proofErr w:type="spellEnd"/>
+        <w:r>
+          <w:rPr>
+            <w:rStyle w:val="Hypertextovodkaz"/>
+          </w:rPr>
+          <w:t>/</w:t>
+        </w:r>
+        <w:proofErr w:type="spellStart"/>
+        <w:r>
+          <w:rPr>
+            <w:rStyle w:val="Hypertextovodkaz"/>
+          </w:rPr>
+          <w:t>backlog</w:t>
+        </w:r>
+        <w:proofErr w:type="spellEnd"/>
+        <w:r>
+          <w:rPr>
+            <w:rStyle w:val="Hypertextovodkaz"/>
+          </w:rPr>
+          <w:t>/</w:t>
         </w:r>
       </w:hyperlink>
       <w:r>
@@ -14981,7 +16023,7 @@
       <w:r>
         <w:t>. 2021, 8.8.2025. Dostupné z: </w:t>
       </w:r>
-      <w:hyperlink r:id="rId43" w:history="1">
+      <w:hyperlink r:id="rId50" w:history="1">
         <w:r>
           <w:rPr>
             <w:rStyle w:val="Hypertextovodkaz"/>
@@ -15701,7 +16743,7 @@
       <w:bookmarkEnd w:id="121"/>
     </w:p>
     <w:sectPr>
-      <w:footerReference w:type="default" r:id="rId44"/>
+      <w:footerReference w:type="default" r:id="rId51"/>
       <w:pgSz w:w="11906" w:h="16838"/>
       <w:pgMar w:top="1701" w:right="1418" w:bottom="1701" w:left="2268" w:header="709" w:footer="709" w:gutter="0"/>
       <w:cols w:space="708"/>
@@ -21159,7 +22201,6 @@
     <w:name w:val="Normal (Web)"/>
     <w:basedOn w:val="Normln"/>
     <w:uiPriority w:val="99"/>
-    <w:semiHidden/>
     <w:unhideWhenUsed/>
     <w:rsid w:val="000577A7"/>
     <w:pPr>
@@ -21269,6 +22310,17 @@
     <w:name w:val="hljs-string"/>
     <w:basedOn w:val="Standardnpsmoodstavce"/>
     <w:rsid w:val="009253BB"/>
+  </w:style>
+  <w:style w:type="character" w:styleId="Zdraznn">
+    <w:name w:val="Emphasis"/>
+    <w:basedOn w:val="Standardnpsmoodstavce"/>
+    <w:uiPriority w:val="20"/>
+    <w:qFormat/>
+    <w:rsid w:val="004C5F69"/>
+    <w:rPr>
+      <w:i/>
+      <w:iCs/>
+    </w:rPr>
   </w:style>
 </w:styles>
 </file>
